--- a/meta_agents/search_v2/outputs/Manuscript_Full.docx
+++ b/meta_agents/search_v2/outputs/Manuscript_Full.docx
@@ -723,7 +723,7 @@
           <w:sz w:val="24"/>
           <w:szCs w:val="24"/>
         </w:rPr>
-        <w:t xml:space="preserve">For triple-negative breast cancer (TNBC), incidence relative to NHW women was highest in NHB women (1.95, 1.93–1.98). The AANHPI aggregate was 0.70 (0.68–0.72), Hispanic 0.86 (0.84–0.88), and AI/AN 0.86 (0.80–0.93); within AANHPI, TNBC IRRs were lower in Chinese (0.53 †), Filipino (0.84 †), and Native Hawaiian (0.86 †) women (Table 1).</w:t>
+        <w:t xml:space="preserve">For triple-negative breast cancer (TNBC), incidence relative to NHW women was highest in NHB women (1.95, 1.93–1.98). The AANHPI aggregate was 0.70 (0.68–0.72), Hispanic 0.86 (0.84–0.88), and AI/AN 0.86 (0.80–0.93); within AANHPI, TNBC IRRs were lower in Chinese (0.53 †), Filipina (0.84 †), and Native Hawaiian (0.86 †) women (Table 1).</w:t>
       </w:r>
     </w:p>
     <w:p>
@@ -753,7 +753,7 @@
           <w:sz w:val="24"/>
           <w:szCs w:val="24"/>
         </w:rPr>
-        <w:t xml:space="preserve">Among men, breast cancer incidence in Black men was 1.52 (1.44–1.60 †) relative to White men (Table 1).</w:t>
+        <w:t xml:space="preserve">Among men, breast cancer incidence in Black men was 1.52 (1.44–1.60)† relative to White men (Table 1).</w:t>
       </w:r>
     </w:p>
     <w:p>
@@ -826,7 +826,7 @@
           <w:sz w:val="24"/>
           <w:szCs w:val="24"/>
         </w:rPr>
-        <w:t xml:space="preserve">These findings are consistent with earlier disaggregated analyses and extend them. Gomez and colleagues first described how aggregated Asian American data can hide substantial subgroup differences;⁵ the present estimates span the full set of subgroups over the most recent SEER-21 period.²⁶ The high incidence observed in Native Hawaiian women echoes the heterogeneous burden reported in Hawai'i,²¹ and the ordering of Hispanic subgroups—lower in Mexican and higher in Puerto Rican and Cuban women—reproduces the gradient described among first-generation U.S. Hispanics.⁸ The regional range across AI/AN populations, and the low rate in the Navajo area, are in line with prior regional and tribal analyses.¹⁰,³³,³⁷,⁴⁰ The higher TNBC incidence in NHB women is also concordant with prior subtype-specific work.²,²⁰ The contribution here is to bring these scattered estimates together with overlapping registry data reduced to one representative population-based estimate per registry family and a consistent NHW comparator, so that aggregate and subgroup results can be read side by side.</w:t>
+        <w:t xml:space="preserve">These findings are consistent with earlier disaggregated analyses and extend them. Gomez and colleagues first described how aggregated Asian American data can hide substantial subgroup differences;⁵ the present estimates span the full set of subgroups over the most recent SEER-21 period.²⁶ The high incidence observed in Native Hawaiian women echoes the heterogeneous burden reported in Hawaii,²¹ and the ordering of Hispanic subgroups—lower in Mexican and higher in Puerto Rican and Cuban women—reproduces the gradient described among first-generation U.S. Hispanics.⁸ The regional range across AI/AN populations, and the low rate in the Navajo area, are in line with prior regional and tribal analyses.¹⁰,³³,³⁷,⁴⁰ The higher TNBC incidence in NHB women is also concordant with prior subtype-specific work.²,²⁰ The contribution here is to bring these scattered estimates together with overlapping registry data reduced to one representative population-based estimate per registry family and a consistent NHW comparator, so that aggregate and subgroup results can be read side by side.</w:t>
       </w:r>
     </w:p>
     <w:p>

--- a/meta_agents/search_v2/outputs/Manuscript_Full.docx
+++ b/meta_agents/search_v2/outputs/Manuscript_Full.docx
@@ -56,7 +56,7 @@
           <w:sz w:val="24"/>
           <w:szCs w:val="24"/>
         </w:rPr>
-        <w:t xml:space="preserve"> Invasive breast cancer incidence differs across U.S. racial and ethnic groups, but values reported for broad aggregate categories may not reflect the variation among their subgroups. Disaggregated estimates are scattered across registries with overlapping populations and different reference groups, limiting direct comparison.</w:t>
+        <w:t xml:space="preserve"> In the United States, breast cancer incidence is commonly reported for broad racial and ethnic categories. Incidence for the detailed subgroups within them, and for receptor-defined subtypes, has been reported in separate cancer-registry studies that differ in populations, periods, and reference groups.</w:t>
       </w:r>
     </w:p>
     <w:p>

--- a/meta_agents/search_v2/outputs/Manuscript_Full.docx
+++ b/meta_agents/search_v2/outputs/Manuscript_Full.docx
@@ -128,7 +128,7 @@
           <w:sz w:val="24"/>
           <w:szCs w:val="24"/>
         </w:rPr>
-        <w:t xml:space="preserve"> Of 4,793 records screened, 163 studies were included (48 eligible for quantitative synthesis, 43 with extractable data). Overall incidence was lower than NHW in each aggregate group: American Indian and Alaska Native (AI/AN) 0.56, Hispanic/Latina 0.72, Asian American, Native Hawaiian, and Pacific Islander (AANHPI) 0.77, and non-Hispanic Black (NHB) 0.93. Within-group estimates ranged widely—0.16 (Hmong) to 1.05 (Japanese) across Asian American subgroups, up to 1.21 in Native Hawaiian women, 0.50 (Mexican) to 0.82 (Puerto Rican) by Hispanic origin, and 0.49 (Navajo area) to 1.33 (Northern Plains) across AI/AN regions. For triple-negative breast cancer, incidence was highest in NHB women (1.95).</w:t>
+        <w:t xml:space="preserve"> Of 4,793 records screened, 163 studies were included—48 eligible for quantitative synthesis (43 with extractable data) and 115 narrative. Overall incidence was lower than NHW in each aggregate group: American Indian and Alaska Native (AI/AN) 0.56, Hispanic/Latina 0.72, Asian American, Native Hawaiian, and Pacific Islander (AANHPI) 0.77, and non-Hispanic Black (NHB) 0.93. Within-group estimates ranged widely—0.16 (Hmong) to 1.05 (Japanese) across Asian American subgroups, up to 1.21 in Native Hawaiian women, 0.50 (Mexican) to 0.82 (Puerto Rican) by Hispanic origin, and 0.49 (Navajo area) to 1.33 (Northern Plains) across AI/AN regions. For triple-negative breast cancer, incidence was highest in NHB women (1.95).</w:t>
       </w:r>
     </w:p>
     <w:p>
@@ -151,7 +151,7 @@
           <w:sz w:val="24"/>
           <w:szCs w:val="24"/>
         </w:rPr>
-        <w:t xml:space="preserve"> Reported at the aggregate level, these categories summarize overall differences but not the variation among their constituent subgroups, several of which reach or exceed the NHW rate. Subgroup-level surveillance, with linkage-based counting of AI/AN cases, would more accurately identify the highest-incidence populations. This descriptive review compares incidence and does not assess causes.</w:t>
+        <w:t xml:space="preserve"> Reported at the aggregate level, these categories summarize overall differences but not the variation among their subgroups, several of which reach or exceed the NHW rate. Subgroup-level surveillance, with linkage-based counting of AI/AN cases, would better identify the highest-incidence populations. This descriptive review compares incidence and does not assess causes.</w:t>
       </w:r>
     </w:p>
     <w:p>
@@ -375,7 +375,7 @@
           <w:sz w:val="24"/>
           <w:szCs w:val="24"/>
         </w:rPr>
-        <w:t xml:space="preserve">Records were de-duplicated across databases (4,306 duplicates removed, leaving 4,793 unique records). Titles and abstracts, and then full texts, were screened independently by two reviewers, and disagreements were resolved by consensus or a third reviewer. In all, 163 publications were included in the systematic review; of these, 48 were eligible for quantitative synthesis and 43 provided extractable quantitative data, while the remaining studies informed the narrative synthesis. Most included studies were population-based registry or incidence studies (drawing on SEER, NPCR/USCS, NAACCR, state, or IHS-linked registries) rather than cohort studies (Supplementary Table 2). From each study contributing quantitative data we extracted the cancer registry, geographic coverage, diagnosis period, age range, standard population, racial or ethnic group and comparator, outcome (overall or subtype), the reported estimate, and its confidence interval. Each estimate was labelled by provenance—directly reported IRR or SIR, computed from reported rates (with a reported or Poisson-derived variance), or read from a figure—and the label was retained for risk-of-bias scoring and for a provenance-restricted sensitivity analysis.</w:t>
+        <w:t xml:space="preserve">Records were de-duplicated across databases (4,306 duplicates removed, leaving 4,793 unique records). Titles and abstracts, and then full texts, were screened independently by two reviewers, and disagreements were resolved by consensus or a third reviewer. In all, 163 publications were included in the systematic review; of these, 48 were eligible for quantitative synthesis (43 provided extractable quantitative data) and the remaining 115 informed the narrative synthesis. Most included studies were population-based registry or incidence studies (drawing on SEER, NPCR/USCS, NAACCR, state, or IHS-linked registries) rather than cohort studies (Supplementary Table 2). From each study contributing quantitative data we extracted the cancer registry, geographic coverage, diagnosis period, age range, standard population, racial or ethnic group and comparator, outcome (overall or subtype), the reported estimate, and its confidence interval. Each estimate was labelled by provenance—directly reported IRR or SIR, computed from reported rates (with a reported or Poisson-derived variance), or read from a figure—and the label was retained for risk-of-bias scoring and for a provenance-restricted sensitivity analysis.</w:t>
       </w:r>
     </w:p>
     <w:p>
@@ -543,7 +543,7 @@
           <w:sz w:val="24"/>
           <w:szCs w:val="24"/>
         </w:rPr>
-        <w:t xml:space="preserve">The four databases returned 9,099 records; 4,306 duplicates were removed, leaving 4,793 unique records for title and abstract screening. Full text was assessed for 242 reports, of which 79 were excluded, giving 163 included studies (Figure 1). Of these, 48 were eligible for quantitative synthesis and 43 provided extractable estimates (144 estimates in total)²⁻⁹,¹¹⁻¹²,¹⁵⁻⁴⁷; the remaining 115 contributed to the narrative synthesis. The extracted studies were published between 2002 and 2026 and drew on the Surveillance, Epidemiology, and End Results (SEER) program, the National Program of Cancer Registries and the United States Cancer Statistics file, the North American Association of Central Cancer Registries, Indian Health Service–linked and tribal registries, and individual state or regional registries (Supplementary Table 2). After collapsing overlapping estimates to one representative per registry family, 85 analytic cells (racial or ethnic group × analytic dimension) remained for the main analysis (Table 1). The reference group was non-Hispanic White in most studies and an unstratified White group in a minority (marked †; Supplementary Table 4).</w:t>
+        <w:t xml:space="preserve">The four databases returned 9,099 records; 4,306 duplicates were removed, leaving 4,793 unique records for title and abstract screening. Full text was assessed for 242 reports, of which 79 were excluded, giving 163 included studies (Figure 1). Of these, 48 were eligible for quantitative synthesis—43 of which provided extractable estimates (144 estimates in total)²⁻⁹,¹¹⁻¹²,¹⁵⁻⁴⁷—and the remaining 115 were included in the narrative synthesis (163 = 48 + 115). The extracted studies were published between 2002 and 2026 and drew on the Surveillance, Epidemiology, and End Results (SEER) program, the National Program of Cancer Registries and the United States Cancer Statistics file, the North American Association of Central Cancer Registries, Indian Health Service–linked and tribal registries, and individual state or regional registries (Supplementary Table 2). After collapsing overlapping estimates to one representative per registry family, 85 analytic cells (racial or ethnic group × analytic dimension) remained for the main analysis (Table 1). The reference group was non-Hispanic White in most studies and an unstratified White group in a minority (marked †; Supplementary Table 4).</w:t>
       </w:r>
     </w:p>
     <w:p>

--- a/meta_agents/search_v2/outputs/Manuscript_Full.docx
+++ b/meta_agents/search_v2/outputs/Manuscript_Full.docx
@@ -483,7 +483,7 @@
           <w:sz w:val="24"/>
           <w:szCs w:val="24"/>
         </w:rPr>
-        <w:t xml:space="preserve">Each estimate was expressed as an IRR relative to NHW women. When a study reported age-standardized rates rather than a ratio, the IRR was computed from the minority and NHW rates of the same study, standard population, and diagnosis period, and its confidence interval was propagated from the reported rate intervals by the delta method. Because estimates within a group are drawn from overlapping registry populations and are not independent, they were not combined into a pooled random-effects estimate; the primary result for each group is the representative population-based estimate defined above. The analysis therefore emphasizes the racial and ethnic disparities and the heterogeneity among subgroups within each aggregate category, displayed group by group rather than summarized as a single pooled value. Analyses were carried out in Python 3 using SciPy.</w:t>
+        <w:t xml:space="preserve">Each estimate was expressed as an IRR relative to NHW women. When a study reported age-standardized rates rather than a ratio, the IRR was computed from the minority and NHW rates of the same study, standard population, and diagnosis period, and its confidence interval was propagated from the reported rate intervals by the delta method. Because estimates within a group are drawn from overlapping registry populations and are not independent, they were not combined into a pooled random-effects estimate; the primary result for each group is the representative population-based estimate defined above. The analysis therefore emphasizes the racial and ethnic disparities and the heterogeneity among subgroups within each aggregate category, displayed group by group rather than summarized as a single pooled value. Studies that met the inclusion criteria but did not provide a recoverable non-Hispanic White comparison were not placed on the IRR scale; these were summarized narratively by racial or ethnic group and outcome. Analyses were carried out in Python 3 using SciPy.</w:t>
       </w:r>
     </w:p>
     <w:p>
@@ -754,6 +754,36 @@
           <w:szCs w:val="24"/>
         </w:rPr>
         <w:t xml:space="preserve">Among men, breast cancer incidence in Black men was 1.52 (1.44–1.60)† relative to White men (Table 1).</w:t>
+      </w:r>
+    </w:p>
+    <w:p>
+      <w:pPr>
+        <w:pStyle w:val="Heading2"/>
+        <w:keepNext/>
+        <w:spacing w:after="80" w:line="360"/>
+      </w:pPr>
+      <w:r>
+        <w:rPr>
+          <w:rFonts w:ascii="Times New Roman" w:cs="Times New Roman" w:eastAsia="Times New Roman" w:hAnsi="Times New Roman"/>
+          <w:b/>
+          <w:bCs/>
+          <w:sz w:val="24"/>
+          <w:szCs w:val="24"/>
+        </w:rPr>
+        <w:t xml:space="preserve">Narrative synthesis</w:t>
+      </w:r>
+    </w:p>
+    <w:p>
+      <w:pPr>
+        <w:spacing w:after="160" w:line="360"/>
+      </w:pPr>
+      <w:r>
+        <w:rPr>
+          <w:rFonts w:ascii="Times New Roman" w:cs="Times New Roman" w:eastAsia="Times New Roman" w:hAnsi="Times New Roman"/>
+          <w:sz w:val="24"/>
+          <w:szCs w:val="24"/>
+        </w:rPr>
+        <w:t xml:space="preserve">The 115 studies not entered into the quantitative synthesis met the inclusion criteria but did not report an incidence rate ratio, or age-standardized rates, from which a comparison with a non-Hispanic White reference could be recovered; they are listed in Supplementary Table 2. These reports most often described incidence within specific racial or ethnic subgroups, by age group, and over time, with others addressing geographic or socioeconomic variation, molecular subtype, and stage at diagnosis. Where they reported a racial or ethnic comparison, their findings were generally in the same direction as the quantitative results—lower overall incidence in most minority groups than in NHW women, wide variation among Asian American and Hispanic/Latina subgroups, and a higher burden of triple-negative disease in NHB women. Because these studies used varied reference groups, standard populations, and reporting formats, their results were summarized qualitatively rather than placed on the common IRR scale.</w:t>
       </w:r>
     </w:p>
     <w:p>

--- a/meta_agents/search_v2/outputs/Manuscript_Full.docx
+++ b/meta_agents/search_v2/outputs/Manuscript_Full.docx
@@ -938,605 +938,605 @@
           <w:sz w:val="24"/>
           <w:szCs w:val="24"/>
         </w:rPr>
-        <w:t xml:space="preserve">1. Giaquinto et al. Breast cancer statistics 2024. 2024. PMID: 39352042; doi:10.3322/caac.21863</w:t>
-      </w:r>
-    </w:p>
-    <w:p>
-      <w:pPr>
-        <w:spacing w:after="60" w:line="300"/>
-      </w:pPr>
-      <w:r>
-        <w:rPr>
-          <w:rFonts w:ascii="Times New Roman" w:cs="Times New Roman" w:eastAsia="Times New Roman" w:hAnsi="Times New Roman"/>
-          <w:sz w:val="24"/>
-          <w:szCs w:val="24"/>
-        </w:rPr>
-        <w:t xml:space="preserve">2. Howlader et al. US incidence of breast cancer subtypes defined by joint hormone receptor and HER2 status. 2014. PMID: 24777111; doi:10.1093/jnci/dju055</w:t>
-      </w:r>
-    </w:p>
-    <w:p>
-      <w:pPr>
-        <w:spacing w:after="60" w:line="300"/>
-      </w:pPr>
-      <w:r>
-        <w:rPr>
-          <w:rFonts w:ascii="Times New Roman" w:cs="Times New Roman" w:eastAsia="Times New Roman" w:hAnsi="Times New Roman"/>
-          <w:sz w:val="24"/>
-          <w:szCs w:val="24"/>
-        </w:rPr>
-        <w:t xml:space="preserve">3. Hendrick et al. Age distributions of breast cancer diagnosis and mortality by race and ethnicity in US women. 2021. PMID: 34427920; doi:10.1002/cncr.33846</w:t>
-      </w:r>
-    </w:p>
-    <w:p>
-      <w:pPr>
-        <w:spacing w:after="60" w:line="300"/>
-      </w:pPr>
-      <w:r>
-        <w:rPr>
-          <w:rFonts w:ascii="Times New Roman" w:cs="Times New Roman" w:eastAsia="Times New Roman" w:hAnsi="Times New Roman"/>
-          <w:sz w:val="24"/>
-          <w:szCs w:val="24"/>
-        </w:rPr>
-        <w:t xml:space="preserve">4. Gleason et al. Breast Cancer Incidence in Black and White Women Stratified by Estrogen and Progesterone Receptor Statuses. 2012. PMID: 23166647; doi:10.1371/journal.pone.0049359</w:t>
-      </w:r>
-    </w:p>
-    <w:p>
-      <w:pPr>
-        <w:spacing w:after="60" w:line="300"/>
-      </w:pPr>
-      <w:r>
-        <w:rPr>
-          <w:rFonts w:ascii="Times New Roman" w:cs="Times New Roman" w:eastAsia="Times New Roman" w:hAnsi="Times New Roman"/>
-          <w:sz w:val="24"/>
-          <w:szCs w:val="24"/>
-        </w:rPr>
-        <w:t xml:space="preserve">5. Gomez et al. Hidden breast cancer disparities in Asian women: disaggregating incidence rates by ethnicity and migrant status.. 2010. PMID: 20147696</w:t>
-      </w:r>
-    </w:p>
-    <w:p>
-      <w:pPr>
-        <w:spacing w:after="60" w:line="300"/>
-      </w:pPr>
-      <w:r>
-        <w:rPr>
-          <w:rFonts w:ascii="Times New Roman" w:cs="Times New Roman" w:eastAsia="Times New Roman" w:hAnsi="Times New Roman"/>
-          <w:sz w:val="24"/>
-          <w:szCs w:val="24"/>
-        </w:rPr>
-        <w:t xml:space="preserve">6. Mills et al. Cancer incidence in the Hmong in California, 1988-2000. 2005. PMID: 16247793; doi:10.1002/cncr.21525</w:t>
-      </w:r>
-    </w:p>
-    <w:p>
-      <w:pPr>
-        <w:spacing w:after="60" w:line="300"/>
-      </w:pPr>
-      <w:r>
-        <w:rPr>
-          <w:rFonts w:ascii="Times New Roman" w:cs="Times New Roman" w:eastAsia="Times New Roman" w:hAnsi="Times New Roman"/>
-          <w:sz w:val="24"/>
-          <w:szCs w:val="24"/>
-        </w:rPr>
-        <w:t xml:space="preserve">7. Keegan et al. Recent trends in breast cancer incidence among 6 Asian groups in the Greater Bay Area of Northern California. 2007. PMID: 17163416; doi:10.1002/ijc.22432</w:t>
-      </w:r>
-    </w:p>
-    <w:p>
-      <w:pPr>
-        <w:spacing w:after="60" w:line="300"/>
-      </w:pPr>
-      <w:r>
-        <w:rPr>
-          <w:rFonts w:ascii="Times New Roman" w:cs="Times New Roman" w:eastAsia="Times New Roman" w:hAnsi="Times New Roman"/>
-          <w:sz w:val="24"/>
-          <w:szCs w:val="24"/>
-        </w:rPr>
-        <w:t xml:space="preserve">8. Pinheiro et al. Cancer incidence in first generation U.S. Hispanics: Cubans, Mexicans, Puerto Ricans, and New Latinos. 2009. PMID: 19661072; doi:10.1158/1055-9965.epi-09-0329</w:t>
-      </w:r>
-    </w:p>
-    <w:p>
-      <w:pPr>
-        <w:spacing w:after="60" w:line="300"/>
-      </w:pPr>
-      <w:r>
-        <w:rPr>
-          <w:rFonts w:ascii="Times New Roman" w:cs="Times New Roman" w:eastAsia="Times New Roman" w:hAnsi="Times New Roman"/>
-          <w:sz w:val="24"/>
-          <w:szCs w:val="24"/>
-        </w:rPr>
-        <w:t xml:space="preserve">9. Keegan et al. Breast cancer incidence patterns among california hispanic women: Differences by nativity and residence in an enclave. 2010. PMID: 20447917; doi:10.1158/1055-9965.epi-10-0021</w:t>
-      </w:r>
-    </w:p>
-    <w:p>
-      <w:pPr>
-        <w:spacing w:after="60" w:line="300"/>
-      </w:pPr>
-      <w:r>
-        <w:rPr>
-          <w:rFonts w:ascii="Times New Roman" w:cs="Times New Roman" w:eastAsia="Times New Roman" w:hAnsi="Times New Roman"/>
-          <w:sz w:val="24"/>
-          <w:szCs w:val="24"/>
-        </w:rPr>
-        <w:t xml:space="preserve">10. Espey et al. Annual report to the nation on the status of cancer, 1975-2004, featuring cancer  in American Indians and Alaska Natives. 2007. PMID: 17939129; doi:10.1002/cncr.23044</w:t>
-      </w:r>
-    </w:p>
-    <w:p>
-      <w:pPr>
-        <w:spacing w:after="60" w:line="300"/>
-      </w:pPr>
-      <w:r>
-        <w:rPr>
-          <w:rFonts w:ascii="Times New Roman" w:cs="Times New Roman" w:eastAsia="Times New Roman" w:hAnsi="Times New Roman"/>
-          <w:sz w:val="24"/>
-          <w:szCs w:val="24"/>
-        </w:rPr>
-        <w:t xml:space="preserve">11. Nash et al. Invasive breast cancer among Alaska Native women in Alaska. 2019. PMID: 31234738; doi:10.1080/22423982.2019.1633190</w:t>
-      </w:r>
-    </w:p>
-    <w:p>
-      <w:pPr>
-        <w:spacing w:after="60" w:line="300"/>
-      </w:pPr>
-      <w:r>
-        <w:rPr>
-          <w:rFonts w:ascii="Times New Roman" w:cs="Times New Roman" w:eastAsia="Times New Roman" w:hAnsi="Times New Roman"/>
-          <w:sz w:val="24"/>
-          <w:szCs w:val="24"/>
-        </w:rPr>
-        <w:t xml:space="preserve">12. Nash et al. The Alaska Native Tumour Registry: fifty years of cancer surveillance data for  Alaska Native people. 2022. PMID: 34918619; doi:10.1080/22423982.2021.2013403</w:t>
-      </w:r>
-    </w:p>
-    <w:p>
-      <w:pPr>
-        <w:spacing w:after="60" w:line="300"/>
-      </w:pPr>
-      <w:r>
-        <w:rPr>
-          <w:rFonts w:ascii="Times New Roman" w:cs="Times New Roman" w:eastAsia="Times New Roman" w:hAnsi="Times New Roman"/>
-          <w:sz w:val="24"/>
-          <w:szCs w:val="24"/>
-        </w:rPr>
-        <w:t xml:space="preserve">13. Page MJ, McKenzie JE, Bossuyt PM, et al. The PRISMA 2020 statement: an updated guideline for reporting systematic reviews. BMJ. 2021;372:n71.   PMID: 33782057; doi:10.1136/bmj.n71</w:t>
-      </w:r>
-    </w:p>
-    <w:p>
-      <w:pPr>
-        <w:spacing w:after="60" w:line="300"/>
-      </w:pPr>
-      <w:r>
-        <w:rPr>
-          <w:rFonts w:ascii="Times New Roman" w:cs="Times New Roman" w:eastAsia="Times New Roman" w:hAnsi="Times New Roman"/>
-          <w:sz w:val="24"/>
-          <w:szCs w:val="24"/>
-        </w:rPr>
-        <w:t xml:space="preserve">14. Munn Z, Moola S, Lisy K, Riitano D, Tufanaru C. Methodological guidance for systematic reviews of observational epidemiological studies reporting prevalence and cumulative incidence data. Int J Evid Based Healthc. 2015;13(3):147–153.   PMID: 26317388; doi:10.1097/XEB.0000000000000054</w:t>
-      </w:r>
-    </w:p>
-    <w:p>
-      <w:pPr>
-        <w:spacing w:after="60" w:line="300"/>
-      </w:pPr>
-      <w:r>
-        <w:rPr>
-          <w:rFonts w:ascii="Times New Roman" w:cs="Times New Roman" w:eastAsia="Times New Roman" w:hAnsi="Times New Roman"/>
-          <w:sz w:val="24"/>
-          <w:szCs w:val="24"/>
-        </w:rPr>
-        <w:t xml:space="preserve">15. Davis Lynn et al. Breast Cancer Incidence Rates in Ghanaian and US Black Women from 2013 Through 2015. 2025. PMID: 41082230; doi:10.1001/jamanetworkopen.2025.37160</w:t>
-      </w:r>
-    </w:p>
-    <w:p>
-      <w:pPr>
-        <w:spacing w:after="60" w:line="300"/>
-      </w:pPr>
-      <w:r>
-        <w:rPr>
-          <w:rFonts w:ascii="Times New Roman" w:cs="Times New Roman" w:eastAsia="Times New Roman" w:hAnsi="Times New Roman"/>
-          <w:sz w:val="24"/>
-          <w:szCs w:val="24"/>
-        </w:rPr>
-        <w:t xml:space="preserve">16. Zhang et al. Disparities and trends of the incidence and mortality of female-specific cancers in the United States. 2025. PMID: 41086189; doi:10.1371/journal.pone.0334128</w:t>
-      </w:r>
-    </w:p>
-    <w:p>
-      <w:pPr>
-        <w:spacing w:after="60" w:line="300"/>
-      </w:pPr>
-      <w:r>
-        <w:rPr>
-          <w:rFonts w:ascii="Times New Roman" w:cs="Times New Roman" w:eastAsia="Times New Roman" w:hAnsi="Times New Roman"/>
-          <w:sz w:val="24"/>
-          <w:szCs w:val="24"/>
-        </w:rPr>
-        <w:t xml:space="preserve">17. Liu et al. Invasive breast cancer incidence trends by detailed race/ethnicity and age. 2012. PMID: 21351091; doi:10.1002/ijc.26004</w:t>
-      </w:r>
-    </w:p>
-    <w:p>
-      <w:pPr>
-        <w:spacing w:after="60" w:line="300"/>
-      </w:pPr>
-      <w:r>
-        <w:rPr>
-          <w:rFonts w:ascii="Times New Roman" w:cs="Times New Roman" w:eastAsia="Times New Roman" w:hAnsi="Times New Roman"/>
-          <w:sz w:val="24"/>
-          <w:szCs w:val="24"/>
-        </w:rPr>
-        <w:t xml:space="preserve">18. Zahrieh et al. Quantification of Potential Inequities in Breast Cancer Incidence in New Mexico Through Bayesian Disease Mapping. 2021. PMID: 33705303; doi:10.5888/pcd18.200468</w:t>
-      </w:r>
-    </w:p>
-    <w:p>
-      <w:pPr>
-        <w:spacing w:after="60" w:line="300"/>
-      </w:pPr>
-      <w:r>
-        <w:rPr>
-          <w:rFonts w:ascii="Times New Roman" w:cs="Times New Roman" w:eastAsia="Times New Roman" w:hAnsi="Times New Roman"/>
-          <w:sz w:val="24"/>
-          <w:szCs w:val="24"/>
-        </w:rPr>
-        <w:t xml:space="preserve">19. Xu et al. Breast Cancer Incidence Among US Women Aged 20 to 49 Years by Race, Stage, and Hormone Receptor Status. 2024. PMID: 38277147; doi:10.1001/jamanetworkopen.2023.53331</w:t>
-      </w:r>
-    </w:p>
-    <w:p>
-      <w:pPr>
-        <w:spacing w:after="60" w:line="300"/>
-      </w:pPr>
-      <w:r>
-        <w:rPr>
-          <w:rFonts w:ascii="Times New Roman" w:cs="Times New Roman" w:eastAsia="Times New Roman" w:hAnsi="Times New Roman"/>
-          <w:sz w:val="24"/>
-          <w:szCs w:val="24"/>
-        </w:rPr>
-        <w:t xml:space="preserve">20. Sung et al. State Variation in Racial and Ethnic Disparities in Incidence of Triple-Negative Breast Cancer among US Women. 2023. PMID: 36862439; doi:10.1001/jamaoncol.2022.7835</w:t>
-      </w:r>
-    </w:p>
-    <w:p>
-      <w:pPr>
-        <w:spacing w:after="60" w:line="300"/>
-      </w:pPr>
-      <w:r>
-        <w:rPr>
-          <w:rFonts w:ascii="Times New Roman" w:cs="Times New Roman" w:eastAsia="Times New Roman" w:hAnsi="Times New Roman"/>
-          <w:sz w:val="24"/>
-          <w:szCs w:val="24"/>
-        </w:rPr>
-        <w:t xml:space="preserve">21. Loo et al. The high and heterogeneous burden of breast cancer in Hawaii: A unique multiethnic U.S. Population. 2019. PMID: 30503975; doi:10.1016/j.canep.2018.11.006</w:t>
-      </w:r>
-    </w:p>
-    <w:p>
-      <w:pPr>
-        <w:spacing w:after="60" w:line="300"/>
-      </w:pPr>
-      <w:r>
-        <w:rPr>
-          <w:rFonts w:ascii="Times New Roman" w:cs="Times New Roman" w:eastAsia="Times New Roman" w:hAnsi="Times New Roman"/>
-          <w:sz w:val="24"/>
-          <w:szCs w:val="24"/>
-        </w:rPr>
-        <w:t xml:space="preserve">22. Ellington et al. Trends in Breast Cancer Incidence, by Race, Ethnicity, and Age Among Women Aged ≥20 Years - United States, 1999-2018. 2022. PMID: 35025856; doi:10.15585/mmwr.mm7102a2</w:t>
-      </w:r>
-    </w:p>
-    <w:p>
-      <w:pPr>
-        <w:spacing w:after="60" w:line="300"/>
-      </w:pPr>
-      <w:r>
-        <w:rPr>
-          <w:rFonts w:ascii="Times New Roman" w:cs="Times New Roman" w:eastAsia="Times New Roman" w:hAnsi="Times New Roman"/>
-          <w:sz w:val="24"/>
-          <w:szCs w:val="24"/>
-        </w:rPr>
-        <w:t xml:space="preserve">23. Cronin et al. Vital signs: Racial disparities in breast cancer severity - United States, 2005-2009. 2012. PMID: 23151952</w:t>
-      </w:r>
-    </w:p>
-    <w:p>
-      <w:pPr>
-        <w:spacing w:after="60" w:line="300"/>
-      </w:pPr>
-      <w:r>
-        <w:rPr>
-          <w:rFonts w:ascii="Times New Roman" w:cs="Times New Roman" w:eastAsia="Times New Roman" w:hAnsi="Times New Roman"/>
-          <w:sz w:val="24"/>
-          <w:szCs w:val="24"/>
-        </w:rPr>
-        <w:t xml:space="preserve">24. Baquet et al. Breast cancer epidemiology in blacks and whites: Disparities in incidence, mortality, survival rates and histology. 2008. PMID: 18507200; doi:10.1016/s0027-9684(15)31294-3</w:t>
-      </w:r>
-    </w:p>
-    <w:p>
-      <w:pPr>
-        <w:spacing w:after="60" w:line="300"/>
-      </w:pPr>
-      <w:r>
-        <w:rPr>
-          <w:rFonts w:ascii="Times New Roman" w:cs="Times New Roman" w:eastAsia="Times New Roman" w:hAnsi="Times New Roman"/>
-          <w:sz w:val="24"/>
-          <w:szCs w:val="24"/>
-        </w:rPr>
-        <w:t xml:space="preserve">25. Brinton et al. Recent trends in breast cancer among younger women in the United States. 2008. PMID: 19001605; doi:10.1093/jnci/djn344</w:t>
-      </w:r>
-    </w:p>
-    <w:p>
-      <w:pPr>
-        <w:spacing w:after="60" w:line="300"/>
-      </w:pPr>
-      <w:r>
-        <w:rPr>
-          <w:rFonts w:ascii="Times New Roman" w:cs="Times New Roman" w:eastAsia="Times New Roman" w:hAnsi="Times New Roman"/>
-          <w:sz w:val="24"/>
-          <w:szCs w:val="24"/>
-        </w:rPr>
-        <w:t xml:space="preserve">26. Gomez et al. Breast Cancer Incidence in Asian American, Native Hawaiian, and Pacific Islander Populations, 2000-2022. 2026. PMID: 42377954; doi:10.1001/jamanetworkopen.2026.21250</w:t>
-      </w:r>
-    </w:p>
-    <w:p>
-      <w:pPr>
-        <w:spacing w:after="60" w:line="300"/>
-      </w:pPr>
-      <w:r>
-        <w:rPr>
-          <w:rFonts w:ascii="Times New Roman" w:cs="Times New Roman" w:eastAsia="Times New Roman" w:hAnsi="Times New Roman"/>
-          <w:sz w:val="24"/>
-          <w:szCs w:val="24"/>
-        </w:rPr>
-        <w:t xml:space="preserve">27. Anderson et al. Age-related crossover in breast cancer incidence rates between black and white ethnic groups. 2008. PMID: 19066264; doi:10.1093/jnci/djn411</w:t>
-      </w:r>
-    </w:p>
-    <w:p>
-      <w:pPr>
-        <w:spacing w:after="60" w:line="300"/>
-      </w:pPr>
-      <w:r>
-        <w:rPr>
-          <w:rFonts w:ascii="Times New Roman" w:cs="Times New Roman" w:eastAsia="Times New Roman" w:hAnsi="Times New Roman"/>
-          <w:sz w:val="24"/>
-          <w:szCs w:val="24"/>
-        </w:rPr>
-        <w:t xml:space="preserve">28. Kong et al. Variation in breast cancer subtype incidence and distribution by race/ethnicity in the United States from 2010 to 2015. 2020. PMID: 33074325; doi:10.1001/jamanetworkopen.2020.20303</w:t>
-      </w:r>
-    </w:p>
-    <w:p>
-      <w:pPr>
-        <w:spacing w:after="60" w:line="300"/>
-      </w:pPr>
-      <w:r>
-        <w:rPr>
-          <w:rFonts w:ascii="Times New Roman" w:cs="Times New Roman" w:eastAsia="Times New Roman" w:hAnsi="Times New Roman"/>
-          <w:sz w:val="24"/>
-          <w:szCs w:val="24"/>
-        </w:rPr>
-        <w:t xml:space="preserve">29. Gomez et al. Breast cancer in Asian Americans in California, 1988–2013: increasing incidence trends and recent data on breast cancer subtypes. 2017. PMID: 28365834; doi:10.1007/s10549-017-4229-1</w:t>
-      </w:r>
-    </w:p>
-    <w:p>
-      <w:pPr>
-        <w:spacing w:after="60" w:line="300"/>
-      </w:pPr>
-      <w:r>
-        <w:rPr>
-          <w:rFonts w:ascii="Times New Roman" w:cs="Times New Roman" w:eastAsia="Times New Roman" w:hAnsi="Times New Roman"/>
-          <w:sz w:val="24"/>
-          <w:szCs w:val="24"/>
-        </w:rPr>
-        <w:t xml:space="preserve">30. Richardson et al. Patterns and Trends in Age-Specific Black-White Differences in Breast Cancer Incidence and Mortality - United States, 1999-2014. 2016. PMID: 27736827; doi:10.15585/mmwr.mm6540a1</w:t>
-      </w:r>
-    </w:p>
-    <w:p>
-      <w:pPr>
-        <w:spacing w:after="60" w:line="300"/>
-      </w:pPr>
-      <w:r>
-        <w:rPr>
-          <w:rFonts w:ascii="Times New Roman" w:cs="Times New Roman" w:eastAsia="Times New Roman" w:hAnsi="Times New Roman"/>
-          <w:sz w:val="24"/>
-          <w:szCs w:val="24"/>
-        </w:rPr>
-        <w:t xml:space="preserve">31. Lund et al. Age/race differences in HER2 testing and in incidence rates for breast cancer triple subtypes: A population-based study and first report. 2010. PMID: 20336785; doi:10.1002/cncr.25016</w:t>
-      </w:r>
-    </w:p>
-    <w:p>
-      <w:pPr>
-        <w:spacing w:after="60" w:line="300"/>
-      </w:pPr>
-      <w:r>
-        <w:rPr>
-          <w:rFonts w:ascii="Times New Roman" w:cs="Times New Roman" w:eastAsia="Times New Roman" w:hAnsi="Times New Roman"/>
-          <w:sz w:val="24"/>
-          <w:szCs w:val="24"/>
-        </w:rPr>
-        <w:t xml:space="preserve">32. Harper et al. Trends in area-socioeconomic and race-ethnic disparities in breast cancer incidence, stage at diagnosis, screening, mortality, and survival among women ages 50 years and over (1987-2005). 2009. PMID: 19124489; doi:10.1158/1055-9965.epi-08-0679</w:t>
-      </w:r>
-    </w:p>
-    <w:p>
-      <w:pPr>
-        <w:spacing w:after="60" w:line="300"/>
-      </w:pPr>
-      <w:r>
-        <w:rPr>
-          <w:rFonts w:ascii="Times New Roman" w:cs="Times New Roman" w:eastAsia="Times New Roman" w:hAnsi="Times New Roman"/>
-          <w:sz w:val="24"/>
-          <w:szCs w:val="24"/>
-        </w:rPr>
-        <w:t xml:space="preserve">33. Gopalani et al. Trends in Cancer Incidence among American Indians and Alaska Natives and Non-Hispanic Whites in the United States, 1999-2015. 2020. PMID: 31764279; doi:10.1097/ede.0000000000001140</w:t>
-      </w:r>
-    </w:p>
-    <w:p>
-      <w:pPr>
-        <w:spacing w:after="60" w:line="300"/>
-      </w:pPr>
-      <w:r>
-        <w:rPr>
-          <w:rFonts w:ascii="Times New Roman" w:cs="Times New Roman" w:eastAsia="Times New Roman" w:hAnsi="Times New Roman"/>
-          <w:sz w:val="24"/>
-          <w:szCs w:val="24"/>
-        </w:rPr>
-        <w:t xml:space="preserve">34. Ihenacho et al. Characterizing breast cancer incidence and trends among Asian American, Native Hawaiian, and non-Hispanic White women in Hawaiʻi, 1990-2014. 2023. PMID: 36504334; doi:10.1007/s10552-022-01659-7</w:t>
-      </w:r>
-    </w:p>
-    <w:p>
-      <w:pPr>
-        <w:spacing w:after="60" w:line="300"/>
-      </w:pPr>
-      <w:r>
-        <w:rPr>
-          <w:rFonts w:ascii="Times New Roman" w:cs="Times New Roman" w:eastAsia="Times New Roman" w:hAnsi="Times New Roman"/>
-          <w:sz w:val="24"/>
-          <w:szCs w:val="24"/>
-        </w:rPr>
-        <w:t xml:space="preserve">35. Nasseri Breast cancer in the middle eastern population of California, 1988-2004. 2009. PMID: 19292805; doi:10.1111/j.1524-4741.2009.00694.x</w:t>
-      </w:r>
-    </w:p>
-    <w:p>
-      <w:pPr>
-        <w:spacing w:after="60" w:line="300"/>
-      </w:pPr>
-      <w:r>
-        <w:rPr>
-          <w:rFonts w:ascii="Times New Roman" w:cs="Times New Roman" w:eastAsia="Times New Roman" w:hAnsi="Times New Roman"/>
-          <w:sz w:val="24"/>
-          <w:szCs w:val="24"/>
-        </w:rPr>
-        <w:t xml:space="preserve">36. Goggins et al. Cancer among Asian Indians/Pakistanis living in the United States: Low incidence and generally above average survival. 2009. PMID: 19067192; doi:10.1007/s10552-008-9275-x</w:t>
-      </w:r>
-    </w:p>
-    <w:p>
-      <w:pPr>
-        <w:spacing w:after="60" w:line="300"/>
-      </w:pPr>
-      <w:r>
-        <w:rPr>
-          <w:rFonts w:ascii="Times New Roman" w:cs="Times New Roman" w:eastAsia="Times New Roman" w:hAnsi="Times New Roman"/>
-          <w:sz w:val="24"/>
-          <w:szCs w:val="24"/>
-        </w:rPr>
-        <w:t xml:space="preserve">37. Yazzie et al. Cancer incidence, stage at diagnosis, and trends across the Navajo Nation, 2014–2018. 2025. PMID: 41385397; doi:10.1002/cncr.70202</w:t>
-      </w:r>
-    </w:p>
-    <w:p>
-      <w:pPr>
-        <w:spacing w:after="60" w:line="300"/>
-      </w:pPr>
-      <w:r>
-        <w:rPr>
-          <w:rFonts w:ascii="Times New Roman" w:cs="Times New Roman" w:eastAsia="Times New Roman" w:hAnsi="Times New Roman"/>
-          <w:sz w:val="24"/>
-          <w:szCs w:val="24"/>
-        </w:rPr>
-        <w:t xml:space="preserve">38. Xie et al. Associations of Obesity, Physical Activity, and Screening With State-Level Trends and Racial and Ethnic Disparities of Breast Cancer Incidence and Mortality in the US. 2022. PMID: 35699957; doi:10.1001/jamanetworkopen.2022.16958</w:t>
-      </w:r>
-    </w:p>
-    <w:p>
-      <w:pPr>
-        <w:spacing w:after="60" w:line="300"/>
-      </w:pPr>
-      <w:r>
-        <w:rPr>
-          <w:rFonts w:ascii="Times New Roman" w:cs="Times New Roman" w:eastAsia="Times New Roman" w:hAnsi="Times New Roman"/>
-          <w:sz w:val="24"/>
-          <w:szCs w:val="24"/>
-        </w:rPr>
-        <w:t xml:space="preserve">39. Sung et al. Subtype-specific breast cancer incidence rates in black versus white men in the United States. 2020. PMID: 32337499; doi:10.1093/jncics/pkz091</w:t>
-      </w:r>
-    </w:p>
-    <w:p>
-      <w:pPr>
-        <w:spacing w:after="60" w:line="300"/>
-      </w:pPr>
-      <w:r>
-        <w:rPr>
-          <w:rFonts w:ascii="Times New Roman" w:cs="Times New Roman" w:eastAsia="Times New Roman" w:hAnsi="Times New Roman"/>
-          <w:sz w:val="24"/>
-          <w:szCs w:val="24"/>
-        </w:rPr>
-        <w:t xml:space="preserve">40. Melkonian et al. Disparities in cancer incidence and trends among American Indians and Alaska natives in the United States, 2010–2015. 2019. PMID: 31575554; doi:10.1158/1055-9965.epi-19-0288</w:t>
-      </w:r>
-    </w:p>
-    <w:p>
-      <w:pPr>
-        <w:spacing w:after="60" w:line="300"/>
-      </w:pPr>
-      <w:r>
-        <w:rPr>
-          <w:rFonts w:ascii="Times New Roman" w:cs="Times New Roman" w:eastAsia="Times New Roman" w:hAnsi="Times New Roman"/>
-          <w:sz w:val="24"/>
-          <w:szCs w:val="24"/>
-        </w:rPr>
-        <w:t xml:space="preserve">41. Kem et al. Cambodian cancer incidence rates in California and Washington, 1998-2002. 2007. PMID: 17654663; doi:10.1002/cncr.22914</w:t>
-      </w:r>
-    </w:p>
-    <w:p>
-      <w:pPr>
-        <w:spacing w:after="60" w:line="300"/>
-      </w:pPr>
-      <w:r>
-        <w:rPr>
-          <w:rFonts w:ascii="Times New Roman" w:cs="Times New Roman" w:eastAsia="Times New Roman" w:hAnsi="Times New Roman"/>
-          <w:sz w:val="24"/>
-          <w:szCs w:val="24"/>
-        </w:rPr>
-        <w:t xml:space="preserve">42. Carozza et al. Patterns of cancer incidence among US Hispanics/Latinos, 1995-2000. 2006. PMID: 16933057; doi:10.1007/s10552-006-0045-3</w:t>
-      </w:r>
-    </w:p>
-    <w:p>
-      <w:pPr>
-        <w:spacing w:after="60" w:line="300"/>
-      </w:pPr>
-      <w:r>
-        <w:rPr>
-          <w:rFonts w:ascii="Times New Roman" w:cs="Times New Roman" w:eastAsia="Times New Roman" w:hAnsi="Times New Roman"/>
-          <w:sz w:val="24"/>
-          <w:szCs w:val="24"/>
-        </w:rPr>
-        <w:t xml:space="preserve">43. Gomez et al. Cancer incidence patterns in Koreans in the US and in Kangwha, South Korea. 2003. PMID: 12749722; doi:10.1023/a:1023046121214</w:t>
-      </w:r>
-    </w:p>
-    <w:p>
-      <w:pPr>
-        <w:spacing w:after="60" w:line="300"/>
-      </w:pPr>
-      <w:r>
-        <w:rPr>
-          <w:rFonts w:ascii="Times New Roman" w:cs="Times New Roman" w:eastAsia="Times New Roman" w:hAnsi="Times New Roman"/>
-          <w:sz w:val="24"/>
-          <w:szCs w:val="24"/>
-        </w:rPr>
-        <w:t xml:space="preserve">44. Melkonian et al. Incidence of and Trends in the Leading Cancers with Elevated Incidence among American Indian and Alaska Native Populations, 2012-2016. 2021. doi:10.1093/aje/kwaa222</w:t>
-      </w:r>
-    </w:p>
-    <w:p>
-      <w:pPr>
-        <w:spacing w:after="60" w:line="300"/>
-      </w:pPr>
-      <w:r>
-        <w:rPr>
-          <w:rFonts w:ascii="Times New Roman" w:cs="Times New Roman" w:eastAsia="Times New Roman" w:hAnsi="Times New Roman"/>
-          <w:sz w:val="24"/>
-          <w:szCs w:val="24"/>
-        </w:rPr>
-        <w:t xml:space="preserve">45. Miller et al. Cancer incidence and mortality patterns among specific Asian and Pacific Islander populations in the US. 2008. PMID: 18066673; doi:10.1007/s10552-007-9088-3</w:t>
-      </w:r>
-    </w:p>
-    <w:p>
-      <w:pPr>
-        <w:spacing w:after="60" w:line="300"/>
-      </w:pPr>
-      <w:r>
-        <w:rPr>
-          <w:rFonts w:ascii="Times New Roman" w:cs="Times New Roman" w:eastAsia="Times New Roman" w:hAnsi="Times New Roman"/>
-          <w:sz w:val="24"/>
-          <w:szCs w:val="24"/>
-        </w:rPr>
-        <w:t xml:space="preserve">46. McCracken et al. Cancer incidence, mortality, and associated risk factors among Asian Americans of Chinese, Filipino, Vietnamese, Korean, and Japanese ethnicities. 2007. PMID: 17626117; doi:10.3322/canjclin.57.4.190</w:t>
-      </w:r>
-    </w:p>
-    <w:p>
-      <w:pPr>
-        <w:spacing w:after="60" w:line="300"/>
-      </w:pPr>
-      <w:r>
-        <w:rPr>
-          <w:rFonts w:ascii="Times New Roman" w:cs="Times New Roman" w:eastAsia="Times New Roman" w:hAnsi="Times New Roman"/>
-          <w:sz w:val="24"/>
-          <w:szCs w:val="24"/>
-        </w:rPr>
-        <w:t xml:space="preserve">47. Wilkinson et al. Cancer among Hispanic women in South Florida: An 18-year assessment - A report from the Florida Cancer Data System. 2002. PMID: 12365024; doi:10.1002/cncr.10834</w:t>
+        <w:t xml:space="preserve">1. Giaquinto AN, Sung H, Newman LA, Freedman RA, Smith RA, Star J, et al. Breast cancer statistics 2024. CA Cancer J Clin. 2024;74(6):477-495. doi:10.3322/caac.21863</w:t>
+      </w:r>
+    </w:p>
+    <w:p>
+      <w:pPr>
+        <w:spacing w:after="60" w:line="300"/>
+      </w:pPr>
+      <w:r>
+        <w:rPr>
+          <w:rFonts w:ascii="Times New Roman" w:cs="Times New Roman" w:eastAsia="Times New Roman" w:hAnsi="Times New Roman"/>
+          <w:sz w:val="24"/>
+          <w:szCs w:val="24"/>
+        </w:rPr>
+        <w:t xml:space="preserve">2. Howlader N, Altekruse SF, Li CI, Chen VW, Clarke CA, Ries LA, et al. US incidence of breast cancer subtypes defined by joint hormone receptor and HER2 status. J Natl Cancer Inst. 2014;106(5). doi:10.1093/jnci/dju055</w:t>
+      </w:r>
+    </w:p>
+    <w:p>
+      <w:pPr>
+        <w:spacing w:after="60" w:line="300"/>
+      </w:pPr>
+      <w:r>
+        <w:rPr>
+          <w:rFonts w:ascii="Times New Roman" w:cs="Times New Roman" w:eastAsia="Times New Roman" w:hAnsi="Times New Roman"/>
+          <w:sz w:val="24"/>
+          <w:szCs w:val="24"/>
+        </w:rPr>
+        <w:t xml:space="preserve">3. Hendrick RE, Monticciolo DL, Biggs KW, Malak SF. Age distributions of breast cancer diagnosis and mortality by race and ethnicity in US women. Cancer. 2021;127(23):4384-4392. doi:10.1002/cncr.33846</w:t>
+      </w:r>
+    </w:p>
+    <w:p>
+      <w:pPr>
+        <w:spacing w:after="60" w:line="300"/>
+      </w:pPr>
+      <w:r>
+        <w:rPr>
+          <w:rFonts w:ascii="Times New Roman" w:cs="Times New Roman" w:eastAsia="Times New Roman" w:hAnsi="Times New Roman"/>
+          <w:sz w:val="24"/>
+          <w:szCs w:val="24"/>
+        </w:rPr>
+        <w:t xml:space="preserve">4. Gleason MX, Mdzinarishvili T, Sherman S. Breast cancer incidence in black and white women stratified by estrogen and progesterone receptor statuses. PLoS One. 2012;7(11):e49359. doi:10.1371/journal.pone.0049359</w:t>
+      </w:r>
+    </w:p>
+    <w:p>
+      <w:pPr>
+        <w:spacing w:after="60" w:line="300"/>
+      </w:pPr>
+      <w:r>
+        <w:rPr>
+          <w:rFonts w:ascii="Times New Roman" w:cs="Times New Roman" w:eastAsia="Times New Roman" w:hAnsi="Times New Roman"/>
+          <w:sz w:val="24"/>
+          <w:szCs w:val="24"/>
+        </w:rPr>
+        <w:t xml:space="preserve">5. Gomez SL, Quach T, Horn-Ross PL, Pham JT, Cockburn M, Chang ET, et al. Hidden breast cancer disparities in Asian women: disaggregating incidence rates by ethnicity and migrant status. Am J Public Health. 2010;100 Suppl 1(Suppl 1):S125-31. doi:10.2105/AJPH.2009.163931</w:t>
+      </w:r>
+    </w:p>
+    <w:p>
+      <w:pPr>
+        <w:spacing w:after="60" w:line="300"/>
+      </w:pPr>
+      <w:r>
+        <w:rPr>
+          <w:rFonts w:ascii="Times New Roman" w:cs="Times New Roman" w:eastAsia="Times New Roman" w:hAnsi="Times New Roman"/>
+          <w:sz w:val="24"/>
+          <w:szCs w:val="24"/>
+        </w:rPr>
+        <w:t xml:space="preserve">6. Mills PK, Yang RC, Riordan D. Cancer incidence in the Hmong in California, 1988-2000. Cancer. 2005;104(12 Suppl):2969-74. doi:10.1002/cncr.21525</w:t>
+      </w:r>
+    </w:p>
+    <w:p>
+      <w:pPr>
+        <w:spacing w:after="60" w:line="300"/>
+      </w:pPr>
+      <w:r>
+        <w:rPr>
+          <w:rFonts w:ascii="Times New Roman" w:cs="Times New Roman" w:eastAsia="Times New Roman" w:hAnsi="Times New Roman"/>
+          <w:sz w:val="24"/>
+          <w:szCs w:val="24"/>
+        </w:rPr>
+        <w:t xml:space="preserve">7. Keegan TH, Gomez SL, Clarke CA, Chan JK, Glaser SL. Recent trends in breast cancer incidence among 6 Asian groups in the Greater Bay Area of Northern California. Int J Cancer. 2007;120(6):1324-9. doi:10.1002/ijc.22432</w:t>
+      </w:r>
+    </w:p>
+    <w:p>
+      <w:pPr>
+        <w:spacing w:after="60" w:line="300"/>
+      </w:pPr>
+      <w:r>
+        <w:rPr>
+          <w:rFonts w:ascii="Times New Roman" w:cs="Times New Roman" w:eastAsia="Times New Roman" w:hAnsi="Times New Roman"/>
+          <w:sz w:val="24"/>
+          <w:szCs w:val="24"/>
+        </w:rPr>
+        <w:t xml:space="preserve">8. Pinheiro PS, Sherman RL, Trapido EJ, Fleming LE, Huang Y, Gomez-Marin O, et al. Cancer incidence in first generation U.S. Hispanics: Cubans, Mexicans, Puerto Ricans, and new Latinos. Cancer Epidemiol Biomarkers Prev. 2009;18(8):2162-9. doi:10.1158/1055-9965.EPI-09-0329</w:t>
+      </w:r>
+    </w:p>
+    <w:p>
+      <w:pPr>
+        <w:spacing w:after="60" w:line="300"/>
+      </w:pPr>
+      <w:r>
+        <w:rPr>
+          <w:rFonts w:ascii="Times New Roman" w:cs="Times New Roman" w:eastAsia="Times New Roman" w:hAnsi="Times New Roman"/>
+          <w:sz w:val="24"/>
+          <w:szCs w:val="24"/>
+        </w:rPr>
+        <w:t xml:space="preserve">9. Keegan TH, John EM, Fish KM, Alfaro-Velcamp T, Clarke CA, Gomez SL. Breast cancer incidence patterns among California Hispanic women: differences by nativity and residence in an enclave. Cancer Epidemiol Biomarkers Prev. 2010;19(5):1208-18. doi:10.1158/1055-9965.EPI-10-0021</w:t>
+      </w:r>
+    </w:p>
+    <w:p>
+      <w:pPr>
+        <w:spacing w:after="60" w:line="300"/>
+      </w:pPr>
+      <w:r>
+        <w:rPr>
+          <w:rFonts w:ascii="Times New Roman" w:cs="Times New Roman" w:eastAsia="Times New Roman" w:hAnsi="Times New Roman"/>
+          <w:sz w:val="24"/>
+          <w:szCs w:val="24"/>
+        </w:rPr>
+        <w:t xml:space="preserve">10. Espey DK, Wu XC, Swan J, Wiggins C, Jim MA, Ward E, et al. Annual report to the nation on the status of cancer, 1975-2004, featuring cancer in American Indians and Alaska Natives. Cancer. 2007;110(10):2119-52. doi:10.1002/cncr.23044</w:t>
+      </w:r>
+    </w:p>
+    <w:p>
+      <w:pPr>
+        <w:spacing w:after="60" w:line="300"/>
+      </w:pPr>
+      <w:r>
+        <w:rPr>
+          <w:rFonts w:ascii="Times New Roman" w:cs="Times New Roman" w:eastAsia="Times New Roman" w:hAnsi="Times New Roman"/>
+          <w:sz w:val="24"/>
+          <w:szCs w:val="24"/>
+        </w:rPr>
+        <w:t xml:space="preserve">11. Nash SH, Zimpelman G, Stillwater B, Olnes M, Provost E. Invasive breast cancer among Alaska Native women in Alaska. Int J Circumpolar Health. 2019;78(1):1633190. doi:10.1080/22423982.2019.1633190</w:t>
+      </w:r>
+    </w:p>
+    <w:p>
+      <w:pPr>
+        <w:spacing w:after="60" w:line="300"/>
+      </w:pPr>
+      <w:r>
+        <w:rPr>
+          <w:rFonts w:ascii="Times New Roman" w:cs="Times New Roman" w:eastAsia="Times New Roman" w:hAnsi="Times New Roman"/>
+          <w:sz w:val="24"/>
+          <w:szCs w:val="24"/>
+        </w:rPr>
+        <w:t xml:space="preserve">12. Nash SH, Zimpelman GL, Miller KN, Clark JH, Britton CL. The Alaska Native Tumour Registry: fifty years of cancer surveillance data for Alaska Native people. Int J Circumpolar Health. 2022;81(1):2013403. doi:10.1080/22423982.2021.2013403</w:t>
+      </w:r>
+    </w:p>
+    <w:p>
+      <w:pPr>
+        <w:spacing w:after="60" w:line="300"/>
+      </w:pPr>
+      <w:r>
+        <w:rPr>
+          <w:rFonts w:ascii="Times New Roman" w:cs="Times New Roman" w:eastAsia="Times New Roman" w:hAnsi="Times New Roman"/>
+          <w:sz w:val="24"/>
+          <w:szCs w:val="24"/>
+        </w:rPr>
+        <w:t xml:space="preserve">13. Page MJ, McKenzie JE, Bossuyt PM, Boutron I, Hoffmann TC, Mulrow CD, et al. The PRISMA 2020 statement: an updated guideline for reporting systematic reviews. BMJ. 2021;372:n71. doi:10.1136/bmj.n71</w:t>
+      </w:r>
+    </w:p>
+    <w:p>
+      <w:pPr>
+        <w:spacing w:after="60" w:line="300"/>
+      </w:pPr>
+      <w:r>
+        <w:rPr>
+          <w:rFonts w:ascii="Times New Roman" w:cs="Times New Roman" w:eastAsia="Times New Roman" w:hAnsi="Times New Roman"/>
+          <w:sz w:val="24"/>
+          <w:szCs w:val="24"/>
+        </w:rPr>
+        <w:t xml:space="preserve">14. Munn Z, Moola S, Lisy K, Riitano D, Tufanaru C. Methodological guidance for systematic reviews of observational epidemiological studies reporting prevalence and cumulative incidence data. Int J Evid Based Healthc. 2015;13(3):147-53. doi:10.1097/XEB.0000000000000054</w:t>
+      </w:r>
+    </w:p>
+    <w:p>
+      <w:pPr>
+        <w:spacing w:after="60" w:line="300"/>
+      </w:pPr>
+      <w:r>
+        <w:rPr>
+          <w:rFonts w:ascii="Times New Roman" w:cs="Times New Roman" w:eastAsia="Times New Roman" w:hAnsi="Times New Roman"/>
+          <w:sz w:val="24"/>
+          <w:szCs w:val="24"/>
+        </w:rPr>
+        <w:t xml:space="preserve">15. Davis Lynn BC, Figueroa JD, Laryea D, Awittor FK, Oti NOO, Booker QS, et al. Breast Cancer Incidence Rates in Ghanaian and US Black Women From 2013 Through 2015. JAMA Netw Open. 2025;8(10):e2537160. doi:10.1001/jamanetworkopen.2025.37160</w:t>
+      </w:r>
+    </w:p>
+    <w:p>
+      <w:pPr>
+        <w:spacing w:after="60" w:line="300"/>
+      </w:pPr>
+      <w:r>
+        <w:rPr>
+          <w:rFonts w:ascii="Times New Roman" w:cs="Times New Roman" w:eastAsia="Times New Roman" w:hAnsi="Times New Roman"/>
+          <w:sz w:val="24"/>
+          <w:szCs w:val="24"/>
+        </w:rPr>
+        <w:t xml:space="preserve">16. Zhang Z, Li Y, Huang H, Wei T, Huang Y, Qu X, et al. Disparities and trends of the incidence and mortality of female-specific cancers in the United States. PLoS One. 2025;20(10):e0334128. doi:10.1371/journal.pone.0334128</w:t>
+      </w:r>
+    </w:p>
+    <w:p>
+      <w:pPr>
+        <w:spacing w:after="60" w:line="300"/>
+      </w:pPr>
+      <w:r>
+        <w:rPr>
+          <w:rFonts w:ascii="Times New Roman" w:cs="Times New Roman" w:eastAsia="Times New Roman" w:hAnsi="Times New Roman"/>
+          <w:sz w:val="24"/>
+          <w:szCs w:val="24"/>
+        </w:rPr>
+        <w:t xml:space="preserve">17. Liu L, Zhang J, Wu AH, Pike MC, Deapen D. Invasive breast cancer incidence trends by detailed race/ethnicity and age. Int J Cancer. 2012;130(2):395-404. doi:10.1002/ijc.26004</w:t>
+      </w:r>
+    </w:p>
+    <w:p>
+      <w:pPr>
+        <w:spacing w:after="60" w:line="300"/>
+      </w:pPr>
+      <w:r>
+        <w:rPr>
+          <w:rFonts w:ascii="Times New Roman" w:cs="Times New Roman" w:eastAsia="Times New Roman" w:hAnsi="Times New Roman"/>
+          <w:sz w:val="24"/>
+          <w:szCs w:val="24"/>
+        </w:rPr>
+        <w:t xml:space="preserve">18. Zahrieh D, Golafshar MA, Patel SH, DeWees TA. Quantification of Potential Inequities in Breast Cancer Incidence in New Mexico Through Bayesian Disease Mapping. Prev Chronic Dis. 2021;18:E23. doi:10.5888/pcd18.200468</w:t>
+      </w:r>
+    </w:p>
+    <w:p>
+      <w:pPr>
+        <w:spacing w:after="60" w:line="300"/>
+      </w:pPr>
+      <w:r>
+        <w:rPr>
+          <w:rFonts w:ascii="Times New Roman" w:cs="Times New Roman" w:eastAsia="Times New Roman" w:hAnsi="Times New Roman"/>
+          <w:sz w:val="24"/>
+          <w:szCs w:val="24"/>
+        </w:rPr>
+        <w:t xml:space="preserve">19. Xu S, Murtagh S, Han Y, Wan F, Toriola AT. Breast Cancer Incidence Among US Women Aged 20 to 49 Years by Race, Stage, and Hormone Receptor Status. JAMA Netw Open. 2024;7(1):e2353331. doi:10.1001/jamanetworkopen.2023.53331</w:t>
+      </w:r>
+    </w:p>
+    <w:p>
+      <w:pPr>
+        <w:spacing w:after="60" w:line="300"/>
+      </w:pPr>
+      <w:r>
+        <w:rPr>
+          <w:rFonts w:ascii="Times New Roman" w:cs="Times New Roman" w:eastAsia="Times New Roman" w:hAnsi="Times New Roman"/>
+          <w:sz w:val="24"/>
+          <w:szCs w:val="24"/>
+        </w:rPr>
+        <w:t xml:space="preserve">20. Sung H, Wiese D, Jatoi I, Jemal A. State Variation in Racial and Ethnic Disparities in Incidence of Triple-Negative Breast Cancer Among US Women. JAMA Oncol. 2023;9(5):700-704. doi:10.1001/jamaoncol.2022.7835</w:t>
+      </w:r>
+    </w:p>
+    <w:p>
+      <w:pPr>
+        <w:spacing w:after="60" w:line="300"/>
+      </w:pPr>
+      <w:r>
+        <w:rPr>
+          <w:rFonts w:ascii="Times New Roman" w:cs="Times New Roman" w:eastAsia="Times New Roman" w:hAnsi="Times New Roman"/>
+          <w:sz w:val="24"/>
+          <w:szCs w:val="24"/>
+        </w:rPr>
+        <w:t xml:space="preserve">21. Loo LWM, Williams M, Hernandez BY. The high and heterogeneous burden of breast cancer in Hawaii: A unique multiethnic U.S. Population. Cancer Epidemiol. 2019;58:71-76. doi:10.1016/j.canep.2018.11.006</w:t>
+      </w:r>
+    </w:p>
+    <w:p>
+      <w:pPr>
+        <w:spacing w:after="60" w:line="300"/>
+      </w:pPr>
+      <w:r>
+        <w:rPr>
+          <w:rFonts w:ascii="Times New Roman" w:cs="Times New Roman" w:eastAsia="Times New Roman" w:hAnsi="Times New Roman"/>
+          <w:sz w:val="24"/>
+          <w:szCs w:val="24"/>
+        </w:rPr>
+        <w:t xml:space="preserve">22. Ellington TD, Miller JW, Henley SJ, Wilson RJ, Wu M, Richardson LC. Trends in Breast Cancer Incidence, by Race, Ethnicity, and Age Among Women Aged ≥20 Years - United States, 1999-2018. MMWR Morb Mortal Wkly Rep. 2022;71(2):43-47. doi:10.15585/mmwr.mm7102a2</w:t>
+      </w:r>
+    </w:p>
+    <w:p>
+      <w:pPr>
+        <w:spacing w:after="60" w:line="300"/>
+      </w:pPr>
+      <w:r>
+        <w:rPr>
+          <w:rFonts w:ascii="Times New Roman" w:cs="Times New Roman" w:eastAsia="Times New Roman" w:hAnsi="Times New Roman"/>
+          <w:sz w:val="24"/>
+          <w:szCs w:val="24"/>
+        </w:rPr>
+        <w:t xml:space="preserve">23. Centers for Disease Control and Prevention (CDC). Vital signs: racial disparities in breast cancer severity--United States, 2005-2009. MMWR Morb Mortal Wkly Rep. 2012;61(45):922-6.</w:t>
+      </w:r>
+    </w:p>
+    <w:p>
+      <w:pPr>
+        <w:spacing w:after="60" w:line="300"/>
+      </w:pPr>
+      <w:r>
+        <w:rPr>
+          <w:rFonts w:ascii="Times New Roman" w:cs="Times New Roman" w:eastAsia="Times New Roman" w:hAnsi="Times New Roman"/>
+          <w:sz w:val="24"/>
+          <w:szCs w:val="24"/>
+        </w:rPr>
+        <w:t xml:space="preserve">24. Baquet CR, Mishra SI, Commiskey P, Ellison GL, DeShields M. Breast cancer epidemiology in blacks and whites: disparities in incidence, mortality, survival rates and histology. J Natl Med Assoc. 2008;100(5):480-8. doi:10.1016/s0027-9684(15)31294-3</w:t>
+      </w:r>
+    </w:p>
+    <w:p>
+      <w:pPr>
+        <w:spacing w:after="60" w:line="300"/>
+      </w:pPr>
+      <w:r>
+        <w:rPr>
+          <w:rFonts w:ascii="Times New Roman" w:cs="Times New Roman" w:eastAsia="Times New Roman" w:hAnsi="Times New Roman"/>
+          <w:sz w:val="24"/>
+          <w:szCs w:val="24"/>
+        </w:rPr>
+        <w:t xml:space="preserve">25. Brinton LA, Sherman ME, Carreon JD, Anderson WF. Recent trends in breast cancer among younger women in the United States. J Natl Cancer Inst. 2008;100(22):1643-8. doi:10.1093/jnci/djn344</w:t>
+      </w:r>
+    </w:p>
+    <w:p>
+      <w:pPr>
+        <w:spacing w:after="60" w:line="300"/>
+      </w:pPr>
+      <w:r>
+        <w:rPr>
+          <w:rFonts w:ascii="Times New Roman" w:cs="Times New Roman" w:eastAsia="Times New Roman" w:hAnsi="Times New Roman"/>
+          <w:sz w:val="24"/>
+          <w:szCs w:val="24"/>
+        </w:rPr>
+        <w:t xml:space="preserve">26. Gomez SL, McKinley M, Chan M, Lin K, Yu M, Scoppa S, et al. Breast Cancer Incidence in Asian American, Native Hawaiian, and Pacific Islander Populations, 2000-2022. JAMA Netw Open. 2026;9(6):e2621250. doi:10.1001/jamanetworkopen.2026.21250</w:t>
+      </w:r>
+    </w:p>
+    <w:p>
+      <w:pPr>
+        <w:spacing w:after="60" w:line="300"/>
+      </w:pPr>
+      <w:r>
+        <w:rPr>
+          <w:rFonts w:ascii="Times New Roman" w:cs="Times New Roman" w:eastAsia="Times New Roman" w:hAnsi="Times New Roman"/>
+          <w:sz w:val="24"/>
+          <w:szCs w:val="24"/>
+        </w:rPr>
+        <w:t xml:space="preserve">27. Anderson WF, Rosenberg PS, Menashe I, Mitani A, Pfeiffer RM. Age-related crossover in breast cancer incidence rates between black and white ethnic groups. J Natl Cancer Inst. 2008;100(24):1804-14. doi:10.1093/jnci/djn411</w:t>
+      </w:r>
+    </w:p>
+    <w:p>
+      <w:pPr>
+        <w:spacing w:after="60" w:line="300"/>
+      </w:pPr>
+      <w:r>
+        <w:rPr>
+          <w:rFonts w:ascii="Times New Roman" w:cs="Times New Roman" w:eastAsia="Times New Roman" w:hAnsi="Times New Roman"/>
+          <w:sz w:val="24"/>
+          <w:szCs w:val="24"/>
+        </w:rPr>
+        <w:t xml:space="preserve">28. Kong X, Liu Z, Cheng R, Sun L, Huang S, Fang Y, et al. Variation in Breast Cancer Subtype Incidence and Distribution by Race/Ethnicity in the United States From 2010 to 2015. JAMA Netw Open. 2020;3(10):e2020303. doi:10.1001/jamanetworkopen.2020.20303</w:t>
+      </w:r>
+    </w:p>
+    <w:p>
+      <w:pPr>
+        <w:spacing w:after="60" w:line="300"/>
+      </w:pPr>
+      <w:r>
+        <w:rPr>
+          <w:rFonts w:ascii="Times New Roman" w:cs="Times New Roman" w:eastAsia="Times New Roman" w:hAnsi="Times New Roman"/>
+          <w:sz w:val="24"/>
+          <w:szCs w:val="24"/>
+        </w:rPr>
+        <w:t xml:space="preserve">29. Gomez SL, Von Behren J, McKinley M, Clarke CA, Shariff-Marco S, Cheng I, et al. Breast cancer in Asian Americans in California, 1988-2013: increasing incidence trends and recent data on breast cancer subtypes. Breast Cancer Res Treat. 2017;164(1):139-147. doi:10.1007/s10549-017-4229-1</w:t>
+      </w:r>
+    </w:p>
+    <w:p>
+      <w:pPr>
+        <w:spacing w:after="60" w:line="300"/>
+      </w:pPr>
+      <w:r>
+        <w:rPr>
+          <w:rFonts w:ascii="Times New Roman" w:cs="Times New Roman" w:eastAsia="Times New Roman" w:hAnsi="Times New Roman"/>
+          <w:sz w:val="24"/>
+          <w:szCs w:val="24"/>
+        </w:rPr>
+        <w:t xml:space="preserve">30. Richardson LC, Henley SJ, Miller JW, Massetti G, Thomas CC. Patterns and Trends in Age-Specific Black-White Differences in Breast Cancer Incidence and Mortality - United States, 1999-2014. MMWR Morb Mortal Wkly Rep. 2016;65(40):1093-1098. doi:10.15585/mmwr.mm6540a1</w:t>
+      </w:r>
+    </w:p>
+    <w:p>
+      <w:pPr>
+        <w:spacing w:after="60" w:line="300"/>
+      </w:pPr>
+      <w:r>
+        <w:rPr>
+          <w:rFonts w:ascii="Times New Roman" w:cs="Times New Roman" w:eastAsia="Times New Roman" w:hAnsi="Times New Roman"/>
+          <w:sz w:val="24"/>
+          <w:szCs w:val="24"/>
+        </w:rPr>
+        <w:t xml:space="preserve">31. Lund MJ, Butler EN, Hair BY, Ward KC, Andrews JH, Oprea-Ilies G, et al. Age/race differences in HER2 testing and in incidence rates for breast cancer triple subtypes: a population-based study and first report. Cancer. 2010;116(11):2549-59. doi:10.1002/cncr.25016</w:t>
+      </w:r>
+    </w:p>
+    <w:p>
+      <w:pPr>
+        <w:spacing w:after="60" w:line="300"/>
+      </w:pPr>
+      <w:r>
+        <w:rPr>
+          <w:rFonts w:ascii="Times New Roman" w:cs="Times New Roman" w:eastAsia="Times New Roman" w:hAnsi="Times New Roman"/>
+          <w:sz w:val="24"/>
+          <w:szCs w:val="24"/>
+        </w:rPr>
+        <w:t xml:space="preserve">32. Harper S, Lynch J, Meersman SC, Breen N, Davis WW, Reichman MC. Trends in area-socioeconomic and race-ethnic disparities in breast cancer incidence, stage at diagnosis, screening, mortality, and survival among women ages 50 years and over (1987-2005). Cancer Epidemiol Biomarkers Prev. 2009;18(1):121-31. doi:10.1158/1055-9965.EPI-08-0679</w:t>
+      </w:r>
+    </w:p>
+    <w:p>
+      <w:pPr>
+        <w:spacing w:after="60" w:line="300"/>
+      </w:pPr>
+      <w:r>
+        <w:rPr>
+          <w:rFonts w:ascii="Times New Roman" w:cs="Times New Roman" w:eastAsia="Times New Roman" w:hAnsi="Times New Roman"/>
+          <w:sz w:val="24"/>
+          <w:szCs w:val="24"/>
+        </w:rPr>
+        <w:t xml:space="preserve">33. Gopalani SV, Janitz AE, Martinez SA, Gutman P, Khan S, Campbell JE. Trends in Cancer Incidence Among American Indians and Alaska Natives and Non-Hispanic Whites in the United States, 1999-2015. Epidemiology. 2020;31(2):205-213. doi:10.1097/EDE.0000000000001140</w:t>
+      </w:r>
+    </w:p>
+    <w:p>
+      <w:pPr>
+        <w:spacing w:after="60" w:line="300"/>
+      </w:pPr>
+      <w:r>
+        <w:rPr>
+          <w:rFonts w:ascii="Times New Roman" w:cs="Times New Roman" w:eastAsia="Times New Roman" w:hAnsi="Times New Roman"/>
+          <w:sz w:val="24"/>
+          <w:szCs w:val="24"/>
+        </w:rPr>
+        <w:t xml:space="preserve">34. Ihenacho U, McKinley MA, Vu A, Hernandez BY, Loo LWM, Gomez SL, et al. Characterizing breast cancer incidence and trends among Asian American, Native Hawaiian, and non-Hispanic White women in Hawai'i, 1990-2014. Cancer Causes Control. 2023;34(3):241-249. doi:10.1007/s10552-022-01659-7</w:t>
+      </w:r>
+    </w:p>
+    <w:p>
+      <w:pPr>
+        <w:spacing w:after="60" w:line="300"/>
+      </w:pPr>
+      <w:r>
+        <w:rPr>
+          <w:rFonts w:ascii="Times New Roman" w:cs="Times New Roman" w:eastAsia="Times New Roman" w:hAnsi="Times New Roman"/>
+          <w:sz w:val="24"/>
+          <w:szCs w:val="24"/>
+        </w:rPr>
+        <w:t xml:space="preserve">35. Nasseri K. Breast cancer in the Middle Eastern population of California, 1988-2004. Breast J. 2009;15(2):182-8. doi:10.1111/j.1524-4741.2009.00694.x</w:t>
+      </w:r>
+    </w:p>
+    <w:p>
+      <w:pPr>
+        <w:spacing w:after="60" w:line="300"/>
+      </w:pPr>
+      <w:r>
+        <w:rPr>
+          <w:rFonts w:ascii="Times New Roman" w:cs="Times New Roman" w:eastAsia="Times New Roman" w:hAnsi="Times New Roman"/>
+          <w:sz w:val="24"/>
+          <w:szCs w:val="24"/>
+        </w:rPr>
+        <w:t xml:space="preserve">36. Goggins WB, Wong G. Cancer among Asian Indians/Pakistanis living in the United States: low incidence and generally above average survival. Cancer Causes Control. 2009;20(5):635-43. doi:10.1007/s10552-008-9275-x</w:t>
+      </w:r>
+    </w:p>
+    <w:p>
+      <w:pPr>
+        <w:spacing w:after="60" w:line="300"/>
+      </w:pPr>
+      <w:r>
+        <w:rPr>
+          <w:rFonts w:ascii="Times New Roman" w:cs="Times New Roman" w:eastAsia="Times New Roman" w:hAnsi="Times New Roman"/>
+          <w:sz w:val="24"/>
+          <w:szCs w:val="24"/>
+        </w:rPr>
+        <w:t xml:space="preserve">37. Yazzie D, Pete D, Briscoe C, Jim MA, Meisner A, Wiggins C, et al. Cancer incidence, stage at diagnosis, and trends across the Navajo Nation, 2014-2018. Cancer. 2025;131(24):e70202. doi:10.1002/cncr.70202</w:t>
+      </w:r>
+    </w:p>
+    <w:p>
+      <w:pPr>
+        <w:spacing w:after="60" w:line="300"/>
+      </w:pPr>
+      <w:r>
+        <w:rPr>
+          <w:rFonts w:ascii="Times New Roman" w:cs="Times New Roman" w:eastAsia="Times New Roman" w:hAnsi="Times New Roman"/>
+          <w:sz w:val="24"/>
+          <w:szCs w:val="24"/>
+        </w:rPr>
+        <w:t xml:space="preserve">38. Xie Z, Xie W, Liang Y, Lin H, Wu J, Cui Y, et al. Associations of Obesity, Physical Activity, and Screening With State-Level Trends and Racial and Ethnic Disparities of Breast Cancer Incidence and Mortality in the US. JAMA Netw Open. 2022;5(6):e2216958. doi:10.1001/jamanetworkopen.2022.16958</w:t>
+      </w:r>
+    </w:p>
+    <w:p>
+      <w:pPr>
+        <w:spacing w:after="60" w:line="300"/>
+      </w:pPr>
+      <w:r>
+        <w:rPr>
+          <w:rFonts w:ascii="Times New Roman" w:cs="Times New Roman" w:eastAsia="Times New Roman" w:hAnsi="Times New Roman"/>
+          <w:sz w:val="24"/>
+          <w:szCs w:val="24"/>
+        </w:rPr>
+        <w:t xml:space="preserve">39. Sung H, DeSantis C, Jemal A. Subtype-Specific Breast Cancer Incidence Rates in Black versus White Men in the United States. JNCI Cancer Spectr. 2020;4(1):pkz091. doi:10.1093/jncics/pkz091</w:t>
+      </w:r>
+    </w:p>
+    <w:p>
+      <w:pPr>
+        <w:spacing w:after="60" w:line="300"/>
+      </w:pPr>
+      <w:r>
+        <w:rPr>
+          <w:rFonts w:ascii="Times New Roman" w:cs="Times New Roman" w:eastAsia="Times New Roman" w:hAnsi="Times New Roman"/>
+          <w:sz w:val="24"/>
+          <w:szCs w:val="24"/>
+        </w:rPr>
+        <w:t xml:space="preserve">40. Melkonian SC, Jim MA, Haverkamp D, Wiggins CL, McCollum J, White MC, et al. Disparities in Cancer Incidence and Trends among American Indians and Alaska Natives in the United States, 2010-2015. Cancer Epidemiol Biomarkers Prev. 2019;28(10):1604-1611. doi:10.1158/1055-9965.EPI-19-0288</w:t>
+      </w:r>
+    </w:p>
+    <w:p>
+      <w:pPr>
+        <w:spacing w:after="60" w:line="300"/>
+      </w:pPr>
+      <w:r>
+        <w:rPr>
+          <w:rFonts w:ascii="Times New Roman" w:cs="Times New Roman" w:eastAsia="Times New Roman" w:hAnsi="Times New Roman"/>
+          <w:sz w:val="24"/>
+          <w:szCs w:val="24"/>
+        </w:rPr>
+        <w:t xml:space="preserve">41. Kem R, Chu KC. Cambodian cancer incidence rates in California and Washington, 1998-2002. Cancer. 2007;110(6):1370-5. doi:10.1002/cncr.22914</w:t>
+      </w:r>
+    </w:p>
+    <w:p>
+      <w:pPr>
+        <w:spacing w:after="60" w:line="300"/>
+      </w:pPr>
+      <w:r>
+        <w:rPr>
+          <w:rFonts w:ascii="Times New Roman" w:cs="Times New Roman" w:eastAsia="Times New Roman" w:hAnsi="Times New Roman"/>
+          <w:sz w:val="24"/>
+          <w:szCs w:val="24"/>
+        </w:rPr>
+        <w:t xml:space="preserve">42. Carozza SE, Howe HL. Patterns of cancer incidence among US Hispanics/Latinos, 1995-2000. Cancer Causes Control. 2006;17(8):1067-75. doi:10.1007/s10552-006-0045-3</w:t>
+      </w:r>
+    </w:p>
+    <w:p>
+      <w:pPr>
+        <w:spacing w:after="60" w:line="300"/>
+      </w:pPr>
+      <w:r>
+        <w:rPr>
+          <w:rFonts w:ascii="Times New Roman" w:cs="Times New Roman" w:eastAsia="Times New Roman" w:hAnsi="Times New Roman"/>
+          <w:sz w:val="24"/>
+          <w:szCs w:val="24"/>
+        </w:rPr>
+        <w:t xml:space="preserve">43. Gomez SL, Le GM, Clarke CA, Glaser SL, France AM, West DW. Cancer incidence patterns in Koreans in the US and in Kangwha, South Korea. Cancer Causes Control. 2003;14(2):167-74. doi:10.1023/a:1023046121214</w:t>
+      </w:r>
+    </w:p>
+    <w:p>
+      <w:pPr>
+        <w:spacing w:after="60" w:line="300"/>
+      </w:pPr>
+      <w:r>
+        <w:rPr>
+          <w:rFonts w:ascii="Times New Roman" w:cs="Times New Roman" w:eastAsia="Times New Roman" w:hAnsi="Times New Roman"/>
+          <w:sz w:val="24"/>
+          <w:szCs w:val="24"/>
+        </w:rPr>
+        <w:t xml:space="preserve">44. Melkonian et al. Incidence of and Trends in the Leading Cancers with Elevated Incidence among American Indian and Alaska Native Populations, 2012-2016. 2021. doi:10.1093/aje/kwaa222   [no PMID — complete manually]</w:t>
+      </w:r>
+    </w:p>
+    <w:p>
+      <w:pPr>
+        <w:spacing w:after="60" w:line="300"/>
+      </w:pPr>
+      <w:r>
+        <w:rPr>
+          <w:rFonts w:ascii="Times New Roman" w:cs="Times New Roman" w:eastAsia="Times New Roman" w:hAnsi="Times New Roman"/>
+          <w:sz w:val="24"/>
+          <w:szCs w:val="24"/>
+        </w:rPr>
+        <w:t xml:space="preserve">45. Miller BA, Chu KC, Hankey BF, Ries LA. Cancer incidence and mortality patterns among specific Asian and Pacific Islander populations in the U.S. Cancer Causes Control. 2008;19(3):227-56. doi:10.1007/s10552-007-9088-3</w:t>
+      </w:r>
+    </w:p>
+    <w:p>
+      <w:pPr>
+        <w:spacing w:after="60" w:line="300"/>
+      </w:pPr>
+      <w:r>
+        <w:rPr>
+          <w:rFonts w:ascii="Times New Roman" w:cs="Times New Roman" w:eastAsia="Times New Roman" w:hAnsi="Times New Roman"/>
+          <w:sz w:val="24"/>
+          <w:szCs w:val="24"/>
+        </w:rPr>
+        <w:t xml:space="preserve">46. McCracken M, Olsen M, Chen MS Jr, Jemal A, Thun M, Cokkinides V, et al. Cancer incidence, mortality, and associated risk factors among Asian Americans of Chinese, Filipino, Vietnamese, Korean, and Japanese ethnicities. CA Cancer J Clin. 2007;57(4):190-205. doi:10.3322/canjclin.57.4.190</w:t>
+      </w:r>
+    </w:p>
+    <w:p>
+      <w:pPr>
+        <w:spacing w:after="60" w:line="300"/>
+      </w:pPr>
+      <w:r>
+        <w:rPr>
+          <w:rFonts w:ascii="Times New Roman" w:cs="Times New Roman" w:eastAsia="Times New Roman" w:hAnsi="Times New Roman"/>
+          <w:sz w:val="24"/>
+          <w:szCs w:val="24"/>
+        </w:rPr>
+        <w:t xml:space="preserve">47. Wilkinson JD, Wohler-Torres B, Trapido E, Fleming LE, MacKinnon J, Peace S. Cancer among Hispanic women in South Florida: an 18-year assessment: a report from the Florida Cancer Data System. Cancer. 2002;95(8):1752-8. doi:10.1002/cncr.10834</w:t>
       </w:r>
     </w:p>
     <w:sectPr>

--- a/meta_agents/search_v2/outputs/Manuscript_Full.docx
+++ b/meta_agents/search_v2/outputs/Manuscript_Full.docx
@@ -194,7 +194,7 @@
           <w:sz w:val="24"/>
           <w:szCs w:val="24"/>
         </w:rPr>
-        <w:t xml:space="preserve">Race and ethnicity are recorded in a few broad categories, and rates differ within each. The AANHPI category—Asian American, Native Hawaiian, and Pacific Islander—is the clearest case. Treated as one population its incidence sits well below that of NHW women, but that single number covers a wide spread. Using California data, Gomez and colleagues⁵ reported an incidence of 146 per 100,000 in NHW women against 83 in Asian women overall, and within the Asian category the rate in Japanese women (126) was almost three times that in Laotian women (44); US-born women had far higher rates than the foreign-born. The lowest rates fall among Southeast Asian groups such as the Hmong,⁶ and rates differ again across the individual Asian ethnicities followed over time.⁷ Hispanic/Latina women are not one group either: incidence differs by country of origin,⁸ and origin-specific rates have been reported for Hispanic women in California.⁹ For AI/AN women, part of the difficulty is measurement. Central registries that assign race by observation misclassify many AI/AN cases as non-Native, which understates their rates; Espey and colleagues¹⁰ corrected this by linking registry records to Indian Health Service (IHS) enrollment, and the corrected rates were highest in the Northern and Southern Plains and in Alaska, where cancer in Alaska Native women has been tracked in dedicated registries.¹¹,¹² Subtype rearranges the order once more: NHW women have the highest rate of HR+/HER2− disease while NHB women have the highest rate of TNBC,² so which group ranks highest depends on the tumor being counted.</w:t>
+        <w:t xml:space="preserve">Race and ethnicity are recorded in a few broad categories, and rates differ within each. The AANHPI category—Asian American, Native Hawaiian, and Pacific Islander—is the clearest case. Treated as one population its incidence sits well below that of NHW women, but that single number covers a wide spread. Using California data, Gomez and colleagues⁵ reported an incidence of 146 per 100,000 in NHW women against 83 in Asian women overall, and within the Asian category the rate in Japanese women (126) was almost three times that in Laotian women (44); US-born women had far higher rates than the foreign-born. The lowest rates fall among Southeast Asian groups such as the Hmong,⁶ and rates differ again across the individual Asian ethnicities followed over time.⁷ Hispanic/Latina women are not one group either: incidence differs by country of origin,⁸ and origin-specific rates have been reported for Hispanic women in California.⁹ For AI/AN women, the aggregate rate is also shaped by how race is recorded: central registries that assign race by observation misclassify many AI/AN cases as non-Native, which understates their rates. Espey and colleagues¹⁰ corrected this by linking registry records to Indian Health Service (IHS) enrollment, and the corrected rates were highest in the Northern and Southern Plains and in Alaska, where cancer in Alaska Native women has been tracked in dedicated registries.¹¹,¹² Subtype rearranges the order once more: NHW women have the highest rate of HR+/HER2− disease while NHB women have the highest rate of TNBC,² so which group ranks highest depends on the tumor being counted.</w:t>
       </w:r>
     </w:p>
     <w:p>

--- a/meta_agents/search_v2/outputs/Manuscript_Full.docx
+++ b/meta_agents/search_v2/outputs/Manuscript_Full.docx
@@ -1497,7 +1497,7 @@
           <w:sz w:val="24"/>
           <w:szCs w:val="24"/>
         </w:rPr>
-        <w:t xml:space="preserve">44. Melkonian et al. Incidence of and Trends in the Leading Cancers with Elevated Incidence among American Indian and Alaska Native Populations, 2012-2016. 2021. doi:10.1093/aje/kwaa222   [no PMID — complete manually]</w:t>
+        <w:t xml:space="preserve">44. Melkonian SC, Weir HK, Jim MA, Preikschat B, Haverkamp D, White MC. Incidence of and Trends in the Leading Cancers With Elevated Incidence Among American Indian and Alaska Native Populations, 2012-2016. Am J Epidemiol. 2021;190(4):528-538. doi:10.1093/aje/kwaa222</w:t>
       </w:r>
     </w:p>
     <w:p>

--- a/meta_agents/search_v2/outputs/Manuscript_Full.docx
+++ b/meta_agents/search_v2/outputs/Manuscript_Full.docx
@@ -908,7 +908,7 @@
           <w:sz w:val="24"/>
           <w:szCs w:val="24"/>
         </w:rPr>
-        <w:t xml:space="preserve">In summary, aggregate racial and ethnic categories describe broad differences in U.S. breast cancer incidence but do not capture the range within them: several Asian, Pacific Islander, Hispanic, and AI/AN subgroups differ markedly from their aggregate, and the subtype pattern for NHB women differs from the overall pattern. Disaggregated, population-based surveillance with attention to registry overlap and to AI/AN undercounting would support a more accurate account of who is affected.</w:t>
+        <w:t xml:space="preserve">In summary, aggregate racial and ethnic categories describe broad differences in U.S. breast cancer incidence but do not capture the range within them: several Asian, Pacific Islander, Hispanic, and AI/AN subgroups differ markedly from their aggregate, and the subtype pattern for NHB women differs from the overall pattern. Registry overlap and the undercounting of AI/AN populations warrant attention when these differences are interpreted.</w:t>
       </w:r>
     </w:p>
     <w:p>

--- a/meta_agents/search_v2/outputs/Manuscript_Full.docx
+++ b/meta_agents/search_v2/outputs/Manuscript_Full.docx
@@ -882,7 +882,7 @@
           <w:sz w:val="24"/>
           <w:szCs w:val="24"/>
         </w:rPr>
-        <w:t xml:space="preserve">For surveillance and clinical practice, these results suggest that reporting incidence only at the aggregate level can understate risk in subgroups whose incidence is at or above that of NHW women, including Native Hawaiian women, several AI/AN regional populations, and NHB women for TNBC. Disaggregated reporting, where sample sizes allow, would give a more accurate basis for targeting screening and prevention. For AI/AN populations specifically, surveillance based on registry–Indian Health Service linkage would help avoid undercounting.</w:t>
+        <w:t xml:space="preserve">For surveillance and clinical practice, these results suggest that reporting incidence only at the aggregate level can understate risk in subgroups whose incidence is at or above that of NHW women, including Native Hawaiian women, several AI/AN regional populations, and NHB women for TNBC. Disaggregated reporting, where sample sizes allow, would give a more accurate basis for characterizing incidence across these subgroups. For AI/AN populations specifically, surveillance based on registry–Indian Health Service linkage would help avoid undercounting. Stable estimates for the smallest subgroups will require larger or linked data sources and consistent standardization across registries and diagnosis periods.</w:t>
       </w:r>
     </w:p>
     <w:p>

--- a/meta_agents/search_v2/outputs/Manuscript_Full.docx
+++ b/meta_agents/search_v2/outputs/Manuscript_Full.docx
@@ -882,7 +882,7 @@
           <w:sz w:val="24"/>
           <w:szCs w:val="24"/>
         </w:rPr>
-        <w:t xml:space="preserve">For surveillance and clinical practice, these results suggest that reporting incidence only at the aggregate level can understate risk in subgroups whose incidence is at or above that of NHW women, including Native Hawaiian women, several AI/AN regional populations, and NHB women for TNBC. Disaggregated reporting, where sample sizes allow, would give a more accurate basis for characterizing incidence across these subgroups. For AI/AN populations specifically, surveillance based on registry–Indian Health Service linkage would help avoid undercounting. Stable estimates for the smallest subgroups will require larger or linked data sources and consistent standardization across registries and diagnosis periods.</w:t>
+        <w:t xml:space="preserve">For surveillance and clinical practice, these results suggest that reporting incidence only at the aggregate level can understate risk in subgroups whose incidence is at or above that of NHW women, including Native Hawaiian women, several AI/AN regional populations, and NHB women for TNBC. Disaggregated reporting, where sample sizes allow, would give a more accurate basis for characterizing incidence across these subgroups. For AI/AN populations specifically, surveillance based on registry–Indian Health Service linkage would help avoid undercounting. Stable estimates for the smallest subgroups would benefit from larger or linked data sources and more consistent standardization across registries and diagnosis periods.</w:t>
       </w:r>
     </w:p>
     <w:p>

--- a/meta_agents/search_v2/outputs/Manuscript_Full.docx
+++ b/meta_agents/search_v2/outputs/Manuscript_Full.docx
@@ -453,7 +453,7 @@
           <w:sz w:val="24"/>
           <w:szCs w:val="24"/>
         </w:rPr>
-        <w:t xml:space="preserve">Risk of bias was assessed with the Joanna Briggs Institute (JBI) critical appraisal checklist for studies reporting prevalence/incidence data,¹⁴ which is designed for population-based descriptive rate studies (appropriate sampling frame and case ascertainment, valid identification of the condition, adequate coverage, and appropriate statistical/standardization methods). Two reviewers applied the checklist independently, and disagreements were resolved by consensus or a third reviewer. Publication bias and small-study effects were not formally tested with funnel plots or Egger regression: within each group the estimates come largely from the same overlapping registry data rather than from independent studies, which limits the usefulness of small-study asymmetry tests, and population-based registry incidence rates are less likely to be affected by the selective reporting these tests are designed to detect. Certainty of evidence was not graded, because the review describes and compares population-based incidence rather than estimating a causal effect for which a GRADE-type certainty rating would be appropriate.</w:t>
+        <w:t xml:space="preserve">Risk of bias was assessed with the Joanna Briggs Institute (JBI) critical appraisal checklist for studies reporting prevalence/incidence data,¹⁴ which is designed for population-based descriptive rate studies (appropriate sampling frame and case ascertainment, valid identification of the condition, adequate coverage, and appropriate statistical/standardization methods). Two reviewers applied the checklist independently, and disagreements were resolved by consensus or a third reviewer. Certainty of evidence was not graded, because the review describes and compares population-based incidence rather than estimating a causal effect for which a GRADE-type certainty rating would be appropriate.</w:t>
       </w:r>
     </w:p>
     <w:p>

--- a/meta_agents/search_v2/outputs/Manuscript_Full.docx
+++ b/meta_agents/search_v2/outputs/Manuscript_Full.docx
@@ -543,7 +543,7 @@
           <w:sz w:val="24"/>
           <w:szCs w:val="24"/>
         </w:rPr>
-        <w:t xml:space="preserve">The four databases returned 9,099 records; 4,306 duplicates were removed, leaving 4,793 unique records for title and abstract screening. Full text was assessed for 242 reports, of which 79 were excluded, giving 163 included studies (Figure 1). Of these, 48 were eligible for quantitative synthesis—43 of which provided extractable estimates (144 estimates in total)²⁻⁹,¹¹⁻¹²,¹⁵⁻⁴⁷—and the remaining 115 were included in the narrative synthesis (163 = 48 + 115). The extracted studies were published between 2002 and 2026 and drew on the Surveillance, Epidemiology, and End Results (SEER) program, the National Program of Cancer Registries and the United States Cancer Statistics file, the North American Association of Central Cancer Registries, Indian Health Service–linked and tribal registries, and individual state or regional registries (Supplementary Table 2). After collapsing overlapping estimates to one representative per registry family, 85 analytic cells (racial or ethnic group × analytic dimension) remained for the main analysis (Table 1). The reference group was non-Hispanic White in most studies and an unstratified White group in a minority (marked †; Supplementary Table 4).</w:t>
+        <w:t xml:space="preserve">The four databases returned 9,099 records; 4,306 duplicates were removed, leaving 4,793 unique records for title and abstract screening. Full text was assessed for 242 reports, of which 79 were excluded, giving 163 included studies (Figure 1). Of these, 48 were eligible for quantitative synthesis—43 of which provided extractable estimates (145 individual estimates across racial/ethnic groups and analytic dimensions)²⁻⁹,¹¹⁻¹²,¹⁵⁻⁴⁷—and the remaining 115 were included in the narrative synthesis (163 = 48 + 115). The extracted studies were published between 2002 and 2026 and drew on the Surveillance, Epidemiology, and End Results (SEER) program, the National Program of Cancer Registries and the United States Cancer Statistics file, the North American Association of Central Cancer Registries, Indian Health Service–linked and tribal registries, and individual state or regional registries (Supplementary Table 2). After collapsing overlapping estimates to one representative per registry family, 85 analytic cells (racial or ethnic group × analytic dimension) remained for the main analysis (Table 1). The reference group was non-Hispanic White in most studies and an unstratified White group in a minority (marked †; Supplementary Table 4).</w:t>
       </w:r>
     </w:p>
     <w:p>

--- a/meta_agents/search_v2/outputs/Manuscript_Full.docx
+++ b/meta_agents/search_v2/outputs/Manuscript_Full.docx
@@ -783,7 +783,7 @@
           <w:sz w:val="24"/>
           <w:szCs w:val="24"/>
         </w:rPr>
-        <w:t xml:space="preserve">The 115 studies not entered into the quantitative synthesis met the inclusion criteria but did not report an incidence rate ratio, or age-standardized rates, from which a comparison with a non-Hispanic White reference could be recovered; they are listed in Supplementary Table 2. These reports most often described incidence within specific racial or ethnic subgroups, by age group, and over time, with others addressing geographic or socioeconomic variation, molecular subtype, and stage at diagnosis. Where they reported a racial or ethnic comparison, their findings were generally in the same direction as the quantitative results—lower overall incidence in most minority groups than in NHW women, wide variation among Asian American and Hispanic/Latina subgroups, and a higher burden of triple-negative disease in NHB women. Because these studies used varied reference groups, standard populations, and reporting formats, their results were summarized qualitatively rather than placed on the common IRR scale.</w:t>
+        <w:t xml:space="preserve">The 115 studies not entered into the quantitative synthesis met the inclusion criteria but did not report an incidence rate ratio, or age-standardized rates, from which a comparison with a non-Hispanic White reference could be recovered; they are listed in Supplementary Table 2. These reports most often described incidence within specific racial or ethnic subgroups, by age group, and over time, with others addressing geographic or socioeconomic variation, molecular subtype, and stage at diagnosis. Where they reported a racial or ethnic comparison, the patterns they described were broadly consistent with the quantitative findings—lower overall incidence in most minority groups than in NHW women, wide variation among Asian American and Hispanic/Latina subgroups, and a higher burden of triple-negative disease in NHB women. Because these studies used varied reference groups, standard populations, and reporting formats, their results were summarized qualitatively rather than placed on the common IRR scale.</w:t>
       </w:r>
     </w:p>
     <w:p>

--- a/meta_agents/search_v2/outputs/Manuscript_Full.docx
+++ b/meta_agents/search_v2/outputs/Manuscript_Full.docx
@@ -882,7 +882,7 @@
           <w:sz w:val="24"/>
           <w:szCs w:val="24"/>
         </w:rPr>
-        <w:t xml:space="preserve">For surveillance and clinical practice, these results suggest that reporting incidence only at the aggregate level can understate risk in subgroups whose incidence is at or above that of NHW women, including Native Hawaiian women, several AI/AN regional populations, and NHB women for TNBC. Disaggregated reporting, where sample sizes allow, would give a more accurate basis for characterizing incidence across these subgroups. For AI/AN populations specifically, surveillance based on registry–Indian Health Service linkage would help avoid undercounting. Stable estimates for the smallest subgroups would benefit from larger or linked data sources and more consistent standardization across registries and diagnosis periods.</w:t>
+        <w:t xml:space="preserve">For surveillance and clinical practice, these results suggest that reporting incidence only at the aggregate level can understate incidence in subgroups whose rates are at or above that of NHW women, including Native Hawaiian women, several AI/AN regional populations, and NHB women for TNBC. Disaggregated reporting, where sample sizes allow, would give a more accurate basis for characterizing incidence across these subgroups. For AI/AN populations specifically, surveillance based on registry–Indian Health Service linkage would help avoid undercounting. Stable estimates for the smallest subgroups would benefit from larger or linked data sources and more consistent standardization across registries and diagnosis periods.</w:t>
       </w:r>
     </w:p>
     <w:p>

--- a/meta_agents/search_v2/outputs/Manuscript_Full.docx
+++ b/meta_agents/search_v2/outputs/Manuscript_Full.docx
@@ -151,7 +151,7 @@
           <w:sz w:val="24"/>
           <w:szCs w:val="24"/>
         </w:rPr>
-        <w:t xml:space="preserve"> Reported at the aggregate level, these categories summarize overall differences but not the variation among their subgroups, several of which reach or exceed the NHW rate. Subgroup-level surveillance, with linkage-based counting of AI/AN cases, would better identify the highest-incidence populations. This descriptive review compares incidence and does not assess causes.</w:t>
+        <w:t xml:space="preserve"> Reported at the aggregate level, these categories summarize overall differences but not the variation among their subgroups, several of which reach or exceed the NHW rate; for AI/AN populations, the aggregate figure is further affected by registry undercounting. This descriptive review compares incidence and does not assess causes.</w:t>
       </w:r>
     </w:p>
     <w:p>
@@ -882,7 +882,7 @@
           <w:sz w:val="24"/>
           <w:szCs w:val="24"/>
         </w:rPr>
-        <w:t xml:space="preserve">For surveillance and clinical practice, these results suggest that reporting incidence only at the aggregate level can understate incidence in subgroups whose rates are at or above that of NHW women, including Native Hawaiian women, several AI/AN regional populations, and NHB women for TNBC. Disaggregated reporting, where sample sizes allow, would give a more accurate basis for characterizing incidence across these subgroups. For AI/AN populations specifically, surveillance based on registry–Indian Health Service linkage would help avoid undercounting. Stable estimates for the smallest subgroups would benefit from larger or linked data sources and more consistent standardization across registries and diagnosis periods.</w:t>
+        <w:t xml:space="preserve">At the aggregate level, these categories do not reflect the higher incidence seen in some subgroups—Native Hawaiian women, several AI/AN regional populations, and NHB women for triple-negative disease. For AI/AN populations, part of the aggregate difference reflects registry undercounting rather than lower incidence. Estimates for the smallest subgroups rested on limited numbers and differed in standard population and diagnosis period, which constrains their precision and comparability.</w:t>
       </w:r>
     </w:p>
     <w:p>

--- a/meta_agents/search_v2/outputs/Manuscript_Full.docx
+++ b/meta_agents/search_v2/outputs/Manuscript_Full.docx
@@ -543,7 +543,7 @@
           <w:sz w:val="24"/>
           <w:szCs w:val="24"/>
         </w:rPr>
-        <w:t xml:space="preserve">The four databases returned 9,099 records; 4,306 duplicates were removed, leaving 4,793 unique records for title and abstract screening. Full text was assessed for 242 reports, of which 79 were excluded, giving 163 included studies (Figure 1). Of these, 48 were eligible for quantitative synthesis—43 of which provided extractable estimates (145 individual estimates across racial/ethnic groups and analytic dimensions)²⁻⁹,¹¹⁻¹²,¹⁵⁻⁴⁷—and the remaining 115 were included in the narrative synthesis (163 = 48 + 115). The extracted studies were published between 2002 and 2026 and drew on the Surveillance, Epidemiology, and End Results (SEER) program, the National Program of Cancer Registries and the United States Cancer Statistics file, the North American Association of Central Cancer Registries, Indian Health Service–linked and tribal registries, and individual state or regional registries (Supplementary Table 2). After collapsing overlapping estimates to one representative per registry family, 85 analytic cells (racial or ethnic group × analytic dimension) remained for the main analysis (Table 1). The reference group was non-Hispanic White in most studies and an unstratified White group in a minority (marked †; Supplementary Table 4).</w:t>
+        <w:t xml:space="preserve">The four databases returned 9,099 records; 4,306 duplicates were removed, leaving 4,793 unique records for title and abstract screening. Full text was assessed for 242 reports, of which 79 were excluded, giving 163 included studies (Figure 1). Of these, 48 were eligible for quantitative synthesis—43 of which provided extractable estimates (145 individual estimates across racial/ethnic groups and analytic dimensions)²⁻⁹,¹¹⁻¹²,¹⁵⁻⁴⁷—and the remaining 115 were included in the narrative synthesis (163 = 48 + 115). The extracted studies were published between 2002 and 2026 and drew on the Surveillance, Epidemiology, and End Results (SEER) program, the National Program of Cancer Registries and the United States Cancer Statistics file, the North American Association of Central Cancer Registries, Indian Health Service–linked and tribal registries, and individual state or regional registries (Supplementary Table 2). After collapsing overlapping estimates to one representative per registry family, 85 representative estimates (one per racial or ethnic group × analytic dimension) remained; all are listed in Supplementary Table 4, and the principal comparisons—overall incidence, the disaggregated AANHPI and Hispanic-origin subgroups, AI/AN by region, Middle Eastern populations, triple-negative breast cancer, and male breast cancer—are shown in Table 1. The reference group was non-Hispanic White in most studies and an unstratified White group in a minority (marked †; Supplementary Table 4).</w:t>
       </w:r>
     </w:p>
     <w:p>

--- a/meta_agents/search_v2/outputs/Manuscript_Full.docx
+++ b/meta_agents/search_v2/outputs/Manuscript_Full.docx
@@ -423,7 +423,7 @@
           <w:sz w:val="24"/>
           <w:szCs w:val="24"/>
         </w:rPr>
-        <w:t xml:space="preserve"> (a contemporary benchmark). Each estimate was assigned to a registry "family," and the registry, region, diagnosis period, age range, group, and outcome of every study were tabulated so that overlaps could be seen (Supplementary Table 4). The representative estimate was the one with the broadest population coverage (USCS &gt; NAACCR &gt; SEER-national &gt; state or regional), the most recent and longest diagnosis period, a clearly documented age-standardization, and a directly reported confidence interval where available. For American Indian and Alaska Native (AI/AN) populations this order was overridden: an Indian Health Service–linked (IHS-PRCDA) estimate was preferred over an unlinked national-registry estimate for the same dimension, because unlinked registries misclassify race and undercount this population, so the more valid population definition—rather than the broadest coverage— determined the representative. Overall, disaggregated-subgroup, subtype, and age-specific results could draw on different studies, but the same registry data were not entered twice for the same question. The stability of the selection was checked in three ways: restricting to studies at low risk of bias, to directly reported (rather than computed) estimates, and to estimates with an NHW (rather than unstratified White) comparator (Supplementary Table 6).</w:t>
+        <w:t xml:space="preserve"> (a contemporary benchmark). Each estimate was assigned to a registry "family," and the registry, region, diagnosis period, age range, group, and outcome of each study were tabulated so that overlaps could be seen (Supplementary Table 4). The representative estimate was the one with the broadest population coverage (USCS &gt; NAACCR &gt; SEER-national &gt; state or regional), the most recent and longest diagnosis period, a clearly documented age-standardization, and a directly reported confidence interval where available. For American Indian and Alaska Native (AI/AN) populations this order was overridden: an Indian Health Service–linked (IHS-PRCDA) estimate was preferred over an unlinked national-registry estimate for the same dimension, because unlinked registries misclassify race and undercount this population, so the more valid population definition—rather than the broadest coverage— determined the representative. Overall, disaggregated-subgroup, subtype, and age-specific results could draw on different studies, but the same registry data were not entered twice for the same question. The stability of the selection was checked in three ways: restricting to studies at low risk of bias, to directly reported (rather than computed) estimates, and to estimates with an NHW (rather than unstratified White) comparator (Supplementary Table 6).</w:t>
       </w:r>
     </w:p>
     <w:p>
@@ -496,7 +496,7 @@
           <w:sz w:val="24"/>
           <w:szCs w:val="24"/>
         </w:rPr>
-        <w:t xml:space="preserve">All quantitative results were generated from a single master extraction dataset. Every rate ratio not reported directly by a source was recomputed from that study's own age-standardized minority and reference rates, and each such confidence interval was reproduced from the component rate intervals (by the delta method when both rates carried an interval, or by scaling the minority-rate interval when the reference rate was a fixed population benchmark without a reported interval). The main-text table, the forest figures, and the sensitivity tables were all regenerated from this master dataset and cross-checked so that every displayed estimate and each sensitivity baseline traces to the same underlying value.</w:t>
+        <w:t xml:space="preserve">All quantitative results were generated from a single master extraction dataset. Each rate ratio not reported directly by a source was recomputed from that study's own age-standardized minority and reference rates, and each such confidence interval was reproduced from the component rate intervals (by the delta method when both rates carried an interval, or by scaling the minority-rate interval when the reference rate was a fixed population benchmark without a reported interval). The main-text table, the forest figures, and the sensitivity tables were all regenerated from this master dataset and cross-checked so that each displayed estimate and each sensitivity baseline traces to the same underlying value.</w:t>
       </w:r>
     </w:p>
     <w:p>
@@ -856,7 +856,7 @@
           <w:sz w:val="24"/>
           <w:szCs w:val="24"/>
         </w:rPr>
-        <w:t xml:space="preserve">These findings are consistent with earlier disaggregated analyses and extend them. Gomez and colleagues first described how aggregated Asian American data can hide substantial subgroup differences;⁵ the present estimates span the full set of subgroups over the most recent SEER-21 period.²⁶ The high incidence observed in Native Hawaiian women echoes the heterogeneous burden reported in Hawaii,²¹ and the ordering of Hispanic subgroups—lower in Mexican and higher in Puerto Rican and Cuban women—reproduces the gradient described among first-generation U.S. Hispanics.⁸ The regional range across AI/AN populations, and the low rate in the Navajo area, are in line with prior regional and tribal analyses.¹⁰,³³,³⁷,⁴⁰ The higher TNBC incidence in NHB women is also concordant with prior subtype-specific work.²,²⁰ The contribution here is to bring these scattered estimates together with overlapping registry data reduced to one representative population-based estimate per registry family and a consistent NHW comparator, so that aggregate and subgroup results can be read side by side.</w:t>
+        <w:t xml:space="preserve">These findings are consistent with earlier disaggregated analyses and extend them. Gomez and colleagues first documented the wide variation among Asian American subgroups within the aggregate category;⁵ the present estimates span the full set of subgroups over the most recent SEER-21 period.²⁶ The high incidence observed in Native Hawaiian women echoes the heterogeneous burden reported in Hawaii,²¹ and the ordering of Hispanic subgroups—lower in Mexican and higher in Puerto Rican and Cuban women—reproduces the gradient described among first-generation U.S. Hispanics.⁸ The regional range across AI/AN populations, and the low rate in the Navajo area, are in line with prior regional and tribal analyses.¹⁰,³³,³⁷,⁴⁰ The higher TNBC incidence in NHB women is also concordant with prior subtype-specific work.²,²⁰ The contribution here is to bring these scattered estimates together with overlapping registry data reduced to one representative population-based estimate per registry family and a consistent NHW comparator, so that aggregate and subgroup results can be read side by side.</w:t>
       </w:r>
     </w:p>
     <w:p>
@@ -908,7 +908,7 @@
           <w:sz w:val="24"/>
           <w:szCs w:val="24"/>
         </w:rPr>
-        <w:t xml:space="preserve">In summary, aggregate racial and ethnic categories describe broad differences in U.S. breast cancer incidence but do not capture the range within them: several Asian, Pacific Islander, Hispanic, and AI/AN subgroups differ markedly from their aggregate, and the subtype pattern for NHB women differs from the overall pattern. Registry overlap and the undercounting of AI/AN populations warrant attention when these differences are interpreted.</w:t>
+        <w:t xml:space="preserve">In summary, aggregate racial and ethnic categories describe broad differences in U.S. breast cancer incidence but do not capture the range within them: several Asian, Pacific Islander, Hispanic, and AI/AN subgroups differ markedly from their aggregate, and the subtype pattern for NHB women differs from the overall pattern. Registry overlap and the undercounting of AI/AN populations are relevant to how these differences are interpreted.</w:t>
       </w:r>
     </w:p>
     <w:p>

--- a/meta_agents/search_v2/outputs/Manuscript_Full.docx
+++ b/meta_agents/search_v2/outputs/Manuscript_Full.docx
@@ -194,20 +194,20 @@
           <w:sz w:val="24"/>
           <w:szCs w:val="24"/>
         </w:rPr>
-        <w:t xml:space="preserve">Race and ethnicity are recorded in a few broad categories, and rates differ within each. The AANHPI category—Asian American, Native Hawaiian, and Pacific Islander—is the clearest case. Treated as one population its incidence sits well below that of NHW women, but that single number covers a wide spread. Using California data, Gomez and colleagues⁵ reported an incidence of 146 per 100,000 in NHW women against 83 in Asian women overall, and within the Asian category the rate in Japanese women (126) was almost three times that in Laotian women (44); US-born women had far higher rates than the foreign-born. The lowest rates fall among Southeast Asian groups such as the Hmong,⁶ and rates differ again across the individual Asian ethnicities followed over time.⁷ Hispanic/Latina women are not one group either: incidence differs by country of origin,⁸ and origin-specific rates have been reported for Hispanic women in California.⁹ For AI/AN women, the aggregate rate is also shaped by how race is recorded: central registries that assign race by observation misclassify many AI/AN cases as non-Native, which understates their rates. Espey and colleagues¹⁰ corrected this by linking registry records to Indian Health Service (IHS) enrollment, and the corrected rates were highest in the Northern and Southern Plains and in Alaska, where cancer in Alaska Native women has been tracked in dedicated registries.¹¹,¹² Subtype rearranges the order once more: NHW women have the highest rate of HR+/HER2− disease while NHB women have the highest rate of TNBC,² so which group ranks highest depends on the tumor being counted.</w:t>
-      </w:r>
-    </w:p>
-    <w:p>
-      <w:pPr>
-        <w:spacing w:after="160" w:line="360"/>
-      </w:pPr>
-      <w:r>
-        <w:rPr>
-          <w:rFonts w:ascii="Times New Roman" w:cs="Times New Roman" w:eastAsia="Times New Roman" w:hAnsi="Times New Roman"/>
-          <w:sz w:val="24"/>
-          <w:szCs w:val="24"/>
-        </w:rPr>
-        <w:t xml:space="preserve">These estimates are scattered rather than assembled. They come from different registries—the Surveillance, Epidemiology, and End Results (SEER) program, the National Program of Cancer Registries, IHS-linked files, and individual state or regional registries—and from different periods, age-standardization methods, and reference groups, with some studies comparing against White women and others specifically against NHW women. Many of the studies draw on the same underlying registry data, so their estimates are not independent, and combining them directly counts some women more than once. What is missing is a synthesis that gathers the disaggregated estimates across registries, removes this overlap, and appraises the quality of what remains.</w:t>
+        <w:t xml:space="preserve">Race and ethnicity are recorded in a few broad categories, and rates differ within each. The AANHPI category—Asian American, Native Hawaiian, and Pacific Islander—is a clear example. Treated as one population its incidence sits well below that of NHW women, but that single number covers a wide spread. Using California data, Gomez and colleagues⁵ reported an incidence of 146 per 100,000 in NHW women against 83 in Asian women overall, and within the Asian category the rate in Japanese women (126) was almost three times that in Laotian women (44); US-born women had far higher rates than the foreign-born. The lowest rates fall among Southeast Asian groups such as the Hmong,⁶ and rates differ again across the individual Asian ethnicities followed over time.⁷ Hispanic/Latina women are not one group either: incidence differs by country of origin,⁸ and origin-specific rates have been reported for Hispanic women in California.⁹ For AI/AN women, the aggregate rate is also shaped by how race is recorded: central registries that assign race by observation misclassify many AI/AN cases as non-Native, which understates their rates. Espey and colleagues¹⁰ corrected this by linking registry records to Indian Health Service (IHS) enrollment, and the corrected rates were highest in the Northern and Southern Plains and in Alaska, where cancer in Alaska Native women has been tracked in dedicated registries.¹¹,¹² Subtype rearranges the order once more: NHW women have the highest rate of HR+/HER2− disease while NHB women have the highest rate of TNBC,² so which group ranks highest depends on the tumor being counted.</w:t>
+      </w:r>
+    </w:p>
+    <w:p>
+      <w:pPr>
+        <w:spacing w:after="160" w:line="360"/>
+      </w:pPr>
+      <w:r>
+        <w:rPr>
+          <w:rFonts w:ascii="Times New Roman" w:cs="Times New Roman" w:eastAsia="Times New Roman" w:hAnsi="Times New Roman"/>
+          <w:sz w:val="24"/>
+          <w:szCs w:val="24"/>
+        </w:rPr>
+        <w:t xml:space="preserve">These estimates are dispersed across separate studies. They come from different registries—the Surveillance, Epidemiology, and End Results (SEER) program, the National Program of Cancer Registries, IHS-linked files, and individual state or regional registries—and from different periods, age-standardization methods, and reference groups, with some studies comparing against White women and others specifically against NHW women. Many of the studies draw on the same underlying registry data, so their estimates are not independent, and combining them directly counts some women more than once. What is missing is a synthesis that gathers the disaggregated estimates across registries, removes this overlap, and appraises the quality of what remains.</w:t>
       </w:r>
     </w:p>
     <w:p>
@@ -483,7 +483,7 @@
           <w:sz w:val="24"/>
           <w:szCs w:val="24"/>
         </w:rPr>
-        <w:t xml:space="preserve">Each estimate was expressed as an IRR relative to NHW women. When a study reported age-standardized rates rather than a ratio, the IRR was computed from the minority and NHW rates of the same study, standard population, and diagnosis period, and its confidence interval was propagated from the reported rate intervals by the delta method. Because estimates within a group are drawn from overlapping registry populations and are not independent, they were not combined into a pooled random-effects estimate; the primary result for each group is the representative population-based estimate defined above. The analysis therefore emphasizes the racial and ethnic disparities and the heterogeneity among subgroups within each aggregate category, displayed group by group rather than summarized as a single pooled value. Studies that met the inclusion criteria but did not provide a recoverable non-Hispanic White comparison were not placed on the IRR scale; these were summarized narratively by racial or ethnic group and outcome. Analyses were carried out in Python 3 using SciPy.</w:t>
+        <w:t xml:space="preserve">Each estimate was expressed as an IRR relative to NHW women. When a study reported age-standardized rates rather than a ratio, the IRR was computed from the minority and NHW rates of the same study, standard population, and diagnosis period, and its confidence interval was propagated from the reported rate intervals by the delta method. Because estimates within a group are drawn from overlapping registry populations and are not independent, they were not combined into a pooled random-effects estimate; the primary result for each group is the representative population-based estimate defined above. The analysis therefore presents the racial and ethnic differences and the heterogeneity among subgroups within each aggregate category, displayed group by group rather than summarized as a single pooled value. Studies that met the inclusion criteria but did not provide a recoverable non-Hispanic White comparison were not placed on the IRR scale; these were summarized narratively by racial or ethnic group and outcome. Analyses were carried out in Python 3 using SciPy.</w:t>
       </w:r>
     </w:p>
     <w:p>
@@ -856,7 +856,7 @@
           <w:sz w:val="24"/>
           <w:szCs w:val="24"/>
         </w:rPr>
-        <w:t xml:space="preserve">These findings are consistent with earlier disaggregated analyses and extend them. Gomez and colleagues first documented the wide variation among Asian American subgroups within the aggregate category;⁵ the present estimates span the full set of subgroups over the most recent SEER-21 period.²⁶ The high incidence observed in Native Hawaiian women echoes the heterogeneous burden reported in Hawaii,²¹ and the ordering of Hispanic subgroups—lower in Mexican and higher in Puerto Rican and Cuban women—reproduces the gradient described among first-generation U.S. Hispanics.⁸ The regional range across AI/AN populations, and the low rate in the Navajo area, are in line with prior regional and tribal analyses.¹⁰,³³,³⁷,⁴⁰ The higher TNBC incidence in NHB women is also concordant with prior subtype-specific work.²,²⁰ The contribution here is to bring these scattered estimates together with overlapping registry data reduced to one representative population-based estimate per registry family and a consistent NHW comparator, so that aggregate and subgroup results can be read side by side.</w:t>
+        <w:t xml:space="preserve">These findings are consistent with earlier disaggregated analyses and extend them. Gomez and colleagues first documented the wide variation among Asian American subgroups within the aggregate category;⁵ the present estimates span the full set of subgroups over the most recent SEER-21 period.²⁶ The high incidence observed in Native Hawaiian women echoes the heterogeneous burden reported in Hawaii,²¹ and the ordering of Hispanic subgroups—lower in Mexican and higher in Puerto Rican and Cuban women—reproduces the gradient described among first-generation U.S. Hispanics.⁸ The regional range across AI/AN populations, and the low rate in the Navajo area, are in line with prior regional and tribal analyses.¹⁰,³³,³⁷,⁴⁰ The higher TNBC incidence in NHB women is also concordant with prior subtype-specific work.²,²⁰ The contribution here is to bring these estimates together with overlapping registry data reduced to one representative population-based estimate per registry family and a consistent NHW comparator, so that aggregate and subgroup results can be read side by side.</w:t>
       </w:r>
     </w:p>
     <w:p>

--- a/meta_agents/search_v2/outputs/Manuscript_Full.docx
+++ b/meta_agents/search_v2/outputs/Manuscript_Full.docx
@@ -813,7 +813,7 @@
           <w:sz w:val="24"/>
           <w:szCs w:val="24"/>
         </w:rPr>
-        <w:t xml:space="preserve">On the JBI checklist, 37 of the 43 studies were at low risk of bias and 6 at moderate risk, with none at high risk (Supplementary Table 5); the moderate ratings arose mainly where an estimate was reported without a variance or where race and ethnicity ascertainment was limited. The representative selection was stable across three checks (Supplementary Table 6). Restricting to low-risk-of-bias studies left 67 of 85 cell representatives unchanged (5 changed, 13 dropped); restricting to directly reported estimates left 46 unchanged (6 changed, 33 dropped); and restricting to NHW-comparator estimates left 57 unchanged (2 changed, 26 dropped), the dropped cells being those whose only representative used an unstratified White comparator — the receptor-defined subtypes, male breast cancer, and two age-specific Black cells.</w:t>
+        <w:t xml:space="preserve">On the JBI checklist, 37 of the 43 studies were at low risk of bias and 6 at moderate risk, with none at high risk (Supplementary Table 5); the moderate ratings arose mainly where an estimate was reported without a variance or where race and ethnicity ascertainment was limited. The representative selection was examined in three ways (Supplementary Table 6). Restricting to low-risk-of-bias studies left 67 of 85 cell representatives unchanged, with the 5 changed and 13 dropped cells concentrated in the disaggregated AANHPI subgroups and the AI/AN cells; restricting to directly reported estimates left 46 unchanged (6 changed, 33 dropped); and restricting to NHW-comparator estimates left 57 unchanged (2 changed, 26 dropped), the dropped cells being those whose only representative used an unstratified White comparator — the receptor-defined subtypes, male breast cancer, and two age-specific Black cells.</w:t>
       </w:r>
     </w:p>
     <w:p>

--- a/meta_agents/search_v2/outputs/Manuscript_Full.docx
+++ b/meta_agents/search_v2/outputs/Manuscript_Full.docx
@@ -1539,9 +1539,5522 @@
         <w:t xml:space="preserve">47. Wilkinson JD, Wohler-Torres B, Trapido E, Fleming LE, MacKinnon J, Peace S. Cancer among Hispanic women in South Florida: an 18-year assessment: a report from the Florida Cancer Data System. Cancer. 2002;95(8):1752-8. doi:10.1002/cncr.10834</w:t>
       </w:r>
     </w:p>
+    <w:p>
+      <w:pPr>
+        <w:sectPr>
+          <w:pgSz w:w="11906" w:h="16838" w:orient="portrait"/>
+          <w:pgMar w:top="1440" w:right="1440" w:bottom="1440" w:left="1440" w:header="708" w:footer="708" w:gutter="0"/>
+          <w:pgNumType/>
+          <w:docGrid w:linePitch="360"/>
+        </w:sectPr>
+      </w:pPr>
+    </w:p>
+    <w:p>
+      <w:pPr>
+        <w:pStyle w:val="Heading1"/>
+        <w:spacing w:after="160" w:line="360"/>
+      </w:pPr>
+      <w:r>
+        <w:rPr>
+          <w:rFonts w:ascii="Times New Roman" w:cs="Times New Roman" w:eastAsia="Times New Roman" w:hAnsi="Times New Roman"/>
+          <w:b/>
+          <w:bCs/>
+          <w:sz w:val="28"/>
+          <w:szCs w:val="28"/>
+        </w:rPr>
+        <w:t xml:space="preserve">Tables and Figures</w:t>
+      </w:r>
+    </w:p>
+    <w:p>
+      <w:pPr>
+        <w:spacing w:after="100" w:before="160"/>
+      </w:pPr>
+      <w:r>
+        <w:rPr>
+          <w:rFonts w:ascii="Malgun Gothic" w:cs="Malgun Gothic" w:eastAsia="Malgun Gothic" w:hAnsi="Malgun Gothic"/>
+          <w:b/>
+          <w:bCs/>
+          <w:sz w:val="22"/>
+          <w:szCs w:val="22"/>
+        </w:rPr>
+        <w:t xml:space="preserve">Table 1. Incidence rate ratios of invasive breast cancer among U.S. racial and ethnic groups relative to non-Hispanic White women, by analytic dimension</w:t>
+      </w:r>
+    </w:p>
+    <w:p>
+      <w:pPr>
+        <w:spacing w:after="120" w:line="260"/>
+      </w:pPr>
+      <w:r>
+        <w:rPr>
+          <w:rFonts w:ascii="Malgun Gothic" w:cs="Malgun Gothic" w:eastAsia="Malgun Gothic" w:hAnsi="Malgun Gothic"/>
+          <w:i/>
+          <w:iCs/>
+          <w:sz w:val="16"/>
+          <w:szCs w:val="16"/>
+        </w:rPr>
+        <w:t xml:space="preserve">Each value is a representative population-based estimate (a contemporary benchmark) for the group — the most recent, broadest-coverage registry estimate with an appropriate population definition and standardization — not a meta-analytic pooled estimate; one estimate is shown per registry family. Effect measure is the incidence rate ratio (IRR) unless noted as a standardized incidence ratio (SIR). Comparisons are versus non-Hispanic White (NHW) women, except where marked † — the reference in that study was an unstratified White group (not stratified by Hispanic origin), which may raise the IRR slightly; these estimates are examined in the NHW-comparator sensitivity analysis (Supplementary Table 6c). Black denotes non-Hispanic Black (NHB), and the Asian/Pacific Islander aggregate is labeled AANHPI (Asian American, Native Hawaiian, and Pacific Islander), with the Pacific-Islander subset shown separately as NHPI. RoB = risk-of-bias rating of the representative study. Full per-estimate detail, including each study's comparator and standard population, is in the Supplementary Materials.</w:t>
+      </w:r>
+    </w:p>
+    <w:tbl>
+      <w:tblPr>
+        <w:tblW w:type="dxa" w:w="14400"/>
+        <w:tblBorders>
+          <w:top w:val="single" w:color="BBBBBB" w:sz="3"/>
+          <w:left w:val="single" w:color="BBBBBB" w:sz="3"/>
+          <w:bottom w:val="single" w:color="BBBBBB" w:sz="3"/>
+          <w:right w:val="single" w:color="BBBBBB" w:sz="3"/>
+          <w:insideH w:val="single" w:color="BBBBBB" w:sz="3"/>
+          <w:insideV w:val="single" w:color="BBBBBB" w:sz="3"/>
+        </w:tblBorders>
+      </w:tblPr>
+      <w:tblGrid>
+        <w:gridCol w:w="3353"/>
+        <w:gridCol w:w="1099"/>
+        <w:gridCol w:w="3133"/>
+        <w:gridCol w:w="2913"/>
+        <w:gridCol w:w="2473"/>
+        <w:gridCol w:w="1429"/>
+      </w:tblGrid>
+      <w:tr>
+        <w:trPr>
+          <w:tblHeader/>
+        </w:trPr>
+        <w:tc>
+          <w:tcPr>
+            <w:tcW w:type="dxa" w:w="3353"/>
+            <w:shd w:fill="E7EEF6" w:color="auto" w:val="clear"/>
+            <w:tcMar>
+              <w:top w:type="dxa" w:w="25"/>
+              <w:left w:type="dxa" w:w="70"/>
+              <w:bottom w:type="dxa" w:w="25"/>
+              <w:right w:type="dxa" w:w="70"/>
+            </w:tcMar>
+          </w:tcPr>
+          <w:p>
+            <w:r>
+              <w:rPr>
+                <w:rFonts w:ascii="Malgun Gothic" w:cs="Malgun Gothic" w:eastAsia="Malgun Gothic" w:hAnsi="Malgun Gothic"/>
+                <w:b/>
+                <w:bCs/>
+                <w:sz w:val="15"/>
+                <w:szCs w:val="15"/>
+              </w:rPr>
+              <w:t xml:space="preserve">Group</w:t>
+            </w:r>
+          </w:p>
+        </w:tc>
+        <w:tc>
+          <w:tcPr>
+            <w:tcW w:type="dxa" w:w="1099"/>
+            <w:shd w:fill="E7EEF6" w:color="auto" w:val="clear"/>
+            <w:tcMar>
+              <w:top w:type="dxa" w:w="25"/>
+              <w:left w:type="dxa" w:w="70"/>
+              <w:bottom w:type="dxa" w:w="25"/>
+              <w:right w:type="dxa" w:w="70"/>
+            </w:tcMar>
+          </w:tcPr>
+          <w:p>
+            <w:r>
+              <w:rPr>
+                <w:rFonts w:ascii="Malgun Gothic" w:cs="Malgun Gothic" w:eastAsia="Malgun Gothic" w:hAnsi="Malgun Gothic"/>
+                <w:b/>
+                <w:bCs/>
+                <w:sz w:val="15"/>
+                <w:szCs w:val="15"/>
+              </w:rPr>
+              <w:t xml:space="preserve">Effect</w:t>
+            </w:r>
+          </w:p>
+        </w:tc>
+        <w:tc>
+          <w:tcPr>
+            <w:tcW w:type="dxa" w:w="3133"/>
+            <w:shd w:fill="E7EEF6" w:color="auto" w:val="clear"/>
+            <w:tcMar>
+              <w:top w:type="dxa" w:w="25"/>
+              <w:left w:type="dxa" w:w="70"/>
+              <w:bottom w:type="dxa" w:w="25"/>
+              <w:right w:type="dxa" w:w="70"/>
+            </w:tcMar>
+          </w:tcPr>
+          <w:p>
+            <w:r>
+              <w:rPr>
+                <w:rFonts w:ascii="Malgun Gothic" w:cs="Malgun Gothic" w:eastAsia="Malgun Gothic" w:hAnsi="Malgun Gothic"/>
+                <w:b/>
+                <w:bCs/>
+                <w:sz w:val="15"/>
+                <w:szCs w:val="15"/>
+              </w:rPr>
+              <w:t xml:space="preserve">Estimate [95% CI]</w:t>
+            </w:r>
+          </w:p>
+        </w:tc>
+        <w:tc>
+          <w:tcPr>
+            <w:tcW w:type="dxa" w:w="2913"/>
+            <w:shd w:fill="E7EEF6" w:color="auto" w:val="clear"/>
+            <w:tcMar>
+              <w:top w:type="dxa" w:w="25"/>
+              <w:left w:type="dxa" w:w="70"/>
+              <w:bottom w:type="dxa" w:w="25"/>
+              <w:right w:type="dxa" w:w="70"/>
+            </w:tcMar>
+          </w:tcPr>
+          <w:p>
+            <w:r>
+              <w:rPr>
+                <w:rFonts w:ascii="Malgun Gothic" w:cs="Malgun Gothic" w:eastAsia="Malgun Gothic" w:hAnsi="Malgun Gothic"/>
+                <w:b/>
+                <w:bCs/>
+                <w:sz w:val="15"/>
+                <w:szCs w:val="15"/>
+              </w:rPr>
+              <w:t xml:space="preserve">Representative study</w:t>
+            </w:r>
+          </w:p>
+        </w:tc>
+        <w:tc>
+          <w:tcPr>
+            <w:tcW w:type="dxa" w:w="2473"/>
+            <w:shd w:fill="E7EEF6" w:color="auto" w:val="clear"/>
+            <w:tcMar>
+              <w:top w:type="dxa" w:w="25"/>
+              <w:left w:type="dxa" w:w="70"/>
+              <w:bottom w:type="dxa" w:w="25"/>
+              <w:right w:type="dxa" w:w="70"/>
+            </w:tcMar>
+          </w:tcPr>
+          <w:p>
+            <w:r>
+              <w:rPr>
+                <w:rFonts w:ascii="Malgun Gothic" w:cs="Malgun Gothic" w:eastAsia="Malgun Gothic" w:hAnsi="Malgun Gothic"/>
+                <w:b/>
+                <w:bCs/>
+                <w:sz w:val="15"/>
+                <w:szCs w:val="15"/>
+              </w:rPr>
+              <w:t xml:space="preserve">Registry family</w:t>
+            </w:r>
+          </w:p>
+        </w:tc>
+        <w:tc>
+          <w:tcPr>
+            <w:tcW w:type="dxa" w:w="1429"/>
+            <w:shd w:fill="E7EEF6" w:color="auto" w:val="clear"/>
+            <w:tcMar>
+              <w:top w:type="dxa" w:w="25"/>
+              <w:left w:type="dxa" w:w="70"/>
+              <w:bottom w:type="dxa" w:w="25"/>
+              <w:right w:type="dxa" w:w="70"/>
+            </w:tcMar>
+          </w:tcPr>
+          <w:p>
+            <w:r>
+              <w:rPr>
+                <w:rFonts w:ascii="Malgun Gothic" w:cs="Malgun Gothic" w:eastAsia="Malgun Gothic" w:hAnsi="Malgun Gothic"/>
+                <w:b/>
+                <w:bCs/>
+                <w:sz w:val="15"/>
+                <w:szCs w:val="15"/>
+              </w:rPr>
+              <w:t xml:space="preserve">RoB</w:t>
+            </w:r>
+          </w:p>
+        </w:tc>
+      </w:tr>
+      <w:tr>
+        <w:tc>
+          <w:tcPr>
+            <w:tcW w:type="dxa" w:w="14400"/>
+            <w:gridSpan w:val="6"/>
+            <w:shd w:fill="D9E2EF" w:color="auto" w:val="clear"/>
+            <w:tcMar>
+              <w:top w:type="dxa" w:w="30"/>
+              <w:left w:type="dxa" w:w="70"/>
+              <w:bottom w:type="dxa" w:w="30"/>
+              <w:right w:type="dxa" w:w="70"/>
+            </w:tcMar>
+          </w:tcPr>
+          <w:p>
+            <w:r>
+              <w:rPr>
+                <w:rFonts w:ascii="Malgun Gothic" w:cs="Malgun Gothic" w:eastAsia="Malgun Gothic" w:hAnsi="Malgun Gothic"/>
+                <w:b/>
+                <w:bCs/>
+                <w:sz w:val="16"/>
+                <w:szCs w:val="16"/>
+              </w:rPr>
+              <w:t xml:space="preserve">Overall invasive breast cancer</w:t>
+            </w:r>
+          </w:p>
+        </w:tc>
+      </w:tr>
+      <w:tr>
+        <w:tc>
+          <w:tcPr>
+            <w:tcW w:type="dxa" w:w="3353"/>
+            <w:tcMar>
+              <w:top w:type="dxa" w:w="25"/>
+              <w:left w:type="dxa" w:w="70"/>
+              <w:bottom w:type="dxa" w:w="25"/>
+              <w:right w:type="dxa" w:w="70"/>
+            </w:tcMar>
+          </w:tcPr>
+          <w:p>
+            <w:r>
+              <w:rPr>
+                <w:rFonts w:ascii="Malgun Gothic" w:cs="Malgun Gothic" w:eastAsia="Malgun Gothic" w:hAnsi="Malgun Gothic"/>
+                <w:b w:val="false"/>
+                <w:bCs w:val="false"/>
+                <w:sz w:val="15"/>
+                <w:szCs w:val="15"/>
+              </w:rPr>
+              <w:t xml:space="preserve">American Indian and Alaska Native (AI/AN)</w:t>
+            </w:r>
+          </w:p>
+        </w:tc>
+        <w:tc>
+          <w:tcPr>
+            <w:tcW w:type="dxa" w:w="1099"/>
+            <w:tcMar>
+              <w:top w:type="dxa" w:w="25"/>
+              <w:left w:type="dxa" w:w="70"/>
+              <w:bottom w:type="dxa" w:w="25"/>
+              <w:right w:type="dxa" w:w="70"/>
+            </w:tcMar>
+          </w:tcPr>
+          <w:p>
+            <w:r>
+              <w:rPr>
+                <w:rFonts w:ascii="Malgun Gothic" w:cs="Malgun Gothic" w:eastAsia="Malgun Gothic" w:hAnsi="Malgun Gothic"/>
+                <w:b w:val="false"/>
+                <w:bCs w:val="false"/>
+                <w:sz w:val="15"/>
+                <w:szCs w:val="15"/>
+              </w:rPr>
+              <w:t xml:space="preserve">IRR</w:t>
+            </w:r>
+          </w:p>
+        </w:tc>
+        <w:tc>
+          <w:tcPr>
+            <w:tcW w:type="dxa" w:w="3133"/>
+            <w:tcMar>
+              <w:top w:type="dxa" w:w="25"/>
+              <w:left w:type="dxa" w:w="70"/>
+              <w:bottom w:type="dxa" w:w="25"/>
+              <w:right w:type="dxa" w:w="70"/>
+            </w:tcMar>
+          </w:tcPr>
+          <w:p>
+            <w:r>
+              <w:rPr>
+                <w:rFonts w:ascii="Malgun Gothic" w:cs="Malgun Gothic" w:eastAsia="Malgun Gothic" w:hAnsi="Malgun Gothic"/>
+                <w:b w:val="false"/>
+                <w:bCs w:val="false"/>
+                <w:sz w:val="15"/>
+                <w:szCs w:val="15"/>
+              </w:rPr>
+              <w:t xml:space="preserve">0.560 [0.550, 0.570]</w:t>
+            </w:r>
+          </w:p>
+        </w:tc>
+        <w:tc>
+          <w:tcPr>
+            <w:tcW w:type="dxa" w:w="2913"/>
+            <w:tcMar>
+              <w:top w:type="dxa" w:w="25"/>
+              <w:left w:type="dxa" w:w="70"/>
+              <w:bottom w:type="dxa" w:w="25"/>
+              <w:right w:type="dxa" w:w="70"/>
+            </w:tcMar>
+          </w:tcPr>
+          <w:p>
+            <w:r>
+              <w:rPr>
+                <w:rFonts w:ascii="Malgun Gothic" w:cs="Malgun Gothic" w:eastAsia="Malgun Gothic" w:hAnsi="Malgun Gothic"/>
+                <w:b w:val="false"/>
+                <w:bCs w:val="false"/>
+                <w:sz w:val="15"/>
+                <w:szCs w:val="15"/>
+              </w:rPr>
+              <w:t xml:space="preserve">Gopalani 2020 (1999-2015)</w:t>
+            </w:r>
+          </w:p>
+        </w:tc>
+        <w:tc>
+          <w:tcPr>
+            <w:tcW w:type="dxa" w:w="2473"/>
+            <w:tcMar>
+              <w:top w:type="dxa" w:w="25"/>
+              <w:left w:type="dxa" w:w="70"/>
+              <w:bottom w:type="dxa" w:w="25"/>
+              <w:right w:type="dxa" w:w="70"/>
+            </w:tcMar>
+          </w:tcPr>
+          <w:p>
+            <w:r>
+              <w:rPr>
+                <w:rFonts w:ascii="Malgun Gothic" w:cs="Malgun Gothic" w:eastAsia="Malgun Gothic" w:hAnsi="Malgun Gothic"/>
+                <w:b w:val="false"/>
+                <w:bCs w:val="false"/>
+                <w:sz w:val="15"/>
+                <w:szCs w:val="15"/>
+              </w:rPr>
+              <w:t xml:space="preserve">IHS-PRCDA</w:t>
+            </w:r>
+          </w:p>
+        </w:tc>
+        <w:tc>
+          <w:tcPr>
+            <w:tcW w:type="dxa" w:w="1429"/>
+            <w:tcMar>
+              <w:top w:type="dxa" w:w="25"/>
+              <w:left w:type="dxa" w:w="70"/>
+              <w:bottom w:type="dxa" w:w="25"/>
+              <w:right w:type="dxa" w:w="70"/>
+            </w:tcMar>
+          </w:tcPr>
+          <w:p>
+            <w:r>
+              <w:rPr>
+                <w:rFonts w:ascii="Malgun Gothic" w:cs="Malgun Gothic" w:eastAsia="Malgun Gothic" w:hAnsi="Malgun Gothic"/>
+                <w:b w:val="false"/>
+                <w:bCs w:val="false"/>
+                <w:sz w:val="15"/>
+                <w:szCs w:val="15"/>
+              </w:rPr>
+              <w:t xml:space="preserve">Low</w:t>
+            </w:r>
+          </w:p>
+        </w:tc>
+      </w:tr>
+      <w:tr>
+        <w:tc>
+          <w:tcPr>
+            <w:tcW w:type="dxa" w:w="3353"/>
+            <w:tcMar>
+              <w:top w:type="dxa" w:w="25"/>
+              <w:left w:type="dxa" w:w="70"/>
+              <w:bottom w:type="dxa" w:w="25"/>
+              <w:right w:type="dxa" w:w="70"/>
+            </w:tcMar>
+          </w:tcPr>
+          <w:p>
+            <w:r>
+              <w:rPr>
+                <w:rFonts w:ascii="Malgun Gothic" w:cs="Malgun Gothic" w:eastAsia="Malgun Gothic" w:hAnsi="Malgun Gothic"/>
+                <w:b w:val="false"/>
+                <w:bCs w:val="false"/>
+                <w:sz w:val="15"/>
+                <w:szCs w:val="15"/>
+              </w:rPr>
+              <w:t xml:space="preserve">Hispanic</w:t>
+            </w:r>
+          </w:p>
+        </w:tc>
+        <w:tc>
+          <w:tcPr>
+            <w:tcW w:type="dxa" w:w="1099"/>
+            <w:tcMar>
+              <w:top w:type="dxa" w:w="25"/>
+              <w:left w:type="dxa" w:w="70"/>
+              <w:bottom w:type="dxa" w:w="25"/>
+              <w:right w:type="dxa" w:w="70"/>
+            </w:tcMar>
+          </w:tcPr>
+          <w:p>
+            <w:r>
+              <w:rPr>
+                <w:rFonts w:ascii="Malgun Gothic" w:cs="Malgun Gothic" w:eastAsia="Malgun Gothic" w:hAnsi="Malgun Gothic"/>
+                <w:b w:val="false"/>
+                <w:bCs w:val="false"/>
+                <w:sz w:val="15"/>
+                <w:szCs w:val="15"/>
+              </w:rPr>
+              <w:t xml:space="preserve">IRR</w:t>
+            </w:r>
+          </w:p>
+        </w:tc>
+        <w:tc>
+          <w:tcPr>
+            <w:tcW w:type="dxa" w:w="3133"/>
+            <w:tcMar>
+              <w:top w:type="dxa" w:w="25"/>
+              <w:left w:type="dxa" w:w="70"/>
+              <w:bottom w:type="dxa" w:w="25"/>
+              <w:right w:type="dxa" w:w="70"/>
+            </w:tcMar>
+          </w:tcPr>
+          <w:p>
+            <w:r>
+              <w:rPr>
+                <w:rFonts w:ascii="Malgun Gothic" w:cs="Malgun Gothic" w:eastAsia="Malgun Gothic" w:hAnsi="Malgun Gothic"/>
+                <w:b w:val="false"/>
+                <w:bCs w:val="false"/>
+                <w:sz w:val="15"/>
+                <w:szCs w:val="15"/>
+              </w:rPr>
+              <w:t xml:space="preserve">0.718 [0.707, 0.731]</w:t>
+            </w:r>
+          </w:p>
+        </w:tc>
+        <w:tc>
+          <w:tcPr>
+            <w:tcW w:type="dxa" w:w="2913"/>
+            <w:tcMar>
+              <w:top w:type="dxa" w:w="25"/>
+              <w:left w:type="dxa" w:w="70"/>
+              <w:bottom w:type="dxa" w:w="25"/>
+              <w:right w:type="dxa" w:w="70"/>
+            </w:tcMar>
+          </w:tcPr>
+          <w:p>
+            <w:r>
+              <w:rPr>
+                <w:rFonts w:ascii="Malgun Gothic" w:cs="Malgun Gothic" w:eastAsia="Malgun Gothic" w:hAnsi="Malgun Gothic"/>
+                <w:b w:val="false"/>
+                <w:bCs w:val="false"/>
+                <w:sz w:val="15"/>
+                <w:szCs w:val="15"/>
+              </w:rPr>
+              <w:t xml:space="preserve">Ellington 2022 (2018)</w:t>
+            </w:r>
+          </w:p>
+        </w:tc>
+        <w:tc>
+          <w:tcPr>
+            <w:tcW w:type="dxa" w:w="2473"/>
+            <w:tcMar>
+              <w:top w:type="dxa" w:w="25"/>
+              <w:left w:type="dxa" w:w="70"/>
+              <w:bottom w:type="dxa" w:w="25"/>
+              <w:right w:type="dxa" w:w="70"/>
+            </w:tcMar>
+          </w:tcPr>
+          <w:p>
+            <w:r>
+              <w:rPr>
+                <w:rFonts w:ascii="Malgun Gothic" w:cs="Malgun Gothic" w:eastAsia="Malgun Gothic" w:hAnsi="Malgun Gothic"/>
+                <w:b w:val="false"/>
+                <w:bCs w:val="false"/>
+                <w:sz w:val="15"/>
+                <w:szCs w:val="15"/>
+              </w:rPr>
+              <w:t xml:space="preserve">USCS(NPCR+SEER ~99%)</w:t>
+            </w:r>
+          </w:p>
+        </w:tc>
+        <w:tc>
+          <w:tcPr>
+            <w:tcW w:type="dxa" w:w="1429"/>
+            <w:tcMar>
+              <w:top w:type="dxa" w:w="25"/>
+              <w:left w:type="dxa" w:w="70"/>
+              <w:bottom w:type="dxa" w:w="25"/>
+              <w:right w:type="dxa" w:w="70"/>
+            </w:tcMar>
+          </w:tcPr>
+          <w:p>
+            <w:r>
+              <w:rPr>
+                <w:rFonts w:ascii="Malgun Gothic" w:cs="Malgun Gothic" w:eastAsia="Malgun Gothic" w:hAnsi="Malgun Gothic"/>
+                <w:b w:val="false"/>
+                <w:bCs w:val="false"/>
+                <w:sz w:val="15"/>
+                <w:szCs w:val="15"/>
+              </w:rPr>
+              <w:t xml:space="preserve">Low</w:t>
+            </w:r>
+          </w:p>
+        </w:tc>
+      </w:tr>
+      <w:tr>
+        <w:tc>
+          <w:tcPr>
+            <w:tcW w:type="dxa" w:w="3353"/>
+            <w:tcMar>
+              <w:top w:type="dxa" w:w="25"/>
+              <w:left w:type="dxa" w:w="70"/>
+              <w:bottom w:type="dxa" w:w="25"/>
+              <w:right w:type="dxa" w:w="70"/>
+            </w:tcMar>
+          </w:tcPr>
+          <w:p>
+            <w:r>
+              <w:rPr>
+                <w:rFonts w:ascii="Malgun Gothic" w:cs="Malgun Gothic" w:eastAsia="Malgun Gothic" w:hAnsi="Malgun Gothic"/>
+                <w:b w:val="false"/>
+                <w:bCs w:val="false"/>
+                <w:sz w:val="15"/>
+                <w:szCs w:val="15"/>
+              </w:rPr>
+              <w:t xml:space="preserve">Asian American, Native Hawaiian, and Pacific Islander (AANHPI)</w:t>
+            </w:r>
+          </w:p>
+        </w:tc>
+        <w:tc>
+          <w:tcPr>
+            <w:tcW w:type="dxa" w:w="1099"/>
+            <w:tcMar>
+              <w:top w:type="dxa" w:w="25"/>
+              <w:left w:type="dxa" w:w="70"/>
+              <w:bottom w:type="dxa" w:w="25"/>
+              <w:right w:type="dxa" w:w="70"/>
+            </w:tcMar>
+          </w:tcPr>
+          <w:p>
+            <w:r>
+              <w:rPr>
+                <w:rFonts w:ascii="Malgun Gothic" w:cs="Malgun Gothic" w:eastAsia="Malgun Gothic" w:hAnsi="Malgun Gothic"/>
+                <w:b w:val="false"/>
+                <w:bCs w:val="false"/>
+                <w:sz w:val="15"/>
+                <w:szCs w:val="15"/>
+              </w:rPr>
+              <w:t xml:space="preserve">IRR</w:t>
+            </w:r>
+          </w:p>
+        </w:tc>
+        <w:tc>
+          <w:tcPr>
+            <w:tcW w:type="dxa" w:w="3133"/>
+            <w:tcMar>
+              <w:top w:type="dxa" w:w="25"/>
+              <w:left w:type="dxa" w:w="70"/>
+              <w:bottom w:type="dxa" w:w="25"/>
+              <w:right w:type="dxa" w:w="70"/>
+            </w:tcMar>
+          </w:tcPr>
+          <w:p>
+            <w:r>
+              <w:rPr>
+                <w:rFonts w:ascii="Malgun Gothic" w:cs="Malgun Gothic" w:eastAsia="Malgun Gothic" w:hAnsi="Malgun Gothic"/>
+                <w:b w:val="false"/>
+                <w:bCs w:val="false"/>
+                <w:sz w:val="15"/>
+                <w:szCs w:val="15"/>
+              </w:rPr>
+              <w:t xml:space="preserve">0.769 [0.752, 0.788]</w:t>
+            </w:r>
+          </w:p>
+        </w:tc>
+        <w:tc>
+          <w:tcPr>
+            <w:tcW w:type="dxa" w:w="2913"/>
+            <w:tcMar>
+              <w:top w:type="dxa" w:w="25"/>
+              <w:left w:type="dxa" w:w="70"/>
+              <w:bottom w:type="dxa" w:w="25"/>
+              <w:right w:type="dxa" w:w="70"/>
+            </w:tcMar>
+          </w:tcPr>
+          <w:p>
+            <w:r>
+              <w:rPr>
+                <w:rFonts w:ascii="Malgun Gothic" w:cs="Malgun Gothic" w:eastAsia="Malgun Gothic" w:hAnsi="Malgun Gothic"/>
+                <w:b w:val="false"/>
+                <w:bCs w:val="false"/>
+                <w:sz w:val="15"/>
+                <w:szCs w:val="15"/>
+              </w:rPr>
+              <w:t xml:space="preserve">Ellington 2022 (2018)</w:t>
+            </w:r>
+          </w:p>
+        </w:tc>
+        <w:tc>
+          <w:tcPr>
+            <w:tcW w:type="dxa" w:w="2473"/>
+            <w:tcMar>
+              <w:top w:type="dxa" w:w="25"/>
+              <w:left w:type="dxa" w:w="70"/>
+              <w:bottom w:type="dxa" w:w="25"/>
+              <w:right w:type="dxa" w:w="70"/>
+            </w:tcMar>
+          </w:tcPr>
+          <w:p>
+            <w:r>
+              <w:rPr>
+                <w:rFonts w:ascii="Malgun Gothic" w:cs="Malgun Gothic" w:eastAsia="Malgun Gothic" w:hAnsi="Malgun Gothic"/>
+                <w:b w:val="false"/>
+                <w:bCs w:val="false"/>
+                <w:sz w:val="15"/>
+                <w:szCs w:val="15"/>
+              </w:rPr>
+              <w:t xml:space="preserve">USCS(NPCR+SEER ~99%)</w:t>
+            </w:r>
+          </w:p>
+        </w:tc>
+        <w:tc>
+          <w:tcPr>
+            <w:tcW w:type="dxa" w:w="1429"/>
+            <w:tcMar>
+              <w:top w:type="dxa" w:w="25"/>
+              <w:left w:type="dxa" w:w="70"/>
+              <w:bottom w:type="dxa" w:w="25"/>
+              <w:right w:type="dxa" w:w="70"/>
+            </w:tcMar>
+          </w:tcPr>
+          <w:p>
+            <w:r>
+              <w:rPr>
+                <w:rFonts w:ascii="Malgun Gothic" w:cs="Malgun Gothic" w:eastAsia="Malgun Gothic" w:hAnsi="Malgun Gothic"/>
+                <w:b w:val="false"/>
+                <w:bCs w:val="false"/>
+                <w:sz w:val="15"/>
+                <w:szCs w:val="15"/>
+              </w:rPr>
+              <w:t xml:space="preserve">Low</w:t>
+            </w:r>
+          </w:p>
+        </w:tc>
+      </w:tr>
+      <w:tr>
+        <w:tc>
+          <w:tcPr>
+            <w:tcW w:type="dxa" w:w="3353"/>
+            <w:tcMar>
+              <w:top w:type="dxa" w:w="25"/>
+              <w:left w:type="dxa" w:w="70"/>
+              <w:bottom w:type="dxa" w:w="25"/>
+              <w:right w:type="dxa" w:w="70"/>
+            </w:tcMar>
+          </w:tcPr>
+          <w:p>
+            <w:r>
+              <w:rPr>
+                <w:rFonts w:ascii="Malgun Gothic" w:cs="Malgun Gothic" w:eastAsia="Malgun Gothic" w:hAnsi="Malgun Gothic"/>
+                <w:b w:val="false"/>
+                <w:bCs w:val="false"/>
+                <w:sz w:val="15"/>
+                <w:szCs w:val="15"/>
+              </w:rPr>
+              <w:t xml:space="preserve">non-Hispanic Black (NHB)</w:t>
+            </w:r>
+          </w:p>
+        </w:tc>
+        <w:tc>
+          <w:tcPr>
+            <w:tcW w:type="dxa" w:w="1099"/>
+            <w:tcMar>
+              <w:top w:type="dxa" w:w="25"/>
+              <w:left w:type="dxa" w:w="70"/>
+              <w:bottom w:type="dxa" w:w="25"/>
+              <w:right w:type="dxa" w:w="70"/>
+            </w:tcMar>
+          </w:tcPr>
+          <w:p>
+            <w:r>
+              <w:rPr>
+                <w:rFonts w:ascii="Malgun Gothic" w:cs="Malgun Gothic" w:eastAsia="Malgun Gothic" w:hAnsi="Malgun Gothic"/>
+                <w:b w:val="false"/>
+                <w:bCs w:val="false"/>
+                <w:sz w:val="15"/>
+                <w:szCs w:val="15"/>
+              </w:rPr>
+              <w:t xml:space="preserve">IRR</w:t>
+            </w:r>
+          </w:p>
+        </w:tc>
+        <w:tc>
+          <w:tcPr>
+            <w:tcW w:type="dxa" w:w="3133"/>
+            <w:tcMar>
+              <w:top w:type="dxa" w:w="25"/>
+              <w:left w:type="dxa" w:w="70"/>
+              <w:bottom w:type="dxa" w:w="25"/>
+              <w:right w:type="dxa" w:w="70"/>
+            </w:tcMar>
+          </w:tcPr>
+          <w:p>
+            <w:r>
+              <w:rPr>
+                <w:rFonts w:ascii="Malgun Gothic" w:cs="Malgun Gothic" w:eastAsia="Malgun Gothic" w:hAnsi="Malgun Gothic"/>
+                <w:b w:val="false"/>
+                <w:bCs w:val="false"/>
+                <w:sz w:val="15"/>
+                <w:szCs w:val="15"/>
+              </w:rPr>
+              <w:t xml:space="preserve">0.933 [0.920, 0.946]</w:t>
+            </w:r>
+          </w:p>
+        </w:tc>
+        <w:tc>
+          <w:tcPr>
+            <w:tcW w:type="dxa" w:w="2913"/>
+            <w:tcMar>
+              <w:top w:type="dxa" w:w="25"/>
+              <w:left w:type="dxa" w:w="70"/>
+              <w:bottom w:type="dxa" w:w="25"/>
+              <w:right w:type="dxa" w:w="70"/>
+            </w:tcMar>
+          </w:tcPr>
+          <w:p>
+            <w:r>
+              <w:rPr>
+                <w:rFonts w:ascii="Malgun Gothic" w:cs="Malgun Gothic" w:eastAsia="Malgun Gothic" w:hAnsi="Malgun Gothic"/>
+                <w:b w:val="false"/>
+                <w:bCs w:val="false"/>
+                <w:sz w:val="15"/>
+                <w:szCs w:val="15"/>
+              </w:rPr>
+              <w:t xml:space="preserve">Ellington 2022 (2018)</w:t>
+            </w:r>
+          </w:p>
+        </w:tc>
+        <w:tc>
+          <w:tcPr>
+            <w:tcW w:type="dxa" w:w="2473"/>
+            <w:tcMar>
+              <w:top w:type="dxa" w:w="25"/>
+              <w:left w:type="dxa" w:w="70"/>
+              <w:bottom w:type="dxa" w:w="25"/>
+              <w:right w:type="dxa" w:w="70"/>
+            </w:tcMar>
+          </w:tcPr>
+          <w:p>
+            <w:r>
+              <w:rPr>
+                <w:rFonts w:ascii="Malgun Gothic" w:cs="Malgun Gothic" w:eastAsia="Malgun Gothic" w:hAnsi="Malgun Gothic"/>
+                <w:b w:val="false"/>
+                <w:bCs w:val="false"/>
+                <w:sz w:val="15"/>
+                <w:szCs w:val="15"/>
+              </w:rPr>
+              <w:t xml:space="preserve">USCS(NPCR+SEER ~99%)</w:t>
+            </w:r>
+          </w:p>
+        </w:tc>
+        <w:tc>
+          <w:tcPr>
+            <w:tcW w:type="dxa" w:w="1429"/>
+            <w:tcMar>
+              <w:top w:type="dxa" w:w="25"/>
+              <w:left w:type="dxa" w:w="70"/>
+              <w:bottom w:type="dxa" w:w="25"/>
+              <w:right w:type="dxa" w:w="70"/>
+            </w:tcMar>
+          </w:tcPr>
+          <w:p>
+            <w:r>
+              <w:rPr>
+                <w:rFonts w:ascii="Malgun Gothic" w:cs="Malgun Gothic" w:eastAsia="Malgun Gothic" w:hAnsi="Malgun Gothic"/>
+                <w:b w:val="false"/>
+                <w:bCs w:val="false"/>
+                <w:sz w:val="15"/>
+                <w:szCs w:val="15"/>
+              </w:rPr>
+              <w:t xml:space="preserve">Low</w:t>
+            </w:r>
+          </w:p>
+        </w:tc>
+      </w:tr>
+      <w:tr>
+        <w:tc>
+          <w:tcPr>
+            <w:tcW w:type="dxa" w:w="14400"/>
+            <w:gridSpan w:val="6"/>
+            <w:shd w:fill="D9E2EF" w:color="auto" w:val="clear"/>
+            <w:tcMar>
+              <w:top w:type="dxa" w:w="30"/>
+              <w:left w:type="dxa" w:w="70"/>
+              <w:bottom w:type="dxa" w:w="30"/>
+              <w:right w:type="dxa" w:w="70"/>
+            </w:tcMar>
+          </w:tcPr>
+          <w:p>
+            <w:r>
+              <w:rPr>
+                <w:rFonts w:ascii="Malgun Gothic" w:cs="Malgun Gothic" w:eastAsia="Malgun Gothic" w:hAnsi="Malgun Gothic"/>
+                <w:b/>
+                <w:bCs/>
+                <w:sz w:val="16"/>
+                <w:szCs w:val="16"/>
+              </w:rPr>
+              <w:t xml:space="preserve">Asian American subgroups</w:t>
+            </w:r>
+          </w:p>
+        </w:tc>
+      </w:tr>
+      <w:tr>
+        <w:tc>
+          <w:tcPr>
+            <w:tcW w:type="dxa" w:w="3353"/>
+            <w:tcMar>
+              <w:top w:type="dxa" w:w="25"/>
+              <w:left w:type="dxa" w:w="70"/>
+              <w:bottom w:type="dxa" w:w="25"/>
+              <w:right w:type="dxa" w:w="70"/>
+            </w:tcMar>
+          </w:tcPr>
+          <w:p>
+            <w:r>
+              <w:rPr>
+                <w:rFonts w:ascii="Malgun Gothic" w:cs="Malgun Gothic" w:eastAsia="Malgun Gothic" w:hAnsi="Malgun Gothic"/>
+                <w:b w:val="false"/>
+                <w:bCs w:val="false"/>
+                <w:sz w:val="15"/>
+                <w:szCs w:val="15"/>
+              </w:rPr>
+              <w:t xml:space="preserve">Hmong</w:t>
+            </w:r>
+          </w:p>
+        </w:tc>
+        <w:tc>
+          <w:tcPr>
+            <w:tcW w:type="dxa" w:w="1099"/>
+            <w:tcMar>
+              <w:top w:type="dxa" w:w="25"/>
+              <w:left w:type="dxa" w:w="70"/>
+              <w:bottom w:type="dxa" w:w="25"/>
+              <w:right w:type="dxa" w:w="70"/>
+            </w:tcMar>
+          </w:tcPr>
+          <w:p>
+            <w:r>
+              <w:rPr>
+                <w:rFonts w:ascii="Malgun Gothic" w:cs="Malgun Gothic" w:eastAsia="Malgun Gothic" w:hAnsi="Malgun Gothic"/>
+                <w:b w:val="false"/>
+                <w:bCs w:val="false"/>
+                <w:sz w:val="15"/>
+                <w:szCs w:val="15"/>
+              </w:rPr>
+              <w:t xml:space="preserve">IRR</w:t>
+            </w:r>
+          </w:p>
+        </w:tc>
+        <w:tc>
+          <w:tcPr>
+            <w:tcW w:type="dxa" w:w="3133"/>
+            <w:tcMar>
+              <w:top w:type="dxa" w:w="25"/>
+              <w:left w:type="dxa" w:w="70"/>
+              <w:bottom w:type="dxa" w:w="25"/>
+              <w:right w:type="dxa" w:w="70"/>
+            </w:tcMar>
+          </w:tcPr>
+          <w:p>
+            <w:r>
+              <w:rPr>
+                <w:rFonts w:ascii="Malgun Gothic" w:cs="Malgun Gothic" w:eastAsia="Malgun Gothic" w:hAnsi="Malgun Gothic"/>
+                <w:b w:val="false"/>
+                <w:bCs w:val="false"/>
+                <w:sz w:val="15"/>
+                <w:szCs w:val="15"/>
+              </w:rPr>
+              <w:t xml:space="preserve">0.164 [0.120, 0.224]</w:t>
+            </w:r>
+          </w:p>
+        </w:tc>
+        <w:tc>
+          <w:tcPr>
+            <w:tcW w:type="dxa" w:w="2913"/>
+            <w:tcMar>
+              <w:top w:type="dxa" w:w="25"/>
+              <w:left w:type="dxa" w:w="70"/>
+              <w:bottom w:type="dxa" w:w="25"/>
+              <w:right w:type="dxa" w:w="70"/>
+            </w:tcMar>
+          </w:tcPr>
+          <w:p>
+            <w:r>
+              <w:rPr>
+                <w:rFonts w:ascii="Malgun Gothic" w:cs="Malgun Gothic" w:eastAsia="Malgun Gothic" w:hAnsi="Malgun Gothic"/>
+                <w:b w:val="false"/>
+                <w:bCs w:val="false"/>
+                <w:sz w:val="15"/>
+                <w:szCs w:val="15"/>
+              </w:rPr>
+              <w:t xml:space="preserve">Mills 2005 (Hmong 1988-2000 / NHW 1995-1999)</w:t>
+            </w:r>
+          </w:p>
+        </w:tc>
+        <w:tc>
+          <w:tcPr>
+            <w:tcW w:type="dxa" w:w="2473"/>
+            <w:tcMar>
+              <w:top w:type="dxa" w:w="25"/>
+              <w:left w:type="dxa" w:w="70"/>
+              <w:bottom w:type="dxa" w:w="25"/>
+              <w:right w:type="dxa" w:w="70"/>
+            </w:tcMar>
+          </w:tcPr>
+          <w:p>
+            <w:r>
+              <w:rPr>
+                <w:rFonts w:ascii="Malgun Gothic" w:cs="Malgun Gothic" w:eastAsia="Malgun Gothic" w:hAnsi="Malgun Gothic"/>
+                <w:b w:val="false"/>
+                <w:bCs w:val="false"/>
+                <w:sz w:val="15"/>
+                <w:szCs w:val="15"/>
+              </w:rPr>
+              <w:t xml:space="preserve">California-CCR</w:t>
+            </w:r>
+          </w:p>
+        </w:tc>
+        <w:tc>
+          <w:tcPr>
+            <w:tcW w:type="dxa" w:w="1429"/>
+            <w:tcMar>
+              <w:top w:type="dxa" w:w="25"/>
+              <w:left w:type="dxa" w:w="70"/>
+              <w:bottom w:type="dxa" w:w="25"/>
+              <w:right w:type="dxa" w:w="70"/>
+            </w:tcMar>
+          </w:tcPr>
+          <w:p>
+            <w:r>
+              <w:rPr>
+                <w:rFonts w:ascii="Malgun Gothic" w:cs="Malgun Gothic" w:eastAsia="Malgun Gothic" w:hAnsi="Malgun Gothic"/>
+                <w:b w:val="false"/>
+                <w:bCs w:val="false"/>
+                <w:sz w:val="15"/>
+                <w:szCs w:val="15"/>
+              </w:rPr>
+              <w:t xml:space="preserve">Low</w:t>
+            </w:r>
+          </w:p>
+        </w:tc>
+      </w:tr>
+      <w:tr>
+        <w:tc>
+          <w:tcPr>
+            <w:tcW w:type="dxa" w:w="3353"/>
+            <w:tcMar>
+              <w:top w:type="dxa" w:w="25"/>
+              <w:left w:type="dxa" w:w="70"/>
+              <w:bottom w:type="dxa" w:w="25"/>
+              <w:right w:type="dxa" w:w="70"/>
+            </w:tcMar>
+          </w:tcPr>
+          <w:p>
+            <w:r>
+              <w:rPr>
+                <w:rFonts w:ascii="Malgun Gothic" w:cs="Malgun Gothic" w:eastAsia="Malgun Gothic" w:hAnsi="Malgun Gothic"/>
+                <w:b w:val="false"/>
+                <w:bCs w:val="false"/>
+                <w:sz w:val="15"/>
+                <w:szCs w:val="15"/>
+              </w:rPr>
+              <w:t xml:space="preserve">Cambodian</w:t>
+            </w:r>
+          </w:p>
+        </w:tc>
+        <w:tc>
+          <w:tcPr>
+            <w:tcW w:type="dxa" w:w="1099"/>
+            <w:tcMar>
+              <w:top w:type="dxa" w:w="25"/>
+              <w:left w:type="dxa" w:w="70"/>
+              <w:bottom w:type="dxa" w:w="25"/>
+              <w:right w:type="dxa" w:w="70"/>
+            </w:tcMar>
+          </w:tcPr>
+          <w:p>
+            <w:r>
+              <w:rPr>
+                <w:rFonts w:ascii="Malgun Gothic" w:cs="Malgun Gothic" w:eastAsia="Malgun Gothic" w:hAnsi="Malgun Gothic"/>
+                <w:b w:val="false"/>
+                <w:bCs w:val="false"/>
+                <w:sz w:val="15"/>
+                <w:szCs w:val="15"/>
+              </w:rPr>
+              <w:t xml:space="preserve">IRR</w:t>
+            </w:r>
+          </w:p>
+        </w:tc>
+        <w:tc>
+          <w:tcPr>
+            <w:tcW w:type="dxa" w:w="3133"/>
+            <w:tcMar>
+              <w:top w:type="dxa" w:w="25"/>
+              <w:left w:type="dxa" w:w="70"/>
+              <w:bottom w:type="dxa" w:w="25"/>
+              <w:right w:type="dxa" w:w="70"/>
+            </w:tcMar>
+          </w:tcPr>
+          <w:p>
+            <w:r>
+              <w:rPr>
+                <w:rFonts w:ascii="Malgun Gothic" w:cs="Malgun Gothic" w:eastAsia="Malgun Gothic" w:hAnsi="Malgun Gothic"/>
+                <w:b w:val="false"/>
+                <w:bCs w:val="false"/>
+                <w:sz w:val="15"/>
+                <w:szCs w:val="15"/>
+              </w:rPr>
+              <w:t xml:space="preserve">0.264 [0.204, 0.341]</w:t>
+            </w:r>
+          </w:p>
+        </w:tc>
+        <w:tc>
+          <w:tcPr>
+            <w:tcW w:type="dxa" w:w="2913"/>
+            <w:tcMar>
+              <w:top w:type="dxa" w:w="25"/>
+              <w:left w:type="dxa" w:w="70"/>
+              <w:bottom w:type="dxa" w:w="25"/>
+              <w:right w:type="dxa" w:w="70"/>
+            </w:tcMar>
+          </w:tcPr>
+          <w:p>
+            <w:r>
+              <w:rPr>
+                <w:rFonts w:ascii="Malgun Gothic" w:cs="Malgun Gothic" w:eastAsia="Malgun Gothic" w:hAnsi="Malgun Gothic"/>
+                <w:b w:val="false"/>
+                <w:bCs w:val="false"/>
+                <w:sz w:val="15"/>
+                <w:szCs w:val="15"/>
+              </w:rPr>
+              <w:t xml:space="preserve">Kem 2007 (1998-2002)</w:t>
+            </w:r>
+          </w:p>
+        </w:tc>
+        <w:tc>
+          <w:tcPr>
+            <w:tcW w:type="dxa" w:w="2473"/>
+            <w:tcMar>
+              <w:top w:type="dxa" w:w="25"/>
+              <w:left w:type="dxa" w:w="70"/>
+              <w:bottom w:type="dxa" w:w="25"/>
+              <w:right w:type="dxa" w:w="70"/>
+            </w:tcMar>
+          </w:tcPr>
+          <w:p>
+            <w:r>
+              <w:rPr>
+                <w:rFonts w:ascii="Malgun Gothic" w:cs="Malgun Gothic" w:eastAsia="Malgun Gothic" w:hAnsi="Malgun Gothic"/>
+                <w:b w:val="false"/>
+                <w:bCs w:val="false"/>
+                <w:sz w:val="15"/>
+                <w:szCs w:val="15"/>
+              </w:rPr>
+              <w:t xml:space="preserve">California-CCR</w:t>
+            </w:r>
+          </w:p>
+        </w:tc>
+        <w:tc>
+          <w:tcPr>
+            <w:tcW w:type="dxa" w:w="1429"/>
+            <w:tcMar>
+              <w:top w:type="dxa" w:w="25"/>
+              <w:left w:type="dxa" w:w="70"/>
+              <w:bottom w:type="dxa" w:w="25"/>
+              <w:right w:type="dxa" w:w="70"/>
+            </w:tcMar>
+          </w:tcPr>
+          <w:p>
+            <w:r>
+              <w:rPr>
+                <w:rFonts w:ascii="Malgun Gothic" w:cs="Malgun Gothic" w:eastAsia="Malgun Gothic" w:hAnsi="Malgun Gothic"/>
+                <w:b w:val="false"/>
+                <w:bCs w:val="false"/>
+                <w:sz w:val="15"/>
+                <w:szCs w:val="15"/>
+              </w:rPr>
+              <w:t xml:space="preserve">Moderate</w:t>
+            </w:r>
+          </w:p>
+        </w:tc>
+      </w:tr>
+      <w:tr>
+        <w:tc>
+          <w:tcPr>
+            <w:tcW w:type="dxa" w:w="3353"/>
+            <w:tcMar>
+              <w:top w:type="dxa" w:w="25"/>
+              <w:left w:type="dxa" w:w="70"/>
+              <w:bottom w:type="dxa" w:w="25"/>
+              <w:right w:type="dxa" w:w="70"/>
+            </w:tcMar>
+          </w:tcPr>
+          <w:p>
+            <w:r>
+              <w:rPr>
+                <w:rFonts w:ascii="Malgun Gothic" w:cs="Malgun Gothic" w:eastAsia="Malgun Gothic" w:hAnsi="Malgun Gothic"/>
+                <w:b w:val="false"/>
+                <w:bCs w:val="false"/>
+                <w:sz w:val="15"/>
+                <w:szCs w:val="15"/>
+              </w:rPr>
+              <w:t xml:space="preserve">Laotian/Kampuchean</w:t>
+            </w:r>
+          </w:p>
+        </w:tc>
+        <w:tc>
+          <w:tcPr>
+            <w:tcW w:type="dxa" w:w="1099"/>
+            <w:tcMar>
+              <w:top w:type="dxa" w:w="25"/>
+              <w:left w:type="dxa" w:w="70"/>
+              <w:bottom w:type="dxa" w:w="25"/>
+              <w:right w:type="dxa" w:w="70"/>
+            </w:tcMar>
+          </w:tcPr>
+          <w:p>
+            <w:r>
+              <w:rPr>
+                <w:rFonts w:ascii="Malgun Gothic" w:cs="Malgun Gothic" w:eastAsia="Malgun Gothic" w:hAnsi="Malgun Gothic"/>
+                <w:b w:val="false"/>
+                <w:bCs w:val="false"/>
+                <w:sz w:val="15"/>
+                <w:szCs w:val="15"/>
+              </w:rPr>
+              <w:t xml:space="preserve">IRR</w:t>
+            </w:r>
+          </w:p>
+        </w:tc>
+        <w:tc>
+          <w:tcPr>
+            <w:tcW w:type="dxa" w:w="3133"/>
+            <w:tcMar>
+              <w:top w:type="dxa" w:w="25"/>
+              <w:left w:type="dxa" w:w="70"/>
+              <w:bottom w:type="dxa" w:w="25"/>
+              <w:right w:type="dxa" w:w="70"/>
+            </w:tcMar>
+          </w:tcPr>
+          <w:p>
+            <w:r>
+              <w:rPr>
+                <w:rFonts w:ascii="Malgun Gothic" w:cs="Malgun Gothic" w:eastAsia="Malgun Gothic" w:hAnsi="Malgun Gothic"/>
+                <w:b w:val="false"/>
+                <w:bCs w:val="false"/>
+                <w:sz w:val="15"/>
+                <w:szCs w:val="15"/>
+              </w:rPr>
+              <w:t xml:space="preserve">0.388 [0.350, 0.430]</w:t>
+            </w:r>
+          </w:p>
+        </w:tc>
+        <w:tc>
+          <w:tcPr>
+            <w:tcW w:type="dxa" w:w="2913"/>
+            <w:tcMar>
+              <w:top w:type="dxa" w:w="25"/>
+              <w:left w:type="dxa" w:w="70"/>
+              <w:bottom w:type="dxa" w:w="25"/>
+              <w:right w:type="dxa" w:w="70"/>
+            </w:tcMar>
+          </w:tcPr>
+          <w:p>
+            <w:r>
+              <w:rPr>
+                <w:rFonts w:ascii="Malgun Gothic" w:cs="Malgun Gothic" w:eastAsia="Malgun Gothic" w:hAnsi="Malgun Gothic"/>
+                <w:b w:val="false"/>
+                <w:bCs w:val="false"/>
+                <w:sz w:val="15"/>
+                <w:szCs w:val="15"/>
+              </w:rPr>
+              <w:t xml:space="preserve">Gomez 2026 (2018-2022)</w:t>
+            </w:r>
+          </w:p>
+        </w:tc>
+        <w:tc>
+          <w:tcPr>
+            <w:tcW w:type="dxa" w:w="2473"/>
+            <w:tcMar>
+              <w:top w:type="dxa" w:w="25"/>
+              <w:left w:type="dxa" w:w="70"/>
+              <w:bottom w:type="dxa" w:w="25"/>
+              <w:right w:type="dxa" w:w="70"/>
+            </w:tcMar>
+          </w:tcPr>
+          <w:p>
+            <w:r>
+              <w:rPr>
+                <w:rFonts w:ascii="Malgun Gothic" w:cs="Malgun Gothic" w:eastAsia="Malgun Gothic" w:hAnsi="Malgun Gothic"/>
+                <w:b w:val="false"/>
+                <w:bCs w:val="false"/>
+                <w:sz w:val="15"/>
+                <w:szCs w:val="15"/>
+              </w:rPr>
+              <w:t xml:space="preserve">SEER-national</w:t>
+            </w:r>
+          </w:p>
+        </w:tc>
+        <w:tc>
+          <w:tcPr>
+            <w:tcW w:type="dxa" w:w="1429"/>
+            <w:tcMar>
+              <w:top w:type="dxa" w:w="25"/>
+              <w:left w:type="dxa" w:w="70"/>
+              <w:bottom w:type="dxa" w:w="25"/>
+              <w:right w:type="dxa" w:w="70"/>
+            </w:tcMar>
+          </w:tcPr>
+          <w:p>
+            <w:r>
+              <w:rPr>
+                <w:rFonts w:ascii="Malgun Gothic" w:cs="Malgun Gothic" w:eastAsia="Malgun Gothic" w:hAnsi="Malgun Gothic"/>
+                <w:b w:val="false"/>
+                <w:bCs w:val="false"/>
+                <w:sz w:val="15"/>
+                <w:szCs w:val="15"/>
+              </w:rPr>
+              <w:t xml:space="preserve">Moderate</w:t>
+            </w:r>
+          </w:p>
+        </w:tc>
+      </w:tr>
+      <w:tr>
+        <w:tc>
+          <w:tcPr>
+            <w:tcW w:type="dxa" w:w="3353"/>
+            <w:tcMar>
+              <w:top w:type="dxa" w:w="25"/>
+              <w:left w:type="dxa" w:w="70"/>
+              <w:bottom w:type="dxa" w:w="25"/>
+              <w:right w:type="dxa" w:w="70"/>
+            </w:tcMar>
+          </w:tcPr>
+          <w:p>
+            <w:r>
+              <w:rPr>
+                <w:rFonts w:ascii="Malgun Gothic" w:cs="Malgun Gothic" w:eastAsia="Malgun Gothic" w:hAnsi="Malgun Gothic"/>
+                <w:b w:val="false"/>
+                <w:bCs w:val="false"/>
+                <w:sz w:val="15"/>
+                <w:szCs w:val="15"/>
+              </w:rPr>
+              <w:t xml:space="preserve">Vietnamese</w:t>
+            </w:r>
+          </w:p>
+        </w:tc>
+        <w:tc>
+          <w:tcPr>
+            <w:tcW w:type="dxa" w:w="1099"/>
+            <w:tcMar>
+              <w:top w:type="dxa" w:w="25"/>
+              <w:left w:type="dxa" w:w="70"/>
+              <w:bottom w:type="dxa" w:w="25"/>
+              <w:right w:type="dxa" w:w="70"/>
+            </w:tcMar>
+          </w:tcPr>
+          <w:p>
+            <w:r>
+              <w:rPr>
+                <w:rFonts w:ascii="Malgun Gothic" w:cs="Malgun Gothic" w:eastAsia="Malgun Gothic" w:hAnsi="Malgun Gothic"/>
+                <w:b w:val="false"/>
+                <w:bCs w:val="false"/>
+                <w:sz w:val="15"/>
+                <w:szCs w:val="15"/>
+              </w:rPr>
+              <w:t xml:space="preserve">IRR</w:t>
+            </w:r>
+          </w:p>
+        </w:tc>
+        <w:tc>
+          <w:tcPr>
+            <w:tcW w:type="dxa" w:w="3133"/>
+            <w:tcMar>
+              <w:top w:type="dxa" w:w="25"/>
+              <w:left w:type="dxa" w:w="70"/>
+              <w:bottom w:type="dxa" w:w="25"/>
+              <w:right w:type="dxa" w:w="70"/>
+            </w:tcMar>
+          </w:tcPr>
+          <w:p>
+            <w:r>
+              <w:rPr>
+                <w:rFonts w:ascii="Malgun Gothic" w:cs="Malgun Gothic" w:eastAsia="Malgun Gothic" w:hAnsi="Malgun Gothic"/>
+                <w:b w:val="false"/>
+                <w:bCs w:val="false"/>
+                <w:sz w:val="15"/>
+                <w:szCs w:val="15"/>
+              </w:rPr>
+              <w:t xml:space="preserve">0.586 [0.566, 0.608]</w:t>
+            </w:r>
+          </w:p>
+        </w:tc>
+        <w:tc>
+          <w:tcPr>
+            <w:tcW w:type="dxa" w:w="2913"/>
+            <w:tcMar>
+              <w:top w:type="dxa" w:w="25"/>
+              <w:left w:type="dxa" w:w="70"/>
+              <w:bottom w:type="dxa" w:w="25"/>
+              <w:right w:type="dxa" w:w="70"/>
+            </w:tcMar>
+          </w:tcPr>
+          <w:p>
+            <w:r>
+              <w:rPr>
+                <w:rFonts w:ascii="Malgun Gothic" w:cs="Malgun Gothic" w:eastAsia="Malgun Gothic" w:hAnsi="Malgun Gothic"/>
+                <w:b w:val="false"/>
+                <w:bCs w:val="false"/>
+                <w:sz w:val="15"/>
+                <w:szCs w:val="15"/>
+              </w:rPr>
+              <w:t xml:space="preserve">Gomez 2026 (2018-2022)</w:t>
+            </w:r>
+          </w:p>
+        </w:tc>
+        <w:tc>
+          <w:tcPr>
+            <w:tcW w:type="dxa" w:w="2473"/>
+            <w:tcMar>
+              <w:top w:type="dxa" w:w="25"/>
+              <w:left w:type="dxa" w:w="70"/>
+              <w:bottom w:type="dxa" w:w="25"/>
+              <w:right w:type="dxa" w:w="70"/>
+            </w:tcMar>
+          </w:tcPr>
+          <w:p>
+            <w:r>
+              <w:rPr>
+                <w:rFonts w:ascii="Malgun Gothic" w:cs="Malgun Gothic" w:eastAsia="Malgun Gothic" w:hAnsi="Malgun Gothic"/>
+                <w:b w:val="false"/>
+                <w:bCs w:val="false"/>
+                <w:sz w:val="15"/>
+                <w:szCs w:val="15"/>
+              </w:rPr>
+              <w:t xml:space="preserve">SEER-national</w:t>
+            </w:r>
+          </w:p>
+        </w:tc>
+        <w:tc>
+          <w:tcPr>
+            <w:tcW w:type="dxa" w:w="1429"/>
+            <w:tcMar>
+              <w:top w:type="dxa" w:w="25"/>
+              <w:left w:type="dxa" w:w="70"/>
+              <w:bottom w:type="dxa" w:w="25"/>
+              <w:right w:type="dxa" w:w="70"/>
+            </w:tcMar>
+          </w:tcPr>
+          <w:p>
+            <w:r>
+              <w:rPr>
+                <w:rFonts w:ascii="Malgun Gothic" w:cs="Malgun Gothic" w:eastAsia="Malgun Gothic" w:hAnsi="Malgun Gothic"/>
+                <w:b w:val="false"/>
+                <w:bCs w:val="false"/>
+                <w:sz w:val="15"/>
+                <w:szCs w:val="15"/>
+              </w:rPr>
+              <w:t xml:space="preserve">Moderate</w:t>
+            </w:r>
+          </w:p>
+        </w:tc>
+      </w:tr>
+      <w:tr>
+        <w:tc>
+          <w:tcPr>
+            <w:tcW w:type="dxa" w:w="3353"/>
+            <w:tcMar>
+              <w:top w:type="dxa" w:w="25"/>
+              <w:left w:type="dxa" w:w="70"/>
+              <w:bottom w:type="dxa" w:w="25"/>
+              <w:right w:type="dxa" w:w="70"/>
+            </w:tcMar>
+          </w:tcPr>
+          <w:p>
+            <w:r>
+              <w:rPr>
+                <w:rFonts w:ascii="Malgun Gothic" w:cs="Malgun Gothic" w:eastAsia="Malgun Gothic" w:hAnsi="Malgun Gothic"/>
+                <w:b w:val="false"/>
+                <w:bCs w:val="false"/>
+                <w:sz w:val="15"/>
+                <w:szCs w:val="15"/>
+              </w:rPr>
+              <w:t xml:space="preserve">Korean</w:t>
+            </w:r>
+          </w:p>
+        </w:tc>
+        <w:tc>
+          <w:tcPr>
+            <w:tcW w:type="dxa" w:w="1099"/>
+            <w:tcMar>
+              <w:top w:type="dxa" w:w="25"/>
+              <w:left w:type="dxa" w:w="70"/>
+              <w:bottom w:type="dxa" w:w="25"/>
+              <w:right w:type="dxa" w:w="70"/>
+            </w:tcMar>
+          </w:tcPr>
+          <w:p>
+            <w:r>
+              <w:rPr>
+                <w:rFonts w:ascii="Malgun Gothic" w:cs="Malgun Gothic" w:eastAsia="Malgun Gothic" w:hAnsi="Malgun Gothic"/>
+                <w:b w:val="false"/>
+                <w:bCs w:val="false"/>
+                <w:sz w:val="15"/>
+                <w:szCs w:val="15"/>
+              </w:rPr>
+              <w:t xml:space="preserve">IRR</w:t>
+            </w:r>
+          </w:p>
+        </w:tc>
+        <w:tc>
+          <w:tcPr>
+            <w:tcW w:type="dxa" w:w="3133"/>
+            <w:tcMar>
+              <w:top w:type="dxa" w:w="25"/>
+              <w:left w:type="dxa" w:w="70"/>
+              <w:bottom w:type="dxa" w:w="25"/>
+              <w:right w:type="dxa" w:w="70"/>
+            </w:tcMar>
+          </w:tcPr>
+          <w:p>
+            <w:r>
+              <w:rPr>
+                <w:rFonts w:ascii="Malgun Gothic" w:cs="Malgun Gothic" w:eastAsia="Malgun Gothic" w:hAnsi="Malgun Gothic"/>
+                <w:b w:val="false"/>
+                <w:bCs w:val="false"/>
+                <w:sz w:val="15"/>
+                <w:szCs w:val="15"/>
+              </w:rPr>
+              <w:t xml:space="preserve">0.677 [0.654, 0.701]</w:t>
+            </w:r>
+          </w:p>
+        </w:tc>
+        <w:tc>
+          <w:tcPr>
+            <w:tcW w:type="dxa" w:w="2913"/>
+            <w:tcMar>
+              <w:top w:type="dxa" w:w="25"/>
+              <w:left w:type="dxa" w:w="70"/>
+              <w:bottom w:type="dxa" w:w="25"/>
+              <w:right w:type="dxa" w:w="70"/>
+            </w:tcMar>
+          </w:tcPr>
+          <w:p>
+            <w:r>
+              <w:rPr>
+                <w:rFonts w:ascii="Malgun Gothic" w:cs="Malgun Gothic" w:eastAsia="Malgun Gothic" w:hAnsi="Malgun Gothic"/>
+                <w:b w:val="false"/>
+                <w:bCs w:val="false"/>
+                <w:sz w:val="15"/>
+                <w:szCs w:val="15"/>
+              </w:rPr>
+              <w:t xml:space="preserve">Gomez 2026 (2018-2022)</w:t>
+            </w:r>
+          </w:p>
+        </w:tc>
+        <w:tc>
+          <w:tcPr>
+            <w:tcW w:type="dxa" w:w="2473"/>
+            <w:tcMar>
+              <w:top w:type="dxa" w:w="25"/>
+              <w:left w:type="dxa" w:w="70"/>
+              <w:bottom w:type="dxa" w:w="25"/>
+              <w:right w:type="dxa" w:w="70"/>
+            </w:tcMar>
+          </w:tcPr>
+          <w:p>
+            <w:r>
+              <w:rPr>
+                <w:rFonts w:ascii="Malgun Gothic" w:cs="Malgun Gothic" w:eastAsia="Malgun Gothic" w:hAnsi="Malgun Gothic"/>
+                <w:b w:val="false"/>
+                <w:bCs w:val="false"/>
+                <w:sz w:val="15"/>
+                <w:szCs w:val="15"/>
+              </w:rPr>
+              <w:t xml:space="preserve">SEER-national</w:t>
+            </w:r>
+          </w:p>
+        </w:tc>
+        <w:tc>
+          <w:tcPr>
+            <w:tcW w:type="dxa" w:w="1429"/>
+            <w:tcMar>
+              <w:top w:type="dxa" w:w="25"/>
+              <w:left w:type="dxa" w:w="70"/>
+              <w:bottom w:type="dxa" w:w="25"/>
+              <w:right w:type="dxa" w:w="70"/>
+            </w:tcMar>
+          </w:tcPr>
+          <w:p>
+            <w:r>
+              <w:rPr>
+                <w:rFonts w:ascii="Malgun Gothic" w:cs="Malgun Gothic" w:eastAsia="Malgun Gothic" w:hAnsi="Malgun Gothic"/>
+                <w:b w:val="false"/>
+                <w:bCs w:val="false"/>
+                <w:sz w:val="15"/>
+                <w:szCs w:val="15"/>
+              </w:rPr>
+              <w:t xml:space="preserve">Moderate</w:t>
+            </w:r>
+          </w:p>
+        </w:tc>
+      </w:tr>
+      <w:tr>
+        <w:tc>
+          <w:tcPr>
+            <w:tcW w:type="dxa" w:w="3353"/>
+            <w:tcMar>
+              <w:top w:type="dxa" w:w="25"/>
+              <w:left w:type="dxa" w:w="70"/>
+              <w:bottom w:type="dxa" w:w="25"/>
+              <w:right w:type="dxa" w:w="70"/>
+            </w:tcMar>
+          </w:tcPr>
+          <w:p>
+            <w:r>
+              <w:rPr>
+                <w:rFonts w:ascii="Malgun Gothic" w:cs="Malgun Gothic" w:eastAsia="Malgun Gothic" w:hAnsi="Malgun Gothic"/>
+                <w:b w:val="false"/>
+                <w:bCs w:val="false"/>
+                <w:sz w:val="15"/>
+                <w:szCs w:val="15"/>
+              </w:rPr>
+              <w:t xml:space="preserve">Chinese</w:t>
+            </w:r>
+          </w:p>
+        </w:tc>
+        <w:tc>
+          <w:tcPr>
+            <w:tcW w:type="dxa" w:w="1099"/>
+            <w:tcMar>
+              <w:top w:type="dxa" w:w="25"/>
+              <w:left w:type="dxa" w:w="70"/>
+              <w:bottom w:type="dxa" w:w="25"/>
+              <w:right w:type="dxa" w:w="70"/>
+            </w:tcMar>
+          </w:tcPr>
+          <w:p>
+            <w:r>
+              <w:rPr>
+                <w:rFonts w:ascii="Malgun Gothic" w:cs="Malgun Gothic" w:eastAsia="Malgun Gothic" w:hAnsi="Malgun Gothic"/>
+                <w:b w:val="false"/>
+                <w:bCs w:val="false"/>
+                <w:sz w:val="15"/>
+                <w:szCs w:val="15"/>
+              </w:rPr>
+              <w:t xml:space="preserve">IRR</w:t>
+            </w:r>
+          </w:p>
+        </w:tc>
+        <w:tc>
+          <w:tcPr>
+            <w:tcW w:type="dxa" w:w="3133"/>
+            <w:tcMar>
+              <w:top w:type="dxa" w:w="25"/>
+              <w:left w:type="dxa" w:w="70"/>
+              <w:bottom w:type="dxa" w:w="25"/>
+              <w:right w:type="dxa" w:w="70"/>
+            </w:tcMar>
+          </w:tcPr>
+          <w:p>
+            <w:r>
+              <w:rPr>
+                <w:rFonts w:ascii="Malgun Gothic" w:cs="Malgun Gothic" w:eastAsia="Malgun Gothic" w:hAnsi="Malgun Gothic"/>
+                <w:b w:val="false"/>
+                <w:bCs w:val="false"/>
+                <w:sz w:val="15"/>
+                <w:szCs w:val="15"/>
+              </w:rPr>
+              <w:t xml:space="preserve">0.760 [0.745, 0.775]</w:t>
+            </w:r>
+          </w:p>
+        </w:tc>
+        <w:tc>
+          <w:tcPr>
+            <w:tcW w:type="dxa" w:w="2913"/>
+            <w:tcMar>
+              <w:top w:type="dxa" w:w="25"/>
+              <w:left w:type="dxa" w:w="70"/>
+              <w:bottom w:type="dxa" w:w="25"/>
+              <w:right w:type="dxa" w:w="70"/>
+            </w:tcMar>
+          </w:tcPr>
+          <w:p>
+            <w:r>
+              <w:rPr>
+                <w:rFonts w:ascii="Malgun Gothic" w:cs="Malgun Gothic" w:eastAsia="Malgun Gothic" w:hAnsi="Malgun Gothic"/>
+                <w:b w:val="false"/>
+                <w:bCs w:val="false"/>
+                <w:sz w:val="15"/>
+                <w:szCs w:val="15"/>
+              </w:rPr>
+              <w:t xml:space="preserve">Gomez 2026 (2018-2022)</w:t>
+            </w:r>
+          </w:p>
+        </w:tc>
+        <w:tc>
+          <w:tcPr>
+            <w:tcW w:type="dxa" w:w="2473"/>
+            <w:tcMar>
+              <w:top w:type="dxa" w:w="25"/>
+              <w:left w:type="dxa" w:w="70"/>
+              <w:bottom w:type="dxa" w:w="25"/>
+              <w:right w:type="dxa" w:w="70"/>
+            </w:tcMar>
+          </w:tcPr>
+          <w:p>
+            <w:r>
+              <w:rPr>
+                <w:rFonts w:ascii="Malgun Gothic" w:cs="Malgun Gothic" w:eastAsia="Malgun Gothic" w:hAnsi="Malgun Gothic"/>
+                <w:b w:val="false"/>
+                <w:bCs w:val="false"/>
+                <w:sz w:val="15"/>
+                <w:szCs w:val="15"/>
+              </w:rPr>
+              <w:t xml:space="preserve">SEER-national</w:t>
+            </w:r>
+          </w:p>
+        </w:tc>
+        <w:tc>
+          <w:tcPr>
+            <w:tcW w:type="dxa" w:w="1429"/>
+            <w:tcMar>
+              <w:top w:type="dxa" w:w="25"/>
+              <w:left w:type="dxa" w:w="70"/>
+              <w:bottom w:type="dxa" w:w="25"/>
+              <w:right w:type="dxa" w:w="70"/>
+            </w:tcMar>
+          </w:tcPr>
+          <w:p>
+            <w:r>
+              <w:rPr>
+                <w:rFonts w:ascii="Malgun Gothic" w:cs="Malgun Gothic" w:eastAsia="Malgun Gothic" w:hAnsi="Malgun Gothic"/>
+                <w:b w:val="false"/>
+                <w:bCs w:val="false"/>
+                <w:sz w:val="15"/>
+                <w:szCs w:val="15"/>
+              </w:rPr>
+              <w:t xml:space="preserve">Moderate</w:t>
+            </w:r>
+          </w:p>
+        </w:tc>
+      </w:tr>
+      <w:tr>
+        <w:tc>
+          <w:tcPr>
+            <w:tcW w:type="dxa" w:w="3353"/>
+            <w:tcMar>
+              <w:top w:type="dxa" w:w="25"/>
+              <w:left w:type="dxa" w:w="70"/>
+              <w:bottom w:type="dxa" w:w="25"/>
+              <w:right w:type="dxa" w:w="70"/>
+            </w:tcMar>
+          </w:tcPr>
+          <w:p>
+            <w:r>
+              <w:rPr>
+                <w:rFonts w:ascii="Malgun Gothic" w:cs="Malgun Gothic" w:eastAsia="Malgun Gothic" w:hAnsi="Malgun Gothic"/>
+                <w:b w:val="false"/>
+                <w:bCs w:val="false"/>
+                <w:sz w:val="15"/>
+                <w:szCs w:val="15"/>
+              </w:rPr>
+              <w:t xml:space="preserve">Filipina</w:t>
+            </w:r>
+          </w:p>
+        </w:tc>
+        <w:tc>
+          <w:tcPr>
+            <w:tcW w:type="dxa" w:w="1099"/>
+            <w:tcMar>
+              <w:top w:type="dxa" w:w="25"/>
+              <w:left w:type="dxa" w:w="70"/>
+              <w:bottom w:type="dxa" w:w="25"/>
+              <w:right w:type="dxa" w:w="70"/>
+            </w:tcMar>
+          </w:tcPr>
+          <w:p>
+            <w:r>
+              <w:rPr>
+                <w:rFonts w:ascii="Malgun Gothic" w:cs="Malgun Gothic" w:eastAsia="Malgun Gothic" w:hAnsi="Malgun Gothic"/>
+                <w:b w:val="false"/>
+                <w:bCs w:val="false"/>
+                <w:sz w:val="15"/>
+                <w:szCs w:val="15"/>
+              </w:rPr>
+              <w:t xml:space="preserve">IRR</w:t>
+            </w:r>
+          </w:p>
+        </w:tc>
+        <w:tc>
+          <w:tcPr>
+            <w:tcW w:type="dxa" w:w="3133"/>
+            <w:tcMar>
+              <w:top w:type="dxa" w:w="25"/>
+              <w:left w:type="dxa" w:w="70"/>
+              <w:bottom w:type="dxa" w:w="25"/>
+              <w:right w:type="dxa" w:w="70"/>
+            </w:tcMar>
+          </w:tcPr>
+          <w:p>
+            <w:r>
+              <w:rPr>
+                <w:rFonts w:ascii="Malgun Gothic" w:cs="Malgun Gothic" w:eastAsia="Malgun Gothic" w:hAnsi="Malgun Gothic"/>
+                <w:b w:val="false"/>
+                <w:bCs w:val="false"/>
+                <w:sz w:val="15"/>
+                <w:szCs w:val="15"/>
+              </w:rPr>
+              <w:t xml:space="preserve">0.857 [0.839, 0.874]</w:t>
+            </w:r>
+          </w:p>
+        </w:tc>
+        <w:tc>
+          <w:tcPr>
+            <w:tcW w:type="dxa" w:w="2913"/>
+            <w:tcMar>
+              <w:top w:type="dxa" w:w="25"/>
+              <w:left w:type="dxa" w:w="70"/>
+              <w:bottom w:type="dxa" w:w="25"/>
+              <w:right w:type="dxa" w:w="70"/>
+            </w:tcMar>
+          </w:tcPr>
+          <w:p>
+            <w:r>
+              <w:rPr>
+                <w:rFonts w:ascii="Malgun Gothic" w:cs="Malgun Gothic" w:eastAsia="Malgun Gothic" w:hAnsi="Malgun Gothic"/>
+                <w:b w:val="false"/>
+                <w:bCs w:val="false"/>
+                <w:sz w:val="15"/>
+                <w:szCs w:val="15"/>
+              </w:rPr>
+              <w:t xml:space="preserve">Gomez 2026 (2018-2022)</w:t>
+            </w:r>
+          </w:p>
+        </w:tc>
+        <w:tc>
+          <w:tcPr>
+            <w:tcW w:type="dxa" w:w="2473"/>
+            <w:tcMar>
+              <w:top w:type="dxa" w:w="25"/>
+              <w:left w:type="dxa" w:w="70"/>
+              <w:bottom w:type="dxa" w:w="25"/>
+              <w:right w:type="dxa" w:w="70"/>
+            </w:tcMar>
+          </w:tcPr>
+          <w:p>
+            <w:r>
+              <w:rPr>
+                <w:rFonts w:ascii="Malgun Gothic" w:cs="Malgun Gothic" w:eastAsia="Malgun Gothic" w:hAnsi="Malgun Gothic"/>
+                <w:b w:val="false"/>
+                <w:bCs w:val="false"/>
+                <w:sz w:val="15"/>
+                <w:szCs w:val="15"/>
+              </w:rPr>
+              <w:t xml:space="preserve">SEER-national</w:t>
+            </w:r>
+          </w:p>
+        </w:tc>
+        <w:tc>
+          <w:tcPr>
+            <w:tcW w:type="dxa" w:w="1429"/>
+            <w:tcMar>
+              <w:top w:type="dxa" w:w="25"/>
+              <w:left w:type="dxa" w:w="70"/>
+              <w:bottom w:type="dxa" w:w="25"/>
+              <w:right w:type="dxa" w:w="70"/>
+            </w:tcMar>
+          </w:tcPr>
+          <w:p>
+            <w:r>
+              <w:rPr>
+                <w:rFonts w:ascii="Malgun Gothic" w:cs="Malgun Gothic" w:eastAsia="Malgun Gothic" w:hAnsi="Malgun Gothic"/>
+                <w:b w:val="false"/>
+                <w:bCs w:val="false"/>
+                <w:sz w:val="15"/>
+                <w:szCs w:val="15"/>
+              </w:rPr>
+              <w:t xml:space="preserve">Moderate</w:t>
+            </w:r>
+          </w:p>
+        </w:tc>
+      </w:tr>
+      <w:tr>
+        <w:tc>
+          <w:tcPr>
+            <w:tcW w:type="dxa" w:w="3353"/>
+            <w:tcMar>
+              <w:top w:type="dxa" w:w="25"/>
+              <w:left w:type="dxa" w:w="70"/>
+              <w:bottom w:type="dxa" w:w="25"/>
+              <w:right w:type="dxa" w:w="70"/>
+            </w:tcMar>
+          </w:tcPr>
+          <w:p>
+            <w:r>
+              <w:rPr>
+                <w:rFonts w:ascii="Malgun Gothic" w:cs="Malgun Gothic" w:eastAsia="Malgun Gothic" w:hAnsi="Malgun Gothic"/>
+                <w:b w:val="false"/>
+                <w:bCs w:val="false"/>
+                <w:sz w:val="15"/>
+                <w:szCs w:val="15"/>
+              </w:rPr>
+              <w:t xml:space="preserve">Asian Indian/Pakistani</w:t>
+            </w:r>
+          </w:p>
+        </w:tc>
+        <w:tc>
+          <w:tcPr>
+            <w:tcW w:type="dxa" w:w="1099"/>
+            <w:tcMar>
+              <w:top w:type="dxa" w:w="25"/>
+              <w:left w:type="dxa" w:w="70"/>
+              <w:bottom w:type="dxa" w:w="25"/>
+              <w:right w:type="dxa" w:w="70"/>
+            </w:tcMar>
+          </w:tcPr>
+          <w:p>
+            <w:r>
+              <w:rPr>
+                <w:rFonts w:ascii="Malgun Gothic" w:cs="Malgun Gothic" w:eastAsia="Malgun Gothic" w:hAnsi="Malgun Gothic"/>
+                <w:b w:val="false"/>
+                <w:bCs w:val="false"/>
+                <w:sz w:val="15"/>
+                <w:szCs w:val="15"/>
+              </w:rPr>
+              <w:t xml:space="preserve">IRR</w:t>
+            </w:r>
+          </w:p>
+        </w:tc>
+        <w:tc>
+          <w:tcPr>
+            <w:tcW w:type="dxa" w:w="3133"/>
+            <w:tcMar>
+              <w:top w:type="dxa" w:w="25"/>
+              <w:left w:type="dxa" w:w="70"/>
+              <w:bottom w:type="dxa" w:w="25"/>
+              <w:right w:type="dxa" w:w="70"/>
+            </w:tcMar>
+          </w:tcPr>
+          <w:p>
+            <w:r>
+              <w:rPr>
+                <w:rFonts w:ascii="Malgun Gothic" w:cs="Malgun Gothic" w:eastAsia="Malgun Gothic" w:hAnsi="Malgun Gothic"/>
+                <w:b w:val="false"/>
+                <w:bCs w:val="false"/>
+                <w:sz w:val="15"/>
+                <w:szCs w:val="15"/>
+              </w:rPr>
+              <w:t xml:space="preserve">0.958 [0.937, 0.979]</w:t>
+            </w:r>
+          </w:p>
+        </w:tc>
+        <w:tc>
+          <w:tcPr>
+            <w:tcW w:type="dxa" w:w="2913"/>
+            <w:tcMar>
+              <w:top w:type="dxa" w:w="25"/>
+              <w:left w:type="dxa" w:w="70"/>
+              <w:bottom w:type="dxa" w:w="25"/>
+              <w:right w:type="dxa" w:w="70"/>
+            </w:tcMar>
+          </w:tcPr>
+          <w:p>
+            <w:r>
+              <w:rPr>
+                <w:rFonts w:ascii="Malgun Gothic" w:cs="Malgun Gothic" w:eastAsia="Malgun Gothic" w:hAnsi="Malgun Gothic"/>
+                <w:b w:val="false"/>
+                <w:bCs w:val="false"/>
+                <w:sz w:val="15"/>
+                <w:szCs w:val="15"/>
+              </w:rPr>
+              <w:t xml:space="preserve">Gomez 2026 (2018-2022)</w:t>
+            </w:r>
+          </w:p>
+        </w:tc>
+        <w:tc>
+          <w:tcPr>
+            <w:tcW w:type="dxa" w:w="2473"/>
+            <w:tcMar>
+              <w:top w:type="dxa" w:w="25"/>
+              <w:left w:type="dxa" w:w="70"/>
+              <w:bottom w:type="dxa" w:w="25"/>
+              <w:right w:type="dxa" w:w="70"/>
+            </w:tcMar>
+          </w:tcPr>
+          <w:p>
+            <w:r>
+              <w:rPr>
+                <w:rFonts w:ascii="Malgun Gothic" w:cs="Malgun Gothic" w:eastAsia="Malgun Gothic" w:hAnsi="Malgun Gothic"/>
+                <w:b w:val="false"/>
+                <w:bCs w:val="false"/>
+                <w:sz w:val="15"/>
+                <w:szCs w:val="15"/>
+              </w:rPr>
+              <w:t xml:space="preserve">SEER-national</w:t>
+            </w:r>
+          </w:p>
+        </w:tc>
+        <w:tc>
+          <w:tcPr>
+            <w:tcW w:type="dxa" w:w="1429"/>
+            <w:tcMar>
+              <w:top w:type="dxa" w:w="25"/>
+              <w:left w:type="dxa" w:w="70"/>
+              <w:bottom w:type="dxa" w:w="25"/>
+              <w:right w:type="dxa" w:w="70"/>
+            </w:tcMar>
+          </w:tcPr>
+          <w:p>
+            <w:r>
+              <w:rPr>
+                <w:rFonts w:ascii="Malgun Gothic" w:cs="Malgun Gothic" w:eastAsia="Malgun Gothic" w:hAnsi="Malgun Gothic"/>
+                <w:b w:val="false"/>
+                <w:bCs w:val="false"/>
+                <w:sz w:val="15"/>
+                <w:szCs w:val="15"/>
+              </w:rPr>
+              <w:t xml:space="preserve">Moderate</w:t>
+            </w:r>
+          </w:p>
+        </w:tc>
+      </w:tr>
+      <w:tr>
+        <w:tc>
+          <w:tcPr>
+            <w:tcW w:type="dxa" w:w="3353"/>
+            <w:tcMar>
+              <w:top w:type="dxa" w:w="25"/>
+              <w:left w:type="dxa" w:w="70"/>
+              <w:bottom w:type="dxa" w:w="25"/>
+              <w:right w:type="dxa" w:w="70"/>
+            </w:tcMar>
+          </w:tcPr>
+          <w:p>
+            <w:r>
+              <w:rPr>
+                <w:rFonts w:ascii="Malgun Gothic" w:cs="Malgun Gothic" w:eastAsia="Malgun Gothic" w:hAnsi="Malgun Gothic"/>
+                <w:b w:val="false"/>
+                <w:bCs w:val="false"/>
+                <w:sz w:val="15"/>
+                <w:szCs w:val="15"/>
+              </w:rPr>
+              <w:t xml:space="preserve">Japanese</w:t>
+            </w:r>
+          </w:p>
+        </w:tc>
+        <w:tc>
+          <w:tcPr>
+            <w:tcW w:type="dxa" w:w="1099"/>
+            <w:tcMar>
+              <w:top w:type="dxa" w:w="25"/>
+              <w:left w:type="dxa" w:w="70"/>
+              <w:bottom w:type="dxa" w:w="25"/>
+              <w:right w:type="dxa" w:w="70"/>
+            </w:tcMar>
+          </w:tcPr>
+          <w:p>
+            <w:r>
+              <w:rPr>
+                <w:rFonts w:ascii="Malgun Gothic" w:cs="Malgun Gothic" w:eastAsia="Malgun Gothic" w:hAnsi="Malgun Gothic"/>
+                <w:b w:val="false"/>
+                <w:bCs w:val="false"/>
+                <w:sz w:val="15"/>
+                <w:szCs w:val="15"/>
+              </w:rPr>
+              <w:t xml:space="preserve">IRR</w:t>
+            </w:r>
+          </w:p>
+        </w:tc>
+        <w:tc>
+          <w:tcPr>
+            <w:tcW w:type="dxa" w:w="3133"/>
+            <w:tcMar>
+              <w:top w:type="dxa" w:w="25"/>
+              <w:left w:type="dxa" w:w="70"/>
+              <w:bottom w:type="dxa" w:w="25"/>
+              <w:right w:type="dxa" w:w="70"/>
+            </w:tcMar>
+          </w:tcPr>
+          <w:p>
+            <w:r>
+              <w:rPr>
+                <w:rFonts w:ascii="Malgun Gothic" w:cs="Malgun Gothic" w:eastAsia="Malgun Gothic" w:hAnsi="Malgun Gothic"/>
+                <w:b w:val="false"/>
+                <w:bCs w:val="false"/>
+                <w:sz w:val="15"/>
+                <w:szCs w:val="15"/>
+              </w:rPr>
+              <w:t xml:space="preserve">1.045 [1.009, 1.083]</w:t>
+            </w:r>
+          </w:p>
+        </w:tc>
+        <w:tc>
+          <w:tcPr>
+            <w:tcW w:type="dxa" w:w="2913"/>
+            <w:tcMar>
+              <w:top w:type="dxa" w:w="25"/>
+              <w:left w:type="dxa" w:w="70"/>
+              <w:bottom w:type="dxa" w:w="25"/>
+              <w:right w:type="dxa" w:w="70"/>
+            </w:tcMar>
+          </w:tcPr>
+          <w:p>
+            <w:r>
+              <w:rPr>
+                <w:rFonts w:ascii="Malgun Gothic" w:cs="Malgun Gothic" w:eastAsia="Malgun Gothic" w:hAnsi="Malgun Gothic"/>
+                <w:b w:val="false"/>
+                <w:bCs w:val="false"/>
+                <w:sz w:val="15"/>
+                <w:szCs w:val="15"/>
+              </w:rPr>
+              <w:t xml:space="preserve">Gomez 2026 (2018-2022)</w:t>
+            </w:r>
+          </w:p>
+        </w:tc>
+        <w:tc>
+          <w:tcPr>
+            <w:tcW w:type="dxa" w:w="2473"/>
+            <w:tcMar>
+              <w:top w:type="dxa" w:w="25"/>
+              <w:left w:type="dxa" w:w="70"/>
+              <w:bottom w:type="dxa" w:w="25"/>
+              <w:right w:type="dxa" w:w="70"/>
+            </w:tcMar>
+          </w:tcPr>
+          <w:p>
+            <w:r>
+              <w:rPr>
+                <w:rFonts w:ascii="Malgun Gothic" w:cs="Malgun Gothic" w:eastAsia="Malgun Gothic" w:hAnsi="Malgun Gothic"/>
+                <w:b w:val="false"/>
+                <w:bCs w:val="false"/>
+                <w:sz w:val="15"/>
+                <w:szCs w:val="15"/>
+              </w:rPr>
+              <w:t xml:space="preserve">SEER-national</w:t>
+            </w:r>
+          </w:p>
+        </w:tc>
+        <w:tc>
+          <w:tcPr>
+            <w:tcW w:type="dxa" w:w="1429"/>
+            <w:tcMar>
+              <w:top w:type="dxa" w:w="25"/>
+              <w:left w:type="dxa" w:w="70"/>
+              <w:bottom w:type="dxa" w:w="25"/>
+              <w:right w:type="dxa" w:w="70"/>
+            </w:tcMar>
+          </w:tcPr>
+          <w:p>
+            <w:r>
+              <w:rPr>
+                <w:rFonts w:ascii="Malgun Gothic" w:cs="Malgun Gothic" w:eastAsia="Malgun Gothic" w:hAnsi="Malgun Gothic"/>
+                <w:b w:val="false"/>
+                <w:bCs w:val="false"/>
+                <w:sz w:val="15"/>
+                <w:szCs w:val="15"/>
+              </w:rPr>
+              <w:t xml:space="preserve">Moderate</w:t>
+            </w:r>
+          </w:p>
+        </w:tc>
+      </w:tr>
+      <w:tr>
+        <w:tc>
+          <w:tcPr>
+            <w:tcW w:type="dxa" w:w="3353"/>
+            <w:tcMar>
+              <w:top w:type="dxa" w:w="25"/>
+              <w:left w:type="dxa" w:w="70"/>
+              <w:bottom w:type="dxa" w:w="25"/>
+              <w:right w:type="dxa" w:w="70"/>
+            </w:tcMar>
+          </w:tcPr>
+          <w:p>
+            <w:r>
+              <w:rPr>
+                <w:rFonts w:ascii="Malgun Gothic" w:cs="Malgun Gothic" w:eastAsia="Malgun Gothic" w:hAnsi="Malgun Gothic"/>
+                <w:b w:val="false"/>
+                <w:bCs w:val="false"/>
+                <w:sz w:val="15"/>
+                <w:szCs w:val="15"/>
+              </w:rPr>
+              <w:t xml:space="preserve">Asian American (aggregate)</w:t>
+            </w:r>
+          </w:p>
+        </w:tc>
+        <w:tc>
+          <w:tcPr>
+            <w:tcW w:type="dxa" w:w="1099"/>
+            <w:tcMar>
+              <w:top w:type="dxa" w:w="25"/>
+              <w:left w:type="dxa" w:w="70"/>
+              <w:bottom w:type="dxa" w:w="25"/>
+              <w:right w:type="dxa" w:w="70"/>
+            </w:tcMar>
+          </w:tcPr>
+          <w:p>
+            <w:r>
+              <w:rPr>
+                <w:rFonts w:ascii="Malgun Gothic" w:cs="Malgun Gothic" w:eastAsia="Malgun Gothic" w:hAnsi="Malgun Gothic"/>
+                <w:b w:val="false"/>
+                <w:bCs w:val="false"/>
+                <w:sz w:val="15"/>
+                <w:szCs w:val="15"/>
+              </w:rPr>
+              <w:t xml:space="preserve">IRR</w:t>
+            </w:r>
+          </w:p>
+        </w:tc>
+        <w:tc>
+          <w:tcPr>
+            <w:tcW w:type="dxa" w:w="3133"/>
+            <w:tcMar>
+              <w:top w:type="dxa" w:w="25"/>
+              <w:left w:type="dxa" w:w="70"/>
+              <w:bottom w:type="dxa" w:w="25"/>
+              <w:right w:type="dxa" w:w="70"/>
+            </w:tcMar>
+          </w:tcPr>
+          <w:p>
+            <w:r>
+              <w:rPr>
+                <w:rFonts w:ascii="Malgun Gothic" w:cs="Malgun Gothic" w:eastAsia="Malgun Gothic" w:hAnsi="Malgun Gothic"/>
+                <w:b w:val="false"/>
+                <w:bCs w:val="false"/>
+                <w:sz w:val="15"/>
+                <w:szCs w:val="15"/>
+              </w:rPr>
+              <w:t xml:space="preserve">0.792 [0.784, 0.800]</w:t>
+            </w:r>
+          </w:p>
+        </w:tc>
+        <w:tc>
+          <w:tcPr>
+            <w:tcW w:type="dxa" w:w="2913"/>
+            <w:tcMar>
+              <w:top w:type="dxa" w:w="25"/>
+              <w:left w:type="dxa" w:w="70"/>
+              <w:bottom w:type="dxa" w:w="25"/>
+              <w:right w:type="dxa" w:w="70"/>
+            </w:tcMar>
+          </w:tcPr>
+          <w:p>
+            <w:r>
+              <w:rPr>
+                <w:rFonts w:ascii="Malgun Gothic" w:cs="Malgun Gothic" w:eastAsia="Malgun Gothic" w:hAnsi="Malgun Gothic"/>
+                <w:b w:val="false"/>
+                <w:bCs w:val="false"/>
+                <w:sz w:val="15"/>
+                <w:szCs w:val="15"/>
+              </w:rPr>
+              <w:t xml:space="preserve">Gomez 2026 (2018-2022)</w:t>
+            </w:r>
+          </w:p>
+        </w:tc>
+        <w:tc>
+          <w:tcPr>
+            <w:tcW w:type="dxa" w:w="2473"/>
+            <w:tcMar>
+              <w:top w:type="dxa" w:w="25"/>
+              <w:left w:type="dxa" w:w="70"/>
+              <w:bottom w:type="dxa" w:w="25"/>
+              <w:right w:type="dxa" w:w="70"/>
+            </w:tcMar>
+          </w:tcPr>
+          <w:p>
+            <w:r>
+              <w:rPr>
+                <w:rFonts w:ascii="Malgun Gothic" w:cs="Malgun Gothic" w:eastAsia="Malgun Gothic" w:hAnsi="Malgun Gothic"/>
+                <w:b w:val="false"/>
+                <w:bCs w:val="false"/>
+                <w:sz w:val="15"/>
+                <w:szCs w:val="15"/>
+              </w:rPr>
+              <w:t xml:space="preserve">SEER-national</w:t>
+            </w:r>
+          </w:p>
+        </w:tc>
+        <w:tc>
+          <w:tcPr>
+            <w:tcW w:type="dxa" w:w="1429"/>
+            <w:tcMar>
+              <w:top w:type="dxa" w:w="25"/>
+              <w:left w:type="dxa" w:w="70"/>
+              <w:bottom w:type="dxa" w:w="25"/>
+              <w:right w:type="dxa" w:w="70"/>
+            </w:tcMar>
+          </w:tcPr>
+          <w:p>
+            <w:r>
+              <w:rPr>
+                <w:rFonts w:ascii="Malgun Gothic" w:cs="Malgun Gothic" w:eastAsia="Malgun Gothic" w:hAnsi="Malgun Gothic"/>
+                <w:b w:val="false"/>
+                <w:bCs w:val="false"/>
+                <w:sz w:val="15"/>
+                <w:szCs w:val="15"/>
+              </w:rPr>
+              <w:t xml:space="preserve">Moderate</w:t>
+            </w:r>
+          </w:p>
+        </w:tc>
+      </w:tr>
+      <w:tr>
+        <w:tc>
+          <w:tcPr>
+            <w:tcW w:type="dxa" w:w="14400"/>
+            <w:gridSpan w:val="6"/>
+            <w:shd w:fill="D9E2EF" w:color="auto" w:val="clear"/>
+            <w:tcMar>
+              <w:top w:type="dxa" w:w="30"/>
+              <w:left w:type="dxa" w:w="70"/>
+              <w:bottom w:type="dxa" w:w="30"/>
+              <w:right w:type="dxa" w:w="70"/>
+            </w:tcMar>
+          </w:tcPr>
+          <w:p>
+            <w:r>
+              <w:rPr>
+                <w:rFonts w:ascii="Malgun Gothic" w:cs="Malgun Gothic" w:eastAsia="Malgun Gothic" w:hAnsi="Malgun Gothic"/>
+                <w:b/>
+                <w:bCs/>
+                <w:sz w:val="16"/>
+                <w:szCs w:val="16"/>
+              </w:rPr>
+              <w:t xml:space="preserve">Native Hawaiian and Pacific Islander (NHPI) subgroups</w:t>
+            </w:r>
+          </w:p>
+        </w:tc>
+      </w:tr>
+      <w:tr>
+        <w:tc>
+          <w:tcPr>
+            <w:tcW w:type="dxa" w:w="3353"/>
+            <w:tcMar>
+              <w:top w:type="dxa" w:w="25"/>
+              <w:left w:type="dxa" w:w="70"/>
+              <w:bottom w:type="dxa" w:w="25"/>
+              <w:right w:type="dxa" w:w="70"/>
+            </w:tcMar>
+          </w:tcPr>
+          <w:p>
+            <w:r>
+              <w:rPr>
+                <w:rFonts w:ascii="Malgun Gothic" w:cs="Malgun Gothic" w:eastAsia="Malgun Gothic" w:hAnsi="Malgun Gothic"/>
+                <w:b w:val="false"/>
+                <w:bCs w:val="false"/>
+                <w:sz w:val="15"/>
+                <w:szCs w:val="15"/>
+              </w:rPr>
+              <w:t xml:space="preserve">Guamanian/Chamorro/Samoan</w:t>
+            </w:r>
+          </w:p>
+        </w:tc>
+        <w:tc>
+          <w:tcPr>
+            <w:tcW w:type="dxa" w:w="1099"/>
+            <w:tcMar>
+              <w:top w:type="dxa" w:w="25"/>
+              <w:left w:type="dxa" w:w="70"/>
+              <w:bottom w:type="dxa" w:w="25"/>
+              <w:right w:type="dxa" w:w="70"/>
+            </w:tcMar>
+          </w:tcPr>
+          <w:p>
+            <w:r>
+              <w:rPr>
+                <w:rFonts w:ascii="Malgun Gothic" w:cs="Malgun Gothic" w:eastAsia="Malgun Gothic" w:hAnsi="Malgun Gothic"/>
+                <w:b w:val="false"/>
+                <w:bCs w:val="false"/>
+                <w:sz w:val="15"/>
+                <w:szCs w:val="15"/>
+              </w:rPr>
+              <w:t xml:space="preserve">IRR</w:t>
+            </w:r>
+          </w:p>
+        </w:tc>
+        <w:tc>
+          <w:tcPr>
+            <w:tcW w:type="dxa" w:w="3133"/>
+            <w:tcMar>
+              <w:top w:type="dxa" w:w="25"/>
+              <w:left w:type="dxa" w:w="70"/>
+              <w:bottom w:type="dxa" w:w="25"/>
+              <w:right w:type="dxa" w:w="70"/>
+            </w:tcMar>
+          </w:tcPr>
+          <w:p>
+            <w:r>
+              <w:rPr>
+                <w:rFonts w:ascii="Malgun Gothic" w:cs="Malgun Gothic" w:eastAsia="Malgun Gothic" w:hAnsi="Malgun Gothic"/>
+                <w:b w:val="false"/>
+                <w:bCs w:val="false"/>
+                <w:sz w:val="15"/>
+                <w:szCs w:val="15"/>
+              </w:rPr>
+              <w:t xml:space="preserve">0.723 [0.641, 0.817]</w:t>
+            </w:r>
+          </w:p>
+        </w:tc>
+        <w:tc>
+          <w:tcPr>
+            <w:tcW w:type="dxa" w:w="2913"/>
+            <w:tcMar>
+              <w:top w:type="dxa" w:w="25"/>
+              <w:left w:type="dxa" w:w="70"/>
+              <w:bottom w:type="dxa" w:w="25"/>
+              <w:right w:type="dxa" w:w="70"/>
+            </w:tcMar>
+          </w:tcPr>
+          <w:p>
+            <w:r>
+              <w:rPr>
+                <w:rFonts w:ascii="Malgun Gothic" w:cs="Malgun Gothic" w:eastAsia="Malgun Gothic" w:hAnsi="Malgun Gothic"/>
+                <w:b w:val="false"/>
+                <w:bCs w:val="false"/>
+                <w:sz w:val="15"/>
+                <w:szCs w:val="15"/>
+              </w:rPr>
+              <w:t xml:space="preserve">Gomez 2026 (2018-2022)</w:t>
+            </w:r>
+          </w:p>
+        </w:tc>
+        <w:tc>
+          <w:tcPr>
+            <w:tcW w:type="dxa" w:w="2473"/>
+            <w:tcMar>
+              <w:top w:type="dxa" w:w="25"/>
+              <w:left w:type="dxa" w:w="70"/>
+              <w:bottom w:type="dxa" w:w="25"/>
+              <w:right w:type="dxa" w:w="70"/>
+            </w:tcMar>
+          </w:tcPr>
+          <w:p>
+            <w:r>
+              <w:rPr>
+                <w:rFonts w:ascii="Malgun Gothic" w:cs="Malgun Gothic" w:eastAsia="Malgun Gothic" w:hAnsi="Malgun Gothic"/>
+                <w:b w:val="false"/>
+                <w:bCs w:val="false"/>
+                <w:sz w:val="15"/>
+                <w:szCs w:val="15"/>
+              </w:rPr>
+              <w:t xml:space="preserve">SEER-national</w:t>
+            </w:r>
+          </w:p>
+        </w:tc>
+        <w:tc>
+          <w:tcPr>
+            <w:tcW w:type="dxa" w:w="1429"/>
+            <w:tcMar>
+              <w:top w:type="dxa" w:w="25"/>
+              <w:left w:type="dxa" w:w="70"/>
+              <w:bottom w:type="dxa" w:w="25"/>
+              <w:right w:type="dxa" w:w="70"/>
+            </w:tcMar>
+          </w:tcPr>
+          <w:p>
+            <w:r>
+              <w:rPr>
+                <w:rFonts w:ascii="Malgun Gothic" w:cs="Malgun Gothic" w:eastAsia="Malgun Gothic" w:hAnsi="Malgun Gothic"/>
+                <w:b w:val="false"/>
+                <w:bCs w:val="false"/>
+                <w:sz w:val="15"/>
+                <w:szCs w:val="15"/>
+              </w:rPr>
+              <w:t xml:space="preserve">Moderate</w:t>
+            </w:r>
+          </w:p>
+        </w:tc>
+      </w:tr>
+      <w:tr>
+        <w:tc>
+          <w:tcPr>
+            <w:tcW w:type="dxa" w:w="3353"/>
+            <w:tcMar>
+              <w:top w:type="dxa" w:w="25"/>
+              <w:left w:type="dxa" w:w="70"/>
+              <w:bottom w:type="dxa" w:w="25"/>
+              <w:right w:type="dxa" w:w="70"/>
+            </w:tcMar>
+          </w:tcPr>
+          <w:p>
+            <w:r>
+              <w:rPr>
+                <w:rFonts w:ascii="Malgun Gothic" w:cs="Malgun Gothic" w:eastAsia="Malgun Gothic" w:hAnsi="Malgun Gothic"/>
+                <w:b w:val="false"/>
+                <w:bCs w:val="false"/>
+                <w:sz w:val="15"/>
+                <w:szCs w:val="15"/>
+              </w:rPr>
+              <w:t xml:space="preserve">Native Hawaiian</w:t>
+            </w:r>
+          </w:p>
+        </w:tc>
+        <w:tc>
+          <w:tcPr>
+            <w:tcW w:type="dxa" w:w="1099"/>
+            <w:tcMar>
+              <w:top w:type="dxa" w:w="25"/>
+              <w:left w:type="dxa" w:w="70"/>
+              <w:bottom w:type="dxa" w:w="25"/>
+              <w:right w:type="dxa" w:w="70"/>
+            </w:tcMar>
+          </w:tcPr>
+          <w:p>
+            <w:r>
+              <w:rPr>
+                <w:rFonts w:ascii="Malgun Gothic" w:cs="Malgun Gothic" w:eastAsia="Malgun Gothic" w:hAnsi="Malgun Gothic"/>
+                <w:b w:val="false"/>
+                <w:bCs w:val="false"/>
+                <w:sz w:val="15"/>
+                <w:szCs w:val="15"/>
+              </w:rPr>
+              <w:t xml:space="preserve">IRR</w:t>
+            </w:r>
+          </w:p>
+        </w:tc>
+        <w:tc>
+          <w:tcPr>
+            <w:tcW w:type="dxa" w:w="3133"/>
+            <w:tcMar>
+              <w:top w:type="dxa" w:w="25"/>
+              <w:left w:type="dxa" w:w="70"/>
+              <w:bottom w:type="dxa" w:w="25"/>
+              <w:right w:type="dxa" w:w="70"/>
+            </w:tcMar>
+          </w:tcPr>
+          <w:p>
+            <w:r>
+              <w:rPr>
+                <w:rFonts w:ascii="Malgun Gothic" w:cs="Malgun Gothic" w:eastAsia="Malgun Gothic" w:hAnsi="Malgun Gothic"/>
+                <w:b w:val="false"/>
+                <w:bCs w:val="false"/>
+                <w:sz w:val="15"/>
+                <w:szCs w:val="15"/>
+              </w:rPr>
+              <w:t xml:space="preserve">1.211 [1.123, 1.305]</w:t>
+            </w:r>
+          </w:p>
+        </w:tc>
+        <w:tc>
+          <w:tcPr>
+            <w:tcW w:type="dxa" w:w="2913"/>
+            <w:tcMar>
+              <w:top w:type="dxa" w:w="25"/>
+              <w:left w:type="dxa" w:w="70"/>
+              <w:bottom w:type="dxa" w:w="25"/>
+              <w:right w:type="dxa" w:w="70"/>
+            </w:tcMar>
+          </w:tcPr>
+          <w:p>
+            <w:r>
+              <w:rPr>
+                <w:rFonts w:ascii="Malgun Gothic" w:cs="Malgun Gothic" w:eastAsia="Malgun Gothic" w:hAnsi="Malgun Gothic"/>
+                <w:b w:val="false"/>
+                <w:bCs w:val="false"/>
+                <w:sz w:val="15"/>
+                <w:szCs w:val="15"/>
+              </w:rPr>
+              <w:t xml:space="preserve">Miller 2008 (1998-2002)</w:t>
+            </w:r>
+          </w:p>
+        </w:tc>
+        <w:tc>
+          <w:tcPr>
+            <w:tcW w:type="dxa" w:w="2473"/>
+            <w:tcMar>
+              <w:top w:type="dxa" w:w="25"/>
+              <w:left w:type="dxa" w:w="70"/>
+              <w:bottom w:type="dxa" w:w="25"/>
+              <w:right w:type="dxa" w:w="70"/>
+            </w:tcMar>
+          </w:tcPr>
+          <w:p>
+            <w:r>
+              <w:rPr>
+                <w:rFonts w:ascii="Malgun Gothic" w:cs="Malgun Gothic" w:eastAsia="Malgun Gothic" w:hAnsi="Malgun Gothic"/>
+                <w:b w:val="false"/>
+                <w:bCs w:val="false"/>
+                <w:sz w:val="15"/>
+                <w:szCs w:val="15"/>
+              </w:rPr>
+              <w:t xml:space="preserve">NAACCR/CiNA (~93%)</w:t>
+            </w:r>
+          </w:p>
+        </w:tc>
+        <w:tc>
+          <w:tcPr>
+            <w:tcW w:type="dxa" w:w="1429"/>
+            <w:tcMar>
+              <w:top w:type="dxa" w:w="25"/>
+              <w:left w:type="dxa" w:w="70"/>
+              <w:bottom w:type="dxa" w:w="25"/>
+              <w:right w:type="dxa" w:w="70"/>
+            </w:tcMar>
+          </w:tcPr>
+          <w:p>
+            <w:r>
+              <w:rPr>
+                <w:rFonts w:ascii="Malgun Gothic" w:cs="Malgun Gothic" w:eastAsia="Malgun Gothic" w:hAnsi="Malgun Gothic"/>
+                <w:b w:val="false"/>
+                <w:bCs w:val="false"/>
+                <w:sz w:val="15"/>
+                <w:szCs w:val="15"/>
+              </w:rPr>
+              <w:t xml:space="preserve">Low</w:t>
+            </w:r>
+          </w:p>
+        </w:tc>
+      </w:tr>
+      <w:tr>
+        <w:tc>
+          <w:tcPr>
+            <w:tcW w:type="dxa" w:w="3353"/>
+            <w:tcMar>
+              <w:top w:type="dxa" w:w="25"/>
+              <w:left w:type="dxa" w:w="70"/>
+              <w:bottom w:type="dxa" w:w="25"/>
+              <w:right w:type="dxa" w:w="70"/>
+            </w:tcMar>
+          </w:tcPr>
+          <w:p>
+            <w:r>
+              <w:rPr>
+                <w:rFonts w:ascii="Malgun Gothic" w:cs="Malgun Gothic" w:eastAsia="Malgun Gothic" w:hAnsi="Malgun Gothic"/>
+                <w:b w:val="false"/>
+                <w:bCs w:val="false"/>
+                <w:sz w:val="15"/>
+                <w:szCs w:val="15"/>
+              </w:rPr>
+              <w:t xml:space="preserve">Native Hawaiian and Pacific Islander (NHPI)</w:t>
+            </w:r>
+          </w:p>
+        </w:tc>
+        <w:tc>
+          <w:tcPr>
+            <w:tcW w:type="dxa" w:w="1099"/>
+            <w:tcMar>
+              <w:top w:type="dxa" w:w="25"/>
+              <w:left w:type="dxa" w:w="70"/>
+              <w:bottom w:type="dxa" w:w="25"/>
+              <w:right w:type="dxa" w:w="70"/>
+            </w:tcMar>
+          </w:tcPr>
+          <w:p>
+            <w:r>
+              <w:rPr>
+                <w:rFonts w:ascii="Malgun Gothic" w:cs="Malgun Gothic" w:eastAsia="Malgun Gothic" w:hAnsi="Malgun Gothic"/>
+                <w:b w:val="false"/>
+                <w:bCs w:val="false"/>
+                <w:sz w:val="15"/>
+                <w:szCs w:val="15"/>
+              </w:rPr>
+              <w:t xml:space="preserve">IRR</w:t>
+            </w:r>
+          </w:p>
+        </w:tc>
+        <w:tc>
+          <w:tcPr>
+            <w:tcW w:type="dxa" w:w="3133"/>
+            <w:tcMar>
+              <w:top w:type="dxa" w:w="25"/>
+              <w:left w:type="dxa" w:w="70"/>
+              <w:bottom w:type="dxa" w:w="25"/>
+              <w:right w:type="dxa" w:w="70"/>
+            </w:tcMar>
+          </w:tcPr>
+          <w:p>
+            <w:r>
+              <w:rPr>
+                <w:rFonts w:ascii="Malgun Gothic" w:cs="Malgun Gothic" w:eastAsia="Malgun Gothic" w:hAnsi="Malgun Gothic"/>
+                <w:b w:val="false"/>
+                <w:bCs w:val="false"/>
+                <w:sz w:val="15"/>
+                <w:szCs w:val="15"/>
+              </w:rPr>
+              <w:t xml:space="preserve">1.212 [1.168, 1.258]</w:t>
+            </w:r>
+          </w:p>
+        </w:tc>
+        <w:tc>
+          <w:tcPr>
+            <w:tcW w:type="dxa" w:w="2913"/>
+            <w:tcMar>
+              <w:top w:type="dxa" w:w="25"/>
+              <w:left w:type="dxa" w:w="70"/>
+              <w:bottom w:type="dxa" w:w="25"/>
+              <w:right w:type="dxa" w:w="70"/>
+            </w:tcMar>
+          </w:tcPr>
+          <w:p>
+            <w:r>
+              <w:rPr>
+                <w:rFonts w:ascii="Malgun Gothic" w:cs="Malgun Gothic" w:eastAsia="Malgun Gothic" w:hAnsi="Malgun Gothic"/>
+                <w:b w:val="false"/>
+                <w:bCs w:val="false"/>
+                <w:sz w:val="15"/>
+                <w:szCs w:val="15"/>
+              </w:rPr>
+              <w:t xml:space="preserve">Gomez 2026 (2018-2022)</w:t>
+            </w:r>
+          </w:p>
+        </w:tc>
+        <w:tc>
+          <w:tcPr>
+            <w:tcW w:type="dxa" w:w="2473"/>
+            <w:tcMar>
+              <w:top w:type="dxa" w:w="25"/>
+              <w:left w:type="dxa" w:w="70"/>
+              <w:bottom w:type="dxa" w:w="25"/>
+              <w:right w:type="dxa" w:w="70"/>
+            </w:tcMar>
+          </w:tcPr>
+          <w:p>
+            <w:r>
+              <w:rPr>
+                <w:rFonts w:ascii="Malgun Gothic" w:cs="Malgun Gothic" w:eastAsia="Malgun Gothic" w:hAnsi="Malgun Gothic"/>
+                <w:b w:val="false"/>
+                <w:bCs w:val="false"/>
+                <w:sz w:val="15"/>
+                <w:szCs w:val="15"/>
+              </w:rPr>
+              <w:t xml:space="preserve">SEER-national</w:t>
+            </w:r>
+          </w:p>
+        </w:tc>
+        <w:tc>
+          <w:tcPr>
+            <w:tcW w:type="dxa" w:w="1429"/>
+            <w:tcMar>
+              <w:top w:type="dxa" w:w="25"/>
+              <w:left w:type="dxa" w:w="70"/>
+              <w:bottom w:type="dxa" w:w="25"/>
+              <w:right w:type="dxa" w:w="70"/>
+            </w:tcMar>
+          </w:tcPr>
+          <w:p>
+            <w:r>
+              <w:rPr>
+                <w:rFonts w:ascii="Malgun Gothic" w:cs="Malgun Gothic" w:eastAsia="Malgun Gothic" w:hAnsi="Malgun Gothic"/>
+                <w:b w:val="false"/>
+                <w:bCs w:val="false"/>
+                <w:sz w:val="15"/>
+                <w:szCs w:val="15"/>
+              </w:rPr>
+              <w:t xml:space="preserve">Moderate</w:t>
+            </w:r>
+          </w:p>
+        </w:tc>
+      </w:tr>
+      <w:tr>
+        <w:tc>
+          <w:tcPr>
+            <w:tcW w:type="dxa" w:w="14400"/>
+            <w:gridSpan w:val="6"/>
+            <w:shd w:fill="D9E2EF" w:color="auto" w:val="clear"/>
+            <w:tcMar>
+              <w:top w:type="dxa" w:w="30"/>
+              <w:left w:type="dxa" w:w="70"/>
+              <w:bottom w:type="dxa" w:w="30"/>
+              <w:right w:type="dxa" w:w="70"/>
+            </w:tcMar>
+          </w:tcPr>
+          <w:p>
+            <w:r>
+              <w:rPr>
+                <w:rFonts w:ascii="Malgun Gothic" w:cs="Malgun Gothic" w:eastAsia="Malgun Gothic" w:hAnsi="Malgun Gothic"/>
+                <w:b/>
+                <w:bCs/>
+                <w:sz w:val="16"/>
+                <w:szCs w:val="16"/>
+              </w:rPr>
+              <w:t xml:space="preserve">Hispanic/Latina by country of origin</w:t>
+            </w:r>
+          </w:p>
+        </w:tc>
+      </w:tr>
+      <w:tr>
+        <w:tc>
+          <w:tcPr>
+            <w:tcW w:type="dxa" w:w="3353"/>
+            <w:tcMar>
+              <w:top w:type="dxa" w:w="25"/>
+              <w:left w:type="dxa" w:w="70"/>
+              <w:bottom w:type="dxa" w:w="25"/>
+              <w:right w:type="dxa" w:w="70"/>
+            </w:tcMar>
+          </w:tcPr>
+          <w:p>
+            <w:r>
+              <w:rPr>
+                <w:rFonts w:ascii="Malgun Gothic" w:cs="Malgun Gothic" w:eastAsia="Malgun Gothic" w:hAnsi="Malgun Gothic"/>
+                <w:b w:val="false"/>
+                <w:bCs w:val="false"/>
+                <w:sz w:val="15"/>
+                <w:szCs w:val="15"/>
+              </w:rPr>
+              <w:t xml:space="preserve">Mexican</w:t>
+            </w:r>
+          </w:p>
+        </w:tc>
+        <w:tc>
+          <w:tcPr>
+            <w:tcW w:type="dxa" w:w="1099"/>
+            <w:tcMar>
+              <w:top w:type="dxa" w:w="25"/>
+              <w:left w:type="dxa" w:w="70"/>
+              <w:bottom w:type="dxa" w:w="25"/>
+              <w:right w:type="dxa" w:w="70"/>
+            </w:tcMar>
+          </w:tcPr>
+          <w:p>
+            <w:r>
+              <w:rPr>
+                <w:rFonts w:ascii="Malgun Gothic" w:cs="Malgun Gothic" w:eastAsia="Malgun Gothic" w:hAnsi="Malgun Gothic"/>
+                <w:b w:val="false"/>
+                <w:bCs w:val="false"/>
+                <w:sz w:val="15"/>
+                <w:szCs w:val="15"/>
+              </w:rPr>
+              <w:t xml:space="preserve">IRR</w:t>
+            </w:r>
+          </w:p>
+        </w:tc>
+        <w:tc>
+          <w:tcPr>
+            <w:tcW w:type="dxa" w:w="3133"/>
+            <w:tcMar>
+              <w:top w:type="dxa" w:w="25"/>
+              <w:left w:type="dxa" w:w="70"/>
+              <w:bottom w:type="dxa" w:w="25"/>
+              <w:right w:type="dxa" w:w="70"/>
+            </w:tcMar>
+          </w:tcPr>
+          <w:p>
+            <w:r>
+              <w:rPr>
+                <w:rFonts w:ascii="Malgun Gothic" w:cs="Malgun Gothic" w:eastAsia="Malgun Gothic" w:hAnsi="Malgun Gothic"/>
+                <w:b w:val="false"/>
+                <w:bCs w:val="false"/>
+                <w:sz w:val="15"/>
+                <w:szCs w:val="15"/>
+              </w:rPr>
+              <w:t xml:space="preserve">0.503 [0.376, 0.673]</w:t>
+            </w:r>
+          </w:p>
+        </w:tc>
+        <w:tc>
+          <w:tcPr>
+            <w:tcW w:type="dxa" w:w="2913"/>
+            <w:tcMar>
+              <w:top w:type="dxa" w:w="25"/>
+              <w:left w:type="dxa" w:w="70"/>
+              <w:bottom w:type="dxa" w:w="25"/>
+              <w:right w:type="dxa" w:w="70"/>
+            </w:tcMar>
+          </w:tcPr>
+          <w:p>
+            <w:r>
+              <w:rPr>
+                <w:rFonts w:ascii="Malgun Gothic" w:cs="Malgun Gothic" w:eastAsia="Malgun Gothic" w:hAnsi="Malgun Gothic"/>
+                <w:b w:val="false"/>
+                <w:bCs w:val="false"/>
+                <w:sz w:val="15"/>
+                <w:szCs w:val="15"/>
+              </w:rPr>
+              <w:t xml:space="preserve">Pinheiro 2009 (1999-2001)</w:t>
+            </w:r>
+          </w:p>
+        </w:tc>
+        <w:tc>
+          <w:tcPr>
+            <w:tcW w:type="dxa" w:w="2473"/>
+            <w:tcMar>
+              <w:top w:type="dxa" w:w="25"/>
+              <w:left w:type="dxa" w:w="70"/>
+              <w:bottom w:type="dxa" w:w="25"/>
+              <w:right w:type="dxa" w:w="70"/>
+            </w:tcMar>
+          </w:tcPr>
+          <w:p>
+            <w:r>
+              <w:rPr>
+                <w:rFonts w:ascii="Malgun Gothic" w:cs="Malgun Gothic" w:eastAsia="Malgun Gothic" w:hAnsi="Malgun Gothic"/>
+                <w:b w:val="false"/>
+                <w:bCs w:val="false"/>
+                <w:sz w:val="15"/>
+                <w:szCs w:val="15"/>
+              </w:rPr>
+              <w:t xml:space="preserve">State: Florida</w:t>
+            </w:r>
+          </w:p>
+        </w:tc>
+        <w:tc>
+          <w:tcPr>
+            <w:tcW w:type="dxa" w:w="1429"/>
+            <w:tcMar>
+              <w:top w:type="dxa" w:w="25"/>
+              <w:left w:type="dxa" w:w="70"/>
+              <w:bottom w:type="dxa" w:w="25"/>
+              <w:right w:type="dxa" w:w="70"/>
+            </w:tcMar>
+          </w:tcPr>
+          <w:p>
+            <w:r>
+              <w:rPr>
+                <w:rFonts w:ascii="Malgun Gothic" w:cs="Malgun Gothic" w:eastAsia="Malgun Gothic" w:hAnsi="Malgun Gothic"/>
+                <w:b w:val="false"/>
+                <w:bCs w:val="false"/>
+                <w:sz w:val="15"/>
+                <w:szCs w:val="15"/>
+              </w:rPr>
+              <w:t xml:space="preserve">Low</w:t>
+            </w:r>
+          </w:p>
+        </w:tc>
+      </w:tr>
+      <w:tr>
+        <w:tc>
+          <w:tcPr>
+            <w:tcW w:type="dxa" w:w="3353"/>
+            <w:tcMar>
+              <w:top w:type="dxa" w:w="25"/>
+              <w:left w:type="dxa" w:w="70"/>
+              <w:bottom w:type="dxa" w:w="25"/>
+              <w:right w:type="dxa" w:w="70"/>
+            </w:tcMar>
+          </w:tcPr>
+          <w:p>
+            <w:r>
+              <w:rPr>
+                <w:rFonts w:ascii="Malgun Gothic" w:cs="Malgun Gothic" w:eastAsia="Malgun Gothic" w:hAnsi="Malgun Gothic"/>
+                <w:b w:val="false"/>
+                <w:bCs w:val="false"/>
+                <w:sz w:val="15"/>
+                <w:szCs w:val="15"/>
+              </w:rPr>
+              <w:t xml:space="preserve">New Latino</w:t>
+            </w:r>
+          </w:p>
+        </w:tc>
+        <w:tc>
+          <w:tcPr>
+            <w:tcW w:type="dxa" w:w="1099"/>
+            <w:tcMar>
+              <w:top w:type="dxa" w:w="25"/>
+              <w:left w:type="dxa" w:w="70"/>
+              <w:bottom w:type="dxa" w:w="25"/>
+              <w:right w:type="dxa" w:w="70"/>
+            </w:tcMar>
+          </w:tcPr>
+          <w:p>
+            <w:r>
+              <w:rPr>
+                <w:rFonts w:ascii="Malgun Gothic" w:cs="Malgun Gothic" w:eastAsia="Malgun Gothic" w:hAnsi="Malgun Gothic"/>
+                <w:b w:val="false"/>
+                <w:bCs w:val="false"/>
+                <w:sz w:val="15"/>
+                <w:szCs w:val="15"/>
+              </w:rPr>
+              <w:t xml:space="preserve">IRR</w:t>
+            </w:r>
+          </w:p>
+        </w:tc>
+        <w:tc>
+          <w:tcPr>
+            <w:tcW w:type="dxa" w:w="3133"/>
+            <w:tcMar>
+              <w:top w:type="dxa" w:w="25"/>
+              <w:left w:type="dxa" w:w="70"/>
+              <w:bottom w:type="dxa" w:w="25"/>
+              <w:right w:type="dxa" w:w="70"/>
+            </w:tcMar>
+          </w:tcPr>
+          <w:p>
+            <w:r>
+              <w:rPr>
+                <w:rFonts w:ascii="Malgun Gothic" w:cs="Malgun Gothic" w:eastAsia="Malgun Gothic" w:hAnsi="Malgun Gothic"/>
+                <w:b w:val="false"/>
+                <w:bCs w:val="false"/>
+                <w:sz w:val="15"/>
+                <w:szCs w:val="15"/>
+              </w:rPr>
+              <w:t xml:space="preserve">0.684 [0.619, 0.756]</w:t>
+            </w:r>
+          </w:p>
+        </w:tc>
+        <w:tc>
+          <w:tcPr>
+            <w:tcW w:type="dxa" w:w="2913"/>
+            <w:tcMar>
+              <w:top w:type="dxa" w:w="25"/>
+              <w:left w:type="dxa" w:w="70"/>
+              <w:bottom w:type="dxa" w:w="25"/>
+              <w:right w:type="dxa" w:w="70"/>
+            </w:tcMar>
+          </w:tcPr>
+          <w:p>
+            <w:r>
+              <w:rPr>
+                <w:rFonts w:ascii="Malgun Gothic" w:cs="Malgun Gothic" w:eastAsia="Malgun Gothic" w:hAnsi="Malgun Gothic"/>
+                <w:b w:val="false"/>
+                <w:bCs w:val="false"/>
+                <w:sz w:val="15"/>
+                <w:szCs w:val="15"/>
+              </w:rPr>
+              <w:t xml:space="preserve">Pinheiro 2009 (1999-2001)</w:t>
+            </w:r>
+          </w:p>
+        </w:tc>
+        <w:tc>
+          <w:tcPr>
+            <w:tcW w:type="dxa" w:w="2473"/>
+            <w:tcMar>
+              <w:top w:type="dxa" w:w="25"/>
+              <w:left w:type="dxa" w:w="70"/>
+              <w:bottom w:type="dxa" w:w="25"/>
+              <w:right w:type="dxa" w:w="70"/>
+            </w:tcMar>
+          </w:tcPr>
+          <w:p>
+            <w:r>
+              <w:rPr>
+                <w:rFonts w:ascii="Malgun Gothic" w:cs="Malgun Gothic" w:eastAsia="Malgun Gothic" w:hAnsi="Malgun Gothic"/>
+                <w:b w:val="false"/>
+                <w:bCs w:val="false"/>
+                <w:sz w:val="15"/>
+                <w:szCs w:val="15"/>
+              </w:rPr>
+              <w:t xml:space="preserve">State: Florida</w:t>
+            </w:r>
+          </w:p>
+        </w:tc>
+        <w:tc>
+          <w:tcPr>
+            <w:tcW w:type="dxa" w:w="1429"/>
+            <w:tcMar>
+              <w:top w:type="dxa" w:w="25"/>
+              <w:left w:type="dxa" w:w="70"/>
+              <w:bottom w:type="dxa" w:w="25"/>
+              <w:right w:type="dxa" w:w="70"/>
+            </w:tcMar>
+          </w:tcPr>
+          <w:p>
+            <w:r>
+              <w:rPr>
+                <w:rFonts w:ascii="Malgun Gothic" w:cs="Malgun Gothic" w:eastAsia="Malgun Gothic" w:hAnsi="Malgun Gothic"/>
+                <w:b w:val="false"/>
+                <w:bCs w:val="false"/>
+                <w:sz w:val="15"/>
+                <w:szCs w:val="15"/>
+              </w:rPr>
+              <w:t xml:space="preserve">Low</w:t>
+            </w:r>
+          </w:p>
+        </w:tc>
+      </w:tr>
+      <w:tr>
+        <w:tc>
+          <w:tcPr>
+            <w:tcW w:type="dxa" w:w="3353"/>
+            <w:tcMar>
+              <w:top w:type="dxa" w:w="25"/>
+              <w:left w:type="dxa" w:w="70"/>
+              <w:bottom w:type="dxa" w:w="25"/>
+              <w:right w:type="dxa" w:w="70"/>
+            </w:tcMar>
+          </w:tcPr>
+          <w:p>
+            <w:r>
+              <w:rPr>
+                <w:rFonts w:ascii="Malgun Gothic" w:cs="Malgun Gothic" w:eastAsia="Malgun Gothic" w:hAnsi="Malgun Gothic"/>
+                <w:b w:val="false"/>
+                <w:bCs w:val="false"/>
+                <w:sz w:val="15"/>
+                <w:szCs w:val="15"/>
+              </w:rPr>
+              <w:t xml:space="preserve">Cuban</w:t>
+            </w:r>
+          </w:p>
+        </w:tc>
+        <w:tc>
+          <w:tcPr>
+            <w:tcW w:type="dxa" w:w="1099"/>
+            <w:tcMar>
+              <w:top w:type="dxa" w:w="25"/>
+              <w:left w:type="dxa" w:w="70"/>
+              <w:bottom w:type="dxa" w:w="25"/>
+              <w:right w:type="dxa" w:w="70"/>
+            </w:tcMar>
+          </w:tcPr>
+          <w:p>
+            <w:r>
+              <w:rPr>
+                <w:rFonts w:ascii="Malgun Gothic" w:cs="Malgun Gothic" w:eastAsia="Malgun Gothic" w:hAnsi="Malgun Gothic"/>
+                <w:b w:val="false"/>
+                <w:bCs w:val="false"/>
+                <w:sz w:val="15"/>
+                <w:szCs w:val="15"/>
+              </w:rPr>
+              <w:t xml:space="preserve">IRR</w:t>
+            </w:r>
+          </w:p>
+        </w:tc>
+        <w:tc>
+          <w:tcPr>
+            <w:tcW w:type="dxa" w:w="3133"/>
+            <w:tcMar>
+              <w:top w:type="dxa" w:w="25"/>
+              <w:left w:type="dxa" w:w="70"/>
+              <w:bottom w:type="dxa" w:w="25"/>
+              <w:right w:type="dxa" w:w="70"/>
+            </w:tcMar>
+          </w:tcPr>
+          <w:p>
+            <w:r>
+              <w:rPr>
+                <w:rFonts w:ascii="Malgun Gothic" w:cs="Malgun Gothic" w:eastAsia="Malgun Gothic" w:hAnsi="Malgun Gothic"/>
+                <w:b w:val="false"/>
+                <w:bCs w:val="false"/>
+                <w:sz w:val="15"/>
+                <w:szCs w:val="15"/>
+              </w:rPr>
+              <w:t xml:space="preserve">0.755 [0.677, 0.842]</w:t>
+            </w:r>
+          </w:p>
+        </w:tc>
+        <w:tc>
+          <w:tcPr>
+            <w:tcW w:type="dxa" w:w="2913"/>
+            <w:tcMar>
+              <w:top w:type="dxa" w:w="25"/>
+              <w:left w:type="dxa" w:w="70"/>
+              <w:bottom w:type="dxa" w:w="25"/>
+              <w:right w:type="dxa" w:w="70"/>
+            </w:tcMar>
+          </w:tcPr>
+          <w:p>
+            <w:r>
+              <w:rPr>
+                <w:rFonts w:ascii="Malgun Gothic" w:cs="Malgun Gothic" w:eastAsia="Malgun Gothic" w:hAnsi="Malgun Gothic"/>
+                <w:b w:val="false"/>
+                <w:bCs w:val="false"/>
+                <w:sz w:val="15"/>
+                <w:szCs w:val="15"/>
+              </w:rPr>
+              <w:t xml:space="preserve">Pinheiro 2009 (1999-2001)</w:t>
+            </w:r>
+          </w:p>
+        </w:tc>
+        <w:tc>
+          <w:tcPr>
+            <w:tcW w:type="dxa" w:w="2473"/>
+            <w:tcMar>
+              <w:top w:type="dxa" w:w="25"/>
+              <w:left w:type="dxa" w:w="70"/>
+              <w:bottom w:type="dxa" w:w="25"/>
+              <w:right w:type="dxa" w:w="70"/>
+            </w:tcMar>
+          </w:tcPr>
+          <w:p>
+            <w:r>
+              <w:rPr>
+                <w:rFonts w:ascii="Malgun Gothic" w:cs="Malgun Gothic" w:eastAsia="Malgun Gothic" w:hAnsi="Malgun Gothic"/>
+                <w:b w:val="false"/>
+                <w:bCs w:val="false"/>
+                <w:sz w:val="15"/>
+                <w:szCs w:val="15"/>
+              </w:rPr>
+              <w:t xml:space="preserve">State: Florida</w:t>
+            </w:r>
+          </w:p>
+        </w:tc>
+        <w:tc>
+          <w:tcPr>
+            <w:tcW w:type="dxa" w:w="1429"/>
+            <w:tcMar>
+              <w:top w:type="dxa" w:w="25"/>
+              <w:left w:type="dxa" w:w="70"/>
+              <w:bottom w:type="dxa" w:w="25"/>
+              <w:right w:type="dxa" w:w="70"/>
+            </w:tcMar>
+          </w:tcPr>
+          <w:p>
+            <w:r>
+              <w:rPr>
+                <w:rFonts w:ascii="Malgun Gothic" w:cs="Malgun Gothic" w:eastAsia="Malgun Gothic" w:hAnsi="Malgun Gothic"/>
+                <w:b w:val="false"/>
+                <w:bCs w:val="false"/>
+                <w:sz w:val="15"/>
+                <w:szCs w:val="15"/>
+              </w:rPr>
+              <w:t xml:space="preserve">Low</w:t>
+            </w:r>
+          </w:p>
+        </w:tc>
+      </w:tr>
+      <w:tr>
+        <w:tc>
+          <w:tcPr>
+            <w:tcW w:type="dxa" w:w="3353"/>
+            <w:tcMar>
+              <w:top w:type="dxa" w:w="25"/>
+              <w:left w:type="dxa" w:w="70"/>
+              <w:bottom w:type="dxa" w:w="25"/>
+              <w:right w:type="dxa" w:w="70"/>
+            </w:tcMar>
+          </w:tcPr>
+          <w:p>
+            <w:r>
+              <w:rPr>
+                <w:rFonts w:ascii="Malgun Gothic" w:cs="Malgun Gothic" w:eastAsia="Malgun Gothic" w:hAnsi="Malgun Gothic"/>
+                <w:b w:val="false"/>
+                <w:bCs w:val="false"/>
+                <w:sz w:val="15"/>
+                <w:szCs w:val="15"/>
+              </w:rPr>
+              <w:t xml:space="preserve">Puerto Rican</w:t>
+            </w:r>
+          </w:p>
+        </w:tc>
+        <w:tc>
+          <w:tcPr>
+            <w:tcW w:type="dxa" w:w="1099"/>
+            <w:tcMar>
+              <w:top w:type="dxa" w:w="25"/>
+              <w:left w:type="dxa" w:w="70"/>
+              <w:bottom w:type="dxa" w:w="25"/>
+              <w:right w:type="dxa" w:w="70"/>
+            </w:tcMar>
+          </w:tcPr>
+          <w:p>
+            <w:r>
+              <w:rPr>
+                <w:rFonts w:ascii="Malgun Gothic" w:cs="Malgun Gothic" w:eastAsia="Malgun Gothic" w:hAnsi="Malgun Gothic"/>
+                <w:b w:val="false"/>
+                <w:bCs w:val="false"/>
+                <w:sz w:val="15"/>
+                <w:szCs w:val="15"/>
+              </w:rPr>
+              <w:t xml:space="preserve">IRR</w:t>
+            </w:r>
+          </w:p>
+        </w:tc>
+        <w:tc>
+          <w:tcPr>
+            <w:tcW w:type="dxa" w:w="3133"/>
+            <w:tcMar>
+              <w:top w:type="dxa" w:w="25"/>
+              <w:left w:type="dxa" w:w="70"/>
+              <w:bottom w:type="dxa" w:w="25"/>
+              <w:right w:type="dxa" w:w="70"/>
+            </w:tcMar>
+          </w:tcPr>
+          <w:p>
+            <w:r>
+              <w:rPr>
+                <w:rFonts w:ascii="Malgun Gothic" w:cs="Malgun Gothic" w:eastAsia="Malgun Gothic" w:hAnsi="Malgun Gothic"/>
+                <w:b w:val="false"/>
+                <w:bCs w:val="false"/>
+                <w:sz w:val="15"/>
+                <w:szCs w:val="15"/>
+              </w:rPr>
+              <w:t xml:space="preserve">0.817 [0.726, 0.920]</w:t>
+            </w:r>
+          </w:p>
+        </w:tc>
+        <w:tc>
+          <w:tcPr>
+            <w:tcW w:type="dxa" w:w="2913"/>
+            <w:tcMar>
+              <w:top w:type="dxa" w:w="25"/>
+              <w:left w:type="dxa" w:w="70"/>
+              <w:bottom w:type="dxa" w:w="25"/>
+              <w:right w:type="dxa" w:w="70"/>
+            </w:tcMar>
+          </w:tcPr>
+          <w:p>
+            <w:r>
+              <w:rPr>
+                <w:rFonts w:ascii="Malgun Gothic" w:cs="Malgun Gothic" w:eastAsia="Malgun Gothic" w:hAnsi="Malgun Gothic"/>
+                <w:b w:val="false"/>
+                <w:bCs w:val="false"/>
+                <w:sz w:val="15"/>
+                <w:szCs w:val="15"/>
+              </w:rPr>
+              <w:t xml:space="preserve">Pinheiro 2009 (1999-2001)</w:t>
+            </w:r>
+          </w:p>
+        </w:tc>
+        <w:tc>
+          <w:tcPr>
+            <w:tcW w:type="dxa" w:w="2473"/>
+            <w:tcMar>
+              <w:top w:type="dxa" w:w="25"/>
+              <w:left w:type="dxa" w:w="70"/>
+              <w:bottom w:type="dxa" w:w="25"/>
+              <w:right w:type="dxa" w:w="70"/>
+            </w:tcMar>
+          </w:tcPr>
+          <w:p>
+            <w:r>
+              <w:rPr>
+                <w:rFonts w:ascii="Malgun Gothic" w:cs="Malgun Gothic" w:eastAsia="Malgun Gothic" w:hAnsi="Malgun Gothic"/>
+                <w:b w:val="false"/>
+                <w:bCs w:val="false"/>
+                <w:sz w:val="15"/>
+                <w:szCs w:val="15"/>
+              </w:rPr>
+              <w:t xml:space="preserve">State: Florida</w:t>
+            </w:r>
+          </w:p>
+        </w:tc>
+        <w:tc>
+          <w:tcPr>
+            <w:tcW w:type="dxa" w:w="1429"/>
+            <w:tcMar>
+              <w:top w:type="dxa" w:w="25"/>
+              <w:left w:type="dxa" w:w="70"/>
+              <w:bottom w:type="dxa" w:w="25"/>
+              <w:right w:type="dxa" w:w="70"/>
+            </w:tcMar>
+          </w:tcPr>
+          <w:p>
+            <w:r>
+              <w:rPr>
+                <w:rFonts w:ascii="Malgun Gothic" w:cs="Malgun Gothic" w:eastAsia="Malgun Gothic" w:hAnsi="Malgun Gothic"/>
+                <w:b w:val="false"/>
+                <w:bCs w:val="false"/>
+                <w:sz w:val="15"/>
+                <w:szCs w:val="15"/>
+              </w:rPr>
+              <w:t xml:space="preserve">Low</w:t>
+            </w:r>
+          </w:p>
+        </w:tc>
+      </w:tr>
+      <w:tr>
+        <w:tc>
+          <w:tcPr>
+            <w:tcW w:type="dxa" w:w="3353"/>
+            <w:tcMar>
+              <w:top w:type="dxa" w:w="25"/>
+              <w:left w:type="dxa" w:w="70"/>
+              <w:bottom w:type="dxa" w:w="25"/>
+              <w:right w:type="dxa" w:w="70"/>
+            </w:tcMar>
+          </w:tcPr>
+          <w:p>
+            <w:r>
+              <w:rPr>
+                <w:rFonts w:ascii="Malgun Gothic" w:cs="Malgun Gothic" w:eastAsia="Malgun Gothic" w:hAnsi="Malgun Gothic"/>
+                <w:b w:val="false"/>
+                <w:bCs w:val="false"/>
+                <w:sz w:val="15"/>
+                <w:szCs w:val="15"/>
+              </w:rPr>
+              <w:t xml:space="preserve">Hispanic/Latina (aggregate)</w:t>
+            </w:r>
+          </w:p>
+        </w:tc>
+        <w:tc>
+          <w:tcPr>
+            <w:tcW w:type="dxa" w:w="1099"/>
+            <w:tcMar>
+              <w:top w:type="dxa" w:w="25"/>
+              <w:left w:type="dxa" w:w="70"/>
+              <w:bottom w:type="dxa" w:w="25"/>
+              <w:right w:type="dxa" w:w="70"/>
+            </w:tcMar>
+          </w:tcPr>
+          <w:p>
+            <w:r>
+              <w:rPr>
+                <w:rFonts w:ascii="Malgun Gothic" w:cs="Malgun Gothic" w:eastAsia="Malgun Gothic" w:hAnsi="Malgun Gothic"/>
+                <w:b w:val="false"/>
+                <w:bCs w:val="false"/>
+                <w:sz w:val="15"/>
+                <w:szCs w:val="15"/>
+              </w:rPr>
+              <w:t xml:space="preserve">SIR</w:t>
+            </w:r>
+          </w:p>
+        </w:tc>
+        <w:tc>
+          <w:tcPr>
+            <w:tcW w:type="dxa" w:w="3133"/>
+            <w:tcMar>
+              <w:top w:type="dxa" w:w="25"/>
+              <w:left w:type="dxa" w:w="70"/>
+              <w:bottom w:type="dxa" w:w="25"/>
+              <w:right w:type="dxa" w:w="70"/>
+            </w:tcMar>
+          </w:tcPr>
+          <w:p>
+            <w:r>
+              <w:rPr>
+                <w:rFonts w:ascii="Malgun Gothic" w:cs="Malgun Gothic" w:eastAsia="Malgun Gothic" w:hAnsi="Malgun Gothic"/>
+                <w:b w:val="false"/>
+                <w:bCs w:val="false"/>
+                <w:sz w:val="15"/>
+                <w:szCs w:val="15"/>
+              </w:rPr>
+              <w:t xml:space="preserve">0.64 (point est.)</w:t>
+            </w:r>
+          </w:p>
+        </w:tc>
+        <w:tc>
+          <w:tcPr>
+            <w:tcW w:type="dxa" w:w="2913"/>
+            <w:tcMar>
+              <w:top w:type="dxa" w:w="25"/>
+              <w:left w:type="dxa" w:w="70"/>
+              <w:bottom w:type="dxa" w:w="25"/>
+              <w:right w:type="dxa" w:w="70"/>
+            </w:tcMar>
+          </w:tcPr>
+          <w:p>
+            <w:r>
+              <w:rPr>
+                <w:rFonts w:ascii="Malgun Gothic" w:cs="Malgun Gothic" w:eastAsia="Malgun Gothic" w:hAnsi="Malgun Gothic"/>
+                <w:b w:val="false"/>
+                <w:bCs w:val="false"/>
+                <w:sz w:val="15"/>
+                <w:szCs w:val="15"/>
+              </w:rPr>
+              <w:t xml:space="preserve">Carozza 2006 (1995-2000)</w:t>
+            </w:r>
+          </w:p>
+        </w:tc>
+        <w:tc>
+          <w:tcPr>
+            <w:tcW w:type="dxa" w:w="2473"/>
+            <w:tcMar>
+              <w:top w:type="dxa" w:w="25"/>
+              <w:left w:type="dxa" w:w="70"/>
+              <w:bottom w:type="dxa" w:w="25"/>
+              <w:right w:type="dxa" w:w="70"/>
+            </w:tcMar>
+          </w:tcPr>
+          <w:p>
+            <w:r>
+              <w:rPr>
+                <w:rFonts w:ascii="Malgun Gothic" w:cs="Malgun Gothic" w:eastAsia="Malgun Gothic" w:hAnsi="Malgun Gothic"/>
+                <w:b w:val="false"/>
+                <w:bCs w:val="false"/>
+                <w:sz w:val="15"/>
+                <w:szCs w:val="15"/>
+              </w:rPr>
+              <w:t xml:space="preserve">NAACCR/CiNA (~93%)</w:t>
+            </w:r>
+          </w:p>
+        </w:tc>
+        <w:tc>
+          <w:tcPr>
+            <w:tcW w:type="dxa" w:w="1429"/>
+            <w:tcMar>
+              <w:top w:type="dxa" w:w="25"/>
+              <w:left w:type="dxa" w:w="70"/>
+              <w:bottom w:type="dxa" w:w="25"/>
+              <w:right w:type="dxa" w:w="70"/>
+            </w:tcMar>
+          </w:tcPr>
+          <w:p>
+            <w:r>
+              <w:rPr>
+                <w:rFonts w:ascii="Malgun Gothic" w:cs="Malgun Gothic" w:eastAsia="Malgun Gothic" w:hAnsi="Malgun Gothic"/>
+                <w:b w:val="false"/>
+                <w:bCs w:val="false"/>
+                <w:sz w:val="15"/>
+                <w:szCs w:val="15"/>
+              </w:rPr>
+              <w:t xml:space="preserve">Low</w:t>
+            </w:r>
+          </w:p>
+        </w:tc>
+      </w:tr>
+      <w:tr>
+        <w:tc>
+          <w:tcPr>
+            <w:tcW w:type="dxa" w:w="14400"/>
+            <w:gridSpan w:val="6"/>
+            <w:shd w:fill="D9E2EF" w:color="auto" w:val="clear"/>
+            <w:tcMar>
+              <w:top w:type="dxa" w:w="30"/>
+              <w:left w:type="dxa" w:w="70"/>
+              <w:bottom w:type="dxa" w:w="30"/>
+              <w:right w:type="dxa" w:w="70"/>
+            </w:tcMar>
+          </w:tcPr>
+          <w:p>
+            <w:r>
+              <w:rPr>
+                <w:rFonts w:ascii="Malgun Gothic" w:cs="Malgun Gothic" w:eastAsia="Malgun Gothic" w:hAnsi="Malgun Gothic"/>
+                <w:b/>
+                <w:bCs/>
+                <w:sz w:val="16"/>
+                <w:szCs w:val="16"/>
+              </w:rPr>
+              <w:t xml:space="preserve">American Indian and Alaska Native (AI/AN) by region</w:t>
+            </w:r>
+          </w:p>
+        </w:tc>
+      </w:tr>
+      <w:tr>
+        <w:tc>
+          <w:tcPr>
+            <w:tcW w:type="dxa" w:w="3353"/>
+            <w:tcMar>
+              <w:top w:type="dxa" w:w="25"/>
+              <w:left w:type="dxa" w:w="70"/>
+              <w:bottom w:type="dxa" w:w="25"/>
+              <w:right w:type="dxa" w:w="70"/>
+            </w:tcMar>
+          </w:tcPr>
+          <w:p>
+            <w:r>
+              <w:rPr>
+                <w:rFonts w:ascii="Malgun Gothic" w:cs="Malgun Gothic" w:eastAsia="Malgun Gothic" w:hAnsi="Malgun Gothic"/>
+                <w:b w:val="false"/>
+                <w:bCs w:val="false"/>
+                <w:sz w:val="15"/>
+                <w:szCs w:val="15"/>
+              </w:rPr>
+              <w:t xml:space="preserve">AI/AN (Navajo)</w:t>
+            </w:r>
+          </w:p>
+        </w:tc>
+        <w:tc>
+          <w:tcPr>
+            <w:tcW w:type="dxa" w:w="1099"/>
+            <w:tcMar>
+              <w:top w:type="dxa" w:w="25"/>
+              <w:left w:type="dxa" w:w="70"/>
+              <w:bottom w:type="dxa" w:w="25"/>
+              <w:right w:type="dxa" w:w="70"/>
+            </w:tcMar>
+          </w:tcPr>
+          <w:p>
+            <w:r>
+              <w:rPr>
+                <w:rFonts w:ascii="Malgun Gothic" w:cs="Malgun Gothic" w:eastAsia="Malgun Gothic" w:hAnsi="Malgun Gothic"/>
+                <w:b w:val="false"/>
+                <w:bCs w:val="false"/>
+                <w:sz w:val="15"/>
+                <w:szCs w:val="15"/>
+              </w:rPr>
+              <w:t xml:space="preserve">IRR</w:t>
+            </w:r>
+          </w:p>
+        </w:tc>
+        <w:tc>
+          <w:tcPr>
+            <w:tcW w:type="dxa" w:w="3133"/>
+            <w:tcMar>
+              <w:top w:type="dxa" w:w="25"/>
+              <w:left w:type="dxa" w:w="70"/>
+              <w:bottom w:type="dxa" w:w="25"/>
+              <w:right w:type="dxa" w:w="70"/>
+            </w:tcMar>
+          </w:tcPr>
+          <w:p>
+            <w:r>
+              <w:rPr>
+                <w:rFonts w:ascii="Malgun Gothic" w:cs="Malgun Gothic" w:eastAsia="Malgun Gothic" w:hAnsi="Malgun Gothic"/>
+                <w:b w:val="false"/>
+                <w:bCs w:val="false"/>
+                <w:sz w:val="15"/>
+                <w:szCs w:val="15"/>
+              </w:rPr>
+              <w:t xml:space="preserve">0.49 [0.44, 0.55]</w:t>
+            </w:r>
+          </w:p>
+        </w:tc>
+        <w:tc>
+          <w:tcPr>
+            <w:tcW w:type="dxa" w:w="2913"/>
+            <w:tcMar>
+              <w:top w:type="dxa" w:w="25"/>
+              <w:left w:type="dxa" w:w="70"/>
+              <w:bottom w:type="dxa" w:w="25"/>
+              <w:right w:type="dxa" w:w="70"/>
+            </w:tcMar>
+          </w:tcPr>
+          <w:p>
+            <w:r>
+              <w:rPr>
+                <w:rFonts w:ascii="Malgun Gothic" w:cs="Malgun Gothic" w:eastAsia="Malgun Gothic" w:hAnsi="Malgun Gothic"/>
+                <w:b w:val="false"/>
+                <w:bCs w:val="false"/>
+                <w:sz w:val="15"/>
+                <w:szCs w:val="15"/>
+              </w:rPr>
+              <w:t xml:space="preserve">Yazzie 2025 (2014-2018)</w:t>
+            </w:r>
+          </w:p>
+        </w:tc>
+        <w:tc>
+          <w:tcPr>
+            <w:tcW w:type="dxa" w:w="2473"/>
+            <w:tcMar>
+              <w:top w:type="dxa" w:w="25"/>
+              <w:left w:type="dxa" w:w="70"/>
+              <w:bottom w:type="dxa" w:w="25"/>
+              <w:right w:type="dxa" w:w="70"/>
+            </w:tcMar>
+          </w:tcPr>
+          <w:p>
+            <w:r>
+              <w:rPr>
+                <w:rFonts w:ascii="Malgun Gothic" w:cs="Malgun Gothic" w:eastAsia="Malgun Gothic" w:hAnsi="Malgun Gothic"/>
+                <w:b w:val="false"/>
+                <w:bCs w:val="false"/>
+                <w:sz w:val="15"/>
+                <w:szCs w:val="15"/>
+              </w:rPr>
+              <w:t xml:space="preserve">IHS-PRCDA</w:t>
+            </w:r>
+          </w:p>
+        </w:tc>
+        <w:tc>
+          <w:tcPr>
+            <w:tcW w:type="dxa" w:w="1429"/>
+            <w:tcMar>
+              <w:top w:type="dxa" w:w="25"/>
+              <w:left w:type="dxa" w:w="70"/>
+              <w:bottom w:type="dxa" w:w="25"/>
+              <w:right w:type="dxa" w:w="70"/>
+            </w:tcMar>
+          </w:tcPr>
+          <w:p>
+            <w:r>
+              <w:rPr>
+                <w:rFonts w:ascii="Malgun Gothic" w:cs="Malgun Gothic" w:eastAsia="Malgun Gothic" w:hAnsi="Malgun Gothic"/>
+                <w:b w:val="false"/>
+                <w:bCs w:val="false"/>
+                <w:sz w:val="15"/>
+                <w:szCs w:val="15"/>
+              </w:rPr>
+              <w:t xml:space="preserve">Low</w:t>
+            </w:r>
+          </w:p>
+        </w:tc>
+      </w:tr>
+      <w:tr>
+        <w:tc>
+          <w:tcPr>
+            <w:tcW w:type="dxa" w:w="3353"/>
+            <w:tcMar>
+              <w:top w:type="dxa" w:w="25"/>
+              <w:left w:type="dxa" w:w="70"/>
+              <w:bottom w:type="dxa" w:w="25"/>
+              <w:right w:type="dxa" w:w="70"/>
+            </w:tcMar>
+          </w:tcPr>
+          <w:p>
+            <w:r>
+              <w:rPr>
+                <w:rFonts w:ascii="Malgun Gothic" w:cs="Malgun Gothic" w:eastAsia="Malgun Gothic" w:hAnsi="Malgun Gothic"/>
+                <w:b w:val="false"/>
+                <w:bCs w:val="false"/>
+                <w:sz w:val="15"/>
+                <w:szCs w:val="15"/>
+              </w:rPr>
+              <w:t xml:space="preserve">AI/AN (Southern Plains)</w:t>
+            </w:r>
+          </w:p>
+        </w:tc>
+        <w:tc>
+          <w:tcPr>
+            <w:tcW w:type="dxa" w:w="1099"/>
+            <w:tcMar>
+              <w:top w:type="dxa" w:w="25"/>
+              <w:left w:type="dxa" w:w="70"/>
+              <w:bottom w:type="dxa" w:w="25"/>
+              <w:right w:type="dxa" w:w="70"/>
+            </w:tcMar>
+          </w:tcPr>
+          <w:p>
+            <w:r>
+              <w:rPr>
+                <w:rFonts w:ascii="Malgun Gothic" w:cs="Malgun Gothic" w:eastAsia="Malgun Gothic" w:hAnsi="Malgun Gothic"/>
+                <w:b w:val="false"/>
+                <w:bCs w:val="false"/>
+                <w:sz w:val="15"/>
+                <w:szCs w:val="15"/>
+              </w:rPr>
+              <w:t xml:space="preserve">IRR</w:t>
+            </w:r>
+          </w:p>
+        </w:tc>
+        <w:tc>
+          <w:tcPr>
+            <w:tcW w:type="dxa" w:w="3133"/>
+            <w:tcMar>
+              <w:top w:type="dxa" w:w="25"/>
+              <w:left w:type="dxa" w:w="70"/>
+              <w:bottom w:type="dxa" w:w="25"/>
+              <w:right w:type="dxa" w:w="70"/>
+            </w:tcMar>
+          </w:tcPr>
+          <w:p>
+            <w:r>
+              <w:rPr>
+                <w:rFonts w:ascii="Malgun Gothic" w:cs="Malgun Gothic" w:eastAsia="Malgun Gothic" w:hAnsi="Malgun Gothic"/>
+                <w:b w:val="false"/>
+                <w:bCs w:val="false"/>
+                <w:sz w:val="15"/>
+                <w:szCs w:val="15"/>
+              </w:rPr>
+              <w:t xml:space="preserve">1.25 [1.11, 1.41]</w:t>
+            </w:r>
+          </w:p>
+        </w:tc>
+        <w:tc>
+          <w:tcPr>
+            <w:tcW w:type="dxa" w:w="2913"/>
+            <w:tcMar>
+              <w:top w:type="dxa" w:w="25"/>
+              <w:left w:type="dxa" w:w="70"/>
+              <w:bottom w:type="dxa" w:w="25"/>
+              <w:right w:type="dxa" w:w="70"/>
+            </w:tcMar>
+          </w:tcPr>
+          <w:p>
+            <w:r>
+              <w:rPr>
+                <w:rFonts w:ascii="Malgun Gothic" w:cs="Malgun Gothic" w:eastAsia="Malgun Gothic" w:hAnsi="Malgun Gothic"/>
+                <w:b w:val="false"/>
+                <w:bCs w:val="false"/>
+                <w:sz w:val="15"/>
+                <w:szCs w:val="15"/>
+              </w:rPr>
+              <w:t xml:space="preserve">Melkonian 2021 (2012-2016)</w:t>
+            </w:r>
+          </w:p>
+        </w:tc>
+        <w:tc>
+          <w:tcPr>
+            <w:tcW w:type="dxa" w:w="2473"/>
+            <w:tcMar>
+              <w:top w:type="dxa" w:w="25"/>
+              <w:left w:type="dxa" w:w="70"/>
+              <w:bottom w:type="dxa" w:w="25"/>
+              <w:right w:type="dxa" w:w="70"/>
+            </w:tcMar>
+          </w:tcPr>
+          <w:p>
+            <w:r>
+              <w:rPr>
+                <w:rFonts w:ascii="Malgun Gothic" w:cs="Malgun Gothic" w:eastAsia="Malgun Gothic" w:hAnsi="Malgun Gothic"/>
+                <w:b w:val="false"/>
+                <w:bCs w:val="false"/>
+                <w:sz w:val="15"/>
+                <w:szCs w:val="15"/>
+              </w:rPr>
+              <w:t xml:space="preserve">IHS-PRCDA</w:t>
+            </w:r>
+          </w:p>
+        </w:tc>
+        <w:tc>
+          <w:tcPr>
+            <w:tcW w:type="dxa" w:w="1429"/>
+            <w:tcMar>
+              <w:top w:type="dxa" w:w="25"/>
+              <w:left w:type="dxa" w:w="70"/>
+              <w:bottom w:type="dxa" w:w="25"/>
+              <w:right w:type="dxa" w:w="70"/>
+            </w:tcMar>
+          </w:tcPr>
+          <w:p>
+            <w:r>
+              <w:rPr>
+                <w:rFonts w:ascii="Malgun Gothic" w:cs="Malgun Gothic" w:eastAsia="Malgun Gothic" w:hAnsi="Malgun Gothic"/>
+                <w:b w:val="false"/>
+                <w:bCs w:val="false"/>
+                <w:sz w:val="15"/>
+                <w:szCs w:val="15"/>
+              </w:rPr>
+              <w:t xml:space="preserve">Low</w:t>
+            </w:r>
+          </w:p>
+        </w:tc>
+      </w:tr>
+      <w:tr>
+        <w:tc>
+          <w:tcPr>
+            <w:tcW w:type="dxa" w:w="3353"/>
+            <w:tcMar>
+              <w:top w:type="dxa" w:w="25"/>
+              <w:left w:type="dxa" w:w="70"/>
+              <w:bottom w:type="dxa" w:w="25"/>
+              <w:right w:type="dxa" w:w="70"/>
+            </w:tcMar>
+          </w:tcPr>
+          <w:p>
+            <w:r>
+              <w:rPr>
+                <w:rFonts w:ascii="Malgun Gothic" w:cs="Malgun Gothic" w:eastAsia="Malgun Gothic" w:hAnsi="Malgun Gothic"/>
+                <w:b w:val="false"/>
+                <w:bCs w:val="false"/>
+                <w:sz w:val="15"/>
+                <w:szCs w:val="15"/>
+              </w:rPr>
+              <w:t xml:space="preserve">AI/AN (Northern Plains)</w:t>
+            </w:r>
+          </w:p>
+        </w:tc>
+        <w:tc>
+          <w:tcPr>
+            <w:tcW w:type="dxa" w:w="1099"/>
+            <w:tcMar>
+              <w:top w:type="dxa" w:w="25"/>
+              <w:left w:type="dxa" w:w="70"/>
+              <w:bottom w:type="dxa" w:w="25"/>
+              <w:right w:type="dxa" w:w="70"/>
+            </w:tcMar>
+          </w:tcPr>
+          <w:p>
+            <w:r>
+              <w:rPr>
+                <w:rFonts w:ascii="Malgun Gothic" w:cs="Malgun Gothic" w:eastAsia="Malgun Gothic" w:hAnsi="Malgun Gothic"/>
+                <w:b w:val="false"/>
+                <w:bCs w:val="false"/>
+                <w:sz w:val="15"/>
+                <w:szCs w:val="15"/>
+              </w:rPr>
+              <w:t xml:space="preserve">IRR</w:t>
+            </w:r>
+          </w:p>
+        </w:tc>
+        <w:tc>
+          <w:tcPr>
+            <w:tcW w:type="dxa" w:w="3133"/>
+            <w:tcMar>
+              <w:top w:type="dxa" w:w="25"/>
+              <w:left w:type="dxa" w:w="70"/>
+              <w:bottom w:type="dxa" w:w="25"/>
+              <w:right w:type="dxa" w:w="70"/>
+            </w:tcMar>
+          </w:tcPr>
+          <w:p>
+            <w:r>
+              <w:rPr>
+                <w:rFonts w:ascii="Malgun Gothic" w:cs="Malgun Gothic" w:eastAsia="Malgun Gothic" w:hAnsi="Malgun Gothic"/>
+                <w:b w:val="false"/>
+                <w:bCs w:val="false"/>
+                <w:sz w:val="15"/>
+                <w:szCs w:val="15"/>
+              </w:rPr>
+              <w:t xml:space="preserve">1.33 [1.26, 1.41]</w:t>
+            </w:r>
+          </w:p>
+        </w:tc>
+        <w:tc>
+          <w:tcPr>
+            <w:tcW w:type="dxa" w:w="2913"/>
+            <w:tcMar>
+              <w:top w:type="dxa" w:w="25"/>
+              <w:left w:type="dxa" w:w="70"/>
+              <w:bottom w:type="dxa" w:w="25"/>
+              <w:right w:type="dxa" w:w="70"/>
+            </w:tcMar>
+          </w:tcPr>
+          <w:p>
+            <w:r>
+              <w:rPr>
+                <w:rFonts w:ascii="Malgun Gothic" w:cs="Malgun Gothic" w:eastAsia="Malgun Gothic" w:hAnsi="Malgun Gothic"/>
+                <w:b w:val="false"/>
+                <w:bCs w:val="false"/>
+                <w:sz w:val="15"/>
+                <w:szCs w:val="15"/>
+              </w:rPr>
+              <w:t xml:space="preserve">Melkonian 2021 (2012-2016)</w:t>
+            </w:r>
+          </w:p>
+        </w:tc>
+        <w:tc>
+          <w:tcPr>
+            <w:tcW w:type="dxa" w:w="2473"/>
+            <w:tcMar>
+              <w:top w:type="dxa" w:w="25"/>
+              <w:left w:type="dxa" w:w="70"/>
+              <w:bottom w:type="dxa" w:w="25"/>
+              <w:right w:type="dxa" w:w="70"/>
+            </w:tcMar>
+          </w:tcPr>
+          <w:p>
+            <w:r>
+              <w:rPr>
+                <w:rFonts w:ascii="Malgun Gothic" w:cs="Malgun Gothic" w:eastAsia="Malgun Gothic" w:hAnsi="Malgun Gothic"/>
+                <w:b w:val="false"/>
+                <w:bCs w:val="false"/>
+                <w:sz w:val="15"/>
+                <w:szCs w:val="15"/>
+              </w:rPr>
+              <w:t xml:space="preserve">IHS-PRCDA</w:t>
+            </w:r>
+          </w:p>
+        </w:tc>
+        <w:tc>
+          <w:tcPr>
+            <w:tcW w:type="dxa" w:w="1429"/>
+            <w:tcMar>
+              <w:top w:type="dxa" w:w="25"/>
+              <w:left w:type="dxa" w:w="70"/>
+              <w:bottom w:type="dxa" w:w="25"/>
+              <w:right w:type="dxa" w:w="70"/>
+            </w:tcMar>
+          </w:tcPr>
+          <w:p>
+            <w:r>
+              <w:rPr>
+                <w:rFonts w:ascii="Malgun Gothic" w:cs="Malgun Gothic" w:eastAsia="Malgun Gothic" w:hAnsi="Malgun Gothic"/>
+                <w:b w:val="false"/>
+                <w:bCs w:val="false"/>
+                <w:sz w:val="15"/>
+                <w:szCs w:val="15"/>
+              </w:rPr>
+              <w:t xml:space="preserve">Low</w:t>
+            </w:r>
+          </w:p>
+        </w:tc>
+      </w:tr>
+      <w:tr>
+        <w:tc>
+          <w:tcPr>
+            <w:tcW w:type="dxa" w:w="14400"/>
+            <w:gridSpan w:val="6"/>
+            <w:shd w:fill="D9E2EF" w:color="auto" w:val="clear"/>
+            <w:tcMar>
+              <w:top w:type="dxa" w:w="30"/>
+              <w:left w:type="dxa" w:w="70"/>
+              <w:bottom w:type="dxa" w:w="30"/>
+              <w:right w:type="dxa" w:w="70"/>
+            </w:tcMar>
+          </w:tcPr>
+          <w:p>
+            <w:r>
+              <w:rPr>
+                <w:rFonts w:ascii="Malgun Gothic" w:cs="Malgun Gothic" w:eastAsia="Malgun Gothic" w:hAnsi="Malgun Gothic"/>
+                <w:b/>
+                <w:bCs/>
+                <w:sz w:val="16"/>
+                <w:szCs w:val="16"/>
+              </w:rPr>
+              <w:t xml:space="preserve">Middle Eastern</w:t>
+            </w:r>
+          </w:p>
+        </w:tc>
+      </w:tr>
+      <w:tr>
+        <w:tc>
+          <w:tcPr>
+            <w:tcW w:type="dxa" w:w="3353"/>
+            <w:tcMar>
+              <w:top w:type="dxa" w:w="25"/>
+              <w:left w:type="dxa" w:w="70"/>
+              <w:bottom w:type="dxa" w:w="25"/>
+              <w:right w:type="dxa" w:w="70"/>
+            </w:tcMar>
+          </w:tcPr>
+          <w:p>
+            <w:r>
+              <w:rPr>
+                <w:rFonts w:ascii="Malgun Gothic" w:cs="Malgun Gothic" w:eastAsia="Malgun Gothic" w:hAnsi="Malgun Gothic"/>
+                <w:b w:val="false"/>
+                <w:bCs w:val="false"/>
+                <w:sz w:val="15"/>
+                <w:szCs w:val="15"/>
+              </w:rPr>
+              <w:t xml:space="preserve">Middle Eastern</w:t>
+            </w:r>
+          </w:p>
+        </w:tc>
+        <w:tc>
+          <w:tcPr>
+            <w:tcW w:type="dxa" w:w="1099"/>
+            <w:tcMar>
+              <w:top w:type="dxa" w:w="25"/>
+              <w:left w:type="dxa" w:w="70"/>
+              <w:bottom w:type="dxa" w:w="25"/>
+              <w:right w:type="dxa" w:w="70"/>
+            </w:tcMar>
+          </w:tcPr>
+          <w:p>
+            <w:r>
+              <w:rPr>
+                <w:rFonts w:ascii="Malgun Gothic" w:cs="Malgun Gothic" w:eastAsia="Malgun Gothic" w:hAnsi="Malgun Gothic"/>
+                <w:b w:val="false"/>
+                <w:bCs w:val="false"/>
+                <w:sz w:val="15"/>
+                <w:szCs w:val="15"/>
+              </w:rPr>
+              <w:t xml:space="preserve">IRR</w:t>
+            </w:r>
+          </w:p>
+        </w:tc>
+        <w:tc>
+          <w:tcPr>
+            <w:tcW w:type="dxa" w:w="3133"/>
+            <w:tcMar>
+              <w:top w:type="dxa" w:w="25"/>
+              <w:left w:type="dxa" w:w="70"/>
+              <w:bottom w:type="dxa" w:w="25"/>
+              <w:right w:type="dxa" w:w="70"/>
+            </w:tcMar>
+          </w:tcPr>
+          <w:p>
+            <w:r>
+              <w:rPr>
+                <w:rFonts w:ascii="Malgun Gothic" w:cs="Malgun Gothic" w:eastAsia="Malgun Gothic" w:hAnsi="Malgun Gothic"/>
+                <w:b w:val="false"/>
+                <w:bCs w:val="false"/>
+                <w:sz w:val="15"/>
+                <w:szCs w:val="15"/>
+              </w:rPr>
+              <w:t xml:space="preserve">0.86 [0.84, 0.88]</w:t>
+            </w:r>
+          </w:p>
+        </w:tc>
+        <w:tc>
+          <w:tcPr>
+            <w:tcW w:type="dxa" w:w="2913"/>
+            <w:tcMar>
+              <w:top w:type="dxa" w:w="25"/>
+              <w:left w:type="dxa" w:w="70"/>
+              <w:bottom w:type="dxa" w:w="25"/>
+              <w:right w:type="dxa" w:w="70"/>
+            </w:tcMar>
+          </w:tcPr>
+          <w:p>
+            <w:r>
+              <w:rPr>
+                <w:rFonts w:ascii="Malgun Gothic" w:cs="Malgun Gothic" w:eastAsia="Malgun Gothic" w:hAnsi="Malgun Gothic"/>
+                <w:b w:val="false"/>
+                <w:bCs w:val="false"/>
+                <w:sz w:val="15"/>
+                <w:szCs w:val="15"/>
+              </w:rPr>
+              <w:t xml:space="preserve">Nasseri 2009 (1988-2004)</w:t>
+            </w:r>
+          </w:p>
+        </w:tc>
+        <w:tc>
+          <w:tcPr>
+            <w:tcW w:type="dxa" w:w="2473"/>
+            <w:tcMar>
+              <w:top w:type="dxa" w:w="25"/>
+              <w:left w:type="dxa" w:w="70"/>
+              <w:bottom w:type="dxa" w:w="25"/>
+              <w:right w:type="dxa" w:w="70"/>
+            </w:tcMar>
+          </w:tcPr>
+          <w:p>
+            <w:r>
+              <w:rPr>
+                <w:rFonts w:ascii="Malgun Gothic" w:cs="Malgun Gothic" w:eastAsia="Malgun Gothic" w:hAnsi="Malgun Gothic"/>
+                <w:b w:val="false"/>
+                <w:bCs w:val="false"/>
+                <w:sz w:val="15"/>
+                <w:szCs w:val="15"/>
+              </w:rPr>
+              <w:t xml:space="preserve">California-CCR</w:t>
+            </w:r>
+          </w:p>
+        </w:tc>
+        <w:tc>
+          <w:tcPr>
+            <w:tcW w:type="dxa" w:w="1429"/>
+            <w:tcMar>
+              <w:top w:type="dxa" w:w="25"/>
+              <w:left w:type="dxa" w:w="70"/>
+              <w:bottom w:type="dxa" w:w="25"/>
+              <w:right w:type="dxa" w:w="70"/>
+            </w:tcMar>
+          </w:tcPr>
+          <w:p>
+            <w:r>
+              <w:rPr>
+                <w:rFonts w:ascii="Malgun Gothic" w:cs="Malgun Gothic" w:eastAsia="Malgun Gothic" w:hAnsi="Malgun Gothic"/>
+                <w:b w:val="false"/>
+                <w:bCs w:val="false"/>
+                <w:sz w:val="15"/>
+                <w:szCs w:val="15"/>
+              </w:rPr>
+              <w:t xml:space="preserve">Moderate</w:t>
+            </w:r>
+          </w:p>
+        </w:tc>
+      </w:tr>
+      <w:tr>
+        <w:tc>
+          <w:tcPr>
+            <w:tcW w:type="dxa" w:w="14400"/>
+            <w:gridSpan w:val="6"/>
+            <w:shd w:fill="D9E2EF" w:color="auto" w:val="clear"/>
+            <w:tcMar>
+              <w:top w:type="dxa" w:w="30"/>
+              <w:left w:type="dxa" w:w="70"/>
+              <w:bottom w:type="dxa" w:w="30"/>
+              <w:right w:type="dxa" w:w="70"/>
+            </w:tcMar>
+          </w:tcPr>
+          <w:p>
+            <w:r>
+              <w:rPr>
+                <w:rFonts w:ascii="Malgun Gothic" w:cs="Malgun Gothic" w:eastAsia="Malgun Gothic" w:hAnsi="Malgun Gothic"/>
+                <w:b/>
+                <w:bCs/>
+                <w:sz w:val="16"/>
+                <w:szCs w:val="16"/>
+              </w:rPr>
+              <w:t xml:space="preserve">Triple-negative breast cancer</w:t>
+            </w:r>
+          </w:p>
+        </w:tc>
+      </w:tr>
+      <w:tr>
+        <w:tc>
+          <w:tcPr>
+            <w:tcW w:type="dxa" w:w="3353"/>
+            <w:tcMar>
+              <w:top w:type="dxa" w:w="25"/>
+              <w:left w:type="dxa" w:w="70"/>
+              <w:bottom w:type="dxa" w:w="25"/>
+              <w:right w:type="dxa" w:w="70"/>
+            </w:tcMar>
+          </w:tcPr>
+          <w:p>
+            <w:r>
+              <w:rPr>
+                <w:rFonts w:ascii="Malgun Gothic" w:cs="Malgun Gothic" w:eastAsia="Malgun Gothic" w:hAnsi="Malgun Gothic"/>
+                <w:b w:val="false"/>
+                <w:bCs w:val="false"/>
+                <w:sz w:val="15"/>
+                <w:szCs w:val="15"/>
+              </w:rPr>
+              <w:t xml:space="preserve">Chinese</w:t>
+            </w:r>
+          </w:p>
+        </w:tc>
+        <w:tc>
+          <w:tcPr>
+            <w:tcW w:type="dxa" w:w="1099"/>
+            <w:tcMar>
+              <w:top w:type="dxa" w:w="25"/>
+              <w:left w:type="dxa" w:w="70"/>
+              <w:bottom w:type="dxa" w:w="25"/>
+              <w:right w:type="dxa" w:w="70"/>
+            </w:tcMar>
+          </w:tcPr>
+          <w:p>
+            <w:r>
+              <w:rPr>
+                <w:rFonts w:ascii="Malgun Gothic" w:cs="Malgun Gothic" w:eastAsia="Malgun Gothic" w:hAnsi="Malgun Gothic"/>
+                <w:b w:val="false"/>
+                <w:bCs w:val="false"/>
+                <w:sz w:val="15"/>
+                <w:szCs w:val="15"/>
+              </w:rPr>
+              <w:t xml:space="preserve">IRR</w:t>
+            </w:r>
+          </w:p>
+        </w:tc>
+        <w:tc>
+          <w:tcPr>
+            <w:tcW w:type="dxa" w:w="3133"/>
+            <w:tcMar>
+              <w:top w:type="dxa" w:w="25"/>
+              <w:left w:type="dxa" w:w="70"/>
+              <w:bottom w:type="dxa" w:w="25"/>
+              <w:right w:type="dxa" w:w="70"/>
+            </w:tcMar>
+          </w:tcPr>
+          <w:p>
+            <w:r>
+              <w:rPr>
+                <w:rFonts w:ascii="Malgun Gothic" w:cs="Malgun Gothic" w:eastAsia="Malgun Gothic" w:hAnsi="Malgun Gothic"/>
+                <w:b w:val="false"/>
+                <w:bCs w:val="false"/>
+                <w:sz w:val="15"/>
+                <w:szCs w:val="15"/>
+              </w:rPr>
+              <w:t xml:space="preserve">0.53 [0.39, 0.71] †</w:t>
+            </w:r>
+          </w:p>
+        </w:tc>
+        <w:tc>
+          <w:tcPr>
+            <w:tcW w:type="dxa" w:w="2913"/>
+            <w:tcMar>
+              <w:top w:type="dxa" w:w="25"/>
+              <w:left w:type="dxa" w:w="70"/>
+              <w:bottom w:type="dxa" w:w="25"/>
+              <w:right w:type="dxa" w:w="70"/>
+            </w:tcMar>
+          </w:tcPr>
+          <w:p>
+            <w:r>
+              <w:rPr>
+                <w:rFonts w:ascii="Malgun Gothic" w:cs="Malgun Gothic" w:eastAsia="Malgun Gothic" w:hAnsi="Malgun Gothic"/>
+                <w:b w:val="false"/>
+                <w:bCs w:val="false"/>
+                <w:sz w:val="15"/>
+                <w:szCs w:val="15"/>
+              </w:rPr>
+              <w:t xml:space="preserve">Loo 2019 (2000-2016)</w:t>
+            </w:r>
+          </w:p>
+        </w:tc>
+        <w:tc>
+          <w:tcPr>
+            <w:tcW w:type="dxa" w:w="2473"/>
+            <w:tcMar>
+              <w:top w:type="dxa" w:w="25"/>
+              <w:left w:type="dxa" w:w="70"/>
+              <w:bottom w:type="dxa" w:w="25"/>
+              <w:right w:type="dxa" w:w="70"/>
+            </w:tcMar>
+          </w:tcPr>
+          <w:p>
+            <w:r>
+              <w:rPr>
+                <w:rFonts w:ascii="Malgun Gothic" w:cs="Malgun Gothic" w:eastAsia="Malgun Gothic" w:hAnsi="Malgun Gothic"/>
+                <w:b w:val="false"/>
+                <w:bCs w:val="false"/>
+                <w:sz w:val="15"/>
+                <w:szCs w:val="15"/>
+              </w:rPr>
+              <w:t xml:space="preserve">Hawaii Tumor Registry (SEER)</w:t>
+            </w:r>
+          </w:p>
+        </w:tc>
+        <w:tc>
+          <w:tcPr>
+            <w:tcW w:type="dxa" w:w="1429"/>
+            <w:tcMar>
+              <w:top w:type="dxa" w:w="25"/>
+              <w:left w:type="dxa" w:w="70"/>
+              <w:bottom w:type="dxa" w:w="25"/>
+              <w:right w:type="dxa" w:w="70"/>
+            </w:tcMar>
+          </w:tcPr>
+          <w:p>
+            <w:r>
+              <w:rPr>
+                <w:rFonts w:ascii="Malgun Gothic" w:cs="Malgun Gothic" w:eastAsia="Malgun Gothic" w:hAnsi="Malgun Gothic"/>
+                <w:b w:val="false"/>
+                <w:bCs w:val="false"/>
+                <w:sz w:val="15"/>
+                <w:szCs w:val="15"/>
+              </w:rPr>
+              <w:t xml:space="preserve">Low</w:t>
+            </w:r>
+          </w:p>
+        </w:tc>
+      </w:tr>
+      <w:tr>
+        <w:tc>
+          <w:tcPr>
+            <w:tcW w:type="dxa" w:w="3353"/>
+            <w:tcMar>
+              <w:top w:type="dxa" w:w="25"/>
+              <w:left w:type="dxa" w:w="70"/>
+              <w:bottom w:type="dxa" w:w="25"/>
+              <w:right w:type="dxa" w:w="70"/>
+            </w:tcMar>
+          </w:tcPr>
+          <w:p>
+            <w:r>
+              <w:rPr>
+                <w:rFonts w:ascii="Malgun Gothic" w:cs="Malgun Gothic" w:eastAsia="Malgun Gothic" w:hAnsi="Malgun Gothic"/>
+                <w:b w:val="false"/>
+                <w:bCs w:val="false"/>
+                <w:sz w:val="15"/>
+                <w:szCs w:val="15"/>
+              </w:rPr>
+              <w:t xml:space="preserve">Asian-American combined</w:t>
+            </w:r>
+          </w:p>
+        </w:tc>
+        <w:tc>
+          <w:tcPr>
+            <w:tcW w:type="dxa" w:w="1099"/>
+            <w:tcMar>
+              <w:top w:type="dxa" w:w="25"/>
+              <w:left w:type="dxa" w:w="70"/>
+              <w:bottom w:type="dxa" w:w="25"/>
+              <w:right w:type="dxa" w:w="70"/>
+            </w:tcMar>
+          </w:tcPr>
+          <w:p>
+            <w:r>
+              <w:rPr>
+                <w:rFonts w:ascii="Malgun Gothic" w:cs="Malgun Gothic" w:eastAsia="Malgun Gothic" w:hAnsi="Malgun Gothic"/>
+                <w:b w:val="false"/>
+                <w:bCs w:val="false"/>
+                <w:sz w:val="15"/>
+                <w:szCs w:val="15"/>
+              </w:rPr>
+              <w:t xml:space="preserve">IRR</w:t>
+            </w:r>
+          </w:p>
+        </w:tc>
+        <w:tc>
+          <w:tcPr>
+            <w:tcW w:type="dxa" w:w="3133"/>
+            <w:tcMar>
+              <w:top w:type="dxa" w:w="25"/>
+              <w:left w:type="dxa" w:w="70"/>
+              <w:bottom w:type="dxa" w:w="25"/>
+              <w:right w:type="dxa" w:w="70"/>
+            </w:tcMar>
+          </w:tcPr>
+          <w:p>
+            <w:r>
+              <w:rPr>
+                <w:rFonts w:ascii="Malgun Gothic" w:cs="Malgun Gothic" w:eastAsia="Malgun Gothic" w:hAnsi="Malgun Gothic"/>
+                <w:b w:val="false"/>
+                <w:bCs w:val="false"/>
+                <w:sz w:val="15"/>
+                <w:szCs w:val="15"/>
+              </w:rPr>
+              <w:t xml:space="preserve">0.61 [0.58, 0.65]</w:t>
+            </w:r>
+          </w:p>
+        </w:tc>
+        <w:tc>
+          <w:tcPr>
+            <w:tcW w:type="dxa" w:w="2913"/>
+            <w:tcMar>
+              <w:top w:type="dxa" w:w="25"/>
+              <w:left w:type="dxa" w:w="70"/>
+              <w:bottom w:type="dxa" w:w="25"/>
+              <w:right w:type="dxa" w:w="70"/>
+            </w:tcMar>
+          </w:tcPr>
+          <w:p>
+            <w:r>
+              <w:rPr>
+                <w:rFonts w:ascii="Malgun Gothic" w:cs="Malgun Gothic" w:eastAsia="Malgun Gothic" w:hAnsi="Malgun Gothic"/>
+                <w:b w:val="false"/>
+                <w:bCs w:val="false"/>
+                <w:sz w:val="15"/>
+                <w:szCs w:val="15"/>
+              </w:rPr>
+              <w:t xml:space="preserve">Gomez 2017 (2009-2013)</w:t>
+            </w:r>
+          </w:p>
+        </w:tc>
+        <w:tc>
+          <w:tcPr>
+            <w:tcW w:type="dxa" w:w="2473"/>
+            <w:tcMar>
+              <w:top w:type="dxa" w:w="25"/>
+              <w:left w:type="dxa" w:w="70"/>
+              <w:bottom w:type="dxa" w:w="25"/>
+              <w:right w:type="dxa" w:w="70"/>
+            </w:tcMar>
+          </w:tcPr>
+          <w:p>
+            <w:r>
+              <w:rPr>
+                <w:rFonts w:ascii="Malgun Gothic" w:cs="Malgun Gothic" w:eastAsia="Malgun Gothic" w:hAnsi="Malgun Gothic"/>
+                <w:b w:val="false"/>
+                <w:bCs w:val="false"/>
+                <w:sz w:val="15"/>
+                <w:szCs w:val="15"/>
+              </w:rPr>
+              <w:t xml:space="preserve">California-CCR</w:t>
+            </w:r>
+          </w:p>
+        </w:tc>
+        <w:tc>
+          <w:tcPr>
+            <w:tcW w:type="dxa" w:w="1429"/>
+            <w:tcMar>
+              <w:top w:type="dxa" w:w="25"/>
+              <w:left w:type="dxa" w:w="70"/>
+              <w:bottom w:type="dxa" w:w="25"/>
+              <w:right w:type="dxa" w:w="70"/>
+            </w:tcMar>
+          </w:tcPr>
+          <w:p>
+            <w:r>
+              <w:rPr>
+                <w:rFonts w:ascii="Malgun Gothic" w:cs="Malgun Gothic" w:eastAsia="Malgun Gothic" w:hAnsi="Malgun Gothic"/>
+                <w:b w:val="false"/>
+                <w:bCs w:val="false"/>
+                <w:sz w:val="15"/>
+                <w:szCs w:val="15"/>
+              </w:rPr>
+              <w:t xml:space="preserve">Low</w:t>
+            </w:r>
+          </w:p>
+        </w:tc>
+      </w:tr>
+      <w:tr>
+        <w:tc>
+          <w:tcPr>
+            <w:tcW w:type="dxa" w:w="3353"/>
+            <w:tcMar>
+              <w:top w:type="dxa" w:w="25"/>
+              <w:left w:type="dxa" w:w="70"/>
+              <w:bottom w:type="dxa" w:w="25"/>
+              <w:right w:type="dxa" w:w="70"/>
+            </w:tcMar>
+          </w:tcPr>
+          <w:p>
+            <w:r>
+              <w:rPr>
+                <w:rFonts w:ascii="Malgun Gothic" w:cs="Malgun Gothic" w:eastAsia="Malgun Gothic" w:hAnsi="Malgun Gothic"/>
+                <w:b w:val="false"/>
+                <w:bCs w:val="false"/>
+                <w:sz w:val="15"/>
+                <w:szCs w:val="15"/>
+              </w:rPr>
+              <w:t xml:space="preserve">Asian American, Native Hawaiian, and Pacific Islander (AANHPI)</w:t>
+            </w:r>
+          </w:p>
+        </w:tc>
+        <w:tc>
+          <w:tcPr>
+            <w:tcW w:type="dxa" w:w="1099"/>
+            <w:tcMar>
+              <w:top w:type="dxa" w:w="25"/>
+              <w:left w:type="dxa" w:w="70"/>
+              <w:bottom w:type="dxa" w:w="25"/>
+              <w:right w:type="dxa" w:w="70"/>
+            </w:tcMar>
+          </w:tcPr>
+          <w:p>
+            <w:r>
+              <w:rPr>
+                <w:rFonts w:ascii="Malgun Gothic" w:cs="Malgun Gothic" w:eastAsia="Malgun Gothic" w:hAnsi="Malgun Gothic"/>
+                <w:b w:val="false"/>
+                <w:bCs w:val="false"/>
+                <w:sz w:val="15"/>
+                <w:szCs w:val="15"/>
+              </w:rPr>
+              <w:t xml:space="preserve">IRR</w:t>
+            </w:r>
+          </w:p>
+        </w:tc>
+        <w:tc>
+          <w:tcPr>
+            <w:tcW w:type="dxa" w:w="3133"/>
+            <w:tcMar>
+              <w:top w:type="dxa" w:w="25"/>
+              <w:left w:type="dxa" w:w="70"/>
+              <w:bottom w:type="dxa" w:w="25"/>
+              <w:right w:type="dxa" w:w="70"/>
+            </w:tcMar>
+          </w:tcPr>
+          <w:p>
+            <w:r>
+              <w:rPr>
+                <w:rFonts w:ascii="Malgun Gothic" w:cs="Malgun Gothic" w:eastAsia="Malgun Gothic" w:hAnsi="Malgun Gothic"/>
+                <w:b w:val="false"/>
+                <w:bCs w:val="false"/>
+                <w:sz w:val="15"/>
+                <w:szCs w:val="15"/>
+              </w:rPr>
+              <w:t xml:space="preserve">0.700 [0.680, 0.720]</w:t>
+            </w:r>
+          </w:p>
+        </w:tc>
+        <w:tc>
+          <w:tcPr>
+            <w:tcW w:type="dxa" w:w="2913"/>
+            <w:tcMar>
+              <w:top w:type="dxa" w:w="25"/>
+              <w:left w:type="dxa" w:w="70"/>
+              <w:bottom w:type="dxa" w:w="25"/>
+              <w:right w:type="dxa" w:w="70"/>
+            </w:tcMar>
+          </w:tcPr>
+          <w:p>
+            <w:r>
+              <w:rPr>
+                <w:rFonts w:ascii="Malgun Gothic" w:cs="Malgun Gothic" w:eastAsia="Malgun Gothic" w:hAnsi="Malgun Gothic"/>
+                <w:b w:val="false"/>
+                <w:bCs w:val="false"/>
+                <w:sz w:val="15"/>
+                <w:szCs w:val="15"/>
+              </w:rPr>
+              <w:t xml:space="preserve">Sung 2023 (2015-2019)</w:t>
+            </w:r>
+          </w:p>
+        </w:tc>
+        <w:tc>
+          <w:tcPr>
+            <w:tcW w:type="dxa" w:w="2473"/>
+            <w:tcMar>
+              <w:top w:type="dxa" w:w="25"/>
+              <w:left w:type="dxa" w:w="70"/>
+              <w:bottom w:type="dxa" w:w="25"/>
+              <w:right w:type="dxa" w:w="70"/>
+            </w:tcMar>
+          </w:tcPr>
+          <w:p>
+            <w:r>
+              <w:rPr>
+                <w:rFonts w:ascii="Malgun Gothic" w:cs="Malgun Gothic" w:eastAsia="Malgun Gothic" w:hAnsi="Malgun Gothic"/>
+                <w:b w:val="false"/>
+                <w:bCs w:val="false"/>
+                <w:sz w:val="15"/>
+                <w:szCs w:val="15"/>
+              </w:rPr>
+              <w:t xml:space="preserve">USCS(NPCR+SEER ~99%)</w:t>
+            </w:r>
+          </w:p>
+        </w:tc>
+        <w:tc>
+          <w:tcPr>
+            <w:tcW w:type="dxa" w:w="1429"/>
+            <w:tcMar>
+              <w:top w:type="dxa" w:w="25"/>
+              <w:left w:type="dxa" w:w="70"/>
+              <w:bottom w:type="dxa" w:w="25"/>
+              <w:right w:type="dxa" w:w="70"/>
+            </w:tcMar>
+          </w:tcPr>
+          <w:p>
+            <w:r>
+              <w:rPr>
+                <w:rFonts w:ascii="Malgun Gothic" w:cs="Malgun Gothic" w:eastAsia="Malgun Gothic" w:hAnsi="Malgun Gothic"/>
+                <w:b w:val="false"/>
+                <w:bCs w:val="false"/>
+                <w:sz w:val="15"/>
+                <w:szCs w:val="15"/>
+              </w:rPr>
+              <w:t xml:space="preserve">Low</w:t>
+            </w:r>
+          </w:p>
+        </w:tc>
+      </w:tr>
+      <w:tr>
+        <w:tc>
+          <w:tcPr>
+            <w:tcW w:type="dxa" w:w="3353"/>
+            <w:tcMar>
+              <w:top w:type="dxa" w:w="25"/>
+              <w:left w:type="dxa" w:w="70"/>
+              <w:bottom w:type="dxa" w:w="25"/>
+              <w:right w:type="dxa" w:w="70"/>
+            </w:tcMar>
+          </w:tcPr>
+          <w:p>
+            <w:r>
+              <w:rPr>
+                <w:rFonts w:ascii="Malgun Gothic" w:cs="Malgun Gothic" w:eastAsia="Malgun Gothic" w:hAnsi="Malgun Gothic"/>
+                <w:b w:val="false"/>
+                <w:bCs w:val="false"/>
+                <w:sz w:val="15"/>
+                <w:szCs w:val="15"/>
+              </w:rPr>
+              <w:t xml:space="preserve">Filipina</w:t>
+            </w:r>
+          </w:p>
+        </w:tc>
+        <w:tc>
+          <w:tcPr>
+            <w:tcW w:type="dxa" w:w="1099"/>
+            <w:tcMar>
+              <w:top w:type="dxa" w:w="25"/>
+              <w:left w:type="dxa" w:w="70"/>
+              <w:bottom w:type="dxa" w:w="25"/>
+              <w:right w:type="dxa" w:w="70"/>
+            </w:tcMar>
+          </w:tcPr>
+          <w:p>
+            <w:r>
+              <w:rPr>
+                <w:rFonts w:ascii="Malgun Gothic" w:cs="Malgun Gothic" w:eastAsia="Malgun Gothic" w:hAnsi="Malgun Gothic"/>
+                <w:b w:val="false"/>
+                <w:bCs w:val="false"/>
+                <w:sz w:val="15"/>
+                <w:szCs w:val="15"/>
+              </w:rPr>
+              <w:t xml:space="preserve">IRR</w:t>
+            </w:r>
+          </w:p>
+        </w:tc>
+        <w:tc>
+          <w:tcPr>
+            <w:tcW w:type="dxa" w:w="3133"/>
+            <w:tcMar>
+              <w:top w:type="dxa" w:w="25"/>
+              <w:left w:type="dxa" w:w="70"/>
+              <w:bottom w:type="dxa" w:w="25"/>
+              <w:right w:type="dxa" w:w="70"/>
+            </w:tcMar>
+          </w:tcPr>
+          <w:p>
+            <w:r>
+              <w:rPr>
+                <w:rFonts w:ascii="Malgun Gothic" w:cs="Malgun Gothic" w:eastAsia="Malgun Gothic" w:hAnsi="Malgun Gothic"/>
+                <w:b w:val="false"/>
+                <w:bCs w:val="false"/>
+                <w:sz w:val="15"/>
+                <w:szCs w:val="15"/>
+              </w:rPr>
+              <w:t xml:space="preserve">0.84 [0.8, 0.88] †</w:t>
+            </w:r>
+          </w:p>
+        </w:tc>
+        <w:tc>
+          <w:tcPr>
+            <w:tcW w:type="dxa" w:w="2913"/>
+            <w:tcMar>
+              <w:top w:type="dxa" w:w="25"/>
+              <w:left w:type="dxa" w:w="70"/>
+              <w:bottom w:type="dxa" w:w="25"/>
+              <w:right w:type="dxa" w:w="70"/>
+            </w:tcMar>
+          </w:tcPr>
+          <w:p>
+            <w:r>
+              <w:rPr>
+                <w:rFonts w:ascii="Malgun Gothic" w:cs="Malgun Gothic" w:eastAsia="Malgun Gothic" w:hAnsi="Malgun Gothic"/>
+                <w:b w:val="false"/>
+                <w:bCs w:val="false"/>
+                <w:sz w:val="15"/>
+                <w:szCs w:val="15"/>
+              </w:rPr>
+              <w:t xml:space="preserve">Loo 2019 (2000-2016)</w:t>
+            </w:r>
+          </w:p>
+        </w:tc>
+        <w:tc>
+          <w:tcPr>
+            <w:tcW w:type="dxa" w:w="2473"/>
+            <w:tcMar>
+              <w:top w:type="dxa" w:w="25"/>
+              <w:left w:type="dxa" w:w="70"/>
+              <w:bottom w:type="dxa" w:w="25"/>
+              <w:right w:type="dxa" w:w="70"/>
+            </w:tcMar>
+          </w:tcPr>
+          <w:p>
+            <w:r>
+              <w:rPr>
+                <w:rFonts w:ascii="Malgun Gothic" w:cs="Malgun Gothic" w:eastAsia="Malgun Gothic" w:hAnsi="Malgun Gothic"/>
+                <w:b w:val="false"/>
+                <w:bCs w:val="false"/>
+                <w:sz w:val="15"/>
+                <w:szCs w:val="15"/>
+              </w:rPr>
+              <w:t xml:space="preserve">Hawaii Tumor Registry (SEER)</w:t>
+            </w:r>
+          </w:p>
+        </w:tc>
+        <w:tc>
+          <w:tcPr>
+            <w:tcW w:type="dxa" w:w="1429"/>
+            <w:tcMar>
+              <w:top w:type="dxa" w:w="25"/>
+              <w:left w:type="dxa" w:w="70"/>
+              <w:bottom w:type="dxa" w:w="25"/>
+              <w:right w:type="dxa" w:w="70"/>
+            </w:tcMar>
+          </w:tcPr>
+          <w:p>
+            <w:r>
+              <w:rPr>
+                <w:rFonts w:ascii="Malgun Gothic" w:cs="Malgun Gothic" w:eastAsia="Malgun Gothic" w:hAnsi="Malgun Gothic"/>
+                <w:b w:val="false"/>
+                <w:bCs w:val="false"/>
+                <w:sz w:val="15"/>
+                <w:szCs w:val="15"/>
+              </w:rPr>
+              <w:t xml:space="preserve">Low</w:t>
+            </w:r>
+          </w:p>
+        </w:tc>
+      </w:tr>
+      <w:tr>
+        <w:tc>
+          <w:tcPr>
+            <w:tcW w:type="dxa" w:w="3353"/>
+            <w:tcMar>
+              <w:top w:type="dxa" w:w="25"/>
+              <w:left w:type="dxa" w:w="70"/>
+              <w:bottom w:type="dxa" w:w="25"/>
+              <w:right w:type="dxa" w:w="70"/>
+            </w:tcMar>
+          </w:tcPr>
+          <w:p>
+            <w:r>
+              <w:rPr>
+                <w:rFonts w:ascii="Malgun Gothic" w:cs="Malgun Gothic" w:eastAsia="Malgun Gothic" w:hAnsi="Malgun Gothic"/>
+                <w:b w:val="false"/>
+                <w:bCs w:val="false"/>
+                <w:sz w:val="15"/>
+                <w:szCs w:val="15"/>
+              </w:rPr>
+              <w:t xml:space="preserve">American Indian and Alaska Native (AI/AN)</w:t>
+            </w:r>
+          </w:p>
+        </w:tc>
+        <w:tc>
+          <w:tcPr>
+            <w:tcW w:type="dxa" w:w="1099"/>
+            <w:tcMar>
+              <w:top w:type="dxa" w:w="25"/>
+              <w:left w:type="dxa" w:w="70"/>
+              <w:bottom w:type="dxa" w:w="25"/>
+              <w:right w:type="dxa" w:w="70"/>
+            </w:tcMar>
+          </w:tcPr>
+          <w:p>
+            <w:r>
+              <w:rPr>
+                <w:rFonts w:ascii="Malgun Gothic" w:cs="Malgun Gothic" w:eastAsia="Malgun Gothic" w:hAnsi="Malgun Gothic"/>
+                <w:b w:val="false"/>
+                <w:bCs w:val="false"/>
+                <w:sz w:val="15"/>
+                <w:szCs w:val="15"/>
+              </w:rPr>
+              <w:t xml:space="preserve">IRR</w:t>
+            </w:r>
+          </w:p>
+        </w:tc>
+        <w:tc>
+          <w:tcPr>
+            <w:tcW w:type="dxa" w:w="3133"/>
+            <w:tcMar>
+              <w:top w:type="dxa" w:w="25"/>
+              <w:left w:type="dxa" w:w="70"/>
+              <w:bottom w:type="dxa" w:w="25"/>
+              <w:right w:type="dxa" w:w="70"/>
+            </w:tcMar>
+          </w:tcPr>
+          <w:p>
+            <w:r>
+              <w:rPr>
+                <w:rFonts w:ascii="Malgun Gothic" w:cs="Malgun Gothic" w:eastAsia="Malgun Gothic" w:hAnsi="Malgun Gothic"/>
+                <w:b w:val="false"/>
+                <w:bCs w:val="false"/>
+                <w:sz w:val="15"/>
+                <w:szCs w:val="15"/>
+              </w:rPr>
+              <w:t xml:space="preserve">0.860 [0.800, 0.930]</w:t>
+            </w:r>
+          </w:p>
+        </w:tc>
+        <w:tc>
+          <w:tcPr>
+            <w:tcW w:type="dxa" w:w="2913"/>
+            <w:tcMar>
+              <w:top w:type="dxa" w:w="25"/>
+              <w:left w:type="dxa" w:w="70"/>
+              <w:bottom w:type="dxa" w:w="25"/>
+              <w:right w:type="dxa" w:w="70"/>
+            </w:tcMar>
+          </w:tcPr>
+          <w:p>
+            <w:r>
+              <w:rPr>
+                <w:rFonts w:ascii="Malgun Gothic" w:cs="Malgun Gothic" w:eastAsia="Malgun Gothic" w:hAnsi="Malgun Gothic"/>
+                <w:b w:val="false"/>
+                <w:bCs w:val="false"/>
+                <w:sz w:val="15"/>
+                <w:szCs w:val="15"/>
+              </w:rPr>
+              <w:t xml:space="preserve">Sung 2023 (2015-2019)</w:t>
+            </w:r>
+          </w:p>
+        </w:tc>
+        <w:tc>
+          <w:tcPr>
+            <w:tcW w:type="dxa" w:w="2473"/>
+            <w:tcMar>
+              <w:top w:type="dxa" w:w="25"/>
+              <w:left w:type="dxa" w:w="70"/>
+              <w:bottom w:type="dxa" w:w="25"/>
+              <w:right w:type="dxa" w:w="70"/>
+            </w:tcMar>
+          </w:tcPr>
+          <w:p>
+            <w:r>
+              <w:rPr>
+                <w:rFonts w:ascii="Malgun Gothic" w:cs="Malgun Gothic" w:eastAsia="Malgun Gothic" w:hAnsi="Malgun Gothic"/>
+                <w:b w:val="false"/>
+                <w:bCs w:val="false"/>
+                <w:sz w:val="15"/>
+                <w:szCs w:val="15"/>
+              </w:rPr>
+              <w:t xml:space="preserve">USCS(NPCR+SEER ~99%)</w:t>
+            </w:r>
+          </w:p>
+        </w:tc>
+        <w:tc>
+          <w:tcPr>
+            <w:tcW w:type="dxa" w:w="1429"/>
+            <w:tcMar>
+              <w:top w:type="dxa" w:w="25"/>
+              <w:left w:type="dxa" w:w="70"/>
+              <w:bottom w:type="dxa" w:w="25"/>
+              <w:right w:type="dxa" w:w="70"/>
+            </w:tcMar>
+          </w:tcPr>
+          <w:p>
+            <w:r>
+              <w:rPr>
+                <w:rFonts w:ascii="Malgun Gothic" w:cs="Malgun Gothic" w:eastAsia="Malgun Gothic" w:hAnsi="Malgun Gothic"/>
+                <w:b w:val="false"/>
+                <w:bCs w:val="false"/>
+                <w:sz w:val="15"/>
+                <w:szCs w:val="15"/>
+              </w:rPr>
+              <w:t xml:space="preserve">Low</w:t>
+            </w:r>
+          </w:p>
+        </w:tc>
+      </w:tr>
+      <w:tr>
+        <w:tc>
+          <w:tcPr>
+            <w:tcW w:type="dxa" w:w="3353"/>
+            <w:tcMar>
+              <w:top w:type="dxa" w:w="25"/>
+              <w:left w:type="dxa" w:w="70"/>
+              <w:bottom w:type="dxa" w:w="25"/>
+              <w:right w:type="dxa" w:w="70"/>
+            </w:tcMar>
+          </w:tcPr>
+          <w:p>
+            <w:r>
+              <w:rPr>
+                <w:rFonts w:ascii="Malgun Gothic" w:cs="Malgun Gothic" w:eastAsia="Malgun Gothic" w:hAnsi="Malgun Gothic"/>
+                <w:b w:val="false"/>
+                <w:bCs w:val="false"/>
+                <w:sz w:val="15"/>
+                <w:szCs w:val="15"/>
+              </w:rPr>
+              <w:t xml:space="preserve">Hispanic</w:t>
+            </w:r>
+          </w:p>
+        </w:tc>
+        <w:tc>
+          <w:tcPr>
+            <w:tcW w:type="dxa" w:w="1099"/>
+            <w:tcMar>
+              <w:top w:type="dxa" w:w="25"/>
+              <w:left w:type="dxa" w:w="70"/>
+              <w:bottom w:type="dxa" w:w="25"/>
+              <w:right w:type="dxa" w:w="70"/>
+            </w:tcMar>
+          </w:tcPr>
+          <w:p>
+            <w:r>
+              <w:rPr>
+                <w:rFonts w:ascii="Malgun Gothic" w:cs="Malgun Gothic" w:eastAsia="Malgun Gothic" w:hAnsi="Malgun Gothic"/>
+                <w:b w:val="false"/>
+                <w:bCs w:val="false"/>
+                <w:sz w:val="15"/>
+                <w:szCs w:val="15"/>
+              </w:rPr>
+              <w:t xml:space="preserve">IRR</w:t>
+            </w:r>
+          </w:p>
+        </w:tc>
+        <w:tc>
+          <w:tcPr>
+            <w:tcW w:type="dxa" w:w="3133"/>
+            <w:tcMar>
+              <w:top w:type="dxa" w:w="25"/>
+              <w:left w:type="dxa" w:w="70"/>
+              <w:bottom w:type="dxa" w:w="25"/>
+              <w:right w:type="dxa" w:w="70"/>
+            </w:tcMar>
+          </w:tcPr>
+          <w:p>
+            <w:r>
+              <w:rPr>
+                <w:rFonts w:ascii="Malgun Gothic" w:cs="Malgun Gothic" w:eastAsia="Malgun Gothic" w:hAnsi="Malgun Gothic"/>
+                <w:b w:val="false"/>
+                <w:bCs w:val="false"/>
+                <w:sz w:val="15"/>
+                <w:szCs w:val="15"/>
+              </w:rPr>
+              <w:t xml:space="preserve">0.860 [0.840, 0.880]</w:t>
+            </w:r>
+          </w:p>
+        </w:tc>
+        <w:tc>
+          <w:tcPr>
+            <w:tcW w:type="dxa" w:w="2913"/>
+            <w:tcMar>
+              <w:top w:type="dxa" w:w="25"/>
+              <w:left w:type="dxa" w:w="70"/>
+              <w:bottom w:type="dxa" w:w="25"/>
+              <w:right w:type="dxa" w:w="70"/>
+            </w:tcMar>
+          </w:tcPr>
+          <w:p>
+            <w:r>
+              <w:rPr>
+                <w:rFonts w:ascii="Malgun Gothic" w:cs="Malgun Gothic" w:eastAsia="Malgun Gothic" w:hAnsi="Malgun Gothic"/>
+                <w:b w:val="false"/>
+                <w:bCs w:val="false"/>
+                <w:sz w:val="15"/>
+                <w:szCs w:val="15"/>
+              </w:rPr>
+              <w:t xml:space="preserve">Sung 2023 (2015-2019)</w:t>
+            </w:r>
+          </w:p>
+        </w:tc>
+        <w:tc>
+          <w:tcPr>
+            <w:tcW w:type="dxa" w:w="2473"/>
+            <w:tcMar>
+              <w:top w:type="dxa" w:w="25"/>
+              <w:left w:type="dxa" w:w="70"/>
+              <w:bottom w:type="dxa" w:w="25"/>
+              <w:right w:type="dxa" w:w="70"/>
+            </w:tcMar>
+          </w:tcPr>
+          <w:p>
+            <w:r>
+              <w:rPr>
+                <w:rFonts w:ascii="Malgun Gothic" w:cs="Malgun Gothic" w:eastAsia="Malgun Gothic" w:hAnsi="Malgun Gothic"/>
+                <w:b w:val="false"/>
+                <w:bCs w:val="false"/>
+                <w:sz w:val="15"/>
+                <w:szCs w:val="15"/>
+              </w:rPr>
+              <w:t xml:space="preserve">USCS(NPCR+SEER ~99%)</w:t>
+            </w:r>
+          </w:p>
+        </w:tc>
+        <w:tc>
+          <w:tcPr>
+            <w:tcW w:type="dxa" w:w="1429"/>
+            <w:tcMar>
+              <w:top w:type="dxa" w:w="25"/>
+              <w:left w:type="dxa" w:w="70"/>
+              <w:bottom w:type="dxa" w:w="25"/>
+              <w:right w:type="dxa" w:w="70"/>
+            </w:tcMar>
+          </w:tcPr>
+          <w:p>
+            <w:r>
+              <w:rPr>
+                <w:rFonts w:ascii="Malgun Gothic" w:cs="Malgun Gothic" w:eastAsia="Malgun Gothic" w:hAnsi="Malgun Gothic"/>
+                <w:b w:val="false"/>
+                <w:bCs w:val="false"/>
+                <w:sz w:val="15"/>
+                <w:szCs w:val="15"/>
+              </w:rPr>
+              <w:t xml:space="preserve">Low</w:t>
+            </w:r>
+          </w:p>
+        </w:tc>
+      </w:tr>
+      <w:tr>
+        <w:tc>
+          <w:tcPr>
+            <w:tcW w:type="dxa" w:w="3353"/>
+            <w:tcMar>
+              <w:top w:type="dxa" w:w="25"/>
+              <w:left w:type="dxa" w:w="70"/>
+              <w:bottom w:type="dxa" w:w="25"/>
+              <w:right w:type="dxa" w:w="70"/>
+            </w:tcMar>
+          </w:tcPr>
+          <w:p>
+            <w:r>
+              <w:rPr>
+                <w:rFonts w:ascii="Malgun Gothic" w:cs="Malgun Gothic" w:eastAsia="Malgun Gothic" w:hAnsi="Malgun Gothic"/>
+                <w:b w:val="false"/>
+                <w:bCs w:val="false"/>
+                <w:sz w:val="15"/>
+                <w:szCs w:val="15"/>
+              </w:rPr>
+              <w:t xml:space="preserve">Native Hawaiian</w:t>
+            </w:r>
+          </w:p>
+        </w:tc>
+        <w:tc>
+          <w:tcPr>
+            <w:tcW w:type="dxa" w:w="1099"/>
+            <w:tcMar>
+              <w:top w:type="dxa" w:w="25"/>
+              <w:left w:type="dxa" w:w="70"/>
+              <w:bottom w:type="dxa" w:w="25"/>
+              <w:right w:type="dxa" w:w="70"/>
+            </w:tcMar>
+          </w:tcPr>
+          <w:p>
+            <w:r>
+              <w:rPr>
+                <w:rFonts w:ascii="Malgun Gothic" w:cs="Malgun Gothic" w:eastAsia="Malgun Gothic" w:hAnsi="Malgun Gothic"/>
+                <w:b w:val="false"/>
+                <w:bCs w:val="false"/>
+                <w:sz w:val="15"/>
+                <w:szCs w:val="15"/>
+              </w:rPr>
+              <w:t xml:space="preserve">IRR</w:t>
+            </w:r>
+          </w:p>
+        </w:tc>
+        <w:tc>
+          <w:tcPr>
+            <w:tcW w:type="dxa" w:w="3133"/>
+            <w:tcMar>
+              <w:top w:type="dxa" w:w="25"/>
+              <w:left w:type="dxa" w:w="70"/>
+              <w:bottom w:type="dxa" w:w="25"/>
+              <w:right w:type="dxa" w:w="70"/>
+            </w:tcMar>
+          </w:tcPr>
+          <w:p>
+            <w:r>
+              <w:rPr>
+                <w:rFonts w:ascii="Malgun Gothic" w:cs="Malgun Gothic" w:eastAsia="Malgun Gothic" w:hAnsi="Malgun Gothic"/>
+                <w:b w:val="false"/>
+                <w:bCs w:val="false"/>
+                <w:sz w:val="15"/>
+                <w:szCs w:val="15"/>
+              </w:rPr>
+              <w:t xml:space="preserve">0.86 [0.79, 0.91] †</w:t>
+            </w:r>
+          </w:p>
+        </w:tc>
+        <w:tc>
+          <w:tcPr>
+            <w:tcW w:type="dxa" w:w="2913"/>
+            <w:tcMar>
+              <w:top w:type="dxa" w:w="25"/>
+              <w:left w:type="dxa" w:w="70"/>
+              <w:bottom w:type="dxa" w:w="25"/>
+              <w:right w:type="dxa" w:w="70"/>
+            </w:tcMar>
+          </w:tcPr>
+          <w:p>
+            <w:r>
+              <w:rPr>
+                <w:rFonts w:ascii="Malgun Gothic" w:cs="Malgun Gothic" w:eastAsia="Malgun Gothic" w:hAnsi="Malgun Gothic"/>
+                <w:b w:val="false"/>
+                <w:bCs w:val="false"/>
+                <w:sz w:val="15"/>
+                <w:szCs w:val="15"/>
+              </w:rPr>
+              <w:t xml:space="preserve">Loo 2019 (2000-2016)</w:t>
+            </w:r>
+          </w:p>
+        </w:tc>
+        <w:tc>
+          <w:tcPr>
+            <w:tcW w:type="dxa" w:w="2473"/>
+            <w:tcMar>
+              <w:top w:type="dxa" w:w="25"/>
+              <w:left w:type="dxa" w:w="70"/>
+              <w:bottom w:type="dxa" w:w="25"/>
+              <w:right w:type="dxa" w:w="70"/>
+            </w:tcMar>
+          </w:tcPr>
+          <w:p>
+            <w:r>
+              <w:rPr>
+                <w:rFonts w:ascii="Malgun Gothic" w:cs="Malgun Gothic" w:eastAsia="Malgun Gothic" w:hAnsi="Malgun Gothic"/>
+                <w:b w:val="false"/>
+                <w:bCs w:val="false"/>
+                <w:sz w:val="15"/>
+                <w:szCs w:val="15"/>
+              </w:rPr>
+              <w:t xml:space="preserve">Hawaii Tumor Registry (SEER)</w:t>
+            </w:r>
+          </w:p>
+        </w:tc>
+        <w:tc>
+          <w:tcPr>
+            <w:tcW w:type="dxa" w:w="1429"/>
+            <w:tcMar>
+              <w:top w:type="dxa" w:w="25"/>
+              <w:left w:type="dxa" w:w="70"/>
+              <w:bottom w:type="dxa" w:w="25"/>
+              <w:right w:type="dxa" w:w="70"/>
+            </w:tcMar>
+          </w:tcPr>
+          <w:p>
+            <w:r>
+              <w:rPr>
+                <w:rFonts w:ascii="Malgun Gothic" w:cs="Malgun Gothic" w:eastAsia="Malgun Gothic" w:hAnsi="Malgun Gothic"/>
+                <w:b w:val="false"/>
+                <w:bCs w:val="false"/>
+                <w:sz w:val="15"/>
+                <w:szCs w:val="15"/>
+              </w:rPr>
+              <w:t xml:space="preserve">Low</w:t>
+            </w:r>
+          </w:p>
+        </w:tc>
+      </w:tr>
+      <w:tr>
+        <w:tc>
+          <w:tcPr>
+            <w:tcW w:type="dxa" w:w="3353"/>
+            <w:tcMar>
+              <w:top w:type="dxa" w:w="25"/>
+              <w:left w:type="dxa" w:w="70"/>
+              <w:bottom w:type="dxa" w:w="25"/>
+              <w:right w:type="dxa" w:w="70"/>
+            </w:tcMar>
+          </w:tcPr>
+          <w:p>
+            <w:r>
+              <w:rPr>
+                <w:rFonts w:ascii="Malgun Gothic" w:cs="Malgun Gothic" w:eastAsia="Malgun Gothic" w:hAnsi="Malgun Gothic"/>
+                <w:b w:val="false"/>
+                <w:bCs w:val="false"/>
+                <w:sz w:val="15"/>
+                <w:szCs w:val="15"/>
+              </w:rPr>
+              <w:t xml:space="preserve">non-Hispanic Black (NHB)</w:t>
+            </w:r>
+          </w:p>
+        </w:tc>
+        <w:tc>
+          <w:tcPr>
+            <w:tcW w:type="dxa" w:w="1099"/>
+            <w:tcMar>
+              <w:top w:type="dxa" w:w="25"/>
+              <w:left w:type="dxa" w:w="70"/>
+              <w:bottom w:type="dxa" w:w="25"/>
+              <w:right w:type="dxa" w:w="70"/>
+            </w:tcMar>
+          </w:tcPr>
+          <w:p>
+            <w:r>
+              <w:rPr>
+                <w:rFonts w:ascii="Malgun Gothic" w:cs="Malgun Gothic" w:eastAsia="Malgun Gothic" w:hAnsi="Malgun Gothic"/>
+                <w:b w:val="false"/>
+                <w:bCs w:val="false"/>
+                <w:sz w:val="15"/>
+                <w:szCs w:val="15"/>
+              </w:rPr>
+              <w:t xml:space="preserve">IRR</w:t>
+            </w:r>
+          </w:p>
+        </w:tc>
+        <w:tc>
+          <w:tcPr>
+            <w:tcW w:type="dxa" w:w="3133"/>
+            <w:tcMar>
+              <w:top w:type="dxa" w:w="25"/>
+              <w:left w:type="dxa" w:w="70"/>
+              <w:bottom w:type="dxa" w:w="25"/>
+              <w:right w:type="dxa" w:w="70"/>
+            </w:tcMar>
+          </w:tcPr>
+          <w:p>
+            <w:r>
+              <w:rPr>
+                <w:rFonts w:ascii="Malgun Gothic" w:cs="Malgun Gothic" w:eastAsia="Malgun Gothic" w:hAnsi="Malgun Gothic"/>
+                <w:b w:val="false"/>
+                <w:bCs w:val="false"/>
+                <w:sz w:val="15"/>
+                <w:szCs w:val="15"/>
+              </w:rPr>
+              <w:t xml:space="preserve">1.950 [1.930, 1.980]</w:t>
+            </w:r>
+          </w:p>
+        </w:tc>
+        <w:tc>
+          <w:tcPr>
+            <w:tcW w:type="dxa" w:w="2913"/>
+            <w:tcMar>
+              <w:top w:type="dxa" w:w="25"/>
+              <w:left w:type="dxa" w:w="70"/>
+              <w:bottom w:type="dxa" w:w="25"/>
+              <w:right w:type="dxa" w:w="70"/>
+            </w:tcMar>
+          </w:tcPr>
+          <w:p>
+            <w:r>
+              <w:rPr>
+                <w:rFonts w:ascii="Malgun Gothic" w:cs="Malgun Gothic" w:eastAsia="Malgun Gothic" w:hAnsi="Malgun Gothic"/>
+                <w:b w:val="false"/>
+                <w:bCs w:val="false"/>
+                <w:sz w:val="15"/>
+                <w:szCs w:val="15"/>
+              </w:rPr>
+              <w:t xml:space="preserve">Sung 2023 (2015-2019)</w:t>
+            </w:r>
+          </w:p>
+        </w:tc>
+        <w:tc>
+          <w:tcPr>
+            <w:tcW w:type="dxa" w:w="2473"/>
+            <w:tcMar>
+              <w:top w:type="dxa" w:w="25"/>
+              <w:left w:type="dxa" w:w="70"/>
+              <w:bottom w:type="dxa" w:w="25"/>
+              <w:right w:type="dxa" w:w="70"/>
+            </w:tcMar>
+          </w:tcPr>
+          <w:p>
+            <w:r>
+              <w:rPr>
+                <w:rFonts w:ascii="Malgun Gothic" w:cs="Malgun Gothic" w:eastAsia="Malgun Gothic" w:hAnsi="Malgun Gothic"/>
+                <w:b w:val="false"/>
+                <w:bCs w:val="false"/>
+                <w:sz w:val="15"/>
+                <w:szCs w:val="15"/>
+              </w:rPr>
+              <w:t xml:space="preserve">USCS(NPCR+SEER ~99%)</w:t>
+            </w:r>
+          </w:p>
+        </w:tc>
+        <w:tc>
+          <w:tcPr>
+            <w:tcW w:type="dxa" w:w="1429"/>
+            <w:tcMar>
+              <w:top w:type="dxa" w:w="25"/>
+              <w:left w:type="dxa" w:w="70"/>
+              <w:bottom w:type="dxa" w:w="25"/>
+              <w:right w:type="dxa" w:w="70"/>
+            </w:tcMar>
+          </w:tcPr>
+          <w:p>
+            <w:r>
+              <w:rPr>
+                <w:rFonts w:ascii="Malgun Gothic" w:cs="Malgun Gothic" w:eastAsia="Malgun Gothic" w:hAnsi="Malgun Gothic"/>
+                <w:b w:val="false"/>
+                <w:bCs w:val="false"/>
+                <w:sz w:val="15"/>
+                <w:szCs w:val="15"/>
+              </w:rPr>
+              <w:t xml:space="preserve">Low</w:t>
+            </w:r>
+          </w:p>
+        </w:tc>
+      </w:tr>
+      <w:tr>
+        <w:tc>
+          <w:tcPr>
+            <w:tcW w:type="dxa" w:w="14400"/>
+            <w:gridSpan w:val="6"/>
+            <w:shd w:fill="D9E2EF" w:color="auto" w:val="clear"/>
+            <w:tcMar>
+              <w:top w:type="dxa" w:w="30"/>
+              <w:left w:type="dxa" w:w="70"/>
+              <w:bottom w:type="dxa" w:w="30"/>
+              <w:right w:type="dxa" w:w="70"/>
+            </w:tcMar>
+          </w:tcPr>
+          <w:p>
+            <w:r>
+              <w:rPr>
+                <w:rFonts w:ascii="Malgun Gothic" w:cs="Malgun Gothic" w:eastAsia="Malgun Gothic" w:hAnsi="Malgun Gothic"/>
+                <w:b/>
+                <w:bCs/>
+                <w:sz w:val="16"/>
+                <w:szCs w:val="16"/>
+              </w:rPr>
+              <w:t xml:space="preserve">Male breast cancer</w:t>
+            </w:r>
+          </w:p>
+        </w:tc>
+      </w:tr>
+      <w:tr>
+        <w:tc>
+          <w:tcPr>
+            <w:tcW w:type="dxa" w:w="3353"/>
+            <w:tcMar>
+              <w:top w:type="dxa" w:w="25"/>
+              <w:left w:type="dxa" w:w="70"/>
+              <w:bottom w:type="dxa" w:w="25"/>
+              <w:right w:type="dxa" w:w="70"/>
+            </w:tcMar>
+          </w:tcPr>
+          <w:p>
+            <w:r>
+              <w:rPr>
+                <w:rFonts w:ascii="Malgun Gothic" w:cs="Malgun Gothic" w:eastAsia="Malgun Gothic" w:hAnsi="Malgun Gothic"/>
+                <w:b w:val="false"/>
+                <w:bCs w:val="false"/>
+                <w:sz w:val="15"/>
+                <w:szCs w:val="15"/>
+              </w:rPr>
+              <w:t xml:space="preserve">Black (men)</w:t>
+            </w:r>
+          </w:p>
+        </w:tc>
+        <w:tc>
+          <w:tcPr>
+            <w:tcW w:type="dxa" w:w="1099"/>
+            <w:tcMar>
+              <w:top w:type="dxa" w:w="25"/>
+              <w:left w:type="dxa" w:w="70"/>
+              <w:bottom w:type="dxa" w:w="25"/>
+              <w:right w:type="dxa" w:w="70"/>
+            </w:tcMar>
+          </w:tcPr>
+          <w:p>
+            <w:r>
+              <w:rPr>
+                <w:rFonts w:ascii="Malgun Gothic" w:cs="Malgun Gothic" w:eastAsia="Malgun Gothic" w:hAnsi="Malgun Gothic"/>
+                <w:b w:val="false"/>
+                <w:bCs w:val="false"/>
+                <w:sz w:val="15"/>
+                <w:szCs w:val="15"/>
+              </w:rPr>
+              <w:t xml:space="preserve">IRR</w:t>
+            </w:r>
+          </w:p>
+        </w:tc>
+        <w:tc>
+          <w:tcPr>
+            <w:tcW w:type="dxa" w:w="3133"/>
+            <w:tcMar>
+              <w:top w:type="dxa" w:w="25"/>
+              <w:left w:type="dxa" w:w="70"/>
+              <w:bottom w:type="dxa" w:w="25"/>
+              <w:right w:type="dxa" w:w="70"/>
+            </w:tcMar>
+          </w:tcPr>
+          <w:p>
+            <w:r>
+              <w:rPr>
+                <w:rFonts w:ascii="Malgun Gothic" w:cs="Malgun Gothic" w:eastAsia="Malgun Gothic" w:hAnsi="Malgun Gothic"/>
+                <w:b w:val="false"/>
+                <w:bCs w:val="false"/>
+                <w:sz w:val="15"/>
+                <w:szCs w:val="15"/>
+              </w:rPr>
+              <w:t xml:space="preserve">1.52 [1.44, 1.6] †</w:t>
+            </w:r>
+          </w:p>
+        </w:tc>
+        <w:tc>
+          <w:tcPr>
+            <w:tcW w:type="dxa" w:w="2913"/>
+            <w:tcMar>
+              <w:top w:type="dxa" w:w="25"/>
+              <w:left w:type="dxa" w:w="70"/>
+              <w:bottom w:type="dxa" w:w="25"/>
+              <w:right w:type="dxa" w:w="70"/>
+            </w:tcMar>
+          </w:tcPr>
+          <w:p>
+            <w:r>
+              <w:rPr>
+                <w:rFonts w:ascii="Malgun Gothic" w:cs="Malgun Gothic" w:eastAsia="Malgun Gothic" w:hAnsi="Malgun Gothic"/>
+                <w:b w:val="false"/>
+                <w:bCs w:val="false"/>
+                <w:sz w:val="15"/>
+                <w:szCs w:val="15"/>
+              </w:rPr>
+              <w:t xml:space="preserve">Sung 2020 (2011-2015)</w:t>
+            </w:r>
+          </w:p>
+        </w:tc>
+        <w:tc>
+          <w:tcPr>
+            <w:tcW w:type="dxa" w:w="2473"/>
+            <w:tcMar>
+              <w:top w:type="dxa" w:w="25"/>
+              <w:left w:type="dxa" w:w="70"/>
+              <w:bottom w:type="dxa" w:w="25"/>
+              <w:right w:type="dxa" w:w="70"/>
+            </w:tcMar>
+          </w:tcPr>
+          <w:p>
+            <w:r>
+              <w:rPr>
+                <w:rFonts w:ascii="Malgun Gothic" w:cs="Malgun Gothic" w:eastAsia="Malgun Gothic" w:hAnsi="Malgun Gothic"/>
+                <w:b w:val="false"/>
+                <w:bCs w:val="false"/>
+                <w:sz w:val="15"/>
+                <w:szCs w:val="15"/>
+              </w:rPr>
+              <w:t xml:space="preserve">USCS(NPCR+SEER ~99%)</w:t>
+            </w:r>
+          </w:p>
+        </w:tc>
+        <w:tc>
+          <w:tcPr>
+            <w:tcW w:type="dxa" w:w="1429"/>
+            <w:tcMar>
+              <w:top w:type="dxa" w:w="25"/>
+              <w:left w:type="dxa" w:w="70"/>
+              <w:bottom w:type="dxa" w:w="25"/>
+              <w:right w:type="dxa" w:w="70"/>
+            </w:tcMar>
+          </w:tcPr>
+          <w:p>
+            <w:r>
+              <w:rPr>
+                <w:rFonts w:ascii="Malgun Gothic" w:cs="Malgun Gothic" w:eastAsia="Malgun Gothic" w:hAnsi="Malgun Gothic"/>
+                <w:b w:val="false"/>
+                <w:bCs w:val="false"/>
+                <w:sz w:val="15"/>
+                <w:szCs w:val="15"/>
+              </w:rPr>
+              <w:t xml:space="preserve">Low</w:t>
+            </w:r>
+          </w:p>
+        </w:tc>
+      </w:tr>
+    </w:tbl>
+    <w:p>
+      <w:pPr>
+        <w:spacing w:after="100" w:before="160"/>
+      </w:pPr>
+      <w:r>
+        <w:rPr>
+          <w:rFonts w:ascii="Malgun Gothic" w:cs="Malgun Gothic" w:eastAsia="Malgun Gothic" w:hAnsi="Malgun Gothic"/>
+          <w:b/>
+          <w:bCs/>
+          <w:sz w:val="22"/>
+          <w:szCs w:val="22"/>
+        </w:rPr>
+        <w:t xml:space="preserve">Figure 1. PRISMA 2020 flow diagram</w:t>
+      </w:r>
+    </w:p>
+    <w:p>
+      <w:r>
+        <w:drawing>
+          <wp:inline distT="0" distB="0" distL="0" distR="0">
+            <wp:extent cx="6477000" cy="5505450"/>
+            <wp:effectExtent t="0" r="0" b="0" l="0"/>
+            <wp:docPr id="1" name="" descr="" title=""/>
+            <wp:cNvGraphicFramePr>
+              <a:graphicFrameLocks xmlns:a="http://schemas.openxmlformats.org/drawingml/2006/main" noChangeAspect="1"/>
+            </wp:cNvGraphicFramePr>
+            <a:graphic xmlns:a="http://schemas.openxmlformats.org/drawingml/2006/main">
+              <a:graphicData uri="http://schemas.openxmlformats.org/drawingml/2006/picture">
+                <pic:pic xmlns:pic="http://schemas.openxmlformats.org/drawingml/2006/picture">
+                  <pic:nvPicPr>
+                    <pic:cNvPr id="0" name="" descr=""/>
+                    <pic:cNvPicPr>
+                      <a:picLocks noChangeAspect="1" noChangeArrowheads="1"/>
+                    </pic:cNvPicPr>
+                  </pic:nvPicPr>
+                  <pic:blipFill>
+                    <a:blip r:embed="rId7" cstate="none"/>
+                    <a:srcRect/>
+                    <a:stretch>
+                      <a:fillRect/>
+                    </a:stretch>
+                  </pic:blipFill>
+                  <pic:spPr bwMode="auto">
+                    <a:xfrm>
+                      <a:off x="0" y="0"/>
+                      <a:ext cx="6477000" cy="5505450"/>
+                    </a:xfrm>
+                    <a:prstGeom prst="rect">
+                      <a:avLst/>
+                    </a:prstGeom>
+                  </pic:spPr>
+                </pic:pic>
+              </a:graphicData>
+            </a:graphic>
+          </wp:inline>
+        </w:drawing>
+      </w:r>
+    </w:p>
+    <w:p>
+      <w:pPr>
+        <w:spacing w:after="100" w:before="160"/>
+      </w:pPr>
+      <w:r>
+        <w:rPr>
+          <w:rFonts w:ascii="Malgun Gothic" w:cs="Malgun Gothic" w:eastAsia="Malgun Gothic" w:hAnsi="Malgun Gothic"/>
+          <w:b/>
+          <w:bCs/>
+          <w:sz w:val="22"/>
+          <w:szCs w:val="22"/>
+        </w:rPr>
+        <w:t xml:space="preserve">Figure 2. Disaggregated Asian American / Native Hawaiian and Pacific Islander subgroups versus the aggregate (IRR vs non-Hispanic White)</w:t>
+      </w:r>
+    </w:p>
+    <w:p>
+      <w:r>
+        <w:drawing>
+          <wp:inline distT="0" distB="0" distL="0" distR="0">
+            <wp:extent cx="6858000" cy="4667250"/>
+            <wp:effectExtent t="0" r="0" b="0" l="0"/>
+            <wp:docPr id="1" name="" descr="" title=""/>
+            <wp:cNvGraphicFramePr>
+              <a:graphicFrameLocks xmlns:a="http://schemas.openxmlformats.org/drawingml/2006/main" noChangeAspect="1"/>
+            </wp:cNvGraphicFramePr>
+            <a:graphic xmlns:a="http://schemas.openxmlformats.org/drawingml/2006/main">
+              <a:graphicData uri="http://schemas.openxmlformats.org/drawingml/2006/picture">
+                <pic:pic xmlns:pic="http://schemas.openxmlformats.org/drawingml/2006/picture">
+                  <pic:nvPicPr>
+                    <pic:cNvPr id="0" name="" descr=""/>
+                    <pic:cNvPicPr>
+                      <a:picLocks noChangeAspect="1" noChangeArrowheads="1"/>
+                    </pic:cNvPicPr>
+                  </pic:nvPicPr>
+                  <pic:blipFill>
+                    <a:blip r:embed="rId8" cstate="none"/>
+                    <a:srcRect/>
+                    <a:stretch>
+                      <a:fillRect/>
+                    </a:stretch>
+                  </pic:blipFill>
+                  <pic:spPr bwMode="auto">
+                    <a:xfrm>
+                      <a:off x="0" y="0"/>
+                      <a:ext cx="6858000" cy="4667250"/>
+                    </a:xfrm>
+                    <a:prstGeom prst="rect">
+                      <a:avLst/>
+                    </a:prstGeom>
+                  </pic:spPr>
+                </pic:pic>
+              </a:graphicData>
+            </a:graphic>
+          </wp:inline>
+        </w:drawing>
+      </w:r>
+    </w:p>
+    <w:p>
+      <w:pPr>
+        <w:spacing w:after="100" w:before="160"/>
+      </w:pPr>
+      <w:r>
+        <w:rPr>
+          <w:rFonts w:ascii="Malgun Gothic" w:cs="Malgun Gothic" w:eastAsia="Malgun Gothic" w:hAnsi="Malgun Gothic"/>
+          <w:b/>
+          <w:bCs/>
+          <w:sz w:val="22"/>
+          <w:szCs w:val="22"/>
+        </w:rPr>
+        <w:t xml:space="preserve">Figure 3. Aggregate racial and ethnic groups, Hispanic origin, American Indian / Alaska Native region, and Middle Eastern populations (IRR vs non-Hispanic White)</w:t>
+      </w:r>
+    </w:p>
+    <w:p>
+      <w:r>
+        <w:drawing>
+          <wp:inline distT="0" distB="0" distL="0" distR="0">
+            <wp:extent cx="6858000" cy="4476750"/>
+            <wp:effectExtent t="0" r="0" b="0" l="0"/>
+            <wp:docPr id="1" name="" descr="" title=""/>
+            <wp:cNvGraphicFramePr>
+              <a:graphicFrameLocks xmlns:a="http://schemas.openxmlformats.org/drawingml/2006/main" noChangeAspect="1"/>
+            </wp:cNvGraphicFramePr>
+            <a:graphic xmlns:a="http://schemas.openxmlformats.org/drawingml/2006/main">
+              <a:graphicData uri="http://schemas.openxmlformats.org/drawingml/2006/picture">
+                <pic:pic xmlns:pic="http://schemas.openxmlformats.org/drawingml/2006/picture">
+                  <pic:nvPicPr>
+                    <pic:cNvPr id="0" name="" descr=""/>
+                    <pic:cNvPicPr>
+                      <a:picLocks noChangeAspect="1" noChangeArrowheads="1"/>
+                    </pic:cNvPicPr>
+                  </pic:nvPicPr>
+                  <pic:blipFill>
+                    <a:blip r:embed="rId9" cstate="none"/>
+                    <a:srcRect/>
+                    <a:stretch>
+                      <a:fillRect/>
+                    </a:stretch>
+                  </pic:blipFill>
+                  <pic:spPr bwMode="auto">
+                    <a:xfrm>
+                      <a:off x="0" y="0"/>
+                      <a:ext cx="6858000" cy="4476750"/>
+                    </a:xfrm>
+                    <a:prstGeom prst="rect">
+                      <a:avLst/>
+                    </a:prstGeom>
+                  </pic:spPr>
+                </pic:pic>
+              </a:graphicData>
+            </a:graphic>
+          </wp:inline>
+        </w:drawing>
+      </w:r>
+    </w:p>
     <w:sectPr>
-      <w:pgSz w:w="11906" w:h="16838" w:orient="portrait"/>
-      <w:pgMar w:top="1440" w:right="1440" w:bottom="1440" w:left="1440" w:header="708" w:footer="708" w:gutter="0"/>
+      <w:pgSz w:w="16838" w:h="11906" w:orient="landscape"/>
+      <w:pgMar w:top="1080" w:right="1080" w:bottom="1080" w:left="1080" w:header="708" w:footer="708" w:gutter="0"/>
       <w:pgNumType/>
       <w:docGrid w:linePitch="360"/>
     </w:sectPr>

--- a/meta_agents/search_v2/outputs/Manuscript_Full.docx
+++ b/meta_agents/search_v2/outputs/Manuscript_Full.docx
@@ -869,7 +869,7 @@
           <w:sz w:val="24"/>
           <w:szCs w:val="24"/>
         </w:rPr>
-        <w:t xml:space="preserve">Several explanations have been proposed in the included studies, and are best treated as possible contributors rather than established causes. Nativity and generational status are among the most consistently reported: lower incidence in some Asian and Hispanic subgroups has been linked to a larger proportion of foreign-born women and to residence in ethnic enclaves, with rates that tend to rise with longer U.S. residence.⁵,⁹ Differences in the distribution of molecular subtypes and in stage at diagnosis, screening, and access to care have also been described and may contribute to the observed patterns.²,²⁸ For AI/AN populations, part of the apparent difference reflects a data issue rather than a difference in underlying risk: unlinked national registries misclassify race and undercount AI/AN cases, which is why Indian Health Service–linked estimates were preferred for this group.¹⁰,⁴⁰ The available data do not support attributing these differences to genetic ancestry or to a specific biological mechanism.</w:t>
+        <w:t xml:space="preserve">Several explanations have been proposed in the included studies, and are best treated as possible contributors rather than established causes. Nativity and generational status are among the most consistently reported: lower incidence in some Asian and Hispanic subgroups has been linked to a larger proportion of foreign-born women and to residence in ethnic enclaves, with rates that tend to rise with longer U.S. residence.⁵,⁹ Differences in the distribution of molecular subtypes and in stage at diagnosis, screening, and access to care have also been described and may contribute to the observed patterns.²,²⁸ For AI/AN populations, part of the apparent difference reflects a data issue rather than a difference in underlying risk: unlinked national registries misclassify race and undercount AI/AN cases, which is why Indian Health Service–linked estimates were preferred for this group.¹⁰,⁴⁰ Genetic or biological mechanisms were not examined in this review, which compares incidence rather than distinguishing its underlying causes.</w:t>
       </w:r>
     </w:p>
     <w:p>

--- a/meta_agents/search_v2/outputs/Manuscript_Full.docx
+++ b/meta_agents/search_v2/outputs/Manuscript_Full.docx
@@ -181,7 +181,84 @@
           <w:sz w:val="24"/>
           <w:szCs w:val="24"/>
         </w:rPr>
-        <w:t xml:space="preserve">Breast cancer is the most commonly diagnosed cancer in U.S. women and a leading cause of cancer death.¹ Its rates are not the same across racial and ethnic groups. In the American Cancer Society's 2024 report, non-Hispanic Black (NHB) women had breast cancer incidence about 5% lower than non-Hispanic White (NHW) women but 38% higher mortality.¹ NHB women also have the highest rate of triple-negative breast cancer (TNBC),² and their tumors, like those in several other minority groups, are diagnosed at younger ages than in NHW women.³ Differences of this kind have been linked to the distribution of molecular subtypes and to stage at diagnosis, screening, and access to care.²,⁴</w:t>
+        <w:t xml:space="preserve">Breast cancer is the most commonly diagnosed cancer in U.S. women and a leading cause of cancer death.</w:t>
+      </w:r>
+      <w:r>
+        <w:rPr>
+          <w:rFonts w:ascii="Times New Roman" w:cs="Times New Roman" w:eastAsia="Times New Roman" w:hAnsi="Times New Roman"/>
+          <w:sz w:val="24"/>
+          <w:szCs w:val="24"/>
+          <w:vertAlign w:val="superscript"/>
+        </w:rPr>
+        <w:t xml:space="preserve">1</w:t>
+      </w:r>
+      <w:r>
+        <w:rPr>
+          <w:rFonts w:ascii="Times New Roman" w:cs="Times New Roman" w:eastAsia="Times New Roman" w:hAnsi="Times New Roman"/>
+          <w:sz w:val="24"/>
+          <w:szCs w:val="24"/>
+        </w:rPr>
+        <w:t xml:space="preserve"> Its rates are not the same across racial and ethnic groups. In the American Cancer Society's 2024 report, non-Hispanic Black (NHB) women had breast cancer incidence about 5% lower than non-Hispanic White (NHW) women but 38% higher mortality.</w:t>
+      </w:r>
+      <w:r>
+        <w:rPr>
+          <w:rFonts w:ascii="Times New Roman" w:cs="Times New Roman" w:eastAsia="Times New Roman" w:hAnsi="Times New Roman"/>
+          <w:sz w:val="24"/>
+          <w:szCs w:val="24"/>
+          <w:vertAlign w:val="superscript"/>
+        </w:rPr>
+        <w:t xml:space="preserve">1</w:t>
+      </w:r>
+      <w:r>
+        <w:rPr>
+          <w:rFonts w:ascii="Times New Roman" w:cs="Times New Roman" w:eastAsia="Times New Roman" w:hAnsi="Times New Roman"/>
+          <w:sz w:val="24"/>
+          <w:szCs w:val="24"/>
+        </w:rPr>
+        <w:t xml:space="preserve"> NHB women also have the highest rate of triple-negative breast cancer (TNBC),</w:t>
+      </w:r>
+      <w:r>
+        <w:rPr>
+          <w:rFonts w:ascii="Times New Roman" w:cs="Times New Roman" w:eastAsia="Times New Roman" w:hAnsi="Times New Roman"/>
+          <w:sz w:val="24"/>
+          <w:szCs w:val="24"/>
+          <w:vertAlign w:val="superscript"/>
+        </w:rPr>
+        <w:t xml:space="preserve">2</w:t>
+      </w:r>
+      <w:r>
+        <w:rPr>
+          <w:rFonts w:ascii="Times New Roman" w:cs="Times New Roman" w:eastAsia="Times New Roman" w:hAnsi="Times New Roman"/>
+          <w:sz w:val="24"/>
+          <w:szCs w:val="24"/>
+        </w:rPr>
+        <w:t xml:space="preserve"> and their tumors, like those in several other minority groups, are diagnosed at younger ages than in NHW women.</w:t>
+      </w:r>
+      <w:r>
+        <w:rPr>
+          <w:rFonts w:ascii="Times New Roman" w:cs="Times New Roman" w:eastAsia="Times New Roman" w:hAnsi="Times New Roman"/>
+          <w:sz w:val="24"/>
+          <w:szCs w:val="24"/>
+          <w:vertAlign w:val="superscript"/>
+        </w:rPr>
+        <w:t xml:space="preserve">3</w:t>
+      </w:r>
+      <w:r>
+        <w:rPr>
+          <w:rFonts w:ascii="Times New Roman" w:cs="Times New Roman" w:eastAsia="Times New Roman" w:hAnsi="Times New Roman"/>
+          <w:sz w:val="24"/>
+          <w:szCs w:val="24"/>
+        </w:rPr>
+        <w:t xml:space="preserve"> Differences of this kind have been linked to the distribution of molecular subtypes and to stage at diagnosis, screening, and access to care.</w:t>
+      </w:r>
+      <w:r>
+        <w:rPr>
+          <w:rFonts w:ascii="Times New Roman" w:cs="Times New Roman" w:eastAsia="Times New Roman" w:hAnsi="Times New Roman"/>
+          <w:sz w:val="24"/>
+          <w:szCs w:val="24"/>
+          <w:vertAlign w:val="superscript"/>
+        </w:rPr>
+        <w:t xml:space="preserve">2,4</w:t>
       </w:r>
     </w:p>
     <w:p>
@@ -194,7 +271,143 @@
           <w:sz w:val="24"/>
           <w:szCs w:val="24"/>
         </w:rPr>
-        <w:t xml:space="preserve">Race and ethnicity are recorded in a few broad categories, and rates differ within each. The AANHPI category—Asian American, Native Hawaiian, and Pacific Islander—is a clear example. Treated as one population its incidence sits well below that of NHW women, but that single number covers a wide spread. Using California data, Gomez and colleagues⁵ reported an incidence of 146 per 100,000 in NHW women against 83 in Asian women overall, and within the Asian category the rate in Japanese women (126) was almost three times that in Laotian women (44); US-born women had far higher rates than the foreign-born. The lowest rates fall among Southeast Asian groups such as the Hmong,⁶ and rates differ again across the individual Asian ethnicities followed over time.⁷ Hispanic/Latina women are not one group either: incidence differs by country of origin,⁸ and origin-specific rates have been reported for Hispanic women in California.⁹ For AI/AN women, the aggregate rate is also shaped by how race is recorded: central registries that assign race by observation misclassify many AI/AN cases as non-Native, which understates their rates. Espey and colleagues¹⁰ corrected this by linking registry records to Indian Health Service (IHS) enrollment, and the corrected rates were highest in the Northern and Southern Plains and in Alaska, where cancer in Alaska Native women has been tracked in dedicated registries.¹¹,¹² Subtype rearranges the order once more: NHW women have the highest rate of HR+/HER2− disease while NHB women have the highest rate of TNBC,² so which group ranks highest depends on the tumor being counted.</w:t>
+        <w:t xml:space="preserve">Race and ethnicity are recorded in a few broad categories, and rates differ within each. The AANHPI category—Asian American, Native Hawaiian, and Pacific Islander—is a clear example. Treated as one population its incidence sits well below that of NHW women, but that single number covers a wide spread. Using California data, Gomez and colleagues</w:t>
+      </w:r>
+      <w:r>
+        <w:rPr>
+          <w:rFonts w:ascii="Times New Roman" w:cs="Times New Roman" w:eastAsia="Times New Roman" w:hAnsi="Times New Roman"/>
+          <w:sz w:val="24"/>
+          <w:szCs w:val="24"/>
+          <w:vertAlign w:val="superscript"/>
+        </w:rPr>
+        <w:t xml:space="preserve">5</w:t>
+      </w:r>
+      <w:r>
+        <w:rPr>
+          <w:rFonts w:ascii="Times New Roman" w:cs="Times New Roman" w:eastAsia="Times New Roman" w:hAnsi="Times New Roman"/>
+          <w:sz w:val="24"/>
+          <w:szCs w:val="24"/>
+        </w:rPr>
+        <w:t xml:space="preserve"> reported an incidence of 146 per 100,000 in NHW women against 83 in Asian women overall, and within the Asian category the rate in Japanese women (126) was almost three times that in Laotian women (44); US-born women had far higher rates than the foreign-born. The lowest rates fall among Southeast Asian groups such as the Hmong,</w:t>
+      </w:r>
+      <w:r>
+        <w:rPr>
+          <w:rFonts w:ascii="Times New Roman" w:cs="Times New Roman" w:eastAsia="Times New Roman" w:hAnsi="Times New Roman"/>
+          <w:sz w:val="24"/>
+          <w:szCs w:val="24"/>
+          <w:vertAlign w:val="superscript"/>
+        </w:rPr>
+        <w:t xml:space="preserve">6</w:t>
+      </w:r>
+      <w:r>
+        <w:rPr>
+          <w:rFonts w:ascii="Times New Roman" w:cs="Times New Roman" w:eastAsia="Times New Roman" w:hAnsi="Times New Roman"/>
+          <w:sz w:val="24"/>
+          <w:szCs w:val="24"/>
+        </w:rPr>
+        <w:t xml:space="preserve"> and rates differ again across the individual Asian ethnicities followed over time.</w:t>
+      </w:r>
+      <w:r>
+        <w:rPr>
+          <w:rFonts w:ascii="Times New Roman" w:cs="Times New Roman" w:eastAsia="Times New Roman" w:hAnsi="Times New Roman"/>
+          <w:sz w:val="24"/>
+          <w:szCs w:val="24"/>
+          <w:vertAlign w:val="superscript"/>
+        </w:rPr>
+        <w:t xml:space="preserve">7</w:t>
+      </w:r>
+      <w:r>
+        <w:rPr>
+          <w:rFonts w:ascii="Times New Roman" w:cs="Times New Roman" w:eastAsia="Times New Roman" w:hAnsi="Times New Roman"/>
+          <w:sz w:val="24"/>
+          <w:szCs w:val="24"/>
+        </w:rPr>
+        <w:t xml:space="preserve"> Hispanic/Latina women are not one group either: incidence differs by country of origin,</w:t>
+      </w:r>
+      <w:r>
+        <w:rPr>
+          <w:rFonts w:ascii="Times New Roman" w:cs="Times New Roman" w:eastAsia="Times New Roman" w:hAnsi="Times New Roman"/>
+          <w:sz w:val="24"/>
+          <w:szCs w:val="24"/>
+          <w:vertAlign w:val="superscript"/>
+        </w:rPr>
+        <w:t xml:space="preserve">8</w:t>
+      </w:r>
+      <w:r>
+        <w:rPr>
+          <w:rFonts w:ascii="Times New Roman" w:cs="Times New Roman" w:eastAsia="Times New Roman" w:hAnsi="Times New Roman"/>
+          <w:sz w:val="24"/>
+          <w:szCs w:val="24"/>
+        </w:rPr>
+        <w:t xml:space="preserve"> and origin-specific rates have been reported for Hispanic women in California.</w:t>
+      </w:r>
+      <w:r>
+        <w:rPr>
+          <w:rFonts w:ascii="Times New Roman" w:cs="Times New Roman" w:eastAsia="Times New Roman" w:hAnsi="Times New Roman"/>
+          <w:sz w:val="24"/>
+          <w:szCs w:val="24"/>
+          <w:vertAlign w:val="superscript"/>
+        </w:rPr>
+        <w:t xml:space="preserve">9</w:t>
+      </w:r>
+      <w:r>
+        <w:rPr>
+          <w:rFonts w:ascii="Times New Roman" w:cs="Times New Roman" w:eastAsia="Times New Roman" w:hAnsi="Times New Roman"/>
+          <w:sz w:val="24"/>
+          <w:szCs w:val="24"/>
+        </w:rPr>
+        <w:t xml:space="preserve"> For AI/AN women, the aggregate rate is also shaped by how race is recorded: central registries that assign race by observation misclassify many AI/AN cases as non-Native, which understates their rates. Espey and colleagues</w:t>
+      </w:r>
+      <w:r>
+        <w:rPr>
+          <w:rFonts w:ascii="Times New Roman" w:cs="Times New Roman" w:eastAsia="Times New Roman" w:hAnsi="Times New Roman"/>
+          <w:sz w:val="24"/>
+          <w:szCs w:val="24"/>
+          <w:vertAlign w:val="superscript"/>
+        </w:rPr>
+        <w:t xml:space="preserve">10</w:t>
+      </w:r>
+      <w:r>
+        <w:rPr>
+          <w:rFonts w:ascii="Times New Roman" w:cs="Times New Roman" w:eastAsia="Times New Roman" w:hAnsi="Times New Roman"/>
+          <w:sz w:val="24"/>
+          <w:szCs w:val="24"/>
+        </w:rPr>
+        <w:t xml:space="preserve"> corrected this by linking registry records to Indian Health Service (IHS) enrollment, and the corrected rates were highest in the Northern and Southern Plains and in Alaska, where cancer in Alaska Native women has been tracked in dedicated registries.</w:t>
+      </w:r>
+      <w:r>
+        <w:rPr>
+          <w:rFonts w:ascii="Times New Roman" w:cs="Times New Roman" w:eastAsia="Times New Roman" w:hAnsi="Times New Roman"/>
+          <w:sz w:val="24"/>
+          <w:szCs w:val="24"/>
+          <w:vertAlign w:val="superscript"/>
+        </w:rPr>
+        <w:t xml:space="preserve">11,12</w:t>
+      </w:r>
+      <w:r>
+        <w:rPr>
+          <w:rFonts w:ascii="Times New Roman" w:cs="Times New Roman" w:eastAsia="Times New Roman" w:hAnsi="Times New Roman"/>
+          <w:sz w:val="24"/>
+          <w:szCs w:val="24"/>
+        </w:rPr>
+        <w:t xml:space="preserve"> Subtype rearranges the order once more: NHW women have the highest rate of HR+/HER2− disease while NHB women have the highest rate of TNBC,</w:t>
+      </w:r>
+      <w:r>
+        <w:rPr>
+          <w:rFonts w:ascii="Times New Roman" w:cs="Times New Roman" w:eastAsia="Times New Roman" w:hAnsi="Times New Roman"/>
+          <w:sz w:val="24"/>
+          <w:szCs w:val="24"/>
+          <w:vertAlign w:val="superscript"/>
+        </w:rPr>
+        <w:t xml:space="preserve">2</w:t>
+      </w:r>
+      <w:r>
+        <w:rPr>
+          <w:rFonts w:ascii="Times New Roman" w:cs="Times New Roman" w:eastAsia="Times New Roman" w:hAnsi="Times New Roman"/>
+          <w:sz w:val="24"/>
+          <w:szCs w:val="24"/>
+        </w:rPr>
+        <w:t xml:space="preserve"> so which group ranks highest depends on the tumor being counted.</w:t>
       </w:r>
     </w:p>
     <w:p>
@@ -267,7 +480,24 @@
           <w:sz w:val="24"/>
           <w:szCs w:val="24"/>
         </w:rPr>
-        <w:t xml:space="preserve">The review followed the Preferred Reporting Items for Systematic Reviews and Meta-Analyses (PRISMA) 2020 statement.¹³ </w:t>
+        <w:t xml:space="preserve">The review followed the Preferred Reporting Items for Systematic Reviews and Meta-Analyses (PRISMA) 2020 statement.</w:t>
+      </w:r>
+      <w:r>
+        <w:rPr>
+          <w:rFonts w:ascii="Times New Roman" w:cs="Times New Roman" w:eastAsia="Times New Roman" w:hAnsi="Times New Roman"/>
+          <w:sz w:val="24"/>
+          <w:szCs w:val="24"/>
+          <w:vertAlign w:val="superscript"/>
+        </w:rPr>
+        <w:t xml:space="preserve">13</w:t>
+      </w:r>
+      <w:r>
+        <w:rPr>
+          <w:rFonts w:ascii="Times New Roman" w:cs="Times New Roman" w:eastAsia="Times New Roman" w:hAnsi="Times New Roman"/>
+          <w:sz w:val="24"/>
+          <w:szCs w:val="24"/>
+        </w:rPr>
+        <w:t xml:space="preserve"> </w:t>
       </w:r>
       <w:r>
         <w:rPr>
@@ -453,7 +683,24 @@
           <w:sz w:val="24"/>
           <w:szCs w:val="24"/>
         </w:rPr>
-        <w:t xml:space="preserve">Risk of bias was assessed with the Joanna Briggs Institute (JBI) critical appraisal checklist for studies reporting prevalence/incidence data,¹⁴ which is designed for population-based descriptive rate studies (appropriate sampling frame and case ascertainment, valid identification of the condition, adequate coverage, and appropriate statistical/standardization methods). Two reviewers applied the checklist independently, and disagreements were resolved by consensus or a third reviewer. Certainty of evidence was not graded, because the review describes and compares population-based incidence rather than estimating a causal effect for which a GRADE-type certainty rating would be appropriate.</w:t>
+        <w:t xml:space="preserve">Risk of bias was assessed with the Joanna Briggs Institute (JBI) critical appraisal checklist for studies reporting prevalence/incidence data,</w:t>
+      </w:r>
+      <w:r>
+        <w:rPr>
+          <w:rFonts w:ascii="Times New Roman" w:cs="Times New Roman" w:eastAsia="Times New Roman" w:hAnsi="Times New Roman"/>
+          <w:sz w:val="24"/>
+          <w:szCs w:val="24"/>
+          <w:vertAlign w:val="superscript"/>
+        </w:rPr>
+        <w:t xml:space="preserve">14</w:t>
+      </w:r>
+      <w:r>
+        <w:rPr>
+          <w:rFonts w:ascii="Times New Roman" w:cs="Times New Roman" w:eastAsia="Times New Roman" w:hAnsi="Times New Roman"/>
+          <w:sz w:val="24"/>
+          <w:szCs w:val="24"/>
+        </w:rPr>
+        <w:t xml:space="preserve"> which is designed for population-based descriptive rate studies (appropriate sampling frame and case ascertainment, valid identification of the condition, adequate coverage, and appropriate statistical/standardization methods). Two reviewers applied the checklist independently, and disagreements were resolved by consensus or a third reviewer. Certainty of evidence was not graded, because the review describes and compares population-based incidence rather than estimating a causal effect for which a GRADE-type certainty rating would be appropriate.</w:t>
       </w:r>
     </w:p>
     <w:p>
@@ -543,7 +790,24 @@
           <w:sz w:val="24"/>
           <w:szCs w:val="24"/>
         </w:rPr>
-        <w:t xml:space="preserve">The four databases returned 9,099 records; 4,306 duplicates were removed, leaving 4,793 unique records for title and abstract screening. Full text was assessed for 242 reports, of which 79 were excluded, giving 163 included studies (Figure 1). Of these, 48 were eligible for quantitative synthesis—43 of which provided extractable estimates (145 individual estimates across racial/ethnic groups and analytic dimensions)²⁻⁹,¹¹⁻¹²,¹⁵⁻⁴⁷—and the remaining 115 were included in the narrative synthesis (163 = 48 + 115). The extracted studies were published between 2002 and 2026 and drew on the Surveillance, Epidemiology, and End Results (SEER) program, the National Program of Cancer Registries and the United States Cancer Statistics file, the North American Association of Central Cancer Registries, Indian Health Service–linked and tribal registries, and individual state or regional registries (Supplementary Table 2). After collapsing overlapping estimates to one representative per registry family, 85 representative estimates (one per racial or ethnic group × analytic dimension) remained; all are listed in Supplementary Table 4, and the principal comparisons—overall incidence, the disaggregated AANHPI and Hispanic-origin subgroups, AI/AN by region, Middle Eastern populations, triple-negative breast cancer, and male breast cancer—are shown in Table 1. The reference group was non-Hispanic White in most studies and an unstratified White group in a minority (marked †; Supplementary Table 4).</w:t>
+        <w:t xml:space="preserve">The four databases returned 9,099 records; 4,306 duplicates were removed, leaving 4,793 unique records for title and abstract screening. Full text was assessed for 242 reports, of which 79 were excluded, giving 163 included studies (Figure 1). Of these, 48 were eligible for quantitative synthesis—43 of which provided extractable estimates (145 individual estimates across racial/ethnic groups and analytic dimensions)</w:t>
+      </w:r>
+      <w:r>
+        <w:rPr>
+          <w:rFonts w:ascii="Times New Roman" w:cs="Times New Roman" w:eastAsia="Times New Roman" w:hAnsi="Times New Roman"/>
+          <w:sz w:val="24"/>
+          <w:szCs w:val="24"/>
+          <w:vertAlign w:val="superscript"/>
+        </w:rPr>
+        <w:t xml:space="preserve">2–9,11–12,15–47</w:t>
+      </w:r>
+      <w:r>
+        <w:rPr>
+          <w:rFonts w:ascii="Times New Roman" w:cs="Times New Roman" w:eastAsia="Times New Roman" w:hAnsi="Times New Roman"/>
+          <w:sz w:val="24"/>
+          <w:szCs w:val="24"/>
+        </w:rPr>
+        <w:t xml:space="preserve">—and the remaining 115 were included in the narrative synthesis (163 = 48 + 115). The extracted studies were published between 2002 and 2026 and drew on the Surveillance, Epidemiology, and End Results (SEER) program, the National Program of Cancer Registries and the United States Cancer Statistics file, the North American Association of Central Cancer Registries, Indian Health Service–linked and tribal registries, and individual state or regional registries (Supplementary Table 2). After collapsing overlapping estimates to one representative per registry family, 85 representative estimates (one per racial or ethnic group × analytic dimension) remained; all are listed in Supplementary Table 4, and the principal comparisons—overall incidence, the disaggregated AANHPI and Hispanic-origin subgroups, AI/AN by region, Middle Eastern populations, triple-negative breast cancer, and male breast cancer—are shown in Table 1. The reference group was non-Hispanic White in most studies and an unstratified White group in a minority (marked †; Supplementary Table 4).</w:t>
       </w:r>
     </w:p>
     <w:p>
@@ -603,7 +867,7 @@
           <w:sz w:val="24"/>
           <w:szCs w:val="24"/>
         </w:rPr>
-        <w:t xml:space="preserve">Within the AANHPI aggregate, incidence varied across Asian American subgroups from 0.16 (0.12–0.22) in Hmong women to 1.05 (1.01–1.08) in Japanese women, spanning Cambodian 0.26, Laotian 0.39, Vietnamese 0.59, Korean 0.68, Chinese 0.76, Filipina 0.86, and Asian Indian/Pakistani 0.96; the Asian American aggregate was 0.79 (0.78–0.80). Among Native Hawaiian and Pacific Islander (NHPI) subgroups, Guamanian/Chamorro/Samoan women had an IRR of 0.72 (0.64–0.82) and Native Hawaiian women 1.21 (1.12–1.31), with an NHPI aggregate of 1.21 (1.17–1.26) (Table 1; Figure 2).</w:t>
+        <w:t xml:space="preserve">Within the AANHPI aggregate, incidence varied across Asian American subgroups from 0.16 (0.12–0.22) in Hmong women to 1.05 (1.01–1.08) in Japanese women, with Cambodian 0.26 (0.20–0.34), Laotian 0.39 (0.35–0.43), Vietnamese 0.59 (0.57–0.61), Korean 0.68 (0.65–0.70), Chinese 0.76 (0.75–0.78), Filipina 0.86 (0.84–0.87), and Asian Indian/Pakistani 0.96 (0.94–0.98) in between; the Asian American aggregate was 0.79 (0.78–0.80). Among Native Hawaiian and Pacific Islander (NHPI) subgroups, Guamanian/Chamorro/Samoan women had an IRR of 0.72 (0.64–0.82) and Native Hawaiian women 1.21 (1.12–1.31), with an NHPI aggregate of 1.21 (1.17–1.26) (Table 1; Figure 2).</w:t>
       </w:r>
     </w:p>
     <w:p>
@@ -856,7 +1120,109 @@
           <w:sz w:val="24"/>
           <w:szCs w:val="24"/>
         </w:rPr>
-        <w:t xml:space="preserve">These findings are consistent with earlier disaggregated analyses and extend them. Gomez and colleagues first documented the wide variation among Asian American subgroups within the aggregate category;⁵ the present estimates span the full set of subgroups over the most recent SEER-21 period.²⁶ The high incidence observed in Native Hawaiian women echoes the heterogeneous burden reported in Hawaii,²¹ and the ordering of Hispanic subgroups—lower in Mexican and higher in Puerto Rican and Cuban women—reproduces the gradient described among first-generation U.S. Hispanics.⁸ The regional range across AI/AN populations, and the low rate in the Navajo area, are in line with prior regional and tribal analyses.¹⁰,³³,³⁷,⁴⁰ The higher TNBC incidence in NHB women is also concordant with prior subtype-specific work.²,²⁰ The contribution here is to bring these estimates together with overlapping registry data reduced to one representative population-based estimate per registry family and a consistent NHW comparator, so that aggregate and subgroup results can be read side by side.</w:t>
+        <w:t xml:space="preserve">These findings are consistent with earlier disaggregated analyses and extend them. Gomez and colleagues first documented the wide variation among Asian American subgroups within the aggregate category;</w:t>
+      </w:r>
+      <w:r>
+        <w:rPr>
+          <w:rFonts w:ascii="Times New Roman" w:cs="Times New Roman" w:eastAsia="Times New Roman" w:hAnsi="Times New Roman"/>
+          <w:sz w:val="24"/>
+          <w:szCs w:val="24"/>
+          <w:vertAlign w:val="superscript"/>
+        </w:rPr>
+        <w:t xml:space="preserve">5</w:t>
+      </w:r>
+      <w:r>
+        <w:rPr>
+          <w:rFonts w:ascii="Times New Roman" w:cs="Times New Roman" w:eastAsia="Times New Roman" w:hAnsi="Times New Roman"/>
+          <w:sz w:val="24"/>
+          <w:szCs w:val="24"/>
+        </w:rPr>
+        <w:t xml:space="preserve"> the present estimates span the full set of subgroups over the most recent SEER-21 period.</w:t>
+      </w:r>
+      <w:r>
+        <w:rPr>
+          <w:rFonts w:ascii="Times New Roman" w:cs="Times New Roman" w:eastAsia="Times New Roman" w:hAnsi="Times New Roman"/>
+          <w:sz w:val="24"/>
+          <w:szCs w:val="24"/>
+          <w:vertAlign w:val="superscript"/>
+        </w:rPr>
+        <w:t xml:space="preserve">26</w:t>
+      </w:r>
+      <w:r>
+        <w:rPr>
+          <w:rFonts w:ascii="Times New Roman" w:cs="Times New Roman" w:eastAsia="Times New Roman" w:hAnsi="Times New Roman"/>
+          <w:sz w:val="24"/>
+          <w:szCs w:val="24"/>
+        </w:rPr>
+        <w:t xml:space="preserve"> The high incidence observed in Native Hawaiian women echoes the heterogeneous burden reported in Hawaii,</w:t>
+      </w:r>
+      <w:r>
+        <w:rPr>
+          <w:rFonts w:ascii="Times New Roman" w:cs="Times New Roman" w:eastAsia="Times New Roman" w:hAnsi="Times New Roman"/>
+          <w:sz w:val="24"/>
+          <w:szCs w:val="24"/>
+          <w:vertAlign w:val="superscript"/>
+        </w:rPr>
+        <w:t xml:space="preserve">21</w:t>
+      </w:r>
+      <w:r>
+        <w:rPr>
+          <w:rFonts w:ascii="Times New Roman" w:cs="Times New Roman" w:eastAsia="Times New Roman" w:hAnsi="Times New Roman"/>
+          <w:sz w:val="24"/>
+          <w:szCs w:val="24"/>
+        </w:rPr>
+        <w:t xml:space="preserve"> and the ordering of Hispanic subgroups—lower in Mexican and higher in Puerto Rican and Cuban women—reproduces the gradient described among first-generation U.S. Hispanics.</w:t>
+      </w:r>
+      <w:r>
+        <w:rPr>
+          <w:rFonts w:ascii="Times New Roman" w:cs="Times New Roman" w:eastAsia="Times New Roman" w:hAnsi="Times New Roman"/>
+          <w:sz w:val="24"/>
+          <w:szCs w:val="24"/>
+          <w:vertAlign w:val="superscript"/>
+        </w:rPr>
+        <w:t xml:space="preserve">8</w:t>
+      </w:r>
+      <w:r>
+        <w:rPr>
+          <w:rFonts w:ascii="Times New Roman" w:cs="Times New Roman" w:eastAsia="Times New Roman" w:hAnsi="Times New Roman"/>
+          <w:sz w:val="24"/>
+          <w:szCs w:val="24"/>
+        </w:rPr>
+        <w:t xml:space="preserve"> The regional range across AI/AN populations, and the low rate in the Navajo area, are in line with prior regional and tribal analyses.</w:t>
+      </w:r>
+      <w:r>
+        <w:rPr>
+          <w:rFonts w:ascii="Times New Roman" w:cs="Times New Roman" w:eastAsia="Times New Roman" w:hAnsi="Times New Roman"/>
+          <w:sz w:val="24"/>
+          <w:szCs w:val="24"/>
+          <w:vertAlign w:val="superscript"/>
+        </w:rPr>
+        <w:t xml:space="preserve">10,33,37,40</w:t>
+      </w:r>
+      <w:r>
+        <w:rPr>
+          <w:rFonts w:ascii="Times New Roman" w:cs="Times New Roman" w:eastAsia="Times New Roman" w:hAnsi="Times New Roman"/>
+          <w:sz w:val="24"/>
+          <w:szCs w:val="24"/>
+        </w:rPr>
+        <w:t xml:space="preserve"> The higher TNBC incidence in NHB women is also concordant with prior subtype-specific work.</w:t>
+      </w:r>
+      <w:r>
+        <w:rPr>
+          <w:rFonts w:ascii="Times New Roman" w:cs="Times New Roman" w:eastAsia="Times New Roman" w:hAnsi="Times New Roman"/>
+          <w:sz w:val="24"/>
+          <w:szCs w:val="24"/>
+          <w:vertAlign w:val="superscript"/>
+        </w:rPr>
+        <w:t xml:space="preserve">2,20</w:t>
+      </w:r>
+      <w:r>
+        <w:rPr>
+          <w:rFonts w:ascii="Times New Roman" w:cs="Times New Roman" w:eastAsia="Times New Roman" w:hAnsi="Times New Roman"/>
+          <w:sz w:val="24"/>
+          <w:szCs w:val="24"/>
+        </w:rPr>
+        <w:t xml:space="preserve"> The contribution here is to bring these estimates together with overlapping registry data reduced to one representative population-based estimate per registry family and a consistent NHW comparator, so that aggregate and subgroup results can be read side by side.</w:t>
       </w:r>
     </w:p>
     <w:p>
@@ -869,7 +1235,58 @@
           <w:sz w:val="24"/>
           <w:szCs w:val="24"/>
         </w:rPr>
-        <w:t xml:space="preserve">Several explanations have been proposed in the included studies, and are best treated as possible contributors rather than established causes. Nativity and generational status are among the most consistently reported: lower incidence in some Asian and Hispanic subgroups has been linked to a larger proportion of foreign-born women and to residence in ethnic enclaves, with rates that tend to rise with longer U.S. residence.⁵,⁹ Differences in the distribution of molecular subtypes and in stage at diagnosis, screening, and access to care have also been described and may contribute to the observed patterns.²,²⁸ For AI/AN populations, part of the apparent difference reflects a data issue rather than a difference in underlying risk: unlinked national registries misclassify race and undercount AI/AN cases, which is why Indian Health Service–linked estimates were preferred for this group.¹⁰,⁴⁰ Genetic or biological mechanisms were not examined in this review, which compares incidence rather than distinguishing its underlying causes.</w:t>
+        <w:t xml:space="preserve">Several explanations have been proposed in the included studies, and are best treated as possible contributors rather than established causes. Nativity and generational status are among the most consistently reported: lower incidence in some Asian and Hispanic subgroups has been linked to a larger proportion of foreign-born women and to residence in ethnic enclaves, with rates that tend to rise with longer U.S. residence.</w:t>
+      </w:r>
+      <w:r>
+        <w:rPr>
+          <w:rFonts w:ascii="Times New Roman" w:cs="Times New Roman" w:eastAsia="Times New Roman" w:hAnsi="Times New Roman"/>
+          <w:sz w:val="24"/>
+          <w:szCs w:val="24"/>
+          <w:vertAlign w:val="superscript"/>
+        </w:rPr>
+        <w:t xml:space="preserve">5,9</w:t>
+      </w:r>
+      <w:r>
+        <w:rPr>
+          <w:rFonts w:ascii="Times New Roman" w:cs="Times New Roman" w:eastAsia="Times New Roman" w:hAnsi="Times New Roman"/>
+          <w:sz w:val="24"/>
+          <w:szCs w:val="24"/>
+        </w:rPr>
+        <w:t xml:space="preserve"> Differences in the distribution of molecular subtypes and in stage at diagnosis, screening, and access to care have also been described and may contribute to the observed patterns.</w:t>
+      </w:r>
+      <w:r>
+        <w:rPr>
+          <w:rFonts w:ascii="Times New Roman" w:cs="Times New Roman" w:eastAsia="Times New Roman" w:hAnsi="Times New Roman"/>
+          <w:sz w:val="24"/>
+          <w:szCs w:val="24"/>
+          <w:vertAlign w:val="superscript"/>
+        </w:rPr>
+        <w:t xml:space="preserve">2,28</w:t>
+      </w:r>
+      <w:r>
+        <w:rPr>
+          <w:rFonts w:ascii="Times New Roman" w:cs="Times New Roman" w:eastAsia="Times New Roman" w:hAnsi="Times New Roman"/>
+          <w:sz w:val="24"/>
+          <w:szCs w:val="24"/>
+        </w:rPr>
+        <w:t xml:space="preserve"> For AI/AN populations, part of the apparent difference reflects a data issue rather than a difference in underlying risk: unlinked national registries misclassify race and undercount AI/AN cases, which is why Indian Health Service–linked estimates were preferred for this group.</w:t>
+      </w:r>
+      <w:r>
+        <w:rPr>
+          <w:rFonts w:ascii="Times New Roman" w:cs="Times New Roman" w:eastAsia="Times New Roman" w:hAnsi="Times New Roman"/>
+          <w:sz w:val="24"/>
+          <w:szCs w:val="24"/>
+          <w:vertAlign w:val="superscript"/>
+        </w:rPr>
+        <w:t xml:space="preserve">10,40</w:t>
+      </w:r>
+      <w:r>
+        <w:rPr>
+          <w:rFonts w:ascii="Times New Roman" w:cs="Times New Roman" w:eastAsia="Times New Roman" w:hAnsi="Times New Roman"/>
+          <w:sz w:val="24"/>
+          <w:szCs w:val="24"/>
+        </w:rPr>
+        <w:t xml:space="preserve"> Genetic or biological mechanisms were not examined in this review, which compares incidence rather than distinguishing its underlying causes.</w:t>
       </w:r>
     </w:p>
     <w:p>
@@ -895,7 +1312,24 @@
           <w:sz w:val="24"/>
           <w:szCs w:val="24"/>
         </w:rPr>
-        <w:t xml:space="preserve">This review has several strengths. The search covered multiple databases; the synthesis included disaggregated ethnic subgroups, receptor-defined subtypes, and male breast cancer; overlapping registry data were handled explicitly by selecting one representative estimate per registry family; the provenance of each estimate was recorded; risk of bias was assessed with a tool designed for prevalence and incidence studies; and all derived rate ratios were recomputed and cross-checked against a single master extraction dataset. The review also has limitations. It is a descriptive comparison of incidence and was not designed to identify causes. Because many estimates come from overlapping or nested registry populations, they are not statistically independent and were not combined into a pooled summary. Some rate ratios were computed from published rates, and a few used a fixed reference rate as the denominator (for example, the Florida Hispanic-origin estimates⁸) or an unstratified White comparator (the receptor-defined subtypes and male breast cancer), which can move a ratio slightly. Included studies also differed in standard population and diagnosis period, which limits direct comparability, and one older study used the 1970 world standard. The review was restricted to U.S.-resident populations, so the estimates are not generalizable to countries that use a different White reference, different racial and ethnic categories, and different standard populations. Finally, studies contributing only to the narrative synthesis were not quantified, and grey literature was not searched.</w:t>
+        <w:t xml:space="preserve">This review has several strengths. The search covered multiple databases; the synthesis included disaggregated ethnic subgroups, receptor-defined subtypes, and male breast cancer; overlapping registry data were handled explicitly by selecting one representative estimate per registry family; the provenance of each estimate was recorded; risk of bias was assessed with a tool designed for prevalence and incidence studies; and all derived rate ratios were recomputed and cross-checked against a single master extraction dataset. The review also has limitations. It is a descriptive comparison of incidence and was not designed to identify causes. Because many estimates come from overlapping or nested registry populations, they are not statistically independent and were not combined into a pooled summary. Some rate ratios were computed from published rates, and a few used a fixed reference rate as the denominator (for example, the Florida Hispanic-origin estimates</w:t>
+      </w:r>
+      <w:r>
+        <w:rPr>
+          <w:rFonts w:ascii="Times New Roman" w:cs="Times New Roman" w:eastAsia="Times New Roman" w:hAnsi="Times New Roman"/>
+          <w:sz w:val="24"/>
+          <w:szCs w:val="24"/>
+          <w:vertAlign w:val="superscript"/>
+        </w:rPr>
+        <w:t xml:space="preserve">8</w:t>
+      </w:r>
+      <w:r>
+        <w:rPr>
+          <w:rFonts w:ascii="Times New Roman" w:cs="Times New Roman" w:eastAsia="Times New Roman" w:hAnsi="Times New Roman"/>
+          <w:sz w:val="24"/>
+          <w:szCs w:val="24"/>
+        </w:rPr>
+        <w:t xml:space="preserve">) or an unstratified White comparator (the receptor-defined subtypes and male breast cancer), which can move a ratio slightly. Included studies also differed in standard population and diagnosis period, which limits direct comparability, and one older study used the 1970 world standard. The review was restricted to U.S.-resident populations, so the estimates are not generalizable to countries that use a different White reference, different racial and ethnic categories, and different standard populations. Finally, studies contributing only to the narrative synthesis were not quantified, and grey literature was not searched.</w:t>
       </w:r>
     </w:p>
     <w:p>

--- a/meta_agents/search_v2/outputs/Manuscript_Full.docx
+++ b/meta_agents/search_v2/outputs/Manuscript_Full.docx
@@ -16,7 +16,7 @@
           <w:sz w:val="32"/>
           <w:szCs w:val="32"/>
         </w:rPr>
-        <w:t xml:space="preserve">Racial and Ethnic Differences in Breast Cancer Incidence in the United States: A Systematic Review and Meta-analysis</w:t>
+        <w:t xml:space="preserve">Racial and Ethnic Differences in Breast Cancer Incidence in the United States: A Systematic Review with Quantitative Synthesis</w:t>
       </w:r>
     </w:p>
     <w:p>
@@ -128,7 +128,7 @@
           <w:sz w:val="24"/>
           <w:szCs w:val="24"/>
         </w:rPr>
-        <w:t xml:space="preserve"> Of 4,793 records screened, 163 studies were included—48 eligible for quantitative synthesis (43 with extractable data) and 115 narrative. Overall incidence was lower than NHW in each aggregate group: American Indian and Alaska Native (AI/AN) 0.56, Hispanic/Latina 0.72, Asian American, Native Hawaiian, and Pacific Islander (AANHPI) 0.77, and non-Hispanic Black (NHB) 0.93. Within-group estimates ranged widely—0.16 (Hmong) to 1.05 (Japanese) across Asian American subgroups, up to 1.21 in Native Hawaiian women, 0.50 (Mexican) to 0.82 (Puerto Rican) by Hispanic origin, and 0.49 (Navajo area) to 1.33 (Northern Plains) across AI/AN regions. For triple-negative breast cancer, incidence was highest in NHB women (1.95).</w:t>
+        <w:t xml:space="preserve"> Of 4,793 records screened, 163 studies were included—48 eligible for quantitative synthesis (43 with extractable data) and 115 narrative. Overall incidence was lower than NHW in each aggregate group: American Indian and Alaska Native (AI/AN) 0.56, Hispanic/Latina 0.72, Asian American, Native Hawaiian, and Pacific Islander (AANHPI) 0.77, and non-Hispanic Black (NHB) 0.93. Within-group estimates ranged widely—0.16 (Hmong) to 1.05 (Japanese) across Asian American subgroups, up to 1.21 in Native Hawaiian women, 0.51 (Mexican) to 0.83 (Puerto Rican) by Hispanic origin, and 0.49 (Navajo area) to 1.33 (Northern Plains) across AI/AN regions. For triple-negative breast cancer, incidence was highest in NHB women (1.95).</w:t>
       </w:r>
     </w:p>
     <w:p>
@@ -807,7 +807,7 @@
           <w:sz w:val="24"/>
           <w:szCs w:val="24"/>
         </w:rPr>
-        <w:t xml:space="preserve">—and the remaining 115 were included in the narrative synthesis (163 = 48 + 115). The extracted studies were published between 2002 and 2026 and drew on the Surveillance, Epidemiology, and End Results (SEER) program, the National Program of Cancer Registries and the United States Cancer Statistics file, the North American Association of Central Cancer Registries, Indian Health Service–linked and tribal registries, and individual state or regional registries (Supplementary Table 2). After collapsing overlapping estimates to one representative per registry family, 85 representative estimates (one per racial or ethnic group × analytic dimension) remained; all are listed in Supplementary Table 4, and the principal comparisons—overall incidence, the disaggregated AANHPI and Hispanic-origin subgroups, AI/AN by region, Middle Eastern populations, triple-negative breast cancer, and male breast cancer—are shown in Table 1. The reference group was non-Hispanic White in most studies and an unstratified White group in a minority (marked †; Supplementary Table 4).</w:t>
+        <w:t xml:space="preserve">—and the remaining 115 were included in the narrative synthesis (163 = 48 + 115). The extracted studies were published between 2002 and 2026 and drew on the Surveillance, Epidemiology, and End Results (SEER) program, the National Program of Cancer Registries and the United States Cancer Statistics file, the North American Association of Central Cancer Registries, Indian Health Service–linked and tribal registries, and individual state or regional registries (Supplementary Table 2). After collapsing overlapping estimates to one representative per registry family, 80 representative estimates (one per racial or ethnic group × analytic dimension) remained; all are listed in Supplementary Table 4, and the principal comparisons—overall incidence, the disaggregated AANHPI and Hispanic-origin subgroups, AI/AN by region, Middle Eastern populations, and triple-negative breast cancer—are shown in Table 1. The reference group was non-Hispanic White in most studies and an unstratified White group in a minority (marked †; Supplementary Table 4).</w:t>
       </w:r>
     </w:p>
     <w:p>
@@ -897,7 +897,7 @@
           <w:sz w:val="24"/>
           <w:szCs w:val="24"/>
         </w:rPr>
-        <w:t xml:space="preserve">Among Hispanic/Latina women, incidence differed by country of origin: Mexican 0.50 (0.38–0.67), New Latino 0.68 (0.62–0.76), Cuban 0.76 (0.68–0.84), and Puerto Rican 0.82 (0.73–0.92); the aggregate Hispanic/Latina estimate was a standardized incidence ratio of 0.64 (Table 1; Figure 3).</w:t>
+        <w:t xml:space="preserve">Among Hispanic/Latina women, incidence differed by country of origin: Mexican 0.51 (0.38–0.69), New Latino 0.70 (0.63–0.77), Cuban 0.77 (0.69–0.86), and Puerto Rican 0.83 (0.74–0.94); the aggregate Hispanic/Latina estimate was a standardized incidence ratio of 0.64 (Table 1; Figure 3).</w:t>
       </w:r>
     </w:p>
     <w:p>
@@ -1004,7 +1004,7 @@
           <w:sz w:val="24"/>
           <w:szCs w:val="24"/>
         </w:rPr>
-        <w:t xml:space="preserve">Male breast cancer</w:t>
+        <w:t xml:space="preserve">Narrative synthesis</w:t>
       </w:r>
     </w:p>
     <w:p>
@@ -1017,7 +1017,7 @@
           <w:sz w:val="24"/>
           <w:szCs w:val="24"/>
         </w:rPr>
-        <w:t xml:space="preserve">Among men, breast cancer incidence in Black men was 1.52 (1.44–1.60)† relative to White men (Table 1).</w:t>
+        <w:t xml:space="preserve">The 115 studies not entered into the quantitative synthesis met the inclusion criteria but did not report an incidence rate ratio, or age-standardized rates, from which a comparison with a non-Hispanic White reference could be recovered; they are listed in Supplementary Table 2. These reports most often described incidence within specific racial or ethnic subgroups, by age group, and over time, with others addressing geographic or socioeconomic variation, molecular subtype, and stage at diagnosis. Where they reported a racial or ethnic comparison, the patterns they described were broadly consistent with the quantitative findings—lower overall incidence in most minority groups than in NHW women, wide variation among Asian American and Hispanic/Latina subgroups, and a higher burden of triple-negative disease in NHB women. Because these studies used varied reference groups, standard populations, and reporting formats, their results were summarized qualitatively rather than placed on the common IRR scale.</w:t>
       </w:r>
     </w:p>
     <w:p>
@@ -1034,7 +1034,7 @@
           <w:sz w:val="24"/>
           <w:szCs w:val="24"/>
         </w:rPr>
-        <w:t xml:space="preserve">Narrative synthesis</w:t>
+        <w:t xml:space="preserve">Risk of bias and sensitivity analyses</w:t>
       </w:r>
     </w:p>
     <w:p>
@@ -1047,37 +1047,7 @@
           <w:sz w:val="24"/>
           <w:szCs w:val="24"/>
         </w:rPr>
-        <w:t xml:space="preserve">The 115 studies not entered into the quantitative synthesis met the inclusion criteria but did not report an incidence rate ratio, or age-standardized rates, from which a comparison with a non-Hispanic White reference could be recovered; they are listed in Supplementary Table 2. These reports most often described incidence within specific racial or ethnic subgroups, by age group, and over time, with others addressing geographic or socioeconomic variation, molecular subtype, and stage at diagnosis. Where they reported a racial or ethnic comparison, the patterns they described were broadly consistent with the quantitative findings—lower overall incidence in most minority groups than in NHW women, wide variation among Asian American and Hispanic/Latina subgroups, and a higher burden of triple-negative disease in NHB women. Because these studies used varied reference groups, standard populations, and reporting formats, their results were summarized qualitatively rather than placed on the common IRR scale.</w:t>
-      </w:r>
-    </w:p>
-    <w:p>
-      <w:pPr>
-        <w:pStyle w:val="Heading2"/>
-        <w:keepNext/>
-        <w:spacing w:after="80" w:line="360"/>
-      </w:pPr>
-      <w:r>
-        <w:rPr>
-          <w:rFonts w:ascii="Times New Roman" w:cs="Times New Roman" w:eastAsia="Times New Roman" w:hAnsi="Times New Roman"/>
-          <w:b/>
-          <w:bCs/>
-          <w:sz w:val="24"/>
-          <w:szCs w:val="24"/>
-        </w:rPr>
-        <w:t xml:space="preserve">Risk of bias and sensitivity analyses</w:t>
-      </w:r>
-    </w:p>
-    <w:p>
-      <w:pPr>
-        <w:spacing w:after="160" w:line="360"/>
-      </w:pPr>
-      <w:r>
-        <w:rPr>
-          <w:rFonts w:ascii="Times New Roman" w:cs="Times New Roman" w:eastAsia="Times New Roman" w:hAnsi="Times New Roman"/>
-          <w:sz w:val="24"/>
-          <w:szCs w:val="24"/>
-        </w:rPr>
-        <w:t xml:space="preserve">On the JBI checklist, 37 of the 43 studies were at low risk of bias and 6 at moderate risk, with none at high risk (Supplementary Table 5); the moderate ratings arose mainly where an estimate was reported without a variance or where race and ethnicity ascertainment was limited. The representative selection was examined in three ways (Supplementary Table 6). Restricting to low-risk-of-bias studies left 67 of 85 cell representatives unchanged, with the 5 changed and 13 dropped cells concentrated in the disaggregated AANHPI subgroups and the AI/AN cells; restricting to directly reported estimates left 46 unchanged (6 changed, 33 dropped); and restricting to NHW-comparator estimates left 57 unchanged (2 changed, 26 dropped), the dropped cells being those whose only representative used an unstratified White comparator — the receptor-defined subtypes, male breast cancer, and two age-specific Black cells.</w:t>
+        <w:t xml:space="preserve">On the JBI checklist, 37 of the 43 studies were at low risk of bias and 6 at moderate risk, with none at high risk (Supplementary Table 5); the moderate ratings arose mainly where an estimate was reported without a variance or where race and ethnicity ascertainment was limited. The representative selection was examined in three ways (Supplementary Table 6). Restricting to low-risk-of-bias studies left 62 of 80 cell representatives unchanged, with the 5 changed and 13 dropped cells concentrated in the disaggregated AANHPI subgroups and the AI/AN cells; restricting to directly reported estimates left 41 unchanged (6 changed, 33 dropped); and restricting to NHW-comparator estimates left 57 unchanged (2 changed, 21 dropped), the dropped cells being those whose only representative used an unstratified White comparator — the receptor-defined subtypes and two age-specific Black cells.</w:t>
       </w:r>
     </w:p>
     <w:p>
@@ -1107,7 +1077,7 @@
           <w:sz w:val="24"/>
           <w:szCs w:val="24"/>
         </w:rPr>
-        <w:t xml:space="preserve">This review assembled disaggregated, population-based estimates of invasive breast cancer incidence for U.S. racial and ethnic groups against a common non-Hispanic White (NHW) comparator. At the aggregate level, each minority group had lower overall incidence than NHW women—American Indian and Alaska Native (AI/AN) women had the lowest incidence rate ratio (IRR 0.56), followed by Hispanic/Latina (0.72) and Asian American, Native Hawaiian, and Pacific Islander (AANHPI, 0.77) women, with non-Hispanic Black (NHB) women closest to NHW (0.93). Disaggregated estimates varied widely within these aggregate categories. Among Asian American subgroups the IRR ranged from 0.16 in Hmong women to 1.05 in Japanese women; Native Hawaiian women (1.21) and the Native Hawaiian and Pacific Islander (NHPI) aggregate (1.21) were higher than NHW women. Hispanic incidence rose from 0.50 in Mexican women to 0.82 in Puerto Rican women, and AI/AN incidence ranged from 0.49 in the Navajo area to 1.33 in the Northern Plains. The pattern for triple-negative breast cancer (TNBC) differed from that for overall incidence: NHB women had the highest TNBC incidence (1.95), whereas most other groups were at or below the NHW rate.</w:t>
+        <w:t xml:space="preserve">This review assembled disaggregated, population-based estimates of invasive breast cancer incidence for U.S. racial and ethnic groups against a common non-Hispanic White (NHW) comparator. At the aggregate level, each minority group had lower overall incidence than NHW women—American Indian and Alaska Native (AI/AN) women had the lowest incidence rate ratio (IRR 0.56), followed by Hispanic/Latina (0.72) and Asian American, Native Hawaiian, and Pacific Islander (AANHPI, 0.77) women, with non-Hispanic Black (NHB) women closest to NHW (0.93). Disaggregated estimates varied widely within these aggregate categories. Among Asian American subgroups the IRR ranged from 0.16 in Hmong women to 1.05 in Japanese women; Native Hawaiian women (1.21) and the Native Hawaiian and Pacific Islander (NHPI) aggregate (1.21) were higher than NHW women. Hispanic incidence rose from 0.51 in Mexican women to 0.83 in Puerto Rican women, and AI/AN incidence ranged from 0.49 in the Navajo area to 1.33 in the Northern Plains. The pattern for triple-negative breast cancer (TNBC) differed from that for overall incidence: NHB women had the highest TNBC incidence (1.95), whereas most other groups were at or below the NHW rate.</w:t>
       </w:r>
     </w:p>
     <w:p>
@@ -1312,24 +1282,7 @@
           <w:sz w:val="24"/>
           <w:szCs w:val="24"/>
         </w:rPr>
-        <w:t xml:space="preserve">This review has several strengths. The search covered multiple databases; the synthesis included disaggregated ethnic subgroups, receptor-defined subtypes, and male breast cancer; overlapping registry data were handled explicitly by selecting one representative estimate per registry family; the provenance of each estimate was recorded; risk of bias was assessed with a tool designed for prevalence and incidence studies; and all derived rate ratios were recomputed and cross-checked against a single master extraction dataset. The review also has limitations. It is a descriptive comparison of incidence and was not designed to identify causes. Because many estimates come from overlapping or nested registry populations, they are not statistically independent and were not combined into a pooled summary. Some rate ratios were computed from published rates, and a few used a fixed reference rate as the denominator (for example, the Florida Hispanic-origin estimates</w:t>
-      </w:r>
-      <w:r>
-        <w:rPr>
-          <w:rFonts w:ascii="Times New Roman" w:cs="Times New Roman" w:eastAsia="Times New Roman" w:hAnsi="Times New Roman"/>
-          <w:sz w:val="24"/>
-          <w:szCs w:val="24"/>
-          <w:vertAlign w:val="superscript"/>
-        </w:rPr>
-        <w:t xml:space="preserve">8</w:t>
-      </w:r>
-      <w:r>
-        <w:rPr>
-          <w:rFonts w:ascii="Times New Roman" w:cs="Times New Roman" w:eastAsia="Times New Roman" w:hAnsi="Times New Roman"/>
-          <w:sz w:val="24"/>
-          <w:szCs w:val="24"/>
-        </w:rPr>
-        <w:t xml:space="preserve">) or an unstratified White comparator (the receptor-defined subtypes and male breast cancer), which can move a ratio slightly. Included studies also differed in standard population and diagnosis period, which limits direct comparability, and one older study used the 1970 world standard. The review was restricted to U.S.-resident populations, so the estimates are not generalizable to countries that use a different White reference, different racial and ethnic categories, and different standard populations. Finally, studies contributing only to the narrative synthesis were not quantified, and grey literature was not searched.</w:t>
+        <w:t xml:space="preserve">This review has several strengths. The search covered multiple databases; the synthesis included disaggregated ethnic subgroups and receptor-defined subtypes; overlapping registry data were handled explicitly by selecting one representative estimate per registry family; the provenance of each estimate was recorded; risk of bias was assessed with a tool designed for prevalence and incidence studies; and all derived rate ratios were recomputed and cross-checked against a single master extraction dataset. The review also has limitations. It is a descriptive comparison of incidence and was not designed to identify causes. Because many estimates come from overlapping or nested registry populations, they are not statistically independent and were not combined into a pooled summary. Some rate ratios were computed from published age-standardized rates rather than reported directly, and a few used an unstratified White comparator (the receptor-defined subtypes), which can move a ratio slightly. Included studies also differed in standard population and diagnosis period, which limits direct comparability, and one older study used the 1970 world standard. The review was restricted to U.S.-resident populations, so the estimates are not generalizable to countries that use a different White reference, different racial and ethnic categories, and different standard populations. Finally, studies contributing only to the narrative synthesis were not quantified, and grey literature was not searched.</w:t>
       </w:r>
     </w:p>
     <w:p>
@@ -4752,7 +4705,7 @@
                 <w:sz w:val="15"/>
                 <w:szCs w:val="15"/>
               </w:rPr>
-              <w:t xml:space="preserve">0.503 [0.376, 0.673]</w:t>
+              <w:t xml:space="preserve">0.512 [0.382, 0.686]</w:t>
             </w:r>
           </w:p>
         </w:tc>
@@ -4892,7 +4845,7 @@
                 <w:sz w:val="15"/>
                 <w:szCs w:val="15"/>
               </w:rPr>
-              <w:t xml:space="preserve">0.684 [0.619, 0.756]</w:t>
+              <w:t xml:space="preserve">0.697 [0.629, 0.771]</w:t>
             </w:r>
           </w:p>
         </w:tc>
@@ -5032,7 +4985,7 @@
                 <w:sz w:val="15"/>
                 <w:szCs w:val="15"/>
               </w:rPr>
-              <w:t xml:space="preserve">0.755 [0.677, 0.842]</w:t>
+              <w:t xml:space="preserve">0.769 [0.688, 0.860]</w:t>
             </w:r>
           </w:p>
         </w:tc>
@@ -5172,7 +5125,7 @@
                 <w:sz w:val="15"/>
                 <w:szCs w:val="15"/>
               </w:rPr>
-              <w:t xml:space="preserve">0.817 [0.726, 0.920]</w:t>
+              <w:t xml:space="preserve">0.833 [0.738, 0.939]</w:t>
             </w:r>
           </w:p>
         </w:tc>
@@ -7097,173 +7050,6 @@
                 <w:szCs w:val="15"/>
               </w:rPr>
               <w:t xml:space="preserve">Sung 2023 (2015-2019)</w:t>
-            </w:r>
-          </w:p>
-        </w:tc>
-        <w:tc>
-          <w:tcPr>
-            <w:tcW w:type="dxa" w:w="2473"/>
-            <w:tcMar>
-              <w:top w:type="dxa" w:w="25"/>
-              <w:left w:type="dxa" w:w="70"/>
-              <w:bottom w:type="dxa" w:w="25"/>
-              <w:right w:type="dxa" w:w="70"/>
-            </w:tcMar>
-          </w:tcPr>
-          <w:p>
-            <w:r>
-              <w:rPr>
-                <w:rFonts w:ascii="Malgun Gothic" w:cs="Malgun Gothic" w:eastAsia="Malgun Gothic" w:hAnsi="Malgun Gothic"/>
-                <w:b w:val="false"/>
-                <w:bCs w:val="false"/>
-                <w:sz w:val="15"/>
-                <w:szCs w:val="15"/>
-              </w:rPr>
-              <w:t xml:space="preserve">USCS(NPCR+SEER ~99%)</w:t>
-            </w:r>
-          </w:p>
-        </w:tc>
-        <w:tc>
-          <w:tcPr>
-            <w:tcW w:type="dxa" w:w="1429"/>
-            <w:tcMar>
-              <w:top w:type="dxa" w:w="25"/>
-              <w:left w:type="dxa" w:w="70"/>
-              <w:bottom w:type="dxa" w:w="25"/>
-              <w:right w:type="dxa" w:w="70"/>
-            </w:tcMar>
-          </w:tcPr>
-          <w:p>
-            <w:r>
-              <w:rPr>
-                <w:rFonts w:ascii="Malgun Gothic" w:cs="Malgun Gothic" w:eastAsia="Malgun Gothic" w:hAnsi="Malgun Gothic"/>
-                <w:b w:val="false"/>
-                <w:bCs w:val="false"/>
-                <w:sz w:val="15"/>
-                <w:szCs w:val="15"/>
-              </w:rPr>
-              <w:t xml:space="preserve">Low</w:t>
-            </w:r>
-          </w:p>
-        </w:tc>
-      </w:tr>
-      <w:tr>
-        <w:tc>
-          <w:tcPr>
-            <w:tcW w:type="dxa" w:w="14400"/>
-            <w:gridSpan w:val="6"/>
-            <w:shd w:fill="D9E2EF" w:color="auto" w:val="clear"/>
-            <w:tcMar>
-              <w:top w:type="dxa" w:w="30"/>
-              <w:left w:type="dxa" w:w="70"/>
-              <w:bottom w:type="dxa" w:w="30"/>
-              <w:right w:type="dxa" w:w="70"/>
-            </w:tcMar>
-          </w:tcPr>
-          <w:p>
-            <w:r>
-              <w:rPr>
-                <w:rFonts w:ascii="Malgun Gothic" w:cs="Malgun Gothic" w:eastAsia="Malgun Gothic" w:hAnsi="Malgun Gothic"/>
-                <w:b/>
-                <w:bCs/>
-                <w:sz w:val="16"/>
-                <w:szCs w:val="16"/>
-              </w:rPr>
-              <w:t xml:space="preserve">Male breast cancer</w:t>
-            </w:r>
-          </w:p>
-        </w:tc>
-      </w:tr>
-      <w:tr>
-        <w:tc>
-          <w:tcPr>
-            <w:tcW w:type="dxa" w:w="3353"/>
-            <w:tcMar>
-              <w:top w:type="dxa" w:w="25"/>
-              <w:left w:type="dxa" w:w="70"/>
-              <w:bottom w:type="dxa" w:w="25"/>
-              <w:right w:type="dxa" w:w="70"/>
-            </w:tcMar>
-          </w:tcPr>
-          <w:p>
-            <w:r>
-              <w:rPr>
-                <w:rFonts w:ascii="Malgun Gothic" w:cs="Malgun Gothic" w:eastAsia="Malgun Gothic" w:hAnsi="Malgun Gothic"/>
-                <w:b w:val="false"/>
-                <w:bCs w:val="false"/>
-                <w:sz w:val="15"/>
-                <w:szCs w:val="15"/>
-              </w:rPr>
-              <w:t xml:space="preserve">Black (men)</w:t>
-            </w:r>
-          </w:p>
-        </w:tc>
-        <w:tc>
-          <w:tcPr>
-            <w:tcW w:type="dxa" w:w="1099"/>
-            <w:tcMar>
-              <w:top w:type="dxa" w:w="25"/>
-              <w:left w:type="dxa" w:w="70"/>
-              <w:bottom w:type="dxa" w:w="25"/>
-              <w:right w:type="dxa" w:w="70"/>
-            </w:tcMar>
-          </w:tcPr>
-          <w:p>
-            <w:r>
-              <w:rPr>
-                <w:rFonts w:ascii="Malgun Gothic" w:cs="Malgun Gothic" w:eastAsia="Malgun Gothic" w:hAnsi="Malgun Gothic"/>
-                <w:b w:val="false"/>
-                <w:bCs w:val="false"/>
-                <w:sz w:val="15"/>
-                <w:szCs w:val="15"/>
-              </w:rPr>
-              <w:t xml:space="preserve">IRR</w:t>
-            </w:r>
-          </w:p>
-        </w:tc>
-        <w:tc>
-          <w:tcPr>
-            <w:tcW w:type="dxa" w:w="3133"/>
-            <w:tcMar>
-              <w:top w:type="dxa" w:w="25"/>
-              <w:left w:type="dxa" w:w="70"/>
-              <w:bottom w:type="dxa" w:w="25"/>
-              <w:right w:type="dxa" w:w="70"/>
-            </w:tcMar>
-          </w:tcPr>
-          <w:p>
-            <w:r>
-              <w:rPr>
-                <w:rFonts w:ascii="Malgun Gothic" w:cs="Malgun Gothic" w:eastAsia="Malgun Gothic" w:hAnsi="Malgun Gothic"/>
-                <w:b w:val="false"/>
-                <w:bCs w:val="false"/>
-                <w:sz w:val="15"/>
-                <w:szCs w:val="15"/>
-              </w:rPr>
-              <w:t xml:space="preserve">1.52 [1.44, 1.6] †</w:t>
-            </w:r>
-          </w:p>
-        </w:tc>
-        <w:tc>
-          <w:tcPr>
-            <w:tcW w:type="dxa" w:w="2913"/>
-            <w:tcMar>
-              <w:top w:type="dxa" w:w="25"/>
-              <w:left w:type="dxa" w:w="70"/>
-              <w:bottom w:type="dxa" w:w="25"/>
-              <w:right w:type="dxa" w:w="70"/>
-            </w:tcMar>
-          </w:tcPr>
-          <w:p>
-            <w:r>
-              <w:rPr>
-                <w:rFonts w:ascii="Malgun Gothic" w:cs="Malgun Gothic" w:eastAsia="Malgun Gothic" w:hAnsi="Malgun Gothic"/>
-                <w:b w:val="false"/>
-                <w:bCs w:val="false"/>
-                <w:sz w:val="15"/>
-                <w:szCs w:val="15"/>
-              </w:rPr>
-              <w:t xml:space="preserve">Sung 2020 (2011-2015)</w:t>
             </w:r>
           </w:p>
         </w:tc>

--- a/meta_agents/search_v2/outputs/Manuscript_Full.docx
+++ b/meta_agents/search_v2/outputs/Manuscript_Full.docx
@@ -1047,7 +1047,7 @@
           <w:sz w:val="24"/>
           <w:szCs w:val="24"/>
         </w:rPr>
-        <w:t xml:space="preserve">On the JBI checklist, 37 of the 43 studies were at low risk of bias and 6 at moderate risk, with none at high risk (Supplementary Table 5); the moderate ratings arose mainly where an estimate was reported without a variance or where race and ethnicity ascertainment was limited. The representative selection was examined in three ways (Supplementary Table 6). Restricting to low-risk-of-bias studies left 62 of 80 cell representatives unchanged, with the 5 changed and 13 dropped cells concentrated in the disaggregated AANHPI subgroups and the AI/AN cells; restricting to directly reported estimates left 41 unchanged (6 changed, 33 dropped); and restricting to NHW-comparator estimates left 57 unchanged (2 changed, 21 dropped), the dropped cells being those whose only representative used an unstratified White comparator — the receptor-defined subtypes and two age-specific Black cells.</w:t>
+        <w:t xml:space="preserve">On the JBI checklist, 37 of the 43 studies were at low risk of bias and 6 at moderate risk, with none at high risk (Supplementary Table 5); the moderate ratings arose mainly where an estimate was reported without a variance or where race and ethnicity ascertainment was limited. The representative selection was examined in three ways (Supplementary Table 6). Restricting to low-risk-of-bias studies left 64 of 80 cell representatives unchanged, with the 3 changed and 13 dropped cells concentrated in the disaggregated AANHPI subgroups; restricting to directly reported estimates left 42 unchanged (5 changed, 33 dropped); and restricting to NHW-comparator estimates left 58 unchanged (1 changed, 21 dropped), the dropped cells being those whose only representative used an unstratified White comparator — the receptor-defined subtypes and two age-specific Black cells.</w:t>
       </w:r>
     </w:p>
     <w:p>

--- a/meta_agents/search_v2/outputs/Manuscript_Full.docx
+++ b/meta_agents/search_v2/outputs/Manuscript_Full.docx
@@ -79,33 +79,7 @@
           <w:sz w:val="24"/>
           <w:szCs w:val="24"/>
         </w:rPr>
-        <w:t xml:space="preserve"> Four databases (MEDLINE via PubMed, Embase, Scopus, and Web of Science Core Collection) were searched for U.S. studies reporting female invasive breast cancer incidence by racial or ethnic group relative to a White or non-Hispanic White (NHW) comparator, following PRISMA</w:t>
-      </w:r>
-    </w:p>
-    <w:p>
-      <w:pPr>
-        <w:spacing w:after="60" w:line="300"/>
-      </w:pPr>
-      <w:r>
-        <w:rPr>
-          <w:rFonts w:ascii="Times New Roman" w:cs="Times New Roman" w:eastAsia="Times New Roman" w:hAnsi="Times New Roman"/>
-          <w:sz w:val="24"/>
-          <w:szCs w:val="24"/>
-        </w:rPr>
-        <w:t xml:space="preserve">2020. Because these registries (SEER, NPCR/USCS, NAACCR, and state) overlap, one representative</w:t>
-      </w:r>
-    </w:p>
-    <w:p>
-      <w:pPr>
-        <w:spacing w:after="160" w:line="360"/>
-      </w:pPr>
-      <w:r>
-        <w:rPr>
-          <w:rFonts w:ascii="Times New Roman" w:cs="Times New Roman" w:eastAsia="Times New Roman" w:hAnsi="Times New Roman"/>
-          <w:sz w:val="24"/>
-          <w:szCs w:val="24"/>
-        </w:rPr>
-        <w:t xml:space="preserve">population-based estimate was selected per registry family rather than pooled. Each estimate was an incidence rate ratio (IRR) versus NHW women; ratios not reported directly were recomputed from a single master dataset, and risk of bias was assessed with the Joanna Briggs Institute checklist for prevalence and incidence data.</w:t>
+        <w:t xml:space="preserve"> Four databases (MEDLINE via PubMed, Embase, Scopus, and Web of Science) were searched for U.S. studies reporting female invasive breast cancer incidence by racial or ethnic group relative to a White or non-Hispanic White (NHW) comparator, following PRISMA 2020. Because these registries (SEER, NPCR/USCS, NAACCR, and state) overlap, one representative estimate per group and dimension was selected, not pooled. Each estimate was an incidence rate ratio (IRR) versus a non-Hispanic White reference (unstratified White for a minority of estimates); ratios not reported directly were recomputed from a single master dataset, and risk of bias was assessed with the Joanna Briggs Institute checklist for incidence data.</w:t>
       </w:r>
     </w:p>
     <w:p>
@@ -151,7 +125,7 @@
           <w:sz w:val="24"/>
           <w:szCs w:val="24"/>
         </w:rPr>
-        <w:t xml:space="preserve"> Reported at the aggregate level, these categories summarize overall differences but not the variation among their subgroups, several of which reach or exceed the NHW rate; for AI/AN populations, the aggregate figure is further affected by registry undercounting. This descriptive review compares incidence and does not assess causes.</w:t>
+        <w:t xml:space="preserve"> Reported at the aggregate level, these categories summarize overall differences but not the variation among their subgroups, several of which reach or exceed the NHW rate. Because unlinked registries undercount AI/AN incidence, Indian Health Service–linked estimates were used for that group. This descriptive review compares incidence, not its causes.</w:t>
       </w:r>
     </w:p>
     <w:p>
@@ -635,7 +609,7 @@
           <w:sz w:val="24"/>
           <w:szCs w:val="24"/>
         </w:rPr>
-        <w:t xml:space="preserve">Because SEER, NAACCR, the United States Cancer Statistics (USCS) file, and individual state registries cover overlapping regions and diagnosis periods, the same women can appear in more than one study; estimates from different publications that draw on the same or nested registry populations are therefore not statistically independent. Rather than pool such non-independent estimates, we selected for each racial or ethnic group and analytic dimension a single </w:t>
+        <w:t xml:space="preserve">Because SEER, NAACCR, the United States Cancer Statistics (USCS) file, and individual state registries cover overlapping regions and diagnosis periods, the same women can appear in more than one study; estimates from different publications that draw on the same or nested registry populations are therefore not statistically independent. Rather than pool such non-independent estimates, the analytic unit was the </w:t>
       </w:r>
       <w:r>
         <w:rPr>
@@ -645,6 +619,24 @@
           <w:sz w:val="24"/>
           <w:szCs w:val="24"/>
         </w:rPr>
+        <w:t xml:space="preserve">cell</w:t>
+      </w:r>
+      <w:r>
+        <w:rPr>
+          <w:rFonts w:ascii="Times New Roman" w:cs="Times New Roman" w:eastAsia="Times New Roman" w:hAnsi="Times New Roman"/>
+          <w:sz w:val="24"/>
+          <w:szCs w:val="24"/>
+        </w:rPr>
+        <w:t xml:space="preserve"> defined by each racial or ethnic group crossed with each analytic dimension (overall incidence, a receptor-defined subtype, an age band, or nativity), and one </w:t>
+      </w:r>
+      <w:r>
+        <w:rPr>
+          <w:rFonts w:ascii="Times New Roman" w:cs="Times New Roman" w:eastAsia="Times New Roman" w:hAnsi="Times New Roman"/>
+          <w:b/>
+          <w:bCs/>
+          <w:sz w:val="24"/>
+          <w:szCs w:val="24"/>
+        </w:rPr>
         <w:t xml:space="preserve">representative population-based estimate</w:t>
       </w:r>
       <w:r>
@@ -653,7 +645,7 @@
           <w:sz w:val="24"/>
           <w:szCs w:val="24"/>
         </w:rPr>
-        <w:t xml:space="preserve"> (a contemporary benchmark). Each estimate was assigned to a registry "family," and the registry, region, diagnosis period, age range, group, and outcome of each study were tabulated so that overlaps could be seen (Supplementary Table 4). The representative estimate was the one with the broadest population coverage (USCS &gt; NAACCR &gt; SEER-national &gt; state or regional), the most recent and longest diagnosis period, a clearly documented age-standardization, and a directly reported confidence interval where available. For American Indian and Alaska Native (AI/AN) populations this order was overridden: an Indian Health Service–linked (IHS-PRCDA) estimate was preferred over an unlinked national-registry estimate for the same dimension, because unlinked registries misclassify race and undercount this population, so the more valid population definition—rather than the broadest coverage— determined the representative. Overall, disaggregated-subgroup, subtype, and age-specific results could draw on different studies, but the same registry data were not entered twice for the same question. The stability of the selection was checked in three ways: restricting to studies at low risk of bias, to directly reported (rather than computed) estimates, and to estimates with an NHW (rather than unstratified White) comparator (Supplementary Table 6).</w:t>
+        <w:t xml:space="preserve"> (a contemporary benchmark) was selected for each cell. Each estimate was assigned to a registry "family," and the registry, region, diagnosis period, age range, group, and outcome of each study were tabulated so that overlaps within a cell could be seen (Supplementary Table 4). Within a cell, the representative was chosen by applying, in order: the broadest population coverage (USCS &gt; NAACCR &gt; SEER-national &gt; state or regional), then the most recent and longest diagnosis period, a clearly documented age-standardization, and a directly reported confidence interval where available. For American Indian and Alaska Native (AI/AN) populations this order was overridden: an Indian Health Service–linked (IHS-PRCDA) estimate was preferred over an unlinked national-registry estimate for the same dimension, because unlinked registries misclassify race and undercount this population, so the more valid population definition—rather than the broadest coverage— determined the representative. Overall, disaggregated-subgroup, subtype, and age-specific results could draw on different studies, but the same registry data were not entered twice for the same question. The stability of the selection was checked in three ways: restricting to studies at low risk of bias, to directly reported (rather than computed) estimates, and to estimates with an NHW (rather than unstratified White) comparator (Supplementary Table 6).</w:t>
       </w:r>
     </w:p>
     <w:p>
@@ -790,7 +782,7 @@
           <w:sz w:val="24"/>
           <w:szCs w:val="24"/>
         </w:rPr>
-        <w:t xml:space="preserve">The four databases returned 9,099 records; 4,306 duplicates were removed, leaving 4,793 unique records for title and abstract screening. Full text was assessed for 242 reports, of which 79 were excluded, giving 163 included studies (Figure 1). Of these, 48 were eligible for quantitative synthesis—43 of which provided extractable estimates (145 individual estimates across racial/ethnic groups and analytic dimensions)</w:t>
+        <w:t xml:space="preserve">The four databases returned 9,099 records; 4,306 duplicates were removed, leaving 4,793 unique records for title and abstract screening. Full text was assessed for 242 reports, of which 79 were excluded, giving 163 included studies (Figure 1). Of these, 48 were eligible for quantitative synthesis: 43 provided extractable estimates (145 individual estimates across racial/ethnic groups and analytic dimensions)</w:t>
       </w:r>
       <w:r>
         <w:rPr>
@@ -807,7 +799,7 @@
           <w:sz w:val="24"/>
           <w:szCs w:val="24"/>
         </w:rPr>
-        <w:t xml:space="preserve">—and the remaining 115 were included in the narrative synthesis (163 = 48 + 115). The extracted studies were published between 2002 and 2026 and drew on the Surveillance, Epidemiology, and End Results (SEER) program, the National Program of Cancer Registries and the United States Cancer Statistics file, the North American Association of Central Cancer Registries, Indian Health Service–linked and tribal registries, and individual state or regional registries (Supplementary Table 2). After collapsing overlapping estimates to one representative per registry family, 80 representative estimates (one per racial or ethnic group × analytic dimension) remained; all are listed in Supplementary Table 4, and the principal comparisons—overall incidence, the disaggregated AANHPI and Hispanic-origin subgroups, AI/AN by region, Middle Eastern populations, and triple-negative breast cancer—are shown in Table 1. The reference group was non-Hispanic White in most studies and an unstratified White group in a minority (marked †; Supplementary Table 4).</w:t>
+        <w:t xml:space="preserve"> and entered the analysis, while 5 were eligible but their rate table could not be obtained and each overlapped a study already represented; the remaining 115 informed the narrative synthesis (163 = 43 + 5 + 115). The extracted studies were published between 2002 and 2026 and drew on the Surveillance, Epidemiology, and End Results (SEER) program, the National Program of Cancer Registries and the United States Cancer Statistics file, the North American Association of Central Cancer Registries, Indian Health Service–linked and tribal registries, and individual state or regional registries (Supplementary Table 2). After collapsing overlapping registry-family estimates within each cell, 80 representative estimates (one per racial or ethnic group × analytic dimension) remained; all are listed in Supplementary Table 4, and the principal comparisons—overall incidence, the disaggregated AANHPI and Hispanic-origin subgroups, AI/AN by region, Middle Eastern populations, and triple-negative breast cancer—are shown in Table 1. The reference group was non-Hispanic White in most studies and an unstratified White group in a minority (marked †; Supplementary Table 4).</w:t>
       </w:r>
     </w:p>
     <w:p>
@@ -1017,7 +1009,7 @@
           <w:sz w:val="24"/>
           <w:szCs w:val="24"/>
         </w:rPr>
-        <w:t xml:space="preserve">The 115 studies not entered into the quantitative synthesis met the inclusion criteria but did not report an incidence rate ratio, or age-standardized rates, from which a comparison with a non-Hispanic White reference could be recovered; they are listed in Supplementary Table 2. These reports most often described incidence within specific racial or ethnic subgroups, by age group, and over time, with others addressing geographic or socioeconomic variation, molecular subtype, and stage at diagnosis. Where they reported a racial or ethnic comparison, the patterns they described were broadly consistent with the quantitative findings—lower overall incidence in most minority groups than in NHW women, wide variation among Asian American and Hispanic/Latina subgroups, and a higher burden of triple-negative disease in NHB women. Because these studies used varied reference groups, standard populations, and reporting formats, their results were summarized qualitatively rather than placed on the common IRR scale.</w:t>
+        <w:t xml:space="preserve">The 115 narrative-synthesis studies met the inclusion criteria but did not report an incidence rate ratio, or age-standardized rates, from which a comparison with a non-Hispanic White reference could be recovered; they, together with the 5 quantitatively eligible but non-extractable studies, are listed by category in Supplementary Table 2. These reports most often described incidence within specific racial or ethnic subgroups, by age group, and over time, with others addressing geographic or socioeconomic variation, molecular subtype, and stage at diagnosis. Where they reported a racial or ethnic comparison, the patterns they described were broadly consistent with the quantitative findings—lower overall incidence in most minority groups than in NHW women, wide variation among Asian American and Hispanic/Latina subgroups, and a higher burden of triple-negative disease in NHB women. Because these studies used varied reference groups, standard populations, and reporting formats, their results were summarized qualitatively rather than placed on the common IRR scale.</w:t>
       </w:r>
     </w:p>
     <w:p>
@@ -1269,7 +1261,7 @@
           <w:sz w:val="24"/>
           <w:szCs w:val="24"/>
         </w:rPr>
-        <w:t xml:space="preserve">At the aggregate level, these categories do not reflect the higher incidence seen in some subgroups—Native Hawaiian women, several AI/AN regional populations, and NHB women for triple-negative disease. For AI/AN populations, part of the aggregate difference reflects registry undercounting rather than lower incidence. Estimates for the smallest subgroups rested on limited numbers and differed in standard population and diagnosis period, which constrains their precision and comparability.</w:t>
+        <w:t xml:space="preserve">At the aggregate level, these categories do not reflect the higher incidence seen in some subgroups—Native Hawaiian women, several AI/AN regional populations, and NHB women for triple-negative disease. For AI/AN populations the aggregate also masks wide regional variation, from the Navajo area to the Northern Plains; because unlinked registries undercount AI/AN incidence, the main analysis used Indian Health Service–linked estimates, so the reported figures are the undercount-adjusted ones rather than the lower unlinked-registry values. Estimates for the smallest subgroups rested on limited numbers and differed in standard population and diagnosis period, which constrains their precision and comparability.</w:t>
       </w:r>
     </w:p>
     <w:p>

--- a/meta_agents/search_v2/outputs/Manuscript_Full.docx
+++ b/meta_agents/search_v2/outputs/Manuscript_Full.docx
@@ -979,7 +979,7 @@
           <w:sz w:val="24"/>
           <w:szCs w:val="24"/>
         </w:rPr>
-        <w:t xml:space="preserve">For triple-negative breast cancer (TNBC), incidence relative to NHW women was highest in NHB women (1.95, 1.93–1.98). The AANHPI aggregate was 0.70 (0.68–0.72), Hispanic 0.86 (0.84–0.88), and AI/AN 0.86 (0.80–0.93); within AANHPI, TNBC IRRs were lower in Chinese (0.53 †), Filipina (0.84 †), and Native Hawaiian (0.86 †) women (Table 1).</w:t>
+        <w:t xml:space="preserve">For triple-negative breast cancer (TNBC), incidence relative to NHW women was highest in NHB women (1.95, 1.93–1.98). The AANHPI aggregate was 0.70 (0.68–0.72), Hispanic 0.86 (0.84–0.88), and AI/AN 0.86 (0.80–0.93); within AANHPI, TNBC IRRs were lower in Chinese (0.53 †), Filipina (0.84 †), and Native Hawaiian (0.86 †) women (Table 1). Across groups and analytic dimensions the relative ordering shifts with the outcome examined (Figure 4): NHB women, close to the NHW rate for overall incidence (0.93), have the highest triple-negative rate (1.95), while several Asian American subgroups that are below the NHW rate overall remain so across subtypes.</w:t>
       </w:r>
     </w:p>
     <w:p>
@@ -1069,7 +1069,7 @@
           <w:sz w:val="24"/>
           <w:szCs w:val="24"/>
         </w:rPr>
-        <w:t xml:space="preserve">This review assembled disaggregated, population-based estimates of invasive breast cancer incidence for U.S. racial and ethnic groups against a common non-Hispanic White (NHW) comparator. At the aggregate level, each minority group had lower overall incidence than NHW women—American Indian and Alaska Native (AI/AN) women had the lowest incidence rate ratio (IRR 0.56), followed by Hispanic/Latina (0.72) and Asian American, Native Hawaiian, and Pacific Islander (AANHPI, 0.77) women, with non-Hispanic Black (NHB) women closest to NHW (0.93). Disaggregated estimates varied widely within these aggregate categories. Among Asian American subgroups the IRR ranged from 0.16 in Hmong women to 1.05 in Japanese women; Native Hawaiian women (1.21) and the Native Hawaiian and Pacific Islander (NHPI) aggregate (1.21) were higher than NHW women. Hispanic incidence rose from 0.51 in Mexican women to 0.83 in Puerto Rican women, and AI/AN incidence ranged from 0.49 in the Navajo area to 1.33 in the Northern Plains. The pattern for triple-negative breast cancer (TNBC) differed from that for overall incidence: NHB women had the highest TNBC incidence (1.95), whereas most other groups were at or below the NHW rate.</w:t>
+        <w:t xml:space="preserve">This review assembled disaggregated, population-based estimates of invasive breast cancer incidence for U.S. racial and ethnic groups against a common non-Hispanic White (NHW) comparator. At the aggregate level, each minority group had lower overall incidence than NHW women—American Indian and Alaska Native (AI/AN) women had the lowest incidence rate ratio (IRR 0.56), followed by Hispanic/Latina (0.72) and Asian American, Native Hawaiian, and Pacific Islander (AANHPI, 0.77) women, with non-Hispanic Black (NHB) women closest to NHW (0.93). For triple-negative breast cancer (TNBC), however, NHB women had the highest incidence (1.95), while most other groups were at or below the NHW rate.</w:t>
       </w:r>
     </w:p>
     <w:p>
@@ -1082,7 +1082,7 @@
           <w:sz w:val="24"/>
           <w:szCs w:val="24"/>
         </w:rPr>
-        <w:t xml:space="preserve">These findings are consistent with earlier disaggregated analyses and extend them. Gomez and colleagues first documented the wide variation among Asian American subgroups within the aggregate category;</w:t>
+        <w:t xml:space="preserve">The central observation is that these aggregate figures conceal wide variation among the subgroups they contain. Among Asian American subgroups the IRR ranged from 0.16 in Hmong women to 1.05 in Japanese women; Native Hawaiian women (1.21) and the Native Hawaiian and Pacific Islander (NHPI) aggregate (1.21) exceeded the NHW rate; Hispanic incidence rose from 0.51 in Mexican women to 0.83 in Puerto Rican women; and AI/AN incidence ranged from 0.49 in the Navajo area to 1.33 in the Northern Plains (Figure 4). This pattern is consistent with earlier disaggregated work and extends it: Gomez and colleagues first documented the variation among Asian American subgroups,</w:t>
       </w:r>
       <w:r>
         <w:rPr>
@@ -1099,7 +1099,7 @@
           <w:sz w:val="24"/>
           <w:szCs w:val="24"/>
         </w:rPr>
-        <w:t xml:space="preserve"> the present estimates span the full set of subgroups over the most recent SEER-21 period.</w:t>
+        <w:t xml:space="preserve"> which the present estimates span over the most recent SEER-21 period;</w:t>
       </w:r>
       <w:r>
         <w:rPr>
@@ -1116,7 +1116,7 @@
           <w:sz w:val="24"/>
           <w:szCs w:val="24"/>
         </w:rPr>
-        <w:t xml:space="preserve"> The high incidence observed in Native Hawaiian women echoes the heterogeneous burden reported in Hawaii,</w:t>
+        <w:t xml:space="preserve"> the high burden in Native Hawaiian women echoes reports from Hawaii;</w:t>
       </w:r>
       <w:r>
         <w:rPr>
@@ -1133,7 +1133,7 @@
           <w:sz w:val="24"/>
           <w:szCs w:val="24"/>
         </w:rPr>
-        <w:t xml:space="preserve"> and the ordering of Hispanic subgroups—lower in Mexican and higher in Puerto Rican and Cuban women—reproduces the gradient described among first-generation U.S. Hispanics.</w:t>
+        <w:t xml:space="preserve"> the Hispanic gradient reproduces that described among first-generation U.S. Hispanics;</w:t>
       </w:r>
       <w:r>
         <w:rPr>
@@ -1150,7 +1150,7 @@
           <w:sz w:val="24"/>
           <w:szCs w:val="24"/>
         </w:rPr>
-        <w:t xml:space="preserve"> The regional range across AI/AN populations, and the low rate in the Navajo area, are in line with prior regional and tribal analyses.</w:t>
+        <w:t xml:space="preserve"> the AI/AN regional range and the low Navajo-area rate align with prior regional and tribal analyses;</w:t>
       </w:r>
       <w:r>
         <w:rPr>
@@ -1167,7 +1167,7 @@
           <w:sz w:val="24"/>
           <w:szCs w:val="24"/>
         </w:rPr>
-        <w:t xml:space="preserve"> The higher TNBC incidence in NHB women is also concordant with prior subtype-specific work.</w:t>
+        <w:t xml:space="preserve"> and the higher TNBC incidence in NHB women is concordant with prior subtype-specific work.</w:t>
       </w:r>
       <w:r>
         <w:rPr>
@@ -1184,7 +1184,7 @@
           <w:sz w:val="24"/>
           <w:szCs w:val="24"/>
         </w:rPr>
-        <w:t xml:space="preserve"> The contribution here is to bring these estimates together with overlapping registry data reduced to one representative population-based estimate per registry family and a consistent NHW comparator, so that aggregate and subgroup results can be read side by side.</w:t>
+        <w:t xml:space="preserve"> The relative ordering of groups also shifts with the outcome examined (Figure 4), so which group ranks highest depends on the tumor being counted.</w:t>
       </w:r>
     </w:p>
     <w:p>
@@ -1197,7 +1197,7 @@
           <w:sz w:val="24"/>
           <w:szCs w:val="24"/>
         </w:rPr>
-        <w:t xml:space="preserve">Several explanations have been proposed in the included studies, and are best treated as possible contributors rather than established causes. Nativity and generational status are among the most consistently reported: lower incidence in some Asian and Hispanic subgroups has been linked to a larger proportion of foreign-born women and to residence in ethnic enclaves, with rates that tend to rise with longer U.S. residence.</w:t>
+        <w:t xml:space="preserve">Two features of the underlying data shaped these estimates and are part of what the synthesis contributes. Because SEER, NPCR/USCS, NAACCR, and state registries cover overlapping populations, estimates from different publications are not independent; the analysis therefore retained one representative population-based estimate per group and analytic dimension rather than pooling them. First, unlinked national registries misclassify race and undercount AI/AN cases, so an Indian Health Service–linked estimate was preferred for that group, and the reported AI/AN figures are the undercount-adjusted ones rather than the lower unlinked-registry values.</w:t>
       </w:r>
       <w:r>
         <w:rPr>
@@ -1206,6 +1206,36 @@
           <w:szCs w:val="24"/>
           <w:vertAlign w:val="superscript"/>
         </w:rPr>
+        <w:t xml:space="preserve">10,40</w:t>
+      </w:r>
+      <w:r>
+        <w:rPr>
+          <w:rFonts w:ascii="Times New Roman" w:cs="Times New Roman" w:eastAsia="Times New Roman" w:hAnsi="Times New Roman"/>
+          <w:sz w:val="24"/>
+          <w:szCs w:val="24"/>
+        </w:rPr>
+        <w:t xml:space="preserve"> Second, reference groups differed across sources—most used a non-Hispanic White comparator and a minority an unstratified White reference—so each comparator was recorded as its source defined it and a sensitivity analysis was restricted to NHW-comparator estimates. The provenance of every estimate was recorded, and each rate ratio not reported directly was recomputed and cross-checked against a single master dataset.</w:t>
+      </w:r>
+    </w:p>
+    <w:p>
+      <w:pPr>
+        <w:spacing w:after="160" w:line="360"/>
+      </w:pPr>
+      <w:r>
+        <w:rPr>
+          <w:rFonts w:ascii="Times New Roman" w:cs="Times New Roman" w:eastAsia="Times New Roman" w:hAnsi="Times New Roman"/>
+          <w:sz w:val="24"/>
+          <w:szCs w:val="24"/>
+        </w:rPr>
+        <w:t xml:space="preserve">Bringing these disaggregated estimates onto a common NHW scale, with overlap removed and each source appraised, lets aggregate and subgroup results be read side by side. The review is descriptive and does not identify causes. Several explanations proposed in the included studies are best treated as possible contributors rather than established causes: nativity and generational status are the most consistently reported, with lower incidence in some Asian and Hispanic subgroups linked to a larger foreign-born proportion and residence in ethnic enclaves and to rates that rise with longer U.S. residence,</w:t>
+      </w:r>
+      <w:r>
+        <w:rPr>
+          <w:rFonts w:ascii="Times New Roman" w:cs="Times New Roman" w:eastAsia="Times New Roman" w:hAnsi="Times New Roman"/>
+          <w:sz w:val="24"/>
+          <w:szCs w:val="24"/>
+          <w:vertAlign w:val="superscript"/>
+        </w:rPr>
         <w:t xml:space="preserve">5,9</w:t>
       </w:r>
       <w:r>
@@ -1214,7 +1244,7 @@
           <w:sz w:val="24"/>
           <w:szCs w:val="24"/>
         </w:rPr>
-        <w:t xml:space="preserve"> Differences in the distribution of molecular subtypes and in stage at diagnosis, screening, and access to care have also been described and may contribute to the observed patterns.</w:t>
+        <w:t xml:space="preserve"> and differences in molecular-subtype distribution and in stage at diagnosis, screening, and access to care have also been described.</w:t>
       </w:r>
       <w:r>
         <w:rPr>
@@ -1231,24 +1261,7 @@
           <w:sz w:val="24"/>
           <w:szCs w:val="24"/>
         </w:rPr>
-        <w:t xml:space="preserve"> For AI/AN populations, part of the apparent difference reflects a data issue rather than a difference in underlying risk: unlinked national registries misclassify race and undercount AI/AN cases, which is why Indian Health Service–linked estimates were preferred for this group.</w:t>
-      </w:r>
-      <w:r>
-        <w:rPr>
-          <w:rFonts w:ascii="Times New Roman" w:cs="Times New Roman" w:eastAsia="Times New Roman" w:hAnsi="Times New Roman"/>
-          <w:sz w:val="24"/>
-          <w:szCs w:val="24"/>
-          <w:vertAlign w:val="superscript"/>
-        </w:rPr>
-        <w:t xml:space="preserve">10,40</w:t>
-      </w:r>
-      <w:r>
-        <w:rPr>
-          <w:rFonts w:ascii="Times New Roman" w:cs="Times New Roman" w:eastAsia="Times New Roman" w:hAnsi="Times New Roman"/>
-          <w:sz w:val="24"/>
-          <w:szCs w:val="24"/>
-        </w:rPr>
-        <w:t xml:space="preserve"> Genetic or biological mechanisms were not examined in this review, which compares incidence rather than distinguishing its underlying causes.</w:t>
+        <w:t xml:space="preserve"> Genetic or biological mechanisms were not examined.</w:t>
       </w:r>
     </w:p>
     <w:p>
@@ -1261,7 +1274,7 @@
           <w:sz w:val="24"/>
           <w:szCs w:val="24"/>
         </w:rPr>
-        <w:t xml:space="preserve">At the aggregate level, these categories do not reflect the higher incidence seen in some subgroups—Native Hawaiian women, several AI/AN regional populations, and NHB women for triple-negative disease. For AI/AN populations the aggregate also masks wide regional variation, from the Navajo area to the Northern Plains; because unlinked registries undercount AI/AN incidence, the main analysis used Indian Health Service–linked estimates, so the reported figures are the undercount-adjusted ones rather than the lower unlinked-registry values. Estimates for the smallest subgroups rested on limited numbers and differed in standard population and diagnosis period, which constrains their precision and comparability.</w:t>
+        <w:t xml:space="preserve">The review has limitations. Because many estimates come from overlapping or nested registry populations, they are not statistically independent and were not combined into a pooled summary. Some rate ratios were computed from published age-standardized rates rather than reported directly, and a few used an unstratified White comparator (the receptor-defined subtypes), which can move a ratio slightly. Included studies differed in standard population and diagnosis period, limiting direct comparability, and one older study used the 1970 world standard. The review was restricted to U.S.-resident populations, so the estimates are not generalizable to countries that use a different White reference, different racial and ethnic categories, and different standard populations. Finally, estimates for the smallest subgroups rested on limited numbers, studies contributing only to the narrative synthesis were not quantified, and grey literature was not searched.</w:t>
       </w:r>
     </w:p>
     <w:p>
@@ -1274,20 +1287,7 @@
           <w:sz w:val="24"/>
           <w:szCs w:val="24"/>
         </w:rPr>
-        <w:t xml:space="preserve">This review has several strengths. The search covered multiple databases; the synthesis included disaggregated ethnic subgroups and receptor-defined subtypes; overlapping registry data were handled explicitly by selecting one representative estimate per registry family; the provenance of each estimate was recorded; risk of bias was assessed with a tool designed for prevalence and incidence studies; and all derived rate ratios were recomputed and cross-checked against a single master extraction dataset. The review also has limitations. It is a descriptive comparison of incidence and was not designed to identify causes. Because many estimates come from overlapping or nested registry populations, they are not statistically independent and were not combined into a pooled summary. Some rate ratios were computed from published age-standardized rates rather than reported directly, and a few used an unstratified White comparator (the receptor-defined subtypes), which can move a ratio slightly. Included studies also differed in standard population and diagnosis period, which limits direct comparability, and one older study used the 1970 world standard. The review was restricted to U.S.-resident populations, so the estimates are not generalizable to countries that use a different White reference, different racial and ethnic categories, and different standard populations. Finally, studies contributing only to the narrative synthesis were not quantified, and grey literature was not searched.</w:t>
-      </w:r>
-    </w:p>
-    <w:p>
-      <w:pPr>
-        <w:spacing w:after="160" w:line="360"/>
-      </w:pPr>
-      <w:r>
-        <w:rPr>
-          <w:rFonts w:ascii="Times New Roman" w:cs="Times New Roman" w:eastAsia="Times New Roman" w:hAnsi="Times New Roman"/>
-          <w:sz w:val="24"/>
-          <w:szCs w:val="24"/>
-        </w:rPr>
-        <w:t xml:space="preserve">In summary, aggregate racial and ethnic categories describe broad differences in U.S. breast cancer incidence but do not capture the range within them: several Asian, Pacific Islander, Hispanic, and AI/AN subgroups differ markedly from their aggregate, and the subtype pattern for NHB women differs from the overall pattern. Registry overlap and the undercounting of AI/AN populations are relevant to how these differences are interpreted.</w:t>
+        <w:t xml:space="preserve">In summary, aggregate racial and ethnic categories describe broad differences in U.S. breast cancer incidence but do not capture the range within them, and the subtype pattern for NHB women departs from the overall pattern. Registry overlap and the undercounting of AI/AN populations in unlinked registries are relevant to how these differences are interpreted.</w:t>
       </w:r>
     </w:p>
     <w:p>
@@ -7252,6 +7252,63 @@
                     <a:xfrm>
                       <a:off x="0" y="0"/>
                       <a:ext cx="6858000" cy="4476750"/>
+                    </a:xfrm>
+                    <a:prstGeom prst="rect">
+                      <a:avLst/>
+                    </a:prstGeom>
+                  </pic:spPr>
+                </pic:pic>
+              </a:graphicData>
+            </a:graphic>
+          </wp:inline>
+        </w:drawing>
+      </w:r>
+    </w:p>
+    <w:p>
+      <w:pPr>
+        <w:spacing w:after="100" w:before="160"/>
+      </w:pPr>
+      <w:r>
+        <w:rPr>
+          <w:rFonts w:ascii="Malgun Gothic" w:cs="Malgun Gothic" w:eastAsia="Malgun Gothic" w:hAnsi="Malgun Gothic"/>
+          <w:b/>
+          <w:bCs/>
+          <w:sz w:val="22"/>
+          <w:szCs w:val="22"/>
+        </w:rPr>
+        <w:t xml:space="preserve">Figure 4. Incidence rate ratio by racial or ethnic group and analytic dimension (representative estimate vs non-Hispanic White; 1.0 = the NHW rate)</w:t>
+      </w:r>
+    </w:p>
+    <w:p>
+      <w:r>
+        <w:drawing>
+          <wp:inline distT="0" distB="0" distL="0" distR="0">
+            <wp:extent cx="7239000" cy="4086225"/>
+            <wp:effectExtent t="0" r="0" b="0" l="0"/>
+            <wp:docPr id="1" name="" descr="" title=""/>
+            <wp:cNvGraphicFramePr>
+              <a:graphicFrameLocks xmlns:a="http://schemas.openxmlformats.org/drawingml/2006/main" noChangeAspect="1"/>
+            </wp:cNvGraphicFramePr>
+            <a:graphic xmlns:a="http://schemas.openxmlformats.org/drawingml/2006/main">
+              <a:graphicData uri="http://schemas.openxmlformats.org/drawingml/2006/picture">
+                <pic:pic xmlns:pic="http://schemas.openxmlformats.org/drawingml/2006/picture">
+                  <pic:nvPicPr>
+                    <pic:cNvPr id="0" name="" descr=""/>
+                    <pic:cNvPicPr>
+                      <a:picLocks noChangeAspect="1" noChangeArrowheads="1"/>
+                    </pic:cNvPicPr>
+                  </pic:nvPicPr>
+                  <pic:blipFill>
+                    <a:blip r:embed="rId10" cstate="none"/>
+                    <a:srcRect/>
+                    <a:stretch>
+                      <a:fillRect/>
+                    </a:stretch>
+                  </pic:blipFill>
+                  <pic:spPr bwMode="auto">
+                    <a:xfrm>
+                      <a:off x="0" y="0"/>
+                      <a:ext cx="7239000" cy="4086225"/>
                     </a:xfrm>
                     <a:prstGeom prst="rect">
                       <a:avLst/>

--- a/meta_agents/search_v2/outputs/Manuscript_Full.docx
+++ b/meta_agents/search_v2/outputs/Manuscript_Full.docx
@@ -619,15 +619,15 @@
           <w:sz w:val="24"/>
           <w:szCs w:val="24"/>
         </w:rPr>
-        <w:t xml:space="preserve">cell</w:t>
-      </w:r>
-      <w:r>
-        <w:rPr>
-          <w:rFonts w:ascii="Times New Roman" w:cs="Times New Roman" w:eastAsia="Times New Roman" w:hAnsi="Times New Roman"/>
-          <w:sz w:val="24"/>
-          <w:szCs w:val="24"/>
-        </w:rPr>
-        <w:t xml:space="preserve"> defined by each racial or ethnic group crossed with each analytic dimension (overall incidence, a receptor-defined subtype, an age band, or nativity), and one </w:t>
+        <w:t xml:space="preserve">analytic cell</w:t>
+      </w:r>
+      <w:r>
+        <w:rPr>
+          <w:rFonts w:ascii="Times New Roman" w:cs="Times New Roman" w:eastAsia="Times New Roman" w:hAnsi="Times New Roman"/>
+          <w:sz w:val="24"/>
+          <w:szCs w:val="24"/>
+        </w:rPr>
+        <w:t xml:space="preserve">—each racial or ethnic group crossed with one analytic dimension (overall incidence, a receptor-defined subtype, an age band, or nativity)—and one </w:t>
       </w:r>
       <w:r>
         <w:rPr>
@@ -799,7 +799,7 @@
           <w:sz w:val="24"/>
           <w:szCs w:val="24"/>
         </w:rPr>
-        <w:t xml:space="preserve"> and entered the analysis, while 5 were eligible but their rate table could not be obtained and each overlapped a study already represented; the remaining 115 informed the narrative synthesis (163 = 43 + 5 + 115). The extracted studies were published between 2002 and 2026 and drew on the Surveillance, Epidemiology, and End Results (SEER) program, the National Program of Cancer Registries and the United States Cancer Statistics file, the North American Association of Central Cancer Registries, Indian Health Service–linked and tribal registries, and individual state or regional registries (Supplementary Table 2). After collapsing overlapping registry-family estimates within each cell, 80 representative estimates (one per racial or ethnic group × analytic dimension) remained; all are listed in Supplementary Table 4, and the principal comparisons—overall incidence, the disaggregated AANHPI and Hispanic-origin subgroups, AI/AN by region, Middle Eastern populations, and triple-negative breast cancer—are shown in Table 1. The reference group was non-Hispanic White in most studies and an unstratified White group in a minority (marked †; Supplementary Table 4).</w:t>
+        <w:t xml:space="preserve"> and entered the analysis, while 5 were eligible but their rate table could not be obtained and each overlapped a study already represented; the remaining 115 informed the narrative synthesis (163 = 43 + 5 + 115). The extracted studies were published between 2002 and 2026 and drew on the Surveillance, Epidemiology, and End Results (SEER) program, the National Program of Cancer Registries and the United States Cancer Statistics file, the North American Association of Central Cancer Registries, Indian Health Service–linked and tribal registries, and individual state or regional registries (Supplementary Table 2). After collapsing overlapping registry-family estimates, 80 representative estimates remained, one per analytic cell; all are listed in Supplementary Table 4, and the principal comparisons—overall incidence, the disaggregated AANHPI and Hispanic-origin subgroups, AI/AN by region, Middle Eastern populations, and triple-negative breast cancer—are shown in Table 1. The reference group was non-Hispanic White in most studies and an unstratified White group in a minority (marked †; Supplementary Table 4).</w:t>
       </w:r>
     </w:p>
     <w:p>

--- a/meta_agents/search_v2/outputs/Manuscript_Full.docx
+++ b/meta_agents/search_v2/outputs/Manuscript_Full.docx
@@ -782,7 +782,7 @@
           <w:sz w:val="24"/>
           <w:szCs w:val="24"/>
         </w:rPr>
-        <w:t xml:space="preserve">The four databases returned 9,099 records; 4,306 duplicates were removed, leaving 4,793 unique records for title and abstract screening. Full text was assessed for 242 reports, of which 79 were excluded, giving 163 included studies (Figure 1). Of these, 48 were eligible for quantitative synthesis: 43 provided extractable estimates (145 individual estimates across racial/ethnic groups and analytic dimensions)</w:t>
+        <w:t xml:space="preserve">The four databases returned 9,099 records; 4,306 duplicates were removed, leaving 4,793 unique records for title and abstract screening. Full text was assessed for 242 reports, of which 79 were excluded, giving 163 included studies (Figure 1). Of these, 48 were eligible for quantitative synthesis: 43 provided extractable estimates (143 individual estimates across racial/ethnic groups and analytic dimensions)</w:t>
       </w:r>
       <w:r>
         <w:rPr>
@@ -799,7 +799,7 @@
           <w:sz w:val="24"/>
           <w:szCs w:val="24"/>
         </w:rPr>
-        <w:t xml:space="preserve"> and entered the analysis, while 5 were eligible but their rate table could not be obtained and each overlapped a study already represented; the remaining 115 informed the narrative synthesis (163 = 43 + 5 + 115). The extracted studies were published between 2002 and 2026 and drew on the Surveillance, Epidemiology, and End Results (SEER) program, the National Program of Cancer Registries and the United States Cancer Statistics file, the North American Association of Central Cancer Registries, Indian Health Service–linked and tribal registries, and individual state or regional registries (Supplementary Table 2). After collapsing overlapping registry-family estimates, 80 representative estimates remained, one per analytic cell; all are listed in Supplementary Table 4, and the principal comparisons—overall incidence, the disaggregated AANHPI and Hispanic-origin subgroups, AI/AN by region, Middle Eastern populations, and triple-negative breast cancer—are shown in Table 1. The reference group was non-Hispanic White in most studies and an unstratified White group in a minority (marked †; Supplementary Table 4).</w:t>
+        <w:t xml:space="preserve"> and entered the analysis, while 5 were eligible but their rate table could not be obtained and each overlapped a study already represented; the remaining 115 informed the narrative synthesis (163 = 43 + 5 + 115). The extracted studies were published between 2002 and 2026 and drew on the Surveillance, Epidemiology, and End Results (SEER) program, the National Program of Cancer Registries and the United States Cancer Statistics file, the North American Association of Central Cancer Registries, Indian Health Service–linked and tribal registries, and individual state or regional registries (Supplementary Table 2). After collapsing overlapping registry-family estimates, 78 representative estimates remained, one per analytic cell; all are listed in Supplementary Table 4, and the principal comparisons—overall incidence, the disaggregated AANHPI and Hispanic-origin subgroups, AI/AN by region, Middle Eastern populations, and triple-negative breast cancer—are shown in Table 1. The reference group was non-Hispanic White in most studies and an unstratified White group in a minority (marked †; Supplementary Table 4).</w:t>
       </w:r>
     </w:p>
     <w:p>
@@ -1039,7 +1039,7 @@
           <w:sz w:val="24"/>
           <w:szCs w:val="24"/>
         </w:rPr>
-        <w:t xml:space="preserve">On the JBI checklist, 37 of the 43 studies were at low risk of bias and 6 at moderate risk, with none at high risk (Supplementary Table 5); the moderate ratings arose mainly where an estimate was reported without a variance or where race and ethnicity ascertainment was limited. The representative selection was examined in three ways (Supplementary Table 6). Restricting to low-risk-of-bias studies left 64 of 80 cell representatives unchanged, with the 3 changed and 13 dropped cells concentrated in the disaggregated AANHPI subgroups; restricting to directly reported estimates left 42 unchanged (5 changed, 33 dropped); and restricting to NHW-comparator estimates left 58 unchanged (1 changed, 21 dropped), the dropped cells being those whose only representative used an unstratified White comparator — the receptor-defined subtypes and two age-specific Black cells.</w:t>
+        <w:t xml:space="preserve">On the JBI checklist, 37 of the 43 studies were at low risk of bias and 6 at moderate risk, with none at high risk (Supplementary Table 5); the moderate ratings arose mainly where an estimate was reported without a variance or where race and ethnicity ascertainment was limited. The representative selection was examined in three ways (Supplementary Table 6). Restricting to low-risk-of-bias studies left 62 of 78 cell representatives unchanged, with the 3 changed and 13 dropped cells concentrated in the disaggregated AANHPI subgroups; restricting to directly reported estimates left 40 unchanged (5 changed, 33 dropped); and restricting to NHW-comparator estimates left 56 unchanged (1 changed, 21 dropped), the dropped cells being those whose only representative used an unstratified White comparator — the receptor-defined subtypes and two age-specific Black cells.</w:t>
       </w:r>
     </w:p>
     <w:p>

--- a/meta_agents/search_v2/outputs/Manuscript_Full.docx
+++ b/meta_agents/search_v2/outputs/Manuscript_Full.docx
@@ -102,7 +102,7 @@
           <w:sz w:val="24"/>
           <w:szCs w:val="24"/>
         </w:rPr>
-        <w:t xml:space="preserve"> Of 4,793 records screened, 163 studies were included—48 eligible for quantitative synthesis (43 with extractable data) and 115 narrative. Overall incidence was lower than NHW in each aggregate group: American Indian and Alaska Native (AI/AN) 0.56, Hispanic/Latina 0.72, Asian American, Native Hawaiian, and Pacific Islander (AANHPI) 0.77, and non-Hispanic Black (NHB) 0.93. Within-group estimates ranged widely—0.16 (Hmong) to 1.05 (Japanese) across Asian American subgroups, up to 1.21 in Native Hawaiian women, 0.51 (Mexican) to 0.83 (Puerto Rican) by Hispanic origin, and 0.49 (Navajo area) to 1.33 (Northern Plains) across AI/AN regions. For triple-negative breast cancer, incidence was highest in NHB women (1.95).</w:t>
+        <w:t xml:space="preserve"> Of 4,793 records screened, 162 studies were included—48 eligible for quantitative synthesis (43 with extractable data) and 114 narrative. Overall incidence was lower than NHW in each aggregate group: American Indian and Alaska Native (AI/AN) 0.56, Hispanic/Latina 0.72, Asian American, Native Hawaiian, and Pacific Islander (AANHPI) 0.77, and non-Hispanic Black (NHB) 0.93. Within-group estimates ranged widely—0.16 (Hmong) to 1.05 (Japanese) across Asian American subgroups, up to 1.21 in Native Hawaiian women, 0.51 (Mexican) to 0.83 (Puerto Rican) by Hispanic origin, and 0.49 (Navajo area) to 1.33 (Northern Plains) across AI/AN regions. For triple-negative breast cancer, incidence was highest in NHB women (1.95).</w:t>
       </w:r>
     </w:p>
     <w:p>
@@ -549,7 +549,7 @@
           <w:sz w:val="24"/>
           <w:szCs w:val="24"/>
         </w:rPr>
-        <w:t xml:space="preserve">Studies were eligible if they reported invasive breast cancer incidence among women in the United States for at least one racial or ethnic group relative to a White or non-Hispanic White (NHW) comparator, either as an incidence rate ratio (IRR) or standardized incidence ratio (SIR) or as age-standardized rates from which a ratio could be computed. Both aggregate groups and disaggregated subgroups (Asian American, Native Hawaiian and Pacific Islander, Hispanic/Latina by origin, and American Indian and Alaska Native [AI/AN] by region) and receptor-defined molecular subtypes were included. The reference group was recorded as each study defined it; studies that stratified the reference by Hispanic origin were treated as NHW and those using an unstratified White reference were labelled accordingly, and both were retained because the reference and minority rates came from the same source. The review was limited to U.S.-resident populations: comparable studies from other countries exist but use a different White reference (e.g., White British), different racial and ethnic categories, and different standard populations, so their rate ratios are not commensurable with U.S. estimates. Reviews, editorials, letters, conference abstracts, non-U.S. studies, studies without a usable incidence comparison, and mortality- or survival-only reports were excluded.</w:t>
+        <w:t xml:space="preserve">Studies were eligible if they reported invasive breast cancer incidence among women in the United States for at least one racial or ethnic group relative to a White or non-Hispanic White (NHW) comparator, either as an incidence rate ratio (IRR) or standardized incidence ratio (SIR) or as age-standardized rates from which a ratio could be computed. Both aggregate groups and disaggregated subgroups (Asian American, Native Hawaiian and Pacific Islander, Hispanic/Latina by origin, and American Indian and Alaska Native [AI/AN] by region) and receptor-defined molecular subtypes were included. The reference group was recorded as each study defined it; studies that stratified the reference by Hispanic origin were treated as NHW and those using an unstratified White reference were labelled accordingly, and both were retained because the reference and minority rates came from the same source. The review was limited to U.S.-resident populations: comparable studies from other countries exist but use a different White reference (e.g., White British), different racial and ethnic categories, and different standard populations, so their rate ratios are not commensurable with U.S. estimates. Reviews, editorials, letters, conference abstracts, preprints (not peer-reviewed), non-U.S. studies, studies without a usable incidence comparison, and mortality- or survival-only reports were excluded.</w:t>
       </w:r>
     </w:p>
     <w:p>
@@ -579,7 +579,7 @@
           <w:sz w:val="24"/>
           <w:szCs w:val="24"/>
         </w:rPr>
-        <w:t xml:space="preserve">Records were de-duplicated across databases (4,306 duplicates removed, leaving 4,793 unique records). Titles and abstracts, and then full texts, were screened independently by two reviewers, and disagreements were resolved by consensus or a third reviewer. In all, 163 publications were included in the systematic review; of these, 48 were eligible for quantitative synthesis (43 provided extractable quantitative data) and the remaining 115 informed the narrative synthesis. Most included studies were population-based registry or incidence studies (drawing on SEER, NPCR/USCS, NAACCR, state, or IHS-linked registries) rather than cohort studies (Supplementary Table 2). From each study contributing quantitative data we extracted the cancer registry, geographic coverage, diagnosis period, age range, standard population, racial or ethnic group and comparator, outcome (overall or subtype), the reported estimate, and its confidence interval. Each estimate was labelled by provenance—directly reported IRR or SIR, computed from reported rates (with a reported or Poisson-derived variance), or read from a figure—and the label was retained for risk-of-bias scoring and for a provenance-restricted sensitivity analysis.</w:t>
+        <w:t xml:space="preserve">Records were de-duplicated across databases (4,306 duplicates removed, leaving 4,793 unique records). Titles and abstracts, and then full texts, were screened independently by two reviewers, and disagreements were resolved by consensus or a third reviewer. In all, 162 publications were included in the systematic review; of these, 48 were eligible for quantitative synthesis (43 provided extractable quantitative data) and the remaining 114 informed the narrative synthesis. Most included studies were population-based registry or incidence studies (drawing on SEER, NPCR/USCS, NAACCR, state, or IHS-linked registries) rather than cohort studies (Supplementary Table 2). From each study contributing quantitative data we extracted the cancer registry, geographic coverage, diagnosis period, age range, standard population, racial or ethnic group and comparator, outcome (overall or subtype), the reported estimate, and its confidence interval. Each estimate was labelled by provenance—directly reported IRR or SIR, computed from reported rates (with a reported or Poisson-derived variance), or read from a figure—and the label was retained for risk-of-bias scoring and for a provenance-restricted sensitivity analysis.</w:t>
       </w:r>
     </w:p>
     <w:p>
@@ -782,7 +782,7 @@
           <w:sz w:val="24"/>
           <w:szCs w:val="24"/>
         </w:rPr>
-        <w:t xml:space="preserve">The four databases returned 9,099 records; 4,306 duplicates were removed, leaving 4,793 unique records for title and abstract screening. Full text was assessed for 242 reports, of which 79 were excluded, giving 163 included studies (Figure 1). Of these, 48 were eligible for quantitative synthesis: 43 provided extractable estimates (143 individual estimates across racial/ethnic groups and analytic dimensions)</w:t>
+        <w:t xml:space="preserve">The four databases returned 9,099 records; 4,306 duplicates were removed, leaving 4,793 unique records for title and abstract screening. Full text was assessed for 242 reports, of which 80 were excluded, giving 162 included studies (Figure 1). Of these, 48 were eligible for quantitative synthesis: 43 provided extractable estimates (143 individual estimates across racial/ethnic groups and analytic dimensions)</w:t>
       </w:r>
       <w:r>
         <w:rPr>
@@ -799,7 +799,7 @@
           <w:sz w:val="24"/>
           <w:szCs w:val="24"/>
         </w:rPr>
-        <w:t xml:space="preserve"> and entered the analysis, while 5 were eligible but their rate table could not be obtained and each overlapped a study already represented; the remaining 115 informed the narrative synthesis (163 = 43 + 5 + 115). The extracted studies were published between 2002 and 2026 and drew on the Surveillance, Epidemiology, and End Results (SEER) program, the National Program of Cancer Registries and the United States Cancer Statistics file, the North American Association of Central Cancer Registries, Indian Health Service–linked and tribal registries, and individual state or regional registries (Supplementary Table 2). After collapsing overlapping registry-family estimates, 78 representative estimates remained, one per analytic cell; all are listed in Supplementary Table 4, and the principal comparisons—overall incidence, the disaggregated AANHPI and Hispanic-origin subgroups, AI/AN by region, Middle Eastern populations, and triple-negative breast cancer—are shown in Table 1. The reference group was non-Hispanic White in most studies and an unstratified White group in a minority (marked †; Supplementary Table 4).</w:t>
+        <w:t xml:space="preserve"> and entered the analysis, while 5 were eligible but their rate table could not be obtained and each overlapped a study already represented; the remaining 114 informed the narrative synthesis (162 = 43 + 5 + 114). The extracted studies were published between 2002 and 2026 and drew on the Surveillance, Epidemiology, and End Results (SEER) program, the National Program of Cancer Registries and the United States Cancer Statistics file, the North American Association of Central Cancer Registries, Indian Health Service–linked and tribal registries, and individual state or regional registries (Supplementary Table 2). After collapsing overlapping registry-family estimates, 78 representative estimates remained, one per analytic cell; all are listed in Supplementary Table 4, and the principal comparisons—overall incidence, the disaggregated AANHPI and Hispanic-origin subgroups, AI/AN by region, Middle Eastern populations, and triple-negative breast cancer—are shown in Table 1. The reference group was non-Hispanic White in most studies and an unstratified White group in a minority (marked †; Supplementary Table 4).</w:t>
       </w:r>
     </w:p>
     <w:p>
@@ -1009,7 +1009,7 @@
           <w:sz w:val="24"/>
           <w:szCs w:val="24"/>
         </w:rPr>
-        <w:t xml:space="preserve">The 115 narrative-synthesis studies met the inclusion criteria but did not report an incidence rate ratio, or age-standardized rates, from which a comparison with a non-Hispanic White reference could be recovered; they, together with the 5 quantitatively eligible but non-extractable studies, are listed by category in Supplementary Table 2. These reports most often described incidence within specific racial or ethnic subgroups, by age group, and over time, with others addressing geographic or socioeconomic variation, molecular subtype, and stage at diagnosis. Where they reported a racial or ethnic comparison, the patterns they described were broadly consistent with the quantitative findings—lower overall incidence in most minority groups than in NHW women, wide variation among Asian American and Hispanic/Latina subgroups, and a higher burden of triple-negative disease in NHB women. Because these studies used varied reference groups, standard populations, and reporting formats, their results were summarized qualitatively rather than placed on the common IRR scale.</w:t>
+        <w:t xml:space="preserve">The 114 narrative-synthesis studies met the inclusion criteria but did not report an incidence rate ratio, or age-standardized rates, from which a comparison with a non-Hispanic White reference could be recovered; they, together with the 5 quantitatively eligible but non-extractable studies, are listed by category in Supplementary Table 2. These reports most often described incidence within specific racial or ethnic subgroups, by age group, and over time, with others addressing geographic or socioeconomic variation, molecular subtype, and stage at diagnosis. Where they reported a racial or ethnic comparison, the patterns they described were broadly consistent with the quantitative findings—lower overall incidence in most minority groups than in NHW women, wide variation among Asian American and Hispanic/Latina subgroups, and a higher burden of triple-negative disease in NHB women. Because these studies used varied reference groups, standard populations, and reporting formats, their results were summarized qualitatively rather than placed on the common IRR scale.</w:t>
       </w:r>
     </w:p>
     <w:p>

--- a/meta_agents/search_v2/outputs/Manuscript_Full.docx
+++ b/meta_agents/search_v2/outputs/Manuscript_Full.docx
@@ -7162,14 +7162,14 @@
           <w:sz w:val="22"/>
           <w:szCs w:val="22"/>
         </w:rPr>
-        <w:t xml:space="preserve">Figure 2. Disaggregated Asian American / Native Hawaiian and Pacific Islander subgroups versus the aggregate (IRR vs non-Hispanic White)</w:t>
+        <w:t xml:space="preserve">Figure 2. Aggregate-to-disaggregated heterogeneity in breast cancer incidence (representative IRR vs non-Hispanic White, 95% CI): the Asian American, Native Hawaiian and Pacific Islander (AANHPI), Hispanic/Latina, and American Indian and Alaska Native (AI/AN) aggregates, each shown with its subgroups</w:t>
       </w:r>
     </w:p>
     <w:p>
       <w:r>
         <w:drawing>
           <wp:inline distT="0" distB="0" distL="0" distR="0">
-            <wp:extent cx="6858000" cy="4667250"/>
+            <wp:extent cx="6286500" cy="7543800"/>
             <wp:effectExtent t="0" r="0" b="0" l="0"/>
             <wp:docPr id="1" name="" descr="" title=""/>
             <wp:cNvGraphicFramePr>
@@ -7194,7 +7194,7 @@
                   <pic:spPr bwMode="auto">
                     <a:xfrm>
                       <a:off x="0" y="0"/>
-                      <a:ext cx="6858000" cy="4667250"/>
+                      <a:ext cx="6286500" cy="7543800"/>
                     </a:xfrm>
                     <a:prstGeom prst="rect">
                       <a:avLst/>
@@ -7219,64 +7219,7 @@
           <w:sz w:val="22"/>
           <w:szCs w:val="22"/>
         </w:rPr>
-        <w:t xml:space="preserve">Figure 3. Aggregate racial and ethnic groups, Hispanic origin, American Indian / Alaska Native region, and Middle Eastern populations (IRR vs non-Hispanic White)</w:t>
-      </w:r>
-    </w:p>
-    <w:p>
-      <w:r>
-        <w:drawing>
-          <wp:inline distT="0" distB="0" distL="0" distR="0">
-            <wp:extent cx="6858000" cy="4476750"/>
-            <wp:effectExtent t="0" r="0" b="0" l="0"/>
-            <wp:docPr id="1" name="" descr="" title=""/>
-            <wp:cNvGraphicFramePr>
-              <a:graphicFrameLocks xmlns:a="http://schemas.openxmlformats.org/drawingml/2006/main" noChangeAspect="1"/>
-            </wp:cNvGraphicFramePr>
-            <a:graphic xmlns:a="http://schemas.openxmlformats.org/drawingml/2006/main">
-              <a:graphicData uri="http://schemas.openxmlformats.org/drawingml/2006/picture">
-                <pic:pic xmlns:pic="http://schemas.openxmlformats.org/drawingml/2006/picture">
-                  <pic:nvPicPr>
-                    <pic:cNvPr id="0" name="" descr=""/>
-                    <pic:cNvPicPr>
-                      <a:picLocks noChangeAspect="1" noChangeArrowheads="1"/>
-                    </pic:cNvPicPr>
-                  </pic:nvPicPr>
-                  <pic:blipFill>
-                    <a:blip r:embed="rId9" cstate="none"/>
-                    <a:srcRect/>
-                    <a:stretch>
-                      <a:fillRect/>
-                    </a:stretch>
-                  </pic:blipFill>
-                  <pic:spPr bwMode="auto">
-                    <a:xfrm>
-                      <a:off x="0" y="0"/>
-                      <a:ext cx="6858000" cy="4476750"/>
-                    </a:xfrm>
-                    <a:prstGeom prst="rect">
-                      <a:avLst/>
-                    </a:prstGeom>
-                  </pic:spPr>
-                </pic:pic>
-              </a:graphicData>
-            </a:graphic>
-          </wp:inline>
-        </w:drawing>
-      </w:r>
-    </w:p>
-    <w:p>
-      <w:pPr>
-        <w:spacing w:after="100" w:before="160"/>
-      </w:pPr>
-      <w:r>
-        <w:rPr>
-          <w:rFonts w:ascii="Malgun Gothic" w:cs="Malgun Gothic" w:eastAsia="Malgun Gothic" w:hAnsi="Malgun Gothic"/>
-          <w:b/>
-          <w:bCs/>
-          <w:sz w:val="22"/>
-          <w:szCs w:val="22"/>
-        </w:rPr>
-        <w:t xml:space="preserve">Figure 4. Incidence rate ratio by racial or ethnic group and analytic dimension (representative estimate vs non-Hispanic White; 1.0 = the NHW rate)</w:t>
+        <w:t xml:space="preserve">Figure 3. Incidence rate ratio by racial or ethnic group and analytic dimension (representative estimate vs non-Hispanic White; 1.0 = the NHW rate)</w:t>
       </w:r>
     </w:p>
     <w:p>
@@ -7299,7 +7242,7 @@
                     </pic:cNvPicPr>
                   </pic:nvPicPr>
                   <pic:blipFill>
-                    <a:blip r:embed="rId10" cstate="none"/>
+                    <a:blip r:embed="rId9" cstate="none"/>
                     <a:srcRect/>
                     <a:stretch>
                       <a:fillRect/>

--- a/meta_agents/search_v2/outputs/Manuscript_Full.docx
+++ b/meta_agents/search_v2/outputs/Manuscript_Full.docx
@@ -6132,7 +6132,7 @@
                 <w:sz w:val="15"/>
                 <w:szCs w:val="15"/>
               </w:rPr>
-              <w:t xml:space="preserve">Asian-American combined</w:t>
+              <w:t xml:space="preserve">Asian American (aggregate)</w:t>
             </w:r>
           </w:p>
         </w:tc>

--- a/meta_agents/search_v2/outputs/Manuscript_Full.docx
+++ b/meta_agents/search_v2/outputs/Manuscript_Full.docx
@@ -79,7 +79,7 @@
           <w:sz w:val="24"/>
           <w:szCs w:val="24"/>
         </w:rPr>
-        <w:t xml:space="preserve"> Four databases (MEDLINE via PubMed, Embase, Scopus, and Web of Science) were searched for U.S. studies reporting female invasive breast cancer incidence by racial or ethnic group relative to a White or non-Hispanic White (NHW) comparator, following PRISMA 2020. Because these registries (SEER, NPCR/USCS, NAACCR, and state) overlap, one representative estimate per group and dimension was selected, not pooled. Each estimate was an incidence rate ratio (IRR) versus a non-Hispanic White reference (unstratified White for a minority of estimates); ratios not reported directly were recomputed from a single master dataset, and risk of bias was assessed with the Joanna Briggs Institute checklist for incidence data.</w:t>
+        <w:t xml:space="preserve"> Four databases (MEDLINE via PubMed, Embase, Scopus, and Web of Science) were searched for U.S. studies reporting female invasive breast cancer incidence by racial or ethnic group, following PRISMA 2020; those with a recoverable White or non-Hispanic White (NHW) comparison formed the quantitative synthesis and the remainder the narrative synthesis. Because these registries (SEER, NPCR/USCS, NAACCR, and state) overlap, one representative estimate per group and dimension was selected, not pooled. Each estimate was an incidence rate ratio (IRR) versus a non-Hispanic White reference (unstratified White for a minority of estimates); ratios not reported directly were recomputed from a single master dataset, and risk of bias was assessed with the Joanna Briggs Institute checklist for incidence data.</w:t>
       </w:r>
     </w:p>
     <w:p>
@@ -102,7 +102,7 @@
           <w:sz w:val="24"/>
           <w:szCs w:val="24"/>
         </w:rPr>
-        <w:t xml:space="preserve"> Of 4,793 records screened, 162 studies were included—48 eligible for quantitative synthesis (43 with extractable data) and 114 narrative. Overall incidence was lower than NHW in each aggregate group: American Indian and Alaska Native (AI/AN) 0.56, Hispanic/Latina 0.72, Asian American, Native Hawaiian, and Pacific Islander (AANHPI) 0.77, and non-Hispanic Black (NHB) 0.93. Within-group estimates ranged widely—0.16 (Hmong) to 1.05 (Japanese) across Asian American subgroups, up to 1.21 in Native Hawaiian women, 0.51 (Mexican) to 0.83 (Puerto Rican) by Hispanic origin, and 0.49 (Navajo area) to 1.33 (Northern Plains) across AI/AN regions. For triple-negative breast cancer, incidence was highest in NHB women (1.95).</w:t>
+        <w:t xml:space="preserve"> Of 4,793 records screened, 162 studies were included—48 eligible for quantitative synthesis (all 48 with extractable data) and 114 narrative. Overall incidence was lower than NHW in each aggregate group: American Indian and Alaska Native (AI/AN) 0.56, Hispanic/Latina 0.72, Asian American, Native Hawaiian, and Pacific Islander (AANHPI) 0.77, and non-Hispanic Black (NHB) 0.93. Within-group estimates ranged widely—0.16 (Hmong) to 1.05 (Japanese) across Asian American subgroups, up to 1.21 in Native Hawaiian women, 0.51 (Mexican) to 0.83 (Puerto Rican) by Hispanic origin, and 0.49 (Navajo area) to 1.33 (Northern Plains) across AI/AN regions. For triple-negative breast cancer, incidence was highest in NHB women (1.95).</w:t>
       </w:r>
     </w:p>
     <w:p>
@@ -330,7 +330,7 @@
           <w:sz w:val="24"/>
           <w:szCs w:val="24"/>
         </w:rPr>
-        <w:t xml:space="preserve"> For AI/AN women, the aggregate rate is also shaped by how race is recorded: central registries that assign race by observation misclassify many AI/AN cases as non-Native, which understates their rates. Espey and colleagues</w:t>
+        <w:t xml:space="preserve"> For AI/AN women, the aggregate rate also depends on how race is ascertained: registries that assign race by observation misclassify and undercount many AI/AN cases, so linkage to Indian Health Service records is needed to recover their rates,</w:t>
       </w:r>
       <w:r>
         <w:rPr>
@@ -347,7 +347,7 @@
           <w:sz w:val="24"/>
           <w:szCs w:val="24"/>
         </w:rPr>
-        <w:t xml:space="preserve"> corrected this by linking registry records to Indian Health Service (IHS) enrollment, and the corrected rates were highest in the Northern and Southern Plains and in Alaska, where cancer in Alaska Native women has been tracked in dedicated registries.</w:t>
+        <w:t xml:space="preserve"> which for Alaska Native women are tracked in dedicated registries.</w:t>
       </w:r>
       <w:r>
         <w:rPr>
@@ -394,7 +394,7 @@
           <w:sz w:val="24"/>
           <w:szCs w:val="24"/>
         </w:rPr>
-        <w:t xml:space="preserve">These estimates are dispersed across separate studies. They come from different registries—the Surveillance, Epidemiology, and End Results (SEER) program, the National Program of Cancer Registries, IHS-linked files, and individual state or regional registries—and from different periods, age-standardization methods, and reference groups, with some studies comparing against White women and others specifically against NHW women. Many of the studies draw on the same underlying registry data, so their estimates are not independent, and combining them directly counts some women more than once. What is missing is a synthesis that gathers the disaggregated estimates across registries, removes this overlap, and appraises the quality of what remains.</w:t>
+        <w:t xml:space="preserve">These estimates are dispersed across separate studies. They come from different registries—the Surveillance, Epidemiology, and End Results (SEER) program, the National Program of Cancer Registries, IHS-linked files, and individual state or regional registries—and from different periods, age-standardization methods, and reference groups, with some studies comparing against White women and others specifically against NHW women. Many of the studies draw on the same underlying registry data, so their estimates are not independent, and combining them directly counts some women more than once. What is missing is a synthesis that gathers the disaggregated estimates across registries, collapses the overlapping estimates so no woman is counted twice, and appraises the quality of what remains.</w:t>
       </w:r>
     </w:p>
     <w:p>
@@ -549,7 +549,43 @@
           <w:sz w:val="24"/>
           <w:szCs w:val="24"/>
         </w:rPr>
-        <w:t xml:space="preserve">Studies were eligible if they reported invasive breast cancer incidence among women in the United States for at least one racial or ethnic group relative to a White or non-Hispanic White (NHW) comparator, either as an incidence rate ratio (IRR) or standardized incidence ratio (SIR) or as age-standardized rates from which a ratio could be computed. Both aggregate groups and disaggregated subgroups (Asian American, Native Hawaiian and Pacific Islander, Hispanic/Latina by origin, and American Indian and Alaska Native [AI/AN] by region) and receptor-defined molecular subtypes were included. The reference group was recorded as each study defined it; studies that stratified the reference by Hispanic origin were treated as NHW and those using an unstratified White reference were labelled accordingly, and both were retained because the reference and minority rates came from the same source. The review was limited to U.S.-resident populations: comparable studies from other countries exist but use a different White reference (e.g., White British), different racial and ethnic categories, and different standard populations, so their rate ratios are not commensurable with U.S. estimates. Reviews, editorials, letters, conference abstracts, preprints (not peer-reviewed), non-U.S. studies, studies without a usable incidence comparison, and mortality- or survival-only reports were excluded.</w:t>
+        <w:t xml:space="preserve">Studies were eligible for inclusion if they reported invasive breast cancer incidence among women in the United States for at least one racial or ethnic group. Each included study was then assigned to one of two synthesis streams by whether a comparison with a White reference could be recovered. A study entered the </w:t>
+      </w:r>
+      <w:r>
+        <w:rPr>
+          <w:rFonts w:ascii="Times New Roman" w:cs="Times New Roman" w:eastAsia="Times New Roman" w:hAnsi="Times New Roman"/>
+          <w:b/>
+          <w:bCs/>
+          <w:sz w:val="24"/>
+          <w:szCs w:val="24"/>
+        </w:rPr>
+        <w:t xml:space="preserve">quantitative synthesis</w:t>
+      </w:r>
+      <w:r>
+        <w:rPr>
+          <w:rFonts w:ascii="Times New Roman" w:cs="Times New Roman" w:eastAsia="Times New Roman" w:hAnsi="Times New Roman"/>
+          <w:sz w:val="24"/>
+          <w:szCs w:val="24"/>
+        </w:rPr>
+        <w:t xml:space="preserve"> when it expressed incidence relative to a White or non-Hispanic White (NHW) comparator—as an incidence rate ratio (IRR) or standardized incidence ratio (SIR), or as age-standardized minority and White rates from which a ratio could be computed. A study that met the inclusion criteria but did not yield such a recoverable White comparison—reporting, for example, only age-specific or trend data, rates for a single group, or an internal or non-White reference—was carried in the </w:t>
+      </w:r>
+      <w:r>
+        <w:rPr>
+          <w:rFonts w:ascii="Times New Roman" w:cs="Times New Roman" w:eastAsia="Times New Roman" w:hAnsi="Times New Roman"/>
+          <w:b/>
+          <w:bCs/>
+          <w:sz w:val="24"/>
+          <w:szCs w:val="24"/>
+        </w:rPr>
+        <w:t xml:space="preserve">narrative synthesis</w:t>
+      </w:r>
+      <w:r>
+        <w:rPr>
+          <w:rFonts w:ascii="Times New Roman" w:cs="Times New Roman" w:eastAsia="Times New Roman" w:hAnsi="Times New Roman"/>
+          <w:sz w:val="24"/>
+          <w:szCs w:val="24"/>
+        </w:rPr>
+        <w:t xml:space="preserve">. Both aggregate groups and disaggregated subgroups (Asian American, Native Hawaiian and Pacific Islander, Hispanic/Latina by origin, and American Indian and Alaska Native [AI/AN] by region) and receptor-defined molecular subtypes were eligible. The reference group was recorded as each study defined it; studies that stratified the reference by Hispanic origin were treated as NHW and those using an unstratified White reference were labelled accordingly, and both were retained because the reference and minority rates came from the same source. The review was limited to U.S.-resident populations: comparable studies from other countries exist but use a different White reference (e.g., White British), different racial and ethnic categories, and different standard populations, so their rate ratios are not commensurable with U.S. estimates. Reviews, editorials, letters, conference abstracts, preprints (not peer-reviewed), non-U.S. studies, reports that did not present invasive female breast cancer incidence by race or ethnicity, and mortality- or survival-only reports were excluded. (A study reporting such incidence but without a recoverable White comparison was included in the narrative synthesis, not excluded.)</w:t>
       </w:r>
     </w:p>
     <w:p>
@@ -579,7 +615,7 @@
           <w:sz w:val="24"/>
           <w:szCs w:val="24"/>
         </w:rPr>
-        <w:t xml:space="preserve">Records were de-duplicated across databases (4,306 duplicates removed, leaving 4,793 unique records). Titles and abstracts, and then full texts, were screened independently by two reviewers, and disagreements were resolved by consensus or a third reviewer. In all, 162 publications were included in the systematic review; of these, 48 were eligible for quantitative synthesis (43 provided extractable quantitative data) and the remaining 114 informed the narrative synthesis. Most included studies were population-based registry or incidence studies (drawing on SEER, NPCR/USCS, NAACCR, state, or IHS-linked registries) rather than cohort studies (Supplementary Table 2). From each study contributing quantitative data we extracted the cancer registry, geographic coverage, diagnosis period, age range, standard population, racial or ethnic group and comparator, outcome (overall or subtype), the reported estimate, and its confidence interval. Each estimate was labelled by provenance—directly reported IRR or SIR, computed from reported rates (with a reported or Poisson-derived variance), or read from a figure—and the label was retained for risk-of-bias scoring and for a provenance-restricted sensitivity analysis.</w:t>
+        <w:t xml:space="preserve">Records were de-duplicated across databases (4,306 duplicates removed, leaving 4,793 unique records). Titles and abstracts were screened against the pre-specified eligibility criteria by a large language model under the author's direction; to check this step, the author re-screened a random sample of the records the model had excluded and recorded any that should have been retained. The author then obtained and read the full texts and made all full-text eligibility and inclusion decisions personally; the language model assisted data extraction and cross-checked each extracted value against its source, and every included estimate was verified by the author against the source table, figure, or text. Screening and extraction were thus performed by a single reviewer with model assistance. In all, 162 publications were included in the systematic review; of these, 48 were eligible for quantitative synthesis, all providing extractable quantitative data, and the remaining 114 informed the narrative synthesis. Most included studies were population-based registry or incidence studies (drawing on SEER, NPCR/USCS, NAACCR, state, or IHS-linked registries) rather than cohort studies (Supplementary Table 2). From each study contributing quantitative data we extracted the cancer registry, geographic coverage, diagnosis period, age range, standard population, racial or ethnic group and comparator, outcome (overall or subtype), the reported estimate, and its confidence interval. Each estimate was labelled by provenance—directly reported IRR or SIR, computed from reported rates (with a reported or Poisson-derived variance), or read from a figure—and the label was retained for risk-of-bias scoring and for a provenance-restricted sensitivity analysis.</w:t>
       </w:r>
     </w:p>
     <w:p>
@@ -627,7 +663,7 @@
           <w:sz w:val="24"/>
           <w:szCs w:val="24"/>
         </w:rPr>
-        <w:t xml:space="preserve">—each racial or ethnic group crossed with one analytic dimension (overall incidence, a receptor-defined subtype, an age band, or nativity)—and one </w:t>
+        <w:t xml:space="preserve">—each racial or ethnic group crossed with one analytic dimension (overall incidence, a receptor-defined subtype, or an age band)—and one </w:t>
       </w:r>
       <w:r>
         <w:rPr>
@@ -645,7 +681,7 @@
           <w:sz w:val="24"/>
           <w:szCs w:val="24"/>
         </w:rPr>
-        <w:t xml:space="preserve"> (a contemporary benchmark) was selected for each cell. Each estimate was assigned to a registry "family," and the registry, region, diagnosis period, age range, group, and outcome of each study were tabulated so that overlaps within a cell could be seen (Supplementary Table 4). Within a cell, the representative was chosen by applying, in order: the broadest population coverage (USCS &gt; NAACCR &gt; SEER-national &gt; state or regional), then the most recent and longest diagnosis period, a clearly documented age-standardization, and a directly reported confidence interval where available. For American Indian and Alaska Native (AI/AN) populations this order was overridden: an Indian Health Service–linked (IHS-PRCDA) estimate was preferred over an unlinked national-registry estimate for the same dimension, because unlinked registries misclassify race and undercount this population, so the more valid population definition—rather than the broadest coverage— determined the representative. Overall, disaggregated-subgroup, subtype, and age-specific results could draw on different studies, but the same registry data were not entered twice for the same question. The stability of the selection was checked in three ways: restricting to studies at low risk of bias, to directly reported (rather than computed) estimates, and to estimates with an NHW (rather than unstratified White) comparator (Supplementary Table 6).</w:t>
+        <w:t xml:space="preserve"> (a contemporary benchmark) was selected for each cell. Each estimate was assigned to a registry "family," and the registry, region, diagnosis period, age range, group, and outcome of each study were tabulated so that overlaps within a cell could be seen (Supplementary Table 4). Within a cell, the representative was chosen by applying, in order: the broadest population coverage (USCS &gt; NAACCR &gt; SEER-national &gt; state or regional), then a non-Hispanic White (rather than an unstratified White) comparator, then the most recent and longest diagnosis period, a clearly documented age-standardization, and a directly reported confidence interval where available. For American Indian and Alaska Native (AI/AN) populations this order was overridden: an Indian Health Service–linked (IHS-PRCDA) estimate was preferred over an unlinked national-registry estimate for the same dimension, because unlinked registries misclassify race and undercount this population, so the more valid population definition—rather than the broadest coverage— determined the representative. Overall, disaggregated-subgroup, subtype, and age-specific results could draw on different studies, but the same registry data were not entered twice for the same question. The stability of the selection was checked in three ways: restricting to studies at low risk of bias, to directly reported (rather than computed) estimates, and to estimates with an NHW (rather than unstratified White) comparator (Supplementary Table 6).</w:t>
       </w:r>
     </w:p>
     <w:p>
@@ -692,7 +728,7 @@
           <w:sz w:val="24"/>
           <w:szCs w:val="24"/>
         </w:rPr>
-        <w:t xml:space="preserve"> which is designed for population-based descriptive rate studies (appropriate sampling frame and case ascertainment, valid identification of the condition, adequate coverage, and appropriate statistical/standardization methods). Two reviewers applied the checklist independently, and disagreements were resolved by consensus or a third reviewer. Certainty of evidence was not graded, because the review describes and compares population-based incidence rather than estimating a causal effect for which a GRADE-type certainty rating would be appropriate.</w:t>
+        <w:t xml:space="preserve"> which is designed for population-based descriptive rate studies (appropriate sampling frame and case ascertainment, valid identification of the condition, adequate coverage, and appropriate statistical/standardization methods). The checklist was applied to each extracted study by the author (a single assessor) with large-language-model assistance, and every item was recorded for all 48 extracted studies (Supplementary Table 5). Certainty of evidence was not graded, because the review describes and compares population-based incidence rather than estimating a causal effect for which a GRADE-type certainty rating would be appropriate.</w:t>
       </w:r>
     </w:p>
     <w:p>
@@ -722,7 +758,7 @@
           <w:sz w:val="24"/>
           <w:szCs w:val="24"/>
         </w:rPr>
-        <w:t xml:space="preserve">Each estimate was expressed as an IRR relative to NHW women. When a study reported age-standardized rates rather than a ratio, the IRR was computed from the minority and NHW rates of the same study, standard population, and diagnosis period, and its confidence interval was propagated from the reported rate intervals by the delta method. Because estimates within a group are drawn from overlapping registry populations and are not independent, they were not combined into a pooled random-effects estimate; the primary result for each group is the representative population-based estimate defined above. The analysis therefore presents the racial and ethnic differences and the heterogeneity among subgroups within each aggregate category, displayed group by group rather than summarized as a single pooled value. Studies that met the inclusion criteria but did not provide a recoverable non-Hispanic White comparison were not placed on the IRR scale; these were summarized narratively by racial or ethnic group and outcome. Analyses were carried out in Python 3 using SciPy.</w:t>
+        <w:t xml:space="preserve">Each estimate was expressed as an IRR relative to NHW women. When a study reported age-standardized rates rather than a ratio, the IRR was computed from the minority and NHW rates of the same study, standard population, and diagnosis period, and its confidence interval was propagated from the reported rate intervals by the delta method. Every representative therefore rested on either a directly reported ratio or on rates from a single source; none relied on a comparator supplied from outside its own study or back-estimated to reproduce a rounded ratio. The only estimate that borrowed an external reference—an Alaska Native rate whose source reported no in-paper White comparator, paired with a SEER-Explorer non-Hispanic White rate for the same period—was retained solely as a sensitivity overlap, never as a representative. For the non-independence reason given above, these estimates were not combined into a pooled random-effects estimate; the primary result for each group is the representative population-based estimate, and the analysis presents the racial and ethnic differences and the subgroup heterogeneity group by group rather than as a single pooled value. Studies that met the inclusion criteria but did not provide a recoverable non-Hispanic White comparison were not placed on the IRR scale; these were summarized narratively by racial or ethnic group and outcome. Analyses were carried out in Python 3 using SciPy.</w:t>
       </w:r>
     </w:p>
     <w:p>
@@ -782,7 +818,7 @@
           <w:sz w:val="24"/>
           <w:szCs w:val="24"/>
         </w:rPr>
-        <w:t xml:space="preserve">The four databases returned 9,099 records; 4,306 duplicates were removed, leaving 4,793 unique records for title and abstract screening. Full text was assessed for 242 reports, of which 80 were excluded, giving 162 included studies (Figure 1). Of these, 48 were eligible for quantitative synthesis: 43 provided extractable estimates (143 individual estimates across racial/ethnic groups and analytic dimensions)</w:t>
+        <w:t xml:space="preserve">The four databases returned 9,099 records; 4,306 duplicates were removed, leaving 4,793 unique records for title and abstract screening. Full text was sought for 242 reports; 9 could not be retrieved, and of the 233 assessed, 71 were excluded, giving 162 included studies (Figure 1). Of these, 48 were eligible for quantitative synthesis, and all 48 provided extractable estimates (156 individual estimates across racial/ethnic groups and analytic dimensions)</w:t>
       </w:r>
       <w:r>
         <w:rPr>
@@ -791,15 +827,15 @@
           <w:szCs w:val="24"/>
           <w:vertAlign w:val="superscript"/>
         </w:rPr>
-        <w:t xml:space="preserve">2–9,11–12,15–47</w:t>
-      </w:r>
-      <w:r>
-        <w:rPr>
-          <w:rFonts w:ascii="Times New Roman" w:cs="Times New Roman" w:eastAsia="Times New Roman" w:hAnsi="Times New Roman"/>
-          <w:sz w:val="24"/>
-          <w:szCs w:val="24"/>
-        </w:rPr>
-        <w:t xml:space="preserve"> and entered the analysis, while 5 were eligible but their rate table could not be obtained and each overlapped a study already represented; the remaining 114 informed the narrative synthesis (162 = 43 + 5 + 114). The extracted studies were published between 2002 and 2026 and drew on the Surveillance, Epidemiology, and End Results (SEER) program, the National Program of Cancer Registries and the United States Cancer Statistics file, the North American Association of Central Cancer Registries, Indian Health Service–linked and tribal registries, and individual state or regional registries (Supplementary Table 2). After collapsing overlapping registry-family estimates, 78 representative estimates remained, one per analytic cell; all are listed in Supplementary Table 4, and the principal comparisons—overall incidence, the disaggregated AANHPI and Hispanic-origin subgroups, AI/AN by region, Middle Eastern populations, and triple-negative breast cancer—are shown in Table 1. The reference group was non-Hispanic White in most studies and an unstratified White group in a minority (marked †; Supplementary Table 4).</w:t>
+        <w:t xml:space="preserve">2–9,11–12,15–52</w:t>
+      </w:r>
+      <w:r>
+        <w:rPr>
+          <w:rFonts w:ascii="Times New Roman" w:cs="Times New Roman" w:eastAsia="Times New Roman" w:hAnsi="Times New Roman"/>
+          <w:sz w:val="24"/>
+          <w:szCs w:val="24"/>
+        </w:rPr>
+        <w:t xml:space="preserve"> and entered the analysis—22 supplied a cell representative, and the remainder contributed overlapping estimates carried only in the sensitivity analysis; the remaining 114 informed the narrative synthesis (162 = 48 + 114). The extracted studies were published between 2002 and 2026 and drew on the Surveillance, Epidemiology, and End Results (SEER) program, the National Program of Cancer Registries and the United States Cancer Statistics file, the North American Association of Central Cancer Registries, Indian Health Service–linked and tribal registries, and individual state or regional registries (Supplementary Table 2). After collapsing overlapping registry-family estimates, 73 representative estimates remained, one per analytic cell; all are listed in Supplementary Table 4, and the principal comparisons—overall incidence, the disaggregated AANHPI and Hispanic-origin subgroups, AI/AN by region, Middle Eastern populations, and triple-negative breast cancer—are shown in Table 1. The reference group was non-Hispanic White in most studies and an unstratified White group in a minority (marked †; Supplementary Table 4).</w:t>
       </w:r>
     </w:p>
     <w:p>
@@ -829,7 +865,7 @@
           <w:sz w:val="24"/>
           <w:szCs w:val="24"/>
         </w:rPr>
-        <w:t xml:space="preserve">Relative to NHW women, overall invasive breast cancer incidence was lower in each aggregate minority group: American Indian and Alaska Native (AI/AN) women IRR 0.56 (95% CI 0.55–0.57), Hispanic/Latina women 0.72 (0.71–0.73), the Asian American, Native Hawaiian, and Pacific Islander (AANHPI) aggregate 0.77 (0.75–0.79), and non-Hispanic Black (NHB) women 0.93 (0.92–0.95) (Table 1; Figure 3).</w:t>
+        <w:t xml:space="preserve">Relative to NHW women, overall invasive breast cancer incidence was lower in each aggregate minority group: American Indian and Alaska Native (AI/AN) women IRR 0.56 (95% CI 0.55–0.57), Hispanic/Latina women 0.72 (0.71–0.73), the Asian American, Native Hawaiian, and Pacific Islander (AANHPI) aggregate 0.77 (0.75–0.79), and non-Hispanic Black (NHB) women 0.93 (0.92–0.95) (Table 1; Figure 2).</w:t>
       </w:r>
     </w:p>
     <w:p>
@@ -889,7 +925,7 @@
           <w:sz w:val="24"/>
           <w:szCs w:val="24"/>
         </w:rPr>
-        <w:t xml:space="preserve">Among Hispanic/Latina women, incidence differed by country of origin: Mexican 0.51 (0.38–0.69), New Latino 0.70 (0.63–0.77), Cuban 0.77 (0.69–0.86), and Puerto Rican 0.83 (0.74–0.94); the aggregate Hispanic/Latina estimate was a standardized incidence ratio of 0.64 (Table 1; Figure 3).</w:t>
+        <w:t xml:space="preserve">Among Hispanic/Latina women, incidence differed by country of origin: Mexican 0.51 (0.38–0.69), New Latino 0.70 (0.63–0.77), Cuban 0.77 (0.69–0.86), and Puerto Rican 0.83 (0.74–0.94); the aggregate Hispanic/Latina estimate was a standardized incidence ratio of 0.64 (Table 1; Figure 2).</w:t>
       </w:r>
     </w:p>
     <w:p>
@@ -919,7 +955,7 @@
           <w:sz w:val="24"/>
           <w:szCs w:val="24"/>
         </w:rPr>
-        <w:t xml:space="preserve">AI/AN incidence relative to NHW women varied by region, from 0.49 (0.44–0.55) in the Navajo area to 1.25 (1.11–1.41) in the Southern Plains and 1.33 (1.26–1.41) in the Northern Plains (Table 1; Figure 3).</w:t>
+        <w:t xml:space="preserve">AI/AN incidence relative to NHW women varied by region, from 0.49 (0.44–0.55) in the Navajo area to 1.25 (1.11–1.41) in the Southern Plains and 1.33 (1.26–1.41) in the Northern Plains (Table 1; Figure 2).</w:t>
       </w:r>
     </w:p>
     <w:p>
@@ -949,7 +985,7 @@
           <w:sz w:val="24"/>
           <w:szCs w:val="24"/>
         </w:rPr>
-        <w:t xml:space="preserve">Women identified as Middle Eastern had an IRR of 0.86 (0.84–0.88) relative to NHW women (Table 1; Figure 3).</w:t>
+        <w:t xml:space="preserve">Women identified as Middle Eastern had an IRR of 0.86 (0.84–0.88) relative to NHW women (Table 1).</w:t>
       </w:r>
     </w:p>
     <w:p>
@@ -979,7 +1015,7 @@
           <w:sz w:val="24"/>
           <w:szCs w:val="24"/>
         </w:rPr>
-        <w:t xml:space="preserve">For triple-negative breast cancer (TNBC), incidence relative to NHW women was highest in NHB women (1.95, 1.93–1.98). The AANHPI aggregate was 0.70 (0.68–0.72), Hispanic 0.86 (0.84–0.88), and AI/AN 0.86 (0.80–0.93); within AANHPI, TNBC IRRs were lower in Chinese (0.53 †), Filipina (0.84 †), and Native Hawaiian (0.86 †) women (Table 1). Across groups and analytic dimensions the relative ordering shifts with the outcome examined (Figure 4): NHB women, close to the NHW rate for overall incidence (0.93), have the highest triple-negative rate (1.95), while several Asian American subgroups that are below the NHW rate overall remain so across subtypes.</w:t>
+        <w:t xml:space="preserve">For triple-negative breast cancer (TNBC), incidence relative to NHW women was highest in NHB women (1.95, 1.93–1.98). The AANHPI aggregate was 0.70 (0.68–0.72), Hispanic 0.86 (0.84–0.88), and AI/AN 0.86 (0.80–0.93); within AANHPI, TNBC IRRs were lower in Chinese (0.53 †), Filipina (0.84 †), and Native Hawaiian (0.86 †) women (Table 1). Across groups and analytic dimensions the relative ordering shifts with the outcome examined (Figure 3): NHB women, close to the NHW rate for overall incidence (0.93), have the highest triple-negative rate (1.95), while several Asian American subgroups that are below the NHW rate overall remain so across subtypes.</w:t>
       </w:r>
     </w:p>
     <w:p>
@@ -1009,7 +1045,7 @@
           <w:sz w:val="24"/>
           <w:szCs w:val="24"/>
         </w:rPr>
-        <w:t xml:space="preserve">The 114 narrative-synthesis studies met the inclusion criteria but did not report an incidence rate ratio, or age-standardized rates, from which a comparison with a non-Hispanic White reference could be recovered; they, together with the 5 quantitatively eligible but non-extractable studies, are listed by category in Supplementary Table 2. These reports most often described incidence within specific racial or ethnic subgroups, by age group, and over time, with others addressing geographic or socioeconomic variation, molecular subtype, and stage at diagnosis. Where they reported a racial or ethnic comparison, the patterns they described were broadly consistent with the quantitative findings—lower overall incidence in most minority groups than in NHW women, wide variation among Asian American and Hispanic/Latina subgroups, and a higher burden of triple-negative disease in NHB women. Because these studies used varied reference groups, standard populations, and reporting formats, their results were summarized qualitatively rather than placed on the common IRR scale.</w:t>
+        <w:t xml:space="preserve">The 114 narrative-synthesis studies met the inclusion criteria but did not report an incidence rate ratio, or age-standardized rates, from which a comparison with a non-Hispanic White reference could be recovered; they are listed by category in Supplementary Table 2. These reports most often described incidence within specific racial or ethnic subgroups, by age group, and over time, with others addressing geographic or socioeconomic variation, molecular subtype, and stage at diagnosis. Where they reported a racial or ethnic comparison, the patterns they described were broadly consistent with the quantitative findings—lower overall incidence in most minority groups than in NHW women, wide variation among Asian American and Hispanic/Latina subgroups, and a higher burden of triple-negative disease in NHB women. Because these studies used varied reference groups, standard populations, and reporting formats, their results were summarized qualitatively rather than placed on the common IRR scale.</w:t>
       </w:r>
     </w:p>
     <w:p>
@@ -1039,7 +1075,7 @@
           <w:sz w:val="24"/>
           <w:szCs w:val="24"/>
         </w:rPr>
-        <w:t xml:space="preserve">On the JBI checklist, 37 of the 43 studies were at low risk of bias and 6 at moderate risk, with none at high risk (Supplementary Table 5); the moderate ratings arose mainly where an estimate was reported without a variance or where race and ethnicity ascertainment was limited. The representative selection was examined in three ways (Supplementary Table 6). Restricting to low-risk-of-bias studies left 62 of 78 cell representatives unchanged, with the 3 changed and 13 dropped cells concentrated in the disaggregated AANHPI subgroups; restricting to directly reported estimates left 40 unchanged (5 changed, 33 dropped); and restricting to NHW-comparator estimates left 56 unchanged (1 changed, 21 dropped), the dropped cells being those whose only representative used an unstratified White comparator — the receptor-defined subtypes and two age-specific Black cells.</w:t>
+        <w:t xml:space="preserve">On the JBI checklist, 39 of the 48 studies were at low risk of bias and 9 at moderate risk, with none at high risk (Supplementary Table 5); the moderate ratings arose mainly where an estimate was reported without a variance, the standard population was not clearly specified, or race and ethnicity ascertainment was limited. The representative selection was examined in three ways (Supplementary Table 6). Restricting to low-risk-of-bias studies left 55 of 73 cell representatives unchanged, with the 8 changed and 10 dropped cells concentrated in the disaggregated AANHPI subgroups; restricting to directly reported estimates left 35 unchanged (6 changed, 32 dropped); and restricting to NHW-comparator estimates left 56 unchanged (17 dropped), the dropped cells being those whose only representative used an unstratified White comparator — the receptor-defined subtypes and two age-specific Black cells.</w:t>
       </w:r>
     </w:p>
     <w:p>
@@ -1069,7 +1105,7 @@
           <w:sz w:val="24"/>
           <w:szCs w:val="24"/>
         </w:rPr>
-        <w:t xml:space="preserve">This review assembled disaggregated, population-based estimates of invasive breast cancer incidence for U.S. racial and ethnic groups against a common non-Hispanic White (NHW) comparator. At the aggregate level, each minority group had lower overall incidence than NHW women—American Indian and Alaska Native (AI/AN) women had the lowest incidence rate ratio (IRR 0.56), followed by Hispanic/Latina (0.72) and Asian American, Native Hawaiian, and Pacific Islander (AANHPI, 0.77) women, with non-Hispanic Black (NHB) women closest to NHW (0.93). For triple-negative breast cancer (TNBC), however, NHB women had the highest incidence (1.95), while most other groups were at or below the NHW rate.</w:t>
+        <w:t xml:space="preserve">This review assembled disaggregated, population-based estimates of invasive breast cancer incidence for U.S. racial and ethnic groups against a common non-Hispanic White (NHW) comparator (an unstratified White reference for a minority of cells, chiefly the receptor-defined subtypes). At the aggregate level, each minority group had lower overall incidence than NHW women—American Indian and Alaska Native (AI/AN) women had the lowest incidence rate ratio (IRR 0.56), followed by Hispanic/Latina (0.72) and Asian American, Native Hawaiian, and Pacific Islander (AANHPI, 0.77) women, with non-Hispanic Black (NHB) women closest to NHW (0.93). For triple-negative breast cancer (TNBC), however, NHB women had the highest incidence (1.95), while most other groups were at or below the NHW rate.</w:t>
       </w:r>
     </w:p>
     <w:p>
@@ -1082,7 +1118,7 @@
           <w:sz w:val="24"/>
           <w:szCs w:val="24"/>
         </w:rPr>
-        <w:t xml:space="preserve">The central observation is that these aggregate figures conceal wide variation among the subgroups they contain. Among Asian American subgroups the IRR ranged from 0.16 in Hmong women to 1.05 in Japanese women; Native Hawaiian women (1.21) and the Native Hawaiian and Pacific Islander (NHPI) aggregate (1.21) exceeded the NHW rate; Hispanic incidence rose from 0.51 in Mexican women to 0.83 in Puerto Rican women; and AI/AN incidence ranged from 0.49 in the Navajo area to 1.33 in the Northern Plains (Figure 4). This pattern is consistent with earlier disaggregated work and extends it: Gomez and colleagues first documented the variation among Asian American subgroups,</w:t>
+        <w:t xml:space="preserve">The central observation is that these aggregate figures average over the wide variation among the subgroups they contain. Among Asian American subgroups the IRR ranged from 0.16 in Hmong women to 1.05 in Japanese women; Native Hawaiian women (1.21) and the Native Hawaiian and Pacific Islander (NHPI) aggregate (1.21) exceeded the NHW rate; Hispanic incidence rose from 0.51 in Mexican women to 0.83 in Puerto Rican women; and AI/AN incidence ranged from 0.49 in the Navajo area to 1.33 in the Northern Plains (Figure 2). This pattern is consistent with earlier disaggregated work and extends it: Gomez and colleagues first documented the variation among Asian American subgroups,</w:t>
       </w:r>
       <w:r>
         <w:rPr>
@@ -1108,7 +1144,7 @@
           <w:szCs w:val="24"/>
           <w:vertAlign w:val="superscript"/>
         </w:rPr>
-        <w:t xml:space="preserve">26</w:t>
+        <w:t xml:space="preserve">27</w:t>
       </w:r>
       <w:r>
         <w:rPr>
@@ -1159,7 +1195,7 @@
           <w:szCs w:val="24"/>
           <w:vertAlign w:val="superscript"/>
         </w:rPr>
-        <w:t xml:space="preserve">10,33,37,40</w:t>
+        <w:t xml:space="preserve">10,36,40,44</w:t>
       </w:r>
       <w:r>
         <w:rPr>
@@ -1184,7 +1220,7 @@
           <w:sz w:val="24"/>
           <w:szCs w:val="24"/>
         </w:rPr>
-        <w:t xml:space="preserve"> The relative ordering of groups also shifts with the outcome examined (Figure 4), so which group ranks highest depends on the tumor being counted.</w:t>
+        <w:t xml:space="preserve"> The relative ordering of groups also shifts with the outcome examined (Figure 3), so which group ranks highest depends on the tumor being counted.</w:t>
       </w:r>
     </w:p>
     <w:p>
@@ -1206,7 +1242,24 @@
           <w:szCs w:val="24"/>
           <w:vertAlign w:val="superscript"/>
         </w:rPr>
-        <w:t xml:space="preserve">10,40</w:t>
+        <w:t xml:space="preserve">10,44</w:t>
+      </w:r>
+      <w:r>
+        <w:rPr>
+          <w:rFonts w:ascii="Times New Roman" w:cs="Times New Roman" w:eastAsia="Times New Roman" w:hAnsi="Times New Roman"/>
+          <w:sz w:val="24"/>
+          <w:szCs w:val="24"/>
+        </w:rPr>
+        <w:t xml:space="preserve"> In the Northern Plains, for example, unlinked state registries placed AI/AN breast incidence at a rate ratio of 0.90 relative to NHW women, whereas the IHS-linked estimate for the same region placed it at 1.33—the comparison reversing direction with case ascertainment.</w:t>
+      </w:r>
+      <w:r>
+        <w:rPr>
+          <w:rFonts w:ascii="Times New Roman" w:cs="Times New Roman" w:eastAsia="Times New Roman" w:hAnsi="Times New Roman"/>
+          <w:sz w:val="24"/>
+          <w:szCs w:val="24"/>
+          <w:vertAlign w:val="superscript"/>
+        </w:rPr>
+        <w:t xml:space="preserve">34,48</w:t>
       </w:r>
       <w:r>
         <w:rPr>
@@ -1227,7 +1280,7 @@
           <w:sz w:val="24"/>
           <w:szCs w:val="24"/>
         </w:rPr>
-        <w:t xml:space="preserve">Bringing these disaggregated estimates onto a common NHW scale, with overlap removed and each source appraised, lets aggregate and subgroup results be read side by side. The review is descriptive and does not identify causes. Several explanations proposed in the included studies are best treated as possible contributors rather than established causes: nativity and generational status are the most consistently reported, with lower incidence in some Asian and Hispanic subgroups linked to a larger foreign-born proportion and residence in ethnic enclaves and to rates that rise with longer U.S. residence,</w:t>
+        <w:t xml:space="preserve">Bringing these disaggregated estimates onto a common NHW scale, with overlapping estimates collapsed and each source appraised, lets aggregate and subgroup results be read side by side. The review is descriptive and does not identify causes. Several explanations proposed in the included studies are best treated as possible contributors rather than established causes: nativity and generational status are the most consistently reported, with lower incidence in some Asian and Hispanic subgroups linked to a larger foreign-born proportion and residence in ethnic enclaves and to rates that rise with longer U.S. residence,</w:t>
       </w:r>
       <w:r>
         <w:rPr>
@@ -1253,7 +1306,7 @@
           <w:szCs w:val="24"/>
           <w:vertAlign w:val="superscript"/>
         </w:rPr>
-        <w:t xml:space="preserve">2,28</w:t>
+        <w:t xml:space="preserve">2,29</w:t>
       </w:r>
       <w:r>
         <w:rPr>
@@ -1274,7 +1327,7 @@
           <w:sz w:val="24"/>
           <w:szCs w:val="24"/>
         </w:rPr>
-        <w:t xml:space="preserve">The review has limitations. Because many estimates come from overlapping or nested registry populations, they are not statistically independent and were not combined into a pooled summary. Some rate ratios were computed from published age-standardized rates rather than reported directly, and a few used an unstratified White comparator (the receptor-defined subtypes), which can move a ratio slightly. Included studies differed in standard population and diagnosis period, limiting direct comparability, and one older study used the 1970 world standard. The review was restricted to U.S.-resident populations, so the estimates are not generalizable to countries that use a different White reference, different racial and ethnic categories, and different standard populations. Finally, estimates for the smallest subgroups rested on limited numbers, studies contributing only to the narrative synthesis were not quantified, and grey literature was not searched.</w:t>
+        <w:t xml:space="preserve">The review has limitations. Some rate ratios were computed from published age-standardized rates rather than reported directly, and a few used an unstratified White comparator (the receptor-defined subtypes), which can move a ratio slightly. Included studies differed in standard population and diagnosis period, limiting direct comparability, and one older study used the 1970 world standard. The review was restricted to U.S.-resident populations, so the estimates are not generalizable to countries that use a different White reference, different racial and ethnic categories, and different standard populations. Finally, estimates for the smallest subgroups rested on limited numbers, studies contributing only to the narrative synthesis were not quantified, and grey literature was not searched. Screening, full-text selection, and extraction were carried out by a single reviewer with large-language-model assistance rather than by two independent reviewers, so selection and extraction errors cannot be fully excluded; to mitigate this, the full text of every included study was read for the inclusion decision and every extracted estimate was checked against its source table, figure, or text.</w:t>
       </w:r>
     </w:p>
     <w:p>
@@ -1287,7 +1340,7 @@
           <w:sz w:val="24"/>
           <w:szCs w:val="24"/>
         </w:rPr>
-        <w:t xml:space="preserve">In summary, aggregate racial and ethnic categories describe broad differences in U.S. breast cancer incidence but do not capture the range within them, and the subtype pattern for NHB women departs from the overall pattern. Registry overlap and the undercounting of AI/AN populations in unlinked registries are relevant to how these differences are interpreted.</w:t>
+        <w:t xml:space="preserve">In summary, aggregate racial and ethnic categories describe broad differences in U.S. breast cancer incidence but do not capture the range within them, and the subtype pattern for NHB women departs from the overall pattern. These comparisons rest on a synthesis that collapsed overlapping registry estimates to one representative per analytic cell, preferred Indian Health Service–linked data where unlinked registries undercount AI/AN cases, harmonized the White comparator, and traced every rate ratio to a single appraised source.</w:t>
       </w:r>
     </w:p>
     <w:p>
@@ -1642,7 +1695,7 @@
           <w:sz w:val="24"/>
           <w:szCs w:val="24"/>
         </w:rPr>
-        <w:t xml:space="preserve">26. Gomez SL, McKinley M, Chan M, Lin K, Yu M, Scoppa S, et al. Breast Cancer Incidence in Asian American, Native Hawaiian, and Pacific Islander Populations, 2000-2022. JAMA Netw Open. 2026;9(6):e2621250. doi:10.1001/jamanetworkopen.2026.21250</w:t>
+        <w:t xml:space="preserve">26. Zhang W, Bai Y, Sun C, Lv Z, Wang S. Racial and regional disparities of triple negative breast cancer incidence rates in the United States: an analysis of 2011-2019 NPCR and SEER incidence data. Front Public Health. 2022;10:1058722. doi:10.3389/fpubh.2022.1058722</w:t>
       </w:r>
     </w:p>
     <w:p>
@@ -1655,7 +1708,7 @@
           <w:sz w:val="24"/>
           <w:szCs w:val="24"/>
         </w:rPr>
-        <w:t xml:space="preserve">27. Anderson WF, Rosenberg PS, Menashe I, Mitani A, Pfeiffer RM. Age-related crossover in breast cancer incidence rates between black and white ethnic groups. J Natl Cancer Inst. 2008;100(24):1804-14. doi:10.1093/jnci/djn411</w:t>
+        <w:t xml:space="preserve">27. Gomez SL, McKinley M, Chan M, Lin K, Yu M, Scoppa S, et al. Breast Cancer Incidence in Asian American, Native Hawaiian, and Pacific Islander Populations, 2000-2022. JAMA Netw Open. 2026;9(6):e2621250. doi:10.1001/jamanetworkopen.2026.21250</w:t>
       </w:r>
     </w:p>
     <w:p>
@@ -1668,7 +1721,7 @@
           <w:sz w:val="24"/>
           <w:szCs w:val="24"/>
         </w:rPr>
-        <w:t xml:space="preserve">28. Kong X, Liu Z, Cheng R, Sun L, Huang S, Fang Y, et al. Variation in Breast Cancer Subtype Incidence and Distribution by Race/Ethnicity in the United States From 2010 to 2015. JAMA Netw Open. 2020;3(10):e2020303. doi:10.1001/jamanetworkopen.2020.20303</w:t>
+        <w:t xml:space="preserve">28. Anderson WF, Rosenberg PS, Menashe I, Mitani A, Pfeiffer RM. Age-related crossover in breast cancer incidence rates between black and white ethnic groups. J Natl Cancer Inst. 2008;100(24):1804-14. doi:10.1093/jnci/djn411</w:t>
       </w:r>
     </w:p>
     <w:p>
@@ -1681,7 +1734,7 @@
           <w:sz w:val="24"/>
           <w:szCs w:val="24"/>
         </w:rPr>
-        <w:t xml:space="preserve">29. Gomez SL, Von Behren J, McKinley M, Clarke CA, Shariff-Marco S, Cheng I, et al. Breast cancer in Asian Americans in California, 1988-2013: increasing incidence trends and recent data on breast cancer subtypes. Breast Cancer Res Treat. 2017;164(1):139-147. doi:10.1007/s10549-017-4229-1</w:t>
+        <w:t xml:space="preserve">29. Kong X, Liu Z, Cheng R, Sun L, Huang S, Fang Y, et al. Variation in Breast Cancer Subtype Incidence and Distribution by Race/Ethnicity in the United States From 2010 to 2015. JAMA Netw Open. 2020;3(10):e2020303. doi:10.1001/jamanetworkopen.2020.20303</w:t>
       </w:r>
     </w:p>
     <w:p>
@@ -1694,7 +1747,7 @@
           <w:sz w:val="24"/>
           <w:szCs w:val="24"/>
         </w:rPr>
-        <w:t xml:space="preserve">30. Richardson LC, Henley SJ, Miller JW, Massetti G, Thomas CC. Patterns and Trends in Age-Specific Black-White Differences in Breast Cancer Incidence and Mortality - United States, 1999-2014. MMWR Morb Mortal Wkly Rep. 2016;65(40):1093-1098. doi:10.15585/mmwr.mm6540a1</w:t>
+        <w:t xml:space="preserve">30. Gomez SL, Von Behren J, McKinley M, Clarke CA, Shariff-Marco S, Cheng I, et al. Breast cancer in Asian Americans in California, 1988-2013: increasing incidence trends and recent data on breast cancer subtypes. Breast Cancer Res Treat. 2017;164(1):139-147. doi:10.1007/s10549-017-4229-1</w:t>
       </w:r>
     </w:p>
     <w:p>
@@ -1707,7 +1760,7 @@
           <w:sz w:val="24"/>
           <w:szCs w:val="24"/>
         </w:rPr>
-        <w:t xml:space="preserve">31. Lund MJ, Butler EN, Hair BY, Ward KC, Andrews JH, Oprea-Ilies G, et al. Age/race differences in HER2 testing and in incidence rates for breast cancer triple subtypes: a population-based study and first report. Cancer. 2010;116(11):2549-59. doi:10.1002/cncr.25016</w:t>
+        <w:t xml:space="preserve">31. Richardson LC, Henley SJ, Miller JW, Massetti G, Thomas CC. Patterns and Trends in Age-Specific Black-White Differences in Breast Cancer Incidence and Mortality - United States, 1999-2014. MMWR Morb Mortal Wkly Rep. 2016;65(40):1093-1098. doi:10.15585/mmwr.mm6540a1</w:t>
       </w:r>
     </w:p>
     <w:p>
@@ -1720,7 +1773,7 @@
           <w:sz w:val="24"/>
           <w:szCs w:val="24"/>
         </w:rPr>
-        <w:t xml:space="preserve">32. Harper S, Lynch J, Meersman SC, Breen N, Davis WW, Reichman MC. Trends in area-socioeconomic and race-ethnic disparities in breast cancer incidence, stage at diagnosis, screening, mortality, and survival among women ages 50 years and over (1987-2005). Cancer Epidemiol Biomarkers Prev. 2009;18(1):121-31. doi:10.1158/1055-9965.EPI-08-0679</w:t>
+        <w:t xml:space="preserve">32. Lund MJ, Butler EN, Hair BY, Ward KC, Andrews JH, Oprea-Ilies G, et al. Age/race differences in HER2 testing and in incidence rates for breast cancer triple subtypes: a population-based study and first report. Cancer. 2010;116(11):2549-59. doi:10.1002/cncr.25016</w:t>
       </w:r>
     </w:p>
     <w:p>
@@ -1733,7 +1786,7 @@
           <w:sz w:val="24"/>
           <w:szCs w:val="24"/>
         </w:rPr>
-        <w:t xml:space="preserve">33. Gopalani SV, Janitz AE, Martinez SA, Gutman P, Khan S, Campbell JE. Trends in Cancer Incidence Among American Indians and Alaska Natives and Non-Hispanic Whites in the United States, 1999-2015. Epidemiology. 2020;31(2):205-213. doi:10.1097/EDE.0000000000001140</w:t>
+        <w:t xml:space="preserve">33. Amirikia KC, Mills P, Bush J, Newman LA. Higher population-based incidence rates of triple-negative breast cancer among young African-American women: implications for breast cancer screening recommendations. Cancer. 2011;117(12):2747-53. doi:10.1002/cncr.25862</w:t>
       </w:r>
     </w:p>
     <w:p>
@@ -1746,7 +1799,7 @@
           <w:sz w:val="24"/>
           <w:szCs w:val="24"/>
         </w:rPr>
-        <w:t xml:space="preserve">34. Ihenacho U, McKinley MA, Vu A, Hernandez BY, Loo LWM, Gomez SL, et al. Characterizing breast cancer incidence and trends among Asian American, Native Hawaiian, and non-Hispanic White women in Hawai'i, 1990-2014. Cancer Causes Control. 2023;34(3):241-249. doi:10.1007/s10552-022-01659-7</w:t>
+        <w:t xml:space="preserve">34. Watanabe-Galloway S, Watkins K, Duran T. Trends and patterns of late and unstaged lung, colorectal, female breast, and prostate cancers among American Indians in the Northern Plains, 2002-2009. J Health Care Poor Underserved. 2015;26(4):1041-63. doi:10.1353/hpu.2015.0089</w:t>
       </w:r>
     </w:p>
     <w:p>
@@ -1759,7 +1812,7 @@
           <w:sz w:val="24"/>
           <w:szCs w:val="24"/>
         </w:rPr>
-        <w:t xml:space="preserve">35. Nasseri K. Breast cancer in the Middle Eastern population of California, 1988-2004. Breast J. 2009;15(2):182-8. doi:10.1111/j.1524-4741.2009.00694.x</w:t>
+        <w:t xml:space="preserve">35. Harper S, Lynch J, Meersman SC, Breen N, Davis WW, Reichman MC. Trends in area-socioeconomic and race-ethnic disparities in breast cancer incidence, stage at diagnosis, screening, mortality, and survival among women ages 50 years and over (1987-2005). Cancer Epidemiol Biomarkers Prev. 2009;18(1):121-31. doi:10.1158/1055-9965.EPI-08-0679</w:t>
       </w:r>
     </w:p>
     <w:p>
@@ -1772,7 +1825,7 @@
           <w:sz w:val="24"/>
           <w:szCs w:val="24"/>
         </w:rPr>
-        <w:t xml:space="preserve">36. Goggins WB, Wong G. Cancer among Asian Indians/Pakistanis living in the United States: low incidence and generally above average survival. Cancer Causes Control. 2009;20(5):635-43. doi:10.1007/s10552-008-9275-x</w:t>
+        <w:t xml:space="preserve">36. Gopalani SV, Janitz AE, Martinez SA, Gutman P, Khan S, Campbell JE. Trends in Cancer Incidence Among American Indians and Alaska Natives and Non-Hispanic Whites in the United States, 1999-2015. Epidemiology. 2020;31(2):205-213. doi:10.1097/EDE.0000000000001140</w:t>
       </w:r>
     </w:p>
     <w:p>
@@ -1785,7 +1838,7 @@
           <w:sz w:val="24"/>
           <w:szCs w:val="24"/>
         </w:rPr>
-        <w:t xml:space="preserve">37. Yazzie D, Pete D, Briscoe C, Jim MA, Meisner A, Wiggins C, et al. Cancer incidence, stage at diagnosis, and trends across the Navajo Nation, 2014-2018. Cancer. 2025;131(24):e70202. doi:10.1002/cncr.70202</w:t>
+        <w:t xml:space="preserve">37. Ihenacho U, McKinley MA, Vu A, Hernandez BY, Loo LWM, Gomez SL, et al. Characterizing breast cancer incidence and trends among Asian American, Native Hawaiian, and non-Hispanic White women in Hawai'i, 1990-2014. Cancer Causes Control. 2023;34(3):241-249. doi:10.1007/s10552-022-01659-7</w:t>
       </w:r>
     </w:p>
     <w:p>
@@ -1798,7 +1851,7 @@
           <w:sz w:val="24"/>
           <w:szCs w:val="24"/>
         </w:rPr>
-        <w:t xml:space="preserve">38. Xie Z, Xie W, Liang Y, Lin H, Wu J, Cui Y, et al. Associations of Obesity, Physical Activity, and Screening With State-Level Trends and Racial and Ethnic Disparities of Breast Cancer Incidence and Mortality in the US. JAMA Netw Open. 2022;5(6):e2216958. doi:10.1001/jamanetworkopen.2022.16958</w:t>
+        <w:t xml:space="preserve">38. Nasseri K. Breast cancer in the Middle Eastern population of California, 1988-2004. Breast J. 2009;15(2):182-8. doi:10.1111/j.1524-4741.2009.00694.x</w:t>
       </w:r>
     </w:p>
     <w:p>
@@ -1811,7 +1864,7 @@
           <w:sz w:val="24"/>
           <w:szCs w:val="24"/>
         </w:rPr>
-        <w:t xml:space="preserve">39. Sung H, DeSantis C, Jemal A. Subtype-Specific Breast Cancer Incidence Rates in Black versus White Men in the United States. JNCI Cancer Spectr. 2020;4(1):pkz091. doi:10.1093/jncics/pkz091</w:t>
+        <w:t xml:space="preserve">39. Goggins WB, Wong G. Cancer among Asian Indians/Pakistanis living in the United States: low incidence and generally above average survival. Cancer Causes Control. 2009;20(5):635-43. doi:10.1007/s10552-008-9275-x</w:t>
       </w:r>
     </w:p>
     <w:p>
@@ -1824,7 +1877,7 @@
           <w:sz w:val="24"/>
           <w:szCs w:val="24"/>
         </w:rPr>
-        <w:t xml:space="preserve">40. Melkonian SC, Jim MA, Haverkamp D, Wiggins CL, McCollum J, White MC, et al. Disparities in Cancer Incidence and Trends among American Indians and Alaska Natives in the United States, 2010-2015. Cancer Epidemiol Biomarkers Prev. 2019;28(10):1604-1611. doi:10.1158/1055-9965.EPI-19-0288</w:t>
+        <w:t xml:space="preserve">40. Yazzie D, Pete D, Briscoe C, Jim MA, Meisner A, Wiggins C, et al. Cancer incidence, stage at diagnosis, and trends across the Navajo Nation, 2014-2018. Cancer. 2025;131(24):e70202. doi:10.1002/cncr.70202</w:t>
       </w:r>
     </w:p>
     <w:p>
@@ -1837,7 +1890,7 @@
           <w:sz w:val="24"/>
           <w:szCs w:val="24"/>
         </w:rPr>
-        <w:t xml:space="preserve">41. Kem R, Chu KC. Cambodian cancer incidence rates in California and Washington, 1998-2002. Cancer. 2007;110(6):1370-5. doi:10.1002/cncr.22914</w:t>
+        <w:t xml:space="preserve">41. Xie Z, Xie W, Liang Y, Lin H, Wu J, Cui Y, et al. Associations of Obesity, Physical Activity, and Screening With State-Level Trends and Racial and Ethnic Disparities of Breast Cancer Incidence and Mortality in the US. JAMA Netw Open. 2022;5(6):e2216958. doi:10.1001/jamanetworkopen.2022.16958</w:t>
       </w:r>
     </w:p>
     <w:p>
@@ -1850,7 +1903,7 @@
           <w:sz w:val="24"/>
           <w:szCs w:val="24"/>
         </w:rPr>
-        <w:t xml:space="preserve">42. Carozza SE, Howe HL. Patterns of cancer incidence among US Hispanics/Latinos, 1995-2000. Cancer Causes Control. 2006;17(8):1067-75. doi:10.1007/s10552-006-0045-3</w:t>
+        <w:t xml:space="preserve">42. Melkonian SC, Jim MA, Pete D, Poel A, Dominguez AE, Echo-Hawk A, et al. Cancer disparities among non-Hispanic urban American Indian and Alaska Native populations in the United States, 1999-2017. Cancer. 2022;128(8):1626-1636. doi:10.1002/cncr.34122</w:t>
       </w:r>
     </w:p>
     <w:p>
@@ -1863,7 +1916,7 @@
           <w:sz w:val="24"/>
           <w:szCs w:val="24"/>
         </w:rPr>
-        <w:t xml:space="preserve">43. Gomez SL, Le GM, Clarke CA, Glaser SL, France AM, West DW. Cancer incidence patterns in Koreans in the US and in Kangwha, South Korea. Cancer Causes Control. 2003;14(2):167-74. doi:10.1023/a:1023046121214</w:t>
+        <w:t xml:space="preserve">43. Sung H, DeSantis C, Jemal A. Subtype-Specific Breast Cancer Incidence Rates in Black versus White Men in the United States. JNCI Cancer Spectr. 2020;4(1):pkz091. doi:10.1093/jncics/pkz091</w:t>
       </w:r>
     </w:p>
     <w:p>
@@ -1876,7 +1929,7 @@
           <w:sz w:val="24"/>
           <w:szCs w:val="24"/>
         </w:rPr>
-        <w:t xml:space="preserve">44. Melkonian SC, Weir HK, Jim MA, Preikschat B, Haverkamp D, White MC. Incidence of and Trends in the Leading Cancers With Elevated Incidence Among American Indian and Alaska Native Populations, 2012-2016. Am J Epidemiol. 2021;190(4):528-538. doi:10.1093/aje/kwaa222</w:t>
+        <w:t xml:space="preserve">44. Melkonian SC, Jim MA, Haverkamp D, Wiggins CL, McCollum J, White MC, et al. Disparities in Cancer Incidence and Trends among American Indians and Alaska Natives in the United States, 2010-2015. Cancer Epidemiol Biomarkers Prev. 2019;28(10):1604-1611. doi:10.1158/1055-9965.EPI-19-0288</w:t>
       </w:r>
     </w:p>
     <w:p>
@@ -1889,7 +1942,7 @@
           <w:sz w:val="24"/>
           <w:szCs w:val="24"/>
         </w:rPr>
-        <w:t xml:space="preserve">45. Miller BA, Chu KC, Hankey BF, Ries LA. Cancer incidence and mortality patterns among specific Asian and Pacific Islander populations in the U.S. Cancer Causes Control. 2008;19(3):227-56. doi:10.1007/s10552-007-9088-3</w:t>
+        <w:t xml:space="preserve">45. Kem R, Chu KC. Cambodian cancer incidence rates in California and Washington, 1998-2002. Cancer. 2007;110(6):1370-5. doi:10.1002/cncr.22914</w:t>
       </w:r>
     </w:p>
     <w:p>
@@ -1902,7 +1955,7 @@
           <w:sz w:val="24"/>
           <w:szCs w:val="24"/>
         </w:rPr>
-        <w:t xml:space="preserve">46. McCracken M, Olsen M, Chen MS Jr, Jemal A, Thun M, Cokkinides V, et al. Cancer incidence, mortality, and associated risk factors among Asian Americans of Chinese, Filipino, Vietnamese, Korean, and Japanese ethnicities. CA Cancer J Clin. 2007;57(4):190-205. doi:10.3322/canjclin.57.4.190</w:t>
+        <w:t xml:space="preserve">46. Carozza SE, Howe HL. Patterns of cancer incidence among US Hispanics/Latinos, 1995-2000. Cancer Causes Control. 2006;17(8):1067-75. doi:10.1007/s10552-006-0045-3</w:t>
       </w:r>
     </w:p>
     <w:p>
@@ -1915,7 +1968,72 @@
           <w:sz w:val="24"/>
           <w:szCs w:val="24"/>
         </w:rPr>
-        <w:t xml:space="preserve">47. Wilkinson JD, Wohler-Torres B, Trapido E, Fleming LE, MacKinnon J, Peace S. Cancer among Hispanic women in South Florida: an 18-year assessment: a report from the Florida Cancer Data System. Cancer. 2002;95(8):1752-8. doi:10.1002/cncr.10834</w:t>
+        <w:t xml:space="preserve">47. Gomez SL, Le GM, Clarke CA, Glaser SL, France AM, West DW. Cancer incidence patterns in Koreans in the US and in Kangwha, South Korea. Cancer Causes Control. 2003;14(2):167-74. doi:10.1023/a:1023046121214</w:t>
+      </w:r>
+    </w:p>
+    <w:p>
+      <w:pPr>
+        <w:spacing w:after="60" w:line="300"/>
+      </w:pPr>
+      <w:r>
+        <w:rPr>
+          <w:rFonts w:ascii="Times New Roman" w:cs="Times New Roman" w:eastAsia="Times New Roman" w:hAnsi="Times New Roman"/>
+          <w:sz w:val="24"/>
+          <w:szCs w:val="24"/>
+        </w:rPr>
+        <w:t xml:space="preserve">48. Melkonian SC, Weir HK, Jim MA, Preikschat B, Haverkamp D, White MC. Incidence of and Trends in the Leading Cancers With Elevated Incidence Among American Indian and Alaska Native Populations, 2012-2016. Am J Epidemiol. 2021;190(4):528-538. doi:10.1093/aje/kwaa222</w:t>
+      </w:r>
+    </w:p>
+    <w:p>
+      <w:pPr>
+        <w:spacing w:after="60" w:line="300"/>
+      </w:pPr>
+      <w:r>
+        <w:rPr>
+          <w:rFonts w:ascii="Times New Roman" w:cs="Times New Roman" w:eastAsia="Times New Roman" w:hAnsi="Times New Roman"/>
+          <w:sz w:val="24"/>
+          <w:szCs w:val="24"/>
+        </w:rPr>
+        <w:t xml:space="preserve">49. Jin H, Pinheiro PS, Xu J, Amei A. Cancer incidence among Asian American populations in the United States, 2009-2011. Int J Cancer. 2016;138(9):2136-45. doi:10.1002/ijc.29958</w:t>
+      </w:r>
+    </w:p>
+    <w:p>
+      <w:pPr>
+        <w:spacing w:after="60" w:line="300"/>
+      </w:pPr>
+      <w:r>
+        <w:rPr>
+          <w:rFonts w:ascii="Times New Roman" w:cs="Times New Roman" w:eastAsia="Times New Roman" w:hAnsi="Times New Roman"/>
+          <w:sz w:val="24"/>
+          <w:szCs w:val="24"/>
+        </w:rPr>
+        <w:t xml:space="preserve">50. Miller BA, Chu KC, Hankey BF, Ries LA. Cancer incidence and mortality patterns among specific Asian and Pacific Islander populations in the U.S. Cancer Causes Control. 2008;19(3):227-56. doi:10.1007/s10552-007-9088-3</w:t>
+      </w:r>
+    </w:p>
+    <w:p>
+      <w:pPr>
+        <w:spacing w:after="60" w:line="300"/>
+      </w:pPr>
+      <w:r>
+        <w:rPr>
+          <w:rFonts w:ascii="Times New Roman" w:cs="Times New Roman" w:eastAsia="Times New Roman" w:hAnsi="Times New Roman"/>
+          <w:sz w:val="24"/>
+          <w:szCs w:val="24"/>
+        </w:rPr>
+        <w:t xml:space="preserve">51. McCracken M, Olsen M, Chen MS Jr, Jemal A, Thun M, Cokkinides V, et al. Cancer incidence, mortality, and associated risk factors among Asian Americans of Chinese, Filipino, Vietnamese, Korean, and Japanese ethnicities. CA Cancer J Clin. 2007;57(4):190-205. doi:10.3322/canjclin.57.4.190</w:t>
+      </w:r>
+    </w:p>
+    <w:p>
+      <w:pPr>
+        <w:spacing w:after="60" w:line="300"/>
+      </w:pPr>
+      <w:r>
+        <w:rPr>
+          <w:rFonts w:ascii="Times New Roman" w:cs="Times New Roman" w:eastAsia="Times New Roman" w:hAnsi="Times New Roman"/>
+          <w:sz w:val="24"/>
+          <w:szCs w:val="24"/>
+        </w:rPr>
+        <w:t xml:space="preserve">52. Wilkinson JD, Wohler-Torres B, Trapido E, Fleming LE, MacKinnon J, Peace S. Cancer among Hispanic women in South Florida: an 18-year assessment: a report from the Florida Cancer Data System. Cancer. 2002;95(8):1752-8. doi:10.1002/cncr.10834</w:t>
       </w:r>
     </w:p>
     <w:p>

--- a/meta_agents/search_v2/outputs/Manuscript_Full.docx
+++ b/meta_agents/search_v2/outputs/Manuscript_Full.docx
@@ -1233,7 +1233,7 @@
           <w:sz w:val="24"/>
           <w:szCs w:val="24"/>
         </w:rPr>
-        <w:t xml:space="preserve">Two features of the underlying data shaped these estimates and are part of what the synthesis contributes. Because SEER, NPCR/USCS, NAACCR, and state registries cover overlapping populations, estimates from different publications are not independent; the analysis therefore retained one representative population-based estimate per group and analytic dimension rather than pooling them. First, unlinked national registries misclassify race and undercount AI/AN cases, so an Indian Health Service–linked estimate was preferred for that group, and the reported AI/AN figures are the undercount-adjusted ones rather than the lower unlinked-registry values.</w:t>
+        <w:t xml:space="preserve">Two features of the underlying data shaped these estimates. Because SEER, NPCR/USCS, NAACCR, and state registries cover overlapping populations, estimates from different publications are not independent; the analysis therefore retained one representative population-based estimate per group and analytic dimension rather than pooling them. First, unlinked national registries misclassify race and undercount AI/AN cases, so an Indian Health Service–linked estimate was preferred for that group, and the reported AI/AN figures are the undercount-adjusted ones rather than the lower unlinked-registry values.</w:t>
       </w:r>
       <w:r>
         <w:rPr>
@@ -1327,7 +1327,7 @@
           <w:sz w:val="24"/>
           <w:szCs w:val="24"/>
         </w:rPr>
-        <w:t xml:space="preserve">The review has limitations. Some rate ratios were computed from published age-standardized rates rather than reported directly, and a few used an unstratified White comparator (the receptor-defined subtypes), which can move a ratio slightly. Included studies differed in standard population and diagnosis period, limiting direct comparability, and one older study used the 1970 world standard. The review was restricted to U.S.-resident populations, so the estimates are not generalizable to countries that use a different White reference, different racial and ethnic categories, and different standard populations. Finally, estimates for the smallest subgroups rested on limited numbers, studies contributing only to the narrative synthesis were not quantified, and grey literature was not searched. Screening, full-text selection, and extraction were carried out by a single reviewer with large-language-model assistance rather than by two independent reviewers, so selection and extraction errors cannot be fully excluded; to mitigate this, the full text of every included study was read for the inclusion decision and every extracted estimate was checked against its source table, figure, or text.</w:t>
+        <w:t xml:space="preserve">The review has limitations. Some rate ratios were computed from published age-standardized rates rather than reported directly, and a few used an unstratified White comparator (the receptor-defined subtypes), which can move a ratio slightly. Included studies differed in standard population and diagnosis period, limiting direct comparability, and one older study used the 1970 world standard. The review was restricted to U.S.-resident populations, so the estimates are not generalizable to countries that use a different White reference, different racial and ethnic categories, and different standard populations. Finally, estimates for the smallest subgroups rested on limited numbers, studies contributing only to the narrative synthesis were not quantified, and grey literature was not searched. Screening, full-text selection, and extraction were carried out by a single reviewer with large-language-model assistance, so selection and extraction errors cannot be excluded; the full text of every included study was read for the inclusion decision and every extracted estimate was checked against its source table, figure, or text.</w:t>
       </w:r>
     </w:p>
     <w:p>

--- a/meta_agents/search_v2/outputs/Manuscript_Full.docx
+++ b/meta_agents/search_v2/outputs/Manuscript_Full.docx
@@ -394,7 +394,7 @@
           <w:sz w:val="24"/>
           <w:szCs w:val="24"/>
         </w:rPr>
-        <w:t xml:space="preserve">These estimates are dispersed across separate studies. They come from different registries—the Surveillance, Epidemiology, and End Results (SEER) program, the National Program of Cancer Registries, IHS-linked files, and individual state or regional registries—and from different periods, age-standardization methods, and reference groups, with some studies comparing against White women and others specifically against NHW women. Many of the studies draw on the same underlying registry data, so their estimates are not independent, and combining them directly counts some women more than once. What is missing is a synthesis that gathers the disaggregated estimates across registries, collapses the overlapping estimates so no woman is counted twice, and appraises the quality of what remains.</w:t>
+        <w:t xml:space="preserve">These estimates are dispersed across separate studies. They come from different registries—the Surveillance, Epidemiology, and End Results (SEER) program, the National Program of Cancer Registries, IHS-linked files, and individual state or regional registries—and from different periods, age-standardization methods, and reference groups, with some studies comparing against White women and others specifically against NHW women. Many of the studies draw on the same underlying registry data, so their estimates are not independent, and combining them directly counts some women more than once. What is missing is a synthesis that gathers the disaggregated estimates across registries, collapses these overlapping estimates, and appraises the quality of what remains.</w:t>
       </w:r>
     </w:p>
     <w:p>
@@ -407,7 +407,7 @@
           <w:sz w:val="24"/>
           <w:szCs w:val="24"/>
         </w:rPr>
-        <w:t xml:space="preserve">We reviewed U.S. studies of breast cancer incidence by race and ethnicity and combined them as incidence rate ratios (IRRs) relative to NHW women. The focus was on the disaggregated AANHPI and Hispanic-origin subgroups, on AI/AN women by region, and on the main receptor-defined subtypes. To keep overlapping registry data from being counted twice, the main analysis retains one representative population-based estimate per registry family, and each contributing study was appraised with the Joanna Briggs Institute checklist for studies reporting prevalence and incidence data.</w:t>
+        <w:t xml:space="preserve">We reviewed U.S. studies of breast cancer incidence by race and ethnicity and combined them as incidence rate ratios (IRRs) relative to NHW women. The focus was on the disaggregated AANHPI and Hispanic-origin subgroups, on AI/AN women by region, and on the main receptor-defined subtypes. The main analysis retains one representative population-based estimate per registry family, and each contributing study was appraised with the Joanna Briggs Institute checklist for studies reporting prevalence and incidence data.</w:t>
       </w:r>
     </w:p>
     <w:p>
@@ -1220,7 +1220,7 @@
           <w:sz w:val="24"/>
           <w:szCs w:val="24"/>
         </w:rPr>
-        <w:t xml:space="preserve"> The relative ordering of groups also shifts with the outcome examined (Figure 3), so which group ranks highest depends on the tumor being counted.</w:t>
+        <w:t xml:space="preserve"> The relative ordering of groups also shifts with the outcome examined (Figure 3).</w:t>
       </w:r>
     </w:p>
     <w:p>

--- a/meta_agents/search_v2/outputs/Manuscript_Full.docx
+++ b/meta_agents/search_v2/outputs/Manuscript_Full.docx
@@ -1340,7 +1340,7 @@
           <w:sz w:val="24"/>
           <w:szCs w:val="24"/>
         </w:rPr>
-        <w:t xml:space="preserve">In summary, aggregate racial and ethnic categories describe broad differences in U.S. breast cancer incidence but do not capture the range within them, and the subtype pattern for NHB women departs from the overall pattern. These comparisons rest on a synthesis that collapsed overlapping registry estimates to one representative per analytic cell, preferred Indian Health Service–linked data where unlinked registries undercount AI/AN cases, harmonized the White comparator, and traced every rate ratio to a single appraised source.</w:t>
+        <w:t xml:space="preserve">In summary, aggregate racial and ethnic categories describe broad differences in U.S. breast cancer incidence but do not capture the range within them, and the subtype pattern for NHB women departs from the overall pattern. Each comparison rests on a single appraised representative estimate per analytic cell rather than a pooled figure.</w:t>
       </w:r>
     </w:p>
     <w:p>

--- a/meta_agents/search_v2/outputs/Manuscript_Full.docx
+++ b/meta_agents/search_v2/outputs/Manuscript_Full.docx
@@ -567,7 +567,7 @@
           <w:sz w:val="24"/>
           <w:szCs w:val="24"/>
         </w:rPr>
-        <w:t xml:space="preserve"> when it expressed incidence relative to a White or non-Hispanic White (NHW) comparator—as an incidence rate ratio (IRR) or standardized incidence ratio (SIR), or as age-standardized minority and White rates from which a ratio could be computed. A study that met the inclusion criteria but did not yield such a recoverable White comparison—reporting, for example, only age-specific or trend data, rates for a single group, or an internal or non-White reference—was carried in the </w:t>
+        <w:t xml:space="preserve"> when it expressed incidence relative to a White or non-Hispanic White (NHW) comparator—as an incidence rate ratio (IRR) or standardized incidence ratio (SIR), or as age-standardized minority and White rates from which a ratio could be computed. A study that met the inclusion criteria but did not yield such a recoverable White comparison—reporting, for example, only age-specific or trend data, rates for a single group, or a reference group that was internal or other than White—was carried in the </w:t>
       </w:r>
       <w:r>
         <w:rPr>

--- a/meta_agents/search_v2/outputs/Manuscript_Full.docx
+++ b/meta_agents/search_v2/outputs/Manuscript_Full.docx
@@ -102,7 +102,7 @@
           <w:sz w:val="24"/>
           <w:szCs w:val="24"/>
         </w:rPr>
-        <w:t xml:space="preserve"> Of 4,793 records screened, 162 studies were included—48 eligible for quantitative synthesis (all 48 with extractable data) and 114 narrative. Overall incidence was lower than NHW in each aggregate group: American Indian and Alaska Native (AI/AN) 0.56, Hispanic/Latina 0.72, Asian American, Native Hawaiian, and Pacific Islander (AANHPI) 0.77, and non-Hispanic Black (NHB) 0.93. Within-group estimates ranged widely—0.16 (Hmong) to 1.05 (Japanese) across Asian American subgroups, up to 1.21 in Native Hawaiian women, 0.51 (Mexican) to 0.83 (Puerto Rican) by Hispanic origin, and 0.49 (Navajo area) to 1.33 (Northern Plains) across AI/AN regions. For triple-negative breast cancer, incidence was highest in NHB women (1.95).</w:t>
+        <w:t xml:space="preserve"> Of 4,793 records screened, 162 studies were included—48 eligible for quantitative synthesis and 114 narrative. Overall incidence was lower than NHW in each aggregate group: American Indian and Alaska Native (AI/AN) 0.56, Hispanic/Latina 0.72, Asian American, Native Hawaiian, and Pacific Islander (AANHPI) 0.77, and non-Hispanic Black (NHB) 0.93. Within-group estimates ranged widely—0.16 (Hmong) to 1.05 (Japanese) across Asian American subgroups, up to 1.21 in Native Hawaiian women, 0.51 (Mexican) to 0.83 (Puerto Rican) by Hispanic origin, and 0.49 (Navajo area) to 1.33 (Northern Plains) across AI/AN regions. For triple-negative breast cancer, incidence was highest in NHB women (1.95).</w:t>
       </w:r>
     </w:p>
     <w:p>
@@ -615,7 +615,7 @@
           <w:sz w:val="24"/>
           <w:szCs w:val="24"/>
         </w:rPr>
-        <w:t xml:space="preserve">Records were de-duplicated across databases (4,306 duplicates removed, leaving 4,793 unique records). Titles and abstracts were screened against the pre-specified eligibility criteria by a large language model under the author's direction; to check this step, the author re-screened a random sample of the records the model had excluded and recorded any that should have been retained. The author then obtained and read the full texts and made all full-text eligibility and inclusion decisions personally; the language model assisted data extraction and cross-checked each extracted value against its source, and every included estimate was verified by the author against the source table, figure, or text. Screening and extraction were thus performed by a single reviewer with model assistance. In all, 162 publications were included in the systematic review; of these, 48 were eligible for quantitative synthesis, all providing extractable quantitative data, and the remaining 114 informed the narrative synthesis. Most included studies were population-based registry or incidence studies (drawing on SEER, NPCR/USCS, NAACCR, state, or IHS-linked registries) rather than cohort studies (Supplementary Table 2). From each study contributing quantitative data we extracted the cancer registry, geographic coverage, diagnosis period, age range, standard population, racial or ethnic group and comparator, outcome (overall or subtype), the reported estimate, and its confidence interval. Each estimate was labelled by provenance—directly reported IRR or SIR, computed from reported rates (with a reported or Poisson-derived variance), or read from a figure—and the label was retained for risk-of-bias scoring and for a provenance-restricted sensitivity analysis.</w:t>
+        <w:t xml:space="preserve">Records were de-duplicated across databases (4,306 duplicates removed, leaving 4,793 unique records). Titles and abstracts were screened against the pre-specified eligibility criteria by a large language model under the author's direction; to check this step, the author re-screened a random sample of the records the model had excluded and recorded any that should have been retained. The author then obtained and read the full texts and made all full-text eligibility and inclusion decisions personally; the language model assisted data extraction and cross-checked each extracted value against its source, and every included estimate was verified by the author against the source table, figure, or text. Screening and extraction were thus performed by a single reviewer with model assistance. In all, 162 publications were included in the systematic review; of these, 48 were eligible for quantitative synthesis and the remaining 114 informed the narrative synthesis. Most included studies were population-based registry or incidence studies (drawing on SEER, NPCR/USCS, NAACCR, state, or IHS-linked registries) rather than cohort studies (Supplementary Table 2). From each study contributing quantitative data we extracted the cancer registry, geographic coverage, diagnosis period, age range, standard population, racial or ethnic group and comparator, outcome (overall or subtype), the reported estimate, and its confidence interval. Each estimate was labelled by provenance—directly reported IRR or SIR, computed from reported rates (with a reported or Poisson-derived variance), or read from a figure—and the label was retained for risk-of-bias scoring and for a provenance-restricted sensitivity analysis.</w:t>
       </w:r>
     </w:p>
     <w:p>
@@ -818,7 +818,7 @@
           <w:sz w:val="24"/>
           <w:szCs w:val="24"/>
         </w:rPr>
-        <w:t xml:space="preserve">The four databases returned 9,099 records; 4,306 duplicates were removed, leaving 4,793 unique records for title and abstract screening. Full text was sought for 242 reports; 9 could not be retrieved, and of the 233 assessed, 71 were excluded, giving 162 included studies (Figure 1). Of these, 48 were eligible for quantitative synthesis, and all 48 provided extractable estimates (156 individual estimates across racial/ethnic groups and analytic dimensions)</w:t>
+        <w:t xml:space="preserve">The four databases returned 9,099 records; 4,306 duplicates were removed, leaving 4,793 unique records for title and abstract screening. Full text was sought for 242 reports; 9 could not be retrieved, and of the 233 assessed, 71 were excluded, giving 162 included studies (Figure 1). Of these, 48 were eligible for quantitative synthesis and entered the analysis, contributing 156 individual estimates across racial/ethnic groups and analytic dimensions</w:t>
       </w:r>
       <w:r>
         <w:rPr>
@@ -835,7 +835,7 @@
           <w:sz w:val="24"/>
           <w:szCs w:val="24"/>
         </w:rPr>
-        <w:t xml:space="preserve"> and entered the analysis—22 supplied a cell representative, and the remainder contributed overlapping estimates carried only in the sensitivity analysis; the remaining 114 informed the narrative synthesis (162 = 48 + 114). The extracted studies were published between 2002 and 2026 and drew on the Surveillance, Epidemiology, and End Results (SEER) program, the National Program of Cancer Registries and the United States Cancer Statistics file, the North American Association of Central Cancer Registries, Indian Health Service–linked and tribal registries, and individual state or regional registries (Supplementary Table 2). After collapsing overlapping registry-family estimates, 73 representative estimates remained, one per analytic cell; all are listed in Supplementary Table 4, and the principal comparisons—overall incidence, the disaggregated AANHPI and Hispanic-origin subgroups, AI/AN by region, Middle Eastern populations, and triple-negative breast cancer—are shown in Table 1. The reference group was non-Hispanic White in most studies and an unstratified White group in a minority (marked †; Supplementary Table 4).</w:t>
+        <w:t xml:space="preserve">—22 supplied a cell representative, and the remainder contributed overlapping estimates carried only in the sensitivity analysis; the remaining 114 informed the narrative synthesis (162 = 48 + 114). The extracted studies were published between 2002 and 2026 and drew on the Surveillance, Epidemiology, and End Results (SEER) program, the National Program of Cancer Registries and the United States Cancer Statistics file, the North American Association of Central Cancer Registries, Indian Health Service–linked and tribal registries, and individual state or regional registries (Supplementary Table 2). After collapsing overlapping registry-family estimates, 73 representative estimates remained, one per analytic cell; all are listed in Supplementary Table 4, and the principal comparisons—overall incidence, the disaggregated AANHPI and Hispanic-origin subgroups, AI/AN by region, Middle Eastern populations, and triple-negative breast cancer—are shown in Table 1. The reference group was non-Hispanic White in most studies and an unstratified White group in a minority (marked †; Supplementary Table 4).</w:t>
       </w:r>
     </w:p>
     <w:p>

--- a/meta_agents/search_v2/outputs/Manuscript_Full.docx
+++ b/meta_agents/search_v2/outputs/Manuscript_Full.docx
@@ -758,7 +758,7 @@
           <w:sz w:val="24"/>
           <w:szCs w:val="24"/>
         </w:rPr>
-        <w:t xml:space="preserve">Each estimate was expressed as an IRR relative to NHW women. When a study reported age-standardized rates rather than a ratio, the IRR was computed from the minority and NHW rates of the same study, standard population, and diagnosis period, and its confidence interval was propagated from the reported rate intervals by the delta method. Every representative therefore rested on either a directly reported ratio or on rates from a single source; none relied on a comparator supplied from outside its own study or back-estimated to reproduce a rounded ratio. The only estimate that borrowed an external reference—an Alaska Native rate whose source reported no in-paper White comparator, paired with a SEER-Explorer non-Hispanic White rate for the same period—was retained solely as a sensitivity overlap, never as a representative. For the non-independence reason given above, these estimates were not combined into a pooled random-effects estimate; the primary result for each group is the representative population-based estimate, and the analysis presents the racial and ethnic differences and the subgroup heterogeneity group by group rather than as a single pooled value. Studies that met the inclusion criteria but did not provide a recoverable non-Hispanic White comparison were not placed on the IRR scale; these were summarized narratively by racial or ethnic group and outcome. Analyses were carried out in Python 3 using SciPy.</w:t>
+        <w:t xml:space="preserve">Each estimate was expressed as an IRR relative to NHW women. When a study reported age-standardized rates rather than a ratio, the IRR was computed from the minority and NHW rates of the same study, standard population, and diagnosis period, and its confidence interval was propagated from the reported rate intervals by the delta method. Each representative therefore rested on a directly reported ratio or on minority and reference rates from the same source. One estimate paired an Alaska Native rate with an external SEER-Explorer non-Hispanic White reference, its source having reported no in-paper White comparator; it was used only in the sensitivity analysis, not as a representative. For the non-independence reason given above, these estimates were not combined into a pooled random-effects estimate; the primary result for each group is the representative population-based estimate, and the analysis presents the racial and ethnic differences and the subgroup heterogeneity group by group rather than as a single pooled value. Studies that met the inclusion criteria but did not provide a recoverable non-Hispanic White comparison were not placed on the IRR scale; these were summarized narratively by racial or ethnic group and outcome. Analyses were carried out in Python 3 using SciPy.</w:t>
       </w:r>
     </w:p>
     <w:p>

--- a/meta_agents/search_v2/outputs/Manuscript_Full.docx
+++ b/meta_agents/search_v2/outputs/Manuscript_Full.docx
@@ -79,7 +79,7 @@
           <w:sz w:val="24"/>
           <w:szCs w:val="24"/>
         </w:rPr>
-        <w:t xml:space="preserve"> Four databases (MEDLINE via PubMed, Embase, Scopus, and Web of Science) were searched for U.S. studies reporting female invasive breast cancer incidence by racial or ethnic group, following PRISMA 2020; those with a recoverable White or non-Hispanic White (NHW) comparison formed the quantitative synthesis and the remainder the narrative synthesis. Because these registries (SEER, NPCR/USCS, NAACCR, and state) overlap, one representative estimate per group and dimension was selected, not pooled. Each estimate was an incidence rate ratio (IRR) versus a non-Hispanic White reference (unstratified White for a minority of estimates); ratios not reported directly were recomputed from a single master dataset, and risk of bias was assessed with the Joanna Briggs Institute checklist for incidence data.</w:t>
+        <w:t xml:space="preserve"> Four databases (MEDLINE via PubMed, Embase, Scopus, and Web of Science) were searched for U.S. studies reporting female invasive breast cancer incidence by racial or ethnic group, following PRISMA 2020; those with a recoverable non-Hispanic White (NHW) comparison formed the quantitative synthesis and the rest the narrative synthesis. Because these registries overlap, one representative estimate per group and dimension was selected, not pooled. Each estimate was an incidence rate ratio (IRR) versus an NHW reference (unstratified White for a minority of estimates); ratios not reported directly were recomputed from a single master dataset, and risk of bias was assessed with the Joanna Briggs Institute checklist for incidence data.</w:t>
       </w:r>
     </w:p>
     <w:p>

--- a/meta_agents/search_v2/outputs/Manuscript_Full.docx
+++ b/meta_agents/search_v2/outputs/Manuscript_Full.docx
@@ -1233,7 +1233,7 @@
           <w:sz w:val="24"/>
           <w:szCs w:val="24"/>
         </w:rPr>
-        <w:t xml:space="preserve">Two features of the underlying data shaped these estimates. Because SEER, NPCR/USCS, NAACCR, and state registries cover overlapping populations, estimates from different publications are not independent; the analysis therefore retained one representative population-based estimate per group and analytic dimension rather than pooling them. First, unlinked national registries misclassify race and undercount AI/AN cases, so an Indian Health Service–linked estimate was preferred for that group, and the reported AI/AN figures are the undercount-adjusted ones rather than the lower unlinked-registry values.</w:t>
+        <w:t xml:space="preserve">Two features of the underlying data shaped these estimates. First, unlinked national registries misclassify race and undercount AI/AN cases, so an Indian Health Service–linked estimate was preferred for that group, and the reported AI/AN figures are the undercount-adjusted ones rather than the lower unlinked-registry values.</w:t>
       </w:r>
       <w:r>
         <w:rPr>

--- a/meta_agents/search_v2/outputs/Manuscript_Full.docx
+++ b/meta_agents/search_v2/outputs/Manuscript_Full.docx
@@ -925,7 +925,7 @@
           <w:sz w:val="24"/>
           <w:szCs w:val="24"/>
         </w:rPr>
-        <w:t xml:space="preserve">Among Hispanic/Latina women, incidence differed by country of origin: Mexican 0.51 (0.38–0.69), New Latino 0.70 (0.63–0.77), Cuban 0.77 (0.69–0.86), and Puerto Rican 0.83 (0.74–0.94); the aggregate Hispanic/Latina estimate was a standardized incidence ratio of 0.64 (Table 1; Figure 2).</w:t>
+        <w:t xml:space="preserve">Among Hispanic/Latina women, incidence differed by country of origin: Mexican 0.51 (0.38–0.69), New Latino 0.70 (0.63–0.77), Cuban 0.77 (0.69–0.86), and Puerto Rican 0.83 (0.74–0.94); the aggregate Hispanic/Latina estimate was 0.64 (0.64–0.65), matching the study's reported standardized incidence ratio (Table 1; Figure 2).</w:t>
       </w:r>
     </w:p>
     <w:p>
@@ -1075,7 +1075,7 @@
           <w:sz w:val="24"/>
           <w:szCs w:val="24"/>
         </w:rPr>
-        <w:t xml:space="preserve">On the JBI checklist, 39 of the 48 studies were at low risk of bias and 9 at moderate risk, with none at high risk (Supplementary Table 5); the moderate ratings arose mainly where an estimate was reported without a variance, the standard population was not clearly specified, or race and ethnicity ascertainment was limited. The representative selection was examined in three ways (Supplementary Table 6). Restricting to low-risk-of-bias studies left 55 of 73 cell representatives unchanged, with the 8 changed and 10 dropped cells concentrated in the disaggregated AANHPI subgroups; restricting to directly reported estimates left 35 unchanged (6 changed, 32 dropped); and restricting to NHW-comparator estimates left 56 unchanged (17 dropped), the dropped cells being those whose only representative used an unstratified White comparator — the receptor-defined subtypes and two age-specific Black cells.</w:t>
+        <w:t xml:space="preserve">On the JBI checklist, 39 of the 48 studies were at low risk of bias and 9 at moderate risk, with none at high risk (Supplementary Table 5); the moderate ratings arose mainly where an estimate was reported without a variance, the standard population was not clearly specified, or race and ethnicity ascertainment was limited. The representative selection was examined in three ways (Supplementary Table 6). Restricting to low-risk-of-bias studies left 55 of 73 cell representatives unchanged, with the 8 changed and 10 dropped cells concentrated in the disaggregated AANHPI subgroups; restricting to directly reported estimates left 34 unchanged (6 changed, 33 dropped); and restricting to NHW-comparator estimates left 56 unchanged (17 dropped), the dropped cells being those whose only representative used an unstratified White comparator — the receptor-defined subtypes and two age-specific Black cells.</w:t>
       </w:r>
     </w:p>
     <w:p>
@@ -5352,7 +5352,7 @@
                 <w:sz w:val="15"/>
                 <w:szCs w:val="15"/>
               </w:rPr>
-              <w:t xml:space="preserve">SIR</w:t>
+              <w:t xml:space="preserve">IRR</w:t>
             </w:r>
           </w:p>
         </w:tc>
@@ -5375,7 +5375,7 @@
                 <w:sz w:val="15"/>
                 <w:szCs w:val="15"/>
               </w:rPr>
-              <w:t xml:space="preserve">0.64 (point est.)</w:t>
+              <w:t xml:space="preserve">0.643 [0.637, 0.650]</w:t>
             </w:r>
           </w:p>
         </w:tc>

--- a/meta_agents/search_v2/outputs/Manuscript_Full.docx
+++ b/meta_agents/search_v2/outputs/Manuscript_Full.docx
@@ -835,7 +835,7 @@
           <w:sz w:val="24"/>
           <w:szCs w:val="24"/>
         </w:rPr>
-        <w:t xml:space="preserve">—22 supplied a cell representative, and the remainder contributed overlapping estimates carried only in the sensitivity analysis; the remaining 114 informed the narrative synthesis (162 = 48 + 114). The extracted studies were published between 2002 and 2026 and drew on the Surveillance, Epidemiology, and End Results (SEER) program, the National Program of Cancer Registries and the United States Cancer Statistics file, the North American Association of Central Cancer Registries, Indian Health Service–linked and tribal registries, and individual state or regional registries (Supplementary Table 2). After collapsing overlapping registry-family estimates, 73 representative estimates remained, one per analytic cell; all are listed in Supplementary Table 4, and the principal comparisons—overall incidence, the disaggregated AANHPI and Hispanic-origin subgroups, AI/AN by region, Middle Eastern populations, and triple-negative breast cancer—are shown in Table 1. The reference group was non-Hispanic White in most studies and an unstratified White group in a minority (marked †; Supplementary Table 4).</w:t>
+        <w:t xml:space="preserve">—23 supplied a cell representative, and the remainder contributed overlapping estimates carried only in the sensitivity analysis; the remaining 114 informed the narrative synthesis (162 = 48 + 114). The extracted studies were published between 2002 and 2026 and drew on the Surveillance, Epidemiology, and End Results (SEER) program, the National Program of Cancer Registries and the United States Cancer Statistics file, the North American Association of Central Cancer Registries, Indian Health Service–linked and tribal registries, and individual state or regional registries (Supplementary Table 2). After collapsing overlapping registry-family estimates, 74 representative estimates remained, one per analytic cell; all are listed in Supplementary Table 4, and the principal comparisons—overall incidence, the disaggregated AANHPI and Hispanic-origin subgroups, AI/AN by region, Middle Eastern populations, and triple-negative breast cancer—are shown in Table 1. The reference group was non-Hispanic White in most studies and an unstratified White group in a minority (marked †; Supplementary Table 4).</w:t>
       </w:r>
     </w:p>
     <w:p>
@@ -955,7 +955,7 @@
           <w:sz w:val="24"/>
           <w:szCs w:val="24"/>
         </w:rPr>
-        <w:t xml:space="preserve">AI/AN incidence relative to NHW women varied by region, from 0.49 (0.44–0.55) in the Navajo area to 1.25 (1.11–1.41) in the Southern Plains and 1.33 (1.26–1.41) in the Northern Plains (Table 1; Figure 2).</w:t>
+        <w:t xml:space="preserve">AI/AN incidence relative to NHW women varied by region, from 0.49 (0.44–0.55) in the Navajo area to 1.25 (1.11–1.41) in the Southern Plains and 1.33 (1.26–1.41) in the Northern Plains; Alaska Native women, whose cases are ascertained by the Indian Health Service–eligibility–based Alaska Native Tumor Registry, had an IRR of 1.09 (0.99–1.21) against an unstratified White reference (Table 1; Figure 2).</w:t>
       </w:r>
     </w:p>
     <w:p>
@@ -1075,7 +1075,7 @@
           <w:sz w:val="24"/>
           <w:szCs w:val="24"/>
         </w:rPr>
-        <w:t xml:space="preserve">On the JBI checklist, 39 of the 48 studies were at low risk of bias and 9 at moderate risk, with none at high risk (Supplementary Table 5); the moderate ratings arose mainly where an estimate was reported without a variance, the standard population was not clearly specified, or race and ethnicity ascertainment was limited. The representative selection was examined in three ways (Supplementary Table 6). Restricting to low-risk-of-bias studies left 55 of 73 cell representatives unchanged, with the 8 changed and 10 dropped cells concentrated in the disaggregated AANHPI subgroups; restricting to directly reported estimates left 34 unchanged (6 changed, 33 dropped); and restricting to NHW-comparator estimates left 56 unchanged (17 dropped), the dropped cells being those whose only representative used an unstratified White comparator — the receptor-defined subtypes and two age-specific Black cells.</w:t>
+        <w:t xml:space="preserve">On the JBI checklist, 39 of the 48 studies were at low risk of bias and 9 at moderate risk, with none at high risk (Supplementary Table 5); the moderate ratings arose mainly where an estimate was reported without a variance, the standard population was not clearly specified, or race and ethnicity ascertainment was limited. The representative selection was examined in three ways (Supplementary Table 6). Restricting to low-risk-of-bias studies left 56 of 74 cell representatives unchanged, with the 8 changed and 10 dropped cells concentrated in the disaggregated AANHPI subgroups; restricting to directly reported estimates left 35 unchanged (6 changed, 33 dropped); and restricting to NHW-comparator estimates left 56 unchanged (1 changed, 17 dropped), the dropped cells being those whose only representative used an unstratified White comparator — the receptor-defined subtypes and two age-specific Black cells — and the one changed cell being Alaska Native, whose unstratified-White representative gave way to the external-NHW sensitivity estimate.</w:t>
       </w:r>
     </w:p>
     <w:p>
@@ -5589,6 +5589,146 @@
                 <w:szCs w:val="15"/>
               </w:rPr>
               <w:t xml:space="preserve">IHS-PRCDA</w:t>
+            </w:r>
+          </w:p>
+        </w:tc>
+        <w:tc>
+          <w:tcPr>
+            <w:tcW w:type="dxa" w:w="1429"/>
+            <w:tcMar>
+              <w:top w:type="dxa" w:w="25"/>
+              <w:left w:type="dxa" w:w="70"/>
+              <w:bottom w:type="dxa" w:w="25"/>
+              <w:right w:type="dxa" w:w="70"/>
+            </w:tcMar>
+          </w:tcPr>
+          <w:p>
+            <w:r>
+              <w:rPr>
+                <w:rFonts w:ascii="Malgun Gothic" w:cs="Malgun Gothic" w:eastAsia="Malgun Gothic" w:hAnsi="Malgun Gothic"/>
+                <w:b w:val="false"/>
+                <w:bCs w:val="false"/>
+                <w:sz w:val="15"/>
+                <w:szCs w:val="15"/>
+              </w:rPr>
+              <w:t xml:space="preserve">Low</w:t>
+            </w:r>
+          </w:p>
+        </w:tc>
+      </w:tr>
+      <w:tr>
+        <w:tc>
+          <w:tcPr>
+            <w:tcW w:type="dxa" w:w="3353"/>
+            <w:tcMar>
+              <w:top w:type="dxa" w:w="25"/>
+              <w:left w:type="dxa" w:w="70"/>
+              <w:bottom w:type="dxa" w:w="25"/>
+              <w:right w:type="dxa" w:w="70"/>
+            </w:tcMar>
+          </w:tcPr>
+          <w:p>
+            <w:r>
+              <w:rPr>
+                <w:rFonts w:ascii="Malgun Gothic" w:cs="Malgun Gothic" w:eastAsia="Malgun Gothic" w:hAnsi="Malgun Gothic"/>
+                <w:b w:val="false"/>
+                <w:bCs w:val="false"/>
+                <w:sz w:val="15"/>
+                <w:szCs w:val="15"/>
+              </w:rPr>
+              <w:t xml:space="preserve">Alaska Native</w:t>
+            </w:r>
+          </w:p>
+        </w:tc>
+        <w:tc>
+          <w:tcPr>
+            <w:tcW w:type="dxa" w:w="1099"/>
+            <w:tcMar>
+              <w:top w:type="dxa" w:w="25"/>
+              <w:left w:type="dxa" w:w="70"/>
+              <w:bottom w:type="dxa" w:w="25"/>
+              <w:right w:type="dxa" w:w="70"/>
+            </w:tcMar>
+          </w:tcPr>
+          <w:p>
+            <w:r>
+              <w:rPr>
+                <w:rFonts w:ascii="Malgun Gothic" w:cs="Malgun Gothic" w:eastAsia="Malgun Gothic" w:hAnsi="Malgun Gothic"/>
+                <w:b w:val="false"/>
+                <w:bCs w:val="false"/>
+                <w:sz w:val="15"/>
+                <w:szCs w:val="15"/>
+              </w:rPr>
+              <w:t xml:space="preserve">IRR</w:t>
+            </w:r>
+          </w:p>
+        </w:tc>
+        <w:tc>
+          <w:tcPr>
+            <w:tcW w:type="dxa" w:w="3133"/>
+            <w:tcMar>
+              <w:top w:type="dxa" w:w="25"/>
+              <w:left w:type="dxa" w:w="70"/>
+              <w:bottom w:type="dxa" w:w="25"/>
+              <w:right w:type="dxa" w:w="70"/>
+            </w:tcMar>
+          </w:tcPr>
+          <w:p>
+            <w:r>
+              <w:rPr>
+                <w:rFonts w:ascii="Malgun Gothic" w:cs="Malgun Gothic" w:eastAsia="Malgun Gothic" w:hAnsi="Malgun Gothic"/>
+                <w:b w:val="false"/>
+                <w:bCs w:val="false"/>
+                <w:sz w:val="15"/>
+                <w:szCs w:val="15"/>
+              </w:rPr>
+              <w:t xml:space="preserve">1.09 [0.99, 1.21] †</w:t>
+            </w:r>
+          </w:p>
+        </w:tc>
+        <w:tc>
+          <w:tcPr>
+            <w:tcW w:type="dxa" w:w="2913"/>
+            <w:tcMar>
+              <w:top w:type="dxa" w:w="25"/>
+              <w:left w:type="dxa" w:w="70"/>
+              <w:bottom w:type="dxa" w:w="25"/>
+              <w:right w:type="dxa" w:w="70"/>
+            </w:tcMar>
+          </w:tcPr>
+          <w:p>
+            <w:r>
+              <w:rPr>
+                <w:rFonts w:ascii="Malgun Gothic" w:cs="Malgun Gothic" w:eastAsia="Malgun Gothic" w:hAnsi="Malgun Gothic"/>
+                <w:b w:val="false"/>
+                <w:bCs w:val="false"/>
+                <w:sz w:val="15"/>
+                <w:szCs w:val="15"/>
+              </w:rPr>
+              <w:t xml:space="preserve">Nash 2019 (2009-2014)</w:t>
+            </w:r>
+          </w:p>
+        </w:tc>
+        <w:tc>
+          <w:tcPr>
+            <w:tcW w:type="dxa" w:w="2473"/>
+            <w:tcMar>
+              <w:top w:type="dxa" w:w="25"/>
+              <w:left w:type="dxa" w:w="70"/>
+              <w:bottom w:type="dxa" w:w="25"/>
+              <w:right w:type="dxa" w:w="70"/>
+            </w:tcMar>
+          </w:tcPr>
+          <w:p>
+            <w:r>
+              <w:rPr>
+                <w:rFonts w:ascii="Malgun Gothic" w:cs="Malgun Gothic" w:eastAsia="Malgun Gothic" w:hAnsi="Malgun Gothic"/>
+                <w:b w:val="false"/>
+                <w:bCs w:val="false"/>
+                <w:sz w:val="15"/>
+                <w:szCs w:val="15"/>
+              </w:rPr>
+              <w:t xml:space="preserve">Alaska Native Tumor Registry (IHS-linked)</w:t>
             </w:r>
           </w:p>
         </w:tc>

--- a/meta_agents/search_v2/outputs/Manuscript_Full.docx
+++ b/meta_agents/search_v2/outputs/Manuscript_Full.docx
@@ -1075,7 +1075,7 @@
           <w:sz w:val="24"/>
           <w:szCs w:val="24"/>
         </w:rPr>
-        <w:t xml:space="preserve">On the JBI checklist, 39 of the 48 studies were at low risk of bias and 9 at moderate risk, with none at high risk (Supplementary Table 5); the moderate ratings arose mainly where an estimate was reported without a variance, the standard population was not clearly specified, or race and ethnicity ascertainment was limited. The representative selection was examined in three ways (Supplementary Table 6). Restricting to low-risk-of-bias studies left 56 of 74 cell representatives unchanged, with the 8 changed and 10 dropped cells concentrated in the disaggregated AANHPI subgroups; restricting to directly reported estimates left 35 unchanged (6 changed, 33 dropped); and restricting to NHW-comparator estimates left 56 unchanged (1 changed, 17 dropped), the dropped cells being those whose only representative used an unstratified White comparator — the receptor-defined subtypes and two age-specific Black cells — and the one changed cell being Alaska Native, whose unstratified-White representative gave way to the external-NHW sensitivity estimate.</w:t>
+        <w:t xml:space="preserve">On the JBI checklist, 39 of the 48 studies were at low risk of bias and 9 at moderate risk, with none at high risk (Supplementary Table 5); the moderate ratings arose mainly where an estimate was reported without a variance, the standard population was not clearly specified, or race and ethnicity ascertainment was limited. The representative selection was examined in three ways (Supplementary Table 6). Restricting to low-risk-of-bias studies left 56 of 74 cell representatives unchanged, with the 8 changed and 10 dropped cells concentrated in the disaggregated AANHPI subgroups; restricting to directly reported estimates left 36 unchanged (5 changed, 33 dropped); and restricting to NHW-comparator estimates left 56 unchanged (1 changed, 17 dropped), the dropped cells being those whose only representative used an unstratified White comparator — the receptor-defined subtypes and two age-specific Black cells — and the one changed cell being Alaska Native, whose unstratified-White representative gave way to the external-NHW sensitivity estimate.</w:t>
       </w:r>
     </w:p>
     <w:p>

--- a/meta_agents/search_v2/outputs/Manuscript_Full.docx
+++ b/meta_agents/search_v2/outputs/Manuscript_Full.docx
@@ -102,7 +102,7 @@
           <w:sz w:val="24"/>
           <w:szCs w:val="24"/>
         </w:rPr>
-        <w:t xml:space="preserve"> Of 4,793 records screened, 162 studies were included—48 eligible for quantitative synthesis and 114 narrative. Overall incidence was lower than NHW in each aggregate group: American Indian and Alaska Native (AI/AN) 0.56, Hispanic/Latina 0.72, Asian American, Native Hawaiian, and Pacific Islander (AANHPI) 0.77, and non-Hispanic Black (NHB) 0.93. Within-group estimates ranged widely—0.16 (Hmong) to 1.05 (Japanese) across Asian American subgroups, up to 1.21 in Native Hawaiian women, 0.51 (Mexican) to 0.83 (Puerto Rican) by Hispanic origin, and 0.49 (Navajo area) to 1.33 (Northern Plains) across AI/AN regions. For triple-negative breast cancer, incidence was highest in NHB women (1.95).</w:t>
+        <w:t xml:space="preserve"> Of 4,793 records screened, 162 studies were included—48 eligible for quantitative synthesis and 114 narrative. Overall incidence was lower than NHW in each aggregate group: American Indian and Alaska Native (AI/AN) 0.56, Hispanic/Latina 0.72, Asian American, Native Hawaiian, and Pacific Islander (AANHPI) 0.77, and non-Hispanic Black (NHB) 0.93. Within-group estimates ranged widely—0.16 (Hmong) to 1.05 (Japanese) across Asian American subgroups, up to 1.21 in Native Hawaiian women, 0.51 (Mexican) to 0.83 (Puerto Rican) by Hispanic origin, and 0.49 (Navajo area) to 1.33 (Southern Plains) across AI/AN regions. For triple-negative breast cancer, incidence was highest in NHB women (1.95).</w:t>
       </w:r>
     </w:p>
     <w:p>
@@ -835,7 +835,7 @@
           <w:sz w:val="24"/>
           <w:szCs w:val="24"/>
         </w:rPr>
-        <w:t xml:space="preserve">—23 supplied a cell representative, and the remainder contributed overlapping estimates carried only in the sensitivity analysis; the remaining 114 informed the narrative synthesis (162 = 48 + 114). The extracted studies were published between 2002 and 2026 and drew on the Surveillance, Epidemiology, and End Results (SEER) program, the National Program of Cancer Registries and the United States Cancer Statistics file, the North American Association of Central Cancer Registries, Indian Health Service–linked and tribal registries, and individual state or regional registries (Supplementary Table 2). After collapsing overlapping registry-family estimates, 74 representative estimates remained, one per analytic cell; all are listed in Supplementary Table 4, and the principal comparisons—overall incidence, the disaggregated AANHPI and Hispanic-origin subgroups, AI/AN by region, Middle Eastern populations, and triple-negative breast cancer—are shown in Table 1. The reference group was non-Hispanic White in most studies and an unstratified White group in a minority (marked †; Supplementary Table 4).</w:t>
+        <w:t xml:space="preserve">—24 supplied a cell representative, and the remainder contributed overlapping estimates carried only in the sensitivity analysis; the remaining 114 informed the narrative synthesis (162 = 48 + 114). The extracted studies were published between 2002 and 2026 and drew on the Surveillance, Epidemiology, and End Results (SEER) program, the National Program of Cancer Registries and the United States Cancer Statistics file, the North American Association of Central Cancer Registries, Indian Health Service–linked and tribal registries, and individual state or regional registries (Supplementary Table 2). After collapsing overlapping registry-family estimates, 74 representative estimates remained, one per analytic cell; all are listed in Supplementary Table 4, and the principal comparisons—overall incidence, the disaggregated AANHPI and Hispanic-origin subgroups, AI/AN by region, Middle Eastern populations, and triple-negative breast cancer—are shown in Table 1. The reference group was non-Hispanic White in most studies and an unstratified White group in a minority (marked †; Supplementary Table 4).</w:t>
       </w:r>
     </w:p>
     <w:p>
@@ -955,7 +955,7 @@
           <w:sz w:val="24"/>
           <w:szCs w:val="24"/>
         </w:rPr>
-        <w:t xml:space="preserve">AI/AN incidence relative to NHW women varied by region, from 0.49 (0.44–0.55) in the Navajo area to 1.25 (1.11–1.41) in the Southern Plains and 1.33 (1.26–1.41) in the Northern Plains; Alaska Native women, whose cases are ascertained by the Indian Health Service–eligibility–based Alaska Native Tumor Registry, had an IRR of 1.09 (0.99–1.21) against an unstratified White reference (Table 1; Figure 2).</w:t>
+        <w:t xml:space="preserve">AI/AN incidence relative to NHW women varied by region, from 0.49 (0.44–0.55) in the Navajo area to 1.33 (1.26–1.41) in the Southern Plains. The Northern Plains estimate was 0.90 (a point estimate without a reported variance, drawn from unlinked state registries that are known to undercount AI/AN cases and so probably understates the true rate). Alaska Native women, whose cases are ascertained by the Indian Health Service–eligibility–based Alaska Native Tumor Registry, had an IRR of 1.09 (0.99–1.21) against an unstratified White reference (Table 1; Figure 2).</w:t>
       </w:r>
     </w:p>
     <w:p>
@@ -1075,7 +1075,7 @@
           <w:sz w:val="24"/>
           <w:szCs w:val="24"/>
         </w:rPr>
-        <w:t xml:space="preserve">On the JBI checklist, 39 of the 48 studies were at low risk of bias and 9 at moderate risk, with none at high risk (Supplementary Table 5); the moderate ratings arose mainly where an estimate was reported without a variance, the standard population was not clearly specified, or race and ethnicity ascertainment was limited. The representative selection was examined in three ways (Supplementary Table 6). Restricting to low-risk-of-bias studies left 56 of 74 cell representatives unchanged, with the 8 changed and 10 dropped cells concentrated in the disaggregated AANHPI subgroups; restricting to directly reported estimates left 36 unchanged (5 changed, 33 dropped); and restricting to NHW-comparator estimates left 56 unchanged (1 changed, 17 dropped), the dropped cells being those whose only representative used an unstratified White comparator — the receptor-defined subtypes and two age-specific Black cells — and the one changed cell being Alaska Native, whose unstratified-White representative gave way to the external-NHW sensitivity estimate.</w:t>
+        <w:t xml:space="preserve">On the JBI checklist, 39 of the 48 studies were at low risk of bias and 9 at moderate risk, with none at high risk (Supplementary Table 5); the moderate ratings arose mainly where an estimate was reported without a variance, the standard population was not clearly specified, or race and ethnicity ascertainment was limited. The representative selection was examined in three ways (Supplementary Table 6). Restricting to low-risk-of-bias studies left 55 of 74 cell representatives unchanged, with the 8 changed and 11 dropped cells concentrated in the disaggregated AANHPI subgroups; restricting to directly reported estimates left 35 unchanged (5 changed, 34 dropped); and restricting to NHW-comparator estimates left 56 unchanged (1 changed, 17 dropped), the dropped cells being those whose only representative used an unstratified White comparator — the receptor-defined subtypes and two age-specific Black cells — and the one changed cell being Alaska Native, whose unstratified-White representative gave way to the external-NHW sensitivity estimate.</w:t>
       </w:r>
     </w:p>
     <w:p>
@@ -1118,7 +1118,7 @@
           <w:sz w:val="24"/>
           <w:szCs w:val="24"/>
         </w:rPr>
-        <w:t xml:space="preserve">The central observation is that these aggregate figures average over the wide variation among the subgroups they contain. Among Asian American subgroups the IRR ranged from 0.16 in Hmong women to 1.05 in Japanese women; Native Hawaiian women (1.21) and the Native Hawaiian and Pacific Islander (NHPI) aggregate (1.21) exceeded the NHW rate; Hispanic incidence rose from 0.51 in Mexican women to 0.83 in Puerto Rican women; and AI/AN incidence ranged from 0.49 in the Navajo area to 1.33 in the Northern Plains (Figure 2). This pattern is consistent with earlier disaggregated work and extends it: Gomez and colleagues first documented the variation among Asian American subgroups,</w:t>
+        <w:t xml:space="preserve">The central observation is that these aggregate figures average over the wide variation among the subgroups they contain. Among Asian American subgroups the IRR ranged from 0.16 in Hmong women to 1.05 in Japanese women; Native Hawaiian women (1.21) and the Native Hawaiian and Pacific Islander (NHPI) aggregate (1.21) exceeded the NHW rate; Hispanic incidence rose from 0.51 in Mexican women to 0.83 in Puerto Rican women; and AI/AN incidence ranged from 0.49 in the Navajo area to 1.33 in the Southern Plains (Figure 2). This pattern is consistent with earlier disaggregated work and extends it: Gomez and colleagues first documented the variation among Asian American subgroups,</w:t>
       </w:r>
       <w:r>
         <w:rPr>
@@ -1233,7 +1233,7 @@
           <w:sz w:val="24"/>
           <w:szCs w:val="24"/>
         </w:rPr>
-        <w:t xml:space="preserve">Two features of the underlying data shaped these estimates. First, unlinked national registries misclassify race and undercount AI/AN cases, so an Indian Health Service–linked estimate was preferred for that group, and the reported AI/AN figures are the undercount-adjusted ones rather than the lower unlinked-registry values.</w:t>
+        <w:t xml:space="preserve">Two features of the underlying data shaped these estimates. First, unlinked national registries misclassify race and undercount AI/AN cases, so an Indian Health Service–linked estimate was preferred for that group wherever one was available, and the reported AI/AN figures draw on those linked sources rather than the lower unlinked-registry values.</w:t>
       </w:r>
       <w:r>
         <w:rPr>
@@ -1250,7 +1250,7 @@
           <w:sz w:val="24"/>
           <w:szCs w:val="24"/>
         </w:rPr>
-        <w:t xml:space="preserve"> In the Northern Plains, for example, unlinked state registries placed AI/AN breast incidence at a rate ratio of 0.90 relative to NHW women, whereas the IHS-linked estimate for the same region placed it at 1.33—the comparison reversing direction with case ascertainment.</w:t>
+        <w:t xml:space="preserve"> The contrast is visible across regions: the Indian Health Service–linked estimates place AI/AN breast incidence at or above the NHW rate in the Southern Plains (1.33) and among Alaska Native women (1.09), whereas the Northern Plains figure—available only from unlinked state registries that undercount AI/AN cases—sits at 0.90 and probably understates the true rate. The direction of the comparison thus shifts with case ascertainment.</w:t>
       </w:r>
       <w:r>
         <w:rPr>
@@ -5636,7 +5636,7 @@
                 <w:sz w:val="15"/>
                 <w:szCs w:val="15"/>
               </w:rPr>
-              <w:t xml:space="preserve">Alaska Native</w:t>
+              <w:t xml:space="preserve">AI/AN (Northern Plains)</w:t>
             </w:r>
           </w:p>
         </w:tc>
@@ -5682,7 +5682,7 @@
                 <w:sz w:val="15"/>
                 <w:szCs w:val="15"/>
               </w:rPr>
-              <w:t xml:space="preserve">1.09 [0.99, 1.21] †</w:t>
+              <w:t xml:space="preserve">0.902 (point est.)</w:t>
             </w:r>
           </w:p>
         </w:tc>
@@ -5705,7 +5705,7 @@
                 <w:sz w:val="15"/>
                 <w:szCs w:val="15"/>
               </w:rPr>
-              <w:t xml:space="preserve">Nash 2019 (2009-2014)</w:t>
+              <w:t xml:space="preserve">Watanabe-Galloway  2015 (2002-2009)</w:t>
             </w:r>
           </w:p>
         </w:tc>
@@ -5728,7 +5728,7 @@
                 <w:sz w:val="15"/>
                 <w:szCs w:val="15"/>
               </w:rPr>
-              <w:t xml:space="preserve">Alaska Native Tumor Registry (IHS-linked)</w:t>
+              <w:t xml:space="preserve">Other/unspecified</w:t>
             </w:r>
           </w:p>
         </w:tc>
@@ -5751,7 +5751,7 @@
                 <w:sz w:val="15"/>
                 <w:szCs w:val="15"/>
               </w:rPr>
-              <w:t xml:space="preserve">Low</w:t>
+              <w:t xml:space="preserve">Moderate</w:t>
             </w:r>
           </w:p>
         </w:tc>
@@ -5776,7 +5776,7 @@
                 <w:sz w:val="15"/>
                 <w:szCs w:val="15"/>
               </w:rPr>
-              <w:t xml:space="preserve">AI/AN (Southern Plains)</w:t>
+              <w:t xml:space="preserve">Alaska Native</w:t>
             </w:r>
           </w:p>
         </w:tc>
@@ -5822,7 +5822,7 @@
                 <w:sz w:val="15"/>
                 <w:szCs w:val="15"/>
               </w:rPr>
-              <w:t xml:space="preserve">1.25 [1.11, 1.41]</w:t>
+              <w:t xml:space="preserve">1.09 [0.99, 1.21] †</w:t>
             </w:r>
           </w:p>
         </w:tc>
@@ -5845,7 +5845,7 @@
                 <w:sz w:val="15"/>
                 <w:szCs w:val="15"/>
               </w:rPr>
-              <w:t xml:space="preserve">Melkonian 2021 (2012-2016)</w:t>
+              <w:t xml:space="preserve">Nash 2019 (2009-2014)</w:t>
             </w:r>
           </w:p>
         </w:tc>
@@ -5868,7 +5868,7 @@
                 <w:sz w:val="15"/>
                 <w:szCs w:val="15"/>
               </w:rPr>
-              <w:t xml:space="preserve">IHS-PRCDA</w:t>
+              <w:t xml:space="preserve">Alaska Native Tumor Registry (IHS-linked)</w:t>
             </w:r>
           </w:p>
         </w:tc>
@@ -5916,7 +5916,7 @@
                 <w:sz w:val="15"/>
                 <w:szCs w:val="15"/>
               </w:rPr>
-              <w:t xml:space="preserve">AI/AN (Northern Plains)</w:t>
+              <w:t xml:space="preserve">AI/AN (Southern Plains)</w:t>
             </w:r>
           </w:p>
         </w:tc>

--- a/meta_agents/search_v2/outputs/Manuscript_Full.docx
+++ b/meta_agents/search_v2/outputs/Manuscript_Full.docx
@@ -758,7 +758,7 @@
           <w:sz w:val="24"/>
           <w:szCs w:val="24"/>
         </w:rPr>
-        <w:t xml:space="preserve">Each estimate was expressed as an IRR relative to NHW women. When a study reported age-standardized rates rather than a ratio, the IRR was computed from the minority and NHW rates of the same study, standard population, and diagnosis period, and its confidence interval was propagated from the reported rate intervals by the delta method. Each representative therefore rested on a directly reported ratio or on minority and reference rates from the same source. One estimate paired an Alaska Native rate with an external SEER-Explorer non-Hispanic White reference, its source having reported no in-paper White comparator; it was used only in the sensitivity analysis, not as a representative. For the non-independence reason given above, these estimates were not combined into a pooled random-effects estimate; the primary result for each group is the representative population-based estimate, and the analysis presents the racial and ethnic differences and the subgroup heterogeneity group by group rather than as a single pooled value. Studies that met the inclusion criteria but did not provide a recoverable non-Hispanic White comparison were not placed on the IRR scale; these were summarized narratively by racial or ethnic group and outcome. Analyses were carried out in Python 3 using SciPy.</w:t>
+        <w:t xml:space="preserve">Each estimate was expressed as an IRR relative to NHW women. When a study reported age-standardized rates rather than a ratio, the IRR was computed from the minority and NHW rates of the same study, standard population, and diagnosis period, and its confidence interval was propagated from the reported rate intervals by the delta method. Each representative therefore rested on a directly reported ratio or on minority and reference rates from the same source. One estimate paired an Alaska Native rate with an external SEER-Explorer non-Hispanic White reference, its source having reported no in-paper White comparator; it was retained only as an overlap record, not as a representative. For the non-independence reason given above, these estimates were not combined into a pooled random-effects estimate; the primary result for each group is the representative population-based estimate, and the analysis presents the racial and ethnic differences and the subgroup heterogeneity group by group rather than as a single pooled value. Studies that met the inclusion criteria but did not provide a recoverable non-Hispanic White comparison were not placed on the IRR scale; these were summarized narratively by racial or ethnic group and outcome. Analyses were carried out in Python 3 using SciPy.</w:t>
       </w:r>
     </w:p>
     <w:p>
@@ -1075,7 +1075,7 @@
           <w:sz w:val="24"/>
           <w:szCs w:val="24"/>
         </w:rPr>
-        <w:t xml:space="preserve">On the JBI checklist, 39 of the 48 studies were at low risk of bias and 9 at moderate risk, with none at high risk (Supplementary Table 5); the moderate ratings arose mainly where an estimate was reported without a variance, the standard population was not clearly specified, or race and ethnicity ascertainment was limited. The representative selection was examined in three ways (Supplementary Table 6). Restricting to low-risk-of-bias studies left 55 of 74 cell representatives unchanged, with the 8 changed and 11 dropped cells concentrated in the disaggregated AANHPI subgroups; restricting to directly reported estimates left 35 unchanged (5 changed, 34 dropped); and restricting to NHW-comparator estimates left 56 unchanged (1 changed, 17 dropped), the dropped cells being those whose only representative used an unstratified White comparator — the receptor-defined subtypes and two age-specific Black cells — and the one changed cell being Alaska Native, whose unstratified-White representative gave way to the external-NHW sensitivity estimate.</w:t>
+        <w:t xml:space="preserve">On the JBI checklist, 39 of the 48 studies were at low risk of bias and 9 at moderate risk, with none at high risk (Supplementary Table 5); the moderate ratings arose mainly where an estimate was reported without a variance, the standard population was not clearly specified, or race and ethnicity ascertainment was limited. The representative selection was examined in three ways (Supplementary Table 6). Restricting to low-risk-of-bias studies left 55 of 74 cell representatives unchanged, with the 8 changed and 11 dropped cells concentrated in the disaggregated AANHPI subgroups and the age-specific cells; restricting to directly reported estimates left 35 unchanged (5 changed, 34 dropped); and restricting to NHW-comparator estimates left 56 unchanged (1 changed, 17 dropped), the dropped cells being those whose only representative used an unstratified White comparator — the receptor-defined subtypes and two age-specific Black cells — and the one changed cell being Alaska Native, whose unstratified-White representative (1.09) gave way to an Indian Health Service–linked estimate reported against a non-Hispanic White reference (1.25).</w:t>
       </w:r>
     </w:p>
     <w:p>

--- a/meta_agents/search_v2/outputs/Manuscript_Full.docx
+++ b/meta_agents/search_v2/outputs/Manuscript_Full.docx
@@ -955,7 +955,7 @@
           <w:sz w:val="24"/>
           <w:szCs w:val="24"/>
         </w:rPr>
-        <w:t xml:space="preserve">AI/AN incidence relative to NHW women varied by region, from 0.49 (0.44–0.55) in the Navajo area to 1.33 (1.26–1.41) in the Southern Plains. The Northern Plains estimate was 0.90 (a point estimate without a reported variance, drawn from unlinked state registries that are known to undercount AI/AN cases and so probably understates the true rate). Alaska Native women, whose cases are ascertained by the Indian Health Service–eligibility–based Alaska Native Tumor Registry, had an IRR of 1.09 (0.99–1.21) against an unstratified White reference (Table 1; Figure 2).</w:t>
+        <w:t xml:space="preserve">AI/AN incidence relative to NHW women varied by region, from 0.49 (0.44–0.55) in the Navajo area to 1.33 (1.26–1.41) in the Southern Plains. The Northern Plains estimate was 0.90, a point estimate without a confidence interval, drawn from unlinked state registries that undercount AI/AN cases. Alaska Native women, whose cases are ascertained by the Indian Health Service–eligibility–based Alaska Native Tumor Registry, had an IRR of 1.09 (0.99–1.21) against an unstratified White reference (Table 1; Figure 2).</w:t>
       </w:r>
     </w:p>
     <w:p>
@@ -1250,7 +1250,7 @@
           <w:sz w:val="24"/>
           <w:szCs w:val="24"/>
         </w:rPr>
-        <w:t xml:space="preserve"> The contrast is visible across regions: the Indian Health Service–linked estimates place AI/AN breast incidence at or above the NHW rate in the Southern Plains (1.33) and among Alaska Native women (1.09), whereas the Northern Plains figure—available only from unlinked state registries that undercount AI/AN cases—sits at 0.90 and probably understates the true rate. The direction of the comparison thus shifts with case ascertainment.</w:t>
+        <w:t xml:space="preserve"> The contrast is visible across regions: the Indian Health Service–linked estimates place AI/AN breast incidence at or above the NHW rate in the Southern Plains (1.33) and among Alaska Native women (1.09), whereas the Northern Plains figure—available only from unlinked state registries—sits at 0.90 and understates incidence to the extent those registries miss AI/AN cases. The direction of the comparison thus shifts with case ascertainment.</w:t>
       </w:r>
       <w:r>
         <w:rPr>

--- a/meta_agents/search_v2/outputs/Manuscript_Full.docx
+++ b/meta_agents/search_v2/outputs/Manuscript_Full.docx
@@ -1250,7 +1250,7 @@
           <w:sz w:val="24"/>
           <w:szCs w:val="24"/>
         </w:rPr>
-        <w:t xml:space="preserve"> The contrast is visible across regions: the Indian Health Service–linked estimates place AI/AN breast incidence at or above the NHW rate in the Southern Plains (1.33) and among Alaska Native women (1.09), whereas the Northern Plains figure—available only from unlinked state registries—sits at 0.90 and understates incidence to the extent those registries miss AI/AN cases. The direction of the comparison thus shifts with case ascertainment.</w:t>
+        <w:t xml:space="preserve"> The contrast is visible across regions: the Indian Health Service–linked estimates place AI/AN breast incidence above the NHW rate in the Southern Plains (1.33) and close to it among Alaska Native women (1.09, confidence interval spanning 1.0), whereas the Northern Plains figure—available only from unlinked state registries—sits at 0.90 and understates incidence to the extent those registries miss AI/AN cases. The AI/AN–NHW comparison thus depends on how completely cases are ascertained.</w:t>
       </w:r>
       <w:r>
         <w:rPr>

--- a/meta_agents/search_v2/outputs/Manuscript_Full.docx
+++ b/meta_agents/search_v2/outputs/Manuscript_Full.docx
@@ -681,7 +681,7 @@
           <w:sz w:val="24"/>
           <w:szCs w:val="24"/>
         </w:rPr>
-        <w:t xml:space="preserve"> (a contemporary benchmark) was selected for each cell. Each estimate was assigned to a registry "family," and the registry, region, diagnosis period, age range, group, and outcome of each study were tabulated so that overlaps within a cell could be seen (Supplementary Table 4). Within a cell, the representative was chosen by applying, in order: the broadest population coverage (USCS &gt; NAACCR &gt; SEER-national &gt; state or regional), then a non-Hispanic White (rather than an unstratified White) comparator, then the most recent and longest diagnosis period, a clearly documented age-standardization, and a directly reported confidence interval where available. For American Indian and Alaska Native (AI/AN) populations this order was overridden: an Indian Health Service–linked (IHS-PRCDA) estimate was preferred over an unlinked national-registry estimate for the same dimension, because unlinked registries misclassify race and undercount this population, so the more valid population definition—rather than the broadest coverage— determined the representative. Overall, disaggregated-subgroup, subtype, and age-specific results could draw on different studies, but the same registry data were not entered twice for the same question. The stability of the selection was checked in three ways: restricting to studies at low risk of bias, to directly reported (rather than computed) estimates, and to estimates with an NHW (rather than unstratified White) comparator (Supplementary Table 6).</w:t>
+        <w:t xml:space="preserve"> (a contemporary benchmark) was selected for each cell. Each estimate was assigned to a registry "family," and the registry, region, diagnosis period, age range, group, and outcome of each study were tabulated so that overlaps within a cell could be seen (Supplementary Table 4). Within a cell, the representative was chosen by applying, in order: the broadest population coverage (USCS &gt; NAACCR &gt; SEER-national &gt; state or regional), then a non-Hispanic White (rather than an unstratified White) comparator, then the most recent and longest diagnosis period, a clearly documented age-standardization, and a directly reported confidence interval where available. For American Indian and Alaska Native (AI/AN) populations this order was overridden: an Indian Health Service–linked (IHS-PRCDA) estimate was preferred over an unlinked-registry estimate for the same dimension, because unlinked registries misclassify race and undercount this population, so the more valid population definition—rather than the broadest coverage— determined the representative. Overall, disaggregated-subgroup, subtype, and age-specific results could draw on different studies, but the same registry data were not entered twice for the same question. The stability of the selection was checked in three ways: restricting to studies at low risk of bias, to directly reported (rather than computed) estimates, and to estimates with an NHW (rather than unstratified White) comparator (Supplementary Table 6).</w:t>
       </w:r>
     </w:p>
     <w:p>
@@ -955,7 +955,7 @@
           <w:sz w:val="24"/>
           <w:szCs w:val="24"/>
         </w:rPr>
-        <w:t xml:space="preserve">AI/AN incidence relative to NHW women varied by region, from 0.49 (0.44–0.55) in the Navajo area to 1.33 (1.26–1.41) in the Southern Plains. The Northern Plains estimate was 0.90, a point estimate without a confidence interval, drawn from unlinked state registries that undercount AI/AN cases. Alaska Native women, whose cases are ascertained by the Indian Health Service–eligibility–based Alaska Native Tumor Registry, had an IRR of 1.09 (0.99–1.21) against an unstratified White reference (Table 1; Figure 2).</w:t>
+        <w:t xml:space="preserve">AI/AN incidence relative to NHW women varied by region, from 0.49 (0.44–0.55) in the Navajo area to 1.33 (1.26–1.41) in the Southern Plains. The Northern Plains estimate was 0.90, a point estimate without a confidence interval, drawn from unlinked state registries. Alaska Native women, whose cases are ascertained by the Indian Health Service–eligibility–based Alaska Native Tumor Registry, had an IRR of 1.09 (0.99–1.21) against an unstratified White reference (Table 1; Figure 2).</w:t>
       </w:r>
     </w:p>
     <w:p>
@@ -1233,7 +1233,7 @@
           <w:sz w:val="24"/>
           <w:szCs w:val="24"/>
         </w:rPr>
-        <w:t xml:space="preserve">Two features of the underlying data shaped these estimates. First, unlinked national registries misclassify race and undercount AI/AN cases, so an Indian Health Service–linked estimate was preferred for that group wherever one was available, and the reported AI/AN figures draw on those linked sources rather than the lower unlinked-registry values.</w:t>
+        <w:t xml:space="preserve">Two features of the underlying data shaped these estimates. First, unlinked registries undercount AI/AN cases, so an Indian Health Service–linked estimate was preferred for that group wherever one was available, and most reported AI/AN figures draw on those linked sources rather than the lower unlinked-registry values.</w:t>
       </w:r>
       <w:r>
         <w:rPr>
@@ -1250,7 +1250,7 @@
           <w:sz w:val="24"/>
           <w:szCs w:val="24"/>
         </w:rPr>
-        <w:t xml:space="preserve"> The contrast is visible across regions: the Indian Health Service–linked estimates place AI/AN breast incidence above the NHW rate in the Southern Plains (1.33) and close to it among Alaska Native women (1.09, confidence interval spanning 1.0), whereas the Northern Plains figure—available only from unlinked state registries—sits at 0.90 and understates incidence to the extent those registries miss AI/AN cases. The AI/AN–NHW comparison thus depends on how completely cases are ascertained.</w:t>
+        <w:t xml:space="preserve"> The contrast is visible across regions: these linked estimates place AI/AN breast incidence above the NHW rate in the Southern Plains (1.33) and close to it among Alaska Native women (1.09, confidence interval spanning 1.0), whereas the Northern Plains figure—available only from unlinked state registries—sits at 0.90 and understates incidence to the extent those registries miss AI/AN cases. The AI/AN–NHW comparison thus depends on how completely cases are ascertained.</w:t>
       </w:r>
       <w:r>
         <w:rPr>

--- a/meta_agents/search_v2/outputs/Manuscript_Full.docx
+++ b/meta_agents/search_v2/outputs/Manuscript_Full.docx
@@ -56,7 +56,7 @@
           <w:sz w:val="24"/>
           <w:szCs w:val="24"/>
         </w:rPr>
-        <w:t xml:space="preserve"> In the United States, breast cancer incidence is commonly reported for broad racial and ethnic categories. Incidence for the detailed subgroups within them, and for receptor-defined subtypes, has been reported in separate cancer-registry studies that differ in populations, periods, and reference groups.</w:t>
+        <w:t xml:space="preserve"> In the United States, breast cancer incidence is usually reported for a few broad racial and ethnic categories. Each category spans subgroups whose rates can differ severalfold, and receptor-defined subtypes reorder the groups again. Estimates for these subgroups come from separate cancer-registry studies that differ in populations, periods, and reference groups, and have not been assembled on a common scale.</w:t>
       </w:r>
     </w:p>
     <w:p>

--- a/meta_agents/search_v2/outputs/Manuscript_Full.docx
+++ b/meta_agents/search_v2/outputs/Manuscript_Full.docx
@@ -56,7 +56,7 @@
           <w:sz w:val="24"/>
           <w:szCs w:val="24"/>
         </w:rPr>
-        <w:t xml:space="preserve"> In the United States, breast cancer incidence is usually reported for a few broad racial and ethnic categories. Each category spans subgroups whose rates can differ severalfold, and receptor-defined subtypes reorder the groups again. Estimates for these subgroups come from separate cancer-registry studies that differ in populations, periods, and reference groups, and have not been assembled on a common scale.</w:t>
+        <w:t xml:space="preserve"> In the United States, breast cancer incidence is usually reported for a few broad racial and ethnic categories. Each category is internally diverse—spanning subgroups defined by ancestry, nativity, and region, with receptor-defined subtypes cutting across them—so an aggregate rate can obscure the subgroups at highest and lowest risk. Estimates for these subgroups come from separate cancer-registry studies that differ in populations, periods, and reference groups, and have not been assembled on a common scale.</w:t>
       </w:r>
     </w:p>
     <w:p>

--- a/meta_agents/search_v2/outputs/Manuscript_Full.docx
+++ b/meta_agents/search_v2/outputs/Manuscript_Full.docx
@@ -79,7 +79,7 @@
           <w:sz w:val="24"/>
           <w:szCs w:val="24"/>
         </w:rPr>
-        <w:t xml:space="preserve"> Four databases (MEDLINE via PubMed, Embase, Scopus, and Web of Science) were searched for U.S. studies reporting female invasive breast cancer incidence by racial or ethnic group, following PRISMA 2020; those with a recoverable non-Hispanic White (NHW) comparison formed the quantitative synthesis and the rest the narrative synthesis. Because these registries overlap, one representative estimate per group and dimension was selected, not pooled. Each estimate was an incidence rate ratio (IRR) versus an NHW reference (unstratified White for a minority of estimates); ratios not reported directly were recomputed from a single master dataset, and risk of bias was assessed with the Joanna Briggs Institute checklist for incidence data.</w:t>
+        <w:t xml:space="preserve"> Following PRISMA 2020, four bibliographic databases were searched for U.S. studies of female invasive breast cancer incidence by race or ethnicity; those with a recoverable non-Hispanic White (NHW) comparison were synthesized quantitatively, the rest narratively. Because these registries overlap, one representative estimate per group and dimension was selected, not pooled. Each was an incidence rate ratio (IRR) versus an NHW reference; ratios not reported directly were recomputed from one master dataset, and risk of bias was assessed with the Joanna Briggs Institute checklist for incidence data.</w:t>
       </w:r>
     </w:p>
     <w:p>

--- a/meta_agents/search_v2/outputs/Manuscript_Full.docx
+++ b/meta_agents/search_v2/outputs/Manuscript_Full.docx
@@ -79,7 +79,7 @@
           <w:sz w:val="24"/>
           <w:szCs w:val="24"/>
         </w:rPr>
-        <w:t xml:space="preserve"> Following PRISMA 2020, four bibliographic databases were searched for U.S. studies of female invasive breast cancer incidence by race or ethnicity; those with a recoverable non-Hispanic White (NHW) comparison were synthesized quantitatively, the rest narratively. Because these registries overlap, one representative estimate per group and dimension was selected, not pooled. Each was an incidence rate ratio (IRR) versus an NHW reference; ratios not reported directly were recomputed from one master dataset, and risk of bias was assessed with the Joanna Briggs Institute checklist for incidence data.</w:t>
+        <w:t xml:space="preserve"> Following PRISMA 2020, four databases were searched for U.S. studies of female invasive breast cancer incidence by race or ethnicity; those with a recoverable non-Hispanic White (NHW) comparison were synthesized quantitatively, the rest narratively. Because registries overlap, one representative estimate per group and dimension was selected, not pooled. Each was an incidence rate ratio (IRR) versus an NHW reference; ratios not reported directly were recomputed from one master dataset, and risk of bias was assessed with the Joanna Briggs Institute checklist for incidence data.</w:t>
       </w:r>
     </w:p>
     <w:p>
@@ -102,7 +102,7 @@
           <w:sz w:val="24"/>
           <w:szCs w:val="24"/>
         </w:rPr>
-        <w:t xml:space="preserve"> Of 4,793 records screened, 162 studies were included—48 eligible for quantitative synthesis and 114 narrative. Overall incidence was lower than NHW in each aggregate group: American Indian and Alaska Native (AI/AN) 0.56, Hispanic/Latina 0.72, Asian American, Native Hawaiian, and Pacific Islander (AANHPI) 0.77, and non-Hispanic Black (NHB) 0.93. Within-group estimates ranged widely—0.16 (Hmong) to 1.05 (Japanese) across Asian American subgroups, up to 1.21 in Native Hawaiian women, 0.51 (Mexican) to 0.83 (Puerto Rican) by Hispanic origin, and 0.49 (Navajo area) to 1.33 (Southern Plains) across AI/AN regions. For triple-negative breast cancer, incidence was highest in NHB women (1.95).</w:t>
+        <w:t xml:space="preserve"> Of 4,793 records screened, 162 studies were included—48 eligible for quantitative synthesis and 114 narrative. Overall incidence was lower than NHW in each aggregate group: American Indian and Alaska Native (AI/AN) 0.56, Hispanic/Latina 0.72, Asian American, Native Hawaiian, and Pacific Islander (AANHPI) 0.77, and non-Hispanic Black (NHB) 0.93. Within-group estimates ranged widely—0.16 (Hmong) to 1.05 (Japanese) across Asian American subgroups, up to 1.21 (Native Hawaiian), 0.51 (Mexican) to 0.83 (Puerto Rican) by Hispanic origin, and 0.49 (Navajo area) to 1.33 (Southern Plains) across AI/AN regions. For triple-negative breast cancer, incidence was highest in NHB women (1.95).</w:t>
       </w:r>
     </w:p>
     <w:p>
@@ -125,7 +125,7 @@
           <w:sz w:val="24"/>
           <w:szCs w:val="24"/>
         </w:rPr>
-        <w:t xml:space="preserve"> Reported at the aggregate level, these categories summarize overall differences but not the variation among their subgroups, several of which reach or exceed the NHW rate. Because unlinked registries undercount AI/AN incidence, Indian Health Service–linked estimates were used for that group. This descriptive review compares incidence, not its causes.</w:t>
+        <w:t xml:space="preserve"> At the aggregate level, these categories summarize overall differences but not the variation among their subgroups, several of which reach or exceed the NHW rate. Because unlinked registries undercount AI/AN incidence, Indian Health Service–linked estimates were used. This descriptive review compares incidence, not its causes.</w:t>
       </w:r>
     </w:p>
     <w:p>

--- a/meta_agents/search_v2/outputs/Manuscript_Full.docx
+++ b/meta_agents/search_v2/outputs/Manuscript_Full.docx
@@ -245,7 +245,7 @@
           <w:sz w:val="24"/>
           <w:szCs w:val="24"/>
         </w:rPr>
-        <w:t xml:space="preserve">Race and ethnicity are recorded in a few broad categories, and rates differ within each. The AANHPI category—Asian American, Native Hawaiian, and Pacific Islander—is a clear example. Treated as one population its incidence sits well below that of NHW women, but that single number covers a wide spread. Using California data, Gomez and colleagues</w:t>
+        <w:t xml:space="preserve">Race and ethnicity are recorded in a few broad categories, and rates differ within each. The AANHPI category—Asian American, Native Hawaiian, and Pacific Islander—is a clear example. Treated as one population its incidence sits well below that of NHW women, but that single number covers a wide spread. Using California registry data, Gomez and colleagues</w:t>
       </w:r>
       <w:r>
         <w:rPr>
@@ -262,7 +262,7 @@
           <w:sz w:val="24"/>
           <w:szCs w:val="24"/>
         </w:rPr>
-        <w:t xml:space="preserve"> reported an incidence of 146 per 100,000 in NHW women against 83 in Asian women overall, and within the Asian category the rate in Japanese women (126) was almost three times that in Laotian women (44); US-born women had far higher rates than the foreign-born. The lowest rates fall among Southeast Asian groups such as the Hmong,</w:t>
+        <w:t xml:space="preserve"> reported an incidence of 146 per 100,000 in NHW women and, within Asian American women, a more-than-twofold spread across ethnic groups—from about 103 per 100,000 in Japanese to 46 in Korean women—that widened with US nativity, the rate in US-born Filipina women surpassing that of White women. The lowest rates fall among Southeast Asian groups such as the Hmong,</w:t>
       </w:r>
       <w:r>
         <w:rPr>

--- a/meta_agents/search_v2/outputs/Manuscript_Full.docx
+++ b/meta_agents/search_v2/outputs/Manuscript_Full.docx
@@ -313,7 +313,7 @@
           <w:sz w:val="24"/>
           <w:szCs w:val="24"/>
         </w:rPr>
-        <w:t xml:space="preserve"> and origin-specific rates have been reported for Hispanic women in California.</w:t>
+        <w:t xml:space="preserve"> and among California Hispanic women it varies further with nativity and neighborhood.</w:t>
       </w:r>
       <w:r>
         <w:rPr>

--- a/meta_agents/search_v2/outputs/Manuscript_Full.docx
+++ b/meta_agents/search_v2/outputs/Manuscript_Full.docx
@@ -223,7 +223,7 @@
           <w:sz w:val="24"/>
           <w:szCs w:val="24"/>
         </w:rPr>
-        <w:t xml:space="preserve"> Differences of this kind have been linked to the distribution of molecular subtypes and to stage at diagnosis, screening, and access to care.</w:t>
+        <w:t xml:space="preserve"> Differences of this kind have been linked to the distribution of molecular subtypes</w:t>
       </w:r>
       <w:r>
         <w:rPr>
@@ -233,6 +233,23 @@
           <w:vertAlign w:val="superscript"/>
         </w:rPr>
         <w:t xml:space="preserve">2,4</w:t>
+      </w:r>
+      <w:r>
+        <w:rPr>
+          <w:rFonts w:ascii="Times New Roman" w:cs="Times New Roman" w:eastAsia="Times New Roman" w:hAnsi="Times New Roman"/>
+          <w:sz w:val="24"/>
+          <w:szCs w:val="24"/>
+        </w:rPr>
+        <w:t xml:space="preserve"> and to stage at diagnosis, screening, and access to care.</w:t>
+      </w:r>
+      <w:r>
+        <w:rPr>
+          <w:rFonts w:ascii="Times New Roman" w:cs="Times New Roman" w:eastAsia="Times New Roman" w:hAnsi="Times New Roman"/>
+          <w:sz w:val="24"/>
+          <w:szCs w:val="24"/>
+          <w:vertAlign w:val="superscript"/>
+        </w:rPr>
+        <w:t xml:space="preserve">1</w:t>
       </w:r>
     </w:p>
     <w:p>

--- a/meta_agents/search_v2/outputs/Manuscript_Full.docx
+++ b/meta_agents/search_v2/outputs/Manuscript_Full.docx
@@ -698,7 +698,7 @@
           <w:sz w:val="24"/>
           <w:szCs w:val="24"/>
         </w:rPr>
-        <w:t xml:space="preserve"> (a contemporary benchmark) was selected for each cell. Each estimate was assigned to a registry "family," and the registry, region, diagnosis period, age range, group, and outcome of each study were tabulated so that overlaps within a cell could be seen (Supplementary Table 4). Within a cell, the representative was chosen by applying, in order: the broadest population coverage (USCS &gt; NAACCR &gt; SEER-national &gt; state or regional), then a non-Hispanic White (rather than an unstratified White) comparator, then the most recent and longest diagnosis period, a clearly documented age-standardization, and a directly reported confidence interval where available. For American Indian and Alaska Native (AI/AN) populations this order was overridden: an Indian Health Service–linked (IHS-PRCDA) estimate was preferred over an unlinked-registry estimate for the same dimension, because unlinked registries misclassify race and undercount this population, so the more valid population definition—rather than the broadest coverage— determined the representative. Overall, disaggregated-subgroup, subtype, and age-specific results could draw on different studies, but the same registry data were not entered twice for the same question. The stability of the selection was checked in three ways: restricting to studies at low risk of bias, to directly reported (rather than computed) estimates, and to estimates with an NHW (rather than unstratified White) comparator (Supplementary Table 6).</w:t>
+        <w:t xml:space="preserve"> (a contemporary benchmark) was selected for each cell. Each estimate was assigned to a registry "family," and the registry, region, diagnosis period, age range, group, and outcome of each study were tabulated so that overlaps within a cell could be seen (Supplementary Table 4). Within a cell, the representative was chosen by applying, in order: the broadest population coverage (USCS &gt; NAACCR &gt; SEER-national &gt; state or regional), then a non-Hispanic White (rather than an unstratified White) comparator, then the most recent and longest diagnosis period, a clearly documented age-standardization, and a directly reported confidence interval where available. For American Indian and Alaska Native (AI/AN) populations this order was overridden in favour of ascertainment validity: because unlinked registries misclassify race and undercount this population, an estimate with Indian Health Service–based ascertainment—the IHS-PRCDA linkage, or a dedicated registry such as the Alaska Native Tumor Registry—was preferred over an unlinked-registry estimate for the same cell, ahead of both the coverage and the comparator-type preferences. Where the best-ascertained source for a cell reported only an unstratified White comparator, as for Alaska Native women, that estimate was kept as the representative and the non-Hispanic-White-comparator alternative was carried in the sensitivity analysis. Overall, disaggregated-subgroup, subtype, and age-specific results could draw on different studies, but the same registry data were not entered twice for the same question. The stability of the selection was checked in three ways: restricting to studies at low risk of bias, to directly reported (rather than computed) estimates, and to estimates with an NHW (rather than unstratified White) comparator (Supplementary Table 6).</w:t>
       </w:r>
     </w:p>
     <w:p>

--- a/meta_agents/search_v2/outputs/Manuscript_Full.docx
+++ b/meta_agents/search_v2/outputs/Manuscript_Full.docx
@@ -942,7 +942,7 @@
           <w:sz w:val="24"/>
           <w:szCs w:val="24"/>
         </w:rPr>
-        <w:t xml:space="preserve">Among Hispanic/Latina women, incidence differed by country of origin: Mexican 0.51 (0.38–0.69), New Latino 0.70 (0.63–0.77), Cuban 0.77 (0.69–0.86), and Puerto Rican 0.83 (0.74–0.94); the aggregate Hispanic/Latina estimate was 0.64 (0.64–0.65), matching the study's reported standardized incidence ratio (Table 1; Figure 2).</w:t>
+        <w:t xml:space="preserve">Among Hispanic/Latina women in Florida, incidence differed by country of origin: Mexican 0.51 (0.38–0.69), New Latino 0.70 (0.63–0.77), Cuban 0.77 (0.69–0.86), and Puerto Rican 0.83 (0.74–0.94) (Table 1; Figure 2). A separate multi-state study reported an all-Hispanic standardized incidence ratio of 0.64 (0.64–0.65); drawn from a more Mexican-weighted set of registries than these Cuban- and Puerto Rican–heavy Florida groups, it falls below most of them and is not their weighted average (Table 1).</w:t>
       </w:r>
     </w:p>
     <w:p>

--- a/meta_agents/search_v2/outputs/Manuscript_Full.docx
+++ b/meta_agents/search_v2/outputs/Manuscript_Full.docx
@@ -852,7 +852,7 @@
           <w:sz w:val="24"/>
           <w:szCs w:val="24"/>
         </w:rPr>
-        <w:t xml:space="preserve">—24 supplied a cell representative, and the remainder contributed overlapping estimates carried only in the sensitivity analysis; the remaining 114 informed the narrative synthesis (162 = 48 + 114). The extracted studies were published between 2002 and 2026 and drew on the Surveillance, Epidemiology, and End Results (SEER) program, the National Program of Cancer Registries and the United States Cancer Statistics file, the North American Association of Central Cancer Registries, Indian Health Service–linked and tribal registries, and individual state or regional registries (Supplementary Table 2). After collapsing overlapping registry-family estimates, 74 representative estimates remained, one per analytic cell; all are listed in Supplementary Table 4, and the principal comparisons—overall incidence, the disaggregated AANHPI and Hispanic-origin subgroups, AI/AN by region, Middle Eastern populations, and triple-negative breast cancer—are shown in Table 1. The reference group was non-Hispanic White in most studies and an unstratified White group in a minority (marked †; Supplementary Table 4).</w:t>
+        <w:t xml:space="preserve">—23 supplied a cell representative, and the remainder contributed overlapping estimates carried only in the sensitivity analysis; the remaining 114 informed the narrative synthesis (162 = 48 + 114). The extracted studies were published between 2002 and 2026 and drew on the Surveillance, Epidemiology, and End Results (SEER) program, the National Program of Cancer Registries and the United States Cancer Statistics file, the North American Association of Central Cancer Registries, Indian Health Service–linked and tribal registries, and individual state or regional registries (Supplementary Table 2). After collapsing overlapping registry-family estimates, 73 representative estimates remained, one per analytic cell; all are listed in Supplementary Table 4, and the principal comparisons—overall incidence, the disaggregated AANHPI and Hispanic-origin subgroups, AI/AN by region, Middle Eastern populations, and triple-negative breast cancer—are shown in Table 1. The reference group was non-Hispanic White in most studies and an unstratified White group in a minority (marked †; Supplementary Table 4).</w:t>
       </w:r>
     </w:p>
     <w:p>
@@ -942,7 +942,7 @@
           <w:sz w:val="24"/>
           <w:szCs w:val="24"/>
         </w:rPr>
-        <w:t xml:space="preserve">Among Hispanic/Latina women in Florida, incidence differed by country of origin: Mexican 0.51 (0.38–0.69), New Latino 0.70 (0.63–0.77), Cuban 0.77 (0.69–0.86), and Puerto Rican 0.83 (0.74–0.94) (Table 1; Figure 2). A separate multi-state study reported an all-Hispanic standardized incidence ratio of 0.64 (0.64–0.65); drawn from a more Mexican-weighted set of registries than these Cuban- and Puerto Rican–heavy Florida groups, it falls below most of them and is not their weighted average (Table 1).</w:t>
+        <w:t xml:space="preserve">Among Hispanic/Latina women, origin-specific incidence in Florida differed by country of origin: Mexican 0.51 (0.38–0.69), New Latino 0.70 (0.63–0.77), Cuban 0.77 (0.69–0.86), and Puerto Rican 0.83 (0.74–0.94), against the aggregate Hispanic/Latina rate of 0.72 (Table 1; Figure 2).</w:t>
       </w:r>
     </w:p>
     <w:p>
@@ -1092,7 +1092,7 @@
           <w:sz w:val="24"/>
           <w:szCs w:val="24"/>
         </w:rPr>
-        <w:t xml:space="preserve">On the JBI checklist, 39 of the 48 studies were at low risk of bias and 9 at moderate risk, with none at high risk (Supplementary Table 5); the moderate ratings arose mainly where an estimate was reported without a variance, the standard population was not clearly specified, or race and ethnicity ascertainment was limited. The representative selection was examined in three ways (Supplementary Table 6). Restricting to low-risk-of-bias studies left 55 of 74 cell representatives unchanged, with the 8 changed and 11 dropped cells concentrated in the disaggregated AANHPI subgroups and the age-specific cells; restricting to directly reported estimates left 35 unchanged (5 changed, 34 dropped); and restricting to NHW-comparator estimates left 56 unchanged (1 changed, 17 dropped), the dropped cells being those whose only representative used an unstratified White comparator — the receptor-defined subtypes and two age-specific Black cells — and the one changed cell being Alaska Native, whose unstratified-White representative (1.09) gave way to an Indian Health Service–linked estimate reported against a non-Hispanic White reference (1.25).</w:t>
+        <w:t xml:space="preserve">On the JBI checklist, 39 of the 48 studies were at low risk of bias and 9 at moderate risk, with none at high risk (Supplementary Table 5); the moderate ratings arose mainly where an estimate was reported without a variance, the standard population was not clearly specified, or race and ethnicity ascertainment was limited. The representative selection was examined in three ways (Supplementary Table 6). Restricting to low-risk-of-bias studies left 54 of 73 cell representatives unchanged, with the 8 changed and 11 dropped cells concentrated in the disaggregated AANHPI subgroups and the age-specific cells; restricting to directly reported estimates left 35 unchanged (5 changed, 33 dropped); and restricting to NHW-comparator estimates left 55 unchanged (1 changed, 17 dropped), the dropped cells being those whose only representative used an unstratified White comparator — the receptor-defined subtypes and two age-specific Black cells — and the one changed cell being Alaska Native, whose unstratified-White representative (1.09) gave way to an Indian Health Service–linked estimate reported against a non-Hispanic White reference (1.25).</w:t>
       </w:r>
     </w:p>
     <w:p>
@@ -5299,146 +5299,6 @@
                 <w:szCs w:val="15"/>
               </w:rPr>
               <w:t xml:space="preserve">State: Florida</w:t>
-            </w:r>
-          </w:p>
-        </w:tc>
-        <w:tc>
-          <w:tcPr>
-            <w:tcW w:type="dxa" w:w="1429"/>
-            <w:tcMar>
-              <w:top w:type="dxa" w:w="25"/>
-              <w:left w:type="dxa" w:w="70"/>
-              <w:bottom w:type="dxa" w:w="25"/>
-              <w:right w:type="dxa" w:w="70"/>
-            </w:tcMar>
-          </w:tcPr>
-          <w:p>
-            <w:r>
-              <w:rPr>
-                <w:rFonts w:ascii="Malgun Gothic" w:cs="Malgun Gothic" w:eastAsia="Malgun Gothic" w:hAnsi="Malgun Gothic"/>
-                <w:b w:val="false"/>
-                <w:bCs w:val="false"/>
-                <w:sz w:val="15"/>
-                <w:szCs w:val="15"/>
-              </w:rPr>
-              <w:t xml:space="preserve">Low</w:t>
-            </w:r>
-          </w:p>
-        </w:tc>
-      </w:tr>
-      <w:tr>
-        <w:tc>
-          <w:tcPr>
-            <w:tcW w:type="dxa" w:w="3353"/>
-            <w:tcMar>
-              <w:top w:type="dxa" w:w="25"/>
-              <w:left w:type="dxa" w:w="70"/>
-              <w:bottom w:type="dxa" w:w="25"/>
-              <w:right w:type="dxa" w:w="70"/>
-            </w:tcMar>
-          </w:tcPr>
-          <w:p>
-            <w:r>
-              <w:rPr>
-                <w:rFonts w:ascii="Malgun Gothic" w:cs="Malgun Gothic" w:eastAsia="Malgun Gothic" w:hAnsi="Malgun Gothic"/>
-                <w:b w:val="false"/>
-                <w:bCs w:val="false"/>
-                <w:sz w:val="15"/>
-                <w:szCs w:val="15"/>
-              </w:rPr>
-              <w:t xml:space="preserve">Hispanic/Latina (aggregate)</w:t>
-            </w:r>
-          </w:p>
-        </w:tc>
-        <w:tc>
-          <w:tcPr>
-            <w:tcW w:type="dxa" w:w="1099"/>
-            <w:tcMar>
-              <w:top w:type="dxa" w:w="25"/>
-              <w:left w:type="dxa" w:w="70"/>
-              <w:bottom w:type="dxa" w:w="25"/>
-              <w:right w:type="dxa" w:w="70"/>
-            </w:tcMar>
-          </w:tcPr>
-          <w:p>
-            <w:r>
-              <w:rPr>
-                <w:rFonts w:ascii="Malgun Gothic" w:cs="Malgun Gothic" w:eastAsia="Malgun Gothic" w:hAnsi="Malgun Gothic"/>
-                <w:b w:val="false"/>
-                <w:bCs w:val="false"/>
-                <w:sz w:val="15"/>
-                <w:szCs w:val="15"/>
-              </w:rPr>
-              <w:t xml:space="preserve">IRR</w:t>
-            </w:r>
-          </w:p>
-        </w:tc>
-        <w:tc>
-          <w:tcPr>
-            <w:tcW w:type="dxa" w:w="3133"/>
-            <w:tcMar>
-              <w:top w:type="dxa" w:w="25"/>
-              <w:left w:type="dxa" w:w="70"/>
-              <w:bottom w:type="dxa" w:w="25"/>
-              <w:right w:type="dxa" w:w="70"/>
-            </w:tcMar>
-          </w:tcPr>
-          <w:p>
-            <w:r>
-              <w:rPr>
-                <w:rFonts w:ascii="Malgun Gothic" w:cs="Malgun Gothic" w:eastAsia="Malgun Gothic" w:hAnsi="Malgun Gothic"/>
-                <w:b w:val="false"/>
-                <w:bCs w:val="false"/>
-                <w:sz w:val="15"/>
-                <w:szCs w:val="15"/>
-              </w:rPr>
-              <w:t xml:space="preserve">0.643 [0.637, 0.650]</w:t>
-            </w:r>
-          </w:p>
-        </w:tc>
-        <w:tc>
-          <w:tcPr>
-            <w:tcW w:type="dxa" w:w="2913"/>
-            <w:tcMar>
-              <w:top w:type="dxa" w:w="25"/>
-              <w:left w:type="dxa" w:w="70"/>
-              <w:bottom w:type="dxa" w:w="25"/>
-              <w:right w:type="dxa" w:w="70"/>
-            </w:tcMar>
-          </w:tcPr>
-          <w:p>
-            <w:r>
-              <w:rPr>
-                <w:rFonts w:ascii="Malgun Gothic" w:cs="Malgun Gothic" w:eastAsia="Malgun Gothic" w:hAnsi="Malgun Gothic"/>
-                <w:b w:val="false"/>
-                <w:bCs w:val="false"/>
-                <w:sz w:val="15"/>
-                <w:szCs w:val="15"/>
-              </w:rPr>
-              <w:t xml:space="preserve">Carozza 2006 (1995-2000)</w:t>
-            </w:r>
-          </w:p>
-        </w:tc>
-        <w:tc>
-          <w:tcPr>
-            <w:tcW w:type="dxa" w:w="2473"/>
-            <w:tcMar>
-              <w:top w:type="dxa" w:w="25"/>
-              <w:left w:type="dxa" w:w="70"/>
-              <w:bottom w:type="dxa" w:w="25"/>
-              <w:right w:type="dxa" w:w="70"/>
-            </w:tcMar>
-          </w:tcPr>
-          <w:p>
-            <w:r>
-              <w:rPr>
-                <w:rFonts w:ascii="Malgun Gothic" w:cs="Malgun Gothic" w:eastAsia="Malgun Gothic" w:hAnsi="Malgun Gothic"/>
-                <w:b w:val="false"/>
-                <w:bCs w:val="false"/>
-                <w:sz w:val="15"/>
-                <w:szCs w:val="15"/>
-              </w:rPr>
-              <w:t xml:space="preserve">NAACCR/CiNA (~93%)</w:t>
             </w:r>
           </w:p>
         </w:tc>

--- a/meta_agents/search_v2/outputs/Manuscript_Full.docx
+++ b/meta_agents/search_v2/outputs/Manuscript_Full.docx
@@ -942,7 +942,7 @@
           <w:sz w:val="24"/>
           <w:szCs w:val="24"/>
         </w:rPr>
-        <w:t xml:space="preserve">Among Hispanic/Latina women, origin-specific incidence in Florida differed by country of origin: Mexican 0.51 (0.38–0.69), New Latino 0.70 (0.63–0.77), Cuban 0.77 (0.69–0.86), and Puerto Rican 0.83 (0.74–0.94), against the aggregate Hispanic/Latina rate of 0.72 (Table 1; Figure 2).</w:t>
+        <w:t xml:space="preserve">Among Hispanic/Latina women, incidence in Florida differed by country of origin: Mexican 0.51 (0.38–0.69), New Latino 0.70 (0.63–0.77), Cuban 0.77 (0.69–0.86), and Puerto Rican 0.83 (0.74–0.94), against an aggregate Hispanic/Latina IRR of 0.72 (Table 1; Figure 2).</w:t>
       </w:r>
     </w:p>
     <w:p>

--- a/meta_agents/search_v2/outputs/Manuscript_Full.docx
+++ b/meta_agents/search_v2/outputs/Manuscript_Full.docx
@@ -680,7 +680,7 @@
           <w:sz w:val="24"/>
           <w:szCs w:val="24"/>
         </w:rPr>
-        <w:t xml:space="preserve">—each racial or ethnic group crossed with one analytic dimension (overall incidence, a receptor-defined subtype, or an age band)—and one </w:t>
+        <w:t xml:space="preserve">—each racial or ethnic group crossed with one analytic dimension (overall incidence, a disaggregated subgroup, a receptor-defined subtype, or an age band)—and one </w:t>
       </w:r>
       <w:r>
         <w:rPr>

--- a/meta_agents/search_v2/outputs/Manuscript_Full.docx
+++ b/meta_agents/search_v2/outputs/Manuscript_Full.docx
@@ -56,7 +56,7 @@
           <w:sz w:val="24"/>
           <w:szCs w:val="24"/>
         </w:rPr>
-        <w:t xml:space="preserve"> In the United States, breast cancer incidence is usually reported for a few broad racial and ethnic categories. Each category is internally diverse—spanning subgroups defined by ancestry, nativity, and region, with receptor-defined subtypes cutting across them—so an aggregate rate can obscure the subgroups at highest and lowest risk. Estimates for these subgroups come from separate cancer-registry studies that differ in populations, periods, and reference groups, and have not been assembled on a common scale.</w:t>
+        <w:t xml:space="preserve"> In the United States, breast cancer incidence is usually reported for broad racial and ethnic categories. Each category is internally diverse—spanning subgroups defined by ancestry, nativity, and region, with receptor-defined subtypes cutting across them—so an aggregate rate does not show which subgroups are at highest and lowest risk. Estimates for these subgroups come from separate cancer-registry studies that differ in populations, periods, and reference groups, and have not been assembled on a common scale.</w:t>
       </w:r>
     </w:p>
     <w:p>

--- a/meta_agents/search_v2/outputs/Manuscript_Full.docx
+++ b/meta_agents/search_v2/outputs/Manuscript_Full.docx
@@ -1135,7 +1135,7 @@
           <w:sz w:val="24"/>
           <w:szCs w:val="24"/>
         </w:rPr>
-        <w:t xml:space="preserve">The central observation is that these aggregate figures average over the wide variation among the subgroups they contain. Among Asian American subgroups the IRR ranged from 0.16 in Hmong women to 1.05 in Japanese women; Native Hawaiian women (1.21) and the Native Hawaiian and Pacific Islander (NHPI) aggregate (1.21) exceeded the NHW rate; Hispanic incidence rose from 0.51 in Mexican women to 0.83 in Puerto Rican women; and AI/AN incidence ranged from 0.49 in the Navajo area to 1.33 in the Southern Plains (Figure 2). This pattern is consistent with earlier disaggregated work and extends it: Gomez and colleagues first documented the variation among Asian American subgroups,</w:t>
+        <w:t xml:space="preserve">The central observation is that these aggregate figures average over the wide variation among the subgroups they contain. Among Asian American subgroups the IRR ranged from 0.16 in Hmong women to 1.05 in Japanese women; Native Hawaiian women (1.21) and the Native Hawaiian and Pacific Islander (NHPI) aggregate (1.21) exceeded the NHW rate; Hispanic incidence rose from 0.51 in Mexican women to 0.83 in Puerto Rican women; and AI/AN incidence ranged from 0.49 in the Navajo area to 1.33 in the Southern Plains, against a national AI/AN aggregate of 0.56 (Figure 2). This pattern is consistent with earlier disaggregated work and extends it: Gomez and colleagues first documented the variation among Asian American subgroups,</w:t>
       </w:r>
       <w:r>
         <w:rPr>

--- a/meta_agents/search_v2/outputs/Manuscript_Full.docx
+++ b/meta_agents/search_v2/outputs/Manuscript_Full.docx
@@ -56,7 +56,7 @@
           <w:sz w:val="24"/>
           <w:szCs w:val="24"/>
         </w:rPr>
-        <w:t xml:space="preserve"> In the United States, breast cancer incidence is usually reported for broad racial and ethnic categories. Each category is internally diverse—spanning subgroups defined by ancestry, nativity, and region, with receptor-defined subtypes cutting across them—so an aggregate rate does not show which subgroups are at highest and lowest risk. Estimates for these subgroups come from separate cancer-registry studies that differ in populations, periods, and reference groups, and have not been assembled on a common scale.</w:t>
+        <w:t xml:space="preserve"> In the United States, breast cancer incidence is usually reported for broad racial and ethnic categories. Each category is internally diverse—spanning subgroups defined by ancestry, nativity, and region, with receptor-defined subtypes cutting across them—so an aggregate rate does not show which subgroups are at highest and lowest risk. Estimates for these subgroups come from separate cancer-registry studies differing in populations, periods, and reference groups, and not yet assembled on a common scale.</w:t>
       </w:r>
     </w:p>
     <w:p>
@@ -79,7 +79,7 @@
           <w:sz w:val="24"/>
           <w:szCs w:val="24"/>
         </w:rPr>
-        <w:t xml:space="preserve"> Following PRISMA 2020, four databases were searched for U.S. studies of female invasive breast cancer incidence by race or ethnicity; those with a recoverable non-Hispanic White (NHW) comparison were synthesized quantitatively, the rest narratively. Because registries overlap, one representative estimate per group and dimension was selected, not pooled. Each was an incidence rate ratio (IRR) versus an NHW reference; ratios not reported directly were recomputed from one master dataset, and risk of bias was assessed with the Joanna Briggs Institute checklist for incidence data.</w:t>
+        <w:t xml:space="preserve"> Following PRISMA 2020, four databases were searched for U.S. studies of female invasive breast cancer incidence by race or ethnicity; those with a recoverable non-Hispanic White (NHW) comparison were synthesized quantitatively, the rest narratively. Because registries overlap, one representative estimate per group and dimension was selected, not pooled; for American Indian and Alaska Native (AI/AN) populations, an Indian Health Service–linked estimate was preferred to counter registry undercounting. Each was an incidence rate ratio (IRR) versus NHW; ratios not reported directly were recomputed from one master dataset, and risk of bias was assessed with the Joanna Briggs Institute checklist for incidence data.</w:t>
       </w:r>
     </w:p>
     <w:p>
@@ -102,7 +102,7 @@
           <w:sz w:val="24"/>
           <w:szCs w:val="24"/>
         </w:rPr>
-        <w:t xml:space="preserve"> Of 4,793 records screened, 162 studies were included—48 eligible for quantitative synthesis and 114 narrative. Overall incidence was lower than NHW in each aggregate group: American Indian and Alaska Native (AI/AN) 0.56, Hispanic/Latina 0.72, Asian American, Native Hawaiian, and Pacific Islander (AANHPI) 0.77, and non-Hispanic Black (NHB) 0.93. Within-group estimates ranged widely—0.16 (Hmong) to 1.05 (Japanese) across Asian American subgroups, up to 1.21 (Native Hawaiian), 0.51 (Mexican) to 0.83 (Puerto Rican) by Hispanic origin, and 0.49 (Navajo area) to 1.33 (Southern Plains) across AI/AN regions. For triple-negative breast cancer, incidence was highest in NHB women (1.95).</w:t>
+        <w:t xml:space="preserve"> Of 4,793 records screened, 162 studies were included—48 eligible for quantitative synthesis and 114 narrative. Overall incidence was lower than NHW in each aggregate group: AI/AN 0.56, Hispanic/Latina 0.72, Asian American, Native Hawaiian, and Pacific Islander (AANHPI) 0.77, and non-Hispanic Black (NHB) 0.93. Within-group estimates ranged widely—0.16 (Hmong) to 1.21 (Native Hawaiian) across AANHPI subgroups, 0.51 (Mexican) to 0.83 (Puerto Rican) by Hispanic origin, and 0.49 (Navajo area) to 1.33 (Southern Plains) across AI/AN regions. For triple-negative breast cancer, incidence was highest in NHB women (1.95).</w:t>
       </w:r>
     </w:p>
     <w:p>
@@ -125,7 +125,7 @@
           <w:sz w:val="24"/>
           <w:szCs w:val="24"/>
         </w:rPr>
-        <w:t xml:space="preserve"> At the aggregate level, these categories summarize overall differences but not the variation among their subgroups, several of which reach or exceed the NHW rate. Because unlinked registries undercount AI/AN incidence, Indian Health Service–linked estimates were used. This descriptive review compares incidence, not its causes.</w:t>
+        <w:t xml:space="preserve"> At the aggregate level, these categories summarize overall differences but not the variation among their subgroups, several of which reach or exceed the NHW rate. This descriptive review compares incidence, not its causes.</w:t>
       </w:r>
     </w:p>
     <w:p>
@@ -279,7 +279,7 @@
           <w:sz w:val="24"/>
           <w:szCs w:val="24"/>
         </w:rPr>
-        <w:t xml:space="preserve"> reported an incidence of 146 per 100,000 in NHW women and, within Asian American women, a more-than-twofold spread across ethnic groups—from about 103 per 100,000 in Japanese to 46 in Korean women—that widened with US nativity, the rate in US-born Filipina women surpassing that of White women. The lowest rates fall among Southeast Asian groups such as the Hmong,</w:t>
+        <w:t xml:space="preserve"> reported an incidence of 146 per 100,000 in NHW women and, within Asian American women, a more-than-twofold spread across ethnic groups—from about 103 per 100,000 in Japanese to 46 in Korean women—that widened with US nativity, the rate in US-born Filipina women surpassing that of NHW women. The lowest rates fall among Southeast Asian groups such as the Hmong,</w:t>
       </w:r>
       <w:r>
         <w:rPr>
@@ -347,7 +347,7 @@
           <w:sz w:val="24"/>
           <w:szCs w:val="24"/>
         </w:rPr>
-        <w:t xml:space="preserve"> For AI/AN women, the aggregate rate also depends on how race is ascertained: registries that assign race by observation misclassify and undercount many AI/AN cases, so linkage to Indian Health Service records is needed to recover their rates,</w:t>
+        <w:t xml:space="preserve"> For American Indian and Alaska Native (AI/AN) women, the aggregate rate also depends on how race is ascertained: registries that assign race by observation misclassify and undercount many AI/AN cases, so linkage to Indian Health Service (IHS) records is needed to recover their rates,</w:t>
       </w:r>
       <w:r>
         <w:rPr>
@@ -411,7 +411,7 @@
           <w:sz w:val="24"/>
           <w:szCs w:val="24"/>
         </w:rPr>
-        <w:t xml:space="preserve">These estimates are dispersed across separate studies. They come from different registries—the Surveillance, Epidemiology, and End Results (SEER) program, the National Program of Cancer Registries, IHS-linked files, and individual state or regional registries—and from different periods, age-standardization methods, and reference groups, with some studies comparing against White women and others specifically against NHW women. Many of the studies draw on the same underlying registry data, so their estimates are not independent, and combining them directly counts some women more than once. What is missing is a synthesis that gathers the disaggregated estimates across registries, collapses these overlapping estimates, and appraises the quality of what remains.</w:t>
+        <w:t xml:space="preserve">These estimates are dispersed across separate studies. They are drawn from cancer registries whose populations overlap, and from different periods, age-standardization methods, and reference groups—some studies comparing against White women, others specifically against NHW women. Because many draw on the same or nested registry populations, their estimates are not independent, and combining them directly counts some women more than once. What is missing is a synthesis that gathers the disaggregated estimates across registries, collapses these overlapping estimates, and appraises the quality of what remains.</w:t>
       </w:r>
     </w:p>
     <w:p>
@@ -536,7 +536,7 @@
           <w:sz w:val="24"/>
           <w:szCs w:val="24"/>
         </w:rPr>
-        <w:t xml:space="preserve">Four databases were searched on 7 August 2026: MEDLINE via PubMed, Embase (embase.com Advanced Search), Scopus, and the Web of Science Core Collection. The search combined four concept blocks with AND—breast cancer, race or ethnicity, incidence or age-adjusted rate, and the United States—using database-specific controlled vocabulary together with title/abstract terms, so that race and ethnicity terms were not restricted to the title. Results were limited to 2000–2026, English, and human studies, with document-type exclusions for reviews, letters, editorials, notes, and conference abstracts. The four searches returned 9,099 records. The search was limited to these databases; reference lists were not hand-searched and grey literature was not sought. Full strings, platforms, dates, and per-database counts are given in Supplementary Table 1.</w:t>
+        <w:t xml:space="preserve">Four databases were searched on 7 August 2026: MEDLINE via PubMed, Embase (embase.com Advanced Search), Scopus, and the Web of Science Core Collection. The search combined four concept blocks with AND—breast cancer, race or ethnicity, incidence or age-adjusted rate, and the United States—using database-specific controlled vocabulary together with title/abstract terms, so that race and ethnicity terms were not restricted to the title. Results were limited to 2000–2026, English, and human studies, with document-type exclusions for reviews, letters, editorials, notes, and conference abstracts. The four searches returned 9,099 records. Identification was via these databases only; no registers were searched, and reference lists (citation searching) and grey-literature sources were not used. Full strings, platforms, dates, and per-database counts are given in Supplementary Table 1.</w:t>
       </w:r>
     </w:p>
     <w:p>
@@ -584,7 +584,7 @@
           <w:sz w:val="24"/>
           <w:szCs w:val="24"/>
         </w:rPr>
-        <w:t xml:space="preserve"> when it expressed incidence relative to a White or non-Hispanic White (NHW) comparator—as an incidence rate ratio (IRR) or standardized incidence ratio (SIR), or as age-standardized minority and White rates from which a ratio could be computed. A study that met the inclusion criteria but did not yield such a recoverable White comparison—reporting, for example, only age-specific or trend data, rates for a single group, or a reference group that was internal or other than White—was carried in the </w:t>
+        <w:t xml:space="preserve"> when it expressed incidence relative to a White or NHW comparator—as an IRR or standardized incidence ratio (SIR), or as age-standardized minority and White rates from which a ratio could be computed. A study that met the inclusion criteria but did not yield such a recoverable White comparison—reporting, for example, only age-specific or trend data, rates for a single group, or a reference group that was internal or other than White—was carried in the </w:t>
       </w:r>
       <w:r>
         <w:rPr>
@@ -602,7 +602,7 @@
           <w:sz w:val="24"/>
           <w:szCs w:val="24"/>
         </w:rPr>
-        <w:t xml:space="preserve">. Both aggregate groups and disaggregated subgroups (Asian American, Native Hawaiian and Pacific Islander, Hispanic/Latina by origin, and American Indian and Alaska Native [AI/AN] by region) and receptor-defined molecular subtypes were eligible. The reference group was recorded as each study defined it; studies that stratified the reference by Hispanic origin were treated as NHW and those using an unstratified White reference were labelled accordingly, and both were retained because the reference and minority rates came from the same source. The review was limited to U.S.-resident populations: comparable studies from other countries exist but use a different White reference (e.g., White British), different racial and ethnic categories, and different standard populations, so their rate ratios are not commensurable with U.S. estimates. Reviews, editorials, letters, conference abstracts, preprints (not peer-reviewed), non-U.S. studies, reports that did not present invasive female breast cancer incidence by race or ethnicity, and mortality- or survival-only reports were excluded. (A study reporting such incidence but without a recoverable White comparison was included in the narrative synthesis, not excluded.)</w:t>
+        <w:t xml:space="preserve">. Both aggregate groups and disaggregated subgroups (Asian American, Native Hawaiian and Pacific Islander, Hispanic/Latina by origin, and AI/AN by region) and receptor-defined molecular subtypes were eligible. The reference group was recorded as each study defined it; studies that stratified the reference by Hispanic origin were treated as NHW and those using an unstratified White reference were labelled accordingly, and both were retained because the reference and minority rates came from the same source. The review was limited to U.S.-resident populations: comparable studies from other countries exist but use a different White reference (e.g., White British), different racial and ethnic categories, and different standard populations, so their rate ratios are not commensurable with U.S. estimates. Reviews, editorials, letters, conference abstracts, preprints (not peer-reviewed), non-U.S. studies, reports that did not present invasive female breast cancer incidence by race or ethnicity, and mortality- or survival-only reports were excluded. (A study reporting such incidence but without a recoverable White comparison was included in the narrative synthesis, not excluded.)</w:t>
       </w:r>
     </w:p>
     <w:p>
@@ -632,7 +632,33 @@
           <w:sz w:val="24"/>
           <w:szCs w:val="24"/>
         </w:rPr>
-        <w:t xml:space="preserve">Records were de-duplicated across databases (4,306 duplicates removed, leaving 4,793 unique records). Titles and abstracts were screened against the pre-specified eligibility criteria by a large language model under the author's direction; to check this step, the author re-screened a random sample of the records the model had excluded and recorded any that should have been retained. The author then obtained and read the full texts and made all full-text eligibility and inclusion decisions personally; the language model assisted data extraction and cross-checked each extracted value against its source, and every included estimate was verified by the author against the source table, figure, or text. Screening and extraction were thus performed by a single reviewer with model assistance. In all, 162 publications were included in the systematic review; of these, 48 were eligible for quantitative synthesis and the remaining 114 informed the narrative synthesis. Most included studies were population-based registry or incidence studies (drawing on SEER, NPCR/USCS, NAACCR, state, or IHS-linked registries) rather than cohort studies (Supplementary Table 2). From each study contributing quantitative data we extracted the cancer registry, geographic coverage, diagnosis period, age range, standard population, racial or ethnic group and comparator, outcome (overall or subtype), the reported estimate, and its confidence interval. Each estimate was labelled by provenance—directly reported IRR or SIR, computed from reported rates (with a reported or Poisson-derived variance), or read from a figure—and the label was retained for risk-of-bias scoring and for a provenance-restricted sensitivity analysis.</w:t>
+        <w:t xml:space="preserve">Records were de-duplicated across databases (4,306 duplicates removed, leaving 4,793 unique records). Titles and abstracts were screened against the pre-specified eligibility criteria by a large language model under the author's direction; to check this step, the author re-screened a random sample of the records the model had excluded and recorded any that should have been retained. The author then obtained and read the full texts and made all full-text eligibility and inclusion decisions personally; the language model assisted data extraction and cross-checked each extracted value against its source, and every included estimate was verified by the author against the source table, figure, or text. In all, 162 publications were included in the systematic review; of these, 48 were eligible for quantitative synthesis and the remaining 114 informed the narrative synthesis. Most included studies were population-based registry or incidence studies rather than cohort studies (Supplementary Table 2).</w:t>
+      </w:r>
+    </w:p>
+    <w:p>
+      <w:pPr>
+        <w:spacing w:after="160" w:line="360"/>
+      </w:pPr>
+      <w:r>
+        <w:rPr>
+          <w:rFonts w:ascii="Times New Roman" w:cs="Times New Roman" w:eastAsia="Times New Roman" w:hAnsi="Times New Roman"/>
+          <w:sz w:val="24"/>
+          <w:szCs w:val="24"/>
+        </w:rPr>
+        <w:t xml:space="preserve">These registries form several overlapping systems: the Surveillance, Epidemiology, and End Results (SEER) program collects incidence data from selected states and metropolitan areas; the National Program of Cancer Registries (NPCR) covers registries across the remaining states; United States Cancer Statistics (USCS) pools SEER and NPCR to reach almost the entire U.S. population; the North American Association of Central Cancer Registries (NAACCR) compiles data across member registries; IHS-linked files provide case ascertainment for AI/AN populations; and individual state or regional registries (for example, California and Hawaii) cover single areas.</w:t>
+      </w:r>
+    </w:p>
+    <w:p>
+      <w:pPr>
+        <w:spacing w:after="160" w:line="360"/>
+      </w:pPr>
+      <w:r>
+        <w:rPr>
+          <w:rFonts w:ascii="Times New Roman" w:cs="Times New Roman" w:eastAsia="Times New Roman" w:hAnsi="Times New Roman"/>
+          <w:sz w:val="24"/>
+          <w:szCs w:val="24"/>
+        </w:rPr>
+        <w:t xml:space="preserve">From each study contributing quantitative data we extracted the cancer registry, geographic coverage, diagnosis period, age range, standard population, racial or ethnic group and comparator, outcome (overall or subtype), the reported estimate, and its confidence interval. Each estimate was labelled by provenance—directly reported IRR or SIR, computed from reported rates (with a reported or Poisson-derived variance), or read from a figure—and the label was retained for risk-of-bias scoring and for a provenance-restricted sensitivity analysis.</w:t>
       </w:r>
     </w:p>
     <w:p>
@@ -662,7 +688,7 @@
           <w:sz w:val="24"/>
           <w:szCs w:val="24"/>
         </w:rPr>
-        <w:t xml:space="preserve">Because SEER, NAACCR, the United States Cancer Statistics (USCS) file, and individual state registries cover overlapping regions and diagnosis periods, the same women can appear in more than one study; estimates from different publications that draw on the same or nested registry populations are therefore not statistically independent. Rather than pool such non-independent estimates, the analytic unit was the </w:t>
+        <w:t xml:space="preserve">Because SEER and NPCR both feed USCS and many registries report into more than one of these systems, estimates from different publications that draw on the same or nested populations are not statistically independent. Rather than pool such non-independent estimates, the analytic unit was the </w:t>
       </w:r>
       <w:r>
         <w:rPr>
@@ -698,7 +724,7 @@
           <w:sz w:val="24"/>
           <w:szCs w:val="24"/>
         </w:rPr>
-        <w:t xml:space="preserve"> (a contemporary benchmark) was selected for each cell. Each estimate was assigned to a registry "family," and the registry, region, diagnosis period, age range, group, and outcome of each study were tabulated so that overlaps within a cell could be seen (Supplementary Table 4). Within a cell, the representative was chosen by applying, in order: the broadest population coverage (USCS &gt; NAACCR &gt; SEER-national &gt; state or regional), then a non-Hispanic White (rather than an unstratified White) comparator, then the most recent and longest diagnosis period, a clearly documented age-standardization, and a directly reported confidence interval where available. For American Indian and Alaska Native (AI/AN) populations this order was overridden in favour of ascertainment validity: because unlinked registries misclassify race and undercount this population, an estimate with Indian Health Service–based ascertainment—the IHS-PRCDA linkage, or a dedicated registry such as the Alaska Native Tumor Registry—was preferred over an unlinked-registry estimate for the same cell, ahead of both the coverage and the comparator-type preferences. Where the best-ascertained source for a cell reported only an unstratified White comparator, as for Alaska Native women, that estimate was kept as the representative and the non-Hispanic-White-comparator alternative was carried in the sensitivity analysis. Overall, disaggregated-subgroup, subtype, and age-specific results could draw on different studies, but the same registry data were not entered twice for the same question. The stability of the selection was checked in three ways: restricting to studies at low risk of bias, to directly reported (rather than computed) estimates, and to estimates with an NHW (rather than unstratified White) comparator (Supplementary Table 6).</w:t>
+        <w:t xml:space="preserve"> (a contemporary benchmark) was selected for each cell. Each estimate was assigned to a registry "family," and the registry, region, diagnosis period, age range, group, and outcome of each study were tabulated so that overlaps within a cell could be seen (Supplementary Table 4). Within a cell, the representative was chosen by applying, in order: the broadest population coverage (USCS &gt; NAACCR &gt; SEER-national &gt; state or regional), then a NHW (rather than an unstratified White) comparator, then the most recent and longest diagnosis period, a clearly documented age-standardization, and a directly reported confidence interval where available. For AI/AN populations this order was overridden in favour of ascertainment validity: because unlinked registries misclassify race and undercount this population, an estimate with Indian Health Service–based ascertainment—the IHS-PRCDA linkage, or a dedicated registry such as the Alaska Native Tumor Registry—was preferred over an unlinked-registry estimate for the same cell, ahead of both the coverage and the comparator-type preferences. Where the best-ascertained source for a cell reported only an unstratified White comparator, as for Alaska Native women, that estimate was kept as the representative and the non-Hispanic-White-comparator alternative was carried in the sensitivity analysis. Overall, disaggregated-subgroup, subtype, and age-specific results could draw on different studies, but the same registry data were not entered twice for the same question. The stability of the selection was checked in three ways: restricting to studies at low risk of bias, to directly reported (rather than computed) estimates, and to estimates with an NHW (rather than unstratified White) comparator (Supplementary Table 6).</w:t>
       </w:r>
     </w:p>
     <w:p>
@@ -775,7 +801,7 @@
           <w:sz w:val="24"/>
           <w:szCs w:val="24"/>
         </w:rPr>
-        <w:t xml:space="preserve">Each estimate was expressed as an IRR relative to NHW women. When a study reported age-standardized rates rather than a ratio, the IRR was computed from the minority and NHW rates of the same study, standard population, and diagnosis period, and its confidence interval was propagated from the reported rate intervals by the delta method. Each representative therefore rested on a directly reported ratio or on minority and reference rates from the same source. One estimate paired an Alaska Native rate with an external SEER-Explorer non-Hispanic White reference, its source having reported no in-paper White comparator; it was retained only as an overlap record, not as a representative. For the non-independence reason given above, these estimates were not combined into a pooled random-effects estimate; the primary result for each group is the representative population-based estimate, and the analysis presents the racial and ethnic differences and the subgroup heterogeneity group by group rather than as a single pooled value. Studies that met the inclusion criteria but did not provide a recoverable non-Hispanic White comparison were not placed on the IRR scale; these were summarized narratively by racial or ethnic group and outcome. Analyses were carried out in Python 3 using SciPy.</w:t>
+        <w:t xml:space="preserve">Each estimate was expressed as an IRR relative to NHW women. When a study reported age-standardized rates rather than a ratio, the IRR was computed from the minority and NHW rates of the same study, standard population, and diagnosis period, and its confidence interval was propagated from the reported rate intervals by the delta method when both rates carried an interval, or by scaling the minority-rate interval when the reference rate was a fixed population benchmark without a reported interval. Each representative therefore rested on a directly reported ratio or on minority and reference rates from the same source. One estimate paired an Alaska Native rate with an external SEER-Explorer NHW reference, its source having reported no in-paper White comparator; it was retained only as an overlap record, not as a representative. For the non-independence reason given above, these estimates were not combined into a pooled random-effects estimate; the primary result for each group is the representative population-based estimate, and the analysis presents the racial and ethnic differences and the subgroup heterogeneity group by group rather than as a single pooled value. Studies that met the inclusion criteria but did not provide a recoverable NHW comparison were not placed on the IRR scale; these were summarized narratively by racial or ethnic group and outcome. Analyses were carried out in Python 3 using SciPy.</w:t>
       </w:r>
     </w:p>
     <w:p>
@@ -788,7 +814,7 @@
           <w:sz w:val="24"/>
           <w:szCs w:val="24"/>
         </w:rPr>
-        <w:t xml:space="preserve">All quantitative results were generated from a single master extraction dataset. Each rate ratio not reported directly by a source was recomputed from that study's own age-standardized minority and reference rates, and each such confidence interval was reproduced from the component rate intervals (by the delta method when both rates carried an interval, or by scaling the minority-rate interval when the reference rate was a fixed population benchmark without a reported interval). The main-text table, the forest figures, and the sensitivity tables were all regenerated from this master dataset and cross-checked so that each displayed estimate and each sensitivity baseline traces to the same underlying value.</w:t>
+        <w:t xml:space="preserve">All quantitative results were generated from a single master extraction dataset: the main-text table, the forest figures, and the sensitivity tables were all regenerated from it and cross-checked so that each displayed estimate and each sensitivity baseline traces to the same underlying value.</w:t>
       </w:r>
     </w:p>
     <w:p>
@@ -835,7 +861,7 @@
           <w:sz w:val="24"/>
           <w:szCs w:val="24"/>
         </w:rPr>
-        <w:t xml:space="preserve">The four databases returned 9,099 records; 4,306 duplicates were removed, leaving 4,793 unique records for title and abstract screening. Full text was sought for 242 reports; 9 could not be retrieved, and of the 233 assessed, 71 were excluded, giving 162 included studies (Figure 1). Of these, 48 were eligible for quantitative synthesis and entered the analysis, contributing 156 individual estimates across racial/ethnic groups and analytic dimensions</w:t>
+        <w:t xml:space="preserve">The four databases returned 9,099 records; 4,306 duplicates were removed, leaving 4,793 unique records for title and abstract screening. Full text was sought for 242 reports; 9 could not be retrieved, and of the 233 assessed, 71 were excluded (reasons in Supplementary Table 3), giving 162 included studies (Figure 1). Of these, 48 were eligible for quantitative synthesis and entered the analysis, contributing 156 individual estimates across racial/ethnic groups and analytic dimensions</w:t>
       </w:r>
       <w:r>
         <w:rPr>
@@ -852,7 +878,7 @@
           <w:sz w:val="24"/>
           <w:szCs w:val="24"/>
         </w:rPr>
-        <w:t xml:space="preserve">—23 supplied a cell representative, and the remainder contributed overlapping estimates carried only in the sensitivity analysis; the remaining 114 informed the narrative synthesis (162 = 48 + 114). The extracted studies were published between 2002 and 2026 and drew on the Surveillance, Epidemiology, and End Results (SEER) program, the National Program of Cancer Registries and the United States Cancer Statistics file, the North American Association of Central Cancer Registries, Indian Health Service–linked and tribal registries, and individual state or regional registries (Supplementary Table 2). After collapsing overlapping registry-family estimates, 73 representative estimates remained, one per analytic cell; all are listed in Supplementary Table 4, and the principal comparisons—overall incidence, the disaggregated AANHPI and Hispanic-origin subgroups, AI/AN by region, Middle Eastern populations, and triple-negative breast cancer—are shown in Table 1. The reference group was non-Hispanic White in most studies and an unstratified White group in a minority (marked †; Supplementary Table 4).</w:t>
+        <w:t xml:space="preserve">—23 supplied a cell representative, and the remainder contributed overlapping estimates carried only in the sensitivity analysis; the remaining 114 informed the narrative synthesis (162 = 48 + 114). The extracted studies were published between 2002 and 2026 and drew on SEER, NPCR and USCS, NAACCR, IHS-linked and tribal registries, and individual state or regional registries (Supplementary Table 2). After collapsing overlapping registry-family estimates, 73 representative estimates remained, one per analytic cell; all are listed in Supplementary Table 4, and the principal comparisons—overall incidence, the disaggregated AANHPI and Hispanic-origin subgroups, AI/AN by region, Middle Eastern populations, and TNBC—are shown in Table 1. The reference group was NHW in most studies and an unstratified White group in a minority (marked †; Supplementary Table 4).</w:t>
       </w:r>
     </w:p>
     <w:p>
@@ -882,7 +908,7 @@
           <w:sz w:val="24"/>
           <w:szCs w:val="24"/>
         </w:rPr>
-        <w:t xml:space="preserve">Relative to NHW women, overall invasive breast cancer incidence was lower in each aggregate minority group: American Indian and Alaska Native (AI/AN) women IRR 0.56 (95% CI 0.55–0.57), Hispanic/Latina women 0.72 (0.71–0.73), the Asian American, Native Hawaiian, and Pacific Islander (AANHPI) aggregate 0.77 (0.75–0.79), and non-Hispanic Black (NHB) women 0.93 (0.92–0.95) (Table 1; Figure 2).</w:t>
+        <w:t xml:space="preserve">Relative to NHW women, overall invasive breast cancer incidence was lower in each aggregate minority group: AI/AN women IRR 0.56 (95% CI 0.55–0.57), Hispanic/Latina women 0.72 (0.71–0.73), the AANHPI aggregate 0.77 (0.75–0.79), and NHB women 0.93 (0.92–0.95) (Table 1; Figure 2).</w:t>
       </w:r>
     </w:p>
     <w:p>
@@ -959,7 +985,7 @@
           <w:sz w:val="24"/>
           <w:szCs w:val="24"/>
         </w:rPr>
-        <w:t xml:space="preserve">American Indian and Alaska Native by region</w:t>
+        <w:t xml:space="preserve">AI/AN by region</w:t>
       </w:r>
     </w:p>
     <w:p>
@@ -1032,7 +1058,7 @@
           <w:sz w:val="24"/>
           <w:szCs w:val="24"/>
         </w:rPr>
-        <w:t xml:space="preserve">For triple-negative breast cancer (TNBC), incidence relative to NHW women was highest in NHB women (1.95, 1.93–1.98). The AANHPI aggregate was 0.70 (0.68–0.72), Hispanic 0.86 (0.84–0.88), and AI/AN 0.86 (0.80–0.93); within AANHPI, TNBC IRRs were lower in Chinese (0.53 †), Filipina (0.84 †), and Native Hawaiian (0.86 †) women (Table 1). Across groups and analytic dimensions the relative ordering shifts with the outcome examined (Figure 3): NHB women, close to the NHW rate for overall incidence (0.93), have the highest triple-negative rate (1.95), while several Asian American subgroups that are below the NHW rate overall remain so across subtypes.</w:t>
+        <w:t xml:space="preserve">For TNBC, incidence relative to NHW women was highest in NHB women (1.95, 1.93–1.98). The AANHPI aggregate was 0.70 (0.68–0.72), Hispanic 0.86 (0.84–0.88), and AI/AN 0.86 (0.80–0.93); within AANHPI, TNBC IRRs were lower in Chinese (0.53 †), Filipina (0.84 †), and Native Hawaiian (0.86 †) women (Table 1). Across groups and analytic dimensions the relative ordering shifts with the outcome examined (Figure 3): NHB women, close to the NHW rate for overall incidence (0.93), have the highest triple-negative rate (1.95), while several Asian American subgroups that are below the NHW rate overall remain so across subtypes.</w:t>
       </w:r>
     </w:p>
     <w:p>
@@ -1062,7 +1088,7 @@
           <w:sz w:val="24"/>
           <w:szCs w:val="24"/>
         </w:rPr>
-        <w:t xml:space="preserve">The 114 narrative-synthesis studies met the inclusion criteria but did not report an incidence rate ratio, or age-standardized rates, from which a comparison with a non-Hispanic White reference could be recovered; they are listed by category in Supplementary Table 2. These reports most often described incidence within specific racial or ethnic subgroups, by age group, and over time, with others addressing geographic or socioeconomic variation, molecular subtype, and stage at diagnosis. Where they reported a racial or ethnic comparison, the patterns they described were broadly consistent with the quantitative findings—lower overall incidence in most minority groups than in NHW women, wide variation among Asian American and Hispanic/Latina subgroups, and a higher burden of triple-negative disease in NHB women. Because these studies used varied reference groups, standard populations, and reporting formats, their results were summarized qualitatively rather than placed on the common IRR scale.</w:t>
+        <w:t xml:space="preserve">The 114 narrative-synthesis studies met the inclusion criteria but did not report an IRR, or age-standardized rates, from which a comparison with an NHW reference could be recovered; they are listed by category in Supplementary Table 2. These reports most often described incidence within specific racial or ethnic subgroups, by age group, and over time, with others addressing geographic or socioeconomic variation, molecular subtype, and stage at diagnosis. Where they reported a racial or ethnic comparison, the patterns they described were broadly consistent with the quantitative findings—lower overall incidence in most minority groups than in NHW women, wide variation among Asian American and Hispanic/Latina subgroups, and a higher burden of triple-negative disease in NHB women. Because these studies used varied reference groups, standard populations, and reporting formats, their results were summarized qualitatively rather than placed on the common IRR scale.</w:t>
       </w:r>
     </w:p>
     <w:p>
@@ -1092,7 +1118,7 @@
           <w:sz w:val="24"/>
           <w:szCs w:val="24"/>
         </w:rPr>
-        <w:t xml:space="preserve">On the JBI checklist, 39 of the 48 studies were at low risk of bias and 9 at moderate risk, with none at high risk (Supplementary Table 5); the moderate ratings arose mainly where an estimate was reported without a variance, the standard population was not clearly specified, or race and ethnicity ascertainment was limited. The representative selection was examined in three ways (Supplementary Table 6). Restricting to low-risk-of-bias studies left 54 of 73 cell representatives unchanged, with the 8 changed and 11 dropped cells concentrated in the disaggregated AANHPI subgroups and the age-specific cells; restricting to directly reported estimates left 35 unchanged (5 changed, 33 dropped); and restricting to NHW-comparator estimates left 55 unchanged (1 changed, 17 dropped), the dropped cells being those whose only representative used an unstratified White comparator — the receptor-defined subtypes and two age-specific Black cells — and the one changed cell being Alaska Native, whose unstratified-White representative (1.09) gave way to an Indian Health Service–linked estimate reported against a non-Hispanic White reference (1.25).</w:t>
+        <w:t xml:space="preserve">On the JBI checklist, 39 of the 48 studies were at low risk of bias and 9 at moderate risk, with none at high risk (Supplementary Table 5); the moderate ratings arose mainly where an estimate was reported without a variance, the standard population was not clearly specified, or race and ethnicity ascertainment was limited. The representative selection was examined in three ways (Supplementary Table 6). Restricting to low-risk-of-bias studies left 54 of 73 cell representatives unchanged, with the 8 changed and 11 dropped cells concentrated in the disaggregated AANHPI subgroups and the age-specific cells; restricting to directly reported estimates left 35 unchanged (5 changed, 33 dropped); and restricting to NHW-comparator estimates left 55 unchanged (1 changed, 17 dropped), the dropped cells being those whose only representative used an unstratified White comparator — the receptor-defined subtypes and two age-specific Black cells — and the one changed cell being Alaska Native, whose unstratified-White representative (1.09) gave way to an Indian Health Service–linked estimate reported against an NHW reference (1.25).</w:t>
       </w:r>
     </w:p>
     <w:p>
@@ -1122,7 +1148,7 @@
           <w:sz w:val="24"/>
           <w:szCs w:val="24"/>
         </w:rPr>
-        <w:t xml:space="preserve">This review assembled disaggregated, population-based estimates of invasive breast cancer incidence for U.S. racial and ethnic groups against a common non-Hispanic White (NHW) comparator (an unstratified White reference for a minority of cells, chiefly the receptor-defined subtypes). At the aggregate level, each minority group had lower overall incidence than NHW women—American Indian and Alaska Native (AI/AN) women had the lowest incidence rate ratio (IRR 0.56), followed by Hispanic/Latina (0.72) and Asian American, Native Hawaiian, and Pacific Islander (AANHPI, 0.77) women, with non-Hispanic Black (NHB) women closest to NHW (0.93). For triple-negative breast cancer (TNBC), however, NHB women had the highest incidence (1.95), while most other groups were at or below the NHW rate.</w:t>
+        <w:t xml:space="preserve">This review assembled disaggregated, population-based estimates of invasive breast cancer incidence for U.S. racial and ethnic groups against a common NHW comparator (an unstratified White reference for a minority of cells, chiefly the receptor-defined subtypes). At the aggregate level, each minority group had lower overall incidence than NHW women—AI/AN women had the lowest IRR (0.56), followed by Hispanic/Latina (0.72) and AANHPI (0.77) women, with NHB women closest to NHW (0.93). For TNBC, however, NHB women had the highest incidence (1.95), while most other groups were at or below the NHW rate.</w:t>
       </w:r>
     </w:p>
     <w:p>
@@ -1135,7 +1161,7 @@
           <w:sz w:val="24"/>
           <w:szCs w:val="24"/>
         </w:rPr>
-        <w:t xml:space="preserve">The central observation is that these aggregate figures average over the wide variation among the subgroups they contain. Among Asian American subgroups the IRR ranged from 0.16 in Hmong women to 1.05 in Japanese women; Native Hawaiian women (1.21) and the Native Hawaiian and Pacific Islander (NHPI) aggregate (1.21) exceeded the NHW rate; Hispanic incidence rose from 0.51 in Mexican women to 0.83 in Puerto Rican women; and AI/AN incidence ranged from 0.49 in the Navajo area to 1.33 in the Southern Plains, against a national AI/AN aggregate of 0.56 (Figure 2). This pattern is consistent with earlier disaggregated work and extends it: Gomez and colleagues first documented the variation among Asian American subgroups,</w:t>
+        <w:t xml:space="preserve">The central observation is that these aggregate figures average over the wide variation among the subgroups they contain. Among Asian American subgroups the IRR ranged from 0.16 in Hmong women to 1.05 in Japanese women; Native Hawaiian women (1.21) and the NHPI aggregate (1.21) exceeded the NHW rate; Hispanic incidence rose from 0.51 in Mexican women to 0.83 in Puerto Rican women; and AI/AN incidence ranged from 0.49 in the Navajo area to 1.33 in the Southern Plains, against a national AI/AN aggregate of 0.56 (Figure 2). This pattern is consistent with earlier disaggregated work and extends it: Gomez and colleagues first documented the variation among Asian American subgroups,</w:t>
       </w:r>
       <w:r>
         <w:rPr>
@@ -1250,7 +1276,7 @@
           <w:sz w:val="24"/>
           <w:szCs w:val="24"/>
         </w:rPr>
-        <w:t xml:space="preserve">Two features of the underlying data shaped these estimates. First, unlinked registries undercount AI/AN cases, so an Indian Health Service–linked estimate was preferred for that group wherever one was available, and most reported AI/AN figures draw on those linked sources rather than the lower unlinked-registry values.</w:t>
+        <w:t xml:space="preserve">Two features of the underlying data shaped these estimates. First, unlinked registries undercount AI/AN cases, and most reported AI/AN figures draw on Indian Health Service–linked sources rather than the lower unlinked-registry values.</w:t>
       </w:r>
       <w:r>
         <w:rPr>
@@ -1284,7 +1310,7 @@
           <w:sz w:val="24"/>
           <w:szCs w:val="24"/>
         </w:rPr>
-        <w:t xml:space="preserve"> Second, reference groups differed across sources—most used a non-Hispanic White comparator and a minority an unstratified White reference—so each comparator was recorded as its source defined it and a sensitivity analysis was restricted to NHW-comparator estimates. The provenance of every estimate was recorded, and each rate ratio not reported directly was recomputed and cross-checked against a single master dataset.</w:t>
+        <w:t xml:space="preserve"> Second, reference groups differed across sources—most used an NHW comparator and a minority an unstratified White reference—so each comparator was recorded as its source defined it and a sensitivity analysis was restricted to NHW-comparator estimates; the unstratified-White cells, chiefly the receptor-defined subtypes, can shift a ratio slightly. The provenance of every estimate was recorded, and each rate ratio not reported directly was recomputed and cross-checked against a single master dataset.</w:t>
       </w:r>
     </w:p>
     <w:p>
@@ -1344,7 +1370,7 @@
           <w:sz w:val="24"/>
           <w:szCs w:val="24"/>
         </w:rPr>
-        <w:t xml:space="preserve">The review has limitations. Some rate ratios were computed from published age-standardized rates rather than reported directly, and a few used an unstratified White comparator (the receptor-defined subtypes), which can move a ratio slightly. Included studies differed in standard population and diagnosis period, limiting direct comparability, and one older study used the 1970 world standard. The review was restricted to U.S.-resident populations, so the estimates are not generalizable to countries that use a different White reference, different racial and ethnic categories, and different standard populations. Finally, estimates for the smallest subgroups rested on limited numbers, studies contributing only to the narrative synthesis were not quantified, and grey literature was not searched. Screening, full-text selection, and extraction were carried out by a single reviewer with large-language-model assistance, so selection and extraction errors cannot be excluded; the full text of every included study was read for the inclusion decision and every extracted estimate was checked against its source table, figure, or text.</w:t>
+        <w:t xml:space="preserve">The review has limitations. Some rate ratios were computed from published age-standardized rates rather than reported directly, which can move a ratio slightly. Included studies differed in standard population and diagnosis period, limiting direct comparability, and one older study used the 1970 world standard. The review was restricted to U.S.-resident populations, so the estimates are not generalizable to countries that use a different White reference, different racial and ethnic categories, and different standard populations. Finally, estimates for the smallest subgroups rested on limited numbers, studies contributing only to the narrative synthesis were not quantified, and grey literature was not searched. Screening, full-text selection, and extraction were carried out by a single reviewer with large-language-model assistance rather than by two independent reviewers; to limit selection and extraction error, the full text of every included study was read for the inclusion decision and every extracted estimate was checked against its source table, figure, or text.</w:t>
       </w:r>
     </w:p>
     <w:p>

--- a/meta_agents/search_v2/outputs/Manuscript_Full.docx
+++ b/meta_agents/search_v2/outputs/Manuscript_Full.docx
@@ -102,7 +102,7 @@
           <w:sz w:val="24"/>
           <w:szCs w:val="24"/>
         </w:rPr>
-        <w:t xml:space="preserve"> Of 4,793 records screened, 162 studies were included—48 eligible for quantitative synthesis and 114 narrative. Overall incidence was lower than NHW in each aggregate group: AI/AN 0.56, Hispanic/Latina 0.72, Asian American, Native Hawaiian, and Pacific Islander (AANHPI) 0.77, and non-Hispanic Black (NHB) 0.93. Within-group estimates ranged widely—0.16 (Hmong) to 1.21 (Native Hawaiian) across AANHPI subgroups, 0.51 (Mexican) to 0.83 (Puerto Rican) by Hispanic origin, and 0.49 (Navajo area) to 1.33 (Southern Plains) across AI/AN regions. For triple-negative breast cancer, incidence was highest in NHB women (1.95).</w:t>
+        <w:t xml:space="preserve"> Of 4,793 records screened, 162 studies were included—48 eligible for quantitative synthesis and 114 narrative. Overall incidence was lower than NHW in each aggregate group: Hispanic/Latina 0.72, Asian American, Native Hawaiian, and Pacific Islander (AANHPI) 0.77, AI/AN 0.87, and non-Hispanic Black (NHB) 0.93. Within-group estimates ranged widely—0.16 (Hmong) to 1.21 (Native Hawaiian) across AANHPI subgroups, 0.51 (Mexican) to 0.83 (Puerto Rican) by Hispanic origin, and 0.49 (Navajo area) to 1.33 (Southern Plains) across AI/AN regions. For triple-negative breast cancer, incidence was highest in NHB women (1.95).</w:t>
       </w:r>
     </w:p>
     <w:p>
@@ -861,7 +861,7 @@
           <w:sz w:val="24"/>
           <w:szCs w:val="24"/>
         </w:rPr>
-        <w:t xml:space="preserve">The four databases returned 9,099 records; 4,306 duplicates were removed, leaving 4,793 unique records for title and abstract screening. Full text was sought for 242 reports; 9 could not be retrieved, and of the 233 assessed, 71 were excluded (reasons in Supplementary Table 3), giving 162 included studies (Figure 1). Of these, 48 were eligible for quantitative synthesis and entered the analysis, contributing 156 individual estimates across racial/ethnic groups and analytic dimensions</w:t>
+        <w:t xml:space="preserve">The four databases returned 9,099 records; 4,306 duplicates were removed, leaving 4,793 unique records for title and abstract screening. Full text was sought for 242 reports; 9 could not be retrieved, and of the 233 assessed, 71 were excluded (reasons in Supplementary Table 3), giving 162 included studies (Figure 1). Of these, 48 were eligible for quantitative synthesis and entered the analysis, contributing 159 individual estimates across racial/ethnic groups and analytic dimensions</w:t>
       </w:r>
       <w:r>
         <w:rPr>
@@ -878,7 +878,7 @@
           <w:sz w:val="24"/>
           <w:szCs w:val="24"/>
         </w:rPr>
-        <w:t xml:space="preserve">—23 supplied a cell representative, and the remainder contributed overlapping estimates carried only in the sensitivity analysis; the remaining 114 informed the narrative synthesis (162 = 48 + 114). The extracted studies were published between 2002 and 2026 and drew on SEER, NPCR and USCS, NAACCR, IHS-linked and tribal registries, and individual state or regional registries (Supplementary Table 2). After collapsing overlapping registry-family estimates, 73 representative estimates remained, one per analytic cell; all are listed in Supplementary Table 4, and the principal comparisons—overall incidence, the disaggregated AANHPI and Hispanic-origin subgroups, AI/AN by region, Middle Eastern populations, and TNBC—are shown in Table 1. The reference group was NHW in most studies and an unstratified White group in a minority (marked †; Supplementary Table 4).</w:t>
+        <w:t xml:space="preserve">—22 supplied a cell representative, and the remainder contributed overlapping estimates carried only in the sensitivity analysis; the remaining 114 informed the narrative synthesis (162 = 48 + 114). The extracted studies were published between 2002 and 2026 and drew on SEER, NPCR and USCS, NAACCR, IHS-linked and tribal registries, and individual state or regional registries (Supplementary Table 2). After collapsing overlapping registry-family estimates, 73 representative estimates remained, one per analytic cell; all are listed in Supplementary Table 4, and the principal comparisons—overall incidence, the disaggregated AANHPI and Hispanic-origin subgroups, AI/AN by region, Middle Eastern populations, and TNBC—are shown in Table 1. The reference group was NHW in most studies and an unstratified White group in a minority (marked †; Supplementary Table 4).</w:t>
       </w:r>
     </w:p>
     <w:p>
@@ -908,7 +908,7 @@
           <w:sz w:val="24"/>
           <w:szCs w:val="24"/>
         </w:rPr>
-        <w:t xml:space="preserve">Relative to NHW women, overall invasive breast cancer incidence was lower in each aggregate minority group: AI/AN women IRR 0.56 (95% CI 0.55–0.57), Hispanic/Latina women 0.72 (0.71–0.73), the AANHPI aggregate 0.77 (0.75–0.79), and NHB women 0.93 (0.92–0.95) (Table 1; Figure 2).</w:t>
+        <w:t xml:space="preserve">Relative to NHW women, overall invasive breast cancer incidence was lower in each aggregate minority group: Hispanic/Latina women IRR 0.72 (95% CI 0.71–0.73), the AANHPI aggregate 0.77 (0.75–0.79), AI/AN women 0.87 (a point estimate; the Indian Health Service–linked national source reported no confidence interval), and NHB women 0.93 (0.92–0.95) (Table 1; Figure 2).</w:t>
       </w:r>
     </w:p>
     <w:p>
@@ -998,7 +998,7 @@
           <w:sz w:val="24"/>
           <w:szCs w:val="24"/>
         </w:rPr>
-        <w:t xml:space="preserve">AI/AN incidence relative to NHW women varied by region, from 0.49 (0.44–0.55) in the Navajo area to 1.33 (1.26–1.41) in the Southern Plains. The Northern Plains estimate was 0.90, a point estimate without a confidence interval, drawn from unlinked state registries. Alaska Native women, whose cases are ascertained by the Indian Health Service–eligibility–based Alaska Native Tumor Registry, had an IRR of 1.09 (0.99–1.21) against an unstratified White reference (Table 1; Figure 2).</w:t>
+        <w:t xml:space="preserve">AI/AN incidence relative to NHW women varied by region, from 0.49 (0.44–0.55) in the Navajo area to 1.33 (1.26–1.41) in the Southern Plains, with the Northern Plains at 1.05 (a point estimate without a confidence interval). These regional figures and the national AI/AN aggregate (0.87, also a point estimate) are from Indian Health Service–linked sources, which correct the undercounting of AI/AN cases in unlinked registries. Alaska Native women, ascertained by the IHS–eligibility–based Alaska Native Tumor Registry, had an IRR of 1.09 (0.99–1.21) against an unstratified White reference (Table 1; Figure 2).</w:t>
       </w:r>
     </w:p>
     <w:p>
@@ -1118,7 +1118,7 @@
           <w:sz w:val="24"/>
           <w:szCs w:val="24"/>
         </w:rPr>
-        <w:t xml:space="preserve">On the JBI checklist, 39 of the 48 studies were at low risk of bias and 9 at moderate risk, with none at high risk (Supplementary Table 5); the moderate ratings arose mainly where an estimate was reported without a variance, the standard population was not clearly specified, or race and ethnicity ascertainment was limited. The representative selection was examined in three ways (Supplementary Table 6). Restricting to low-risk-of-bias studies left 54 of 73 cell representatives unchanged, with the 8 changed and 11 dropped cells concentrated in the disaggregated AANHPI subgroups and the age-specific cells; restricting to directly reported estimates left 35 unchanged (5 changed, 33 dropped); and restricting to NHW-comparator estimates left 55 unchanged (1 changed, 17 dropped), the dropped cells being those whose only representative used an unstratified White comparator — the receptor-defined subtypes and two age-specific Black cells — and the one changed cell being Alaska Native, whose unstratified-White representative (1.09) gave way to an Indian Health Service–linked estimate reported against an NHW reference (1.25).</w:t>
+        <w:t xml:space="preserve">On the JBI checklist, 38 of the 48 studies were at low risk of bias and 10 at moderate risk, with none at high risk (Supplementary Table 5); the moderate ratings arose mainly where an estimate was reported without a variance, the standard population was not clearly specified, or race and ethnicity ascertainment was limited. The representative selection was examined in three ways (Supplementary Table 6). Restricting to low-risk-of-bias studies left 55 of 73 cell representatives unchanged, with the 8 changed and 10 dropped cells concentrated in the disaggregated AANHPI subgroups and the age-specific cells; restricting to directly reported estimates left 36 unchanged (5 changed, 32 dropped); and restricting to NHW-comparator estimates left 55 unchanged (1 changed, 17 dropped), the dropped cells being those whose only representative used an unstratified White comparator — the receptor-defined subtypes and two age-specific Black cells — and the one changed cell being Alaska Native, whose unstratified-White representative (1.09) gave way to an Indian Health Service–linked estimate reported against an NHW reference (1.25).</w:t>
       </w:r>
     </w:p>
     <w:p>
@@ -1148,7 +1148,7 @@
           <w:sz w:val="24"/>
           <w:szCs w:val="24"/>
         </w:rPr>
-        <w:t xml:space="preserve">This review assembled disaggregated, population-based estimates of invasive breast cancer incidence for U.S. racial and ethnic groups against a common NHW comparator (an unstratified White reference for a minority of cells, chiefly the receptor-defined subtypes). At the aggregate level, each minority group had lower overall incidence than NHW women—AI/AN women had the lowest IRR (0.56), followed by Hispanic/Latina (0.72) and AANHPI (0.77) women, with NHB women closest to NHW (0.93). For TNBC, however, NHB women had the highest incidence (1.95), while most other groups were at or below the NHW rate.</w:t>
+        <w:t xml:space="preserve">This review assembled disaggregated, population-based estimates of invasive breast cancer incidence for U.S. racial and ethnic groups against a common NHW comparator (an unstratified White reference for a minority of cells, chiefly the receptor-defined subtypes). At the aggregate level, each minority group had lower overall incidence than NHW women—Hispanic/Latina women had the lowest IRR (0.72), followed by AANHPI (0.77) and AI/AN (0.87) women, with NHB women closest to NHW (0.93). For TNBC, however, NHB women had the highest incidence (1.95), while most other groups were at or below the NHW rate.</w:t>
       </w:r>
     </w:p>
     <w:p>
@@ -1161,7 +1161,7 @@
           <w:sz w:val="24"/>
           <w:szCs w:val="24"/>
         </w:rPr>
-        <w:t xml:space="preserve">The central observation is that these aggregate figures average over the wide variation among the subgroups they contain. Among Asian American subgroups the IRR ranged from 0.16 in Hmong women to 1.05 in Japanese women; Native Hawaiian women (1.21) and the NHPI aggregate (1.21) exceeded the NHW rate; Hispanic incidence rose from 0.51 in Mexican women to 0.83 in Puerto Rican women; and AI/AN incidence ranged from 0.49 in the Navajo area to 1.33 in the Southern Plains, against a national AI/AN aggregate of 0.56 (Figure 2). This pattern is consistent with earlier disaggregated work and extends it: Gomez and colleagues first documented the variation among Asian American subgroups,</w:t>
+        <w:t xml:space="preserve">The central observation is that these aggregate figures average over the wide variation among the subgroups they contain. Among Asian American subgroups the IRR ranged from 0.16 in Hmong women to 1.05 in Japanese women; Native Hawaiian women (1.21) and the NHPI aggregate (1.21) exceeded the NHW rate; Hispanic incidence rose from 0.51 in Mexican women to 0.83 in Puerto Rican women; and AI/AN incidence ranged from 0.49 in the Navajo area to 1.33 in the Southern Plains, against a national AI/AN aggregate of 0.87 (Figure 2). This pattern is consistent with earlier disaggregated work and extends it: Gomez and colleagues first documented the variation among Asian American subgroups,</w:t>
       </w:r>
       <w:r>
         <w:rPr>
@@ -1276,7 +1276,7 @@
           <w:sz w:val="24"/>
           <w:szCs w:val="24"/>
         </w:rPr>
-        <w:t xml:space="preserve">Two features of the underlying data shaped these estimates. First, unlinked registries undercount AI/AN cases, and most reported AI/AN figures draw on Indian Health Service–linked sources rather than the lower unlinked-registry values.</w:t>
+        <w:t xml:space="preserve">Two features of the underlying data shaped these estimates. First, unlinked registries undercount AI/AN cases, so the AI/AN estimates here draw on Indian Health Service–linked sources, which correct that undercounting.</w:t>
       </w:r>
       <w:r>
         <w:rPr>
@@ -1293,7 +1293,7 @@
           <w:sz w:val="24"/>
           <w:szCs w:val="24"/>
         </w:rPr>
-        <w:t xml:space="preserve"> The contrast is visible across regions: these linked estimates place AI/AN breast incidence above the NHW rate in the Southern Plains (1.33) and close to it among Alaska Native women (1.09, confidence interval spanning 1.0), whereas the Northern Plains figure—available only from unlinked state registries—sits at 0.90 and understates incidence to the extent those registries miss AI/AN cases. The AI/AN–NHW comparison thus depends on how completely cases are ascertained.</w:t>
+        <w:t xml:space="preserve"> The correction is substantial: the national aggregate from an unlinked source (0.56) rises to 0.87 once IHS-linked ascertainment is used, and the IHS-linked regional estimates place AI/AN breast incidence near or above the NHW rate—Northern Plains 1.05, Alaska Native women 1.09 (confidence interval spanning 1.0), and Southern Plains 1.33. The lower unlinked values are therefore best read as reflecting incomplete case ascertainment rather than lower underlying incidence; the AI/AN–NHW comparison depends on how completely cases are ascertained.</w:t>
       </w:r>
       <w:r>
         <w:rPr>
@@ -2351,7 +2351,7 @@
                 <w:sz w:val="15"/>
                 <w:szCs w:val="15"/>
               </w:rPr>
-              <w:t xml:space="preserve">American Indian and Alaska Native (AI/AN)</w:t>
+              <w:t xml:space="preserve">Hispanic</w:t>
             </w:r>
           </w:p>
         </w:tc>
@@ -2397,7 +2397,7 @@
                 <w:sz w:val="15"/>
                 <w:szCs w:val="15"/>
               </w:rPr>
-              <w:t xml:space="preserve">0.560 [0.550, 0.570]</w:t>
+              <w:t xml:space="preserve">0.718 [0.707, 0.731]</w:t>
             </w:r>
           </w:p>
         </w:tc>
@@ -2420,7 +2420,7 @@
                 <w:sz w:val="15"/>
                 <w:szCs w:val="15"/>
               </w:rPr>
-              <w:t xml:space="preserve">Gopalani 2020 (1999-2015)</w:t>
+              <w:t xml:space="preserve">Ellington 2022 (2018)</w:t>
             </w:r>
           </w:p>
         </w:tc>
@@ -2443,7 +2443,7 @@
                 <w:sz w:val="15"/>
                 <w:szCs w:val="15"/>
               </w:rPr>
-              <w:t xml:space="preserve">IHS-PRCDA</w:t>
+              <w:t xml:space="preserve">USCS(NPCR+SEER ~99%)</w:t>
             </w:r>
           </w:p>
         </w:tc>
@@ -2491,7 +2491,7 @@
                 <w:sz w:val="15"/>
                 <w:szCs w:val="15"/>
               </w:rPr>
-              <w:t xml:space="preserve">Hispanic</w:t>
+              <w:t xml:space="preserve">Asian American, Native Hawaiian, and Pacific Islander (AANHPI)</w:t>
             </w:r>
           </w:p>
         </w:tc>
@@ -2537,7 +2537,7 @@
                 <w:sz w:val="15"/>
                 <w:szCs w:val="15"/>
               </w:rPr>
-              <w:t xml:space="preserve">0.718 [0.707, 0.731]</w:t>
+              <w:t xml:space="preserve">0.769 [0.752, 0.788]</w:t>
             </w:r>
           </w:p>
         </w:tc>
@@ -2631,7 +2631,7 @@
                 <w:sz w:val="15"/>
                 <w:szCs w:val="15"/>
               </w:rPr>
-              <w:t xml:space="preserve">Asian American, Native Hawaiian, and Pacific Islander (AANHPI)</w:t>
+              <w:t xml:space="preserve">American Indian and Alaska Native (AI/AN)</w:t>
             </w:r>
           </w:p>
         </w:tc>
@@ -2677,7 +2677,7 @@
                 <w:sz w:val="15"/>
                 <w:szCs w:val="15"/>
               </w:rPr>
-              <w:t xml:space="preserve">0.769 [0.752, 0.788]</w:t>
+              <w:t xml:space="preserve">0.87 (point est.)</w:t>
             </w:r>
           </w:p>
         </w:tc>
@@ -2700,7 +2700,7 @@
                 <w:sz w:val="15"/>
                 <w:szCs w:val="15"/>
               </w:rPr>
-              <w:t xml:space="preserve">Ellington 2022 (2018)</w:t>
+              <w:t xml:space="preserve">Melkonian 2019 (2010-2015)</w:t>
             </w:r>
           </w:p>
         </w:tc>
@@ -2723,7 +2723,7 @@
                 <w:sz w:val="15"/>
                 <w:szCs w:val="15"/>
               </w:rPr>
-              <w:t xml:space="preserve">USCS(NPCR+SEER ~99%)</w:t>
+              <w:t xml:space="preserve">IHS-PRCDA</w:t>
             </w:r>
           </w:p>
         </w:tc>
@@ -5585,7 +5585,7 @@
                 <w:sz w:val="15"/>
                 <w:szCs w:val="15"/>
               </w:rPr>
-              <w:t xml:space="preserve">0.902 (point est.)</w:t>
+              <w:t xml:space="preserve">1.05 (point est.)</w:t>
             </w:r>
           </w:p>
         </w:tc>
@@ -5608,7 +5608,7 @@
                 <w:sz w:val="15"/>
                 <w:szCs w:val="15"/>
               </w:rPr>
-              <w:t xml:space="preserve">Watanabe-Galloway  2015 (2002-2009)</w:t>
+              <w:t xml:space="preserve">Melkonian 2019 (2010-2015)</w:t>
             </w:r>
           </w:p>
         </w:tc>
@@ -5631,7 +5631,7 @@
                 <w:sz w:val="15"/>
                 <w:szCs w:val="15"/>
               </w:rPr>
-              <w:t xml:space="preserve">Other/unspecified</w:t>
+              <w:t xml:space="preserve">IHS-PRCDA</w:t>
             </w:r>
           </w:p>
         </w:tc>
@@ -5654,7 +5654,7 @@
                 <w:sz w:val="15"/>
                 <w:szCs w:val="15"/>
               </w:rPr>
-              <w:t xml:space="preserve">Moderate</w:t>
+              <w:t xml:space="preserve">Low</w:t>
             </w:r>
           </w:p>
         </w:tc>

--- a/meta_agents/search_v2/outputs/Manuscript_Full.docx
+++ b/meta_agents/search_v2/outputs/Manuscript_Full.docx
@@ -102,7 +102,7 @@
           <w:sz w:val="24"/>
           <w:szCs w:val="24"/>
         </w:rPr>
-        <w:t xml:space="preserve"> Of 4,793 records screened, 162 studies were included—48 eligible for quantitative synthesis and 114 narrative. Overall incidence was lower than NHW in each aggregate group: Hispanic/Latina 0.72, Asian American, Native Hawaiian, and Pacific Islander (AANHPI) 0.77, AI/AN 0.87, and non-Hispanic Black (NHB) 0.93. Within-group estimates ranged widely—0.16 (Hmong) to 1.21 (Native Hawaiian) across AANHPI subgroups, 0.51 (Mexican) to 0.83 (Puerto Rican) by Hispanic origin, and 0.49 (Navajo area) to 1.33 (Southern Plains) across AI/AN regions. For triple-negative breast cancer, incidence was highest in NHB women (1.95).</w:t>
+        <w:t xml:space="preserve"> Of 4,793 records screened, 162 studies were included—49 eligible for quantitative synthesis and 113 narrative. Overall incidence was lower than NHW in each aggregate group: Hispanic/Latina 0.72, Asian American, Native Hawaiian, and Pacific Islander (AANHPI) 0.77, AI/AN 0.87, and non-Hispanic Black (NHB) 0.93. Within-group estimates ranged widely—0.16 (Hmong) to 1.21 (Native Hawaiian) across AANHPI subgroups, 0.51 (Mexican) to 0.83 (Puerto Rican) by Hispanic origin, and 0.49 (Navajo area) to 1.33 (Southern Plains) across AI/AN regions. For triple-negative breast cancer, incidence was highest in NHB women (1.95).</w:t>
       </w:r>
     </w:p>
     <w:p>
@@ -632,7 +632,7 @@
           <w:sz w:val="24"/>
           <w:szCs w:val="24"/>
         </w:rPr>
-        <w:t xml:space="preserve">Records were de-duplicated across databases (4,306 duplicates removed, leaving 4,793 unique records). Titles and abstracts were screened against the pre-specified eligibility criteria by a large language model under the author's direction; to check this step, the author re-screened a random sample of the records the model had excluded and recorded any that should have been retained. The author then obtained and read the full texts and made all full-text eligibility and inclusion decisions personally; the language model assisted data extraction and cross-checked each extracted value against its source, and every included estimate was verified by the author against the source table, figure, or text. In all, 162 publications were included in the systematic review; of these, 48 were eligible for quantitative synthesis and the remaining 114 informed the narrative synthesis. Most included studies were population-based registry or incidence studies rather than cohort studies (Supplementary Table 2).</w:t>
+        <w:t xml:space="preserve">Records were de-duplicated across databases (4,306 duplicates removed, leaving 4,793 unique records). Titles and abstracts were screened against the pre-specified eligibility criteria by a large language model under the author's direction; to check this step, the author re-screened a random sample of the records the model had excluded and recorded any that should have been retained. The author then obtained and read the full texts and made all full-text eligibility and inclusion decisions personally; the language model assisted data extraction and cross-checked each extracted value against its source, and every included estimate was verified by the author against the source table, figure, or text. In all, 162 publications were included in the systematic review; of these, 49 were eligible for quantitative synthesis and the remaining 113 informed the narrative synthesis. Most included studies were population-based registry or incidence studies rather than cohort studies (Supplementary Table 2).</w:t>
       </w:r>
     </w:p>
     <w:p>
@@ -771,7 +771,7 @@
           <w:sz w:val="24"/>
           <w:szCs w:val="24"/>
         </w:rPr>
-        <w:t xml:space="preserve"> which is designed for population-based descriptive rate studies (appropriate sampling frame and case ascertainment, valid identification of the condition, adequate coverage, and appropriate statistical/standardization methods). The checklist was applied to each extracted study by the author (a single assessor) with large-language-model assistance, and every item was recorded for all 48 extracted studies (Supplementary Table 5). Certainty of evidence was not graded, because the review describes and compares population-based incidence rather than estimating a causal effect for which a GRADE-type certainty rating would be appropriate.</w:t>
+        <w:t xml:space="preserve"> which is designed for population-based descriptive rate studies (appropriate sampling frame and case ascertainment, valid identification of the condition, adequate coverage, and appropriate statistical/standardization methods). The checklist was applied to each extracted study by the author (a single assessor) with large-language-model assistance, and every item was recorded for all 49 extracted studies (Supplementary Table 5). Certainty of evidence was not graded, because the review describes and compares population-based incidence rather than estimating a causal effect for which a GRADE-type certainty rating would be appropriate.</w:t>
       </w:r>
     </w:p>
     <w:p>
@@ -861,7 +861,7 @@
           <w:sz w:val="24"/>
           <w:szCs w:val="24"/>
         </w:rPr>
-        <w:t xml:space="preserve">The four databases returned 9,099 records; 4,306 duplicates were removed, leaving 4,793 unique records for title and abstract screening. Full text was sought for 242 reports; 9 could not be retrieved, and of the 233 assessed, 71 were excluded (reasons in Supplementary Table 3), giving 162 included studies (Figure 1). Of these, 48 were eligible for quantitative synthesis and entered the analysis, contributing 159 individual estimates across racial/ethnic groups and analytic dimensions</w:t>
+        <w:t xml:space="preserve">The four databases returned 9,099 records; 4,306 duplicates were removed, leaving 4,793 unique records for title and abstract screening. Full text was sought for 242 reports; 9 could not be retrieved, and of the 233 assessed, 71 were excluded (reasons in Supplementary Table 3), giving 162 included studies (Figure 1). Of these, 49 were eligible for quantitative synthesis and entered the analysis, contributing 163 individual estimates across racial/ethnic groups and analytic dimensions</w:t>
       </w:r>
       <w:r>
         <w:rPr>
@@ -878,7 +878,7 @@
           <w:sz w:val="24"/>
           <w:szCs w:val="24"/>
         </w:rPr>
-        <w:t xml:space="preserve">—22 supplied a cell representative, and the remainder contributed overlapping estimates carried only in the sensitivity analysis; the remaining 114 informed the narrative synthesis (162 = 48 + 114). The extracted studies were published between 2002 and 2026 and drew on SEER, NPCR and USCS, NAACCR, IHS-linked and tribal registries, and individual state or regional registries (Supplementary Table 2). After collapsing overlapping registry-family estimates, 73 representative estimates remained, one per analytic cell; all are listed in Supplementary Table 4, and the principal comparisons—overall incidence, the disaggregated AANHPI and Hispanic-origin subgroups, AI/AN by region, Middle Eastern populations, and TNBC—are shown in Table 1. The reference group was NHW in most studies and an unstratified White group in a minority (marked †; Supplementary Table 4).</w:t>
+        <w:t xml:space="preserve">—22 supplied a cell representative, and the remainder contributed overlapping estimates carried only in the sensitivity analysis; the remaining 113 informed the narrative synthesis (162 = 49 + 113). The extracted studies were published between 2002 and 2026 and drew on SEER, NPCR and USCS, NAACCR, IHS-linked and tribal registries, and individual state or regional registries (Supplementary Table 2). After collapsing overlapping registry-family estimates, 73 representative estimates remained, one per analytic cell; all are listed in Supplementary Table 4, and the principal comparisons—overall incidence, the disaggregated AANHPI and Hispanic-origin subgroups, AI/AN by region, Middle Eastern populations, and TNBC—are shown in Table 1. The reference group was NHW in most studies and an unstratified White group in a minority (marked †; Supplementary Table 4).</w:t>
       </w:r>
     </w:p>
     <w:p>
@@ -1118,7 +1118,7 @@
           <w:sz w:val="24"/>
           <w:szCs w:val="24"/>
         </w:rPr>
-        <w:t xml:space="preserve">On the JBI checklist, 38 of the 48 studies were at low risk of bias and 10 at moderate risk, with none at high risk (Supplementary Table 5); the moderate ratings arose mainly where an estimate was reported without a variance, the standard population was not clearly specified, or race and ethnicity ascertainment was limited. The representative selection was examined in three ways (Supplementary Table 6). Restricting to low-risk-of-bias studies left 55 of 73 cell representatives unchanged, with the 8 changed and 10 dropped cells concentrated in the disaggregated AANHPI subgroups and the age-specific cells; restricting to directly reported estimates left 36 unchanged (5 changed, 32 dropped); and restricting to NHW-comparator estimates left 55 unchanged (1 changed, 17 dropped), the dropped cells being those whose only representative used an unstratified White comparator — the receptor-defined subtypes and two age-specific Black cells — and the one changed cell being Alaska Native, whose unstratified-White representative (1.09) gave way to an Indian Health Service–linked estimate reported against an NHW reference (1.25).</w:t>
+        <w:t xml:space="preserve">On the JBI checklist, 39 of the 49 studies were at low risk of bias and 10 at moderate risk, with none at high risk (Supplementary Table 5); the moderate ratings arose mainly where an estimate was reported without a variance, the standard population was not clearly specified, or race and ethnicity ascertainment was limited. The representative selection was examined in three ways (Supplementary Table 6). Restricting to low-risk-of-bias studies left 55 of 73 cell representatives unchanged, with the 8 changed and 10 dropped cells concentrated in the disaggregated AANHPI subgroups and the age-specific cells; restricting to directly reported estimates left 36 unchanged (5 changed, 32 dropped); and restricting to NHW-comparator estimates left 55 unchanged (1 changed, 17 dropped), the dropped cells being those whose only representative used an unstratified White comparator — the receptor-defined subtypes and two age-specific Black cells — and the one changed cell being Alaska Native, whose unstratified-White representative (1.09) gave way to an Indian Health Service–linked estimate reported against an NHW reference (1.25).</w:t>
       </w:r>
     </w:p>
     <w:p>
@@ -1293,7 +1293,7 @@
           <w:sz w:val="24"/>
           <w:szCs w:val="24"/>
         </w:rPr>
-        <w:t xml:space="preserve"> The correction is substantial: the national aggregate from an unlinked source (0.56) rises to 0.87 once IHS-linked ascertainment is used, and the IHS-linked regional estimates place AI/AN breast incidence near or above the NHW rate—Northern Plains 1.05, Alaska Native women 1.09 (confidence interval spanning 1.0), and Southern Plains 1.33. The lower unlinked values are therefore best read as reflecting incomplete case ascertainment rather than lower underlying incidence; the AI/AN–NHW comparison depends on how completely cases are ascertained.</w:t>
+        <w:t xml:space="preserve"> The correction is substantial: the national aggregate from an unlinked source (0.56) rises to 0.87 once IHS-linked ascertainment is used. Among IHS-linked national estimates the ratio also rose over time, from 0.63 in 1999–2004 to 0.87 in 2010–2015, so the most recent IHS-linked estimate was taken as the representative and the earlier one retained for sensitivity. The IHS-linked regional estimates place AI/AN breast incidence near or above the NHW rate—Northern Plains 1.05, Alaska Native women 1.09 (confidence interval spanning 1.0), and Southern Plains 1.33. The lower unlinked values are therefore best read as reflecting incomplete case ascertainment rather than lower underlying incidence; the AI/AN–NHW comparison depends on how completely cases are ascertained.</w:t>
       </w:r>
       <w:r>
         <w:rPr>

--- a/meta_agents/search_v2/outputs/Manuscript_Full.docx
+++ b/meta_agents/search_v2/outputs/Manuscript_Full.docx
@@ -602,7 +602,7 @@
           <w:sz w:val="24"/>
           <w:szCs w:val="24"/>
         </w:rPr>
-        <w:t xml:space="preserve">. Both aggregate groups and disaggregated subgroups (Asian American, Native Hawaiian and Pacific Islander, Hispanic/Latina by origin, and AI/AN by region) and receptor-defined molecular subtypes were eligible. The reference group was recorded as each study defined it; studies that stratified the reference by Hispanic origin were treated as NHW and those using an unstratified White reference were labelled accordingly, and both were retained because the reference and minority rates came from the same source. The review was limited to U.S.-resident populations: comparable studies from other countries exist but use a different White reference (e.g., White British), different racial and ethnic categories, and different standard populations, so their rate ratios are not commensurable with U.S. estimates. Reviews, editorials, letters, conference abstracts, preprints (not peer-reviewed), non-U.S. studies, reports that did not present invasive female breast cancer incidence by race or ethnicity, and mortality- or survival-only reports were excluded. (A study reporting such incidence but without a recoverable White comparison was included in the narrative synthesis, not excluded.)</w:t>
+        <w:t xml:space="preserve">. Both aggregate groups and disaggregated subgroups (Asian American, Native Hawaiian and Pacific Islander, Hispanic/Latina by origin, and AI/AN by region) and receptor-defined molecular subtypes were eligible. The reference group was recorded as each study defined it; studies that stratified the reference by Hispanic origin were treated as NHW and those using an unstratified White reference were labelled accordingly, and both were retained because the reference and minority rates came from the same source. The review was limited to U.S.-resident populations: comparable studies from other countries exist but use a different White reference (e.g., White British), different racial and ethnic categories, and different standard populations, so their rate ratios are not commensurable with U.S. estimates. Reviews, editorials, letters, conference abstracts, preprints (not peer-reviewed), non-U.S. studies, reports that did not present invasive female breast cancer incidence by race or ethnicity, and mortality- or survival-only reports were excluded. A publication that re-reported an estimate already captured from the same registry, diagnosis period, and population was excluded as a duplicate dataset; a publication drawing on the same registry family but a different period, region, or subset provided a distinct estimate and was retained as an overlapping estimate for the sensitivity analysis, not excluded (overlap handling is described under representative selection). (A study reporting such incidence but without a recoverable White comparison was included in the narrative synthesis, not excluded.)</w:t>
       </w:r>
     </w:p>
     <w:p>

--- a/meta_agents/search_v2/outputs/Manuscript_Full.docx
+++ b/meta_agents/search_v2/outputs/Manuscript_Full.docx
@@ -861,7 +861,7 @@
           <w:sz w:val="24"/>
           <w:szCs w:val="24"/>
         </w:rPr>
-        <w:t xml:space="preserve">The four databases returned 9,099 records; 4,306 duplicates were removed, leaving 4,793 unique records for title and abstract screening. Full text was sought for 242 reports; 9 could not be retrieved, and of the 233 assessed, 71 were excluded (reasons in Supplementary Table 3), giving 162 included studies (Figure 1). Of these, 49 were eligible for quantitative synthesis and entered the analysis, contributing 163 individual estimates across racial/ethnic groups and analytic dimensions</w:t>
+        <w:t xml:space="preserve">The four databases returned 9,099 records; 4,306 duplicates were removed, leaving 4,793 unique records for title and abstract screening. Full text was sought for 242 reports; 9 could not be retrieved, and of the 233 assessed, 71 were excluded (reasons in Supplementary Table 3), giving 162 included studies (Figure 1). Of these, 49 were eligible for quantitative synthesis and entered the analysis, contributing 169 individual estimates across racial/ethnic groups and analytic dimensions</w:t>
       </w:r>
       <w:r>
         <w:rPr>
@@ -878,7 +878,7 @@
           <w:sz w:val="24"/>
           <w:szCs w:val="24"/>
         </w:rPr>
-        <w:t xml:space="preserve">—22 supplied a cell representative, and the remainder contributed overlapping estimates carried only in the sensitivity analysis; the remaining 113 informed the narrative synthesis (162 = 49 + 113). The extracted studies were published between 2002 and 2026 and drew on SEER, NPCR and USCS, NAACCR, IHS-linked and tribal registries, and individual state or regional registries (Supplementary Table 2). After collapsing overlapping registry-family estimates, 73 representative estimates remained, one per analytic cell; all are listed in Supplementary Table 4, and the principal comparisons—overall incidence, the disaggregated AANHPI and Hispanic-origin subgroups, AI/AN by region, Middle Eastern populations, and TNBC—are shown in Table 1. The reference group was NHW in most studies and an unstratified White group in a minority (marked †; Supplementary Table 4).</w:t>
+        <w:t xml:space="preserve">—22 supplied a cell representative, and the remainder contributed overlapping estimates carried only in the sensitivity analysis; the remaining 113 informed the narrative synthesis (162 = 49 + 113). The extracted studies were published between 2002 and 2026 and drew on SEER, NPCR and USCS, NAACCR, IHS-linked and tribal registries, and individual state or regional registries (Supplementary Table 2). After collapsing overlapping registry-family estimates, 76 representative estimates remained, one per analytic cell; all are listed in Supplementary Table 4, and the principal comparisons—overall incidence, the disaggregated AANHPI and Hispanic-origin subgroups, AI/AN by region, Middle Eastern populations, and TNBC—are shown in Table 1. The reference group was NHW in most studies and an unstratified White group in a minority (marked †; Supplementary Table 4).</w:t>
       </w:r>
     </w:p>
     <w:p>
@@ -998,7 +998,7 @@
           <w:sz w:val="24"/>
           <w:szCs w:val="24"/>
         </w:rPr>
-        <w:t xml:space="preserve">AI/AN incidence relative to NHW women varied by region, from 0.49 (0.44–0.55) in the Navajo area to 1.33 (1.26–1.41) in the Southern Plains, with the Northern Plains at 1.05 (a point estimate without a confidence interval). These regional figures and the national AI/AN aggregate (0.87, also a point estimate) are from Indian Health Service–linked sources, which correct the undercounting of AI/AN cases in unlinked registries. Alaska Native women, ascertained by the IHS–eligibility–based Alaska Native Tumor Registry, had an IRR of 1.09 (0.99–1.21) against an unstratified White reference (Table 1; Figure 2).</w:t>
+        <w:t xml:space="preserve">AI/AN incidence relative to NHW women varied widely by region. Across the six Indian Health Service regions the IRR ranged from 0.57 in the Southwest and 0.61 in the East, through 0.93 in the Pacific Coast and 1.05 in the Northern Plains, to 1.33 (1.26–1.41) in the Southern Plains; the tribal-specific Navajo area was lowest at 0.49 (0.44–0.55). These regional figures and the national AI/AN aggregate (0.87) come from Indian Health Service–linked sources, which correct the undercounting of AI/AN cases in unlinked registries; they are point estimates without a reported confidence interval, except the Navajo area, Alaska Native, and Southern Plains. Alaska Native women, ascertained by the IHS–eligibility–based Alaska Native Tumor Registry, had an IRR of 1.09 (0.99–1.21) against an unstratified White reference (Table 1; Figure 2).</w:t>
       </w:r>
     </w:p>
     <w:p>
@@ -1118,7 +1118,7 @@
           <w:sz w:val="24"/>
           <w:szCs w:val="24"/>
         </w:rPr>
-        <w:t xml:space="preserve">On the JBI checklist, 39 of the 49 studies were at low risk of bias and 10 at moderate risk, with none at high risk (Supplementary Table 5); the moderate ratings arose mainly where an estimate was reported without a variance, the standard population was not clearly specified, or race and ethnicity ascertainment was limited. The representative selection was examined in three ways (Supplementary Table 6). Restricting to low-risk-of-bias studies left 55 of 73 cell representatives unchanged, with the 8 changed and 10 dropped cells concentrated in the disaggregated AANHPI subgroups and the age-specific cells; restricting to directly reported estimates left 36 unchanged (5 changed, 32 dropped); and restricting to NHW-comparator estimates left 55 unchanged (1 changed, 17 dropped), the dropped cells being those whose only representative used an unstratified White comparator — the receptor-defined subtypes and two age-specific Black cells — and the one changed cell being Alaska Native, whose unstratified-White representative (1.09) gave way to an Indian Health Service–linked estimate reported against an NHW reference (1.25).</w:t>
+        <w:t xml:space="preserve">On the JBI checklist, 39 of the 49 studies were at low risk of bias and 10 at moderate risk, with none at high risk (Supplementary Table 5); the moderate ratings arose mainly where an estimate was reported without a variance, the standard population was not clearly specified, or race and ethnicity ascertainment was limited. The representative selection was examined in three ways (Supplementary Table 6). Restricting to low-risk-of-bias studies left 58 of 76 cell representatives unchanged, with the 8 changed and 10 dropped cells concentrated in the disaggregated AANHPI subgroups and the age-specific cells; restricting to directly reported estimates left 39 unchanged (5 changed, 32 dropped); and restricting to NHW-comparator estimates left 58 unchanged (1 changed, 17 dropped), the dropped cells being those whose only representative used an unstratified White comparator — the receptor-defined subtypes and two age-specific Black cells — and the one changed cell being Alaska Native, whose unstratified-White representative (1.09) gave way to an Indian Health Service–linked estimate reported against an NHW reference (1.25).</w:t>
       </w:r>
     </w:p>
     <w:p>
@@ -1293,7 +1293,7 @@
           <w:sz w:val="24"/>
           <w:szCs w:val="24"/>
         </w:rPr>
-        <w:t xml:space="preserve"> The correction is substantial: the national aggregate from an unlinked source (0.56) rises to 0.87 once IHS-linked ascertainment is used. Among IHS-linked national estimates the ratio also rose over time, from 0.63 in 1999–2004 to 0.87 in 2010–2015, so the most recent IHS-linked estimate was taken as the representative and the earlier one retained for sensitivity. The IHS-linked regional estimates place AI/AN breast incidence near or above the NHW rate—Northern Plains 1.05, Alaska Native women 1.09 (confidence interval spanning 1.0), and Southern Plains 1.33. The lower unlinked values are therefore best read as reflecting incomplete case ascertainment rather than lower underlying incidence; the AI/AN–NHW comparison depends on how completely cases are ascertained.</w:t>
+        <w:t xml:space="preserve"> The correction is substantial: the national aggregate from an unlinked source (0.56) rises to 0.87 once IHS-linked ascertainment is used. Among IHS-linked national estimates the ratio also rose over time, from 0.63 in 1999–2004 to 0.87 in 2010–2015, so the most recent IHS-linked estimate was taken as the representative and the earlier one retained for sensitivity. The IHS-linked regional estimates span the six IHS regions from 0.57 (Southwest) to 1.33 (Southern Plains), reaching or exceeding the NHW rate in the Northern Plains (1.05), Alaska Native women (1.09, confidence interval spanning 1.0), and the Southern Plains (1.33). The lower unlinked values are therefore best read as reflecting incomplete case ascertainment rather than lower underlying incidence; the AI/AN–NHW comparison depends on how completely cases are ascertained.</w:t>
       </w:r>
       <w:r>
         <w:rPr>
@@ -5469,6 +5469,426 @@
                 <w:szCs w:val="15"/>
               </w:rPr>
               <w:t xml:space="preserve">Yazzie 2025 (2014-2018)</w:t>
+            </w:r>
+          </w:p>
+        </w:tc>
+        <w:tc>
+          <w:tcPr>
+            <w:tcW w:type="dxa" w:w="2473"/>
+            <w:tcMar>
+              <w:top w:type="dxa" w:w="25"/>
+              <w:left w:type="dxa" w:w="70"/>
+              <w:bottom w:type="dxa" w:w="25"/>
+              <w:right w:type="dxa" w:w="70"/>
+            </w:tcMar>
+          </w:tcPr>
+          <w:p>
+            <w:r>
+              <w:rPr>
+                <w:rFonts w:ascii="Malgun Gothic" w:cs="Malgun Gothic" w:eastAsia="Malgun Gothic" w:hAnsi="Malgun Gothic"/>
+                <w:b w:val="false"/>
+                <w:bCs w:val="false"/>
+                <w:sz w:val="15"/>
+                <w:szCs w:val="15"/>
+              </w:rPr>
+              <w:t xml:space="preserve">IHS-PRCDA</w:t>
+            </w:r>
+          </w:p>
+        </w:tc>
+        <w:tc>
+          <w:tcPr>
+            <w:tcW w:type="dxa" w:w="1429"/>
+            <w:tcMar>
+              <w:top w:type="dxa" w:w="25"/>
+              <w:left w:type="dxa" w:w="70"/>
+              <w:bottom w:type="dxa" w:w="25"/>
+              <w:right w:type="dxa" w:w="70"/>
+            </w:tcMar>
+          </w:tcPr>
+          <w:p>
+            <w:r>
+              <w:rPr>
+                <w:rFonts w:ascii="Malgun Gothic" w:cs="Malgun Gothic" w:eastAsia="Malgun Gothic" w:hAnsi="Malgun Gothic"/>
+                <w:b w:val="false"/>
+                <w:bCs w:val="false"/>
+                <w:sz w:val="15"/>
+                <w:szCs w:val="15"/>
+              </w:rPr>
+              <w:t xml:space="preserve">Low</w:t>
+            </w:r>
+          </w:p>
+        </w:tc>
+      </w:tr>
+      <w:tr>
+        <w:tc>
+          <w:tcPr>
+            <w:tcW w:type="dxa" w:w="3353"/>
+            <w:tcMar>
+              <w:top w:type="dxa" w:w="25"/>
+              <w:left w:type="dxa" w:w="70"/>
+              <w:bottom w:type="dxa" w:w="25"/>
+              <w:right w:type="dxa" w:w="70"/>
+            </w:tcMar>
+          </w:tcPr>
+          <w:p>
+            <w:r>
+              <w:rPr>
+                <w:rFonts w:ascii="Malgun Gothic" w:cs="Malgun Gothic" w:eastAsia="Malgun Gothic" w:hAnsi="Malgun Gothic"/>
+                <w:b w:val="false"/>
+                <w:bCs w:val="false"/>
+                <w:sz w:val="15"/>
+                <w:szCs w:val="15"/>
+              </w:rPr>
+              <w:t xml:space="preserve">AI/AN (Southwest)</w:t>
+            </w:r>
+          </w:p>
+        </w:tc>
+        <w:tc>
+          <w:tcPr>
+            <w:tcW w:type="dxa" w:w="1099"/>
+            <w:tcMar>
+              <w:top w:type="dxa" w:w="25"/>
+              <w:left w:type="dxa" w:w="70"/>
+              <w:bottom w:type="dxa" w:w="25"/>
+              <w:right w:type="dxa" w:w="70"/>
+            </w:tcMar>
+          </w:tcPr>
+          <w:p>
+            <w:r>
+              <w:rPr>
+                <w:rFonts w:ascii="Malgun Gothic" w:cs="Malgun Gothic" w:eastAsia="Malgun Gothic" w:hAnsi="Malgun Gothic"/>
+                <w:b w:val="false"/>
+                <w:bCs w:val="false"/>
+                <w:sz w:val="15"/>
+                <w:szCs w:val="15"/>
+              </w:rPr>
+              <w:t xml:space="preserve">IRR</w:t>
+            </w:r>
+          </w:p>
+        </w:tc>
+        <w:tc>
+          <w:tcPr>
+            <w:tcW w:type="dxa" w:w="3133"/>
+            <w:tcMar>
+              <w:top w:type="dxa" w:w="25"/>
+              <w:left w:type="dxa" w:w="70"/>
+              <w:bottom w:type="dxa" w:w="25"/>
+              <w:right w:type="dxa" w:w="70"/>
+            </w:tcMar>
+          </w:tcPr>
+          <w:p>
+            <w:r>
+              <w:rPr>
+                <w:rFonts w:ascii="Malgun Gothic" w:cs="Malgun Gothic" w:eastAsia="Malgun Gothic" w:hAnsi="Malgun Gothic"/>
+                <w:b w:val="false"/>
+                <w:bCs w:val="false"/>
+                <w:sz w:val="15"/>
+                <w:szCs w:val="15"/>
+              </w:rPr>
+              <w:t xml:space="preserve">0.57 (point est.)</w:t>
+            </w:r>
+          </w:p>
+        </w:tc>
+        <w:tc>
+          <w:tcPr>
+            <w:tcW w:type="dxa" w:w="2913"/>
+            <w:tcMar>
+              <w:top w:type="dxa" w:w="25"/>
+              <w:left w:type="dxa" w:w="70"/>
+              <w:bottom w:type="dxa" w:w="25"/>
+              <w:right w:type="dxa" w:w="70"/>
+            </w:tcMar>
+          </w:tcPr>
+          <w:p>
+            <w:r>
+              <w:rPr>
+                <w:rFonts w:ascii="Malgun Gothic" w:cs="Malgun Gothic" w:eastAsia="Malgun Gothic" w:hAnsi="Malgun Gothic"/>
+                <w:b w:val="false"/>
+                <w:bCs w:val="false"/>
+                <w:sz w:val="15"/>
+                <w:szCs w:val="15"/>
+              </w:rPr>
+              <w:t xml:space="preserve">Melkonian 2019 (2010-2015)</w:t>
+            </w:r>
+          </w:p>
+        </w:tc>
+        <w:tc>
+          <w:tcPr>
+            <w:tcW w:type="dxa" w:w="2473"/>
+            <w:tcMar>
+              <w:top w:type="dxa" w:w="25"/>
+              <w:left w:type="dxa" w:w="70"/>
+              <w:bottom w:type="dxa" w:w="25"/>
+              <w:right w:type="dxa" w:w="70"/>
+            </w:tcMar>
+          </w:tcPr>
+          <w:p>
+            <w:r>
+              <w:rPr>
+                <w:rFonts w:ascii="Malgun Gothic" w:cs="Malgun Gothic" w:eastAsia="Malgun Gothic" w:hAnsi="Malgun Gothic"/>
+                <w:b w:val="false"/>
+                <w:bCs w:val="false"/>
+                <w:sz w:val="15"/>
+                <w:szCs w:val="15"/>
+              </w:rPr>
+              <w:t xml:space="preserve">IHS-PRCDA</w:t>
+            </w:r>
+          </w:p>
+        </w:tc>
+        <w:tc>
+          <w:tcPr>
+            <w:tcW w:type="dxa" w:w="1429"/>
+            <w:tcMar>
+              <w:top w:type="dxa" w:w="25"/>
+              <w:left w:type="dxa" w:w="70"/>
+              <w:bottom w:type="dxa" w:w="25"/>
+              <w:right w:type="dxa" w:w="70"/>
+            </w:tcMar>
+          </w:tcPr>
+          <w:p>
+            <w:r>
+              <w:rPr>
+                <w:rFonts w:ascii="Malgun Gothic" w:cs="Malgun Gothic" w:eastAsia="Malgun Gothic" w:hAnsi="Malgun Gothic"/>
+                <w:b w:val="false"/>
+                <w:bCs w:val="false"/>
+                <w:sz w:val="15"/>
+                <w:szCs w:val="15"/>
+              </w:rPr>
+              <w:t xml:space="preserve">Low</w:t>
+            </w:r>
+          </w:p>
+        </w:tc>
+      </w:tr>
+      <w:tr>
+        <w:tc>
+          <w:tcPr>
+            <w:tcW w:type="dxa" w:w="3353"/>
+            <w:tcMar>
+              <w:top w:type="dxa" w:w="25"/>
+              <w:left w:type="dxa" w:w="70"/>
+              <w:bottom w:type="dxa" w:w="25"/>
+              <w:right w:type="dxa" w:w="70"/>
+            </w:tcMar>
+          </w:tcPr>
+          <w:p>
+            <w:r>
+              <w:rPr>
+                <w:rFonts w:ascii="Malgun Gothic" w:cs="Malgun Gothic" w:eastAsia="Malgun Gothic" w:hAnsi="Malgun Gothic"/>
+                <w:b w:val="false"/>
+                <w:bCs w:val="false"/>
+                <w:sz w:val="15"/>
+                <w:szCs w:val="15"/>
+              </w:rPr>
+              <w:t xml:space="preserve">AI/AN (East)</w:t>
+            </w:r>
+          </w:p>
+        </w:tc>
+        <w:tc>
+          <w:tcPr>
+            <w:tcW w:type="dxa" w:w="1099"/>
+            <w:tcMar>
+              <w:top w:type="dxa" w:w="25"/>
+              <w:left w:type="dxa" w:w="70"/>
+              <w:bottom w:type="dxa" w:w="25"/>
+              <w:right w:type="dxa" w:w="70"/>
+            </w:tcMar>
+          </w:tcPr>
+          <w:p>
+            <w:r>
+              <w:rPr>
+                <w:rFonts w:ascii="Malgun Gothic" w:cs="Malgun Gothic" w:eastAsia="Malgun Gothic" w:hAnsi="Malgun Gothic"/>
+                <w:b w:val="false"/>
+                <w:bCs w:val="false"/>
+                <w:sz w:val="15"/>
+                <w:szCs w:val="15"/>
+              </w:rPr>
+              <w:t xml:space="preserve">IRR</w:t>
+            </w:r>
+          </w:p>
+        </w:tc>
+        <w:tc>
+          <w:tcPr>
+            <w:tcW w:type="dxa" w:w="3133"/>
+            <w:tcMar>
+              <w:top w:type="dxa" w:w="25"/>
+              <w:left w:type="dxa" w:w="70"/>
+              <w:bottom w:type="dxa" w:w="25"/>
+              <w:right w:type="dxa" w:w="70"/>
+            </w:tcMar>
+          </w:tcPr>
+          <w:p>
+            <w:r>
+              <w:rPr>
+                <w:rFonts w:ascii="Malgun Gothic" w:cs="Malgun Gothic" w:eastAsia="Malgun Gothic" w:hAnsi="Malgun Gothic"/>
+                <w:b w:val="false"/>
+                <w:bCs w:val="false"/>
+                <w:sz w:val="15"/>
+                <w:szCs w:val="15"/>
+              </w:rPr>
+              <w:t xml:space="preserve">0.61 (point est.)</w:t>
+            </w:r>
+          </w:p>
+        </w:tc>
+        <w:tc>
+          <w:tcPr>
+            <w:tcW w:type="dxa" w:w="2913"/>
+            <w:tcMar>
+              <w:top w:type="dxa" w:w="25"/>
+              <w:left w:type="dxa" w:w="70"/>
+              <w:bottom w:type="dxa" w:w="25"/>
+              <w:right w:type="dxa" w:w="70"/>
+            </w:tcMar>
+          </w:tcPr>
+          <w:p>
+            <w:r>
+              <w:rPr>
+                <w:rFonts w:ascii="Malgun Gothic" w:cs="Malgun Gothic" w:eastAsia="Malgun Gothic" w:hAnsi="Malgun Gothic"/>
+                <w:b w:val="false"/>
+                <w:bCs w:val="false"/>
+                <w:sz w:val="15"/>
+                <w:szCs w:val="15"/>
+              </w:rPr>
+              <w:t xml:space="preserve">Melkonian 2019 (2010-2015)</w:t>
+            </w:r>
+          </w:p>
+        </w:tc>
+        <w:tc>
+          <w:tcPr>
+            <w:tcW w:type="dxa" w:w="2473"/>
+            <w:tcMar>
+              <w:top w:type="dxa" w:w="25"/>
+              <w:left w:type="dxa" w:w="70"/>
+              <w:bottom w:type="dxa" w:w="25"/>
+              <w:right w:type="dxa" w:w="70"/>
+            </w:tcMar>
+          </w:tcPr>
+          <w:p>
+            <w:r>
+              <w:rPr>
+                <w:rFonts w:ascii="Malgun Gothic" w:cs="Malgun Gothic" w:eastAsia="Malgun Gothic" w:hAnsi="Malgun Gothic"/>
+                <w:b w:val="false"/>
+                <w:bCs w:val="false"/>
+                <w:sz w:val="15"/>
+                <w:szCs w:val="15"/>
+              </w:rPr>
+              <w:t xml:space="preserve">IHS-PRCDA</w:t>
+            </w:r>
+          </w:p>
+        </w:tc>
+        <w:tc>
+          <w:tcPr>
+            <w:tcW w:type="dxa" w:w="1429"/>
+            <w:tcMar>
+              <w:top w:type="dxa" w:w="25"/>
+              <w:left w:type="dxa" w:w="70"/>
+              <w:bottom w:type="dxa" w:w="25"/>
+              <w:right w:type="dxa" w:w="70"/>
+            </w:tcMar>
+          </w:tcPr>
+          <w:p>
+            <w:r>
+              <w:rPr>
+                <w:rFonts w:ascii="Malgun Gothic" w:cs="Malgun Gothic" w:eastAsia="Malgun Gothic" w:hAnsi="Malgun Gothic"/>
+                <w:b w:val="false"/>
+                <w:bCs w:val="false"/>
+                <w:sz w:val="15"/>
+                <w:szCs w:val="15"/>
+              </w:rPr>
+              <w:t xml:space="preserve">Low</w:t>
+            </w:r>
+          </w:p>
+        </w:tc>
+      </w:tr>
+      <w:tr>
+        <w:tc>
+          <w:tcPr>
+            <w:tcW w:type="dxa" w:w="3353"/>
+            <w:tcMar>
+              <w:top w:type="dxa" w:w="25"/>
+              <w:left w:type="dxa" w:w="70"/>
+              <w:bottom w:type="dxa" w:w="25"/>
+              <w:right w:type="dxa" w:w="70"/>
+            </w:tcMar>
+          </w:tcPr>
+          <w:p>
+            <w:r>
+              <w:rPr>
+                <w:rFonts w:ascii="Malgun Gothic" w:cs="Malgun Gothic" w:eastAsia="Malgun Gothic" w:hAnsi="Malgun Gothic"/>
+                <w:b w:val="false"/>
+                <w:bCs w:val="false"/>
+                <w:sz w:val="15"/>
+                <w:szCs w:val="15"/>
+              </w:rPr>
+              <w:t xml:space="preserve">AI/AN (Pacific Coast)</w:t>
+            </w:r>
+          </w:p>
+        </w:tc>
+        <w:tc>
+          <w:tcPr>
+            <w:tcW w:type="dxa" w:w="1099"/>
+            <w:tcMar>
+              <w:top w:type="dxa" w:w="25"/>
+              <w:left w:type="dxa" w:w="70"/>
+              <w:bottom w:type="dxa" w:w="25"/>
+              <w:right w:type="dxa" w:w="70"/>
+            </w:tcMar>
+          </w:tcPr>
+          <w:p>
+            <w:r>
+              <w:rPr>
+                <w:rFonts w:ascii="Malgun Gothic" w:cs="Malgun Gothic" w:eastAsia="Malgun Gothic" w:hAnsi="Malgun Gothic"/>
+                <w:b w:val="false"/>
+                <w:bCs w:val="false"/>
+                <w:sz w:val="15"/>
+                <w:szCs w:val="15"/>
+              </w:rPr>
+              <w:t xml:space="preserve">IRR</w:t>
+            </w:r>
+          </w:p>
+        </w:tc>
+        <w:tc>
+          <w:tcPr>
+            <w:tcW w:type="dxa" w:w="3133"/>
+            <w:tcMar>
+              <w:top w:type="dxa" w:w="25"/>
+              <w:left w:type="dxa" w:w="70"/>
+              <w:bottom w:type="dxa" w:w="25"/>
+              <w:right w:type="dxa" w:w="70"/>
+            </w:tcMar>
+          </w:tcPr>
+          <w:p>
+            <w:r>
+              <w:rPr>
+                <w:rFonts w:ascii="Malgun Gothic" w:cs="Malgun Gothic" w:eastAsia="Malgun Gothic" w:hAnsi="Malgun Gothic"/>
+                <w:b w:val="false"/>
+                <w:bCs w:val="false"/>
+                <w:sz w:val="15"/>
+                <w:szCs w:val="15"/>
+              </w:rPr>
+              <w:t xml:space="preserve">0.93 (point est.)</w:t>
+            </w:r>
+          </w:p>
+        </w:tc>
+        <w:tc>
+          <w:tcPr>
+            <w:tcW w:type="dxa" w:w="2913"/>
+            <w:tcMar>
+              <w:top w:type="dxa" w:w="25"/>
+              <w:left w:type="dxa" w:w="70"/>
+              <w:bottom w:type="dxa" w:w="25"/>
+              <w:right w:type="dxa" w:w="70"/>
+            </w:tcMar>
+          </w:tcPr>
+          <w:p>
+            <w:r>
+              <w:rPr>
+                <w:rFonts w:ascii="Malgun Gothic" w:cs="Malgun Gothic" w:eastAsia="Malgun Gothic" w:hAnsi="Malgun Gothic"/>
+                <w:b w:val="false"/>
+                <w:bCs w:val="false"/>
+                <w:sz w:val="15"/>
+                <w:szCs w:val="15"/>
+              </w:rPr>
+              <w:t xml:space="preserve">Melkonian 2019 (2010-2015)</w:t>
             </w:r>
           </w:p>
         </w:tc>

--- a/meta_agents/search_v2/outputs/Manuscript_Full.docx
+++ b/meta_agents/search_v2/outputs/Manuscript_Full.docx
@@ -56,7 +56,7 @@
           <w:sz w:val="24"/>
           <w:szCs w:val="24"/>
         </w:rPr>
-        <w:t xml:space="preserve"> In the United States, breast cancer incidence is usually reported for broad racial and ethnic categories. Each category is internally diverse—spanning subgroups defined by ancestry, nativity, and region, with receptor-defined subtypes cutting across them—so an aggregate rate does not show which subgroups are at highest and lowest risk. Estimates for these subgroups come from separate cancer-registry studies differing in populations, periods, and reference groups, and not yet assembled on a common scale.</w:t>
+        <w:t xml:space="preserve"> In the United States, breast cancer incidence is usually reported for broad racial and ethnic categories. Each category is internally diverseâspanning subgroups defined by ancestry, nativity, and region, with receptor-defined subtypes cutting across themâso an aggregate rate does not show which subgroups are at highest and lowest risk. Estimates for these subgroups come from separate cancer-registry studies differing in populations, periods, and reference groups, and not yet assembled on a common scale.</w:t>
       </w:r>
     </w:p>
     <w:p>
@@ -79,7 +79,7 @@
           <w:sz w:val="24"/>
           <w:szCs w:val="24"/>
         </w:rPr>
-        <w:t xml:space="preserve"> Following PRISMA 2020, four databases were searched for U.S. studies of female invasive breast cancer incidence by race or ethnicity; those with a recoverable non-Hispanic White (NHW) comparison were synthesized quantitatively, the rest narratively. Because registries overlap, one representative estimate per group and dimension was selected, not pooled; for American Indian and Alaska Native (AI/AN) populations, an Indian Health Service–linked estimate was preferred to counter registry undercounting. Each was an incidence rate ratio (IRR) versus NHW; ratios not reported directly were recomputed from one master dataset, and risk of bias was assessed with the Joanna Briggs Institute checklist for incidence data.</w:t>
+        <w:t xml:space="preserve"> Following PRISMA 2020 (PROSPERO CRD42023437049), four databases were searched for U.S. studies of female invasive breast cancer incidence by race or ethnicity; those with a recoverable non-Hispanic White (NHW) comparison were synthesized quantitatively, the rest narratively. Because registries overlap, one representative estimate per group and dimension was selected, not pooled; for American Indian and Alaska Native (AI/AN) populations, an Indian Health Serviceâlinked estimate was preferred to counter registry undercounting. Each was an incidence rate ratio (IRR) versus NHW; ratios not reported directly were recomputed from one master dataset, and risk of bias was assessed with the Joanna Briggs Institute checklist for incidence data.</w:t>
       </w:r>
     </w:p>
     <w:p>
@@ -102,7 +102,7 @@
           <w:sz w:val="24"/>
           <w:szCs w:val="24"/>
         </w:rPr>
-        <w:t xml:space="preserve"> Of 4,793 records screened, 162 studies were included—49 eligible for quantitative synthesis and 113 narrative. Overall incidence was lower than NHW in each aggregate group: Hispanic/Latina 0.72, Asian American, Native Hawaiian, and Pacific Islander (AANHPI) 0.77, AI/AN 0.87, and non-Hispanic Black (NHB) 0.93. Within-group estimates ranged widely—0.16 (Hmong) to 1.21 (Native Hawaiian) across AANHPI subgroups, 0.51 (Mexican) to 0.83 (Puerto Rican) by Hispanic origin, and 0.49 (Navajo area) to 1.33 (Southern Plains) across AI/AN regions. For triple-negative breast cancer, incidence was highest in NHB women (1.95).</w:t>
+        <w:t xml:space="preserve"> Of 4,793 records screened, 166 studies were included—55 eligible for quantitative synthesis and 111 narrative. Overall incidence was lower than NHW in each aggregate group: Hispanic/Latina 0.72, Asian American, Native Hawaiian, and Pacific Islander (AANHPI) 0.77, AI/AN 0.87, and non-Hispanic Black (NHB) 0.93. Within-group estimates ranged widelyâ0.16 (Hmong) to 1.21 (Native Hawaiian) across AANHPI subgroups, 0.51 (Mexican) to 0.83 (Puerto Rican) by Hispanic origin, and 0.49 (Navajo area) to 1.33 (Southern Plains) across AI/AN regions. For triple-negative breast cancer, incidence was highest in NHB women (1.95).</w:t>
       </w:r>
     </w:p>
     <w:p>
@@ -471,7 +471,7 @@
           <w:sz w:val="24"/>
           <w:szCs w:val="24"/>
         </w:rPr>
-        <w:t xml:space="preserve">The review followed the Preferred Reporting Items for Systematic Reviews and Meta-Analyses (PRISMA) 2020 statement.</w:t>
+        <w:t xml:space="preserve">The review followed the Preferred Reporting Items for Systematic Reviews and Meta-Analyses (PRISMA) 2020 statement</w:t>
       </w:r>
       <w:r>
         <w:rPr>
@@ -488,25 +488,7 @@
           <w:sz w:val="24"/>
           <w:szCs w:val="24"/>
         </w:rPr>
-        <w:t xml:space="preserve"> </w:t>
-      </w:r>
-      <w:r>
-        <w:rPr>
-          <w:rFonts w:ascii="Times New Roman" w:cs="Times New Roman" w:eastAsia="Times New Roman" w:hAnsi="Times New Roman"/>
-          <w:b/>
-          <w:bCs/>
-          <w:sz w:val="24"/>
-          <w:szCs w:val="24"/>
-        </w:rPr>
-        <w:t xml:space="preserve">[A PROSPERO registration is being prepared; the registration number will be added here.]</w:t>
-      </w:r>
-      <w:r>
-        <w:rPr>
-          <w:rFonts w:ascii="Times New Roman" w:cs="Times New Roman" w:eastAsia="Times New Roman" w:hAnsi="Times New Roman"/>
-          <w:sz w:val="24"/>
-          <w:szCs w:val="24"/>
-        </w:rPr>
-        <w:t xml:space="preserve"> The protocol covered the search, eligibility criteria, the handling of overlapping registry data, and the planned analyses.</w:t>
+        <w:t xml:space="preserve"> and was registered in PROSPERO (CRD42023437049). The registered protocol pre-specified the research question, the databases and search strategy, the eligibility criteria, the plan to handle overlapping registry data, and the split of eligible studies into a quantitative and a narrative synthesis. Several elements were developed or refined after registration and are reported here as deviations from the protocol: the analytic-cell framework with one representative population-based estimate per cell (in place of statistical pooling of non-independent registry estimates); the provenance tiering and the coverage-based rule for choosing a representative, including the preference for Indian Health Service–linked sources for AI/AN populations; the receptor-defined subtype and age-band cells; the three restriction-based sensitivity analyses; and the reclassification of four reports from the narrative to the quantitative synthesis after their source tables were re-verified as page images.</w:t>
       </w:r>
     </w:p>
     <w:p>
@@ -632,7 +614,7 @@
           <w:sz w:val="24"/>
           <w:szCs w:val="24"/>
         </w:rPr>
-        <w:t xml:space="preserve">Records were de-duplicated across databases (4,306 duplicates removed, leaving 4,793 unique records). Titles and abstracts were screened against the pre-specified eligibility criteria by a large language model under the author's direction; to check this step, the author re-screened a random sample of the records the model had excluded and recorded any that should have been retained. The author then obtained and read the full texts and made all full-text eligibility and inclusion decisions personally; the language model assisted data extraction and cross-checked each extracted value against its source, and every included estimate was verified by the author against the source table, figure, or text. In all, 162 publications were included in the systematic review; of these, 49 were eligible for quantitative synthesis and the remaining 113 informed the narrative synthesis. Most included studies were population-based registry or incidence studies rather than cohort studies (Supplementary Table 2).</w:t>
+        <w:t xml:space="preserve">Records were de-duplicated across databases (4,306 duplicates removed, leaving 4,793 unique records). Titles and abstracts were screened against the pre-specified eligibility criteria by a large language model (Anthropic's Claude) under the author's direction: the model applied the criteria to each record and proposed an include/exclude decision, and the author adjudicated the included set and a sample of the excluded set. To check the screening for false negatives, a random sample of 200 of the model-excluded records was re-screened (reproducible seed): every title and its recorded exclusion reason was read, and the abstracts of the records that concerned breast cancer or race and ethnicity with incidence were retrieved and read. This re-screen found one wrongly excluded record—a Louisiana Tumor Registry triple-negative study—which was added to the review; its full text was subsequently obtained, and it entered the quantitative synthesis as a regional overlapping estimate for the NHB triple-negative cell (Black-versus-White rate ratio 2.21, 95% CI 1.96–2.48), consistent with the higher NHB triple-negative burden reported below. The other 199 were confirmed correctly excluded. Because that miss implied others, the whole excluded set was then scanned for the same signature, and full-text review of the flagged records identified two further wrongly excluded studies—both Massachusetts Cancer Registry reports of age-standardized breast incidence by race versus NHW—which were likewise added to the quantitative synthesis as single-state overlaps. All three misses were neighborhood- or segregation-focused studies that nonetheless reported race-specific incidence in a table, and all three entered the sensitivity analysis without changing a representative. Other flagged studies of that kind were checked in full with different outcomes: one reporting inflammatory breast cancer incidence by race was added to the narrative synthesis (that morphological subtype falls outside the receptor-defined quantitative cells), while two were confirmed correctly excluded because they reported incidence only by socioeconomic stratum within a single race or within each race, not a race-versus-White comparison. That eligible studies surfaced this way indicates a small residual false-negative rate; single-reviewer screening with model assistance, rather than independent dual screening, is a limitation (Supplementary, screening audit). The author then obtained and read the full texts and made all full-text eligibility and inclusion decisions personally—except for four reports whose full text could not be obtained, which were assessed and included on the basis of their abstracts and enter only the narrative synthesis. The model assisted data extraction and cross-checked each extracted value against its source, and every included estimate was verified by the author against the source table, figure, or text. This source re-verification rendered every included report's tables as page images, not only its extracted text, so that rate ratios printed in image-only tables were not missed. Four reports first placed in the narrative set were moved to the quantitative synthesis once their tables were read in full: two national USCS studies giving age-adjusted incidence rate ratios versus NHW women for those aged 20–49 years and for those aged 65 years and older, a seven-state Delta-region study giving age-adjusted subtype rate ratios versus NHW women, and a SEER study giving age-adjusted rates by race from which the NHW comparison was recomputed. All four contributed overlapping or age-specific estimates rather than displacing the national representatives. In all, 166 publications were included in the systematic review; of these, 55 were eligible for quantitative synthesis and the remaining 111 informed the narrative synthesis. Most included studies were population-based registry or incidence studies rather than cohort studies (Supplementary Table 2).</w:t>
       </w:r>
     </w:p>
     <w:p>
@@ -724,7 +706,7 @@
           <w:sz w:val="24"/>
           <w:szCs w:val="24"/>
         </w:rPr>
-        <w:t xml:space="preserve"> (a contemporary benchmark) was selected for each cell. Each estimate was assigned to a registry "family," and the registry, region, diagnosis period, age range, group, and outcome of each study were tabulated so that overlaps within a cell could be seen (Supplementary Table 4). Within a cell, the representative was chosen by applying, in order: the broadest population coverage (USCS &gt; NAACCR &gt; SEER-national &gt; state or regional), then a NHW (rather than an unstratified White) comparator, then the most recent and longest diagnosis period, a clearly documented age-standardization, and a directly reported confidence interval where available. For AI/AN populations this order was overridden in favour of ascertainment validity: because unlinked registries misclassify race and undercount this population, an estimate with Indian Health Service–based ascertainment—the IHS-PRCDA linkage, or a dedicated registry such as the Alaska Native Tumor Registry—was preferred over an unlinked-registry estimate for the same cell, ahead of both the coverage and the comparator-type preferences. Where the best-ascertained source for a cell reported only an unstratified White comparator, as for Alaska Native women, that estimate was kept as the representative and the non-Hispanic-White-comparator alternative was carried in the sensitivity analysis. Overall, disaggregated-subgroup, subtype, and age-specific results could draw on different studies, but the same registry data were not entered twice for the same question. The stability of the selection was checked in three ways: restricting to studies at low risk of bias, to directly reported (rather than computed) estimates, and to estimates with an NHW (rather than unstratified White) comparator (Supplementary Table 6).</w:t>
+        <w:t xml:space="preserve"> (a single population-based benchmark for that cell, not a contemporary one—diagnosis periods vary by cell, and some representatives predate 2005) was selected for each cell. Each estimate was assigned to a registry "family," and the registry, region, diagnosis period, age range, group, and outcome of each study were tabulated so that overlaps within a cell could be seen (Supplementary Table 4). Within a cell, the representative was chosen by applying, in order: the broadest population coverage (USCS &gt; NAACCR &gt; SEER-national &gt; state or regional), then a NHW (rather than an unstratified White) comparator, then the most recent and longest diagnosis period, a clearly documented age-standardization, and a directly reported confidence interval where available. For AI/AN populations this order was overridden in favour of ascertainment validity: because unlinked registries misclassify race and undercount this population, an estimate with Indian Health Service–based ascertainment—the IHS-PRCDA linkage, or a dedicated registry such as the Alaska Native Tumor Registry—was preferred over an unlinked-registry estimate for the same cell, ahead of both the coverage and the comparator-type preferences. Where the best-ascertained source for a cell reported only an unstratified White comparator, as for Alaska Native women, that estimate was kept as the representative and the non-Hispanic-White-comparator alternative was carried in the sensitivity analysis. Overall, disaggregated-subgroup, subtype, and age-specific results could draw on different studies, but the same registry data were not entered twice for the same question. The stability of the selection was checked in three ways: restricting to studies at low risk of bias, to directly reported (rather than computed) estimates, and to estimates with an NHW (rather than unstratified White) comparator (Supplementary Table 6).</w:t>
       </w:r>
     </w:p>
     <w:p>
@@ -771,7 +753,7 @@
           <w:sz w:val="24"/>
           <w:szCs w:val="24"/>
         </w:rPr>
-        <w:t xml:space="preserve"> which is designed for population-based descriptive rate studies (appropriate sampling frame and case ascertainment, valid identification of the condition, adequate coverage, and appropriate statistical/standardization methods). The checklist was applied to each extracted study by the author (a single assessor) with large-language-model assistance, and every item was recorded for all 49 extracted studies (Supplementary Table 5). Certainty of evidence was not graded, because the review describes and compares population-based incidence rather than estimating a causal effect for which a GRADE-type certainty rating would be appropriate.</w:t>
+        <w:t xml:space="preserve"> which is designed for population-based descriptive rate studies (appropriate sampling frame and case ascertainment, valid identification of the condition, adequate coverage, and appropriate statistical/standardization methods). The checklist was applied to each extracted study by the author (a single assessor) with large-language-model assistance, and every item was recorded for all 52 extracted studies (Supplementary Table 5). Item 9 (response rate) was recorded as not applicable for every study, because census-like registry ascertainment has no survey response rate; it was therefore not counted as a defect. Each study's overall rating used the eight applicable items: low risk of bias required no more than one "No" together with a "Yes" on the two key items—valid measurement (item 7, including race and ethnicity ascertainment) and appropriate analysis (item 8, age standardization with a variance); three or more "No" ratings gave a high risk of bias, and any other combination—including a single "No" on either key item—gave a moderate rating. Certainty of evidence was not graded, because the review describes and compares population-based incidence rather than estimating a causal effect for which a GRADE-type certainty rating would be appropriate.</w:t>
       </w:r>
     </w:p>
     <w:p>
@@ -801,7 +783,7 @@
           <w:sz w:val="24"/>
           <w:szCs w:val="24"/>
         </w:rPr>
-        <w:t xml:space="preserve">Each estimate was expressed as an IRR relative to NHW women. When a study reported age-standardized rates rather than a ratio, the IRR was computed from the minority and NHW rates of the same study, standard population, and diagnosis period, and its confidence interval was propagated from the reported rate intervals by the delta method when both rates carried an interval, or by scaling the minority-rate interval when the reference rate was a fixed population benchmark without a reported interval. Each representative therefore rested on a directly reported ratio or on minority and reference rates from the same source. One estimate paired an Alaska Native rate with an external SEER-Explorer NHW reference, its source having reported no in-paper White comparator; it was retained only as an overlap record, not as a representative. For the non-independence reason given above, these estimates were not combined into a pooled random-effects estimate; the primary result for each group is the representative population-based estimate, and the analysis presents the racial and ethnic differences and the subgroup heterogeneity group by group rather than as a single pooled value. Studies that met the inclusion criteria but did not provide a recoverable NHW comparison were not placed on the IRR scale; these were summarized narratively by racial or ethnic group and outcome. Analyses were carried out in Python 3 using SciPy.</w:t>
+        <w:t xml:space="preserve">Each estimate was expressed as an IRR relative to NHW women. When a study reported age-standardized rates rather than a ratio, the IRR was computed from the minority and NHW rates of the same study, standard population, and diagnosis period, and its confidence interval was propagated from the reported rate intervals by the delta method when both rates carried an interval, or by scaling the minority-rate interval when the reference rate was a fixed population benchmark without a reported interval. Where a source gave the rates and the underlying case counts but no rate interval, the interval was approximated from the counts on a Poisson assumption (SE(log IRR) = √(1/D_minority + 1/D_NHW), D = cases); this approximation treats the age-standardized rate as though its variance were that of the total case count and so does not fully reflect the age-specific weighting, and it was used only where the source reported neither a rate standard error nor a rate interval (four aggregate estimates and two small single-group rates). Where even the case count was unavailable, the estimate was carried as a point estimate without a confidence interval. Each representative therefore rested on a directly reported ratio or on minority and reference rates from the same source. One source reported a standardized incidence ratio (SIR) rather than an IRR (South Asian women against a US White standard); because an SIR indirectly standardizes to the reference population's age structure rather than expressing two directly standardized rates on a common standard, it was read on the same relative-to-White scale but labelled as an SIR (Supplementary Table 4) and excluded from the directly-reported-IRR sensitivity analysis. The standard population was recorded as each source stated it—2000 US for most, with a 1970 world or 1970 US standard in a few older studies and the 1960 Segi world standard in one; SEER*Stat and USCS age-adjusted rates use the 2000 US standard by default, and that default was recorded where a study reported rates from those programs without naming a standard. Where a source neither stated a standard population nor produced its rates through such a program (one small-area Bayesian analysis), the standard was recorded as not stated rather than inferred from the size of the rates. One estimate paired an Alaska Native rate with an external SEER-Explorer NHW reference, its source having reported no in-paper White comparator; it was retained only as an overlap record, not as a representative. For the non-independence reason given above, these estimates were not combined into a pooled random-effects estimate; the primary result for each group is the representative population-based estimate, and the analysis presents the racial and ethnic differences and the subgroup heterogeneity group by group rather than as a single pooled value. Studies that met the inclusion criteria but did not provide a recoverable NHW comparison were not placed on the IRR scale; these were summarized narratively by racial or ethnic group and outcome. Analyses were carried out in Python 3 using SciPy.</w:t>
       </w:r>
     </w:p>
     <w:p>
@@ -861,7 +843,7 @@
           <w:sz w:val="24"/>
           <w:szCs w:val="24"/>
         </w:rPr>
-        <w:t xml:space="preserve">The four databases returned 9,099 records; 4,306 duplicates were removed, leaving 4,793 unique records for title and abstract screening. Full text was sought for 242 reports; 9 could not be retrieved, and of the 233 assessed, 71 were excluded (reasons in Supplementary Table 3), giving 162 included studies (Figure 1). Of these, 49 were eligible for quantitative synthesis and entered the analysis, contributing 169 individual estimates across racial/ethnic groups and analytic dimensions</w:t>
+        <w:t xml:space="preserve">The four databases returned 9,099 records; 4,306 duplicates were removed, leaving 4,793 unique records for title and abstract screening. Full text was sought for 245 reports; 10 could not be retrieved, and of the 237 assessed, 71 were excluded (reasons in Supplementary Table 3), giving 166 included studies (Figure 1). Of these, 55 were eligible for quantitative synthesis and entered the analysis, contributing 206 individual estimates across racial/ethnic groups and analytic dimensions</w:t>
       </w:r>
       <w:r>
         <w:rPr>
@@ -878,7 +860,7 @@
           <w:sz w:val="24"/>
           <w:szCs w:val="24"/>
         </w:rPr>
-        <w:t xml:space="preserve">—22 supplied a cell representative, and the remainder contributed overlapping estimates carried only in the sensitivity analysis; the remaining 113 informed the narrative synthesis (162 = 49 + 113). The extracted studies were published between 2002 and 2026 and drew on SEER, NPCR and USCS, NAACCR, IHS-linked and tribal registries, and individual state or regional registries (Supplementary Table 2). After collapsing overlapping registry-family estimates, 76 representative estimates remained, one per analytic cell; all are listed in Supplementary Table 4, and the principal comparisons—overall incidence, the disaggregated AANHPI and Hispanic-origin subgroups, AI/AN by region, Middle Eastern populations, and TNBC—are shown in Table 1. The reference group was NHW in most studies and an unstratified White group in a minority (marked †; Supplementary Table 4).</w:t>
+        <w:t xml:space="preserve">—24 supplied a cell representative, and the remainder contributed overlapping estimates carried only in the sensitivity analysis; the remaining 111 informed the narrative synthesis (166 = 55 + 111). The extracted studies were published between 2002 and 2026 and drew on SEER, NPCR and USCS, NAACCR, IHS-linked and tribal registries, and individual state or regional registries (Supplementary Table 2). After collapsing overlapping registry-family estimates, 83 representative estimates remained, one per analytic cell; all are listed in Supplementary Table 4, and the principal comparisons—overall incidence, the disaggregated AANHPI and Hispanic-origin subgroups, AI/AN by region, Middle Eastern populations, and TNBC—are shown in Table 1. The reference group was NHW in most studies and an unstratified White group in a minority (marked †; Supplementary Table 4).</w:t>
       </w:r>
     </w:p>
     <w:p>
@@ -1088,7 +1070,33 @@
           <w:sz w:val="24"/>
           <w:szCs w:val="24"/>
         </w:rPr>
-        <w:t xml:space="preserve">The 114 narrative-synthesis studies met the inclusion criteria but did not report an IRR, or age-standardized rates, from which a comparison with an NHW reference could be recovered; they are listed by category in Supplementary Table 2. These reports most often described incidence within specific racial or ethnic subgroups, by age group, and over time, with others addressing geographic or socioeconomic variation, molecular subtype, and stage at diagnosis. Where they reported a racial or ethnic comparison, the patterns they described were broadly consistent with the quantitative findings—lower overall incidence in most minority groups than in NHW women, wide variation among Asian American and Hispanic/Latina subgroups, and a higher burden of triple-negative disease in NHB women. Because these studies used varied reference groups, standard populations, and reporting formats, their results were summarized qualitatively rather than placed on the common IRR scale.</w:t>
+        <w:t xml:space="preserve">The 111 narrative-synthesis studies met the inclusion criteria but contributed no independent quantitative estimate—most because no IRR or NHW-referenced age-standardized rate could be recovered, and a few multi-registry summary reports (for example, the annual reports to the nation and the annual cancer-statistics summaries) because they re-reported registry incidence already quantified from the dedicated primary study for the same registry and period. Grouped by theme in Supplementary Table 2, they fall into six overlapping topics, and where they reported a racial or ethnic comparison their findings were broadly consistent with the quantitative results.</w:t>
+      </w:r>
+    </w:p>
+    <w:p>
+      <w:pPr>
+        <w:spacing w:after="160" w:line="360"/>
+      </w:pPr>
+      <w:r>
+        <w:rPr>
+          <w:rFonts w:ascii="Times New Roman" w:cs="Times New Roman" w:eastAsia="Times New Roman" w:hAnsi="Times New Roman"/>
+          <w:sz w:val="24"/>
+          <w:szCs w:val="24"/>
+        </w:rPr>
+        <w:t xml:space="preserve">Molecular subtype and histology (23 studies) described the higher triple-negative and hormone-receptor-negative burden in NHB women and the predominance of HR+/HER2− disease in NHW women, and extended the picture to inflammatory, lobular, and ductal histologies that the receptor-defined cells do not capture. Geography and region (23 studies) described variation in incidence across states, counties, and rural–urban gradients and within particular registries, including Delta-region, Appalachian, and single-state analyses. Age and early-onset (20 studies) reported racial differences concentrated in younger women, among them the Black–White age crossover and a higher early-onset burden in NHB women. Socioeconomic status and screening (9 studies) tied incidence differences to poverty, neighborhood deprivation, insurance, and mammography use rather than to race alone. Nativity and immigrant generation (8 studies) reported incidence rising with longer US residence and across immigrant generations in Asian, Hispanic, and Middle Eastern populations, echoing the nativity and enclave gradients seen in the quantitative subgroups. Time trends (8 studies) tracked rising incidence among Asian American women and falling estrogen-receptor-negative rates over recent decades. The remaining 20 were subgroup-specific descriptive reports—single Asian ethnicities or AI/AN young adults, for example—without a recoverable NHW comparison.</w:t>
+      </w:r>
+    </w:p>
+    <w:p>
+      <w:pPr>
+        <w:spacing w:after="160" w:line="360"/>
+      </w:pPr>
+      <w:r>
+        <w:rPr>
+          <w:rFonts w:ascii="Times New Roman" w:cs="Times New Roman" w:eastAsia="Times New Roman" w:hAnsi="Times New Roman"/>
+          <w:sz w:val="24"/>
+          <w:szCs w:val="24"/>
+        </w:rPr>
+        <w:t xml:space="preserve">Taken together these narrative findings reproduce the main quantitative patterns—lower overall incidence in most minority groups than in NHW women, wide variation among Asian American and Hispanic/Latina subgroups, and a higher triple-negative burden in NHB women. Because the studies used varied reference groups, standard populations, and reporting formats, their results were summarized qualitatively rather than placed on the common IRR scale.</w:t>
       </w:r>
     </w:p>
     <w:p>
@@ -1118,7 +1126,7 @@
           <w:sz w:val="24"/>
           <w:szCs w:val="24"/>
         </w:rPr>
-        <w:t xml:space="preserve">On the JBI checklist, 39 of the 49 studies were at low risk of bias and 10 at moderate risk, with none at high risk (Supplementary Table 5); the moderate ratings arose mainly where an estimate was reported without a variance, the standard population was not clearly specified, or race and ethnicity ascertainment was limited. The representative selection was examined in three ways (Supplementary Table 6). Restricting to low-risk-of-bias studies left 58 of 76 cell representatives unchanged, with the 8 changed and 10 dropped cells concentrated in the disaggregated AANHPI subgroups and the age-specific cells; restricting to directly reported estimates left 39 unchanged (5 changed, 32 dropped); and restricting to NHW-comparator estimates left 58 unchanged (1 changed, 17 dropped), the dropped cells being those whose only representative used an unstratified White comparator — the receptor-defined subtypes and two age-specific Black cells — and the one changed cell being Alaska Native, whose unstratified-White representative (1.09) gave way to an Indian Health Service–linked estimate reported against an NHW reference (1.25).</w:t>
+        <w:t xml:space="preserve">On the JBI checklist, 44 of the 55 studies were at low risk of bias and 11 at moderate risk, with none at high risk (Supplementary Table 5); the moderate ratings arose mainly where an estimate was reported without a variance, the standard population was not clearly specified, or race and ethnicity ascertainment was limited. The representative selection was examined in three ways (Supplementary Table 6). Restricting to low-risk-of-bias studies left 62 of 83 cell representatives unchanged, with the 11 changed and 10 dropped cells falling mainly among the disaggregated AANHPI subgroups and, in smaller numbers, the receptor-subtype, age-specific, and Middle Eastern cells; restricting to directly reported estimates left 31 unchanged (5 changed, 47 dropped); and restricting to NHW-comparator estimates left 64 unchanged (1 changed, 18 dropped), the dropped cells being those whose only representative used an unstratified White comparator — the receptor-defined subtypes and two age-specific Black cells — and the one changed cell being Alaska Native, whose unstratified-White representative (1.09) gave way to an Indian Health Service–linked estimate reported against an NHW reference (1.25).</w:t>
       </w:r>
     </w:p>
     <w:p>
@@ -1161,7 +1169,7 @@
           <w:sz w:val="24"/>
           <w:szCs w:val="24"/>
         </w:rPr>
-        <w:t xml:space="preserve">The central observation is that these aggregate figures average over the wide variation among the subgroups they contain. Among Asian American subgroups the IRR ranged from 0.16 in Hmong women to 1.05 in Japanese women; Native Hawaiian women (1.21) and the NHPI aggregate (1.21) exceeded the NHW rate; Hispanic incidence rose from 0.51 in Mexican women to 0.83 in Puerto Rican women; and AI/AN incidence ranged from 0.49 in the Navajo area to 1.33 in the Southern Plains, against a national AI/AN aggregate of 0.87 (Figure 2). This pattern is consistent with earlier disaggregated work and extends it: Gomez and colleagues first documented the variation among Asian American subgroups,</w:t>
+        <w:t xml:space="preserve">The central observation is that these aggregate figures average over the wide variation among the subgroups they contain. Among Asian American subgroups the IRR ranged from 0.16 in Hmong women to 1.05 in Japanese women; Native Hawaiian women (1.21) and the NHPI aggregate (1.21) exceeded the NHW rate; Hispanic incidence rose from 0.51 in Mexican women to 0.83 in Puerto Rican women; and AI/AN incidence ranged from 0.49 in the Navajo area to 1.33 in the Southern Plains, against a national AI/AN aggregate of 0.87 (Figure 2). In Figure 2 each aggregate and each subgroup is the representative estimate from a separate study, placed on the common NHW scale for comparison; the points are not drawn from one source and differ in registry, region, and diagnosis period, so the figure shows the range of published estimates rather than a within-study decomposition. This pattern is consistent with earlier disaggregated work and extends it: Gomez and colleagues first documented the variation among Asian American subgroups,</w:t>
       </w:r>
       <w:r>
         <w:rPr>
@@ -1276,6 +1284,53 @@
           <w:sz w:val="24"/>
           <w:szCs w:val="24"/>
         </w:rPr>
+        <w:t xml:space="preserve">For the subgroups whose incidence sits close to the NHW rate, which study represents the cell can change the direction of the small difference. Japanese women are the clearest example: the representative estimate, from a recent SEER-21 source,</w:t>
+      </w:r>
+      <w:r>
+        <w:rPr>
+          <w:rFonts w:ascii="Times New Roman" w:cs="Times New Roman" w:eastAsia="Times New Roman" w:hAnsi="Times New Roman"/>
+          <w:sz w:val="24"/>
+          <w:szCs w:val="24"/>
+          <w:vertAlign w:val="superscript"/>
+        </w:rPr>
+        <w:t xml:space="preserve">27</w:t>
+      </w:r>
+      <w:r>
+        <w:rPr>
+          <w:rFonts w:ascii="Times New Roman" w:cs="Times New Roman" w:eastAsia="Times New Roman" w:hAnsi="Times New Roman"/>
+          <w:sz w:val="24"/>
+          <w:szCs w:val="24"/>
+        </w:rPr>
+        <w:t xml:space="preserve"> places their overall incidence just above the NHW rate (1.05), but that study is at moderate risk of bias, and when the representative selection is restricted to low-risk-of-bias studies the cell is instead filled by an earlier eight-state SEER+NPCR estimate</w:t>
+      </w:r>
+      <w:r>
+        <w:rPr>
+          <w:rFonts w:ascii="Times New Roman" w:cs="Times New Roman" w:eastAsia="Times New Roman" w:hAnsi="Times New Roman"/>
+          <w:sz w:val="24"/>
+          <w:szCs w:val="24"/>
+          <w:vertAlign w:val="superscript"/>
+        </w:rPr>
+        <w:t xml:space="preserve">49</w:t>
+      </w:r>
+      <w:r>
+        <w:rPr>
+          <w:rFonts w:ascii="Times New Roman" w:cs="Times New Roman" w:eastAsia="Times New Roman" w:hAnsi="Times New Roman"/>
+          <w:sz w:val="24"/>
+          <w:szCs w:val="24"/>
+        </w:rPr>
+        <w:t xml:space="preserve"> that places it just below (0.95). The flip does not overturn the finding that Japanese incidence is near the NHW level, but it shows that the sign of a near-null difference is not robust for this subgroup. Such a change on restriction reflects more than risk of bias: the substituted studies also differ in diagnosis period, registry region, and comparator, and any of these can move a borderline estimate across 1.0.</w:t>
+      </w:r>
+    </w:p>
+    <w:p>
+      <w:pPr>
+        <w:spacing w:after="160" w:line="360"/>
+      </w:pPr>
+      <w:r>
+        <w:rPr>
+          <w:rFonts w:ascii="Times New Roman" w:cs="Times New Roman" w:eastAsia="Times New Roman" w:hAnsi="Times New Roman"/>
+          <w:sz w:val="24"/>
+          <w:szCs w:val="24"/>
+        </w:rPr>
         <w:t xml:space="preserve">Two features of the underlying data shaped these estimates. First, unlinked registries undercount AI/AN cases, so the AI/AN estimates here draw on Indian Health Service–linked sources, which correct that undercounting.</w:t>
       </w:r>
       <w:r>
@@ -1310,7 +1365,7 @@
           <w:sz w:val="24"/>
           <w:szCs w:val="24"/>
         </w:rPr>
-        <w:t xml:space="preserve"> Second, reference groups differed across sources—most used an NHW comparator and a minority an unstratified White reference—so each comparator was recorded as its source defined it and a sensitivity analysis was restricted to NHW-comparator estimates; the unstratified-White cells, chiefly the receptor-defined subtypes, can shift a ratio slightly. The provenance of every estimate was recorded, and each rate ratio not reported directly was recomputed and cross-checked against a single master dataset.</w:t>
+        <w:t xml:space="preserve"> The IHS-linked correction, however, was available only for the aggregate and regional estimates: no Indian Health Service–linked source reported AI/AN incidence by molecular subtype, so the AI/AN subtype figures (for example, the HR-positive/HER2-negative and triple-negative cells) rest on unlinked registries and are likely to understate the true rates. Second, reference groups differed across sources—most used an NHW comparator and a minority an unstratified White reference—so each comparator was recorded as its source defined it and a sensitivity analysis was restricted to NHW-comparator estimates; the unstratified-White cells, chiefly the receptor-defined subtypes, can shift a ratio slightly. The provenance of every estimate was recorded, and each rate ratio not reported directly was recomputed and cross-checked against a single master dataset.</w:t>
       </w:r>
     </w:p>
     <w:p>
@@ -1323,7 +1378,7 @@
           <w:sz w:val="24"/>
           <w:szCs w:val="24"/>
         </w:rPr>
-        <w:t xml:space="preserve">Bringing these disaggregated estimates onto a common NHW scale, with overlapping estimates collapsed and each source appraised, lets aggregate and subgroup results be read side by side. The review is descriptive and does not identify causes. Several explanations proposed in the included studies are best treated as possible contributors rather than established causes: nativity and generational status are the most consistently reported, with lower incidence in some Asian and Hispanic subgroups linked to a larger foreign-born proportion and residence in ethnic enclaves and to rates that rise with longer U.S. residence,</w:t>
+        <w:t xml:space="preserve">Bringing these disaggregated estimates onto a common NHW scale, with overlapping estimates collapsed and each source appraised, arranges aggregate and subgroup results on one axis for comparison—though the estimates are not fully commensurable, for the reasons set out under the limitations below, and the arrangement shows the span of published figures rather than a set of mutually calibrated rates. Across the three sensitivity analyses the main pattern held: few cells changed representative on restriction (11 under the low-risk-of-bias restriction, 5 under the directly-reported restriction, and 1 under the NHW-comparator restriction), and most of the differences were cells dropped for lack of a qualifying estimate rather than cells that disagreed. The changes that did occur clustered in the disaggregated AANHPI subgroups and the age-specific cells whose estimates sit near the NHW rate—Japanese women above being the clearest case—so the aggregate ordering is robust while a few near-null subgroup signs are not. The review is descriptive and does not identify causes. Several explanations proposed in the included studies are best treated as possible contributors rather than established causes: nativity and generational status are the most consistently reported, with lower incidence in some Asian and Hispanic subgroups linked to a larger foreign-born proportion and residence in ethnic enclaves and to rates that rise with longer U.S. residence,</w:t>
       </w:r>
       <w:r>
         <w:rPr>
@@ -1370,7 +1425,20 @@
           <w:sz w:val="24"/>
           <w:szCs w:val="24"/>
         </w:rPr>
-        <w:t xml:space="preserve">The review has limitations. Some rate ratios were computed from published age-standardized rates rather than reported directly, which can move a ratio slightly. Included studies differed in standard population and diagnosis period, limiting direct comparability, and one older study used the 1970 world standard. The review was restricted to U.S.-resident populations, so the estimates are not generalizable to countries that use a different White reference, different racial and ethnic categories, and different standard populations. Finally, estimates for the smallest subgroups rested on limited numbers, studies contributing only to the narrative synthesis were not quantified, and grey literature was not searched. Screening, full-text selection, and extraction were carried out by a single reviewer with large-language-model assistance rather than by two independent reviewers; to limit selection and extraction error, the full text of every included study was read for the inclusion decision and every extracted estimate was checked against its source table, figure, or text.</w:t>
+        <w:t xml:space="preserve">The review has limitations. Some rate ratios were computed from published age-standardized rates rather than reported directly, which can move a ratio slightly. Expressing each group's incidence as a ratio to the NHW rate does not by itself make the estimates commensurable: because the cells are drawn from different studies, differences in standard population, underlying age structure, registry region, and diagnosis period remain embedded in the ratios and are not cancelled by the common comparator. A ratio removes the shared standard-population scaling only when its numerator and denominator come from the same source and standardization—which holds within each cell but not across cells. Included studies differed in standard population and diagnosis period, limiting cross-cell comparability, and a few older studies used a 1970 standard population (world or US) and one the 1960 Segi world standard. The review was restricted to U.S.-resident populations, so the estimates are not generalizable to countries that use a different White reference, different racial and ethnic categories, and different standard populations. Finally, estimates for the smallest subgroups rested on limited numbers, studies contributing only to the narrative synthesis were not quantified, and grey literature was not searched. Screening, full-text selection, and extraction were carried out by a single reviewer with large-language-model assistance rather than by two independent reviewers; to limit selection and extraction error, the full text of every included study was read for the inclusion decision and every extracted estimate was checked against its source table, figure, or text.</w:t>
+      </w:r>
+    </w:p>
+    <w:p>
+      <w:pPr>
+        <w:spacing w:after="160" w:line="360"/>
+      </w:pPr>
+      <w:r>
+        <w:rPr>
+          <w:rFonts w:ascii="Times New Roman" w:cs="Times New Roman" w:eastAsia="Times New Roman" w:hAnsi="Times New Roman"/>
+          <w:sz w:val="24"/>
+          <w:szCs w:val="24"/>
+        </w:rPr>
+        <w:t xml:space="preserve">What this review adds beyond the individual studies is threefold. First, it places estimates that were scattered across separate registry reports—each with its own reference group, standard population, and diagnosis period—onto a single NHW-referenced scale, so the disaggregated subgroups can be read against one another and against their aggregates in one place. Second, by collapsing overlapping registry-family estimates while retaining the overlaps for the sensitivity analysis, it separates cells corroborated by two or more independent sources (36 of the 83 analytic cells) from those resting on a single study (47), and it shows where independent studies agree and where they do not: the aggregate ordering and most subgroup estimates held across the low-risk-of-bias, directly-reported, and NHW-comparator restrictions, while a few near-null differences—chiefly among Asian American subgroups, with Japanese women the clearest case—changed sign with the source, and the AI/AN comparison depended on whether case ascertainment was IHS-linked. Reviewing the studies jointly rather than singly therefore confirmed something no individual report, confined to its own registry and period, could establish: that the wide within-aggregate heterogeneity is reproducible across independent registries and stable under the risk-of-bias, provenance, and comparator restrictions, and is concordant with the earlier single-population studies it draws together—so the pattern reflects real differences rather than the choice of any one data source. Third, it makes the evidence gaps explicit: Middle Eastern women, several Native Hawaiian and Pacific Islander and Hispanic-origin subgroups, and AI/AN incidence by molecular subtype each rest on a single regional or unlinked source, and the AI/AN regional and national aggregate figures are point estimates without a confidence interval—groups for which a dedicated, and for AI/AN an IHS-linked, primary study is still needed. Because studies differed in standard population, period, and region, these estimates are best read as a comparable-scale summary of the available evidence rather than as mutually calibrated rates, with the provenance and comparator of each estimate (computed CI ‡; unstratified White †) marked so readers can weigh them.</w:t>
       </w:r>
     </w:p>
     <w:p>
@@ -2162,7 +2230,6 @@
         <w:tc>
           <w:tcPr>
             <w:tcW w:type="dxa" w:w="3353"/>
-            <w:shd w:fill="E7EEF6" w:color="auto" w:val="clear"/>
             <w:tcMar>
               <w:top w:type="dxa" w:w="25"/>
               <w:left w:type="dxa" w:w="70"/>
@@ -2186,7 +2253,6 @@
         <w:tc>
           <w:tcPr>
             <w:tcW w:type="dxa" w:w="1099"/>
-            <w:shd w:fill="E7EEF6" w:color="auto" w:val="clear"/>
             <w:tcMar>
               <w:top w:type="dxa" w:w="25"/>
               <w:left w:type="dxa" w:w="70"/>
@@ -2210,7 +2276,6 @@
         <w:tc>
           <w:tcPr>
             <w:tcW w:type="dxa" w:w="3133"/>
-            <w:shd w:fill="E7EEF6" w:color="auto" w:val="clear"/>
             <w:tcMar>
               <w:top w:type="dxa" w:w="25"/>
               <w:left w:type="dxa" w:w="70"/>
@@ -2234,7 +2299,6 @@
         <w:tc>
           <w:tcPr>
             <w:tcW w:type="dxa" w:w="2913"/>
-            <w:shd w:fill="E7EEF6" w:color="auto" w:val="clear"/>
             <w:tcMar>
               <w:top w:type="dxa" w:w="25"/>
               <w:left w:type="dxa" w:w="70"/>
@@ -2258,7 +2322,6 @@
         <w:tc>
           <w:tcPr>
             <w:tcW w:type="dxa" w:w="2473"/>
-            <w:shd w:fill="E7EEF6" w:color="auto" w:val="clear"/>
             <w:tcMar>
               <w:top w:type="dxa" w:w="25"/>
               <w:left w:type="dxa" w:w="70"/>
@@ -2282,7 +2345,6 @@
         <w:tc>
           <w:tcPr>
             <w:tcW w:type="dxa" w:w="1429"/>
-            <w:shd w:fill="E7EEF6" w:color="auto" w:val="clear"/>
             <w:tcMar>
               <w:top w:type="dxa" w:w="25"/>
               <w:left w:type="dxa" w:w="70"/>
@@ -2309,7 +2371,6 @@
           <w:tcPr>
             <w:tcW w:type="dxa" w:w="14400"/>
             <w:gridSpan w:val="6"/>
-            <w:shd w:fill="D9E2EF" w:color="auto" w:val="clear"/>
             <w:tcMar>
               <w:top w:type="dxa" w:w="30"/>
               <w:left w:type="dxa" w:w="70"/>
@@ -2397,7 +2458,7 @@
                 <w:sz w:val="15"/>
                 <w:szCs w:val="15"/>
               </w:rPr>
-              <w:t xml:space="preserve">0.718 [0.707, 0.731]</w:t>
+              <w:t xml:space="preserve">0.718 [0.707, 0.731] ‡</w:t>
             </w:r>
           </w:p>
         </w:tc>
@@ -2537,7 +2598,7 @@
                 <w:sz w:val="15"/>
                 <w:szCs w:val="15"/>
               </w:rPr>
-              <w:t xml:space="preserve">0.769 [0.752, 0.788]</w:t>
+              <w:t xml:space="preserve">0.769 [0.752, 0.788] ‡</w:t>
             </w:r>
           </w:p>
         </w:tc>
@@ -2817,7 +2878,7 @@
                 <w:sz w:val="15"/>
                 <w:szCs w:val="15"/>
               </w:rPr>
-              <w:t xml:space="preserve">0.933 [0.920, 0.946]</w:t>
+              <w:t xml:space="preserve">0.933 [0.920, 0.946] ‡</w:t>
             </w:r>
           </w:p>
         </w:tc>
@@ -2896,7 +2957,6 @@
           <w:tcPr>
             <w:tcW w:type="dxa" w:w="14400"/>
             <w:gridSpan w:val="6"/>
-            <w:shd w:fill="D9E2EF" w:color="auto" w:val="clear"/>
             <w:tcMar>
               <w:top w:type="dxa" w:w="30"/>
               <w:left w:type="dxa" w:w="70"/>
@@ -2984,7 +3044,7 @@
                 <w:sz w:val="15"/>
                 <w:szCs w:val="15"/>
               </w:rPr>
-              <w:t xml:space="preserve">0.164 [0.120, 0.224]</w:t>
+              <w:t xml:space="preserve">0.164 [0.120, 0.224] ‡</w:t>
             </w:r>
           </w:p>
         </w:tc>
@@ -3124,7 +3184,7 @@
                 <w:sz w:val="15"/>
                 <w:szCs w:val="15"/>
               </w:rPr>
-              <w:t xml:space="preserve">0.264 [0.204, 0.341]</w:t>
+              <w:t xml:space="preserve">0.264 [0.204, 0.341] ‡</w:t>
             </w:r>
           </w:p>
         </w:tc>
@@ -3264,7 +3324,7 @@
                 <w:sz w:val="15"/>
                 <w:szCs w:val="15"/>
               </w:rPr>
-              <w:t xml:space="preserve">0.388 [0.350, 0.430]</w:t>
+              <w:t xml:space="preserve">0.388 [0.350, 0.430] ‡</w:t>
             </w:r>
           </w:p>
         </w:tc>
@@ -3404,7 +3464,7 @@
                 <w:sz w:val="15"/>
                 <w:szCs w:val="15"/>
               </w:rPr>
-              <w:t xml:space="preserve">0.586 [0.566, 0.608]</w:t>
+              <w:t xml:space="preserve">0.586 [0.566, 0.608] ‡</w:t>
             </w:r>
           </w:p>
         </w:tc>
@@ -3544,7 +3604,7 @@
                 <w:sz w:val="15"/>
                 <w:szCs w:val="15"/>
               </w:rPr>
-              <w:t xml:space="preserve">0.677 [0.654, 0.701]</w:t>
+              <w:t xml:space="preserve">0.677 [0.654, 0.701] ‡</w:t>
             </w:r>
           </w:p>
         </w:tc>
@@ -3684,7 +3744,7 @@
                 <w:sz w:val="15"/>
                 <w:szCs w:val="15"/>
               </w:rPr>
-              <w:t xml:space="preserve">0.760 [0.745, 0.775]</w:t>
+              <w:t xml:space="preserve">0.760 [0.745, 0.775] ‡</w:t>
             </w:r>
           </w:p>
         </w:tc>
@@ -3824,7 +3884,7 @@
                 <w:sz w:val="15"/>
                 <w:szCs w:val="15"/>
               </w:rPr>
-              <w:t xml:space="preserve">0.857 [0.839, 0.874]</w:t>
+              <w:t xml:space="preserve">0.857 [0.839, 0.874] ‡</w:t>
             </w:r>
           </w:p>
         </w:tc>
@@ -3964,7 +4024,7 @@
                 <w:sz w:val="15"/>
                 <w:szCs w:val="15"/>
               </w:rPr>
-              <w:t xml:space="preserve">0.958 [0.937, 0.979]</w:t>
+              <w:t xml:space="preserve">0.958 [0.937, 0.979] ‡</w:t>
             </w:r>
           </w:p>
         </w:tc>
@@ -4104,7 +4164,7 @@
                 <w:sz w:val="15"/>
                 <w:szCs w:val="15"/>
               </w:rPr>
-              <w:t xml:space="preserve">1.045 [1.009, 1.083]</w:t>
+              <w:t xml:space="preserve">1.045 [1.009, 1.083] ‡</w:t>
             </w:r>
           </w:p>
         </w:tc>
@@ -4244,7 +4304,7 @@
                 <w:sz w:val="15"/>
                 <w:szCs w:val="15"/>
               </w:rPr>
-              <w:t xml:space="preserve">0.792 [0.784, 0.800]</w:t>
+              <w:t xml:space="preserve">0.792 [0.784, 0.800] ‡</w:t>
             </w:r>
           </w:p>
         </w:tc>
@@ -4323,7 +4383,6 @@
           <w:tcPr>
             <w:tcW w:type="dxa" w:w="14400"/>
             <w:gridSpan w:val="6"/>
-            <w:shd w:fill="D9E2EF" w:color="auto" w:val="clear"/>
             <w:tcMar>
               <w:top w:type="dxa" w:w="30"/>
               <w:left w:type="dxa" w:w="70"/>
@@ -4411,7 +4470,7 @@
                 <w:sz w:val="15"/>
                 <w:szCs w:val="15"/>
               </w:rPr>
-              <w:t xml:space="preserve">0.723 [0.641, 0.817]</w:t>
+              <w:t xml:space="preserve">0.723 [0.641, 0.817] ‡</w:t>
             </w:r>
           </w:p>
         </w:tc>
@@ -4551,7 +4610,7 @@
                 <w:sz w:val="15"/>
                 <w:szCs w:val="15"/>
               </w:rPr>
-              <w:t xml:space="preserve">1.211 [1.123, 1.305]</w:t>
+              <w:t xml:space="preserve">1.211 [1.123, 1.305] ‡</w:t>
             </w:r>
           </w:p>
         </w:tc>
@@ -4691,7 +4750,7 @@
                 <w:sz w:val="15"/>
                 <w:szCs w:val="15"/>
               </w:rPr>
-              <w:t xml:space="preserve">1.212 [1.168, 1.258]</w:t>
+              <w:t xml:space="preserve">1.212 [1.168, 1.258] ‡</w:t>
             </w:r>
           </w:p>
         </w:tc>
@@ -4770,7 +4829,6 @@
           <w:tcPr>
             <w:tcW w:type="dxa" w:w="14400"/>
             <w:gridSpan w:val="6"/>
-            <w:shd w:fill="D9E2EF" w:color="auto" w:val="clear"/>
             <w:tcMar>
               <w:top w:type="dxa" w:w="30"/>
               <w:left w:type="dxa" w:w="70"/>
@@ -4858,7 +4916,7 @@
                 <w:sz w:val="15"/>
                 <w:szCs w:val="15"/>
               </w:rPr>
-              <w:t xml:space="preserve">0.512 [0.382, 0.686]</w:t>
+              <w:t xml:space="preserve">0.512 [0.382, 0.686] ‡</w:t>
             </w:r>
           </w:p>
         </w:tc>
@@ -4998,7 +5056,7 @@
                 <w:sz w:val="15"/>
                 <w:szCs w:val="15"/>
               </w:rPr>
-              <w:t xml:space="preserve">0.697 [0.629, 0.771]</w:t>
+              <w:t xml:space="preserve">0.697 [0.629, 0.771] ‡</w:t>
             </w:r>
           </w:p>
         </w:tc>
@@ -5138,7 +5196,7 @@
                 <w:sz w:val="15"/>
                 <w:szCs w:val="15"/>
               </w:rPr>
-              <w:t xml:space="preserve">0.769 [0.688, 0.860]</w:t>
+              <w:t xml:space="preserve">0.769 [0.688, 0.860] ‡</w:t>
             </w:r>
           </w:p>
         </w:tc>
@@ -5278,7 +5336,7 @@
                 <w:sz w:val="15"/>
                 <w:szCs w:val="15"/>
               </w:rPr>
-              <w:t xml:space="preserve">0.833 [0.738, 0.939]</w:t>
+              <w:t xml:space="preserve">0.833 [0.738, 0.939] ‡</w:t>
             </w:r>
           </w:p>
         </w:tc>
@@ -5357,7 +5415,6 @@
           <w:tcPr>
             <w:tcW w:type="dxa" w:w="14400"/>
             <w:gridSpan w:val="6"/>
-            <w:shd w:fill="D9E2EF" w:color="auto" w:val="clear"/>
             <w:tcMar>
               <w:top w:type="dxa" w:w="30"/>
               <w:left w:type="dxa" w:w="70"/>
@@ -6364,7 +6421,6 @@
           <w:tcPr>
             <w:tcW w:type="dxa" w:w="14400"/>
             <w:gridSpan w:val="6"/>
-            <w:shd w:fill="D9E2EF" w:color="auto" w:val="clear"/>
             <w:tcMar>
               <w:top w:type="dxa" w:w="30"/>
               <w:left w:type="dxa" w:w="70"/>
@@ -6531,7 +6587,6 @@
           <w:tcPr>
             <w:tcW w:type="dxa" w:w="14400"/>
             <w:gridSpan w:val="6"/>
-            <w:shd w:fill="D9E2EF" w:color="auto" w:val="clear"/>
             <w:tcMar>
               <w:top w:type="dxa" w:w="30"/>
               <w:left w:type="dxa" w:w="70"/>
@@ -6619,7 +6674,7 @@
                 <w:sz w:val="15"/>
                 <w:szCs w:val="15"/>
               </w:rPr>
-              <w:t xml:space="preserve">0.53 [0.39, 0.71] †</w:t>
+              <w:t xml:space="preserve">0.53 [0.31, 0.93] † ‡</w:t>
             </w:r>
           </w:p>
         </w:tc>
@@ -7039,7 +7094,7 @@
                 <w:sz w:val="15"/>
                 <w:szCs w:val="15"/>
               </w:rPr>
-              <w:t xml:space="preserve">0.84 [0.8, 0.88] †</w:t>
+              <w:t xml:space="preserve">0.84 [0.60, 1.18] † ‡</w:t>
             </w:r>
           </w:p>
         </w:tc>
@@ -7459,7 +7514,147 @@
                 <w:sz w:val="15"/>
                 <w:szCs w:val="15"/>
               </w:rPr>
-              <w:t xml:space="preserve">0.86 [0.79, 0.91] †</w:t>
+              <w:t xml:space="preserve">0.86 [0.60, 1.22] † ‡</w:t>
+            </w:r>
+          </w:p>
+        </w:tc>
+        <w:tc>
+          <w:tcPr>
+            <w:tcW w:type="dxa" w:w="2913"/>
+            <w:tcMar>
+              <w:top w:type="dxa" w:w="25"/>
+              <w:left w:type="dxa" w:w="70"/>
+              <w:bottom w:type="dxa" w:w="25"/>
+              <w:right w:type="dxa" w:w="70"/>
+            </w:tcMar>
+          </w:tcPr>
+          <w:p>
+            <w:r>
+              <w:rPr>
+                <w:rFonts w:ascii="Malgun Gothic" w:cs="Malgun Gothic" w:eastAsia="Malgun Gothic" w:hAnsi="Malgun Gothic"/>
+                <w:b w:val="false"/>
+                <w:bCs w:val="false"/>
+                <w:sz w:val="15"/>
+                <w:szCs w:val="15"/>
+              </w:rPr>
+              <w:t xml:space="preserve">Loo 2019 (2000-2016)</w:t>
+            </w:r>
+          </w:p>
+        </w:tc>
+        <w:tc>
+          <w:tcPr>
+            <w:tcW w:type="dxa" w:w="2473"/>
+            <w:tcMar>
+              <w:top w:type="dxa" w:w="25"/>
+              <w:left w:type="dxa" w:w="70"/>
+              <w:bottom w:type="dxa" w:w="25"/>
+              <w:right w:type="dxa" w:w="70"/>
+            </w:tcMar>
+          </w:tcPr>
+          <w:p>
+            <w:r>
+              <w:rPr>
+                <w:rFonts w:ascii="Malgun Gothic" w:cs="Malgun Gothic" w:eastAsia="Malgun Gothic" w:hAnsi="Malgun Gothic"/>
+                <w:b w:val="false"/>
+                <w:bCs w:val="false"/>
+                <w:sz w:val="15"/>
+                <w:szCs w:val="15"/>
+              </w:rPr>
+              <w:t xml:space="preserve">Hawaii Tumor Registry (SEER)</w:t>
+            </w:r>
+          </w:p>
+        </w:tc>
+        <w:tc>
+          <w:tcPr>
+            <w:tcW w:type="dxa" w:w="1429"/>
+            <w:tcMar>
+              <w:top w:type="dxa" w:w="25"/>
+              <w:left w:type="dxa" w:w="70"/>
+              <w:bottom w:type="dxa" w:w="25"/>
+              <w:right w:type="dxa" w:w="70"/>
+            </w:tcMar>
+          </w:tcPr>
+          <w:p>
+            <w:r>
+              <w:rPr>
+                <w:rFonts w:ascii="Malgun Gothic" w:cs="Malgun Gothic" w:eastAsia="Malgun Gothic" w:hAnsi="Malgun Gothic"/>
+                <w:b w:val="false"/>
+                <w:bCs w:val="false"/>
+                <w:sz w:val="15"/>
+                <w:szCs w:val="15"/>
+              </w:rPr>
+              <w:t xml:space="preserve">Low</w:t>
+            </w:r>
+          </w:p>
+        </w:tc>
+      </w:tr>
+      <w:tr>
+        <w:tc>
+          <w:tcPr>
+            <w:tcW w:type="dxa" w:w="3353"/>
+            <w:tcMar>
+              <w:top w:type="dxa" w:w="25"/>
+              <w:left w:type="dxa" w:w="70"/>
+              <w:bottom w:type="dxa" w:w="25"/>
+              <w:right w:type="dxa" w:w="70"/>
+            </w:tcMar>
+          </w:tcPr>
+          <w:p>
+            <w:r>
+              <w:rPr>
+                <w:rFonts w:ascii="Malgun Gothic" w:cs="Malgun Gothic" w:eastAsia="Malgun Gothic" w:hAnsi="Malgun Gothic"/>
+                <w:b w:val="false"/>
+                <w:bCs w:val="false"/>
+                <w:sz w:val="15"/>
+                <w:szCs w:val="15"/>
+              </w:rPr>
+              <w:t xml:space="preserve">Japanese</w:t>
+            </w:r>
+          </w:p>
+        </w:tc>
+        <w:tc>
+          <w:tcPr>
+            <w:tcW w:type="dxa" w:w="1099"/>
+            <w:tcMar>
+              <w:top w:type="dxa" w:w="25"/>
+              <w:left w:type="dxa" w:w="70"/>
+              <w:bottom w:type="dxa" w:w="25"/>
+              <w:right w:type="dxa" w:w="70"/>
+            </w:tcMar>
+          </w:tcPr>
+          <w:p>
+            <w:r>
+              <w:rPr>
+                <w:rFonts w:ascii="Malgun Gothic" w:cs="Malgun Gothic" w:eastAsia="Malgun Gothic" w:hAnsi="Malgun Gothic"/>
+                <w:b w:val="false"/>
+                <w:bCs w:val="false"/>
+                <w:sz w:val="15"/>
+                <w:szCs w:val="15"/>
+              </w:rPr>
+              <w:t xml:space="preserve">IRR</w:t>
+            </w:r>
+          </w:p>
+        </w:tc>
+        <w:tc>
+          <w:tcPr>
+            <w:tcW w:type="dxa" w:w="3133"/>
+            <w:tcMar>
+              <w:top w:type="dxa" w:w="25"/>
+              <w:left w:type="dxa" w:w="70"/>
+              <w:bottom w:type="dxa" w:w="25"/>
+              <w:right w:type="dxa" w:w="70"/>
+            </w:tcMar>
+          </w:tcPr>
+          <w:p>
+            <w:r>
+              <w:rPr>
+                <w:rFonts w:ascii="Malgun Gothic" w:cs="Malgun Gothic" w:eastAsia="Malgun Gothic" w:hAnsi="Malgun Gothic"/>
+                <w:b w:val="false"/>
+                <w:bCs w:val="false"/>
+                <w:sz w:val="15"/>
+                <w:szCs w:val="15"/>
+              </w:rPr>
+              <w:t xml:space="preserve">1.08 [0.79, 1.46] † ‡</w:t>
             </w:r>
           </w:p>
         </w:tc>

--- a/meta_agents/search_v2/outputs/Manuscript_Full.docx
+++ b/meta_agents/search_v2/outputs/Manuscript_Full.docx
@@ -2186,21 +2186,6 @@
           <w:szCs w:val="22"/>
         </w:rPr>
         <w:t xml:space="preserve">Table 1. Incidence rate ratios of invasive breast cancer among U.S. racial and ethnic groups relative to non-Hispanic White women, by analytic dimension</w:t>
-      </w:r>
-    </w:p>
-    <w:p>
-      <w:pPr>
-        <w:spacing w:after="120" w:line="260"/>
-      </w:pPr>
-      <w:r>
-        <w:rPr>
-          <w:rFonts w:ascii="Malgun Gothic" w:cs="Malgun Gothic" w:eastAsia="Malgun Gothic" w:hAnsi="Malgun Gothic"/>
-          <w:i/>
-          <w:iCs/>
-          <w:sz w:val="16"/>
-          <w:szCs w:val="16"/>
-        </w:rPr>
-        <w:t xml:space="preserve">Each value is a representative population-based estimate (a contemporary benchmark) for the group — the most recent, broadest-coverage registry estimate with an appropriate population definition and standardization — not a meta-analytic pooled estimate; one estimate is shown per registry family. Effect measure is the incidence rate ratio (IRR) unless noted as a standardized incidence ratio (SIR). Comparisons are versus non-Hispanic White (NHW) women, except where marked † — the reference in that study was an unstratified White group (not stratified by Hispanic origin), which may raise the IRR slightly; these estimates are examined in the NHW-comparator sensitivity analysis (Supplementary Table 6c). Black denotes non-Hispanic Black (NHB), and the Asian/Pacific Islander aggregate is labeled AANHPI (Asian American, Native Hawaiian, and Pacific Islander), with the Pacific-Islander subset shown separately as NHPI. RoB = risk-of-bias rating of the representative study. Full per-estimate detail, including each study's comparator and standard population, is in the Supplementary Materials.</w:t>
       </w:r>
     </w:p>
     <w:tbl>
@@ -7869,6 +7854,21 @@
         </w:tc>
       </w:tr>
     </w:tbl>
+    <w:p>
+      <w:pPr>
+        <w:spacing w:after="120" w:line="260"/>
+      </w:pPr>
+      <w:r>
+        <w:rPr>
+          <w:rFonts w:ascii="Malgun Gothic" w:cs="Malgun Gothic" w:eastAsia="Malgun Gothic" w:hAnsi="Malgun Gothic"/>
+          <w:i/>
+          <w:iCs/>
+          <w:sz w:val="16"/>
+          <w:szCs w:val="16"/>
+        </w:rPr>
+        <w:t xml:space="preserve">Note. Each cell shows one representative population-based estimate — the most recent, broadest-coverage registry estimate per registry family — not a pooled estimate; the selection rule and its robustness are given in the Methods and Supplementary Table 6. The effect measure is the incidence rate ratio (IRR) unless marked as a standardized incidence ratio (SIR); comparisons are versus non-Hispanic White (NHW) women. † the study's reference was an unstratified White group (not stratified by Hispanic origin), examined in the NHW-comparator sensitivity analysis (Supplementary Table 6c). ‡ the 95% confidence interval was computed by the reviewers from published rates rather than reported in the source. NHB, non-Hispanic Black; AANHPI, Asian American, Native Hawaiian, and Pacific Islander (NHPI, the Pacific Islander subset, shown separately); RoB, risk-of-bias rating of the representative study. Full per-estimate detail is in the Supplementary Materials.</w:t>
+      </w:r>
+    </w:p>
     <w:p>
       <w:pPr>
         <w:spacing w:after="100" w:before="160"/>

--- a/meta_agents/search_v2/outputs/Manuscript_Full.docx
+++ b/meta_agents/search_v2/outputs/Manuscript_Full.docx
@@ -56,7 +56,7 @@
           <w:sz w:val="24"/>
           <w:szCs w:val="24"/>
         </w:rPr>
-        <w:t xml:space="preserve"> In the United States, breast cancer incidence is usually reported for broad racial and ethnic categories. Each category is internally diverseâspanning subgroups defined by ancestry, nativity, and region, with receptor-defined subtypes cutting across themâso an aggregate rate does not show which subgroups are at highest and lowest risk. Estimates for these subgroups come from separate cancer-registry studies differing in populations, periods, and reference groups, and not yet assembled on a common scale.</w:t>
+        <w:t xml:space="preserve"> In the United States, breast cancer incidence is usually reported for broad racial and ethnic categories. Each category is internally diverse—spanning subgroups defined by ancestry, nativity, and region, with receptor-defined subtypes cutting across them—so an aggregate rate does not show which subgroups are at highest and lowest risk. Estimates for these subgroups come from separate cancer-registry studies differing in populations, periods, and reference groups, and not yet assembled on a common scale.</w:t>
       </w:r>
     </w:p>
     <w:p>
@@ -79,7 +79,7 @@
           <w:sz w:val="24"/>
           <w:szCs w:val="24"/>
         </w:rPr>
-        <w:t xml:space="preserve"> Following PRISMA 2020 (PROSPERO CRD42023437049), four databases were searched for U.S. studies of female invasive breast cancer incidence by race or ethnicity; those with a recoverable non-Hispanic White (NHW) comparison were synthesized quantitatively, the rest narratively. Because registries overlap, one representative estimate per group and dimension was selected, not pooled; for American Indian and Alaska Native (AI/AN) populations, an Indian Health Serviceâlinked estimate was preferred to counter registry undercounting. Each was an incidence rate ratio (IRR) versus NHW; ratios not reported directly were recomputed from one master dataset, and risk of bias was assessed with the Joanna Briggs Institute checklist for incidence data.</w:t>
+        <w:t xml:space="preserve"> Following PRISMA 2020 (PROSPERO CRD42023437049), four databases were searched for U.S. studies of female invasive breast cancer incidence by race or ethnicity; those with a recoverable non-Hispanic White (NHW) comparison were synthesized quantitatively, the rest narratively. Because registries overlap, one representative estimate per group and dimension was selected, not pooled; for American Indian and Alaska Native (AI/AN) populations, an Indian Health Service–linked estimate was preferred to counter registry undercounting. Each was an incidence rate ratio (IRR) versus NHW; ratios not reported directly were recomputed from one master dataset, and risk of bias was assessed with the Joanna Briggs Institute checklist for incidence data.</w:t>
       </w:r>
     </w:p>
     <w:p>
@@ -102,7 +102,7 @@
           <w:sz w:val="24"/>
           <w:szCs w:val="24"/>
         </w:rPr>
-        <w:t xml:space="preserve"> Of 4,793 records screened, 166 studies were included—55 eligible for quantitative synthesis and 111 narrative. Overall incidence was lower than NHW in each aggregate group: Hispanic/Latina 0.72, Asian American, Native Hawaiian, and Pacific Islander (AANHPI) 0.77, AI/AN 0.87, and non-Hispanic Black (NHB) 0.93. Within-group estimates ranged widelyâ0.16 (Hmong) to 1.21 (Native Hawaiian) across AANHPI subgroups, 0.51 (Mexican) to 0.83 (Puerto Rican) by Hispanic origin, and 0.49 (Navajo area) to 1.33 (Southern Plains) across AI/AN regions. For triple-negative breast cancer, incidence was highest in NHB women (1.95).</w:t>
+        <w:t xml:space="preserve"> Of 4,793 records screened, 166 studies were included—55 eligible for quantitative synthesis and 111 narrative. Overall incidence was lower than NHW in each aggregate group: Hispanic/Latina 0.72, Asian American, Native Hawaiian, and Pacific Islander (AANHPI) 0.77, AI/AN 0.87, and non-Hispanic Black (NHB) 0.93. Within-group estimates ranged widely—0.16 (Hmong) to 1.21 (Native Hawaiian) across AANHPI subgroups, 0.51 (Mexican) to 0.83 (Puerto Rican) by Hispanic origin, and 0.49 (Navajo area) to 1.33 (Southern Plains) across AI/AN regions. For triple-negative breast cancer, incidence was highest in NHB women (1.95).</w:t>
       </w:r>
     </w:p>
     <w:p>
@@ -753,7 +753,7 @@
           <w:sz w:val="24"/>
           <w:szCs w:val="24"/>
         </w:rPr>
-        <w:t xml:space="preserve"> which is designed for population-based descriptive rate studies (appropriate sampling frame and case ascertainment, valid identification of the condition, adequate coverage, and appropriate statistical/standardization methods). The checklist was applied to each extracted study by the author (a single assessor) with large-language-model assistance, and every item was recorded for all 52 extracted studies (Supplementary Table 5). Item 9 (response rate) was recorded as not applicable for every study, because census-like registry ascertainment has no survey response rate; it was therefore not counted as a defect. Each study's overall rating used the eight applicable items: low risk of bias required no more than one "No" together with a "Yes" on the two key items—valid measurement (item 7, including race and ethnicity ascertainment) and appropriate analysis (item 8, age standardization with a variance); three or more "No" ratings gave a high risk of bias, and any other combination—including a single "No" on either key item—gave a moderate rating. Certainty of evidence was not graded, because the review describes and compares population-based incidence rather than estimating a causal effect for which a GRADE-type certainty rating would be appropriate.</w:t>
+        <w:t xml:space="preserve"> which is designed for population-based descriptive rate studies (appropriate sampling frame and case ascertainment, valid identification of the condition, adequate coverage, and appropriate statistical/standardization methods). The checklist was applied to each extracted study by the author (a single assessor) with large-language-model assistance, and every item was recorded for all 55 extracted studies (Supplementary Table 5). Item 9 (response rate) was recorded as not applicable for every study, because census-like registry ascertainment has no survey response rate; it was therefore not counted as a defect. Each study's overall rating used the eight applicable items: low risk of bias required no more than one "No" together with a "Yes" on the two key items—valid measurement (item 7, including race and ethnicity ascertainment) and appropriate analysis (item 8, age standardization with a variance); three or more "No" ratings gave a high risk of bias, and any other combination—including a single "No" on either key item—gave a moderate rating. Certainty of evidence was not graded, because the review describes and compares population-based incidence rather than estimating a causal effect for which a GRADE-type certainty rating would be appropriate.</w:t>
       </w:r>
     </w:p>
     <w:p>

--- a/meta_agents/search_v2/outputs/Manuscript_Full.docx
+++ b/meta_agents/search_v2/outputs/Manuscript_Full.docx
@@ -56,7 +56,7 @@
           <w:sz w:val="24"/>
           <w:szCs w:val="24"/>
         </w:rPr>
-        <w:t xml:space="preserve"> In the United States, breast cancer incidence is usually reported for broad racial and ethnic categories. Each category is internally diverse—spanning subgroups defined by ancestry, nativity, and region, with receptor-defined subtypes cutting across them—so an aggregate rate does not show which subgroups are at highest and lowest risk. Estimates for these subgroups come from separate cancer-registry studies differing in populations, periods, and reference groups, and not yet assembled on a common scale.</w:t>
+        <w:t xml:space="preserve"> In the United States, breast cancer incidence is usually reported for broad racial and ethnic categories. Each category is internally diverse—spanning subgroups defined by ancestry, nativity, and region, with receptor-defined subtypes cutting across them—so an aggregate rate does not show which subgroups are at highest and lowest risk. Estimates for these subgroups come from separate cancer-registry studies that differ in populations, periods, and reference groups, so they are not readily comparable across the published literature.</w:t>
       </w:r>
     </w:p>
     <w:p>
@@ -411,7 +411,7 @@
           <w:sz w:val="24"/>
           <w:szCs w:val="24"/>
         </w:rPr>
-        <w:t xml:space="preserve">These estimates are dispersed across separate studies. They are drawn from cancer registries whose populations overlap, and from different periods, age-standardization methods, and reference groups—some studies comparing against White women, others specifically against NHW women. Because many draw on the same or nested registry populations, their estimates are not independent, and combining them directly counts some women more than once. What is missing is a synthesis that gathers the disaggregated estimates across registries, collapses these overlapping estimates, and appraises the quality of what remains.</w:t>
+        <w:t xml:space="preserve">These estimates are dispersed across separate studies. They are drawn from cancer registries whose populations overlap, and from different periods, age-standardization methods, and reference groups—some studies comparing against White women, others specifically against NHW women. Because many draw on the same or nested registry populations, their estimates are not independent, and combining them directly counts some women more than once. Comparing them therefore calls for gathering the disaggregated estimates across registries, collapsing the overlapping ones, and appraising the quality of what remains.</w:t>
       </w:r>
     </w:p>
     <w:p>

--- a/meta_agents/search_v2/outputs/Manuscript_Full.docx
+++ b/meta_agents/search_v2/outputs/Manuscript_Full.docx
@@ -79,7 +79,7 @@
           <w:sz w:val="24"/>
           <w:szCs w:val="24"/>
         </w:rPr>
-        <w:t xml:space="preserve"> Following PRISMA 2020 (PROSPERO CRD42023437049), four databases were searched for U.S. studies of female invasive breast cancer incidence by race or ethnicity; those with a recoverable non-Hispanic White (NHW) comparison were synthesized quantitatively, the rest narratively. Because registries overlap, one representative estimate per group and dimension was selected, not pooled; for American Indian and Alaska Native (AI/AN) populations, an Indian Health Service–linked estimate was preferred to counter registry undercounting. Each was an incidence rate ratio (IRR) versus NHW; ratios not reported directly were recomputed from one master dataset, and risk of bias was assessed with the Joanna Briggs Institute checklist for incidence data.</w:t>
+        <w:t xml:space="preserve"> Following PRISMA 2020 (PROSPERO CRD42023437049), four databases were searched for U.S. studies of female invasive breast cancer incidence by race or ethnicity; those with a recoverable White comparison, usually non-Hispanic White (NHW), were synthesized quantitatively, the rest narratively. Because registries overlap, one representative estimate per group and dimension was selected, not pooled; for American Indian and Alaska Native (AI/AN) populations, an Indian Health Service–linked estimate was preferred to counter registry undercounting. Each was an incidence rate ratio (IRR) versus NHW women, or versus an unstratified White reference in a minority of cells; ratios not reported directly were recomputed from one master dataset, and risk of bias was assessed with the Joanna Briggs Institute checklist for incidence data.</w:t>
       </w:r>
     </w:p>
     <w:p>

--- a/meta_agents/search_v2/outputs/Manuscript_Full.docx
+++ b/meta_agents/search_v2/outputs/Manuscript_Full.docx
@@ -216,40 +216,6 @@
           <w:vertAlign w:val="superscript"/>
         </w:rPr>
         <w:t xml:space="preserve">3</w:t>
-      </w:r>
-      <w:r>
-        <w:rPr>
-          <w:rFonts w:ascii="Times New Roman" w:cs="Times New Roman" w:eastAsia="Times New Roman" w:hAnsi="Times New Roman"/>
-          <w:sz w:val="24"/>
-          <w:szCs w:val="24"/>
-        </w:rPr>
-        <w:t xml:space="preserve"> Differences of this kind have been linked to the distribution of molecular subtypes</w:t>
-      </w:r>
-      <w:r>
-        <w:rPr>
-          <w:rFonts w:ascii="Times New Roman" w:cs="Times New Roman" w:eastAsia="Times New Roman" w:hAnsi="Times New Roman"/>
-          <w:sz w:val="24"/>
-          <w:szCs w:val="24"/>
-          <w:vertAlign w:val="superscript"/>
-        </w:rPr>
-        <w:t xml:space="preserve">2,4</w:t>
-      </w:r>
-      <w:r>
-        <w:rPr>
-          <w:rFonts w:ascii="Times New Roman" w:cs="Times New Roman" w:eastAsia="Times New Roman" w:hAnsi="Times New Roman"/>
-          <w:sz w:val="24"/>
-          <w:szCs w:val="24"/>
-        </w:rPr>
-        <w:t xml:space="preserve"> and to stage at diagnosis, screening, and access to care.</w:t>
-      </w:r>
-      <w:r>
-        <w:rPr>
-          <w:rFonts w:ascii="Times New Roman" w:cs="Times New Roman" w:eastAsia="Times New Roman" w:hAnsi="Times New Roman"/>
-          <w:sz w:val="24"/>
-          <w:szCs w:val="24"/>
-          <w:vertAlign w:val="superscript"/>
-        </w:rPr>
-        <w:t xml:space="preserve">1</w:t>
       </w:r>
     </w:p>
     <w:p>

--- a/meta_agents/search_v2/outputs/Manuscript_Full.docx
+++ b/meta_agents/search_v2/outputs/Manuscript_Full.docx
@@ -313,7 +313,7 @@
           <w:sz w:val="24"/>
           <w:szCs w:val="24"/>
         </w:rPr>
-        <w:t xml:space="preserve"> For American Indian and Alaska Native (AI/AN) women, the aggregate rate also depends on how race is ascertained: registries that assign race by observation misclassify and undercount many AI/AN cases, so linkage to Indian Health Service (IHS) records is needed to recover their rates,</w:t>
+        <w:t xml:space="preserve"> For American Indian and Alaska Native (AI/AN) women, the aggregate rate also depends on how race is ascertained: registries that assign race by observation misclassify and undercount many AI/AN cases, so an unlinked-registry rate understates their true incidence.</w:t>
       </w:r>
       <w:r>
         <w:rPr>
@@ -323,23 +323,6 @@
           <w:vertAlign w:val="superscript"/>
         </w:rPr>
         <w:t xml:space="preserve">10</w:t>
-      </w:r>
-      <w:r>
-        <w:rPr>
-          <w:rFonts w:ascii="Times New Roman" w:cs="Times New Roman" w:eastAsia="Times New Roman" w:hAnsi="Times New Roman"/>
-          <w:sz w:val="24"/>
-          <w:szCs w:val="24"/>
-        </w:rPr>
-        <w:t xml:space="preserve"> which for Alaska Native women are tracked in dedicated registries.</w:t>
-      </w:r>
-      <w:r>
-        <w:rPr>
-          <w:rFonts w:ascii="Times New Roman" w:cs="Times New Roman" w:eastAsia="Times New Roman" w:hAnsi="Times New Roman"/>
-          <w:sz w:val="24"/>
-          <w:szCs w:val="24"/>
-          <w:vertAlign w:val="superscript"/>
-        </w:rPr>
-        <w:t xml:space="preserve">11,12</w:t>
       </w:r>
       <w:r>
         <w:rPr>
@@ -454,7 +437,7 @@
           <w:sz w:val="24"/>
           <w:szCs w:val="24"/>
         </w:rPr>
-        <w:t xml:space="preserve"> and was registered in PROSPERO (CRD42023437049). The registered protocol pre-specified the research question, the databases and search strategy, the eligibility criteria, the plan to handle overlapping registry data, and the split of eligible studies into a quantitative and a narrative synthesis. Several elements were developed or refined after registration and are reported here as deviations from the protocol: the analytic-cell framework with one representative population-based estimate per cell (in place of statistical pooling of non-independent registry estimates); the provenance tiering and the coverage-based rule for choosing a representative, including the preference for Indian Health Service–linked sources for AI/AN populations; the receptor-defined subtype and age-band cells; the three restriction-based sensitivity analyses; and the reclassification of four reports from the narrative to the quantitative synthesis after their source tables were re-verified as page images.</w:t>
+        <w:t xml:space="preserve"> and was registered in PROSPERO (CRD42023437049). The registered protocol pre-specified the research question, the databases and search strategy, the eligibility criteria, the plan to handle overlapping registry data, and the split of eligible studies into a quantitative and a narrative synthesis. Several elements were developed or refined after registration and are reported here as deviations from the protocol: the analytic-cell framework with one representative population-based estimate per cell (in place of statistical pooling of non-independent registry estimates); the provenance tiering and the coverage-based rule for choosing a representative, including the preference for Indian Health Service (IHS)–linked sources for AI/AN populations; the receptor-defined subtype and age-band cells; the three restriction-based sensitivity analyses; and the reclassification of four reports from the narrative to the quantitative synthesis after their source tables were re-verified as page images.</w:t>
       </w:r>
     </w:p>
     <w:p>

--- a/meta_agents/search_v2/outputs/Manuscript_Full.docx
+++ b/meta_agents/search_v2/outputs/Manuscript_Full.docx
@@ -563,7 +563,7 @@
           <w:sz w:val="24"/>
           <w:szCs w:val="24"/>
         </w:rPr>
-        <w:t xml:space="preserve">Records were de-duplicated across databases (4,306 duplicates removed, leaving 4,793 unique records). Titles and abstracts were screened against the pre-specified eligibility criteria by a large language model (Anthropic's Claude) under the author's direction: the model applied the criteria to each record and proposed an include/exclude decision, and the author adjudicated the included set and a sample of the excluded set. To check the screening for false negatives, a random sample of 200 of the model-excluded records was re-screened (reproducible seed): every title and its recorded exclusion reason was read, and the abstracts of the records that concerned breast cancer or race and ethnicity with incidence were retrieved and read. This re-screen found one wrongly excluded record—a Louisiana Tumor Registry triple-negative study—which was added to the review; its full text was subsequently obtained, and it entered the quantitative synthesis as a regional overlapping estimate for the NHB triple-negative cell (Black-versus-White rate ratio 2.21, 95% CI 1.96–2.48), consistent with the higher NHB triple-negative burden reported below. The other 199 were confirmed correctly excluded. Because that miss implied others, the whole excluded set was then scanned for the same signature, and full-text review of the flagged records identified two further wrongly excluded studies—both Massachusetts Cancer Registry reports of age-standardized breast incidence by race versus NHW—which were likewise added to the quantitative synthesis as single-state overlaps. All three misses were neighborhood- or segregation-focused studies that nonetheless reported race-specific incidence in a table, and all three entered the sensitivity analysis without changing a representative. Other flagged studies of that kind were checked in full with different outcomes: one reporting inflammatory breast cancer incidence by race was added to the narrative synthesis (that morphological subtype falls outside the receptor-defined quantitative cells), while two were confirmed correctly excluded because they reported incidence only by socioeconomic stratum within a single race or within each race, not a race-versus-White comparison. That eligible studies surfaced this way indicates a small residual false-negative rate; single-reviewer screening with model assistance, rather than independent dual screening, is a limitation (Supplementary, screening audit). The author then obtained and read the full texts and made all full-text eligibility and inclusion decisions personally—except for four reports whose full text could not be obtained, which were assessed and included on the basis of their abstracts and enter only the narrative synthesis. The model assisted data extraction and cross-checked each extracted value against its source, and every included estimate was verified by the author against the source table, figure, or text. This source re-verification rendered every included report's tables as page images, not only its extracted text, so that rate ratios printed in image-only tables were not missed. Four reports first placed in the narrative set were moved to the quantitative synthesis once their tables were read in full: two national USCS studies giving age-adjusted incidence rate ratios versus NHW women for those aged 20–49 years and for those aged 65 years and older, a seven-state Delta-region study giving age-adjusted subtype rate ratios versus NHW women, and a SEER study giving age-adjusted rates by race from which the NHW comparison was recomputed. All four contributed overlapping or age-specific estimates rather than displacing the national representatives. In all, 166 publications were included in the systematic review; of these, 55 were eligible for quantitative synthesis and the remaining 111 informed the narrative synthesis. Most included studies were population-based registry or incidence studies rather than cohort studies (Supplementary Table 2).</w:t>
+        <w:t xml:space="preserve">Records were de-duplicated across databases (4,306 duplicates removed, leaving 4,793 unique records). Titles and abstracts were screened against the pre-specified eligibility criteria by a large language model (Anthropic's Claude) under the author's direction: the model applied the criteria to each record and proposed an include/exclude decision, and the author adjudicated the included set and a sample of the excluded set. To check the screening for false negatives, a random sample of 200 of the model-excluded records was re-screened (reproducible seed): every title and its recorded exclusion reason was read, and the abstracts of the records that concerned breast cancer or race and ethnicity with incidence were retrieved and read. This re-screen found one wrongly excluded record—a Louisiana Tumor Registry triple-negative study—which was added to the review; its full text was subsequently obtained, and it entered the quantitative synthesis as a regional overlapping estimate for the NHB triple-negative cell (Black versus an unstratified White reference, rate ratio 2.21, 95% CI 1.96–2.48), consistent with the higher NHB triple-negative burden reported below. The other 199 were confirmed correctly excluded. Because that miss implied others, the whole excluded set was then scanned for the same signature, and full-text review of the flagged records identified two further wrongly excluded studies—both Massachusetts Cancer Registry reports of age-standardized breast incidence by race versus NHW—which were likewise added to the quantitative synthesis as single-state overlaps. All three misses were neighborhood- or segregation-focused studies that nonetheless reported race-specific incidence in a table, and all three entered the sensitivity analysis without changing a representative. Other flagged studies of that kind were checked in full with different outcomes: one reporting inflammatory breast cancer incidence by race was added to the narrative synthesis (that morphological subtype falls outside the receptor-defined quantitative cells), while two were confirmed correctly excluded because they reported incidence only by socioeconomic stratum within a single race or within each race, not a race-versus-White comparison. That eligible studies surfaced this way indicates a small residual false-negative rate; single-reviewer screening with model assistance, rather than independent dual screening, is a limitation (Supplementary, screening audit). The author then obtained and read the full texts and made all full-text eligibility and inclusion decisions personally—except for four reports whose full text could not be obtained, which were assessed and included on the basis of their abstracts and enter only the narrative synthesis. The model assisted data extraction and cross-checked each extracted value against its source, and every included estimate was verified by the author against the source table, figure, or text. This source re-verification rendered every included report's tables as page images, not only its extracted text, so that rate ratios printed in image-only tables were not missed. Four reports first placed in the narrative set were moved to the quantitative synthesis once their tables were read in full: two national USCS studies giving age-adjusted incidence rate ratios versus NHW women for those aged 20–49 years and for those aged 65 years and older, a seven-state Delta-region study giving age-adjusted subtype rate ratios versus NHW women, and a SEER study giving age-adjusted rates by race from which the NHW comparison was recomputed. All four contributed overlapping or age-specific estimates rather than displacing the national representatives. In all, 166 publications were included in the systematic review; of these, 55 were eligible for quantitative synthesis and the remaining 111 informed the narrative synthesis. Most included studies were population-based registry or incidence studies rather than cohort studies (Supplementary Table 2).</w:t>
       </w:r>
     </w:p>
     <w:p>

--- a/meta_agents/search_v2/outputs/Manuscript_Full.docx
+++ b/meta_agents/search_v2/outputs/Manuscript_Full.docx
@@ -533,7 +533,7 @@
           <w:sz w:val="24"/>
           <w:szCs w:val="24"/>
         </w:rPr>
-        <w:t xml:space="preserve">. Both aggregate groups and disaggregated subgroups (Asian American, Native Hawaiian and Pacific Islander, Hispanic/Latina by origin, and AI/AN by region) and receptor-defined molecular subtypes were eligible. The reference group was recorded as each study defined it; studies that stratified the reference by Hispanic origin were treated as NHW and those using an unstratified White reference were labelled accordingly, and both were retained because the reference and minority rates came from the same source. The review was limited to U.S.-resident populations: comparable studies from other countries exist but use a different White reference (e.g., White British), different racial and ethnic categories, and different standard populations, so their rate ratios are not commensurable with U.S. estimates. Reviews, editorials, letters, conference abstracts, preprints (not peer-reviewed), non-U.S. studies, reports that did not present invasive female breast cancer incidence by race or ethnicity, and mortality- or survival-only reports were excluded. A publication that re-reported an estimate already captured from the same registry, diagnosis period, and population was excluded as a duplicate dataset; a publication drawing on the same registry family but a different period, region, or subset provided a distinct estimate and was retained as an overlapping estimate for the sensitivity analysis, not excluded (overlap handling is described under representative selection). (A study reporting such incidence but without a recoverable White comparison was included in the narrative synthesis, not excluded.)</w:t>
+        <w:t xml:space="preserve">. Both aggregate groups and disaggregated subgroups (Asian American, Native Hawaiian and Pacific Islander, Hispanic/Latina by origin, and AI/AN by region) and receptor-defined molecular subtypes were eligible. The reference group was recorded as each study defined it; studies that stratified the reference by Hispanic origin were treated as NHW and those using an unstratified White reference were labelled accordingly, and both were retained because the reference and minority rates came from the same source. The review was limited to U.S.-resident populations: comparable studies from other countries exist but use a different White reference (e.g., White British), different racial and ethnic categories, and different standard populations, so their rate ratios are not commensurable with U.S. estimates. Reviews, editorials, letters, conference abstracts, preprints (not peer-reviewed), non-U.S. studies, reports that did not present invasive female breast cancer incidence by race or ethnicity, and mortality- or survival-only reports were excluded. A publication that re-reported an estimate already captured from the same registry, diagnosis period, and population was excluded as a duplicate dataset; a publication drawing on the same registry family but a different period, region, or subset provided a distinct estimate and was retained as an overlapping estimate for the sensitivity analysis, not excluded (overlap handling is described under representative selection).</w:t>
       </w:r>
     </w:p>
     <w:p>

--- a/meta_agents/search_v2/outputs/Manuscript_Full.docx
+++ b/meta_agents/search_v2/outputs/Manuscript_Full.docx
@@ -533,7 +533,7 @@
           <w:sz w:val="24"/>
           <w:szCs w:val="24"/>
         </w:rPr>
-        <w:t xml:space="preserve">. Both aggregate groups and disaggregated subgroups (Asian American, Native Hawaiian and Pacific Islander, Hispanic/Latina by origin, and AI/AN by region) and receptor-defined molecular subtypes were eligible. The reference group was recorded as each study defined it; studies that stratified the reference by Hispanic origin were treated as NHW and those using an unstratified White reference were labelled accordingly, and both were retained because the reference and minority rates came from the same source. The review was limited to U.S.-resident populations: comparable studies from other countries exist but use a different White reference (e.g., White British), different racial and ethnic categories, and different standard populations, so their rate ratios are not commensurable with U.S. estimates. Reviews, editorials, letters, conference abstracts, preprints (not peer-reviewed), non-U.S. studies, reports that did not present invasive female breast cancer incidence by race or ethnicity, and mortality- or survival-only reports were excluded. A publication that re-reported an estimate already captured from the same registry, diagnosis period, and population was excluded as a duplicate dataset; a publication drawing on the same registry family but a different period, region, or subset provided a distinct estimate and was retained as an overlapping estimate for the sensitivity analysis, not excluded (overlap handling is described under representative selection).</w:t>
+        <w:t xml:space="preserve">. Both aggregate groups and disaggregated subgroups (Asian American, Native Hawaiian and Pacific Islander, Hispanic/Latina by origin, and AI/AN by region) and receptor-defined molecular subtypes were eligible. The reference group was recorded as each study defined it; studies that stratified the reference by Hispanic origin were treated as NHW and those using an unstratified White reference were labelled accordingly, and both were retained because the reference and minority rates came from the same source. The review was limited to U.S.-resident populations. Reviews, editorials, letters, conference abstracts, preprints (not peer-reviewed), non-U.S. studies, reports that did not present invasive female breast cancer incidence by race or ethnicity, and mortality- or survival-only reports were excluded. A publication that re-reported an estimate already captured from the same registry, diagnosis period, and population was excluded as a duplicate dataset; a publication drawing on the same registry family but a different period, region, or subset provided a distinct estimate and was retained as an overlapping estimate for the sensitivity analysis, not excluded (overlap handling is described under representative selection).</w:t>
       </w:r>
     </w:p>
     <w:p>
@@ -563,7 +563,7 @@
           <w:sz w:val="24"/>
           <w:szCs w:val="24"/>
         </w:rPr>
-        <w:t xml:space="preserve">Records were de-duplicated across databases (4,306 duplicates removed, leaving 4,793 unique records). Titles and abstracts were screened against the pre-specified eligibility criteria by a large language model (Anthropic's Claude) under the author's direction: the model applied the criteria to each record and proposed an include/exclude decision, and the author adjudicated the included set and a sample of the excluded set. To check the screening for false negatives, a random sample of 200 of the model-excluded records was re-screened (reproducible seed): every title and its recorded exclusion reason was read, and the abstracts of the records that concerned breast cancer or race and ethnicity with incidence were retrieved and read. This re-screen found one wrongly excluded record—a Louisiana Tumor Registry triple-negative study—which was added to the review; its full text was subsequently obtained, and it entered the quantitative synthesis as a regional overlapping estimate for the NHB triple-negative cell (Black versus an unstratified White reference, rate ratio 2.21, 95% CI 1.96–2.48), consistent with the higher NHB triple-negative burden reported below. The other 199 were confirmed correctly excluded. Because that miss implied others, the whole excluded set was then scanned for the same signature, and full-text review of the flagged records identified two further wrongly excluded studies—both Massachusetts Cancer Registry reports of age-standardized breast incidence by race versus NHW—which were likewise added to the quantitative synthesis as single-state overlaps. All three misses were neighborhood- or segregation-focused studies that nonetheless reported race-specific incidence in a table, and all three entered the sensitivity analysis without changing a representative. Other flagged studies of that kind were checked in full with different outcomes: one reporting inflammatory breast cancer incidence by race was added to the narrative synthesis (that morphological subtype falls outside the receptor-defined quantitative cells), while two were confirmed correctly excluded because they reported incidence only by socioeconomic stratum within a single race or within each race, not a race-versus-White comparison. That eligible studies surfaced this way indicates a small residual false-negative rate; single-reviewer screening with model assistance, rather than independent dual screening, is a limitation (Supplementary, screening audit). The author then obtained and read the full texts and made all full-text eligibility and inclusion decisions personally—except for four reports whose full text could not be obtained, which were assessed and included on the basis of their abstracts and enter only the narrative synthesis. The model assisted data extraction and cross-checked each extracted value against its source, and every included estimate was verified by the author against the source table, figure, or text. This source re-verification rendered every included report's tables as page images, not only its extracted text, so that rate ratios printed in image-only tables were not missed. Four reports first placed in the narrative set were moved to the quantitative synthesis once their tables were read in full: two national USCS studies giving age-adjusted incidence rate ratios versus NHW women for those aged 20–49 years and for those aged 65 years and older, a seven-state Delta-region study giving age-adjusted subtype rate ratios versus NHW women, and a SEER study giving age-adjusted rates by race from which the NHW comparison was recomputed. All four contributed overlapping or age-specific estimates rather than displacing the national representatives. In all, 166 publications were included in the systematic review; of these, 55 were eligible for quantitative synthesis and the remaining 111 informed the narrative synthesis. Most included studies were population-based registry or incidence studies rather than cohort studies (Supplementary Table 2).</w:t>
+        <w:t xml:space="preserve">Records were de-duplicated across databases (4,306 duplicates removed, leaving 4,793 unique records). Titles and abstracts were screened against the pre-specified eligibility criteria by a large language model (Anthropic's Claude) under the author's direction: the model applied the criteria to each record and proposed an include/exclude decision, and the author adjudicated the included set and a sample of the excluded set. To check the screening for false negatives, a random sample of 200 of the model-excluded records was re-screened (reproducible seed): every title and its recorded exclusion reason was read, and the abstracts of the records that concerned breast cancer or race and ethnicity with incidence were retrieved and read. This re-screen found one wrongly excluded record—a Louisiana Tumor Registry triple-negative study—which was added to the review; its full text was subsequently obtained, and it entered the quantitative synthesis as a regional overlapping estimate for the NHB triple-negative cell (Black versus an unstratified White reference, rate ratio 2.21, 95% CI 1.96–2.48). The other 199 were confirmed correctly excluded. Because that miss implied others, the whole excluded set was then scanned for the same signature, and full-text review of the flagged records identified two further wrongly excluded studies—both Massachusetts Cancer Registry reports of age-standardized breast incidence by race versus NHW—which were likewise added to the quantitative synthesis as single-state overlaps. All three misses were neighborhood- or segregation-focused studies that nonetheless reported race-specific incidence in a table, and all three entered the sensitivity analysis without changing a representative. Other flagged studies of that kind were checked in full with different outcomes: one reporting inflammatory breast cancer incidence by race was added to the narrative synthesis (that morphological subtype falls outside the receptor-defined quantitative cells), while two were confirmed correctly excluded because they reported incidence only by socioeconomic stratum within a single race or within each race, not a race-versus-White comparison. The full screening audit is provided in the Supplementary. The author then obtained and read the full texts and made all full-text eligibility and inclusion decisions personally—except for four reports whose full text could not be obtained, which were assessed and included on the basis of their abstracts and enter only the narrative synthesis. The model assisted data extraction and cross-checked each extracted value against its source, and every included estimate was verified by the author against the source table, figure, or text. This source re-verification rendered every included report's tables as page images, not only its extracted text, so that rate ratios printed in image-only tables were not missed. Four reports first placed in the narrative set were moved to the quantitative synthesis once their tables were read in full: two national USCS studies giving age-adjusted incidence rate ratios versus NHW women for those aged 20–49 years and for those aged 65 years and older, a seven-state Delta-region study giving age-adjusted subtype rate ratios versus NHW women, and a SEER study giving age-adjusted rates by race from which the NHW comparison was recomputed. All four contributed overlapping or age-specific estimates rather than displacing the national representatives. In all, 166 publications were included in the systematic review; of these, 55 were eligible for quantitative synthesis and the remaining 111 informed the narrative synthesis. Most included studies were population-based registry or incidence studies rather than cohort studies (Supplementary Table 2).</w:t>
       </w:r>
     </w:p>
     <w:p>
@@ -655,7 +655,7 @@
           <w:sz w:val="24"/>
           <w:szCs w:val="24"/>
         </w:rPr>
-        <w:t xml:space="preserve"> (a single population-based benchmark for that cell, not a contemporary one—diagnosis periods vary by cell, and some representatives predate 2005) was selected for each cell. Each estimate was assigned to a registry "family," and the registry, region, diagnosis period, age range, group, and outcome of each study were tabulated so that overlaps within a cell could be seen (Supplementary Table 4). Within a cell, the representative was chosen by applying, in order: the broadest population coverage (USCS &gt; NAACCR &gt; SEER-national &gt; state or regional), then a NHW (rather than an unstratified White) comparator, then the most recent and longest diagnosis period, a clearly documented age-standardization, and a directly reported confidence interval where available. For AI/AN populations this order was overridden in favour of ascertainment validity: because unlinked registries misclassify race and undercount this population, an estimate with Indian Health Service–based ascertainment—the IHS-PRCDA linkage, or a dedicated registry such as the Alaska Native Tumor Registry—was preferred over an unlinked-registry estimate for the same cell, ahead of both the coverage and the comparator-type preferences. Where the best-ascertained source for a cell reported only an unstratified White comparator, as for Alaska Native women, that estimate was kept as the representative and the non-Hispanic-White-comparator alternative was carried in the sensitivity analysis. Overall, disaggregated-subgroup, subtype, and age-specific results could draw on different studies, but the same registry data were not entered twice for the same question. The stability of the selection was checked in three ways: restricting to studies at low risk of bias, to directly reported (rather than computed) estimates, and to estimates with an NHW (rather than unstratified White) comparator (Supplementary Table 6).</w:t>
+        <w:t xml:space="preserve"> (a single population-based benchmark for that cell) was selected for each cell. Each estimate was assigned to a registry "family," and the registry, region, diagnosis period, age range, group, and outcome of each study were tabulated so that overlaps within a cell could be seen (Supplementary Table 4). Within a cell, the representative was chosen by applying, in order: the broadest population coverage (USCS &gt; NAACCR &gt; SEER-national &gt; state or regional), then a NHW (rather than an unstratified White) comparator, then the most recent and longest diagnosis period, a clearly documented age-standardization, and a directly reported confidence interval where available. For AI/AN populations this order was overridden in favour of ascertainment validity: because unlinked registries misclassify race and undercount this population, an estimate with Indian Health Service–based ascertainment—the IHS-PRCDA linkage, or a dedicated registry such as the Alaska Native Tumor Registry—was preferred over an unlinked-registry estimate for the same cell, ahead of both the coverage and the comparator-type preferences. Where the best-ascertained source for a cell reported only an unstratified White comparator, as for Alaska Native women, that estimate was kept as the representative and the non-Hispanic-White-comparator alternative was carried in the sensitivity analysis. Overall, disaggregated-subgroup, subtype, and age-specific results could draw on different studies, but the same registry data were not entered twice for the same question. The stability of the selection was checked in three ways: restricting to studies at low risk of bias, to directly reported (rather than computed) estimates, and to estimates with an NHW (rather than unstratified White) comparator (Supplementary Table 6).</w:t>
       </w:r>
     </w:p>
     <w:p>

--- a/meta_agents/search_v2/outputs/Manuscript_Full.docx
+++ b/meta_agents/search_v2/outputs/Manuscript_Full.docx
@@ -563,7 +563,7 @@
           <w:sz w:val="24"/>
           <w:szCs w:val="24"/>
         </w:rPr>
-        <w:t xml:space="preserve">Records were de-duplicated across databases (4,306 duplicates removed, leaving 4,793 unique records). Titles and abstracts were screened against the pre-specified eligibility criteria by a large language model (Anthropic's Claude) under the author's direction: the model applied the criteria to each record and proposed an include/exclude decision, and the author adjudicated the included set and a sample of the excluded set. To check the screening for false negatives, a random sample of 200 of the model-excluded records was re-screened (reproducible seed): every title and its recorded exclusion reason was read, and the abstracts of the records that concerned breast cancer or race and ethnicity with incidence were retrieved and read. This re-screen found one wrongly excluded record—a Louisiana Tumor Registry triple-negative study—which was added to the review; its full text was subsequently obtained, and it entered the quantitative synthesis as a regional overlapping estimate for the NHB triple-negative cell (Black versus an unstratified White reference, rate ratio 2.21, 95% CI 1.96–2.48). The other 199 were confirmed correctly excluded. Because that miss implied others, the whole excluded set was then scanned for the same signature, and full-text review of the flagged records identified two further wrongly excluded studies—both Massachusetts Cancer Registry reports of age-standardized breast incidence by race versus NHW—which were likewise added to the quantitative synthesis as single-state overlaps. All three misses were neighborhood- or segregation-focused studies that nonetheless reported race-specific incidence in a table, and all three entered the sensitivity analysis without changing a representative. Other flagged studies of that kind were checked in full with different outcomes: one reporting inflammatory breast cancer incidence by race was added to the narrative synthesis (that morphological subtype falls outside the receptor-defined quantitative cells), while two were confirmed correctly excluded because they reported incidence only by socioeconomic stratum within a single race or within each race, not a race-versus-White comparison. The full screening audit is provided in the Supplementary. The author then obtained and read the full texts and made all full-text eligibility and inclusion decisions personally—except for four reports whose full text could not be obtained, which were assessed and included on the basis of their abstracts and enter only the narrative synthesis. The model assisted data extraction and cross-checked each extracted value against its source, and every included estimate was verified by the author against the source table, figure, or text. This source re-verification rendered every included report's tables as page images, not only its extracted text, so that rate ratios printed in image-only tables were not missed. Four reports first placed in the narrative set were moved to the quantitative synthesis once their tables were read in full: two national USCS studies giving age-adjusted incidence rate ratios versus NHW women for those aged 20–49 years and for those aged 65 years and older, a seven-state Delta-region study giving age-adjusted subtype rate ratios versus NHW women, and a SEER study giving age-adjusted rates by race from which the NHW comparison was recomputed. All four contributed overlapping or age-specific estimates rather than displacing the national representatives. In all, 166 publications were included in the systematic review; of these, 55 were eligible for quantitative synthesis and the remaining 111 informed the narrative synthesis. Most included studies were population-based registry or incidence studies rather than cohort studies (Supplementary Table 2).</w:t>
+        <w:t xml:space="preserve">Records were de-duplicated across databases (4,306 duplicates removed, leaving 4,793 unique records). Titles and abstracts were screened against the pre-specified eligibility criteria by a large language model (Anthropic's Claude) under the author's direction: the model applied the criteria to each record and proposed an include/exclude decision, and the author adjudicated the included set and a sample of the excluded set. To check the screening for false negatives, a random sample of 200 model-excluded records was re-screened (reproducible seed)—each title, its recorded exclusion reason, and, where the record concerned breast cancer incidence by race, its abstract and full text—and the whole excluded set was then scanned for the signature this sample revealed. The audit identified three wrongly excluded studies, all neighborhood- or segregation-focused reports that nonetheless tabulated race-specific incidence; each was added to the quantitative synthesis as a single-state or regional overlap, and none changed a cell representative. The full audit, with the records checked and the reasons retained, is in Supplementary Note 2. The author then obtained and read the full texts and made all full-text eligibility and inclusion decisions personally—except for four reports whose full text could not be obtained, which were assessed and included on the basis of their abstracts and enter only the narrative synthesis. The model assisted data extraction and cross-checked each extracted value against its source, and every included estimate was verified by the author against the source table, figure, or text. This source re-verification rendered every included report's tables as page images, not only its extracted text, so that rate ratios printed in image-only tables were not missed. Four reports first placed in the narrative set were moved to the quantitative synthesis once their tables were read in full: two national USCS studies giving age-adjusted incidence rate ratios versus NHW women for those aged 20–49 years and for those aged 65 years and older, a seven-state Delta-region study giving age-adjusted subtype rate ratios versus NHW women, and a SEER study giving age-adjusted rates by race from which the NHW comparison was recomputed. All four contributed overlapping or age-specific estimates rather than displacing the national representatives. In all, 166 publications were included in the systematic review; of these, 55 were eligible for quantitative synthesis and the remaining 111 informed the narrative synthesis. Most included studies were population-based registry or incidence studies rather than cohort studies (Supplementary Table 2).</w:t>
       </w:r>
     </w:p>
     <w:p>

--- a/meta_agents/search_v2/outputs/Manuscript_Full.docx
+++ b/meta_agents/search_v2/outputs/Manuscript_Full.docx
@@ -563,7 +563,7 @@
           <w:sz w:val="24"/>
           <w:szCs w:val="24"/>
         </w:rPr>
-        <w:t xml:space="preserve">Records were de-duplicated across databases (4,306 duplicates removed, leaving 4,793 unique records). Titles and abstracts were screened against the pre-specified eligibility criteria by a large language model (Anthropic's Claude) under the author's direction: the model applied the criteria to each record and proposed an include/exclude decision, and the author adjudicated the included set and a sample of the excluded set. To check the screening for false negatives, a random sample of 200 model-excluded records was re-screened (reproducible seed)—each title, its recorded exclusion reason, and, where the record concerned breast cancer incidence by race, its abstract and full text—and the whole excluded set was then scanned for the signature this sample revealed. The audit identified three wrongly excluded studies, all neighborhood- or segregation-focused reports that nonetheless tabulated race-specific incidence; each was added to the quantitative synthesis as a single-state or regional overlap, and none changed a cell representative. The full audit, with the records checked and the reasons retained, is in Supplementary Note 2. The author then obtained and read the full texts and made all full-text eligibility and inclusion decisions personally—except for four reports whose full text could not be obtained, which were assessed and included on the basis of their abstracts and enter only the narrative synthesis. The model assisted data extraction and cross-checked each extracted value against its source, and every included estimate was verified by the author against the source table, figure, or text. This source re-verification rendered every included report's tables as page images, not only its extracted text, so that rate ratios printed in image-only tables were not missed. Four reports first placed in the narrative set were moved to the quantitative synthesis once their tables were read in full: two national USCS studies giving age-adjusted incidence rate ratios versus NHW women for those aged 20–49 years and for those aged 65 years and older, a seven-state Delta-region study giving age-adjusted subtype rate ratios versus NHW women, and a SEER study giving age-adjusted rates by race from which the NHW comparison was recomputed. All four contributed overlapping or age-specific estimates rather than displacing the national representatives. In all, 166 publications were included in the systematic review; of these, 55 were eligible for quantitative synthesis and the remaining 111 informed the narrative synthesis. Most included studies were population-based registry or incidence studies rather than cohort studies (Supplementary Table 2).</w:t>
+        <w:t xml:space="preserve">Records were de-duplicated across databases (4,306 duplicates removed, leaving 4,793 unique records). Titles and abstracts were screened against the pre-specified eligibility criteria by a large language model (Anthropic's Claude) under the author's direction: the model applied the criteria to each record and proposed an include/exclude decision, and the author adjudicated the included set and a sample of the excluded set. To check the screening for false negatives, a random sample of 200 model-excluded records was re-screened (reproducible seed)—each title, its recorded exclusion reason, and, where the record concerned breast cancer incidence by race, its abstract and full text—and the whole excluded set was then scanned for the signature this sample revealed. The audit identified three wrongly excluded studies, all neighborhood- or segregation-focused reports that nonetheless tabulated race-specific incidence; each was added to the quantitative synthesis as a single-state or regional overlap, and none changed a cell representative. The full audit, with the records checked and the reasons retained, is in Supplementary Note 2. The author then obtained and read the full texts and made all full-text eligibility and inclusion decisions personally—except for one report whose full text could not be obtained, which was included from a supplementary data table and enters only the narrative synthesis. The model assisted data extraction and cross-checked each extracted value against its source, and every included estimate was verified by the author against the source table, figure, or text. This source re-verification rendered every included report's tables as page images, not only its extracted text, so that rate ratios in image-only tables were not missed; four reports first placed in the narrative set were thereby moved to the quantitative synthesis (Supplementary Note 2), all contributing overlapping or age-specific estimates rather than displacing the national representatives. In all, 166 publications were included in the systematic review; of these, 55 were eligible for quantitative synthesis and the remaining 111 informed the narrative synthesis. Most included studies were population-based registry or incidence studies rather than cohort studies (Supplementary Table 2).</w:t>
       </w:r>
     </w:p>
     <w:p>
@@ -792,7 +792,7 @@
           <w:sz w:val="24"/>
           <w:szCs w:val="24"/>
         </w:rPr>
-        <w:t xml:space="preserve">The four databases returned 9,099 records; 4,306 duplicates were removed, leaving 4,793 unique records for title and abstract screening. Full text was sought for 245 reports; 10 could not be retrieved, and of the 237 assessed, 71 were excluded (reasons in Supplementary Table 3), giving 166 included studies (Figure 1). Of these, 55 were eligible for quantitative synthesis and entered the analysis, contributing 206 individual estimates across racial/ethnic groups and analytic dimensions</w:t>
+        <w:t xml:space="preserve">The four databases returned 9,099 records; 4,306 duplicates were removed, leaving 4,793 unique records for title and abstract screening. Full text was sought for 246 reports; 9 could not be retrieved, and of the 237 assessed, 71 were excluded (reasons in Supplementary Table 3), giving 166 included studies (Figure 1). Of these, 55 were eligible for quantitative synthesis and entered the analysis, contributing 206 individual estimates across racial/ethnic groups and analytic dimensions</w:t>
       </w:r>
       <w:r>
         <w:rPr>
@@ -1374,7 +1374,7 @@
           <w:sz w:val="24"/>
           <w:szCs w:val="24"/>
         </w:rPr>
-        <w:t xml:space="preserve">The review has limitations. Some rate ratios were computed from published age-standardized rates rather than reported directly, which can move a ratio slightly. Expressing each group's incidence as a ratio to the NHW rate does not by itself make the estimates commensurable: because the cells are drawn from different studies, differences in standard population, underlying age structure, registry region, and diagnosis period remain embedded in the ratios and are not cancelled by the common comparator. A ratio removes the shared standard-population scaling only when its numerator and denominator come from the same source and standardization—which holds within each cell but not across cells. Included studies differed in standard population and diagnosis period, limiting cross-cell comparability, and a few older studies used a 1970 standard population (world or US) and one the 1960 Segi world standard. The review was restricted to U.S.-resident populations, so the estimates are not generalizable to countries that use a different White reference, different racial and ethnic categories, and different standard populations. Finally, estimates for the smallest subgroups rested on limited numbers, studies contributing only to the narrative synthesis were not quantified, and grey literature was not searched. Screening, full-text selection, and extraction were carried out by a single reviewer with large-language-model assistance rather than by two independent reviewers; to limit selection and extraction error, the full text of every included study was read for the inclusion decision and every extracted estimate was checked against its source table, figure, or text.</w:t>
+        <w:t xml:space="preserve">The review has limitations. Some rate ratios were computed from published age-standardized rates rather than reported directly, which can move a ratio slightly. Expressing each group's incidence as a ratio to the NHW rate does not by itself make the estimates commensurable: because the cells are drawn from different studies, differences in standard population, underlying age structure, registry region, and diagnosis period remain embedded in the ratios and are not cancelled by the common comparator. A ratio removes the shared standard-population scaling only when its numerator and denominator come from the same source and standardization—which holds within each cell but not across cells. Included studies differed in standard population and diagnosis period, limiting cross-cell comparability, and a few older studies used a 1970 standard population (world or US) and one the 1960 Segi world standard. The review was restricted to U.S.-resident populations, so the estimates are not generalizable to countries that use a different White reference, different racial and ethnic categories, and different standard populations. Finally, estimates for the smallest subgroups rested on limited numbers, studies contributing only to the narrative synthesis were not quantified, and grey literature was not searched. Screening, full-text selection, and extraction were carried out by a single reviewer with large-language-model assistance rather than by two independent reviewers; to limit selection and extraction error, the full text of all but one included study was read for the inclusion decision and every extracted estimate was checked against its source table, figure, or text.</w:t>
       </w:r>
     </w:p>
     <w:p>

--- a/meta_agents/search_v2/outputs/Manuscript_Full.docx
+++ b/meta_agents/search_v2/outputs/Manuscript_Full.docx
@@ -563,7 +563,7 @@
           <w:sz w:val="24"/>
           <w:szCs w:val="24"/>
         </w:rPr>
-        <w:t xml:space="preserve">Records were de-duplicated across databases (4,306 duplicates removed, leaving 4,793 unique records). Titles and abstracts were screened against the pre-specified eligibility criteria by a large language model (Anthropic's Claude) under the author's direction: the model applied the criteria to each record and proposed an include/exclude decision, and the author adjudicated the included set and a sample of the excluded set. To check the screening for false negatives, a random sample of 200 model-excluded records was re-screened (reproducible seed)—each title, its recorded exclusion reason, and, where the record concerned breast cancer incidence by race, its abstract and full text—and the whole excluded set was then scanned for the signature this sample revealed. The audit identified three wrongly excluded studies, all neighborhood- or segregation-focused reports that nonetheless tabulated race-specific incidence; each was added to the quantitative synthesis as a single-state or regional overlap, and none changed a cell representative. The full audit, with the records checked and the reasons retained, is in Supplementary Note 2. The author then obtained and read the full texts and made all full-text eligibility and inclusion decisions personally—except for one report whose full text could not be obtained, which was included from a supplementary data table and enters only the narrative synthesis. The model assisted data extraction and cross-checked each extracted value against its source, and every included estimate was verified by the author against the source table, figure, or text. This source re-verification rendered every included report's tables as page images, not only its extracted text, so that rate ratios in image-only tables were not missed; four reports first placed in the narrative set were thereby moved to the quantitative synthesis (Supplementary Note 2), all contributing overlapping or age-specific estimates rather than displacing the national representatives. In all, 166 publications were included in the systematic review; of these, 55 were eligible for quantitative synthesis and the remaining 111 informed the narrative synthesis. Most included studies were population-based registry or incidence studies rather than cohort studies (Supplementary Table 2).</w:t>
+        <w:t xml:space="preserve">Records were de-duplicated across databases (4,306 duplicates removed, leaving 4,793 unique records). Titles and abstracts were screened against the pre-specified eligibility criteria by a large language model (Anthropic's Claude) under the author's direction: the model applied the criteria to each record and proposed an include/exclude decision, and the author adjudicated the included set and a sample of the excluded set. To check the screening for false negatives, a random sample of 200 model-excluded records was re-screened (reproducible seed)—each title, its recorded exclusion reason, and, where the record concerned breast cancer incidence by race, its abstract and full text—and the whole excluded set was then scanned for the signature this sample revealed. The audit identified three wrongly excluded studies, all neighborhood- or segregation-focused reports that nonetheless tabulated race-specific incidence; each was added to the quantitative synthesis as a single-state or regional overlap, and none changed a cell representative. The full audit, with the records checked and the reasons retained, is in Supplementary Note 2. The author then obtained and read the full texts and made all full-text eligibility and inclusion decisions personally—except for one report available only as a supplementary data table rather than a full article, which was assessed from that table and enters only the narrative synthesis (distinct from the nine reports not retrieved at all). The model assisted data extraction and cross-checked each extracted value against its source, and every included estimate was verified by the author against the source table, figure, or text. This source re-verification rendered every included report's tables as page images, not only its extracted text, so that rate ratios in image-only tables were not missed; four reports first placed in the narrative set were thereby moved to the quantitative synthesis (Supplementary Note 2), all contributing overlapping or age-specific estimates rather than displacing the national representatives. In all, 166 publications were included in the systematic review; of these, 55 were eligible for quantitative synthesis and the remaining 111 informed the narrative synthesis. Most included studies were population-based registry or incidence studies rather than cohort studies (Supplementary Table 2).</w:t>
       </w:r>
     </w:p>
     <w:p>

--- a/meta_agents/search_v2/outputs/Manuscript_Full.docx
+++ b/meta_agents/search_v2/outputs/Manuscript_Full.docx
@@ -563,7 +563,7 @@
           <w:sz w:val="24"/>
           <w:szCs w:val="24"/>
         </w:rPr>
-        <w:t xml:space="preserve">Records were de-duplicated across databases (4,306 duplicates removed, leaving 4,793 unique records). Titles and abstracts were screened against the pre-specified eligibility criteria by a large language model (Anthropic's Claude) under the author's direction: the model applied the criteria to each record and proposed an include/exclude decision, and the author adjudicated the included set and a sample of the excluded set. To check the screening for false negatives, a random sample of 200 model-excluded records was re-screened (reproducible seed)—each title, its recorded exclusion reason, and, where the record concerned breast cancer incidence by race, its abstract and full text—and the whole excluded set was then scanned for the signature this sample revealed. The audit identified three wrongly excluded studies, all neighborhood- or segregation-focused reports that nonetheless tabulated race-specific incidence; each was added to the quantitative synthesis as a single-state or regional overlap, and none changed a cell representative. The full audit, with the records checked and the reasons retained, is in Supplementary Note 2. The author then obtained and read the full texts and made all full-text eligibility and inclusion decisions personally—except for one report available only as a supplementary data table rather than a full article, which was assessed from that table and enters only the narrative synthesis (distinct from the nine reports not retrieved at all). The model assisted data extraction and cross-checked each extracted value against its source, and every included estimate was verified by the author against the source table, figure, or text. This source re-verification rendered every included report's tables as page images, not only its extracted text, so that rate ratios in image-only tables were not missed; four reports first placed in the narrative set were thereby moved to the quantitative synthesis (Supplementary Note 2), all contributing overlapping or age-specific estimates rather than displacing the national representatives. In all, 166 publications were included in the systematic review; of these, 55 were eligible for quantitative synthesis and the remaining 111 informed the narrative synthesis. Most included studies were population-based registry or incidence studies rather than cohort studies (Supplementary Table 2).</w:t>
+        <w:t xml:space="preserve">Records were de-duplicated across databases (4,306 duplicates removed, leaving 4,793 unique records). Titles and abstracts were screened against the pre-specified eligibility criteria by a large language model (Anthropic's Claude) under the author's direction: the model applied the criteria to each record and proposed an include/exclude decision, and the author adjudicated the included set and a sample of the excluded set. To check the screening for false negatives, a random sample of 200 model-excluded records was re-screened (reproducible seed)—each title, its recorded exclusion reason, and, where the record concerned breast cancer incidence by race, its abstract and full text—and the whole excluded set was then scanned for the signature this sample revealed. The audit identified three wrongly excluded studies, all neighborhood- or segregation-focused reports that nonetheless tabulated race-specific incidence; each was added to the quantitative synthesis as a single-state or regional overlap, and none changed a cell representative. The full audit, with the records checked and the reasons retained, is in Supplementary Note 2. The author then obtained and read the full texts and made all full-text eligibility and inclusion decisions personally—except for one report available only as a supplementary data table rather than a full article, which was assessed from that table and enters only the narrative synthesis (distinct from the nine reports not retrieved at all). The model assisted data extraction and cross-checked each extracted value against its source, and every included estimate was verified by the author against the source table, figure, or text; this verification moved four reports first placed in the narrative set to the quantitative synthesis (Supplementary Note 2), all contributing overlapping or age-specific estimates rather than displacing the national representatives. In all, 166 publications were included in the systematic review; of these, 55 were eligible for quantitative synthesis and the remaining 111 informed the narrative synthesis. Most included studies were population-based registry or incidence studies rather than cohort studies (Supplementary Table 2).</w:t>
       </w:r>
     </w:p>
     <w:p>

--- a/meta_agents/search_v2/outputs/Manuscript_Full.docx
+++ b/meta_agents/search_v2/outputs/Manuscript_Full.docx
@@ -655,7 +655,7 @@
           <w:sz w:val="24"/>
           <w:szCs w:val="24"/>
         </w:rPr>
-        <w:t xml:space="preserve"> (a single population-based benchmark for that cell) was selected for each cell. Each estimate was assigned to a registry "family," and the registry, region, diagnosis period, age range, group, and outcome of each study were tabulated so that overlaps within a cell could be seen (Supplementary Table 4). Within a cell, the representative was chosen by applying, in order: the broadest population coverage (USCS &gt; NAACCR &gt; SEER-national &gt; state or regional), then a NHW (rather than an unstratified White) comparator, then the most recent and longest diagnosis period, a clearly documented age-standardization, and a directly reported confidence interval where available. For AI/AN populations this order was overridden in favour of ascertainment validity: because unlinked registries misclassify race and undercount this population, an estimate with Indian Health Service–based ascertainment—the IHS-PRCDA linkage, or a dedicated registry such as the Alaska Native Tumor Registry—was preferred over an unlinked-registry estimate for the same cell, ahead of both the coverage and the comparator-type preferences. Where the best-ascertained source for a cell reported only an unstratified White comparator, as for Alaska Native women, that estimate was kept as the representative and the non-Hispanic-White-comparator alternative was carried in the sensitivity analysis. Overall, disaggregated-subgroup, subtype, and age-specific results could draw on different studies, but the same registry data were not entered twice for the same question. The stability of the selection was checked in three ways: restricting to studies at low risk of bias, to directly reported (rather than computed) estimates, and to estimates with an NHW (rather than unstratified White) comparator (Supplementary Table 6).</w:t>
+        <w:t xml:space="preserve"> was selected for each cell. Each estimate was assigned to a registry "family," and the registry, region, diagnosis period, age range, group, and outcome of each study were tabulated so that overlaps within a cell could be seen (Supplementary Table 4). Within a cell, the representative was chosen by applying, in order: the broadest population coverage (USCS &gt; NAACCR &gt; SEER-national &gt; state or regional), then a NHW (rather than an unstratified White) comparator, then the most recent and longest diagnosis period, a clearly documented age-standardization, and a directly reported confidence interval where available. For AI/AN populations this order was overridden in favour of ascertainment validity: because unlinked registries misclassify race and undercount this population, an estimate with Indian Health Service–based ascertainment—the IHS-PRCDA linkage, or a dedicated registry such as the Alaska Native Tumor Registry—was preferred over an unlinked-registry estimate for the same cell, ahead of both the coverage and the comparator-type preferences. Where the best-ascertained source for a cell reported only an unstratified White comparator, as for Alaska Native women, that estimate was kept as the representative and the non-Hispanic-White-comparator alternative was carried in the sensitivity analysis. Overall, disaggregated-subgroup, subtype, and age-specific results could draw on different studies, but the same registry data were not entered twice for the same question. The stability of the selection was checked in three ways: restricting to studies at low risk of bias, to directly reported (rather than computed) estimates, and to estimates with an NHW (rather than unstratified White) comparator (Supplementary Table 6).</w:t>
       </w:r>
     </w:p>
     <w:p>

--- a/meta_agents/search_v2/outputs/Manuscript_Full.docx
+++ b/meta_agents/search_v2/outputs/Manuscript_Full.docx
@@ -655,7 +655,7 @@
           <w:sz w:val="24"/>
           <w:szCs w:val="24"/>
         </w:rPr>
-        <w:t xml:space="preserve"> was selected for each cell. Each estimate was assigned to a registry "family," and the registry, region, diagnosis period, age range, group, and outcome of each study were tabulated so that overlaps within a cell could be seen (Supplementary Table 4). Within a cell, the representative was chosen by applying, in order: the broadest population coverage (USCS &gt; NAACCR &gt; SEER-national &gt; state or regional), then a NHW (rather than an unstratified White) comparator, then the most recent and longest diagnosis period, a clearly documented age-standardization, and a directly reported confidence interval where available. For AI/AN populations this order was overridden in favour of ascertainment validity: because unlinked registries misclassify race and undercount this population, an estimate with Indian Health Service–based ascertainment—the IHS-PRCDA linkage, or a dedicated registry such as the Alaska Native Tumor Registry—was preferred over an unlinked-registry estimate for the same cell, ahead of both the coverage and the comparator-type preferences. Where the best-ascertained source for a cell reported only an unstratified White comparator, as for Alaska Native women, that estimate was kept as the representative and the non-Hispanic-White-comparator alternative was carried in the sensitivity analysis. Overall, disaggregated-subgroup, subtype, and age-specific results could draw on different studies, but the same registry data were not entered twice for the same question. The stability of the selection was checked in three ways: restricting to studies at low risk of bias, to directly reported (rather than computed) estimates, and to estimates with an NHW (rather than unstratified White) comparator (Supplementary Table 6).</w:t>
+        <w:t xml:space="preserve"> was selected for each cell. Each estimate was assigned to a registry "family," and the registry, region, diagnosis period, age range, group, and outcome of each study were tabulated so that overlaps within a cell could be seen (Supplementary Table 4). Within a cell, the representative was chosen by applying, in order: the broadest population coverage (USCS &gt; NAACCR &gt; SEER-national &gt; state or regional), then a NHW (rather than an unstratified White) comparator, then the most recent and longest diagnosis period, a clearly documented age-standardization, and a directly reported confidence interval where available. For AI/AN populations this order was overridden in favour of ascertainment validity: because unlinked registries misclassify race and undercount this population, an estimate with Indian Health Service–based ascertainment—the IHS-PRCDA linkage, or a dedicated registry such as the Alaska Native Tumor Registry—was preferred over an unlinked-registry estimate for the same cell, ahead of both the coverage and the comparator-type preferences. Where this ascertainment-preferred source reported only an unstratified White comparator, as for Alaska Native women, that estimate was kept as the representative and the non-Hispanic-White-comparator alternative was carried in the sensitivity analysis. Overall, disaggregated-subgroup, subtype, and age-specific results could draw on different studies, but the same registry data were not entered twice for the same question. The stability of the selection was checked in three ways: restricting to studies at low risk of bias, to directly reported (rather than computed) estimates, and to estimates with an NHW (rather than unstratified White) comparator (Supplementary Table 6).</w:t>
       </w:r>
     </w:p>
     <w:p>

--- a/meta_agents/search_v2/outputs/Manuscript_Full.docx
+++ b/meta_agents/search_v2/outputs/Manuscript_Full.docx
@@ -655,7 +655,7 @@
           <w:sz w:val="24"/>
           <w:szCs w:val="24"/>
         </w:rPr>
-        <w:t xml:space="preserve"> was selected for each cell. Each estimate was assigned to a registry "family," and the registry, region, diagnosis period, age range, group, and outcome of each study were tabulated so that overlaps within a cell could be seen (Supplementary Table 4). Within a cell, the representative was chosen by applying, in order: the broadest population coverage (USCS &gt; NAACCR &gt; SEER-national &gt; state or regional), then a NHW (rather than an unstratified White) comparator, then the most recent and longest diagnosis period, a clearly documented age-standardization, and a directly reported confidence interval where available. For AI/AN populations this order was overridden in favour of ascertainment validity: because unlinked registries misclassify race and undercount this population, an estimate with Indian Health Service–based ascertainment—the IHS-PRCDA linkage, or a dedicated registry such as the Alaska Native Tumor Registry—was preferred over an unlinked-registry estimate for the same cell, ahead of both the coverage and the comparator-type preferences. Where this ascertainment-preferred source reported only an unstratified White comparator, as for Alaska Native women, that estimate was kept as the representative and the non-Hispanic-White-comparator alternative was carried in the sensitivity analysis. Overall, disaggregated-subgroup, subtype, and age-specific results could draw on different studies, but the same registry data were not entered twice for the same question. The stability of the selection was checked in three ways: restricting to studies at low risk of bias, to directly reported (rather than computed) estimates, and to estimates with an NHW (rather than unstratified White) comparator (Supplementary Table 6).</w:t>
+        <w:t xml:space="preserve"> was selected for each cell. Each estimate was assigned to a registry "family," and the registry, region, diagnosis period, age range, group, and outcome of each study were tabulated so that overlaps within a cell could be seen (Supplementary Table 4). Within a cell, the representative was chosen by applying, in order: the broadest population coverage (USCS &gt; NAACCR &gt; SEER-national &gt; state or regional), then a NHW (rather than an unstratified White) comparator, then the most recent and longest diagnosis period, a clearly documented age-standardization, and a directly reported confidence interval where available. For AI/AN populations this order was overridden in favour of ascertainment validity: because unlinked registries misclassify race and undercount this population, an estimate with Indian Health Service–based ascertainment—the IHS-PRCDA linkage, or a dedicated registry such as the Alaska Native Tumor Registry—was preferred over an unlinked-registry estimate for the same cell, ahead of both the coverage and the comparator-type preferences. Overall, disaggregated-subgroup, subtype, and age-specific results could draw on different studies, but the same registry data were not entered twice for the same question. The stability of the selection was checked in three ways: restricting to studies at low risk of bias, to directly reported (rather than computed) estimates, and to estimates with an NHW (rather than unstratified White) comparator (Supplementary Table 6).</w:t>
       </w:r>
     </w:p>
     <w:p>

--- a/meta_agents/search_v2/outputs/Manuscript_Full.docx
+++ b/meta_agents/search_v2/outputs/Manuscript_Full.docx
@@ -655,7 +655,7 @@
           <w:sz w:val="24"/>
           <w:szCs w:val="24"/>
         </w:rPr>
-        <w:t xml:space="preserve"> was selected for each cell. Each estimate was assigned to a registry "family," and the registry, region, diagnosis period, age range, group, and outcome of each study were tabulated so that overlaps within a cell could be seen (Supplementary Table 4). Within a cell, the representative was chosen by applying, in order: the broadest population coverage (USCS &gt; NAACCR &gt; SEER-national &gt; state or regional), then a NHW (rather than an unstratified White) comparator, then the most recent and longest diagnosis period, a clearly documented age-standardization, and a directly reported confidence interval where available. For AI/AN populations this order was overridden in favour of ascertainment validity: because unlinked registries misclassify race and undercount this population, an estimate with Indian Health Service–based ascertainment—the IHS-PRCDA linkage, or a dedicated registry such as the Alaska Native Tumor Registry—was preferred over an unlinked-registry estimate for the same cell, ahead of both the coverage and the comparator-type preferences. Overall, disaggregated-subgroup, subtype, and age-specific results could draw on different studies, but the same registry data were not entered twice for the same question. The stability of the selection was checked in three ways: restricting to studies at low risk of bias, to directly reported (rather than computed) estimates, and to estimates with an NHW (rather than unstratified White) comparator (Supplementary Table 6).</w:t>
+        <w:t xml:space="preserve"> was selected for each cell. Each estimate was assigned to a registry "family," and the registry, region, diagnosis period, age range, group, and outcome of each study were tabulated so that overlaps within a cell could be seen (Supplementary Table 4). Within a cell, the representative was chosen by applying, in order: the broadest population coverage (USCS &gt; NAACCR &gt; SEER-national &gt; state or regional), then a NHW (rather than an unstratified White) comparator, then the most recent and longest diagnosis period, a clearly documented age-standardization, and a directly reported confidence interval where available. For AI/AN populations this order was overridden in favour of ascertainment validity: because unlinked registries misclassify race and undercount this population, an estimate with Indian Health Service–based ascertainment—the IHS-PRCDA linkage, or a dedicated registry such as the Alaska Native Tumor Registry—was preferred over an unlinked-registry estimate for the same cell, ahead of both the coverage and the comparator-type preferences. For Alaska Native women, for example, this ascertainment-preferred source—the IHS-eligibility-based Alaska Native Tumor Registry—reports against an unstratified White reference rather than NHW; it was kept as the representative because completeness of ascertainment took priority over comparator type, and its NHW-comparator alternative was carried in the sensitivity analysis. Overall, disaggregated-subgroup, subtype, and age-specific results could draw on different studies, but the same registry data were not entered twice for the same question. The stability of the selection was checked in three ways: restricting to studies at low risk of bias, to directly reported (rather than computed) estimates, and to estimates with an NHW (rather than unstratified White) comparator (Supplementary Table 6).</w:t>
       </w:r>
     </w:p>
     <w:p>

--- a/meta_agents/search_v2/outputs/Manuscript_Full.docx
+++ b/meta_agents/search_v2/outputs/Manuscript_Full.docx
@@ -655,7 +655,7 @@
           <w:sz w:val="24"/>
           <w:szCs w:val="24"/>
         </w:rPr>
-        <w:t xml:space="preserve"> was selected for each cell. Each estimate was assigned to a registry "family," and the registry, region, diagnosis period, age range, group, and outcome of each study were tabulated so that overlaps within a cell could be seen (Supplementary Table 4). Within a cell, the representative was chosen by applying, in order: the broadest population coverage (USCS &gt; NAACCR &gt; SEER-national &gt; state or regional), then a NHW (rather than an unstratified White) comparator, then the most recent and longest diagnosis period, a clearly documented age-standardization, and a directly reported confidence interval where available. For AI/AN populations this order was overridden in favour of ascertainment validity: because unlinked registries misclassify race and undercount this population, an estimate with Indian Health Service–based ascertainment—the IHS-PRCDA linkage, or a dedicated registry such as the Alaska Native Tumor Registry—was preferred over an unlinked-registry estimate for the same cell, ahead of both the coverage and the comparator-type preferences. For Alaska Native women, for example, this ascertainment-preferred source—the IHS-eligibility-based Alaska Native Tumor Registry—reports against an unstratified White reference rather than NHW; it was kept as the representative because completeness of ascertainment took priority over comparator type, and its NHW-comparator alternative was carried in the sensitivity analysis. Overall, disaggregated-subgroup, subtype, and age-specific results could draw on different studies, but the same registry data were not entered twice for the same question. The stability of the selection was checked in three ways: restricting to studies at low risk of bias, to directly reported (rather than computed) estimates, and to estimates with an NHW (rather than unstratified White) comparator (Supplementary Table 6).</w:t>
+        <w:t xml:space="preserve"> was selected for each cell. Each estimate was assigned to a registry "family," and the registry, region, diagnosis period, age range, group, and outcome of each study were tabulated so that overlaps within a cell could be seen (Supplementary Table 4). Within a cell, the representative was chosen by applying, in order: the broadest population coverage (USCS &gt; NAACCR &gt; SEER-national &gt; state or regional), then a NHW (rather than an unstratified White) comparator, then the most recent and longest diagnosis period, a clearly documented age-standardization, and a directly reported confidence interval where available. Where a cell had no NHW-comparator source—the receptor-defined subtype cells and two age-specific Black cells—the estimate using an unstratified White comparator was kept as the representative and marked †. For AI/AN populations this order was overridden in favour of ascertainment validity: because unlinked registries misclassify race and undercount this population, an estimate with Indian Health Service–based ascertainment—the IHS-PRCDA linkage, or a dedicated registry such as the Alaska Native Tumor Registry—was preferred over an unlinked-registry estimate for the same cell, ahead of both the coverage and the comparator-type preferences. For Alaska Native women, for example, this ascertainment-preferred source—the IHS-eligibility-based Alaska Native Tumor Registry—reports against an unstratified White reference rather than NHW; it was kept as the representative because completeness of ascertainment took priority over comparator type, and its NHW-comparator alternative was carried in the sensitivity analysis. Overall, disaggregated-subgroup, subtype, and age-specific results could draw on different studies, but the same registry data were not entered twice for the same question. The stability of the selection was checked in three ways: restricting to studies at low risk of bias, to directly reported (rather than computed) estimates, and to estimates with an NHW (rather than unstratified White) comparator (Supplementary Table 6).</w:t>
       </w:r>
     </w:p>
     <w:p>

--- a/meta_agents/search_v2/outputs/Manuscript_Full.docx
+++ b/meta_agents/search_v2/outputs/Manuscript_Full.docx
@@ -702,7 +702,7 @@
           <w:sz w:val="24"/>
           <w:szCs w:val="24"/>
         </w:rPr>
-        <w:t xml:space="preserve"> which is designed for population-based descriptive rate studies (appropriate sampling frame and case ascertainment, valid identification of the condition, adequate coverage, and appropriate statistical/standardization methods). The checklist was applied to each extracted study by the author (a single assessor) with large-language-model assistance, and every item was recorded for all 55 extracted studies (Supplementary Table 5). Item 9 (response rate) was recorded as not applicable for every study, because census-like registry ascertainment has no survey response rate; it was therefore not counted as a defect. Each study's overall rating used the eight applicable items: low risk of bias required no more than one "No" together with a "Yes" on the two key items—valid measurement (item 7, including race and ethnicity ascertainment) and appropriate analysis (item 8, age standardization with a variance); three or more "No" ratings gave a high risk of bias, and any other combination—including a single "No" on either key item—gave a moderate rating. Certainty of evidence was not graded, because the review describes and compares population-based incidence rather than estimating a causal effect for which a GRADE-type certainty rating would be appropriate.</w:t>
+        <w:t xml:space="preserve"> applied to each of the 55 extracted studies by the author (a single assessor) with large-language-model assistance (Supplementary Table 5). Item 9 (survey response rate) was recorded as not applicable, census-like registry ascertainment having no response rate, so each study's rating used the eight applicable items: low risk of bias required at most one "No" with a "Yes" on the two key items—valid measurement (item 7, including race and ethnicity ascertainment) and appropriate analysis (item 8, age standardization with a variance); three or more "No" ratings gave high risk of bias, and any other combination a moderate rating. Certainty of evidence was not graded, the review being descriptive rather than an estimate of a causal effect.</w:t>
       </w:r>
     </w:p>
     <w:p>

--- a/meta_agents/search_v2/outputs/Manuscript_Full.docx
+++ b/meta_agents/search_v2/outputs/Manuscript_Full.docx
@@ -437,7 +437,7 @@
           <w:sz w:val="24"/>
           <w:szCs w:val="24"/>
         </w:rPr>
-        <w:t xml:space="preserve"> and was registered in PROSPERO (CRD42023437049). The registered protocol pre-specified the research question, the databases and search strategy, the eligibility criteria, the plan to handle overlapping registry data, and the split of eligible studies into a quantitative and a narrative synthesis. Several elements were developed or refined after registration and are reported here as deviations from the protocol: the analytic-cell framework with one representative population-based estimate per cell (in place of statistical pooling of non-independent registry estimates); the provenance tiering and the coverage-based rule for choosing a representative, including the preference for Indian Health Service (IHS)–linked sources for AI/AN populations; the receptor-defined subtype and age-band cells; the three restriction-based sensitivity analyses; and the reclassification of four reports from the narrative to the quantitative synthesis after their source tables were re-verified as page images.</w:t>
+        <w:t xml:space="preserve"> and was registered in PROSPERO (CRD42023437049). The registered protocol pre-specified the research question, the databases and search strategy, the eligibility criteria, the plan to handle overlapping registry data, and the split of eligible studies into a quantitative and a narrative synthesis. Several elements were developed or refined after registration and are reported here as deviations from the protocol: the analytic-cell framework with one representative population-based estimate per cell (in place of statistical pooling of non-independent registry estimates); the provenance tiering and the coverage-based rule for choosing a representative, including the preference for Indian Health Service (IHS)–linked sources for AI/AN populations; the receptor-defined subtype and age-band cells; the four restriction-based sensitivity analyses; and the reclassification of four reports from the narrative to the quantitative synthesis after their source tables were re-verified as page images.</w:t>
       </w:r>
     </w:p>
     <w:p>
@@ -655,7 +655,7 @@
           <w:sz w:val="24"/>
           <w:szCs w:val="24"/>
         </w:rPr>
-        <w:t xml:space="preserve"> was selected for each cell. Each estimate was assigned to a registry "family," and the registry, region, diagnosis period, age range, group, and outcome of each study were tabulated so that overlaps within a cell could be seen (Supplementary Table 4). Within a cell, the representative was chosen by applying, in order: the broadest population coverage (USCS &gt; NAACCR &gt; SEER-national &gt; state or regional), then a NHW (rather than an unstratified White) comparator, then the most recent and longest diagnosis period, a clearly documented age-standardization, and a directly reported confidence interval where available. Where a cell had no NHW-comparator source—the receptor-defined subtype cells and two age-specific Black cells—the estimate using an unstratified White comparator was kept as the representative and marked †. For AI/AN populations this order was overridden in favour of ascertainment validity: because unlinked registries misclassify race and undercount this population, an estimate with Indian Health Service–based ascertainment—the IHS-PRCDA linkage, or a dedicated registry such as the Alaska Native Tumor Registry—was preferred over an unlinked-registry estimate for the same cell, ahead of both the coverage and the comparator-type preferences. For Alaska Native women, for example, this ascertainment-preferred source—the IHS-eligibility-based Alaska Native Tumor Registry—reports against an unstratified White reference rather than NHW; it was kept as the representative because completeness of ascertainment took priority over comparator type, and its NHW-comparator alternative was carried in the sensitivity analysis. Overall, disaggregated-subgroup, subtype, and age-specific results could draw on different studies, but the same registry data were not entered twice for the same question. The stability of the selection was checked in three ways: restricting to studies at low risk of bias, to directly reported (rather than computed) estimates, and to estimates with an NHW (rather than unstratified White) comparator (Supplementary Table 6).</w:t>
+        <w:t xml:space="preserve"> was selected for each cell. Each estimate was assigned to a registry "family," and the registry, region, diagnosis period, age range, group, and outcome of each study were tabulated so that overlaps within a cell could be seen (Supplementary Table 4). Within a cell, the representative was chosen by applying, in order: the broadest population coverage (USCS &gt; NAACCR &gt; SEER-national &gt; state or regional), then a NHW (rather than an unstratified White) comparator, then the most recent and longest diagnosis period, a clearly documented age-standardization, and a directly reported confidence interval where available. Where a cell had no NHW-comparator source—the receptor-defined subtype cells and two age-specific Black cells—the estimate using an unstratified White comparator was kept as the representative and marked †. For AI/AN populations this order was overridden in favour of ascertainment validity: because unlinked registries misclassify race and undercount this population, an estimate with Indian Health Service–based ascertainment—the IHS-PRCDA linkage, or a dedicated registry such as the Alaska Native Tumor Registry—was preferred over an unlinked-registry estimate for the same cell, ahead of both the coverage and the comparator-type preferences. For Alaska Native women, for example, this ascertainment-preferred source—the IHS-eligibility-based Alaska Native Tumor Registry—reports against an unstratified White reference rather than NHW; it was kept as the representative because completeness of ascertainment took priority over comparator type, and its NHW-comparator alternative was carried in the sensitivity analysis. Overall, disaggregated-subgroup, subtype, and age-specific results could draw on different studies, but the same registry data were not entered twice for the same question. The stability of the selection was checked in four ways: restricting to studies at low risk of bias, to directly reported (rather than computed) estimates, to estimates with an NHW (rather than unstratified White) comparator, and to estimates standardized to the 2000 U.S. standard population (Supplementary Table 6).</w:t>
       </w:r>
     </w:p>
     <w:p>
@@ -1075,7 +1075,7 @@
           <w:sz w:val="24"/>
           <w:szCs w:val="24"/>
         </w:rPr>
-        <w:t xml:space="preserve">On the JBI checklist, 44 of the 55 studies were at low risk of bias and 11 at moderate risk, with none at high risk (Supplementary Table 5); the moderate ratings arose mainly where an estimate was reported without a variance, the standard population was not clearly specified, or race and ethnicity ascertainment was limited. The representative selection was examined in three ways (Supplementary Table 6). Restricting to low-risk-of-bias studies left 62 of 83 cell representatives unchanged, with the 11 changed and 10 dropped cells falling mainly among the disaggregated AANHPI subgroups and, in smaller numbers, the receptor-subtype, age-specific, and Middle Eastern cells; restricting to directly reported estimates left 31 unchanged (5 changed, 47 dropped); and restricting to NHW-comparator estimates left 64 unchanged (1 changed, 18 dropped), the dropped cells being those whose only representative used an unstratified White comparator — the receptor-defined subtypes and two age-specific Black cells — and the one changed cell being Alaska Native, whose unstratified-White representative (1.09) gave way to an Indian Health Service–linked estimate reported against an NHW reference (1.25).</w:t>
+        <w:t xml:space="preserve">On the JBI checklist, 44 of the 55 studies were at low risk of bias and 11 at moderate risk, with none at high risk (Supplementary Table 5); the moderate ratings arose mainly where an estimate was reported without a variance, the standard population was not clearly specified, or race and ethnicity ascertainment was limited. The representative selection was examined in four ways (Supplementary Table 6). Restricting to low-risk-of-bias studies left 62 of 83 cell representatives unchanged, with the 11 changed and 10 dropped cells falling mainly among the disaggregated AANHPI subgroups and, in smaller numbers, the receptor-subtype, age-specific, and Middle Eastern cells; restricting to directly reported estimates left 31 unchanged (5 changed, 47 dropped); restricting to NHW-comparator estimates left 64 unchanged (1 changed, 18 dropped), the dropped cells being those whose only representative used an unstratified White comparator — the receptor-defined subtypes and two age-specific Black cells — and the one changed cell being Alaska Native, whose unstratified-White representative (1.09) gave way to an Indian Health Service–linked estimate reported against an NHW reference (1.25); and restricting to estimates standardized to the 2000 U.S. standard population left 81 of 83 unchanged and dropped none, with only two Black receptor-subtype cells changing—each from a representative standardized to the 1960 Segi world standard to a 2000 U.S.–standardized estimate in the same direction (hormone-receptor-negative 1.80 to 1.60, hormone-receptor-positive 0.82 to 0.70).</w:t>
       </w:r>
     </w:p>
     <w:p>
@@ -1327,7 +1327,7 @@
           <w:sz w:val="24"/>
           <w:szCs w:val="24"/>
         </w:rPr>
-        <w:t xml:space="preserve">Bringing these disaggregated estimates onto a common NHW scale, with overlapping estimates collapsed and each source appraised, arranges aggregate and subgroup results on one axis for comparison—though the estimates are not fully commensurable, for the reasons set out under the limitations below, and the arrangement shows the span of published figures rather than a set of mutually calibrated rates. Across the three sensitivity analyses the main pattern held: few cells changed representative on restriction (11 under the low-risk-of-bias restriction, 5 under the directly-reported restriction, and 1 under the NHW-comparator restriction), and most of the differences were cells dropped for lack of a qualifying estimate rather than cells that disagreed. The changes that did occur clustered in the disaggregated AANHPI subgroups and the age-specific cells whose estimates sit near the NHW rate—Japanese women above being the clearest case—so the aggregate ordering is robust while a few near-null subgroup signs are not. The review is descriptive and does not identify causes. Several explanations proposed in the included studies are best treated as possible contributors rather than established causes: nativity and generational status are the most consistently reported, with lower incidence in some Asian and Hispanic subgroups linked to a larger foreign-born proportion and residence in ethnic enclaves and to rates that rise with longer U.S. residence,</w:t>
+        <w:t xml:space="preserve">Bringing these disaggregated estimates onto a common NHW scale, with overlapping estimates collapsed and each source appraised, arranges aggregate and subgroup results on one axis for comparison—though the estimates are not fully commensurable, for the reasons set out under the limitations below, and the arrangement shows the span of published figures rather than a set of mutually calibrated rates. Across the four sensitivity analyses the main pattern held: few cells changed representative on restriction (11 under the low-risk-of-bias restriction, 5 under the directly-reported restriction, 1 under the NHW-comparator restriction, and 2 under the 2000 U.S. standard-population restriction), and most of the differences were cells dropped for lack of a qualifying estimate rather than cells that disagreed. Standard-population heterogeneity in particular proved minor: 81 of 83 representatives were already on the 2000 U.S. standard, and restricting to it dropped no cell and changed only two Black receptor-subtype cells, in the same direction. The changes that did occur clustered in the disaggregated AANHPI subgroups and the age-specific cells whose estimates sit near the NHW rate—Japanese women above being the clearest case—so the aggregate ordering is robust while a few near-null subgroup signs are not. The review is descriptive and does not identify causes. Several explanations proposed in the included studies are best treated as possible contributors rather than established causes: nativity and generational status are the most consistently reported, with lower incidence in some Asian and Hispanic subgroups linked to a larger foreign-born proportion and residence in ethnic enclaves and to rates that rise with longer U.S. residence,</w:t>
       </w:r>
       <w:r>
         <w:rPr>

--- a/meta_agents/search_v2/outputs/Manuscript_Full.docx
+++ b/meta_agents/search_v2/outputs/Manuscript_Full.docx
@@ -1075,7 +1075,7 @@
           <w:sz w:val="24"/>
           <w:szCs w:val="24"/>
         </w:rPr>
-        <w:t xml:space="preserve">On the JBI checklist, 44 of the 55 studies were at low risk of bias and 11 at moderate risk, with none at high risk (Supplementary Table 5); the moderate ratings arose mainly where an estimate was reported without a variance, the standard population was not clearly specified, or race and ethnicity ascertainment was limited. The representative selection was examined in four ways (Supplementary Table 6). Restricting to low-risk-of-bias studies left 62 of 83 cell representatives unchanged, with the 11 changed and 10 dropped cells falling mainly among the disaggregated AANHPI subgroups and, in smaller numbers, the receptor-subtype, age-specific, and Middle Eastern cells; restricting to directly reported estimates left 31 unchanged (5 changed, 47 dropped); restricting to NHW-comparator estimates left 64 unchanged (1 changed, 18 dropped), the dropped cells being those whose only representative used an unstratified White comparator — the receptor-defined subtypes and two age-specific Black cells — and the one changed cell being Alaska Native, whose unstratified-White representative (1.09) gave way to an Indian Health Service–linked estimate reported against an NHW reference (1.25); and restricting to estimates standardized to the 2000 U.S. standard population left 81 of 83 unchanged and dropped none, with only two Black receptor-subtype cells changing—each from a representative standardized to the 1960 Segi world standard to a 2000 U.S.–standardized estimate in the same direction (hormone-receptor-negative 1.80 to 1.60, hormone-receptor-positive 0.82 to 0.70).</w:t>
+        <w:t xml:space="preserve">On the JBI checklist, 44 of the 55 studies were at low risk of bias and 11 at moderate risk, with none at high risk (Supplementary Table 5); the moderate ratings arose mainly where an estimate was reported without a variance, the standard population was not clearly specified, or race and ethnicity ascertainment was limited. The representative selection was examined in four ways (Supplementary Table 6), and the pattern held throughout. Standard population—the axis of most concern for cross-study comparability—mattered least: 81 of the 83 representatives were already standardized to the 2000 U.S. standard, so restricting to it dropped no cell and changed only two Black receptor-subtype cells, each from a 1960 Segi-world-standardized representative to a 2000 U.S.–standardized estimate in the same direction (hormone-receptor-negative 1.80 to 1.60, hormone-receptor-positive 0.82 to 0.70; Supplementary Table 6d). Restricting to low-risk-of-bias studies left 62 of 83 cell representatives unchanged, with the 11 changed and 10 dropped cells falling mainly among the disaggregated AANHPI subgroups and, in smaller numbers, the receptor-subtype, age-specific, and Middle Eastern cells; restricting to directly reported estimates left 31 unchanged (5 changed, 47 dropped); restricting to NHW-comparator estimates left 64 unchanged (1 changed, 18 dropped), the dropped cells being those whose only representative used an unstratified White comparator — the receptor-defined subtypes and two age-specific Black cells — and the one changed cell being Alaska Native, whose unstratified-White representative (1.09) gave way to an Indian Health Service–linked estimate reported against an NHW reference (1.25); and restricting to estimates standardized to the 2000 U.S. standard population left 81 of 83 unchanged and dropped none, with only two Black receptor-subtype cells changing—each from a representative standardized to the 1960 Segi world standard to a 2000 U.S.–standardized estimate in the same direction (hormone-receptor-negative 1.80 to 1.60, hormone-receptor-positive 0.82 to 0.70).</w:t>
       </w:r>
     </w:p>
     <w:p>

--- a/meta_agents/search_v2/outputs/Manuscript_Full.docx
+++ b/meta_agents/search_v2/outputs/Manuscript_Full.docx
@@ -1075,7 +1075,7 @@
           <w:sz w:val="24"/>
           <w:szCs w:val="24"/>
         </w:rPr>
-        <w:t xml:space="preserve">On the JBI checklist, 44 of the 55 studies were at low risk of bias and 11 at moderate risk, with none at high risk (Supplementary Table 5); the moderate ratings arose mainly where an estimate was reported without a variance, the standard population was not clearly specified, or race and ethnicity ascertainment was limited. The representative selection was examined in four ways (Supplementary Table 6), and the pattern held throughout. Standard population—the axis of most concern for cross-study comparability—mattered least: 81 of the 83 representatives were already standardized to the 2000 U.S. standard, so restricting to it dropped no cell and changed only two Black receptor-subtype cells, each from a 1960 Segi-world-standardized representative to a 2000 U.S.–standardized estimate in the same direction (hormone-receptor-negative 1.80 to 1.60, hormone-receptor-positive 0.82 to 0.70; Supplementary Table 6d). Restricting to low-risk-of-bias studies left 62 of 83 cell representatives unchanged, with the 11 changed and 10 dropped cells falling mainly among the disaggregated AANHPI subgroups and, in smaller numbers, the receptor-subtype, age-specific, and Middle Eastern cells; restricting to directly reported estimates left 31 unchanged (5 changed, 47 dropped); restricting to NHW-comparator estimates left 64 unchanged (1 changed, 18 dropped), the dropped cells being those whose only representative used an unstratified White comparator — the receptor-defined subtypes and two age-specific Black cells — and the one changed cell being Alaska Native, whose unstratified-White representative (1.09) gave way to an Indian Health Service–linked estimate reported against an NHW reference (1.25); and restricting to estimates standardized to the 2000 U.S. standard population left 81 of 83 unchanged and dropped none, with only two Black receptor-subtype cells changing—each from a representative standardized to the 1960 Segi world standard to a 2000 U.S.–standardized estimate in the same direction (hormone-receptor-negative 1.80 to 1.60, hormone-receptor-positive 0.82 to 0.70).</w:t>
+        <w:t xml:space="preserve">On the JBI checklist, 44 of the 55 studies were at low risk of bias and 11 at moderate risk, with none at high risk (Supplementary Table 5); the moderate ratings arose mainly where an estimate was reported without a variance, the standard population was not clearly specified, or race and ethnicity ascertainment was limited. The representative selection was examined in four ways (Supplementary Table 6), and the pattern held throughout. Restricting to the 2000 U.S. standard population changed little: 81 of the 83 representatives were already standardized to it, so the restriction dropped no cell and changed only two Black receptor-subtype cells, each from a 1960 Segi-world-standardized representative to a 2000 U.S.–standardized estimate in the same direction (hormone-receptor-negative 1.80 to 1.60, hormone-receptor-positive 0.82 to 0.70; Supplementary Table 6d). Restricting to low-risk-of-bias studies left 62 of 83 cell representatives unchanged, with the 11 changed and 10 dropped cells falling mainly among the disaggregated AANHPI subgroups and, in smaller numbers, the receptor-subtype, age-specific, and Middle Eastern cells; restricting to directly reported estimates left 31 unchanged (5 changed, 47 dropped); restricting to NHW-comparator estimates left 64 unchanged (1 changed, 18 dropped), the dropped cells being those whose only representative used an unstratified White comparator — the receptor-defined subtypes and two age-specific Black cells — and the one changed cell being Alaska Native, whose unstratified-White representative (1.09) gave way to an Indian Health Service–linked estimate reported against an NHW reference (1.25); and restricting to estimates standardized to the 2000 U.S. standard population left 81 of 83 unchanged and dropped none, with only two Black receptor-subtype cells changing—each from a representative standardized to the 1960 Segi world standard to a 2000 U.S.–standardized estimate in the same direction (hormone-receptor-negative 1.80 to 1.60, hormone-receptor-positive 0.82 to 0.70).</w:t>
       </w:r>
     </w:p>
     <w:p>
@@ -1327,7 +1327,7 @@
           <w:sz w:val="24"/>
           <w:szCs w:val="24"/>
         </w:rPr>
-        <w:t xml:space="preserve">Bringing these disaggregated estimates onto a common NHW scale, with overlapping estimates collapsed and each source appraised, arranges aggregate and subgroup results on one axis for comparison—though the estimates are not fully commensurable, for the reasons set out under the limitations below, and the arrangement shows the span of published figures rather than a set of mutually calibrated rates. Across the four sensitivity analyses the main pattern held: few cells changed representative on restriction (11 under the low-risk-of-bias restriction, 5 under the directly-reported restriction, 1 under the NHW-comparator restriction, and 2 under the 2000 U.S. standard-population restriction), and most of the differences were cells dropped for lack of a qualifying estimate rather than cells that disagreed. Standard-population heterogeneity in particular proved minor: 81 of 83 representatives were already on the 2000 U.S. standard, and restricting to it dropped no cell and changed only two Black receptor-subtype cells, in the same direction. The changes that did occur clustered in the disaggregated AANHPI subgroups and the age-specific cells whose estimates sit near the NHW rate—Japanese women above being the clearest case—so the aggregate ordering is robust while a few near-null subgroup signs are not. The review is descriptive and does not identify causes. Several explanations proposed in the included studies are best treated as possible contributors rather than established causes: nativity and generational status are the most consistently reported, with lower incidence in some Asian and Hispanic subgroups linked to a larger foreign-born proportion and residence in ethnic enclaves and to rates that rise with longer U.S. residence,</w:t>
+        <w:t xml:space="preserve">Bringing these disaggregated estimates onto a common NHW scale, with overlapping estimates collapsed and each source appraised, arranges aggregate and subgroup results on one axis for comparison—though the estimates are not fully commensurable, for the reasons set out under the limitations below, and the arrangement shows the span of published figures rather than a set of mutually calibrated rates. Across the four sensitivity analyses the main pattern held: few cells changed representative on restriction (11 under the low-risk-of-bias restriction, 5 under the directly-reported restriction, 1 under the NHW-comparator restriction, and 2 under the 2000 U.S. standard-population restriction), and most of the differences were cells dropped for lack of a qualifying estimate rather than cells that disagreed. Standard-population heterogeneity was minor: 81 of 83 representatives were already on the 2000 U.S. standard, and restricting to it dropped no cell and changed only two Black receptor-subtype cells, in the same direction. The changes that did occur clustered in the disaggregated AANHPI subgroups and the age-specific cells whose estimates sit near the NHW rate—Japanese women above being the clearest case—so the aggregate ordering is robust while a few near-null subgroup signs are not. The review is descriptive and does not identify causes. Several explanations proposed in the included studies are best treated as possible contributors rather than established causes: nativity and generational status are the most consistently reported, with lower incidence in some Asian and Hispanic subgroups linked to a larger foreign-born proportion and residence in ethnic enclaves and to rates that rise with longer U.S. residence,</w:t>
       </w:r>
       <w:r>
         <w:rPr>

--- a/meta_agents/search_v2/outputs/Manuscript_Full.docx
+++ b/meta_agents/search_v2/outputs/Manuscript_Full.docx
@@ -989,7 +989,7 @@
           <w:sz w:val="24"/>
           <w:szCs w:val="24"/>
         </w:rPr>
-        <w:t xml:space="preserve">For TNBC, incidence relative to NHW women was highest in NHB women (1.95, 1.93–1.98). The AANHPI aggregate was 0.70 (0.68–0.72), Hispanic 0.86 (0.84–0.88), and AI/AN 0.86 (0.80–0.93); within AANHPI, TNBC IRRs were lower in Chinese (0.53 †), Filipina (0.84 †), and Native Hawaiian (0.86 †) women (Table 1). Across groups and analytic dimensions the relative ordering shifts with the outcome examined (Figure 3): NHB women, close to the NHW rate for overall incidence (0.93), have the highest triple-negative rate (1.95), while several Asian American subgroups that are below the NHW rate overall remain so across subtypes.</w:t>
+        <w:t xml:space="preserve">For TNBC, incidence relative to NHW women was highest in NHB women (1.95, 1.93–1.98). The AANHPI aggregate was 0.70 (0.68–0.72), Hispanic 0.86 (0.84–0.88), and AI/AN 0.86 (0.80–0.93); within AANHPI, TNBC IRRs were lower in Chinese (0.53 †), Filipina (0.84 †), and Native Hawaiian (0.86 †) women (Table 1). Across groups and analytic dimensions the relative ordering shifts with the outcome examined (Figure 3): NHB women, close to the NHW rate for overall incidence (0.93), have the highest triple-negative rate (1.95), while several Asian American subgroups that are below the NHW rate overall remain so across subtypes. Estimates for the other receptor-defined subtypes (HR+/HER2−, HR+/HER2+, and HR−/HER2+) rest mostly on single unstratified-White sources and are listed in Supplementary Table 4; they are the receptor-subtype cells that the sensitivity analyses show to be least stable.</w:t>
       </w:r>
     </w:p>
     <w:p>

--- a/meta_agents/search_v2/outputs/Manuscript_Full.docx
+++ b/meta_agents/search_v2/outputs/Manuscript_Full.docx
@@ -1075,7 +1075,7 @@
           <w:sz w:val="24"/>
           <w:szCs w:val="24"/>
         </w:rPr>
-        <w:t xml:space="preserve">On the JBI checklist, 44 of the 55 studies were at low risk of bias and 11 at moderate risk, with none at high risk (Supplementary Table 5); the moderate ratings arose mainly where an estimate was reported without a variance, the standard population was not clearly specified, or race and ethnicity ascertainment was limited. The representative selection was examined in four ways (Supplementary Table 6), and the pattern held throughout. Restricting to the 2000 U.S. standard population changed little: 81 of the 83 representatives were already standardized to it, so the restriction dropped no cell and changed only two Black receptor-subtype cells, each from a 1960 Segi-world-standardized representative to a 2000 U.S.–standardized estimate in the same direction (hormone-receptor-negative 1.80 to 1.60, hormone-receptor-positive 0.82 to 0.70; Supplementary Table 6d). Restricting to low-risk-of-bias studies left 62 of 83 cell representatives unchanged, with the 11 changed and 10 dropped cells falling mainly among the disaggregated AANHPI subgroups and, in smaller numbers, the receptor-subtype, age-specific, and Middle Eastern cells; restricting to directly reported estimates left 31 unchanged (5 changed, 47 dropped); restricting to NHW-comparator estimates left 64 unchanged (1 changed, 18 dropped), the dropped cells being those whose only representative used an unstratified White comparator — the receptor-defined subtypes and two age-specific Black cells — and the one changed cell being Alaska Native, whose unstratified-White representative (1.09) gave way to an Indian Health Service–linked estimate reported against an NHW reference (1.25); and restricting to estimates standardized to the 2000 U.S. standard population left 81 of 83 unchanged and dropped none, with only two Black receptor-subtype cells changing—each from a representative standardized to the 1960 Segi world standard to a 2000 U.S.–standardized estimate in the same direction (hormone-receptor-negative 1.80 to 1.60, hormone-receptor-positive 0.82 to 0.70).</w:t>
+        <w:t xml:space="preserve">On the JBI checklist, 44 of the 55 studies were at low risk of bias and 11 at moderate risk, with none at high risk (Supplementary Table 5); the moderate ratings arose mainly where an estimate was reported without a variance, the standard population was not clearly specified, or race and ethnicity ascertainment was limited. The representative selection was examined in four ways (Supplementary Table 6), and the pattern held throughout. Restricting to the 2000 U.S. standard population changed little: 81 of the 83 representatives were already standardized to it, so the restriction dropped no cell and changed only two Black receptor-subtype cells, each from a 1960 Segi-world-standardized representative to a 2000 U.S.–standardized estimate in the same direction (hormone-receptor-negative 1.80 to 1.60, hormone-receptor-positive 0.82 to 0.70; Supplementary Table 6d). Restricting to low-risk-of-bias studies left 62 of 83 cell representatives unchanged, with the 11 changed and 10 dropped cells falling mainly among the disaggregated AANHPI subgroups and, in smaller numbers, the receptor-subtype, age-specific, and Middle Eastern cells; restricting to directly reported estimates left 31 unchanged (5 changed, 47 dropped); restricting to NHW-comparator estimates left 64 unchanged (1 changed, 18 dropped), the dropped cells being those whose only representative used an unstratified White comparator — the receptor-defined subtypes and two age-specific Black cells — and the one changed cell being Alaska Native, whose unstratified-White representative (1.09) gave way to an Indian Health Service–linked estimate reported against an NHW reference (1.25).</w:t>
       </w:r>
     </w:p>
     <w:p>

--- a/meta_agents/search_v2/outputs/Manuscript_Full.docx
+++ b/meta_agents/search_v2/outputs/Manuscript_Full.docx
@@ -1327,7 +1327,7 @@
           <w:sz w:val="24"/>
           <w:szCs w:val="24"/>
         </w:rPr>
-        <w:t xml:space="preserve">Bringing these disaggregated estimates onto a common NHW scale, with overlapping estimates collapsed and each source appraised, arranges aggregate and subgroup results on one axis for comparison—though the estimates are not fully commensurable, for the reasons set out under the limitations below, and the arrangement shows the span of published figures rather than a set of mutually calibrated rates. Across the four sensitivity analyses the main pattern held: few cells changed representative on restriction (11 under the low-risk-of-bias restriction, 5 under the directly-reported restriction, 1 under the NHW-comparator restriction, and 2 under the 2000 U.S. standard-population restriction), and most of the differences were cells dropped for lack of a qualifying estimate rather than cells that disagreed. Standard-population heterogeneity was minor: 81 of 83 representatives were already on the 2000 U.S. standard, and restricting to it dropped no cell and changed only two Black receptor-subtype cells, in the same direction. The changes that did occur clustered in the disaggregated AANHPI subgroups and the age-specific cells whose estimates sit near the NHW rate—Japanese women above being the clearest case—so the aggregate ordering is robust while a few near-null subgroup signs are not. The review is descriptive and does not identify causes. Several explanations proposed in the included studies are best treated as possible contributors rather than established causes: nativity and generational status are the most consistently reported, with lower incidence in some Asian and Hispanic subgroups linked to a larger foreign-born proportion and residence in ethnic enclaves and to rates that rise with longer U.S. residence,</w:t>
+        <w:t xml:space="preserve">Bringing these disaggregated estimates onto a common NHW scale, with overlapping estimates collapsed and each source appraised, arranges aggregate and subgroup results on one axis for comparison—though the estimates are not fully commensurable, for the reasons set out under the limitations below, and the arrangement shows the span of published figures rather than a set of mutually calibrated rates. The main pattern held across the four sensitivity analyses: few cells changed representative on restriction, and most of the differences were cells dropped for lack of a qualifying estimate rather than cells that disagreed. Standard-population differences changed little, and the changes that did occur clustered in the disaggregated AANHPI subgroups and the age-specific cells whose estimates sit near the NHW rate—Japanese women above being the clearest case—so the aggregate ordering is robust while a few near-null subgroup signs are not. The review is descriptive and does not identify causes. Several explanations proposed in the included studies are best treated as possible contributors rather than established causes: nativity and generational status are the most consistently reported, with lower incidence in some Asian and Hispanic subgroups linked to a larger foreign-born proportion and residence in ethnic enclaves and to rates that rise with longer U.S. residence,</w:t>
       </w:r>
       <w:r>
         <w:rPr>

--- a/meta_agents/search_v2/outputs/Manuscript_Full.docx
+++ b/meta_agents/search_v2/outputs/Manuscript_Full.docx
@@ -1387,7 +1387,7 @@
           <w:sz w:val="24"/>
           <w:szCs w:val="24"/>
         </w:rPr>
-        <w:t xml:space="preserve">What this review adds beyond the individual studies is threefold. First, it places estimates that were scattered across separate registry reports—each with its own reference group, standard population, and diagnosis period—onto a single NHW-referenced scale, so the disaggregated subgroups can be read against one another and against their aggregates in one place. Second, by collapsing overlapping registry-family estimates while retaining the overlaps for the sensitivity analysis, it separates cells corroborated by two or more independent sources (36 of the 83 analytic cells) from those resting on a single study (47), and it shows where independent studies agree and where they do not: the aggregate ordering and most subgroup estimates held across the low-risk-of-bias, directly-reported, and NHW-comparator restrictions, while a few near-null differences—chiefly among Asian American subgroups, with Japanese women the clearest case—changed sign with the source, and the AI/AN comparison depended on whether case ascertainment was IHS-linked. Reviewing the studies jointly rather than singly therefore confirmed something no individual report, confined to its own registry and period, could establish: that the wide within-aggregate heterogeneity is reproducible across independent registries and stable under the risk-of-bias, provenance, and comparator restrictions, and is concordant with the earlier single-population studies it draws together—so the pattern reflects real differences rather than the choice of any one data source. Third, it makes the evidence gaps explicit: Middle Eastern women, several Native Hawaiian and Pacific Islander and Hispanic-origin subgroups, and AI/AN incidence by molecular subtype each rest on a single regional or unlinked source, and the AI/AN regional and national aggregate figures are point estimates without a confidence interval—groups for which a dedicated, and for AI/AN an IHS-linked, primary study is still needed. Because studies differed in standard population, period, and region, these estimates are best read as a comparable-scale summary of the available evidence rather than as mutually calibrated rates, with the provenance and comparator of each estimate (computed CI ‡; unstratified White †) marked so readers can weigh them.</w:t>
+        <w:t xml:space="preserve">What this review adds beyond the individual studies is threefold. First, it places estimates that were scattered across separate registry reports—each with its own reference group, standard population, and diagnosis period—onto a single NHW-referenced scale, so the disaggregated subgroups can be read against one another and against their aggregates in one place. Second, by collapsing overlapping registry-family estimates while retaining the overlaps for the sensitivity analysis, it separates cells corroborated by two or more independent sources (36 of the 83 analytic cells) from those resting on a single study (47), and it shows where independent studies agree and where they do not: the aggregate ordering and most subgroup estimates held across the low-risk-of-bias, directly-reported, NHW-comparator, and standard-population restrictions, while a few near-null differences—chiefly among Asian American subgroups, with Japanese women the clearest case—changed sign with the source, and the AI/AN comparison depended on whether case ascertainment was IHS-linked. Reviewing the studies jointly rather than singly therefore confirmed something no individual report, confined to its own registry and period, could establish: that the wide within-aggregate heterogeneity is reproducible across independent registries and stable under the risk-of-bias, provenance, comparator, and standard-population restrictions, and is concordant with the earlier single-population studies it draws together—so the pattern reflects real differences rather than the choice of any one data source. Third, it makes the evidence gaps explicit: Middle Eastern women, several Native Hawaiian and Pacific Islander and Hispanic-origin subgroups, and AI/AN incidence by molecular subtype each rest on a single regional or unlinked source, and the AI/AN regional and national aggregate figures are point estimates without a confidence interval—groups for which a dedicated, and for AI/AN an IHS-linked, primary study is still needed. Because studies differed in standard population, period, and region, these estimates are best read as a comparable-scale summary of the available evidence rather than as mutually calibrated rates, with the provenance and comparator of each estimate (computed CI ‡; unstratified White †) marked so readers can weigh them.</w:t>
       </w:r>
     </w:p>
     <w:p>

--- a/meta_agents/search_v2/outputs/Manuscript_Full.docx
+++ b/meta_agents/search_v2/outputs/Manuscript_Full.docx
@@ -1327,7 +1327,7 @@
           <w:sz w:val="24"/>
           <w:szCs w:val="24"/>
         </w:rPr>
-        <w:t xml:space="preserve">Bringing these disaggregated estimates onto a common NHW scale, with overlapping estimates collapsed and each source appraised, arranges aggregate and subgroup results on one axis for comparison—though the estimates are not fully commensurable, for the reasons set out under the limitations below, and the arrangement shows the span of published figures rather than a set of mutually calibrated rates. The main pattern held across the four sensitivity analyses: few cells changed representative on restriction, and most of the differences were cells dropped for lack of a qualifying estimate rather than cells that disagreed. Standard-population differences changed little, and the changes that did occur clustered in the disaggregated AANHPI subgroups and the age-specific cells whose estimates sit near the NHW rate—Japanese women above being the clearest case—so the aggregate ordering is robust while a few near-null subgroup signs are not. The review is descriptive and does not identify causes. Several explanations proposed in the included studies are best treated as possible contributors rather than established causes: nativity and generational status are the most consistently reported, with lower incidence in some Asian and Hispanic subgroups linked to a larger foreign-born proportion and residence in ethnic enclaves and to rates that rise with longer U.S. residence,</w:t>
+        <w:t xml:space="preserve">Bringing these disaggregated estimates onto a common NHW scale, with overlapping estimates collapsed and each source appraised, arranges aggregate and subgroup results on one axis for comparison—though the estimates are not fully commensurable, for the reasons set out under the limitations below, and the arrangement shows the span of published figures rather than a set of mutually calibrated rates. The main pattern held across the four sensitivity analyses: few cells changed representative on restriction, and most of the differences were cells dropped for lack of a qualifying estimate rather than cells that disagreed. Standard-population differences changed little, and the changes that did occur clustered in the disaggregated AANHPI subgroups and the age-specific cells whose estimates sit near the NHW rate, as with the Japanese cell above, so the aggregate ordering is robust while a few near-null subgroup signs are not. The review is descriptive and does not identify causes. Several explanations proposed in the included studies are best treated as possible contributors rather than established causes: nativity and generational status are the most consistently reported, with lower incidence in some Asian and Hispanic subgroups linked to a larger foreign-born proportion and residence in ethnic enclaves and to rates that rise with longer U.S. residence,</w:t>
       </w:r>
       <w:r>
         <w:rPr>
@@ -1374,7 +1374,7 @@
           <w:sz w:val="24"/>
           <w:szCs w:val="24"/>
         </w:rPr>
-        <w:t xml:space="preserve">The review has limitations. Some rate ratios were computed from published age-standardized rates rather than reported directly, which can move a ratio slightly. Expressing each group's incidence as a ratio to the NHW rate does not by itself make the estimates commensurable: because the cells are drawn from different studies, differences in standard population, underlying age structure, registry region, and diagnosis period remain embedded in the ratios and are not cancelled by the common comparator. A ratio removes the shared standard-population scaling only when its numerator and denominator come from the same source and standardization—which holds within each cell but not across cells. Included studies differed in standard population and diagnosis period, limiting cross-cell comparability, and a few older studies used a 1970 standard population (world or US) and one the 1960 Segi world standard. The review was restricted to U.S.-resident populations, so the estimates are not generalizable to countries that use a different White reference, different racial and ethnic categories, and different standard populations. Finally, estimates for the smallest subgroups rested on limited numbers, studies contributing only to the narrative synthesis were not quantified, and grey literature was not searched. Screening, full-text selection, and extraction were carried out by a single reviewer with large-language-model assistance rather than by two independent reviewers; to limit selection and extraction error, the full text of all but one included study was read for the inclusion decision and every extracted estimate was checked against its source table, figure, or text.</w:t>
+        <w:t xml:space="preserve">The review has limitations. Some rate ratios were computed from published age-standardized rates rather than reported directly, which can move a ratio slightly. Expressing each group's incidence as a ratio to the NHW rate does not by itself make the estimates commensurable: because the cells are drawn from different studies, differences in standard population, underlying age structure, registry region, and diagnosis period remain embedded in the ratios and are not cancelled by the common comparator. A ratio removes the shared standard-population scaling only when its numerator and denominator come from the same source and standardization—which holds within each cell but not across cells. Diagnosis period and registry region differed across cells and are the main limits on cross-cell comparability; standard population differed less—most estimates used the 2000 US standard, with a 1970 (world or US) or the 1960 Segi world standard in a few older studies, and restricting to the 2000 US standard left the pattern essentially unchanged. The review was restricted to U.S.-resident populations, so the estimates are not generalizable to countries that use a different White reference, different racial and ethnic categories, and different standard populations. Finally, estimates for the smallest subgroups rested on limited numbers, studies contributing only to the narrative synthesis were not quantified, and grey literature was not searched. Screening, full-text selection, and extraction were carried out by a single reviewer with large-language-model assistance rather than by two independent reviewers; to limit selection and extraction error, the full text of all but one included study was read for the inclusion decision and every extracted estimate was checked against its source table, figure, or text.</w:t>
       </w:r>
     </w:p>
     <w:p>
@@ -1387,7 +1387,7 @@
           <w:sz w:val="24"/>
           <w:szCs w:val="24"/>
         </w:rPr>
-        <w:t xml:space="preserve">What this review adds beyond the individual studies is threefold. First, it places estimates that were scattered across separate registry reports—each with its own reference group, standard population, and diagnosis period—onto a single NHW-referenced scale, so the disaggregated subgroups can be read against one another and against their aggregates in one place. Second, by collapsing overlapping registry-family estimates while retaining the overlaps for the sensitivity analysis, it separates cells corroborated by two or more independent sources (36 of the 83 analytic cells) from those resting on a single study (47), and it shows where independent studies agree and where they do not: the aggregate ordering and most subgroup estimates held across the low-risk-of-bias, directly-reported, NHW-comparator, and standard-population restrictions, while a few near-null differences—chiefly among Asian American subgroups, with Japanese women the clearest case—changed sign with the source, and the AI/AN comparison depended on whether case ascertainment was IHS-linked. Reviewing the studies jointly rather than singly therefore confirmed something no individual report, confined to its own registry and period, could establish: that the wide within-aggregate heterogeneity is reproducible across independent registries and stable under the risk-of-bias, provenance, comparator, and standard-population restrictions, and is concordant with the earlier single-population studies it draws together—so the pattern reflects real differences rather than the choice of any one data source. Third, it makes the evidence gaps explicit: Middle Eastern women, several Native Hawaiian and Pacific Islander and Hispanic-origin subgroups, and AI/AN incidence by molecular subtype each rest on a single regional or unlinked source, and the AI/AN regional and national aggregate figures are point estimates without a confidence interval—groups for which a dedicated, and for AI/AN an IHS-linked, primary study is still needed. Because studies differed in standard population, period, and region, these estimates are best read as a comparable-scale summary of the available evidence rather than as mutually calibrated rates, with the provenance and comparator of each estimate (computed CI ‡; unstratified White †) marked so readers can weigh them.</w:t>
+        <w:t xml:space="preserve">What this review adds beyond the individual studies is threefold. First, it places estimates that were scattered across separate registry reports—each with its own reference group, standard population, and diagnosis period—onto a single NHW-referenced scale, so the disaggregated subgroups can be read against one another and against their aggregates in one place. Second, by collapsing overlapping registry-family estimates while retaining the overlaps for the sensitivity analysis, it separates cells corroborated by two or more independent sources (36 of the 83 analytic cells) from those resting on a single study (47), and it shows where independent studies agree and where they do not: the aggregate ordering and most subgroup estimates held across the low-risk-of-bias, directly-reported, NHW-comparator, and standard-population restrictions, while a few near-null differences—chiefly among Asian American subgroups, notably Japanese women—changed sign with the source, and the AI/AN comparison depended on whether case ascertainment was IHS-linked. Reviewing the studies jointly rather than singly therefore confirmed something no individual report, confined to its own registry and period, could establish: that the wide within-aggregate heterogeneity is reproducible across independent registries and stable under the risk-of-bias, provenance, comparator, and standard-population restrictions, and is concordant with the earlier single-population studies it draws together—so the pattern reflects real differences rather than the choice of any one data source. Third, it makes the evidence gaps explicit: Middle Eastern women, several Native Hawaiian and Pacific Islander and Hispanic-origin subgroups, and AI/AN incidence by molecular subtype each rest on a single regional or unlinked source, and the AI/AN regional and national aggregate figures are point estimates without a confidence interval—groups for which a dedicated, and for AI/AN an IHS-linked, primary study is still needed. Because studies differed in standard population, period, and region, these estimates are best read as a comparable-scale summary of the available evidence rather than as mutually calibrated rates, with the provenance and comparator of each estimate (computed CI ‡; unstratified White †) marked so readers can weigh them.</w:t>
       </w:r>
     </w:p>
     <w:p>

--- a/meta_agents/search_v2/outputs/Manuscript_Full.docx
+++ b/meta_agents/search_v2/outputs/Manuscript_Full.docx
@@ -1118,7 +1118,7 @@
           <w:sz w:val="24"/>
           <w:szCs w:val="24"/>
         </w:rPr>
-        <w:t xml:space="preserve">The central observation is that these aggregate figures average over the wide variation among the subgroups they contain. Among Asian American subgroups the IRR ranged from 0.16 in Hmong women to 1.05 in Japanese women; Native Hawaiian women (1.21) and the NHPI aggregate (1.21) exceeded the NHW rate; Hispanic incidence rose from 0.51 in Mexican women to 0.83 in Puerto Rican women; and AI/AN incidence ranged from 0.49 in the Navajo area to 1.33 in the Southern Plains, against a national AI/AN aggregate of 0.87 (Figure 2). In Figure 2 each aggregate and each subgroup is the representative estimate from a separate study, placed on the common NHW scale for comparison; the points are not drawn from one source and differ in registry, region, and diagnosis period, so the figure shows the range of published estimates rather than a within-study decomposition. This pattern is consistent with earlier disaggregated work and extends it: Gomez and colleagues first documented the variation among Asian American subgroups,</w:t>
+        <w:t xml:space="preserve">The central observation is that these aggregate figures average over the wide variation among the subgroups they contain. Among Asian American subgroups the IRR ranged from 0.16 in Hmong women to 1.05 in Japanese women; Native Hawaiian women (1.21) and the NHPI aggregate (1.21) exceeded the NHW rate; Hispanic incidence rose from 0.51 in Mexican women to 0.83 in Puerto Rican women; and AI/AN incidence ranged from 0.49 in the Navajo area to 1.33 in the Southern Plains, against a national AI/AN aggregate of 0.87 (Figure 2; each aggregate and subgroup is the representative estimate from a separate study placed on the common NHW scale, so the figure shows the range of published estimates—differing in registry, region, and diagnosis period—rather than a within-study decomposition). This pattern is consistent with earlier disaggregated work and extends it: Gomez and colleagues first documented the variation among Asian American subgroups,</w:t>
       </w:r>
       <w:r>
         <w:rPr>

--- a/meta_agents/search_v2/outputs/Manuscript_Full.docx
+++ b/meta_agents/search_v2/outputs/Manuscript_Full.docx
@@ -1267,7 +1267,7 @@
           <w:sz w:val="24"/>
           <w:szCs w:val="24"/>
         </w:rPr>
-        <w:t xml:space="preserve"> that places it just below (0.95). The flip does not overturn the finding that Japanese incidence is near the NHW level, but it shows that the sign of a near-null difference is not robust for this subgroup. Such a change on restriction reflects more than risk of bias: the substituted studies also differ in diagnosis period, registry region, and comparator, and any of these can move a borderline estimate across 1.0.</w:t>
+        <w:t xml:space="preserve"> that places it just below (0.95). The flip does not overturn the finding that Japanese incidence is near the NHW level, but it shows that the sign of a near-null difference is not robust for this subgroup. Such a change on restriction reflects more than risk of bias: the substituted study also differs in diagnosis period (2009–2011 versus 2018–2022) and in the registries it draws on, either of which can move a borderline estimate across 1.0.</w:t>
       </w:r>
     </w:p>
     <w:p>

--- a/meta_agents/search_v2/outputs/Manuscript_Full.docx
+++ b/meta_agents/search_v2/outputs/Manuscript_Full.docx
@@ -1297,7 +1297,7 @@
           <w:sz w:val="24"/>
           <w:szCs w:val="24"/>
         </w:rPr>
-        <w:t xml:space="preserve"> The correction is substantial: the national aggregate from an unlinked source (0.56) rises to 0.87 once IHS-linked ascertainment is used. Among IHS-linked national estimates the ratio also rose over time, from 0.63 in 1999–2004 to 0.87 in 2010–2015, so the most recent IHS-linked estimate was taken as the representative and the earlier one retained for sensitivity. The IHS-linked regional estimates span the six IHS regions from 0.57 (Southwest) to 1.33 (Southern Plains), reaching or exceeding the NHW rate in the Northern Plains (1.05), Alaska Native women (1.09, confidence interval spanning 1.0), and the Southern Plains (1.33). The lower unlinked values are therefore best read as reflecting incomplete case ascertainment rather than lower underlying incidence; the AI/AN–NHW comparison depends on how completely cases are ascertained.</w:t>
+        <w:t xml:space="preserve"> The correction is substantial: the national aggregate from an unlinked source (0.56) rises to 0.87 once IHS-linked ascertainment is used. Among IHS-linked national estimates the ratio also rose over time, from 0.63 in 1999–2004 to 0.87 in 2010–2015, so the most recent IHS-linked estimate was taken as the representative and the earlier one retained for sensitivity. The IHS-linked regional estimates vary widely and reach or exceed the NHW rate in the Northern and Southern Plains—and, against an unstratified White reference, among Alaska Native women (regional values in Table 1). The lower unlinked values are therefore best read as reflecting incomplete case ascertainment rather than lower underlying incidence; the AI/AN–NHW comparison depends on how completely cases are ascertained.</w:t>
       </w:r>
       <w:r>
         <w:rPr>
@@ -1314,7 +1314,7 @@
           <w:sz w:val="24"/>
           <w:szCs w:val="24"/>
         </w:rPr>
-        <w:t xml:space="preserve"> The IHS-linked correction, however, was available only for the aggregate and regional estimates: no Indian Health Service–linked source reported AI/AN incidence by molecular subtype, so the AI/AN subtype figures (for example, the HR-positive/HER2-negative and triple-negative cells) rest on unlinked registries and are likely to understate the true rates. Second, reference groups differed across sources—most used an NHW comparator and a minority an unstratified White reference—so each comparator was recorded as its source defined it and a sensitivity analysis was restricted to NHW-comparator estimates; the unstratified-White cells, chiefly the receptor-defined subtypes, can shift a ratio slightly. The provenance of every estimate was recorded, and each rate ratio not reported directly was recomputed and cross-checked against a single master dataset.</w:t>
+        <w:t xml:space="preserve"> The IHS-linked correction, however, was available only for the aggregate and regional estimates: no Indian Health Service–linked source reported AI/AN incidence by molecular subtype, so the AI/AN subtype figures (for example, the HR-positive/HER2-negative and triple-negative cells) rest on unlinked registries and may understate the true rates. Second, reference groups differed across sources—most used an NHW comparator and a minority an unstratified White reference—so each comparator was recorded as its source defined it and a sensitivity analysis was restricted to NHW-comparator estimates; the unstratified-White cells, chiefly the receptor-defined subtypes, can shift a ratio slightly.</w:t>
       </w:r>
     </w:p>
     <w:p>

--- a/meta_agents/search_v2/outputs/Manuscript_Full.docx
+++ b/meta_agents/search_v2/outputs/Manuscript_Full.docx
@@ -1327,7 +1327,20 @@
           <w:sz w:val="24"/>
           <w:szCs w:val="24"/>
         </w:rPr>
-        <w:t xml:space="preserve">Bringing these disaggregated estimates onto a common NHW scale, with overlapping estimates collapsed and each source appraised, arranges aggregate and subgroup results on one axis for comparison—though the estimates are not fully commensurable, for the reasons set out under the limitations below, and the arrangement shows the span of published figures rather than a set of mutually calibrated rates. The main pattern held across the four sensitivity analyses: few cells changed representative on restriction, and most of the differences were cells dropped for lack of a qualifying estimate rather than cells that disagreed. Standard-population differences changed little, and the changes that did occur clustered in the disaggregated AANHPI subgroups and the age-specific cells whose estimates sit near the NHW rate, as with the Japanese cell above, so the aggregate ordering is robust while a few near-null subgroup signs are not. The review is descriptive and does not identify causes. Several explanations proposed in the included studies are best treated as possible contributors rather than established causes: nativity and generational status are the most consistently reported, with lower incidence in some Asian and Hispanic subgroups linked to a larger foreign-born proportion and residence in ethnic enclaves and to rates that rise with longer U.S. residence,</w:t>
+        <w:t xml:space="preserve">Bringing these disaggregated estimates onto a common NHW scale, with overlapping estimates collapsed and each source appraised, arranges aggregate and subgroup results on one axis for comparison—though the estimates are not fully commensurable, for the reasons set out under the limitations below, and the arrangement shows the span of published figures rather than a set of mutually calibrated rates. The main pattern held across the four sensitivity analyses: few cells changed representative on restriction, and most of the differences were cells dropped for lack of a qualifying estimate rather than cells that disagreed. Standard-population differences changed little, and the changes that did occur clustered in the disaggregated AANHPI subgroups and the age-specific cells whose estimates sit near the NHW rate, as with the Japanese cell above, so the aggregate ordering is robust while a few near-null subgroup signs are not.</w:t>
+      </w:r>
+    </w:p>
+    <w:p>
+      <w:pPr>
+        <w:spacing w:after="160" w:line="360"/>
+      </w:pPr>
+      <w:r>
+        <w:rPr>
+          <w:rFonts w:ascii="Times New Roman" w:cs="Times New Roman" w:eastAsia="Times New Roman" w:hAnsi="Times New Roman"/>
+          <w:sz w:val="24"/>
+          <w:szCs w:val="24"/>
+        </w:rPr>
+        <w:t xml:space="preserve">The review is descriptive and does not identify causes. Several explanations proposed in the included studies are best treated as possible contributors rather than established causes: nativity and generational status are the most consistently reported, with lower incidence in some Asian and Hispanic subgroups linked to a larger foreign-born proportion and residence in ethnic enclaves and to rates that rise with longer U.S. residence,</w:t>
       </w:r>
       <w:r>
         <w:rPr>
@@ -1344,7 +1357,7 @@
           <w:sz w:val="24"/>
           <w:szCs w:val="24"/>
         </w:rPr>
-        <w:t xml:space="preserve"> and differences in molecular-subtype distribution and in stage at diagnosis, screening, and access to care have also been described.</w:t>
+        <w:t xml:space="preserve"> and differences in molecular-subtype distribution and in screening and access to care have also been described.</w:t>
       </w:r>
       <w:r>
         <w:rPr>

--- a/meta_agents/search_v2/outputs/Manuscript_Full.docx
+++ b/meta_agents/search_v2/outputs/Manuscript_Full.docx
@@ -1400,7 +1400,7 @@
           <w:sz w:val="24"/>
           <w:szCs w:val="24"/>
         </w:rPr>
-        <w:t xml:space="preserve">What this review adds beyond the individual studies is threefold. First, it places estimates that were scattered across separate registry reports—each with its own reference group, standard population, and diagnosis period—onto a single NHW-referenced scale, so the disaggregated subgroups can be read against one another and against their aggregates in one place. Second, by collapsing overlapping registry-family estimates while retaining the overlaps for the sensitivity analysis, it separates cells corroborated by two or more independent sources (36 of the 83 analytic cells) from those resting on a single study (47), and it shows where independent studies agree and where they do not: the aggregate ordering and most subgroup estimates held across the low-risk-of-bias, directly-reported, NHW-comparator, and standard-population restrictions, while a few near-null differences—chiefly among Asian American subgroups, notably Japanese women—changed sign with the source, and the AI/AN comparison depended on whether case ascertainment was IHS-linked. Reviewing the studies jointly rather than singly therefore confirmed something no individual report, confined to its own registry and period, could establish: that the wide within-aggregate heterogeneity is reproducible across independent registries and stable under the risk-of-bias, provenance, comparator, and standard-population restrictions, and is concordant with the earlier single-population studies it draws together—so the pattern reflects real differences rather than the choice of any one data source. Third, it makes the evidence gaps explicit: Middle Eastern women, several Native Hawaiian and Pacific Islander and Hispanic-origin subgroups, and AI/AN incidence by molecular subtype each rest on a single regional or unlinked source, and the AI/AN regional and national aggregate figures are point estimates without a confidence interval—groups for which a dedicated, and for AI/AN an IHS-linked, primary study is still needed. Because studies differed in standard population, period, and region, these estimates are best read as a comparable-scale summary of the available evidence rather than as mutually calibrated rates, with the provenance and comparator of each estimate (computed CI ‡; unstratified White †) marked so readers can weigh them.</w:t>
+        <w:t xml:space="preserve">What this review adds beyond the individual studies is threefold. First, it places estimates that were scattered across separate registry reports—each with its own reference group, standard population, and diagnosis period—onto a single NHW-referenced scale, so the disaggregated subgroups can be read against one another and against their aggregates in one place. Second, by collapsing overlapping registry-family estimates while retaining the overlaps for the sensitivity analysis, it separates cells corroborated by two or more independent sources (36 of the 83 analytic cells) from those resting on a single study (47), and it shows where independent sources agree—most cells—and where they diverge, chiefly the near-null AANHPI subgroups and the ascertainment-dependent AI/AN comparison noted above. Reviewing the studies jointly rather than singly therefore confirmed something no individual report, confined to its own registry and period, could establish: that the wide within-aggregate heterogeneity is reproducible across independent registries, stable under the sensitivity restrictions, and concordant with the earlier single-population studies it draws together—so the pattern reflects real differences rather than the choice of any one data source. Third, it makes the evidence gaps explicit: Middle Eastern women, several Native Hawaiian and Pacific Islander and Hispanic-origin subgroups, and AI/AN incidence by molecular subtype each rest on a single regional or unlinked source, and the AI/AN regional and national aggregate figures are point estimates without a confidence interval—groups for which a dedicated, and for AI/AN an IHS-linked, primary study is still needed. Because studies differed in standard population, period, and region, these estimates are best read as a comparable-scale summary of the available evidence rather than as mutually calibrated rates, with the provenance and comparator of each estimate (computed CI ‡; unstratified White †) marked so readers can weigh them.</w:t>
       </w:r>
     </w:p>
     <w:p>

--- a/meta_agents/search_v2/outputs/Manuscript_Full.docx
+++ b/meta_agents/search_v2/outputs/Manuscript_Full.docx
@@ -1400,7 +1400,7 @@
           <w:sz w:val="24"/>
           <w:szCs w:val="24"/>
         </w:rPr>
-        <w:t xml:space="preserve">What this review adds beyond the individual studies is threefold. First, it places estimates that were scattered across separate registry reports—each with its own reference group, standard population, and diagnosis period—onto a single NHW-referenced scale, so the disaggregated subgroups can be read against one another and against their aggregates in one place. Second, by collapsing overlapping registry-family estimates while retaining the overlaps for the sensitivity analysis, it separates cells corroborated by two or more independent sources (36 of the 83 analytic cells) from those resting on a single study (47), and it shows where independent sources agree—most cells—and where they diverge, chiefly the near-null AANHPI subgroups and the ascertainment-dependent AI/AN comparison noted above. Reviewing the studies jointly rather than singly therefore confirmed something no individual report, confined to its own registry and period, could establish: that the wide within-aggregate heterogeneity is reproducible across independent registries, stable under the sensitivity restrictions, and concordant with the earlier single-population studies it draws together—so the pattern reflects real differences rather than the choice of any one data source. Third, it makes the evidence gaps explicit: Middle Eastern women, several Native Hawaiian and Pacific Islander and Hispanic-origin subgroups, and AI/AN incidence by molecular subtype each rest on a single regional or unlinked source, and the AI/AN regional and national aggregate figures are point estimates without a confidence interval—groups for which a dedicated, and for AI/AN an IHS-linked, primary study is still needed. Because studies differed in standard population, period, and region, these estimates are best read as a comparable-scale summary of the available evidence rather than as mutually calibrated rates, with the provenance and comparator of each estimate (computed CI ‡; unstratified White †) marked so readers can weigh them.</w:t>
+        <w:t xml:space="preserve">What this review adds beyond the individual studies is threefold. First, it places estimates that were scattered across separate registry reports—each with its own reference group, standard population, and diagnosis period—onto a single NHW-referenced scale, so the disaggregated subgroups can be read against one another and against their aggregates in one place. Second, by collapsing overlapping registry-family estimates while retaining the overlaps for the sensitivity analysis, it separates cells corroborated by two or more independent sources (36 of the 83 analytic cells) from those resting on a single study (47), and it shows where independent sources agree—most cells—and where they diverge, chiefly the near-null AANHPI subgroups and the ascertainment-dependent AI/AN comparison noted above. Reviewing the studies jointly rather than singly therefore confirmed something no individual report, confined to its own registry and period, could establish: that the wide within-aggregate heterogeneity is reproducible across independent registries, stable under the sensitivity restrictions, and concordant with the earlier single-population studies it draws together—so the pattern reflects real differences rather than the choice of any one data source. Third, it makes the evidence gaps explicit: Middle Eastern women, several Native Hawaiian and Pacific Islander and Hispanic-origin subgroups, and AI/AN incidence by molecular subtype each rest on a single regional or unlinked source, and the AI/AN regional and national aggregate figures are point estimates without a confidence interval—groups for which a dedicated, and for AI/AN an IHS-linked, primary study is still needed. Because studies differed in diagnosis period and region, these estimates are best read as a comparable-scale summary of the available evidence, with the provenance and comparator of each (computed CI ‡; unstratified White †) marked so readers can weigh them.</w:t>
       </w:r>
     </w:p>
     <w:p>

--- a/meta_agents/search_v2/outputs/Manuscript_Full.docx
+++ b/meta_agents/search_v2/outputs/Manuscript_Full.docx
@@ -1387,7 +1387,7 @@
           <w:sz w:val="24"/>
           <w:szCs w:val="24"/>
         </w:rPr>
-        <w:t xml:space="preserve">The review has limitations. Some rate ratios were computed from published age-standardized rates rather than reported directly, which can move a ratio slightly. Expressing each group's incidence as a ratio to the NHW rate does not by itself make the estimates commensurable: because the cells are drawn from different studies, differences in standard population, underlying age structure, registry region, and diagnosis period remain embedded in the ratios and are not cancelled by the common comparator. A ratio removes the shared standard-population scaling only when its numerator and denominator come from the same source and standardization—which holds within each cell but not across cells. Diagnosis period and registry region differed across cells and are the main limits on cross-cell comparability; standard population differed less—most estimates used the 2000 US standard, with a 1970 (world or US) or the 1960 Segi world standard in a few older studies, and restricting to the 2000 US standard left the pattern essentially unchanged. The review was restricted to U.S.-resident populations, so the estimates are not generalizable to countries that use a different White reference, different racial and ethnic categories, and different standard populations. Finally, estimates for the smallest subgroups rested on limited numbers, studies contributing only to the narrative synthesis were not quantified, and grey literature was not searched. Screening, full-text selection, and extraction were carried out by a single reviewer with large-language-model assistance rather than by two independent reviewers; to limit selection and extraction error, the full text of all but one included study was read for the inclusion decision and every extracted estimate was checked against its source table, figure, or text.</w:t>
+        <w:t xml:space="preserve">The review has limitations. Some rate ratios were computed from published age-standardized rates rather than reported directly, which can move a ratio slightly. Expressing each group's incidence as a ratio to the NHW rate does not by itself make the estimates commensurable: a ratio cancels the shared standardization only when its numerator and denominator come from the same source, which holds within each cell but not across cells, so differences in underlying age structure, registry region, and diagnosis period remain embedded. Diagnosis period and registry region are the main limits on cross-cell comparability; standard population differed less—most estimates used the 2000 US standard, with a 1970 (world or US) or the 1960 Segi world standard in a few older studies, and restricting to the 2000 US standard left the pattern essentially unchanged. The review was restricted to U.S.-resident populations, so the estimates are not generalizable to countries that use a different White reference, different racial and ethnic categories, and different standard populations. Finally, estimates for the smallest subgroups rested on limited numbers, studies contributing only to the narrative synthesis were not quantified, and grey literature was not searched. Screening, full-text selection, and extraction were carried out by a single reviewer with large-language-model assistance rather than by two independent reviewers; to limit selection and extraction error, the full text of all but one included study was read for the inclusion decision and every extracted estimate was checked against its source table, figure, or text.</w:t>
       </w:r>
     </w:p>
     <w:p>

--- a/meta_agents/search_v2/outputs/Manuscript_Full.docx
+++ b/meta_agents/search_v2/outputs/Manuscript_Full.docx
@@ -1327,7 +1327,7 @@
           <w:sz w:val="24"/>
           <w:szCs w:val="24"/>
         </w:rPr>
-        <w:t xml:space="preserve">Bringing these disaggregated estimates onto a common NHW scale, with overlapping estimates collapsed and each source appraised, arranges aggregate and subgroup results on one axis for comparison—though the estimates are not fully commensurable, for the reasons set out under the limitations below, and the arrangement shows the span of published figures rather than a set of mutually calibrated rates. The main pattern held across the four sensitivity analyses: few cells changed representative on restriction, and most of the differences were cells dropped for lack of a qualifying estimate rather than cells that disagreed. Standard-population differences changed little, and the changes that did occur clustered in the disaggregated AANHPI subgroups and the age-specific cells whose estimates sit near the NHW rate, as with the Japanese cell above, so the aggregate ordering is robust while a few near-null subgroup signs are not.</w:t>
+        <w:t xml:space="preserve">These cell estimates are not fully commensurable, for the reasons set out under the limitations below, so their arrangement on the common NHW scale shows the span of published figures rather than a set of mutually calibrated rates. The main pattern held across the four sensitivity analyses: few cells changed representative on restriction, and most of the differences were cells dropped for lack of a qualifying estimate rather than cells that disagreed. Standard-population differences changed little, and the changes that did occur clustered in the disaggregated AANHPI subgroups and the age-specific cells whose estimates sit near the NHW rate, as with the Japanese cell above, so the aggregate ordering is robust while a few near-null subgroup signs are not.</w:t>
       </w:r>
     </w:p>
     <w:p>

--- a/meta_agents/search_v2/outputs/Manuscript_Full.docx
+++ b/meta_agents/search_v2/outputs/Manuscript_Full.docx
@@ -1400,7 +1400,7 @@
           <w:sz w:val="24"/>
           <w:szCs w:val="24"/>
         </w:rPr>
-        <w:t xml:space="preserve">What this review adds beyond the individual studies is threefold. First, it places estimates that were scattered across separate registry reports—each with its own reference group, standard population, and diagnosis period—onto a single NHW-referenced scale, so the disaggregated subgroups can be read against one another and against their aggregates in one place. Second, by collapsing overlapping registry-family estimates while retaining the overlaps for the sensitivity analysis, it separates cells corroborated by two or more independent sources (36 of the 83 analytic cells) from those resting on a single study (47), and it shows where independent sources agree—most cells—and where they diverge, chiefly the near-null AANHPI subgroups and the ascertainment-dependent AI/AN comparison noted above. Reviewing the studies jointly rather than singly therefore confirmed something no individual report, confined to its own registry and period, could establish: that the wide within-aggregate heterogeneity is reproducible across independent registries, stable under the sensitivity restrictions, and concordant with the earlier single-population studies it draws together—so the pattern reflects real differences rather than the choice of any one data source. Third, it makes the evidence gaps explicit: Middle Eastern women, several Native Hawaiian and Pacific Islander and Hispanic-origin subgroups, and AI/AN incidence by molecular subtype each rest on a single regional or unlinked source, and the AI/AN regional and national aggregate figures are point estimates without a confidence interval—groups for which a dedicated, and for AI/AN an IHS-linked, primary study is still needed. Because studies differed in diagnosis period and region, these estimates are best read as a comparable-scale summary of the available evidence, with the provenance and comparator of each (computed CI ‡; unstratified White †) marked so readers can weigh them.</w:t>
+        <w:t xml:space="preserve">What this review adds beyond the individual studies is threefold. First, it places estimates that were scattered across separate registry reports—each with its own reference group, standard population, and diagnosis period—onto a single NHW-referenced scale, so the disaggregated subgroups can be read against one another and against their aggregates in one place. Second, by collapsing overlapping registry-family estimates while retaining the overlaps for the sensitivity analysis, it separates cells corroborated by two or more independent sources (36 of the 83 analytic cells) from those resting on a single study (47), and it shows where independent sources agree—most cells—and where they diverge, chiefly the near-null AANHPI subgroups and the ascertainment-dependent AI/AN comparison noted above. Reviewing the studies jointly rather than singly therefore confirmed something no individual report, confined to its own registry and period, could establish: that the wide within-aggregate heterogeneity is reproducible across independent registries, stable under the sensitivity restrictions, and concordant with the earlier single-population studies it draws together—so the pattern does not depend on the choice of any one data source. Third, it makes the evidence gaps explicit: Middle Eastern women, several Native Hawaiian and Pacific Islander and Hispanic-origin subgroups, and AI/AN incidence by molecular subtype each rest on a single regional or unlinked source, and the AI/AN regional and national aggregate figures are point estimates without a confidence interval—groups for which a dedicated, and for AI/AN an IHS-linked, primary study is still needed. Because studies differed in diagnosis period and region, these estimates are best read as a comparable-scale summary of the available evidence, with the provenance and comparator of each (computed CI ‡; unstratified White †) marked so readers can weigh them.</w:t>
       </w:r>
     </w:p>
     <w:p>
